--- a/ИТ_практикум_6301_1.docx
+++ b/ИТ_практикум_6301_1.docx
@@ -2565,28 +2565,39 @@
         <w:ind w:firstLine="0"/>
         <w:jc w:val="left"/>
         <w:rPr>
+          <w:sz w:val="28"/>
+          <w:szCs w:val="28"/>
+          <w:lang w:eastAsia="ru-RU"/>
+        </w:rPr>
+      </w:pPr>
+      <w:r>
+        <w:rPr>
+          <w:sz w:val="28"/>
+          <w:szCs w:val="28"/>
+          <w:lang w:eastAsia="ru-RU"/>
+        </w:rPr>
+        <w:lastRenderedPageBreak/>
+        <w:br w:type="page"/>
+      </w:r>
+    </w:p>
+    <w:p>
+      <w:pPr>
+        <w:spacing w:after="160" w:line="259" w:lineRule="auto"/>
+        <w:ind w:firstLine="0"/>
+        <w:jc w:val="left"/>
+        <w:rPr>
           <w:rFonts w:eastAsia="Times New Roman" w:cs="Times New Roman"/>
           <w:sz w:val="28"/>
           <w:szCs w:val="28"/>
           <w:lang w:eastAsia="ru-RU"/>
         </w:rPr>
       </w:pPr>
-      <w:r>
-        <w:rPr>
-          <w:sz w:val="28"/>
-          <w:szCs w:val="28"/>
-          <w:lang w:eastAsia="ru-RU"/>
-        </w:rPr>
-        <w:lastRenderedPageBreak/>
-        <w:br w:type="page"/>
-      </w:r>
     </w:p>
     <w:p>
       <w:pPr>
         <w:pStyle w:val="11"/>
       </w:pPr>
       <w:r>
-        <w:lastRenderedPageBreak/>
         <w:t>РЕЗУЛЬТАТЫ И ОГРАНИЧЕНИЯ</w:t>
       </w:r>
     </w:p>
@@ -3803,6 +3814,7 @@
         <w:rPr>
           <w:lang w:eastAsia="ru-RU"/>
         </w:rPr>
+        <w:lastRenderedPageBreak/>
         <w:t>а</w:t>
       </w:r>
       <w:r>
@@ -3828,7 +3840,6 @@
         <w:ind w:firstLine="709"/>
       </w:pPr>
       <w:r>
-        <w:lastRenderedPageBreak/>
         <w:t xml:space="preserve">Система будет разрабатываться с использованием современных веб-технологий (React.js, Node.js, </w:t>
       </w:r>
       <w:proofErr w:type="spellStart"/>
@@ -5664,13 +5675,21 @@
         <w:t>[</w:t>
       </w:r>
       <w:r>
-        <w:t>Электронный ресурс</w:t>
+        <w:t xml:space="preserve">Электронный </w:t>
+      </w:r>
+      <w:proofErr w:type="gramStart"/>
+      <w:r>
+        <w:t>ресурс</w:t>
       </w:r>
       <w:r>
         <w:t>]</w:t>
       </w:r>
       <w:r>
-        <w:t xml:space="preserve">  / </w:t>
+        <w:t xml:space="preserve">  /</w:t>
+      </w:r>
+      <w:proofErr w:type="gramEnd"/>
+      <w:r>
+        <w:t xml:space="preserve"> </w:t>
       </w:r>
       <w:r>
         <w:rPr>
@@ -5710,10 +5729,18 @@
         <w:t>[</w:t>
       </w:r>
       <w:r>
-        <w:t>Электронный ресурс</w:t>
-      </w:r>
-      <w:r>
-        <w:t xml:space="preserve">]  / </w:t>
+        <w:t xml:space="preserve">Электронный </w:t>
+      </w:r>
+      <w:proofErr w:type="gramStart"/>
+      <w:r>
+        <w:t>ресурс</w:t>
+      </w:r>
+      <w:r>
+        <w:t>]  /</w:t>
+      </w:r>
+      <w:proofErr w:type="gramEnd"/>
+      <w:r>
+        <w:t xml:space="preserve"> </w:t>
       </w:r>
       <w:r>
         <w:rPr>
@@ -5756,10 +5783,18 @@
         <w:t>[</w:t>
       </w:r>
       <w:r>
-        <w:t>Электронный ресурс</w:t>
-      </w:r>
-      <w:r>
-        <w:t xml:space="preserve">]  / </w:t>
+        <w:t xml:space="preserve">Электронный </w:t>
+      </w:r>
+      <w:proofErr w:type="gramStart"/>
+      <w:r>
+        <w:t>ресурс</w:t>
+      </w:r>
+      <w:r>
+        <w:t>]  /</w:t>
+      </w:r>
+      <w:proofErr w:type="gramEnd"/>
+      <w:r>
+        <w:t xml:space="preserve"> </w:t>
       </w:r>
       <w:r>
         <w:rPr>
@@ -6636,7 +6671,6 @@
         <w:docPartUnique/>
       </w:docPartObj>
     </w:sdtPr>
-    <w:sdtEndPr/>
     <w:sdtContent>
       <w:p>
         <w:pPr>
@@ -10903,6 +10937,7 @@
   <w:style w:type="character" w:default="1" w:styleId="a2">
     <w:name w:val="Default Paragraph Font"/>
     <w:uiPriority w:val="1"/>
+    <w:semiHidden/>
     <w:unhideWhenUsed/>
   </w:style>
   <w:style w:type="table" w:default="1" w:styleId="a3">

--- a/ИТ_практикум_6301_1.docx
+++ b/ИТ_практикум_6301_1.docx
@@ -2561,10 +2561,295 @@
     <w:bookmarkEnd w:id="0"/>
     <w:p>
       <w:pPr>
+        <w:pStyle w:val="11"/>
+      </w:pPr>
+      <w:r>
+        <w:lastRenderedPageBreak/>
+        <w:t>ИСПОЛЬЗУЕМЫЙ ПОДХОД</w:t>
+      </w:r>
+    </w:p>
+    <w:p>
+      <w:pPr>
+        <w:rPr>
+          <w:rFonts w:eastAsia="Times New Roman" w:cs="Times New Roman"/>
+          <w:sz w:val="28"/>
+          <w:szCs w:val="28"/>
+          <w:lang w:eastAsia="ru-RU"/>
+        </w:rPr>
+      </w:pPr>
+      <w:r>
+        <w:rPr>
+          <w:rFonts w:eastAsia="Times New Roman" w:cs="Times New Roman"/>
+          <w:sz w:val="28"/>
+          <w:szCs w:val="28"/>
+          <w:lang w:eastAsia="ru-RU"/>
+        </w:rPr>
+        <w:t>Проект базируется на комбинации трёх принципов:</w:t>
+      </w:r>
+    </w:p>
+    <w:p>
+      <w:pPr>
+        <w:rPr>
+          <w:rFonts w:eastAsia="Times New Roman" w:cs="Times New Roman"/>
+          <w:sz w:val="28"/>
+          <w:szCs w:val="28"/>
+          <w:lang w:eastAsia="ru-RU"/>
+        </w:rPr>
+      </w:pPr>
+      <w:r>
+        <w:rPr>
+          <w:rFonts w:eastAsia="Times New Roman" w:cs="Times New Roman"/>
+          <w:sz w:val="28"/>
+          <w:szCs w:val="28"/>
+          <w:lang w:eastAsia="ru-RU"/>
+        </w:rPr>
+        <w:t>Метод интервальных повторений — научно обоснованный подход к долговременному запоминанию, адаптированный под расписание пользователя.</w:t>
+      </w:r>
+    </w:p>
+    <w:p>
+      <w:pPr>
+        <w:rPr>
+          <w:rFonts w:eastAsia="Times New Roman" w:cs="Times New Roman"/>
+          <w:sz w:val="28"/>
+          <w:szCs w:val="28"/>
+          <w:lang w:eastAsia="ru-RU"/>
+        </w:rPr>
+      </w:pPr>
+      <w:r>
+        <w:rPr>
+          <w:rFonts w:eastAsia="Times New Roman" w:cs="Times New Roman"/>
+          <w:sz w:val="28"/>
+          <w:szCs w:val="28"/>
+          <w:lang w:eastAsia="ru-RU"/>
+        </w:rPr>
+        <w:t>Автоматическая генерация контента с помощью LLM — вместо ручного создания карточек агент использует языковую модель (</w:t>
+      </w:r>
+      <w:proofErr w:type="spellStart"/>
+      <w:r>
+        <w:rPr>
+          <w:rFonts w:eastAsia="Times New Roman" w:cs="Times New Roman"/>
+          <w:sz w:val="28"/>
+          <w:szCs w:val="28"/>
+          <w:lang w:eastAsia="ru-RU"/>
+        </w:rPr>
+        <w:t>YandexGPT</w:t>
+      </w:r>
+      <w:proofErr w:type="spellEnd"/>
+      <w:r>
+        <w:rPr>
+          <w:rFonts w:eastAsia="Times New Roman" w:cs="Times New Roman"/>
+          <w:sz w:val="28"/>
+          <w:szCs w:val="28"/>
+          <w:lang w:eastAsia="ru-RU"/>
+        </w:rPr>
+        <w:t xml:space="preserve">, </w:t>
+      </w:r>
+      <w:proofErr w:type="spellStart"/>
+      <w:r>
+        <w:rPr>
+          <w:rFonts w:eastAsia="Times New Roman" w:cs="Times New Roman"/>
+          <w:sz w:val="28"/>
+          <w:szCs w:val="28"/>
+          <w:lang w:eastAsia="ru-RU"/>
+        </w:rPr>
+        <w:t>GigaChat</w:t>
+      </w:r>
+      <w:proofErr w:type="spellEnd"/>
+      <w:r>
+        <w:rPr>
+          <w:rFonts w:eastAsia="Times New Roman" w:cs="Times New Roman"/>
+          <w:sz w:val="28"/>
+          <w:szCs w:val="28"/>
+          <w:lang w:eastAsia="ru-RU"/>
+        </w:rPr>
+        <w:t xml:space="preserve"> или Gemini) для генерации ключевых фактов, формул и примеров кода по теме занятия.</w:t>
+      </w:r>
+    </w:p>
+    <w:p>
+      <w:pPr>
+        <w:rPr>
+          <w:rFonts w:eastAsia="Times New Roman" w:cs="Times New Roman"/>
+          <w:sz w:val="28"/>
+          <w:szCs w:val="28"/>
+          <w:lang w:eastAsia="ru-RU"/>
+        </w:rPr>
+      </w:pPr>
+      <w:r>
+        <w:rPr>
+          <w:rFonts w:eastAsia="Times New Roman" w:cs="Times New Roman"/>
+          <w:sz w:val="28"/>
+          <w:szCs w:val="28"/>
+          <w:lang w:eastAsia="ru-RU"/>
+        </w:rPr>
+        <w:t xml:space="preserve">Бесшовная интеграция с существующими инструментами продуктивности — Google </w:t>
+      </w:r>
+      <w:proofErr w:type="spellStart"/>
+      <w:r>
+        <w:rPr>
+          <w:rFonts w:eastAsia="Times New Roman" w:cs="Times New Roman"/>
+          <w:sz w:val="28"/>
+          <w:szCs w:val="28"/>
+          <w:lang w:eastAsia="ru-RU"/>
+        </w:rPr>
+        <w:t>Calendar</w:t>
+      </w:r>
+      <w:proofErr w:type="spellEnd"/>
+      <w:r>
+        <w:rPr>
+          <w:rFonts w:eastAsia="Times New Roman" w:cs="Times New Roman"/>
+          <w:sz w:val="28"/>
+          <w:szCs w:val="28"/>
+          <w:lang w:eastAsia="ru-RU"/>
+        </w:rPr>
+        <w:t xml:space="preserve"> (хранение расписания) и </w:t>
+      </w:r>
+      <w:proofErr w:type="spellStart"/>
+      <w:r>
+        <w:rPr>
+          <w:rFonts w:eastAsia="Times New Roman" w:cs="Times New Roman"/>
+          <w:sz w:val="28"/>
+          <w:szCs w:val="28"/>
+          <w:lang w:eastAsia="ru-RU"/>
+        </w:rPr>
+        <w:t>Obsidian</w:t>
+      </w:r>
+      <w:proofErr w:type="spellEnd"/>
+      <w:r>
+        <w:rPr>
+          <w:rFonts w:eastAsia="Times New Roman" w:cs="Times New Roman"/>
+          <w:sz w:val="28"/>
+          <w:szCs w:val="28"/>
+          <w:lang w:eastAsia="ru-RU"/>
+        </w:rPr>
+        <w:t xml:space="preserve"> (личная база знаний, экспорт карточек в </w:t>
+      </w:r>
+      <w:proofErr w:type="spellStart"/>
+      <w:r>
+        <w:rPr>
+          <w:rFonts w:eastAsia="Times New Roman" w:cs="Times New Roman"/>
+          <w:sz w:val="28"/>
+          <w:szCs w:val="28"/>
+          <w:lang w:eastAsia="ru-RU"/>
+        </w:rPr>
+        <w:t>Markdown</w:t>
+      </w:r>
+      <w:proofErr w:type="spellEnd"/>
+      <w:r>
+        <w:rPr>
+          <w:rFonts w:eastAsia="Times New Roman" w:cs="Times New Roman"/>
+          <w:sz w:val="28"/>
+          <w:szCs w:val="28"/>
+          <w:lang w:eastAsia="ru-RU"/>
+        </w:rPr>
+        <w:t>).</w:t>
+      </w:r>
+    </w:p>
+    <w:p>
+      <w:pPr>
+        <w:rPr>
+          <w:rFonts w:eastAsia="Times New Roman" w:cs="Times New Roman"/>
+          <w:sz w:val="28"/>
+          <w:szCs w:val="28"/>
+          <w:lang w:eastAsia="ru-RU"/>
+        </w:rPr>
+      </w:pPr>
+      <w:r>
+        <w:rPr>
+          <w:rFonts w:eastAsia="Times New Roman" w:cs="Times New Roman"/>
+          <w:sz w:val="28"/>
+          <w:szCs w:val="28"/>
+          <w:lang w:eastAsia="ru-RU"/>
+        </w:rPr>
+        <w:t xml:space="preserve">Агент работает как </w:t>
+      </w:r>
+      <w:proofErr w:type="spellStart"/>
+      <w:r>
+        <w:rPr>
+          <w:rFonts w:eastAsia="Times New Roman" w:cs="Times New Roman"/>
+          <w:sz w:val="28"/>
+          <w:szCs w:val="28"/>
+          <w:lang w:eastAsia="ru-RU"/>
+        </w:rPr>
+        <w:t>cron</w:t>
+      </w:r>
+      <w:proofErr w:type="spellEnd"/>
+      <w:r>
+        <w:rPr>
+          <w:rFonts w:eastAsia="Times New Roman" w:cs="Times New Roman"/>
+          <w:sz w:val="28"/>
+          <w:szCs w:val="28"/>
+          <w:lang w:eastAsia="ru-RU"/>
+        </w:rPr>
+        <w:t xml:space="preserve">-скрипт на Python, который периодически проверяет расписание, формирует напоминания и карточки, а затем отправляет их через </w:t>
+      </w:r>
+      <w:proofErr w:type="spellStart"/>
+      <w:r>
+        <w:rPr>
+          <w:rFonts w:eastAsia="Times New Roman" w:cs="Times New Roman"/>
+          <w:sz w:val="28"/>
+          <w:szCs w:val="28"/>
+          <w:lang w:eastAsia="ru-RU"/>
+        </w:rPr>
+        <w:t>Telegram</w:t>
+      </w:r>
+      <w:proofErr w:type="spellEnd"/>
+      <w:r>
+        <w:rPr>
+          <w:rFonts w:eastAsia="Times New Roman" w:cs="Times New Roman"/>
+          <w:sz w:val="28"/>
+          <w:szCs w:val="28"/>
+          <w:lang w:eastAsia="ru-RU"/>
+        </w:rPr>
+        <w:t>-бота. Приоритет отдаётся локальному хранению данных и использованию российских нейросетей (</w:t>
+      </w:r>
+      <w:proofErr w:type="spellStart"/>
+      <w:r>
+        <w:rPr>
+          <w:rFonts w:eastAsia="Times New Roman" w:cs="Times New Roman"/>
+          <w:sz w:val="28"/>
+          <w:szCs w:val="28"/>
+          <w:lang w:eastAsia="ru-RU"/>
+        </w:rPr>
+        <w:t>YandexGPT</w:t>
+      </w:r>
+      <w:proofErr w:type="spellEnd"/>
+      <w:r>
+        <w:rPr>
+          <w:rFonts w:eastAsia="Times New Roman" w:cs="Times New Roman"/>
+          <w:sz w:val="28"/>
+          <w:szCs w:val="28"/>
+          <w:lang w:eastAsia="ru-RU"/>
+        </w:rPr>
+        <w:t xml:space="preserve">, </w:t>
+      </w:r>
+      <w:proofErr w:type="spellStart"/>
+      <w:r>
+        <w:rPr>
+          <w:rFonts w:eastAsia="Times New Roman" w:cs="Times New Roman"/>
+          <w:sz w:val="28"/>
+          <w:szCs w:val="28"/>
+          <w:lang w:eastAsia="ru-RU"/>
+        </w:rPr>
+        <w:t>GigaChat</w:t>
+      </w:r>
+      <w:proofErr w:type="spellEnd"/>
+      <w:r>
+        <w:rPr>
+          <w:rFonts w:eastAsia="Times New Roman" w:cs="Times New Roman"/>
+          <w:sz w:val="28"/>
+          <w:szCs w:val="28"/>
+          <w:lang w:eastAsia="ru-RU"/>
+        </w:rPr>
+        <w:t>) для соблюдения требований к безопасности и доступности API.</w:t>
+      </w:r>
+    </w:p>
+    <w:p>
+      <w:pPr>
         <w:spacing w:after="160" w:line="259" w:lineRule="auto"/>
         <w:ind w:firstLine="0"/>
         <w:jc w:val="left"/>
         <w:rPr>
+          <w:rFonts w:eastAsia="Times New Roman" w:cs="Times New Roman"/>
           <w:sz w:val="28"/>
           <w:szCs w:val="28"/>
           <w:lang w:eastAsia="ru-RU"/>
@@ -2572,13 +2857,35 @@
       </w:pPr>
       <w:r>
         <w:rPr>
+          <w:rFonts w:eastAsia="Times New Roman" w:cs="Times New Roman"/>
           <w:sz w:val="28"/>
           <w:szCs w:val="28"/>
           <w:lang w:eastAsia="ru-RU"/>
         </w:rPr>
-        <w:lastRenderedPageBreak/>
         <w:br w:type="page"/>
       </w:r>
+    </w:p>
+    <w:p>
+      <w:pPr>
+        <w:spacing w:after="160"/>
+        <w:rPr>
+          <w:rFonts w:eastAsia="Times New Roman" w:cs="Times New Roman"/>
+          <w:sz w:val="28"/>
+          <w:szCs w:val="28"/>
+          <w:lang w:eastAsia="ru-RU"/>
+        </w:rPr>
+      </w:pPr>
+    </w:p>
+    <w:p>
+      <w:pPr>
+        <w:spacing w:after="160"/>
+        <w:rPr>
+          <w:rFonts w:eastAsia="Times New Roman" w:cs="Times New Roman"/>
+          <w:sz w:val="28"/>
+          <w:szCs w:val="28"/>
+          <w:lang w:eastAsia="ru-RU"/>
+        </w:rPr>
+      </w:pPr>
     </w:p>
     <w:p>
       <w:pPr>
@@ -2592,12 +2899,22 @@
           <w:lang w:eastAsia="ru-RU"/>
         </w:rPr>
       </w:pPr>
+      <w:r>
+        <w:rPr>
+          <w:rFonts w:eastAsia="Times New Roman" w:cs="Times New Roman"/>
+          <w:sz w:val="28"/>
+          <w:szCs w:val="28"/>
+          <w:lang w:eastAsia="ru-RU"/>
+        </w:rPr>
+        <w:br w:type="page"/>
+      </w:r>
     </w:p>
     <w:p>
       <w:pPr>
         <w:pStyle w:val="11"/>
       </w:pPr>
       <w:r>
+        <w:lastRenderedPageBreak/>
         <w:t>РЕЗУЛЬТАТЫ И ОГРАНИЧЕНИЯ</w:t>
       </w:r>
     </w:p>
@@ -3814,7 +4131,6 @@
         <w:rPr>
           <w:lang w:eastAsia="ru-RU"/>
         </w:rPr>
-        <w:lastRenderedPageBreak/>
         <w:t>а</w:t>
       </w:r>
       <w:r>
@@ -3840,6 +4156,7 @@
         <w:ind w:firstLine="709"/>
       </w:pPr>
       <w:r>
+        <w:lastRenderedPageBreak/>
         <w:t xml:space="preserve">Система будет разрабатываться с использованием современных веб-технологий (React.js, Node.js, </w:t>
       </w:r>
       <w:proofErr w:type="spellStart"/>
@@ -6671,6 +6988,7 @@
         <w:docPartUnique/>
       </w:docPartObj>
     </w:sdtPr>
+    <w:sdtEndPr/>
     <w:sdtContent>
       <w:p>
         <w:pPr>

--- a/ИТ_практикум_6301_1.docx
+++ b/ИТ_практикум_6301_1.docx
@@ -2867,6 +2867,15 @@
     </w:p>
     <w:p>
       <w:pPr>
+        <w:pStyle w:val="11"/>
+      </w:pPr>
+      <w:r>
+        <w:lastRenderedPageBreak/>
+        <w:t>АРХИТЕКТУРА РЕШЕНИЯ</w:t>
+      </w:r>
+    </w:p>
+    <w:p>
+      <w:pPr>
         <w:spacing w:after="160"/>
         <w:rPr>
           <w:rFonts w:eastAsia="Times New Roman" w:cs="Times New Roman"/>
@@ -2875,6 +2884,1096 @@
           <w:lang w:eastAsia="ru-RU"/>
         </w:rPr>
       </w:pPr>
+      <w:r>
+        <w:rPr>
+          <w:rFonts w:eastAsia="Times New Roman" w:cs="Times New Roman"/>
+          <w:sz w:val="28"/>
+          <w:szCs w:val="28"/>
+          <w:lang w:eastAsia="ru-RU"/>
+        </w:rPr>
+        <w:t xml:space="preserve">Система построена по клиент-серверной архитектуре с использованием </w:t>
+      </w:r>
+      <w:proofErr w:type="spellStart"/>
+      <w:r>
+        <w:rPr>
+          <w:rFonts w:eastAsia="Times New Roman" w:cs="Times New Roman"/>
+          <w:sz w:val="28"/>
+          <w:szCs w:val="28"/>
+          <w:lang w:eastAsia="ru-RU"/>
+        </w:rPr>
+        <w:t>Telegram</w:t>
+      </w:r>
+      <w:proofErr w:type="spellEnd"/>
+      <w:r>
+        <w:rPr>
+          <w:rFonts w:eastAsia="Times New Roman" w:cs="Times New Roman"/>
+          <w:sz w:val="28"/>
+          <w:szCs w:val="28"/>
+          <w:lang w:eastAsia="ru-RU"/>
+        </w:rPr>
+        <w:t xml:space="preserve"> в качестве клиентского интерфейса. Пользователь взаимодействует с ИИ-агентом через чат-бота, который обрабатывает запросы на естественном языке, выполняет интеграцию с внешними сервисами (Google Диск) и управляет данными о конспектах и напоминаниях.</w:t>
+      </w:r>
+      <w:r>
+        <w:rPr>
+          <w:rFonts w:eastAsia="Times New Roman" w:cs="Times New Roman"/>
+          <w:sz w:val="28"/>
+          <w:szCs w:val="28"/>
+          <w:lang w:eastAsia="ru-RU"/>
+        </w:rPr>
+        <w:t xml:space="preserve"> </w:t>
+      </w:r>
+    </w:p>
+    <w:p>
+      <w:pPr>
+        <w:spacing w:after="160"/>
+        <w:rPr>
+          <w:rFonts w:eastAsia="Times New Roman" w:cs="Times New Roman"/>
+          <w:sz w:val="28"/>
+          <w:szCs w:val="28"/>
+          <w:lang w:eastAsia="ru-RU"/>
+        </w:rPr>
+      </w:pPr>
+      <w:r>
+        <w:rPr>
+          <w:rFonts w:eastAsia="Times New Roman" w:cs="Times New Roman"/>
+          <w:sz w:val="28"/>
+          <w:szCs w:val="28"/>
+          <w:lang w:eastAsia="ru-RU"/>
+        </w:rPr>
+        <w:t xml:space="preserve">3.2.1. </w:t>
+      </w:r>
+      <w:proofErr w:type="spellStart"/>
+      <w:r>
+        <w:rPr>
+          <w:rFonts w:eastAsia="Times New Roman" w:cs="Times New Roman"/>
+          <w:sz w:val="28"/>
+          <w:szCs w:val="28"/>
+          <w:lang w:eastAsia="ru-RU"/>
+        </w:rPr>
+        <w:t>Telegram</w:t>
+      </w:r>
+      <w:proofErr w:type="spellEnd"/>
+      <w:r>
+        <w:rPr>
+          <w:rFonts w:eastAsia="Times New Roman" w:cs="Times New Roman"/>
+          <w:sz w:val="28"/>
+          <w:szCs w:val="28"/>
+          <w:lang w:eastAsia="ru-RU"/>
+        </w:rPr>
+        <w:t>-бот (клиентский интерфейс)</w:t>
+      </w:r>
+    </w:p>
+    <w:p>
+      <w:pPr>
+        <w:spacing w:after="160"/>
+        <w:rPr>
+          <w:rFonts w:eastAsia="Times New Roman" w:cs="Times New Roman"/>
+          <w:sz w:val="28"/>
+          <w:szCs w:val="28"/>
+          <w:lang w:eastAsia="ru-RU"/>
+        </w:rPr>
+      </w:pPr>
+      <w:r>
+        <w:rPr>
+          <w:rFonts w:eastAsia="Times New Roman" w:cs="Times New Roman"/>
+          <w:sz w:val="28"/>
+          <w:szCs w:val="28"/>
+          <w:lang w:eastAsia="ru-RU"/>
+        </w:rPr>
+        <w:t>Роль: единственная точка входа для пользователя. Позволяет отправлять текстовые команды, загружать файлы (конспекты), получать уведомления.</w:t>
+      </w:r>
+    </w:p>
+    <w:p>
+      <w:pPr>
+        <w:spacing w:after="160"/>
+        <w:rPr>
+          <w:rFonts w:eastAsia="Times New Roman" w:cs="Times New Roman"/>
+          <w:sz w:val="28"/>
+          <w:szCs w:val="28"/>
+          <w:lang w:eastAsia="ru-RU"/>
+        </w:rPr>
+      </w:pPr>
+      <w:r>
+        <w:rPr>
+          <w:rFonts w:eastAsia="Times New Roman" w:cs="Times New Roman"/>
+          <w:sz w:val="28"/>
+          <w:szCs w:val="28"/>
+          <w:lang w:eastAsia="ru-RU"/>
+        </w:rPr>
+        <w:t>Технологии</w:t>
+      </w:r>
+      <w:r>
+        <w:rPr>
+          <w:rFonts w:eastAsia="Times New Roman" w:cs="Times New Roman"/>
+          <w:sz w:val="28"/>
+          <w:szCs w:val="28"/>
+          <w:lang w:val="en-US" w:eastAsia="ru-RU"/>
+        </w:rPr>
+        <w:t>: python-telegram-bot (</w:t>
+      </w:r>
+      <w:r>
+        <w:rPr>
+          <w:rFonts w:eastAsia="Times New Roman" w:cs="Times New Roman"/>
+          <w:sz w:val="28"/>
+          <w:szCs w:val="28"/>
+          <w:lang w:eastAsia="ru-RU"/>
+        </w:rPr>
+        <w:t>библиотека</w:t>
+      </w:r>
+      <w:r>
+        <w:rPr>
+          <w:rFonts w:eastAsia="Times New Roman" w:cs="Times New Roman"/>
+          <w:sz w:val="28"/>
+          <w:szCs w:val="28"/>
+          <w:lang w:val="en-US" w:eastAsia="ru-RU"/>
+        </w:rPr>
+        <w:t xml:space="preserve"> Python), Telegram Bot API.</w:t>
+      </w:r>
+    </w:p>
+    <w:p>
+      <w:pPr>
+        <w:spacing w:after="160"/>
+        <w:rPr>
+          <w:rFonts w:eastAsia="Times New Roman" w:cs="Times New Roman"/>
+          <w:sz w:val="28"/>
+          <w:szCs w:val="28"/>
+          <w:lang w:eastAsia="ru-RU"/>
+        </w:rPr>
+      </w:pPr>
+    </w:p>
+    <w:p>
+      <w:pPr>
+        <w:spacing w:after="160"/>
+        <w:rPr>
+          <w:rFonts w:eastAsia="Times New Roman" w:cs="Times New Roman"/>
+          <w:sz w:val="28"/>
+          <w:szCs w:val="28"/>
+          <w:lang w:eastAsia="ru-RU"/>
+        </w:rPr>
+      </w:pPr>
+      <w:r>
+        <w:rPr>
+          <w:rFonts w:eastAsia="Times New Roman" w:cs="Times New Roman"/>
+          <w:sz w:val="28"/>
+          <w:szCs w:val="28"/>
+          <w:lang w:eastAsia="ru-RU"/>
+        </w:rPr>
+        <w:t>Модуль распознавания намерений (LLM)</w:t>
+      </w:r>
+    </w:p>
+    <w:p>
+      <w:pPr>
+        <w:spacing w:after="160"/>
+        <w:rPr>
+          <w:rFonts w:eastAsia="Times New Roman" w:cs="Times New Roman"/>
+          <w:sz w:val="28"/>
+          <w:szCs w:val="28"/>
+          <w:lang w:eastAsia="ru-RU"/>
+        </w:rPr>
+      </w:pPr>
+      <w:r>
+        <w:rPr>
+          <w:rFonts w:eastAsia="Times New Roman" w:cs="Times New Roman"/>
+          <w:sz w:val="28"/>
+          <w:szCs w:val="28"/>
+          <w:lang w:eastAsia="ru-RU"/>
+        </w:rPr>
+        <w:t>Роль: анализирует сообщения пользователя на естественном языке и определяет, какое действие требуется выполнить.</w:t>
+      </w:r>
+    </w:p>
+    <w:p>
+      <w:pPr>
+        <w:spacing w:after="160"/>
+        <w:rPr>
+          <w:rFonts w:eastAsia="Times New Roman" w:cs="Times New Roman"/>
+          <w:sz w:val="28"/>
+          <w:szCs w:val="28"/>
+          <w:lang w:eastAsia="ru-RU"/>
+        </w:rPr>
+      </w:pPr>
+    </w:p>
+    <w:p>
+      <w:pPr>
+        <w:spacing w:after="160"/>
+        <w:rPr>
+          <w:rFonts w:eastAsia="Times New Roman" w:cs="Times New Roman"/>
+          <w:sz w:val="28"/>
+          <w:szCs w:val="28"/>
+          <w:lang w:eastAsia="ru-RU"/>
+        </w:rPr>
+      </w:pPr>
+      <w:r>
+        <w:rPr>
+          <w:rFonts w:eastAsia="Times New Roman" w:cs="Times New Roman"/>
+          <w:sz w:val="28"/>
+          <w:szCs w:val="28"/>
+          <w:lang w:eastAsia="ru-RU"/>
+        </w:rPr>
+        <w:t>Поток работы:</w:t>
+      </w:r>
+    </w:p>
+    <w:p>
+      <w:pPr>
+        <w:spacing w:after="160"/>
+        <w:rPr>
+          <w:rFonts w:eastAsia="Times New Roman" w:cs="Times New Roman"/>
+          <w:sz w:val="28"/>
+          <w:szCs w:val="28"/>
+          <w:lang w:eastAsia="ru-RU"/>
+        </w:rPr>
+      </w:pPr>
+    </w:p>
+    <w:p>
+      <w:pPr>
+        <w:spacing w:after="160"/>
+        <w:rPr>
+          <w:rFonts w:eastAsia="Times New Roman" w:cs="Times New Roman"/>
+          <w:sz w:val="28"/>
+          <w:szCs w:val="28"/>
+          <w:lang w:eastAsia="ru-RU"/>
+        </w:rPr>
+      </w:pPr>
+      <w:r>
+        <w:rPr>
+          <w:rFonts w:eastAsia="Times New Roman" w:cs="Times New Roman"/>
+          <w:sz w:val="28"/>
+          <w:szCs w:val="28"/>
+          <w:lang w:eastAsia="ru-RU"/>
+        </w:rPr>
+        <w:t>Пользователь пишет, например: «напомни мне про алгоритмы через 2 дня»</w:t>
+      </w:r>
+    </w:p>
+    <w:p>
+      <w:pPr>
+        <w:spacing w:after="160"/>
+        <w:rPr>
+          <w:rFonts w:eastAsia="Times New Roman" w:cs="Times New Roman"/>
+          <w:sz w:val="28"/>
+          <w:szCs w:val="28"/>
+          <w:lang w:eastAsia="ru-RU"/>
+        </w:rPr>
+      </w:pPr>
+    </w:p>
+    <w:p>
+      <w:pPr>
+        <w:spacing w:after="160"/>
+        <w:rPr>
+          <w:rFonts w:eastAsia="Times New Roman" w:cs="Times New Roman"/>
+          <w:sz w:val="28"/>
+          <w:szCs w:val="28"/>
+          <w:lang w:eastAsia="ru-RU"/>
+        </w:rPr>
+      </w:pPr>
+      <w:r>
+        <w:rPr>
+          <w:rFonts w:eastAsia="Times New Roman" w:cs="Times New Roman"/>
+          <w:sz w:val="28"/>
+          <w:szCs w:val="28"/>
+          <w:lang w:eastAsia="ru-RU"/>
+        </w:rPr>
+        <w:t xml:space="preserve">Бот отправляет этот текст в LLM с </w:t>
+      </w:r>
+      <w:proofErr w:type="spellStart"/>
+      <w:r>
+        <w:rPr>
+          <w:rFonts w:eastAsia="Times New Roman" w:cs="Times New Roman"/>
+          <w:sz w:val="28"/>
+          <w:szCs w:val="28"/>
+          <w:lang w:eastAsia="ru-RU"/>
+        </w:rPr>
+        <w:t>промптом</w:t>
+      </w:r>
+      <w:proofErr w:type="spellEnd"/>
+      <w:r>
+        <w:rPr>
+          <w:rFonts w:eastAsia="Times New Roman" w:cs="Times New Roman"/>
+          <w:sz w:val="28"/>
+          <w:szCs w:val="28"/>
+          <w:lang w:eastAsia="ru-RU"/>
+        </w:rPr>
+        <w:t>:</w:t>
+      </w:r>
+    </w:p>
+    <w:p>
+      <w:pPr>
+        <w:spacing w:after="160"/>
+        <w:rPr>
+          <w:rFonts w:eastAsia="Times New Roman" w:cs="Times New Roman"/>
+          <w:sz w:val="28"/>
+          <w:szCs w:val="28"/>
+          <w:lang w:eastAsia="ru-RU"/>
+        </w:rPr>
+      </w:pPr>
+    </w:p>
+    <w:p>
+      <w:pPr>
+        <w:spacing w:after="160"/>
+        <w:rPr>
+          <w:rFonts w:eastAsia="Times New Roman" w:cs="Times New Roman"/>
+          <w:sz w:val="28"/>
+          <w:szCs w:val="28"/>
+          <w:lang w:eastAsia="ru-RU"/>
+        </w:rPr>
+      </w:pPr>
+      <w:r>
+        <w:rPr>
+          <w:rFonts w:eastAsia="Times New Roman" w:cs="Times New Roman"/>
+          <w:sz w:val="28"/>
+          <w:szCs w:val="28"/>
+          <w:lang w:eastAsia="ru-RU"/>
+        </w:rPr>
+        <w:t>«Определи намерение пользователя: создать напоминание, показать список событий, сохранить конспект или другое. Если напоминание — извлеки дату/время и тему.»</w:t>
+      </w:r>
+    </w:p>
+    <w:p>
+      <w:pPr>
+        <w:spacing w:after="160"/>
+        <w:rPr>
+          <w:rFonts w:eastAsia="Times New Roman" w:cs="Times New Roman"/>
+          <w:sz w:val="28"/>
+          <w:szCs w:val="28"/>
+          <w:lang w:eastAsia="ru-RU"/>
+        </w:rPr>
+      </w:pPr>
+    </w:p>
+    <w:p>
+      <w:pPr>
+        <w:spacing w:after="160"/>
+        <w:rPr>
+          <w:rFonts w:eastAsia="Times New Roman" w:cs="Times New Roman"/>
+          <w:sz w:val="28"/>
+          <w:szCs w:val="28"/>
+          <w:lang w:eastAsia="ru-RU"/>
+        </w:rPr>
+      </w:pPr>
+      <w:r>
+        <w:rPr>
+          <w:rFonts w:eastAsia="Times New Roman" w:cs="Times New Roman"/>
+          <w:sz w:val="28"/>
+          <w:szCs w:val="28"/>
+          <w:lang w:eastAsia="ru-RU"/>
+        </w:rPr>
+        <w:lastRenderedPageBreak/>
+        <w:t>LLM возвращает структурированный JSON с намерением и параметрами.</w:t>
+      </w:r>
+    </w:p>
+    <w:p>
+      <w:pPr>
+        <w:spacing w:after="160"/>
+        <w:rPr>
+          <w:rFonts w:eastAsia="Times New Roman" w:cs="Times New Roman"/>
+          <w:sz w:val="28"/>
+          <w:szCs w:val="28"/>
+          <w:lang w:eastAsia="ru-RU"/>
+        </w:rPr>
+      </w:pPr>
+    </w:p>
+    <w:p>
+      <w:pPr>
+        <w:spacing w:after="160"/>
+        <w:rPr>
+          <w:rFonts w:eastAsia="Times New Roman" w:cs="Times New Roman"/>
+          <w:sz w:val="28"/>
+          <w:szCs w:val="28"/>
+          <w:lang w:eastAsia="ru-RU"/>
+        </w:rPr>
+      </w:pPr>
+      <w:r>
+        <w:rPr>
+          <w:rFonts w:eastAsia="Times New Roman" w:cs="Times New Roman"/>
+          <w:sz w:val="28"/>
+          <w:szCs w:val="28"/>
+          <w:lang w:eastAsia="ru-RU"/>
+        </w:rPr>
+        <w:t>Бот запрашивает подтверждение: «Ты хочешь создать напоминание "Алгоритмы" на послезавтра? Да/Нет».</w:t>
+      </w:r>
+    </w:p>
+    <w:p>
+      <w:pPr>
+        <w:spacing w:after="160"/>
+        <w:rPr>
+          <w:rFonts w:eastAsia="Times New Roman" w:cs="Times New Roman"/>
+          <w:sz w:val="28"/>
+          <w:szCs w:val="28"/>
+          <w:lang w:eastAsia="ru-RU"/>
+        </w:rPr>
+      </w:pPr>
+    </w:p>
+    <w:p>
+      <w:pPr>
+        <w:spacing w:after="160"/>
+        <w:rPr>
+          <w:rFonts w:eastAsia="Times New Roman" w:cs="Times New Roman"/>
+          <w:sz w:val="28"/>
+          <w:szCs w:val="28"/>
+          <w:lang w:eastAsia="ru-RU"/>
+        </w:rPr>
+      </w:pPr>
+      <w:r>
+        <w:rPr>
+          <w:rFonts w:eastAsia="Times New Roman" w:cs="Times New Roman"/>
+          <w:sz w:val="28"/>
+          <w:szCs w:val="28"/>
+          <w:lang w:eastAsia="ru-RU"/>
+        </w:rPr>
+        <w:t>Только после явного подтверждения пользователя действие выполняется.</w:t>
+      </w:r>
+      <w:r>
+        <w:rPr>
+          <w:rFonts w:eastAsia="Times New Roman" w:cs="Times New Roman"/>
+          <w:sz w:val="28"/>
+          <w:szCs w:val="28"/>
+          <w:lang w:eastAsia="ru-RU"/>
+        </w:rPr>
+        <w:t xml:space="preserve"> </w:t>
+      </w:r>
+    </w:p>
+    <w:p>
+      <w:pPr>
+        <w:spacing w:after="160"/>
+        <w:rPr>
+          <w:rFonts w:eastAsia="Times New Roman" w:cs="Times New Roman"/>
+          <w:sz w:val="28"/>
+          <w:szCs w:val="28"/>
+          <w:lang w:eastAsia="ru-RU"/>
+        </w:rPr>
+      </w:pPr>
+    </w:p>
+    <w:p>
+      <w:pPr>
+        <w:spacing w:after="160"/>
+        <w:rPr>
+          <w:rFonts w:eastAsia="Times New Roman" w:cs="Times New Roman"/>
+          <w:sz w:val="28"/>
+          <w:szCs w:val="28"/>
+          <w:lang w:eastAsia="ru-RU"/>
+        </w:rPr>
+      </w:pPr>
+      <w:r>
+        <w:rPr>
+          <w:rFonts w:eastAsia="Times New Roman" w:cs="Times New Roman"/>
+          <w:sz w:val="28"/>
+          <w:szCs w:val="28"/>
+          <w:lang w:eastAsia="ru-RU"/>
+        </w:rPr>
+        <w:t>Модуль работы с Google Диском</w:t>
+      </w:r>
+    </w:p>
+    <w:p>
+      <w:pPr>
+        <w:spacing w:after="160"/>
+        <w:rPr>
+          <w:rFonts w:eastAsia="Times New Roman" w:cs="Times New Roman"/>
+          <w:sz w:val="28"/>
+          <w:szCs w:val="28"/>
+          <w:lang w:eastAsia="ru-RU"/>
+        </w:rPr>
+      </w:pPr>
+      <w:r>
+        <w:rPr>
+          <w:rFonts w:eastAsia="Times New Roman" w:cs="Times New Roman"/>
+          <w:sz w:val="28"/>
+          <w:szCs w:val="28"/>
+          <w:lang w:eastAsia="ru-RU"/>
+        </w:rPr>
+        <w:t>Роль: сохранение, хранение и получение файлов конспектов.</w:t>
+      </w:r>
+    </w:p>
+    <w:p>
+      <w:pPr>
+        <w:spacing w:after="160"/>
+        <w:rPr>
+          <w:rFonts w:eastAsia="Times New Roman" w:cs="Times New Roman"/>
+          <w:sz w:val="28"/>
+          <w:szCs w:val="28"/>
+          <w:lang w:eastAsia="ru-RU"/>
+        </w:rPr>
+      </w:pPr>
+    </w:p>
+    <w:p>
+      <w:pPr>
+        <w:spacing w:after="160"/>
+        <w:rPr>
+          <w:rFonts w:eastAsia="Times New Roman" w:cs="Times New Roman"/>
+          <w:sz w:val="28"/>
+          <w:szCs w:val="28"/>
+          <w:lang w:eastAsia="ru-RU"/>
+        </w:rPr>
+      </w:pPr>
+      <w:r>
+        <w:rPr>
+          <w:rFonts w:eastAsia="Times New Roman" w:cs="Times New Roman"/>
+          <w:sz w:val="28"/>
+          <w:szCs w:val="28"/>
+          <w:lang w:eastAsia="ru-RU"/>
+        </w:rPr>
+        <w:t xml:space="preserve">Технологии: </w:t>
+      </w:r>
+      <w:proofErr w:type="spellStart"/>
+      <w:r>
+        <w:rPr>
+          <w:rFonts w:eastAsia="Times New Roman" w:cs="Times New Roman"/>
+          <w:sz w:val="28"/>
+          <w:szCs w:val="28"/>
+          <w:lang w:eastAsia="ru-RU"/>
+        </w:rPr>
+        <w:t>google-api-python-client</w:t>
+      </w:r>
+      <w:proofErr w:type="spellEnd"/>
+      <w:r>
+        <w:rPr>
+          <w:rFonts w:eastAsia="Times New Roman" w:cs="Times New Roman"/>
+          <w:sz w:val="28"/>
+          <w:szCs w:val="28"/>
+          <w:lang w:eastAsia="ru-RU"/>
+        </w:rPr>
+        <w:t xml:space="preserve">, </w:t>
+      </w:r>
+      <w:proofErr w:type="spellStart"/>
+      <w:r>
+        <w:rPr>
+          <w:rFonts w:eastAsia="Times New Roman" w:cs="Times New Roman"/>
+          <w:sz w:val="28"/>
+          <w:szCs w:val="28"/>
+          <w:lang w:eastAsia="ru-RU"/>
+        </w:rPr>
+        <w:t>OAuth</w:t>
+      </w:r>
+      <w:proofErr w:type="spellEnd"/>
+      <w:r>
+        <w:rPr>
+          <w:rFonts w:eastAsia="Times New Roman" w:cs="Times New Roman"/>
+          <w:sz w:val="28"/>
+          <w:szCs w:val="28"/>
+          <w:lang w:eastAsia="ru-RU"/>
+        </w:rPr>
+        <w:t xml:space="preserve"> 2.0 (серверный поток).</w:t>
+      </w:r>
+    </w:p>
+    <w:p>
+      <w:pPr>
+        <w:spacing w:after="160"/>
+        <w:rPr>
+          <w:rFonts w:eastAsia="Times New Roman" w:cs="Times New Roman"/>
+          <w:sz w:val="28"/>
+          <w:szCs w:val="28"/>
+          <w:lang w:eastAsia="ru-RU"/>
+        </w:rPr>
+      </w:pPr>
+    </w:p>
+    <w:p>
+      <w:pPr>
+        <w:spacing w:after="160"/>
+        <w:rPr>
+          <w:rFonts w:eastAsia="Times New Roman" w:cs="Times New Roman"/>
+          <w:sz w:val="28"/>
+          <w:szCs w:val="28"/>
+          <w:lang w:eastAsia="ru-RU"/>
+        </w:rPr>
+      </w:pPr>
+      <w:r>
+        <w:rPr>
+          <w:rFonts w:eastAsia="Times New Roman" w:cs="Times New Roman"/>
+          <w:sz w:val="28"/>
+          <w:szCs w:val="28"/>
+          <w:lang w:eastAsia="ru-RU"/>
+        </w:rPr>
+        <w:t>Операции:</w:t>
+      </w:r>
+    </w:p>
+    <w:p>
+      <w:pPr>
+        <w:spacing w:after="160"/>
+        <w:rPr>
+          <w:rFonts w:eastAsia="Times New Roman" w:cs="Times New Roman"/>
+          <w:sz w:val="28"/>
+          <w:szCs w:val="28"/>
+          <w:lang w:eastAsia="ru-RU"/>
+        </w:rPr>
+      </w:pPr>
+    </w:p>
+    <w:p>
+      <w:pPr>
+        <w:spacing w:after="160"/>
+        <w:rPr>
+          <w:rFonts w:eastAsia="Times New Roman" w:cs="Times New Roman"/>
+          <w:sz w:val="28"/>
+          <w:szCs w:val="28"/>
+          <w:lang w:eastAsia="ru-RU"/>
+        </w:rPr>
+      </w:pPr>
+      <w:r>
+        <w:rPr>
+          <w:rFonts w:eastAsia="Times New Roman" w:cs="Times New Roman"/>
+          <w:sz w:val="28"/>
+          <w:szCs w:val="28"/>
+          <w:lang w:eastAsia="ru-RU"/>
+        </w:rPr>
+        <w:t xml:space="preserve">Загрузка файла: пользователь отправляет файл → бот сохраняет его в папку </w:t>
+      </w:r>
+      <w:proofErr w:type="spellStart"/>
+      <w:r>
+        <w:rPr>
+          <w:rFonts w:eastAsia="Times New Roman" w:cs="Times New Roman"/>
+          <w:sz w:val="28"/>
+          <w:szCs w:val="28"/>
+          <w:lang w:eastAsia="ru-RU"/>
+        </w:rPr>
+        <w:t>StudyBot</w:t>
+      </w:r>
+      <w:proofErr w:type="spellEnd"/>
+      <w:r>
+        <w:rPr>
+          <w:rFonts w:eastAsia="Times New Roman" w:cs="Times New Roman"/>
+          <w:sz w:val="28"/>
+          <w:szCs w:val="28"/>
+          <w:lang w:eastAsia="ru-RU"/>
+        </w:rPr>
+        <w:t>/ на Google Диске пользователя (или создаёт папку, если её нет).</w:t>
+      </w:r>
+    </w:p>
+    <w:p>
+      <w:pPr>
+        <w:spacing w:after="160"/>
+        <w:rPr>
+          <w:rFonts w:eastAsia="Times New Roman" w:cs="Times New Roman"/>
+          <w:sz w:val="28"/>
+          <w:szCs w:val="28"/>
+          <w:lang w:eastAsia="ru-RU"/>
+        </w:rPr>
+      </w:pPr>
+    </w:p>
+    <w:p>
+      <w:pPr>
+        <w:spacing w:after="160"/>
+        <w:rPr>
+          <w:rFonts w:eastAsia="Times New Roman" w:cs="Times New Roman"/>
+          <w:sz w:val="28"/>
+          <w:szCs w:val="28"/>
+          <w:lang w:eastAsia="ru-RU"/>
+        </w:rPr>
+      </w:pPr>
+      <w:r>
+        <w:rPr>
+          <w:rFonts w:eastAsia="Times New Roman" w:cs="Times New Roman"/>
+          <w:sz w:val="28"/>
+          <w:szCs w:val="28"/>
+          <w:lang w:eastAsia="ru-RU"/>
+        </w:rPr>
+        <w:t>Генерация публичной ссылки: после загрузки бот создаёт ссылку для просмотра (с ограничением доступа по токену).</w:t>
+      </w:r>
+    </w:p>
+    <w:p>
+      <w:pPr>
+        <w:spacing w:after="160"/>
+        <w:rPr>
+          <w:rFonts w:eastAsia="Times New Roman" w:cs="Times New Roman"/>
+          <w:sz w:val="28"/>
+          <w:szCs w:val="28"/>
+          <w:lang w:eastAsia="ru-RU"/>
+        </w:rPr>
+      </w:pPr>
+    </w:p>
+    <w:p>
+      <w:pPr>
+        <w:spacing w:after="160"/>
+        <w:rPr>
+          <w:rFonts w:eastAsia="Times New Roman" w:cs="Times New Roman"/>
+          <w:sz w:val="28"/>
+          <w:szCs w:val="28"/>
+          <w:lang w:eastAsia="ru-RU"/>
+        </w:rPr>
+      </w:pPr>
+      <w:r>
+        <w:rPr>
+          <w:rFonts w:eastAsia="Times New Roman" w:cs="Times New Roman"/>
+          <w:sz w:val="28"/>
+          <w:szCs w:val="28"/>
+          <w:lang w:eastAsia="ru-RU"/>
+        </w:rPr>
+        <w:t>Получение метаданных: ID файла, имя, ссылка сохраняются в локальную БД для связывания с напоминаниями.</w:t>
+      </w:r>
+    </w:p>
+    <w:p>
+      <w:pPr>
+        <w:spacing w:after="160"/>
+        <w:rPr>
+          <w:rFonts w:eastAsia="Times New Roman" w:cs="Times New Roman"/>
+          <w:sz w:val="28"/>
+          <w:szCs w:val="28"/>
+          <w:lang w:eastAsia="ru-RU"/>
+        </w:rPr>
+      </w:pPr>
+    </w:p>
+    <w:p>
+      <w:pPr>
+        <w:spacing w:after="160"/>
+        <w:rPr>
+          <w:rFonts w:eastAsia="Times New Roman" w:cs="Times New Roman"/>
+          <w:b/>
+          <w:bCs/>
+          <w:sz w:val="28"/>
+          <w:szCs w:val="28"/>
+          <w:lang w:eastAsia="ru-RU"/>
+        </w:rPr>
+      </w:pPr>
+      <w:r>
+        <w:rPr>
+          <w:rFonts w:eastAsia="Times New Roman" w:cs="Times New Roman"/>
+          <w:b/>
+          <w:bCs/>
+          <w:sz w:val="28"/>
+          <w:szCs w:val="28"/>
+          <w:lang w:eastAsia="ru-RU"/>
+        </w:rPr>
+        <w:t>Модуль генерации саммари</w:t>
+      </w:r>
+    </w:p>
+    <w:p>
+      <w:pPr>
+        <w:spacing w:after="160"/>
+        <w:rPr>
+          <w:rFonts w:eastAsia="Times New Roman" w:cs="Times New Roman"/>
+          <w:sz w:val="28"/>
+          <w:szCs w:val="28"/>
+          <w:lang w:eastAsia="ru-RU"/>
+        </w:rPr>
+      </w:pPr>
+      <w:r>
+        <w:rPr>
+          <w:rFonts w:eastAsia="Times New Roman" w:cs="Times New Roman"/>
+          <w:b/>
+          <w:bCs/>
+          <w:sz w:val="28"/>
+          <w:szCs w:val="28"/>
+          <w:lang w:eastAsia="ru-RU"/>
+        </w:rPr>
+        <w:lastRenderedPageBreak/>
+        <w:t>Роль:</w:t>
+      </w:r>
+      <w:r>
+        <w:rPr>
+          <w:rFonts w:eastAsia="Times New Roman" w:cs="Times New Roman"/>
+          <w:sz w:val="28"/>
+          <w:szCs w:val="28"/>
+          <w:lang w:eastAsia="ru-RU"/>
+        </w:rPr>
+        <w:t> при создании напоминания, привязанного к конспекту, бот генерирует краткое содержание конспекта, которое будет отправлено в момент напоминания.</w:t>
+      </w:r>
+    </w:p>
+    <w:p>
+      <w:pPr>
+        <w:spacing w:after="160"/>
+        <w:rPr>
+          <w:rFonts w:eastAsia="Times New Roman" w:cs="Times New Roman"/>
+          <w:sz w:val="28"/>
+          <w:szCs w:val="28"/>
+          <w:lang w:eastAsia="ru-RU"/>
+        </w:rPr>
+      </w:pPr>
+      <w:r>
+        <w:rPr>
+          <w:rFonts w:eastAsia="Times New Roman" w:cs="Times New Roman"/>
+          <w:b/>
+          <w:bCs/>
+          <w:sz w:val="28"/>
+          <w:szCs w:val="28"/>
+          <w:lang w:eastAsia="ru-RU"/>
+        </w:rPr>
+        <w:t>Алгоритм:</w:t>
+      </w:r>
+    </w:p>
+    <w:p>
+      <w:pPr>
+        <w:numPr>
+          <w:ilvl w:val="0"/>
+          <w:numId w:val="39"/>
+        </w:numPr>
+        <w:spacing w:after="160"/>
+        <w:rPr>
+          <w:rFonts w:eastAsia="Times New Roman" w:cs="Times New Roman"/>
+          <w:sz w:val="28"/>
+          <w:szCs w:val="28"/>
+          <w:lang w:eastAsia="ru-RU"/>
+        </w:rPr>
+      </w:pPr>
+      <w:r>
+        <w:rPr>
+          <w:rFonts w:eastAsia="Times New Roman" w:cs="Times New Roman"/>
+          <w:sz w:val="28"/>
+          <w:szCs w:val="28"/>
+          <w:lang w:eastAsia="ru-RU"/>
+        </w:rPr>
+        <w:t>Бот извлекает текст из загруженного файла (для PDF/TXT/MD — прямой парсинг; для изображений — опционально OCR).</w:t>
+      </w:r>
+    </w:p>
+    <w:p>
+      <w:pPr>
+        <w:numPr>
+          <w:ilvl w:val="0"/>
+          <w:numId w:val="39"/>
+        </w:numPr>
+        <w:spacing w:after="160"/>
+        <w:rPr>
+          <w:rFonts w:eastAsia="Times New Roman" w:cs="Times New Roman"/>
+          <w:sz w:val="28"/>
+          <w:szCs w:val="28"/>
+          <w:lang w:eastAsia="ru-RU"/>
+        </w:rPr>
+      </w:pPr>
+      <w:r>
+        <w:rPr>
+          <w:rFonts w:eastAsia="Times New Roman" w:cs="Times New Roman"/>
+          <w:sz w:val="28"/>
+          <w:szCs w:val="28"/>
+          <w:lang w:eastAsia="ru-RU"/>
+        </w:rPr>
+        <w:t xml:space="preserve">Отправляет текст в LLM с </w:t>
+      </w:r>
+      <w:proofErr w:type="spellStart"/>
+      <w:r>
+        <w:rPr>
+          <w:rFonts w:eastAsia="Times New Roman" w:cs="Times New Roman"/>
+          <w:sz w:val="28"/>
+          <w:szCs w:val="28"/>
+          <w:lang w:eastAsia="ru-RU"/>
+        </w:rPr>
+        <w:t>промптом</w:t>
+      </w:r>
+      <w:proofErr w:type="spellEnd"/>
+      <w:r>
+        <w:rPr>
+          <w:rFonts w:eastAsia="Times New Roman" w:cs="Times New Roman"/>
+          <w:sz w:val="28"/>
+          <w:szCs w:val="28"/>
+          <w:lang w:eastAsia="ru-RU"/>
+        </w:rPr>
+        <w:t>: *«Сделай краткое саммари этого конспекта в 3-5 предложений, выдели ключевые термины и формулы (если есть)»*.</w:t>
+      </w:r>
+    </w:p>
+    <w:p>
+      <w:pPr>
+        <w:numPr>
+          <w:ilvl w:val="0"/>
+          <w:numId w:val="39"/>
+        </w:numPr>
+        <w:spacing w:after="160"/>
+        <w:rPr>
+          <w:rFonts w:eastAsia="Times New Roman" w:cs="Times New Roman"/>
+          <w:sz w:val="28"/>
+          <w:szCs w:val="28"/>
+          <w:lang w:eastAsia="ru-RU"/>
+        </w:rPr>
+      </w:pPr>
+      <w:r>
+        <w:rPr>
+          <w:rFonts w:eastAsia="Times New Roman" w:cs="Times New Roman"/>
+          <w:sz w:val="28"/>
+          <w:szCs w:val="28"/>
+          <w:lang w:eastAsia="ru-RU"/>
+        </w:rPr>
+        <w:t>Полученное саммари сохраняется в БД вместе с напоминанием.</w:t>
+      </w:r>
+    </w:p>
+    <w:p>
+      <w:pPr>
+        <w:spacing w:after="160"/>
+        <w:rPr>
+          <w:rFonts w:eastAsia="Times New Roman" w:cs="Times New Roman"/>
+          <w:sz w:val="28"/>
+          <w:szCs w:val="28"/>
+          <w:lang w:eastAsia="ru-RU"/>
+        </w:rPr>
+      </w:pPr>
+    </w:p>
+    <w:p>
+      <w:pPr>
+        <w:spacing w:after="160"/>
+        <w:rPr>
+          <w:rFonts w:eastAsia="Times New Roman" w:cs="Times New Roman"/>
+          <w:b/>
+          <w:bCs/>
+          <w:sz w:val="28"/>
+          <w:szCs w:val="28"/>
+          <w:lang w:eastAsia="ru-RU"/>
+        </w:rPr>
+      </w:pPr>
+      <w:r>
+        <w:rPr>
+          <w:rFonts w:eastAsia="Times New Roman" w:cs="Times New Roman"/>
+          <w:b/>
+          <w:bCs/>
+          <w:sz w:val="28"/>
+          <w:szCs w:val="28"/>
+          <w:lang w:eastAsia="ru-RU"/>
+        </w:rPr>
+        <w:t>Модуль планировщика (</w:t>
+      </w:r>
+      <w:proofErr w:type="spellStart"/>
+      <w:r>
+        <w:rPr>
+          <w:rFonts w:eastAsia="Times New Roman" w:cs="Times New Roman"/>
+          <w:b/>
+          <w:bCs/>
+          <w:sz w:val="28"/>
+          <w:szCs w:val="28"/>
+          <w:lang w:eastAsia="ru-RU"/>
+        </w:rPr>
+        <w:t>cron</w:t>
+      </w:r>
+      <w:proofErr w:type="spellEnd"/>
+      <w:r>
+        <w:rPr>
+          <w:rFonts w:eastAsia="Times New Roman" w:cs="Times New Roman"/>
+          <w:b/>
+          <w:bCs/>
+          <w:sz w:val="28"/>
+          <w:szCs w:val="28"/>
+          <w:lang w:eastAsia="ru-RU"/>
+        </w:rPr>
+        <w:t>)</w:t>
+      </w:r>
+    </w:p>
+    <w:p>
+      <w:pPr>
+        <w:spacing w:after="160"/>
+        <w:rPr>
+          <w:rFonts w:eastAsia="Times New Roman" w:cs="Times New Roman"/>
+          <w:sz w:val="28"/>
+          <w:szCs w:val="28"/>
+          <w:lang w:eastAsia="ru-RU"/>
+        </w:rPr>
+      </w:pPr>
+      <w:r>
+        <w:rPr>
+          <w:rFonts w:eastAsia="Times New Roman" w:cs="Times New Roman"/>
+          <w:b/>
+          <w:bCs/>
+          <w:sz w:val="28"/>
+          <w:szCs w:val="28"/>
+          <w:lang w:eastAsia="ru-RU"/>
+        </w:rPr>
+        <w:t>Роль:</w:t>
+      </w:r>
+      <w:r>
+        <w:rPr>
+          <w:rFonts w:eastAsia="Times New Roman" w:cs="Times New Roman"/>
+          <w:sz w:val="28"/>
+          <w:szCs w:val="28"/>
+          <w:lang w:eastAsia="ru-RU"/>
+        </w:rPr>
+        <w:t> периодически проверяет базу данных на наличие напоминаний, срок которых наступил, и отправляет уведомления.</w:t>
+      </w:r>
+    </w:p>
+    <w:p>
+      <w:pPr>
+        <w:spacing w:after="160"/>
+        <w:rPr>
+          <w:rFonts w:eastAsia="Times New Roman" w:cs="Times New Roman"/>
+          <w:sz w:val="28"/>
+          <w:szCs w:val="28"/>
+          <w:lang w:eastAsia="ru-RU"/>
+        </w:rPr>
+      </w:pPr>
+      <w:r>
+        <w:rPr>
+          <w:rFonts w:eastAsia="Times New Roman" w:cs="Times New Roman"/>
+          <w:b/>
+          <w:bCs/>
+          <w:sz w:val="28"/>
+          <w:szCs w:val="28"/>
+          <w:lang w:eastAsia="ru-RU"/>
+        </w:rPr>
+        <w:t>Реализация:</w:t>
+      </w:r>
+    </w:p>
+    <w:p>
+      <w:pPr>
+        <w:numPr>
+          <w:ilvl w:val="0"/>
+          <w:numId w:val="40"/>
+        </w:numPr>
+        <w:spacing w:after="160"/>
+        <w:rPr>
+          <w:rFonts w:eastAsia="Times New Roman" w:cs="Times New Roman"/>
+          <w:sz w:val="28"/>
+          <w:szCs w:val="28"/>
+          <w:lang w:eastAsia="ru-RU"/>
+        </w:rPr>
+      </w:pPr>
+      <w:r>
+        <w:rPr>
+          <w:rFonts w:eastAsia="Times New Roman" w:cs="Times New Roman"/>
+          <w:sz w:val="28"/>
+          <w:szCs w:val="28"/>
+          <w:lang w:eastAsia="ru-RU"/>
+        </w:rPr>
+        <w:t>В простейшем варианте — </w:t>
+      </w:r>
+      <w:proofErr w:type="spellStart"/>
+      <w:r>
+        <w:rPr>
+          <w:rFonts w:eastAsia="Times New Roman" w:cs="Times New Roman"/>
+          <w:sz w:val="28"/>
+          <w:szCs w:val="28"/>
+          <w:lang w:eastAsia="ru-RU"/>
+        </w:rPr>
+        <w:t>APScheduler</w:t>
+      </w:r>
+      <w:proofErr w:type="spellEnd"/>
+      <w:r>
+        <w:rPr>
+          <w:rFonts w:eastAsia="Times New Roman" w:cs="Times New Roman"/>
+          <w:sz w:val="28"/>
+          <w:szCs w:val="28"/>
+          <w:lang w:eastAsia="ru-RU"/>
+        </w:rPr>
+        <w:t> внутри того же Python-процесса.</w:t>
+      </w:r>
+    </w:p>
+    <w:p>
+      <w:pPr>
+        <w:numPr>
+          <w:ilvl w:val="0"/>
+          <w:numId w:val="40"/>
+        </w:numPr>
+        <w:spacing w:after="160"/>
+        <w:rPr>
+          <w:rFonts w:eastAsia="Times New Roman" w:cs="Times New Roman"/>
+          <w:sz w:val="28"/>
+          <w:szCs w:val="28"/>
+          <w:lang w:eastAsia="ru-RU"/>
+        </w:rPr>
+      </w:pPr>
+      <w:r>
+        <w:rPr>
+          <w:rFonts w:eastAsia="Times New Roman" w:cs="Times New Roman"/>
+          <w:sz w:val="28"/>
+          <w:szCs w:val="28"/>
+          <w:lang w:eastAsia="ru-RU"/>
+        </w:rPr>
+        <w:t>В продакшен-версии — отдельный </w:t>
+      </w:r>
+      <w:proofErr w:type="spellStart"/>
+      <w:r>
+        <w:rPr>
+          <w:rFonts w:eastAsia="Times New Roman" w:cs="Times New Roman"/>
+          <w:sz w:val="28"/>
+          <w:szCs w:val="28"/>
+          <w:lang w:eastAsia="ru-RU"/>
+        </w:rPr>
+        <w:t>cron</w:t>
+      </w:r>
+      <w:proofErr w:type="spellEnd"/>
+      <w:r>
+        <w:rPr>
+          <w:rFonts w:eastAsia="Times New Roman" w:cs="Times New Roman"/>
+          <w:sz w:val="28"/>
+          <w:szCs w:val="28"/>
+          <w:lang w:eastAsia="ru-RU"/>
+        </w:rPr>
+        <w:t>-скрипт на сервере, запускаемый каждые 10 минут.</w:t>
+      </w:r>
     </w:p>
     <w:p>
       <w:pPr>
@@ -5992,22 +7091,57 @@
         <w:t>[</w:t>
       </w:r>
       <w:r>
-        <w:t xml:space="preserve">Электронный </w:t>
-      </w:r>
-      <w:proofErr w:type="gramStart"/>
-      <w:r>
-        <w:t>ресурс</w:t>
+        <w:t>Электронный ресурс</w:t>
       </w:r>
       <w:r>
         <w:t>]</w:t>
       </w:r>
       <w:r>
-        <w:t xml:space="preserve">  /</w:t>
-      </w:r>
-      <w:proofErr w:type="gramEnd"/>
+        <w:t xml:space="preserve">  / </w:t>
+      </w:r>
+      <w:r>
+        <w:rPr>
+          <w:lang w:val="en-US"/>
+        </w:rPr>
+        <w:t>URL</w:t>
+      </w:r>
+      <w:r>
+        <w:t xml:space="preserve">: </w:t>
+      </w:r>
       <w:r>
         <w:t xml:space="preserve"> </w:t>
       </w:r>
+      <w:hyperlink r:id="rId8" w:history="1">
+        <w:r>
+          <w:rPr>
+            <w:rStyle w:val="af4"/>
+          </w:rPr>
+          <w:t>https://tochno.st/problems/oncology/regions/samarskaya_oblast</w:t>
+        </w:r>
+      </w:hyperlink>
+      <w:r>
+        <w:t xml:space="preserve"> </w:t>
+      </w:r>
+      <w:r>
+        <w:t xml:space="preserve">(дата обращения 25.05.25). </w:t>
+      </w:r>
+    </w:p>
+    <w:p>
+      <w:pPr>
+        <w:pStyle w:val="a"/>
+      </w:pPr>
+      <w:r>
+        <w:t xml:space="preserve">Сервис «Служба здоровья Самарской области» </w:t>
+      </w:r>
+      <w:r>
+        <w:t>[</w:t>
+      </w:r>
+      <w:r>
+        <w:t>Электронный ресурс</w:t>
+      </w:r>
+      <w:r>
+        <w:t xml:space="preserve">]  / </w:t>
+      </w:r>
       <w:r>
         <w:rPr>
           <w:lang w:val="en-US"/>
@@ -6015,24 +7149,18 @@
         <w:t>URL</w:t>
       </w:r>
       <w:r>
-        <w:t xml:space="preserve">: </w:t>
-      </w:r>
-      <w:r>
-        <w:t xml:space="preserve"> </w:t>
-      </w:r>
-      <w:hyperlink r:id="rId8" w:history="1">
+        <w:t xml:space="preserve">:  </w:t>
+      </w:r>
+      <w:hyperlink r:id="rId9" w:history="1">
         <w:r>
           <w:rPr>
             <w:rStyle w:val="af4"/>
           </w:rPr>
-          <w:t>https://tochno.st/problems/oncology/regions/samarskaya_oblast</w:t>
+          <w:t>https://er.mz63.ru/?ysclid=mccd11cps5483444818</w:t>
         </w:r>
       </w:hyperlink>
       <w:r>
-        <w:t xml:space="preserve"> </w:t>
-      </w:r>
-      <w:r>
-        <w:t xml:space="preserve">(дата обращения 25.05.25). </w:t>
+        <w:t xml:space="preserve"> (дата обращения: 25.06.25). </w:t>
       </w:r>
     </w:p>
     <w:p>
@@ -6040,78 +7168,25 @@
         <w:pStyle w:val="a"/>
       </w:pPr>
       <w:r>
-        <w:t xml:space="preserve">Сервис «Служба здоровья Самарской области» </w:t>
+        <w:t>Сервис «</w:t>
+      </w:r>
+      <w:r>
+        <w:rPr>
+          <w:lang w:val="en-GB"/>
+        </w:rPr>
+        <w:t>DocDoc</w:t>
+      </w:r>
+      <w:r>
+        <w:t xml:space="preserve">» </w:t>
       </w:r>
       <w:r>
         <w:t>[</w:t>
       </w:r>
       <w:r>
-        <w:t xml:space="preserve">Электронный </w:t>
-      </w:r>
-      <w:proofErr w:type="gramStart"/>
-      <w:r>
-        <w:t>ресурс</w:t>
-      </w:r>
-      <w:r>
-        <w:t>]  /</w:t>
-      </w:r>
-      <w:proofErr w:type="gramEnd"/>
-      <w:r>
-        <w:t xml:space="preserve"> </w:t>
-      </w:r>
-      <w:r>
-        <w:rPr>
-          <w:lang w:val="en-US"/>
-        </w:rPr>
-        <w:t>URL</w:t>
-      </w:r>
-      <w:r>
-        <w:t xml:space="preserve">:  </w:t>
-      </w:r>
-      <w:hyperlink r:id="rId9" w:history="1">
-        <w:r>
-          <w:rPr>
-            <w:rStyle w:val="af4"/>
-          </w:rPr>
-          <w:t>https://er.mz63.ru/?ysclid=mccd11cps5483444818</w:t>
-        </w:r>
-      </w:hyperlink>
-      <w:r>
-        <w:t xml:space="preserve"> (дата обращения: 25.06.25). </w:t>
-      </w:r>
-    </w:p>
-    <w:p>
-      <w:pPr>
-        <w:pStyle w:val="a"/>
-      </w:pPr>
-      <w:r>
-        <w:t>Сервис «</w:t>
-      </w:r>
-      <w:r>
-        <w:rPr>
-          <w:lang w:val="en-GB"/>
-        </w:rPr>
-        <w:t>DocDoc</w:t>
-      </w:r>
-      <w:r>
-        <w:t xml:space="preserve">» </w:t>
-      </w:r>
-      <w:r>
-        <w:t>[</w:t>
-      </w:r>
-      <w:r>
-        <w:t xml:space="preserve">Электронный </w:t>
-      </w:r>
-      <w:proofErr w:type="gramStart"/>
-      <w:r>
-        <w:t>ресурс</w:t>
-      </w:r>
-      <w:r>
-        <w:t>]  /</w:t>
-      </w:r>
-      <w:proofErr w:type="gramEnd"/>
-      <w:r>
-        <w:t xml:space="preserve"> </w:t>
+        <w:t>Электронный ресурс</w:t>
+      </w:r>
+      <w:r>
+        <w:t xml:space="preserve">]  / </w:t>
       </w:r>
       <w:r>
         <w:rPr>
@@ -8285,6 +9360,155 @@
     </w:lvl>
   </w:abstractNum>
   <w:abstractNum w:abstractNumId="12" w15:restartNumberingAfterBreak="0">
+    <w:nsid w:val="2B6B6D1A"/>
+    <w:multiLevelType w:val="multilevel"/>
+    <w:tmpl w:val="8D1CD424"/>
+    <w:lvl w:ilvl="0">
+      <w:start w:val="1"/>
+      <w:numFmt w:val="bullet"/>
+      <w:lvlText w:val=""/>
+      <w:lvlJc w:val="left"/>
+      <w:pPr>
+        <w:tabs>
+          <w:tab w:val="num" w:pos="720"/>
+        </w:tabs>
+        <w:ind w:left="720" w:hanging="360"/>
+      </w:pPr>
+      <w:rPr>
+        <w:rFonts w:ascii="Symbol" w:hAnsi="Symbol" w:hint="default"/>
+        <w:sz w:val="20"/>
+      </w:rPr>
+    </w:lvl>
+    <w:lvl w:ilvl="1" w:tentative="1">
+      <w:start w:val="1"/>
+      <w:numFmt w:val="bullet"/>
+      <w:lvlText w:val="o"/>
+      <w:lvlJc w:val="left"/>
+      <w:pPr>
+        <w:tabs>
+          <w:tab w:val="num" w:pos="1440"/>
+        </w:tabs>
+        <w:ind w:left="1440" w:hanging="360"/>
+      </w:pPr>
+      <w:rPr>
+        <w:rFonts w:ascii="Courier New" w:hAnsi="Courier New" w:hint="default"/>
+        <w:sz w:val="20"/>
+      </w:rPr>
+    </w:lvl>
+    <w:lvl w:ilvl="2" w:tentative="1">
+      <w:start w:val="1"/>
+      <w:numFmt w:val="bullet"/>
+      <w:lvlText w:val=""/>
+      <w:lvlJc w:val="left"/>
+      <w:pPr>
+        <w:tabs>
+          <w:tab w:val="num" w:pos="2160"/>
+        </w:tabs>
+        <w:ind w:left="2160" w:hanging="360"/>
+      </w:pPr>
+      <w:rPr>
+        <w:rFonts w:ascii="Wingdings" w:hAnsi="Wingdings" w:hint="default"/>
+        <w:sz w:val="20"/>
+      </w:rPr>
+    </w:lvl>
+    <w:lvl w:ilvl="3" w:tentative="1">
+      <w:start w:val="1"/>
+      <w:numFmt w:val="bullet"/>
+      <w:lvlText w:val=""/>
+      <w:lvlJc w:val="left"/>
+      <w:pPr>
+        <w:tabs>
+          <w:tab w:val="num" w:pos="2880"/>
+        </w:tabs>
+        <w:ind w:left="2880" w:hanging="360"/>
+      </w:pPr>
+      <w:rPr>
+        <w:rFonts w:ascii="Wingdings" w:hAnsi="Wingdings" w:hint="default"/>
+        <w:sz w:val="20"/>
+      </w:rPr>
+    </w:lvl>
+    <w:lvl w:ilvl="4" w:tentative="1">
+      <w:start w:val="1"/>
+      <w:numFmt w:val="bullet"/>
+      <w:lvlText w:val=""/>
+      <w:lvlJc w:val="left"/>
+      <w:pPr>
+        <w:tabs>
+          <w:tab w:val="num" w:pos="3600"/>
+        </w:tabs>
+        <w:ind w:left="3600" w:hanging="360"/>
+      </w:pPr>
+      <w:rPr>
+        <w:rFonts w:ascii="Wingdings" w:hAnsi="Wingdings" w:hint="default"/>
+        <w:sz w:val="20"/>
+      </w:rPr>
+    </w:lvl>
+    <w:lvl w:ilvl="5" w:tentative="1">
+      <w:start w:val="1"/>
+      <w:numFmt w:val="bullet"/>
+      <w:lvlText w:val=""/>
+      <w:lvlJc w:val="left"/>
+      <w:pPr>
+        <w:tabs>
+          <w:tab w:val="num" w:pos="4320"/>
+        </w:tabs>
+        <w:ind w:left="4320" w:hanging="360"/>
+      </w:pPr>
+      <w:rPr>
+        <w:rFonts w:ascii="Wingdings" w:hAnsi="Wingdings" w:hint="default"/>
+        <w:sz w:val="20"/>
+      </w:rPr>
+    </w:lvl>
+    <w:lvl w:ilvl="6" w:tentative="1">
+      <w:start w:val="1"/>
+      <w:numFmt w:val="bullet"/>
+      <w:lvlText w:val=""/>
+      <w:lvlJc w:val="left"/>
+      <w:pPr>
+        <w:tabs>
+          <w:tab w:val="num" w:pos="5040"/>
+        </w:tabs>
+        <w:ind w:left="5040" w:hanging="360"/>
+      </w:pPr>
+      <w:rPr>
+        <w:rFonts w:ascii="Wingdings" w:hAnsi="Wingdings" w:hint="default"/>
+        <w:sz w:val="20"/>
+      </w:rPr>
+    </w:lvl>
+    <w:lvl w:ilvl="7" w:tentative="1">
+      <w:start w:val="1"/>
+      <w:numFmt w:val="bullet"/>
+      <w:lvlText w:val=""/>
+      <w:lvlJc w:val="left"/>
+      <w:pPr>
+        <w:tabs>
+          <w:tab w:val="num" w:pos="5760"/>
+        </w:tabs>
+        <w:ind w:left="5760" w:hanging="360"/>
+      </w:pPr>
+      <w:rPr>
+        <w:rFonts w:ascii="Wingdings" w:hAnsi="Wingdings" w:hint="default"/>
+        <w:sz w:val="20"/>
+      </w:rPr>
+    </w:lvl>
+    <w:lvl w:ilvl="8" w:tentative="1">
+      <w:start w:val="1"/>
+      <w:numFmt w:val="bullet"/>
+      <w:lvlText w:val=""/>
+      <w:lvlJc w:val="left"/>
+      <w:pPr>
+        <w:tabs>
+          <w:tab w:val="num" w:pos="6480"/>
+        </w:tabs>
+        <w:ind w:left="6480" w:hanging="360"/>
+      </w:pPr>
+      <w:rPr>
+        <w:rFonts w:ascii="Wingdings" w:hAnsi="Wingdings" w:hint="default"/>
+        <w:sz w:val="20"/>
+      </w:rPr>
+    </w:lvl>
+  </w:abstractNum>
+  <w:abstractNum w:abstractNumId="13" w15:restartNumberingAfterBreak="0">
     <w:nsid w:val="326175C7"/>
     <w:multiLevelType w:val="hybridMultilevel"/>
     <w:tmpl w:val="6DF859B4"/>
@@ -8397,7 +9621,7 @@
       </w:rPr>
     </w:lvl>
   </w:abstractNum>
-  <w:abstractNum w:abstractNumId="13" w15:restartNumberingAfterBreak="0">
+  <w:abstractNum w:abstractNumId="14" w15:restartNumberingAfterBreak="0">
     <w:nsid w:val="397C080E"/>
     <w:multiLevelType w:val="hybridMultilevel"/>
     <w:tmpl w:val="552CF48E"/>
@@ -8483,7 +9707,7 @@
       </w:pPr>
     </w:lvl>
   </w:abstractNum>
-  <w:abstractNum w:abstractNumId="14" w15:restartNumberingAfterBreak="0">
+  <w:abstractNum w:abstractNumId="15" w15:restartNumberingAfterBreak="0">
     <w:nsid w:val="3C9733B6"/>
     <w:multiLevelType w:val="hybridMultilevel"/>
     <w:tmpl w:val="F0162BD8"/>
@@ -8569,7 +9793,7 @@
       </w:pPr>
     </w:lvl>
   </w:abstractNum>
-  <w:abstractNum w:abstractNumId="15" w15:restartNumberingAfterBreak="0">
+  <w:abstractNum w:abstractNumId="16" w15:restartNumberingAfterBreak="0">
     <w:nsid w:val="3D3D02CE"/>
     <w:multiLevelType w:val="hybridMultilevel"/>
     <w:tmpl w:val="24C053DA"/>
@@ -8659,7 +9883,7 @@
       </w:pPr>
     </w:lvl>
   </w:abstractNum>
-  <w:abstractNum w:abstractNumId="16" w15:restartNumberingAfterBreak="0">
+  <w:abstractNum w:abstractNumId="17" w15:restartNumberingAfterBreak="0">
     <w:nsid w:val="3FF30A7A"/>
     <w:multiLevelType w:val="hybridMultilevel"/>
     <w:tmpl w:val="D0223DD0"/>
@@ -8749,7 +9973,7 @@
       </w:pPr>
     </w:lvl>
   </w:abstractNum>
-  <w:abstractNum w:abstractNumId="17" w15:restartNumberingAfterBreak="0">
+  <w:abstractNum w:abstractNumId="18" w15:restartNumberingAfterBreak="0">
     <w:nsid w:val="42493466"/>
     <w:multiLevelType w:val="hybridMultilevel"/>
     <w:tmpl w:val="FC1AFA50"/>
@@ -8835,7 +10059,7 @@
       </w:pPr>
     </w:lvl>
   </w:abstractNum>
-  <w:abstractNum w:abstractNumId="18" w15:restartNumberingAfterBreak="0">
+  <w:abstractNum w:abstractNumId="19" w15:restartNumberingAfterBreak="0">
     <w:nsid w:val="472524C6"/>
     <w:multiLevelType w:val="hybridMultilevel"/>
     <w:tmpl w:val="B20886E0"/>
@@ -8925,7 +10149,7 @@
       </w:pPr>
     </w:lvl>
   </w:abstractNum>
-  <w:abstractNum w:abstractNumId="19" w15:restartNumberingAfterBreak="0">
+  <w:abstractNum w:abstractNumId="20" w15:restartNumberingAfterBreak="0">
     <w:nsid w:val="49A1735E"/>
     <w:multiLevelType w:val="hybridMultilevel"/>
     <w:tmpl w:val="69BA72DC"/>
@@ -9065,7 +10289,7 @@
       </w:rPr>
     </w:lvl>
   </w:abstractNum>
-  <w:abstractNum w:abstractNumId="20" w15:restartNumberingAfterBreak="0">
+  <w:abstractNum w:abstractNumId="21" w15:restartNumberingAfterBreak="0">
     <w:nsid w:val="4C1349B2"/>
     <w:multiLevelType w:val="hybridMultilevel"/>
     <w:tmpl w:val="D6EA6A22"/>
@@ -9151,7 +10375,120 @@
       </w:pPr>
     </w:lvl>
   </w:abstractNum>
-  <w:abstractNum w:abstractNumId="21" w15:restartNumberingAfterBreak="0">
+  <w:abstractNum w:abstractNumId="22" w15:restartNumberingAfterBreak="0">
+    <w:nsid w:val="4D5C7C3F"/>
+    <w:multiLevelType w:val="multilevel"/>
+    <w:tmpl w:val="91FCF47C"/>
+    <w:lvl w:ilvl="0">
+      <w:start w:val="1"/>
+      <w:numFmt w:val="decimal"/>
+      <w:lvlText w:val="%1."/>
+      <w:lvlJc w:val="left"/>
+      <w:pPr>
+        <w:tabs>
+          <w:tab w:val="num" w:pos="720"/>
+        </w:tabs>
+        <w:ind w:left="720" w:hanging="360"/>
+      </w:pPr>
+    </w:lvl>
+    <w:lvl w:ilvl="1" w:tentative="1">
+      <w:start w:val="1"/>
+      <w:numFmt w:val="decimal"/>
+      <w:lvlText w:val="%2."/>
+      <w:lvlJc w:val="left"/>
+      <w:pPr>
+        <w:tabs>
+          <w:tab w:val="num" w:pos="1440"/>
+        </w:tabs>
+        <w:ind w:left="1440" w:hanging="360"/>
+      </w:pPr>
+    </w:lvl>
+    <w:lvl w:ilvl="2" w:tentative="1">
+      <w:start w:val="1"/>
+      <w:numFmt w:val="decimal"/>
+      <w:lvlText w:val="%3."/>
+      <w:lvlJc w:val="left"/>
+      <w:pPr>
+        <w:tabs>
+          <w:tab w:val="num" w:pos="2160"/>
+        </w:tabs>
+        <w:ind w:left="2160" w:hanging="360"/>
+      </w:pPr>
+    </w:lvl>
+    <w:lvl w:ilvl="3" w:tentative="1">
+      <w:start w:val="1"/>
+      <w:numFmt w:val="decimal"/>
+      <w:lvlText w:val="%4."/>
+      <w:lvlJc w:val="left"/>
+      <w:pPr>
+        <w:tabs>
+          <w:tab w:val="num" w:pos="2880"/>
+        </w:tabs>
+        <w:ind w:left="2880" w:hanging="360"/>
+      </w:pPr>
+    </w:lvl>
+    <w:lvl w:ilvl="4" w:tentative="1">
+      <w:start w:val="1"/>
+      <w:numFmt w:val="decimal"/>
+      <w:lvlText w:val="%5."/>
+      <w:lvlJc w:val="left"/>
+      <w:pPr>
+        <w:tabs>
+          <w:tab w:val="num" w:pos="3600"/>
+        </w:tabs>
+        <w:ind w:left="3600" w:hanging="360"/>
+      </w:pPr>
+    </w:lvl>
+    <w:lvl w:ilvl="5" w:tentative="1">
+      <w:start w:val="1"/>
+      <w:numFmt w:val="decimal"/>
+      <w:lvlText w:val="%6."/>
+      <w:lvlJc w:val="left"/>
+      <w:pPr>
+        <w:tabs>
+          <w:tab w:val="num" w:pos="4320"/>
+        </w:tabs>
+        <w:ind w:left="4320" w:hanging="360"/>
+      </w:pPr>
+    </w:lvl>
+    <w:lvl w:ilvl="6" w:tentative="1">
+      <w:start w:val="1"/>
+      <w:numFmt w:val="decimal"/>
+      <w:lvlText w:val="%7."/>
+      <w:lvlJc w:val="left"/>
+      <w:pPr>
+        <w:tabs>
+          <w:tab w:val="num" w:pos="5040"/>
+        </w:tabs>
+        <w:ind w:left="5040" w:hanging="360"/>
+      </w:pPr>
+    </w:lvl>
+    <w:lvl w:ilvl="7" w:tentative="1">
+      <w:start w:val="1"/>
+      <w:numFmt w:val="decimal"/>
+      <w:lvlText w:val="%8."/>
+      <w:lvlJc w:val="left"/>
+      <w:pPr>
+        <w:tabs>
+          <w:tab w:val="num" w:pos="5760"/>
+        </w:tabs>
+        <w:ind w:left="5760" w:hanging="360"/>
+      </w:pPr>
+    </w:lvl>
+    <w:lvl w:ilvl="8" w:tentative="1">
+      <w:start w:val="1"/>
+      <w:numFmt w:val="decimal"/>
+      <w:lvlText w:val="%9."/>
+      <w:lvlJc w:val="left"/>
+      <w:pPr>
+        <w:tabs>
+          <w:tab w:val="num" w:pos="6480"/>
+        </w:tabs>
+        <w:ind w:left="6480" w:hanging="360"/>
+      </w:pPr>
+    </w:lvl>
+  </w:abstractNum>
+  <w:abstractNum w:abstractNumId="23" w15:restartNumberingAfterBreak="0">
     <w:nsid w:val="4D893BD8"/>
     <w:multiLevelType w:val="hybridMultilevel"/>
     <w:tmpl w:val="10669E14"/>
@@ -9240,7 +10577,7 @@
       </w:pPr>
     </w:lvl>
   </w:abstractNum>
-  <w:abstractNum w:abstractNumId="22" w15:restartNumberingAfterBreak="0">
+  <w:abstractNum w:abstractNumId="24" w15:restartNumberingAfterBreak="0">
     <w:nsid w:val="4E2D6D20"/>
     <w:multiLevelType w:val="hybridMultilevel"/>
     <w:tmpl w:val="E61C47F6"/>
@@ -9326,7 +10663,7 @@
       </w:pPr>
     </w:lvl>
   </w:abstractNum>
-  <w:abstractNum w:abstractNumId="23" w15:restartNumberingAfterBreak="0">
+  <w:abstractNum w:abstractNumId="25" w15:restartNumberingAfterBreak="0">
     <w:nsid w:val="501B51FD"/>
     <w:multiLevelType w:val="hybridMultilevel"/>
     <w:tmpl w:val="5080B852"/>
@@ -9439,7 +10776,7 @@
       </w:rPr>
     </w:lvl>
   </w:abstractNum>
-  <w:abstractNum w:abstractNumId="24" w15:restartNumberingAfterBreak="0">
+  <w:abstractNum w:abstractNumId="26" w15:restartNumberingAfterBreak="0">
     <w:nsid w:val="5C8237B4"/>
     <w:multiLevelType w:val="multilevel"/>
     <w:tmpl w:val="1DB2A51C"/>
@@ -9570,7 +10907,7 @@
       </w:rPr>
     </w:lvl>
   </w:abstractNum>
-  <w:abstractNum w:abstractNumId="25" w15:restartNumberingAfterBreak="0">
+  <w:abstractNum w:abstractNumId="27" w15:restartNumberingAfterBreak="0">
     <w:nsid w:val="5D514361"/>
     <w:multiLevelType w:val="hybridMultilevel"/>
     <w:tmpl w:val="67024AC4"/>
@@ -9656,7 +10993,7 @@
       </w:pPr>
     </w:lvl>
   </w:abstractNum>
-  <w:abstractNum w:abstractNumId="26" w15:restartNumberingAfterBreak="0">
+  <w:abstractNum w:abstractNumId="28" w15:restartNumberingAfterBreak="0">
     <w:nsid w:val="5E4F5958"/>
     <w:multiLevelType w:val="hybridMultilevel"/>
     <w:tmpl w:val="6DAA9E62"/>
@@ -9746,7 +11083,7 @@
       </w:pPr>
     </w:lvl>
   </w:abstractNum>
-  <w:abstractNum w:abstractNumId="27" w15:restartNumberingAfterBreak="0">
+  <w:abstractNum w:abstractNumId="29" w15:restartNumberingAfterBreak="0">
     <w:nsid w:val="60A970A9"/>
     <w:multiLevelType w:val="hybridMultilevel"/>
     <w:tmpl w:val="F36ABF1E"/>
@@ -9832,7 +11169,7 @@
       </w:pPr>
     </w:lvl>
   </w:abstractNum>
-  <w:abstractNum w:abstractNumId="28" w15:restartNumberingAfterBreak="0">
+  <w:abstractNum w:abstractNumId="30" w15:restartNumberingAfterBreak="0">
     <w:nsid w:val="68345744"/>
     <w:multiLevelType w:val="hybridMultilevel"/>
     <w:tmpl w:val="37E24884"/>
@@ -9921,7 +11258,7 @@
       </w:pPr>
     </w:lvl>
   </w:abstractNum>
-  <w:abstractNum w:abstractNumId="29" w15:restartNumberingAfterBreak="0">
+  <w:abstractNum w:abstractNumId="31" w15:restartNumberingAfterBreak="0">
     <w:nsid w:val="6BB96402"/>
     <w:multiLevelType w:val="hybridMultilevel"/>
     <w:tmpl w:val="1F4CF88E"/>
@@ -10010,7 +11347,7 @@
       </w:pPr>
     </w:lvl>
   </w:abstractNum>
-  <w:abstractNum w:abstractNumId="30" w15:restartNumberingAfterBreak="0">
+  <w:abstractNum w:abstractNumId="32" w15:restartNumberingAfterBreak="0">
     <w:nsid w:val="6BD16E73"/>
     <w:multiLevelType w:val="hybridMultilevel"/>
     <w:tmpl w:val="F138713C"/>
@@ -10099,7 +11436,7 @@
       </w:pPr>
     </w:lvl>
   </w:abstractNum>
-  <w:abstractNum w:abstractNumId="31" w15:restartNumberingAfterBreak="0">
+  <w:abstractNum w:abstractNumId="33" w15:restartNumberingAfterBreak="0">
     <w:nsid w:val="6D48215A"/>
     <w:multiLevelType w:val="hybridMultilevel"/>
     <w:tmpl w:val="A09E6E4E"/>
@@ -10188,7 +11525,7 @@
       </w:pPr>
     </w:lvl>
   </w:abstractNum>
-  <w:abstractNum w:abstractNumId="32" w15:restartNumberingAfterBreak="0">
+  <w:abstractNum w:abstractNumId="34" w15:restartNumberingAfterBreak="0">
     <w:nsid w:val="70C1733A"/>
     <w:multiLevelType w:val="hybridMultilevel"/>
     <w:tmpl w:val="AC969144"/>
@@ -10274,7 +11611,7 @@
       </w:pPr>
     </w:lvl>
   </w:abstractNum>
-  <w:abstractNum w:abstractNumId="33" w15:restartNumberingAfterBreak="0">
+  <w:abstractNum w:abstractNumId="35" w15:restartNumberingAfterBreak="0">
     <w:nsid w:val="77DC740F"/>
     <w:multiLevelType w:val="hybridMultilevel"/>
     <w:tmpl w:val="8B8E4A6C"/>
@@ -10360,7 +11697,7 @@
       </w:pPr>
     </w:lvl>
   </w:abstractNum>
-  <w:abstractNum w:abstractNumId="34" w15:restartNumberingAfterBreak="0">
+  <w:abstractNum w:abstractNumId="36" w15:restartNumberingAfterBreak="0">
     <w:nsid w:val="78757B3E"/>
     <w:multiLevelType w:val="hybridMultilevel"/>
     <w:tmpl w:val="699AA056"/>
@@ -10473,7 +11810,7 @@
       </w:rPr>
     </w:lvl>
   </w:abstractNum>
-  <w:abstractNum w:abstractNumId="35" w15:restartNumberingAfterBreak="0">
+  <w:abstractNum w:abstractNumId="37" w15:restartNumberingAfterBreak="0">
     <w:nsid w:val="79A91D90"/>
     <w:multiLevelType w:val="hybridMultilevel"/>
     <w:tmpl w:val="CC8494EE"/>
@@ -10573,22 +11910,22 @@
     <w:abstractNumId w:val="8"/>
   </w:num>
   <w:num w:numId="4" w16cid:durableId="630669033">
-    <w:abstractNumId w:val="20"/>
+    <w:abstractNumId w:val="21"/>
   </w:num>
   <w:num w:numId="5" w16cid:durableId="1012221073">
-    <w:abstractNumId w:val="13"/>
+    <w:abstractNumId w:val="14"/>
   </w:num>
   <w:num w:numId="6" w16cid:durableId="1862816924">
-    <w:abstractNumId w:val="32"/>
+    <w:abstractNumId w:val="34"/>
   </w:num>
   <w:num w:numId="7" w16cid:durableId="1684700754">
     <w:abstractNumId w:val="9"/>
   </w:num>
   <w:num w:numId="8" w16cid:durableId="969281964">
-    <w:abstractNumId w:val="17"/>
+    <w:abstractNumId w:val="18"/>
   </w:num>
   <w:num w:numId="9" w16cid:durableId="1235818635">
-    <w:abstractNumId w:val="24"/>
+    <w:abstractNumId w:val="26"/>
     <w:lvlOverride w:ilvl="0">
       <w:startOverride w:val="1"/>
     </w:lvlOverride>
@@ -10618,10 +11955,10 @@
     </w:lvlOverride>
   </w:num>
   <w:num w:numId="10" w16cid:durableId="11927793">
-    <w:abstractNumId w:val="24"/>
+    <w:abstractNumId w:val="26"/>
   </w:num>
   <w:num w:numId="11" w16cid:durableId="280458995">
-    <w:abstractNumId w:val="24"/>
+    <w:abstractNumId w:val="26"/>
     <w:lvlOverride w:ilvl="0">
       <w:startOverride w:val="2"/>
     </w:lvlOverride>
@@ -10651,28 +11988,28 @@
     </w:lvlOverride>
   </w:num>
   <w:num w:numId="12" w16cid:durableId="1690061569">
-    <w:abstractNumId w:val="19"/>
+    <w:abstractNumId w:val="20"/>
   </w:num>
   <w:num w:numId="13" w16cid:durableId="1206941393">
-    <w:abstractNumId w:val="34"/>
+    <w:abstractNumId w:val="36"/>
   </w:num>
   <w:num w:numId="14" w16cid:durableId="533269350">
-    <w:abstractNumId w:val="33"/>
+    <w:abstractNumId w:val="35"/>
   </w:num>
   <w:num w:numId="15" w16cid:durableId="1548682048">
-    <w:abstractNumId w:val="27"/>
+    <w:abstractNumId w:val="29"/>
   </w:num>
   <w:num w:numId="16" w16cid:durableId="1662200790">
     <w:abstractNumId w:val="7"/>
   </w:num>
   <w:num w:numId="17" w16cid:durableId="1362172824">
-    <w:abstractNumId w:val="31"/>
+    <w:abstractNumId w:val="33"/>
   </w:num>
   <w:num w:numId="18" w16cid:durableId="695665753">
-    <w:abstractNumId w:val="21"/>
+    <w:abstractNumId w:val="23"/>
   </w:num>
   <w:num w:numId="19" w16cid:durableId="555897870">
-    <w:abstractNumId w:val="22"/>
+    <w:abstractNumId w:val="24"/>
   </w:num>
   <w:num w:numId="20" w16cid:durableId="1727952840">
     <w:abstractNumId w:val="5"/>
@@ -10681,16 +12018,16 @@
     <w:abstractNumId w:val="6"/>
   </w:num>
   <w:num w:numId="22" w16cid:durableId="1065907316">
-    <w:abstractNumId w:val="35"/>
+    <w:abstractNumId w:val="37"/>
   </w:num>
   <w:num w:numId="23" w16cid:durableId="974336932">
     <w:abstractNumId w:val="1"/>
   </w:num>
   <w:num w:numId="24" w16cid:durableId="1028992004">
-    <w:abstractNumId w:val="30"/>
+    <w:abstractNumId w:val="32"/>
   </w:num>
   <w:num w:numId="25" w16cid:durableId="908618142">
-    <w:abstractNumId w:val="28"/>
+    <w:abstractNumId w:val="30"/>
   </w:num>
   <w:num w:numId="26" w16cid:durableId="163595465">
     <w:abstractNumId w:val="4"/>
@@ -10699,37 +12036,43 @@
     <w:abstractNumId w:val="10"/>
   </w:num>
   <w:num w:numId="28" w16cid:durableId="713042631">
+    <w:abstractNumId w:val="17"/>
+  </w:num>
+  <w:num w:numId="29" w16cid:durableId="2032678708">
+    <w:abstractNumId w:val="28"/>
+  </w:num>
+  <w:num w:numId="30" w16cid:durableId="389160006">
     <w:abstractNumId w:val="16"/>
   </w:num>
-  <w:num w:numId="29" w16cid:durableId="2032678708">
-    <w:abstractNumId w:val="26"/>
-  </w:num>
-  <w:num w:numId="30" w16cid:durableId="389160006">
-    <w:abstractNumId w:val="15"/>
-  </w:num>
   <w:num w:numId="31" w16cid:durableId="1229656039">
-    <w:abstractNumId w:val="18"/>
+    <w:abstractNumId w:val="19"/>
   </w:num>
   <w:num w:numId="32" w16cid:durableId="1692102492">
-    <w:abstractNumId w:val="29"/>
+    <w:abstractNumId w:val="31"/>
   </w:num>
   <w:num w:numId="33" w16cid:durableId="891579650">
     <w:abstractNumId w:val="0"/>
   </w:num>
   <w:num w:numId="34" w16cid:durableId="1280844769">
-    <w:abstractNumId w:val="12"/>
+    <w:abstractNumId w:val="13"/>
   </w:num>
   <w:num w:numId="35" w16cid:durableId="1134102220">
-    <w:abstractNumId w:val="25"/>
+    <w:abstractNumId w:val="27"/>
   </w:num>
   <w:num w:numId="36" w16cid:durableId="2145154215">
     <w:abstractNumId w:val="2"/>
   </w:num>
   <w:num w:numId="37" w16cid:durableId="725448616">
-    <w:abstractNumId w:val="14"/>
+    <w:abstractNumId w:val="15"/>
   </w:num>
   <w:num w:numId="38" w16cid:durableId="1646618732">
-    <w:abstractNumId w:val="23"/>
+    <w:abstractNumId w:val="25"/>
+  </w:num>
+  <w:num w:numId="39" w16cid:durableId="1857887940">
+    <w:abstractNumId w:val="22"/>
+  </w:num>
+  <w:num w:numId="40" w16cid:durableId="225728439">
+    <w:abstractNumId w:val="12"/>
   </w:num>
   <w:numIdMacAtCleanup w:val="11"/>
 </w:numbering>
@@ -11255,7 +12598,6 @@
   <w:style w:type="character" w:default="1" w:styleId="a2">
     <w:name w:val="Default Paragraph Font"/>
     <w:uiPriority w:val="1"/>
-    <w:semiHidden/>
     <w:unhideWhenUsed/>
   </w:style>
   <w:style w:type="table" w:default="1" w:styleId="a3">

--- a/ИТ_практикум_6301_1.docx
+++ b/ИТ_практикум_6301_1.docx
@@ -2925,689 +2925,6 @@
     </w:p>
     <w:p>
       <w:pPr>
-        <w:spacing w:after="160"/>
-        <w:rPr>
-          <w:rFonts w:eastAsia="Times New Roman" w:cs="Times New Roman"/>
-          <w:sz w:val="28"/>
-          <w:szCs w:val="28"/>
-          <w:lang w:eastAsia="ru-RU"/>
-        </w:rPr>
-      </w:pPr>
-      <w:r>
-        <w:rPr>
-          <w:rFonts w:eastAsia="Times New Roman" w:cs="Times New Roman"/>
-          <w:sz w:val="28"/>
-          <w:szCs w:val="28"/>
-          <w:lang w:eastAsia="ru-RU"/>
-        </w:rPr>
-        <w:t xml:space="preserve">3.2.1. </w:t>
-      </w:r>
-      <w:proofErr w:type="spellStart"/>
-      <w:r>
-        <w:rPr>
-          <w:rFonts w:eastAsia="Times New Roman" w:cs="Times New Roman"/>
-          <w:sz w:val="28"/>
-          <w:szCs w:val="28"/>
-          <w:lang w:eastAsia="ru-RU"/>
-        </w:rPr>
-        <w:t>Telegram</w:t>
-      </w:r>
-      <w:proofErr w:type="spellEnd"/>
-      <w:r>
-        <w:rPr>
-          <w:rFonts w:eastAsia="Times New Roman" w:cs="Times New Roman"/>
-          <w:sz w:val="28"/>
-          <w:szCs w:val="28"/>
-          <w:lang w:eastAsia="ru-RU"/>
-        </w:rPr>
-        <w:t>-бот (клиентский интерфейс)</w:t>
-      </w:r>
-    </w:p>
-    <w:p>
-      <w:pPr>
-        <w:spacing w:after="160"/>
-        <w:rPr>
-          <w:rFonts w:eastAsia="Times New Roman" w:cs="Times New Roman"/>
-          <w:sz w:val="28"/>
-          <w:szCs w:val="28"/>
-          <w:lang w:eastAsia="ru-RU"/>
-        </w:rPr>
-      </w:pPr>
-      <w:r>
-        <w:rPr>
-          <w:rFonts w:eastAsia="Times New Roman" w:cs="Times New Roman"/>
-          <w:sz w:val="28"/>
-          <w:szCs w:val="28"/>
-          <w:lang w:eastAsia="ru-RU"/>
-        </w:rPr>
-        <w:t>Роль: единственная точка входа для пользователя. Позволяет отправлять текстовые команды, загружать файлы (конспекты), получать уведомления.</w:t>
-      </w:r>
-    </w:p>
-    <w:p>
-      <w:pPr>
-        <w:spacing w:after="160"/>
-        <w:rPr>
-          <w:rFonts w:eastAsia="Times New Roman" w:cs="Times New Roman"/>
-          <w:sz w:val="28"/>
-          <w:szCs w:val="28"/>
-          <w:lang w:eastAsia="ru-RU"/>
-        </w:rPr>
-      </w:pPr>
-      <w:r>
-        <w:rPr>
-          <w:rFonts w:eastAsia="Times New Roman" w:cs="Times New Roman"/>
-          <w:sz w:val="28"/>
-          <w:szCs w:val="28"/>
-          <w:lang w:eastAsia="ru-RU"/>
-        </w:rPr>
-        <w:t>Технологии</w:t>
-      </w:r>
-      <w:r>
-        <w:rPr>
-          <w:rFonts w:eastAsia="Times New Roman" w:cs="Times New Roman"/>
-          <w:sz w:val="28"/>
-          <w:szCs w:val="28"/>
-          <w:lang w:val="en-US" w:eastAsia="ru-RU"/>
-        </w:rPr>
-        <w:t>: python-telegram-bot (</w:t>
-      </w:r>
-      <w:r>
-        <w:rPr>
-          <w:rFonts w:eastAsia="Times New Roman" w:cs="Times New Roman"/>
-          <w:sz w:val="28"/>
-          <w:szCs w:val="28"/>
-          <w:lang w:eastAsia="ru-RU"/>
-        </w:rPr>
-        <w:t>библиотека</w:t>
-      </w:r>
-      <w:r>
-        <w:rPr>
-          <w:rFonts w:eastAsia="Times New Roman" w:cs="Times New Roman"/>
-          <w:sz w:val="28"/>
-          <w:szCs w:val="28"/>
-          <w:lang w:val="en-US" w:eastAsia="ru-RU"/>
-        </w:rPr>
-        <w:t xml:space="preserve"> Python), Telegram Bot API.</w:t>
-      </w:r>
-    </w:p>
-    <w:p>
-      <w:pPr>
-        <w:spacing w:after="160"/>
-        <w:rPr>
-          <w:rFonts w:eastAsia="Times New Roman" w:cs="Times New Roman"/>
-          <w:sz w:val="28"/>
-          <w:szCs w:val="28"/>
-          <w:lang w:eastAsia="ru-RU"/>
-        </w:rPr>
-      </w:pPr>
-    </w:p>
-    <w:p>
-      <w:pPr>
-        <w:spacing w:after="160"/>
-        <w:rPr>
-          <w:rFonts w:eastAsia="Times New Roman" w:cs="Times New Roman"/>
-          <w:sz w:val="28"/>
-          <w:szCs w:val="28"/>
-          <w:lang w:eastAsia="ru-RU"/>
-        </w:rPr>
-      </w:pPr>
-      <w:r>
-        <w:rPr>
-          <w:rFonts w:eastAsia="Times New Roman" w:cs="Times New Roman"/>
-          <w:sz w:val="28"/>
-          <w:szCs w:val="28"/>
-          <w:lang w:eastAsia="ru-RU"/>
-        </w:rPr>
-        <w:t>Модуль распознавания намерений (LLM)</w:t>
-      </w:r>
-    </w:p>
-    <w:p>
-      <w:pPr>
-        <w:spacing w:after="160"/>
-        <w:rPr>
-          <w:rFonts w:eastAsia="Times New Roman" w:cs="Times New Roman"/>
-          <w:sz w:val="28"/>
-          <w:szCs w:val="28"/>
-          <w:lang w:eastAsia="ru-RU"/>
-        </w:rPr>
-      </w:pPr>
-      <w:r>
-        <w:rPr>
-          <w:rFonts w:eastAsia="Times New Roman" w:cs="Times New Roman"/>
-          <w:sz w:val="28"/>
-          <w:szCs w:val="28"/>
-          <w:lang w:eastAsia="ru-RU"/>
-        </w:rPr>
-        <w:t>Роль: анализирует сообщения пользователя на естественном языке и определяет, какое действие требуется выполнить.</w:t>
-      </w:r>
-    </w:p>
-    <w:p>
-      <w:pPr>
-        <w:spacing w:after="160"/>
-        <w:rPr>
-          <w:rFonts w:eastAsia="Times New Roman" w:cs="Times New Roman"/>
-          <w:sz w:val="28"/>
-          <w:szCs w:val="28"/>
-          <w:lang w:eastAsia="ru-RU"/>
-        </w:rPr>
-      </w:pPr>
-    </w:p>
-    <w:p>
-      <w:pPr>
-        <w:spacing w:after="160"/>
-        <w:rPr>
-          <w:rFonts w:eastAsia="Times New Roman" w:cs="Times New Roman"/>
-          <w:sz w:val="28"/>
-          <w:szCs w:val="28"/>
-          <w:lang w:eastAsia="ru-RU"/>
-        </w:rPr>
-      </w:pPr>
-      <w:r>
-        <w:rPr>
-          <w:rFonts w:eastAsia="Times New Roman" w:cs="Times New Roman"/>
-          <w:sz w:val="28"/>
-          <w:szCs w:val="28"/>
-          <w:lang w:eastAsia="ru-RU"/>
-        </w:rPr>
-        <w:t>Поток работы:</w:t>
-      </w:r>
-    </w:p>
-    <w:p>
-      <w:pPr>
-        <w:spacing w:after="160"/>
-        <w:rPr>
-          <w:rFonts w:eastAsia="Times New Roman" w:cs="Times New Roman"/>
-          <w:sz w:val="28"/>
-          <w:szCs w:val="28"/>
-          <w:lang w:eastAsia="ru-RU"/>
-        </w:rPr>
-      </w:pPr>
-    </w:p>
-    <w:p>
-      <w:pPr>
-        <w:spacing w:after="160"/>
-        <w:rPr>
-          <w:rFonts w:eastAsia="Times New Roman" w:cs="Times New Roman"/>
-          <w:sz w:val="28"/>
-          <w:szCs w:val="28"/>
-          <w:lang w:eastAsia="ru-RU"/>
-        </w:rPr>
-      </w:pPr>
-      <w:r>
-        <w:rPr>
-          <w:rFonts w:eastAsia="Times New Roman" w:cs="Times New Roman"/>
-          <w:sz w:val="28"/>
-          <w:szCs w:val="28"/>
-          <w:lang w:eastAsia="ru-RU"/>
-        </w:rPr>
-        <w:t>Пользователь пишет, например: «напомни мне про алгоритмы через 2 дня»</w:t>
-      </w:r>
-    </w:p>
-    <w:p>
-      <w:pPr>
-        <w:spacing w:after="160"/>
-        <w:rPr>
-          <w:rFonts w:eastAsia="Times New Roman" w:cs="Times New Roman"/>
-          <w:sz w:val="28"/>
-          <w:szCs w:val="28"/>
-          <w:lang w:eastAsia="ru-RU"/>
-        </w:rPr>
-      </w:pPr>
-    </w:p>
-    <w:p>
-      <w:pPr>
-        <w:spacing w:after="160"/>
-        <w:rPr>
-          <w:rFonts w:eastAsia="Times New Roman" w:cs="Times New Roman"/>
-          <w:sz w:val="28"/>
-          <w:szCs w:val="28"/>
-          <w:lang w:eastAsia="ru-RU"/>
-        </w:rPr>
-      </w:pPr>
-      <w:r>
-        <w:rPr>
-          <w:rFonts w:eastAsia="Times New Roman" w:cs="Times New Roman"/>
-          <w:sz w:val="28"/>
-          <w:szCs w:val="28"/>
-          <w:lang w:eastAsia="ru-RU"/>
-        </w:rPr>
-        <w:t xml:space="preserve">Бот отправляет этот текст в LLM с </w:t>
-      </w:r>
-      <w:proofErr w:type="spellStart"/>
-      <w:r>
-        <w:rPr>
-          <w:rFonts w:eastAsia="Times New Roman" w:cs="Times New Roman"/>
-          <w:sz w:val="28"/>
-          <w:szCs w:val="28"/>
-          <w:lang w:eastAsia="ru-RU"/>
-        </w:rPr>
-        <w:t>промптом</w:t>
-      </w:r>
-      <w:proofErr w:type="spellEnd"/>
-      <w:r>
-        <w:rPr>
-          <w:rFonts w:eastAsia="Times New Roman" w:cs="Times New Roman"/>
-          <w:sz w:val="28"/>
-          <w:szCs w:val="28"/>
-          <w:lang w:eastAsia="ru-RU"/>
-        </w:rPr>
-        <w:t>:</w:t>
-      </w:r>
-    </w:p>
-    <w:p>
-      <w:pPr>
-        <w:spacing w:after="160"/>
-        <w:rPr>
-          <w:rFonts w:eastAsia="Times New Roman" w:cs="Times New Roman"/>
-          <w:sz w:val="28"/>
-          <w:szCs w:val="28"/>
-          <w:lang w:eastAsia="ru-RU"/>
-        </w:rPr>
-      </w:pPr>
-    </w:p>
-    <w:p>
-      <w:pPr>
-        <w:spacing w:after="160"/>
-        <w:rPr>
-          <w:rFonts w:eastAsia="Times New Roman" w:cs="Times New Roman"/>
-          <w:sz w:val="28"/>
-          <w:szCs w:val="28"/>
-          <w:lang w:eastAsia="ru-RU"/>
-        </w:rPr>
-      </w:pPr>
-      <w:r>
-        <w:rPr>
-          <w:rFonts w:eastAsia="Times New Roman" w:cs="Times New Roman"/>
-          <w:sz w:val="28"/>
-          <w:szCs w:val="28"/>
-          <w:lang w:eastAsia="ru-RU"/>
-        </w:rPr>
-        <w:t>«Определи намерение пользователя: создать напоминание, показать список событий, сохранить конспект или другое. Если напоминание — извлеки дату/время и тему.»</w:t>
-      </w:r>
-    </w:p>
-    <w:p>
-      <w:pPr>
-        <w:spacing w:after="160"/>
-        <w:rPr>
-          <w:rFonts w:eastAsia="Times New Roman" w:cs="Times New Roman"/>
-          <w:sz w:val="28"/>
-          <w:szCs w:val="28"/>
-          <w:lang w:eastAsia="ru-RU"/>
-        </w:rPr>
-      </w:pPr>
-    </w:p>
-    <w:p>
-      <w:pPr>
-        <w:spacing w:after="160"/>
-        <w:rPr>
-          <w:rFonts w:eastAsia="Times New Roman" w:cs="Times New Roman"/>
-          <w:sz w:val="28"/>
-          <w:szCs w:val="28"/>
-          <w:lang w:eastAsia="ru-RU"/>
-        </w:rPr>
-      </w:pPr>
-      <w:r>
-        <w:rPr>
-          <w:rFonts w:eastAsia="Times New Roman" w:cs="Times New Roman"/>
-          <w:sz w:val="28"/>
-          <w:szCs w:val="28"/>
-          <w:lang w:eastAsia="ru-RU"/>
-        </w:rPr>
-        <w:lastRenderedPageBreak/>
-        <w:t>LLM возвращает структурированный JSON с намерением и параметрами.</w:t>
-      </w:r>
-    </w:p>
-    <w:p>
-      <w:pPr>
-        <w:spacing w:after="160"/>
-        <w:rPr>
-          <w:rFonts w:eastAsia="Times New Roman" w:cs="Times New Roman"/>
-          <w:sz w:val="28"/>
-          <w:szCs w:val="28"/>
-          <w:lang w:eastAsia="ru-RU"/>
-        </w:rPr>
-      </w:pPr>
-    </w:p>
-    <w:p>
-      <w:pPr>
-        <w:spacing w:after="160"/>
-        <w:rPr>
-          <w:rFonts w:eastAsia="Times New Roman" w:cs="Times New Roman"/>
-          <w:sz w:val="28"/>
-          <w:szCs w:val="28"/>
-          <w:lang w:eastAsia="ru-RU"/>
-        </w:rPr>
-      </w:pPr>
-      <w:r>
-        <w:rPr>
-          <w:rFonts w:eastAsia="Times New Roman" w:cs="Times New Roman"/>
-          <w:sz w:val="28"/>
-          <w:szCs w:val="28"/>
-          <w:lang w:eastAsia="ru-RU"/>
-        </w:rPr>
-        <w:t>Бот запрашивает подтверждение: «Ты хочешь создать напоминание "Алгоритмы" на послезавтра? Да/Нет».</w:t>
-      </w:r>
-    </w:p>
-    <w:p>
-      <w:pPr>
-        <w:spacing w:after="160"/>
-        <w:rPr>
-          <w:rFonts w:eastAsia="Times New Roman" w:cs="Times New Roman"/>
-          <w:sz w:val="28"/>
-          <w:szCs w:val="28"/>
-          <w:lang w:eastAsia="ru-RU"/>
-        </w:rPr>
-      </w:pPr>
-    </w:p>
-    <w:p>
-      <w:pPr>
-        <w:spacing w:after="160"/>
-        <w:rPr>
-          <w:rFonts w:eastAsia="Times New Roman" w:cs="Times New Roman"/>
-          <w:sz w:val="28"/>
-          <w:szCs w:val="28"/>
-          <w:lang w:eastAsia="ru-RU"/>
-        </w:rPr>
-      </w:pPr>
-      <w:r>
-        <w:rPr>
-          <w:rFonts w:eastAsia="Times New Roman" w:cs="Times New Roman"/>
-          <w:sz w:val="28"/>
-          <w:szCs w:val="28"/>
-          <w:lang w:eastAsia="ru-RU"/>
-        </w:rPr>
-        <w:t>Только после явного подтверждения пользователя действие выполняется.</w:t>
-      </w:r>
-      <w:r>
-        <w:rPr>
-          <w:rFonts w:eastAsia="Times New Roman" w:cs="Times New Roman"/>
-          <w:sz w:val="28"/>
-          <w:szCs w:val="28"/>
-          <w:lang w:eastAsia="ru-RU"/>
-        </w:rPr>
-        <w:t xml:space="preserve"> </w:t>
-      </w:r>
-    </w:p>
-    <w:p>
-      <w:pPr>
-        <w:spacing w:after="160"/>
-        <w:rPr>
-          <w:rFonts w:eastAsia="Times New Roman" w:cs="Times New Roman"/>
-          <w:sz w:val="28"/>
-          <w:szCs w:val="28"/>
-          <w:lang w:eastAsia="ru-RU"/>
-        </w:rPr>
-      </w:pPr>
-    </w:p>
-    <w:p>
-      <w:pPr>
-        <w:spacing w:after="160"/>
-        <w:rPr>
-          <w:rFonts w:eastAsia="Times New Roman" w:cs="Times New Roman"/>
-          <w:sz w:val="28"/>
-          <w:szCs w:val="28"/>
-          <w:lang w:eastAsia="ru-RU"/>
-        </w:rPr>
-      </w:pPr>
-      <w:r>
-        <w:rPr>
-          <w:rFonts w:eastAsia="Times New Roman" w:cs="Times New Roman"/>
-          <w:sz w:val="28"/>
-          <w:szCs w:val="28"/>
-          <w:lang w:eastAsia="ru-RU"/>
-        </w:rPr>
-        <w:t>Модуль работы с Google Диском</w:t>
-      </w:r>
-    </w:p>
-    <w:p>
-      <w:pPr>
-        <w:spacing w:after="160"/>
-        <w:rPr>
-          <w:rFonts w:eastAsia="Times New Roman" w:cs="Times New Roman"/>
-          <w:sz w:val="28"/>
-          <w:szCs w:val="28"/>
-          <w:lang w:eastAsia="ru-RU"/>
-        </w:rPr>
-      </w:pPr>
-      <w:r>
-        <w:rPr>
-          <w:rFonts w:eastAsia="Times New Roman" w:cs="Times New Roman"/>
-          <w:sz w:val="28"/>
-          <w:szCs w:val="28"/>
-          <w:lang w:eastAsia="ru-RU"/>
-        </w:rPr>
-        <w:t>Роль: сохранение, хранение и получение файлов конспектов.</w:t>
-      </w:r>
-    </w:p>
-    <w:p>
-      <w:pPr>
-        <w:spacing w:after="160"/>
-        <w:rPr>
-          <w:rFonts w:eastAsia="Times New Roman" w:cs="Times New Roman"/>
-          <w:sz w:val="28"/>
-          <w:szCs w:val="28"/>
-          <w:lang w:eastAsia="ru-RU"/>
-        </w:rPr>
-      </w:pPr>
-    </w:p>
-    <w:p>
-      <w:pPr>
-        <w:spacing w:after="160"/>
-        <w:rPr>
-          <w:rFonts w:eastAsia="Times New Roman" w:cs="Times New Roman"/>
-          <w:sz w:val="28"/>
-          <w:szCs w:val="28"/>
-          <w:lang w:eastAsia="ru-RU"/>
-        </w:rPr>
-      </w:pPr>
-      <w:r>
-        <w:rPr>
-          <w:rFonts w:eastAsia="Times New Roman" w:cs="Times New Roman"/>
-          <w:sz w:val="28"/>
-          <w:szCs w:val="28"/>
-          <w:lang w:eastAsia="ru-RU"/>
-        </w:rPr>
-        <w:t xml:space="preserve">Технологии: </w:t>
-      </w:r>
-      <w:proofErr w:type="spellStart"/>
-      <w:r>
-        <w:rPr>
-          <w:rFonts w:eastAsia="Times New Roman" w:cs="Times New Roman"/>
-          <w:sz w:val="28"/>
-          <w:szCs w:val="28"/>
-          <w:lang w:eastAsia="ru-RU"/>
-        </w:rPr>
-        <w:t>google-api-python-client</w:t>
-      </w:r>
-      <w:proofErr w:type="spellEnd"/>
-      <w:r>
-        <w:rPr>
-          <w:rFonts w:eastAsia="Times New Roman" w:cs="Times New Roman"/>
-          <w:sz w:val="28"/>
-          <w:szCs w:val="28"/>
-          <w:lang w:eastAsia="ru-RU"/>
-        </w:rPr>
-        <w:t xml:space="preserve">, </w:t>
-      </w:r>
-      <w:proofErr w:type="spellStart"/>
-      <w:r>
-        <w:rPr>
-          <w:rFonts w:eastAsia="Times New Roman" w:cs="Times New Roman"/>
-          <w:sz w:val="28"/>
-          <w:szCs w:val="28"/>
-          <w:lang w:eastAsia="ru-RU"/>
-        </w:rPr>
-        <w:t>OAuth</w:t>
-      </w:r>
-      <w:proofErr w:type="spellEnd"/>
-      <w:r>
-        <w:rPr>
-          <w:rFonts w:eastAsia="Times New Roman" w:cs="Times New Roman"/>
-          <w:sz w:val="28"/>
-          <w:szCs w:val="28"/>
-          <w:lang w:eastAsia="ru-RU"/>
-        </w:rPr>
-        <w:t xml:space="preserve"> 2.0 (серверный поток).</w:t>
-      </w:r>
-    </w:p>
-    <w:p>
-      <w:pPr>
-        <w:spacing w:after="160"/>
-        <w:rPr>
-          <w:rFonts w:eastAsia="Times New Roman" w:cs="Times New Roman"/>
-          <w:sz w:val="28"/>
-          <w:szCs w:val="28"/>
-          <w:lang w:eastAsia="ru-RU"/>
-        </w:rPr>
-      </w:pPr>
-    </w:p>
-    <w:p>
-      <w:pPr>
-        <w:spacing w:after="160"/>
-        <w:rPr>
-          <w:rFonts w:eastAsia="Times New Roman" w:cs="Times New Roman"/>
-          <w:sz w:val="28"/>
-          <w:szCs w:val="28"/>
-          <w:lang w:eastAsia="ru-RU"/>
-        </w:rPr>
-      </w:pPr>
-      <w:r>
-        <w:rPr>
-          <w:rFonts w:eastAsia="Times New Roman" w:cs="Times New Roman"/>
-          <w:sz w:val="28"/>
-          <w:szCs w:val="28"/>
-          <w:lang w:eastAsia="ru-RU"/>
-        </w:rPr>
-        <w:t>Операции:</w:t>
-      </w:r>
-    </w:p>
-    <w:p>
-      <w:pPr>
-        <w:spacing w:after="160"/>
-        <w:rPr>
-          <w:rFonts w:eastAsia="Times New Roman" w:cs="Times New Roman"/>
-          <w:sz w:val="28"/>
-          <w:szCs w:val="28"/>
-          <w:lang w:eastAsia="ru-RU"/>
-        </w:rPr>
-      </w:pPr>
-    </w:p>
-    <w:p>
-      <w:pPr>
-        <w:spacing w:after="160"/>
-        <w:rPr>
-          <w:rFonts w:eastAsia="Times New Roman" w:cs="Times New Roman"/>
-          <w:sz w:val="28"/>
-          <w:szCs w:val="28"/>
-          <w:lang w:eastAsia="ru-RU"/>
-        </w:rPr>
-      </w:pPr>
-      <w:r>
-        <w:rPr>
-          <w:rFonts w:eastAsia="Times New Roman" w:cs="Times New Roman"/>
-          <w:sz w:val="28"/>
-          <w:szCs w:val="28"/>
-          <w:lang w:eastAsia="ru-RU"/>
-        </w:rPr>
-        <w:t xml:space="preserve">Загрузка файла: пользователь отправляет файл → бот сохраняет его в папку </w:t>
-      </w:r>
-      <w:proofErr w:type="spellStart"/>
-      <w:r>
-        <w:rPr>
-          <w:rFonts w:eastAsia="Times New Roman" w:cs="Times New Roman"/>
-          <w:sz w:val="28"/>
-          <w:szCs w:val="28"/>
-          <w:lang w:eastAsia="ru-RU"/>
-        </w:rPr>
-        <w:t>StudyBot</w:t>
-      </w:r>
-      <w:proofErr w:type="spellEnd"/>
-      <w:r>
-        <w:rPr>
-          <w:rFonts w:eastAsia="Times New Roman" w:cs="Times New Roman"/>
-          <w:sz w:val="28"/>
-          <w:szCs w:val="28"/>
-          <w:lang w:eastAsia="ru-RU"/>
-        </w:rPr>
-        <w:t>/ на Google Диске пользователя (или создаёт папку, если её нет).</w:t>
-      </w:r>
-    </w:p>
-    <w:p>
-      <w:pPr>
-        <w:spacing w:after="160"/>
-        <w:rPr>
-          <w:rFonts w:eastAsia="Times New Roman" w:cs="Times New Roman"/>
-          <w:sz w:val="28"/>
-          <w:szCs w:val="28"/>
-          <w:lang w:eastAsia="ru-RU"/>
-        </w:rPr>
-      </w:pPr>
-    </w:p>
-    <w:p>
-      <w:pPr>
-        <w:spacing w:after="160"/>
-        <w:rPr>
-          <w:rFonts w:eastAsia="Times New Roman" w:cs="Times New Roman"/>
-          <w:sz w:val="28"/>
-          <w:szCs w:val="28"/>
-          <w:lang w:eastAsia="ru-RU"/>
-        </w:rPr>
-      </w:pPr>
-      <w:r>
-        <w:rPr>
-          <w:rFonts w:eastAsia="Times New Roman" w:cs="Times New Roman"/>
-          <w:sz w:val="28"/>
-          <w:szCs w:val="28"/>
-          <w:lang w:eastAsia="ru-RU"/>
-        </w:rPr>
-        <w:t>Генерация публичной ссылки: после загрузки бот создаёт ссылку для просмотра (с ограничением доступа по токену).</w:t>
-      </w:r>
-    </w:p>
-    <w:p>
-      <w:pPr>
-        <w:spacing w:after="160"/>
-        <w:rPr>
-          <w:rFonts w:eastAsia="Times New Roman" w:cs="Times New Roman"/>
-          <w:sz w:val="28"/>
-          <w:szCs w:val="28"/>
-          <w:lang w:eastAsia="ru-RU"/>
-        </w:rPr>
-      </w:pPr>
-    </w:p>
-    <w:p>
-      <w:pPr>
-        <w:spacing w:after="160"/>
-        <w:rPr>
-          <w:rFonts w:eastAsia="Times New Roman" w:cs="Times New Roman"/>
-          <w:sz w:val="28"/>
-          <w:szCs w:val="28"/>
-          <w:lang w:eastAsia="ru-RU"/>
-        </w:rPr>
-      </w:pPr>
-      <w:r>
-        <w:rPr>
-          <w:rFonts w:eastAsia="Times New Roman" w:cs="Times New Roman"/>
-          <w:sz w:val="28"/>
-          <w:szCs w:val="28"/>
-          <w:lang w:eastAsia="ru-RU"/>
-        </w:rPr>
-        <w:t>Получение метаданных: ID файла, имя, ссылка сохраняются в локальную БД для связывания с напоминаниями.</w:t>
-      </w:r>
-    </w:p>
-    <w:p>
-      <w:pPr>
-        <w:spacing w:after="160"/>
-        <w:rPr>
-          <w:rFonts w:eastAsia="Times New Roman" w:cs="Times New Roman"/>
-          <w:sz w:val="28"/>
-          <w:szCs w:val="28"/>
-          <w:lang w:eastAsia="ru-RU"/>
-        </w:rPr>
-      </w:pPr>
-    </w:p>
-    <w:p>
-      <w:pPr>
-        <w:spacing w:after="160"/>
         <w:rPr>
           <w:rFonts w:eastAsia="Times New Roman" w:cs="Times New Roman"/>
           <w:b/>
@@ -3624,21 +2941,10 @@
           <w:bCs/>
           <w:sz w:val="28"/>
           <w:szCs w:val="28"/>
-          <w:lang w:eastAsia="ru-RU"/>
-        </w:rPr>
-        <w:t>Модуль генерации саммари</w:t>
-      </w:r>
-    </w:p>
-    <w:p>
-      <w:pPr>
-        <w:spacing w:after="160"/>
-        <w:rPr>
-          <w:rFonts w:eastAsia="Times New Roman" w:cs="Times New Roman"/>
-          <w:sz w:val="28"/>
-          <w:szCs w:val="28"/>
-          <w:lang w:eastAsia="ru-RU"/>
-        </w:rPr>
-      </w:pPr>
+          <w:lang w:val="en-GB" w:eastAsia="ru-RU"/>
+        </w:rPr>
+        <w:t>VK</w:t>
+      </w:r>
       <w:r>
         <w:rPr>
           <w:rFonts w:eastAsia="Times New Roman" w:cs="Times New Roman"/>
@@ -3648,7 +2954,664 @@
           <w:szCs w:val="28"/>
           <w:lang w:eastAsia="ru-RU"/>
         </w:rPr>
+        <w:t>-бот (клиентский интерфейс)</w:t>
+      </w:r>
+    </w:p>
+    <w:p>
+      <w:pPr>
+        <w:rPr>
+          <w:rFonts w:eastAsia="Times New Roman" w:cs="Times New Roman"/>
+          <w:sz w:val="28"/>
+          <w:szCs w:val="28"/>
+          <w:lang w:eastAsia="ru-RU"/>
+        </w:rPr>
+      </w:pPr>
+      <w:r>
+        <w:rPr>
+          <w:rFonts w:eastAsia="Times New Roman" w:cs="Times New Roman"/>
+          <w:sz w:val="28"/>
+          <w:szCs w:val="28"/>
+          <w:lang w:eastAsia="ru-RU"/>
+        </w:rPr>
+        <w:t>Роль: единственная точка входа для пользователя. Позволяет отправлять текстовые команды, загружать файлы (конспекты), получать уведомления.</w:t>
+      </w:r>
+    </w:p>
+    <w:p>
+      <w:pPr>
+        <w:rPr>
+          <w:rFonts w:eastAsia="Times New Roman" w:cs="Times New Roman"/>
+          <w:sz w:val="28"/>
+          <w:szCs w:val="28"/>
+          <w:lang w:val="en-GB" w:eastAsia="ru-RU"/>
+        </w:rPr>
+      </w:pPr>
+    </w:p>
+    <w:p>
+      <w:pPr>
+        <w:rPr>
+          <w:rFonts w:eastAsia="Times New Roman" w:cs="Times New Roman"/>
+          <w:b/>
+          <w:bCs/>
+          <w:sz w:val="28"/>
+          <w:szCs w:val="28"/>
+          <w:lang w:eastAsia="ru-RU"/>
+        </w:rPr>
+      </w:pPr>
+      <w:r>
+        <w:rPr>
+          <w:rFonts w:eastAsia="Times New Roman" w:cs="Times New Roman"/>
+          <w:b/>
+          <w:bCs/>
+          <w:sz w:val="28"/>
+          <w:szCs w:val="28"/>
+          <w:lang w:eastAsia="ru-RU"/>
+        </w:rPr>
+        <w:t>Модуль распознавания намерений (LLM)</w:t>
+      </w:r>
+    </w:p>
+    <w:p>
+      <w:pPr>
+        <w:rPr>
+          <w:rFonts w:eastAsia="Times New Roman" w:cs="Times New Roman"/>
+          <w:sz w:val="28"/>
+          <w:szCs w:val="28"/>
+          <w:lang w:val="en-GB" w:eastAsia="ru-RU"/>
+        </w:rPr>
+      </w:pPr>
+      <w:r>
+        <w:rPr>
+          <w:rFonts w:eastAsia="Times New Roman" w:cs="Times New Roman"/>
+          <w:sz w:val="28"/>
+          <w:szCs w:val="28"/>
+          <w:lang w:eastAsia="ru-RU"/>
+        </w:rPr>
+        <w:t>Роль: анализирует сообщения пользователя на естественном языке и определяет, какое действие требуется выполнить.</w:t>
+      </w:r>
+    </w:p>
+    <w:p>
+      <w:pPr>
+        <w:rPr>
+          <w:rFonts w:eastAsia="Times New Roman" w:cs="Times New Roman"/>
+          <w:sz w:val="28"/>
+          <w:szCs w:val="28"/>
+          <w:lang w:eastAsia="ru-RU"/>
+        </w:rPr>
+      </w:pPr>
+      <w:r>
+        <w:rPr>
+          <w:rFonts w:eastAsia="Times New Roman" w:cs="Times New Roman"/>
+          <w:sz w:val="28"/>
+          <w:szCs w:val="28"/>
+          <w:lang w:eastAsia="ru-RU"/>
+        </w:rPr>
+        <w:t>Поток работы:</w:t>
+      </w:r>
+    </w:p>
+    <w:p>
+      <w:pPr>
+        <w:pStyle w:val="a5"/>
+        <w:numPr>
+          <w:ilvl w:val="0"/>
+          <w:numId w:val="34"/>
+        </w:numPr>
+        <w:tabs>
+          <w:tab w:val="left" w:pos="993"/>
+        </w:tabs>
+        <w:ind w:left="0" w:firstLine="709"/>
+        <w:rPr>
+          <w:rFonts w:eastAsia="Times New Roman" w:cs="Times New Roman"/>
+          <w:sz w:val="28"/>
+          <w:szCs w:val="28"/>
+          <w:lang w:eastAsia="ru-RU"/>
+        </w:rPr>
+      </w:pPr>
+      <w:r>
+        <w:rPr>
+          <w:rFonts w:eastAsia="Times New Roman" w:cs="Times New Roman"/>
+          <w:sz w:val="28"/>
+          <w:szCs w:val="28"/>
+          <w:lang w:eastAsia="ru-RU"/>
+        </w:rPr>
+        <w:t>п</w:t>
+      </w:r>
+      <w:r>
+        <w:rPr>
+          <w:rFonts w:eastAsia="Times New Roman" w:cs="Times New Roman"/>
+          <w:sz w:val="28"/>
+          <w:szCs w:val="28"/>
+          <w:lang w:eastAsia="ru-RU"/>
+        </w:rPr>
+        <w:t>ользователь пишет, например: «напомни мне про алгоритмы через 2 дня»</w:t>
+      </w:r>
+      <w:r>
+        <w:rPr>
+          <w:rFonts w:eastAsia="Times New Roman" w:cs="Times New Roman"/>
+          <w:sz w:val="28"/>
+          <w:szCs w:val="28"/>
+          <w:lang w:eastAsia="ru-RU"/>
+        </w:rPr>
+        <w:t>;</w:t>
+      </w:r>
+    </w:p>
+    <w:p>
+      <w:pPr>
+        <w:pStyle w:val="a5"/>
+        <w:numPr>
+          <w:ilvl w:val="0"/>
+          <w:numId w:val="34"/>
+        </w:numPr>
+        <w:tabs>
+          <w:tab w:val="left" w:pos="993"/>
+        </w:tabs>
+        <w:ind w:left="0" w:firstLine="709"/>
+        <w:rPr>
+          <w:rFonts w:eastAsia="Times New Roman" w:cs="Times New Roman"/>
+          <w:sz w:val="28"/>
+          <w:szCs w:val="28"/>
+          <w:lang w:eastAsia="ru-RU"/>
+        </w:rPr>
+      </w:pPr>
+      <w:r>
+        <w:rPr>
+          <w:rFonts w:eastAsia="Times New Roman" w:cs="Times New Roman"/>
+          <w:sz w:val="28"/>
+          <w:szCs w:val="28"/>
+          <w:lang w:eastAsia="ru-RU"/>
+        </w:rPr>
+        <w:t>б</w:t>
+      </w:r>
+      <w:r>
+        <w:rPr>
+          <w:rFonts w:eastAsia="Times New Roman" w:cs="Times New Roman"/>
+          <w:sz w:val="28"/>
+          <w:szCs w:val="28"/>
+          <w:lang w:eastAsia="ru-RU"/>
+        </w:rPr>
+        <w:t xml:space="preserve">от отправляет этот текст в LLM с </w:t>
+      </w:r>
+      <w:proofErr w:type="spellStart"/>
+      <w:r>
+        <w:rPr>
+          <w:rFonts w:eastAsia="Times New Roman" w:cs="Times New Roman"/>
+          <w:sz w:val="28"/>
+          <w:szCs w:val="28"/>
+          <w:lang w:eastAsia="ru-RU"/>
+        </w:rPr>
+        <w:t>промптом</w:t>
+      </w:r>
+      <w:proofErr w:type="spellEnd"/>
+      <w:r>
+        <w:rPr>
+          <w:rFonts w:eastAsia="Times New Roman" w:cs="Times New Roman"/>
+          <w:sz w:val="28"/>
+          <w:szCs w:val="28"/>
+          <w:lang w:eastAsia="ru-RU"/>
+        </w:rPr>
+        <w:t>:</w:t>
+      </w:r>
+      <w:r>
+        <w:rPr>
+          <w:rFonts w:eastAsia="Times New Roman" w:cs="Times New Roman"/>
+          <w:sz w:val="28"/>
+          <w:szCs w:val="28"/>
+          <w:lang w:eastAsia="ru-RU"/>
+        </w:rPr>
+        <w:t xml:space="preserve"> </w:t>
+      </w:r>
+      <w:r>
+        <w:rPr>
+          <w:rFonts w:eastAsia="Times New Roman" w:cs="Times New Roman"/>
+          <w:sz w:val="28"/>
+          <w:szCs w:val="28"/>
+          <w:lang w:eastAsia="ru-RU"/>
+        </w:rPr>
+        <w:t>«Определи намерение пользователя: создать напоминание, показать список событий, сохранить конспект или другое. Если напоминание — извлеки дату/время и тему»</w:t>
+      </w:r>
+      <w:r>
+        <w:rPr>
+          <w:rFonts w:eastAsia="Times New Roman" w:cs="Times New Roman"/>
+          <w:sz w:val="28"/>
+          <w:szCs w:val="28"/>
+          <w:lang w:eastAsia="ru-RU"/>
+        </w:rPr>
+        <w:t>;</w:t>
+      </w:r>
+    </w:p>
+    <w:p>
+      <w:pPr>
+        <w:pStyle w:val="a5"/>
+        <w:numPr>
+          <w:ilvl w:val="0"/>
+          <w:numId w:val="34"/>
+        </w:numPr>
+        <w:tabs>
+          <w:tab w:val="left" w:pos="993"/>
+        </w:tabs>
+        <w:ind w:left="0" w:firstLine="709"/>
+        <w:rPr>
+          <w:rFonts w:eastAsia="Times New Roman" w:cs="Times New Roman"/>
+          <w:sz w:val="28"/>
+          <w:szCs w:val="28"/>
+          <w:lang w:eastAsia="ru-RU"/>
+        </w:rPr>
+      </w:pPr>
+      <w:r>
+        <w:rPr>
+          <w:rFonts w:eastAsia="Times New Roman" w:cs="Times New Roman"/>
+          <w:sz w:val="28"/>
+          <w:szCs w:val="28"/>
+          <w:lang w:eastAsia="ru-RU"/>
+        </w:rPr>
+        <w:t>LLM возвращает структурированный JSON с намерением и параметрами</w:t>
+      </w:r>
+      <w:r>
+        <w:rPr>
+          <w:rFonts w:eastAsia="Times New Roman" w:cs="Times New Roman"/>
+          <w:sz w:val="28"/>
+          <w:szCs w:val="28"/>
+          <w:lang w:eastAsia="ru-RU"/>
+        </w:rPr>
+        <w:t>;</w:t>
+      </w:r>
+    </w:p>
+    <w:p>
+      <w:pPr>
+        <w:pStyle w:val="a5"/>
+        <w:numPr>
+          <w:ilvl w:val="0"/>
+          <w:numId w:val="34"/>
+        </w:numPr>
+        <w:tabs>
+          <w:tab w:val="left" w:pos="993"/>
+        </w:tabs>
+        <w:ind w:left="0" w:firstLine="709"/>
+        <w:rPr>
+          <w:rFonts w:eastAsia="Times New Roman" w:cs="Times New Roman"/>
+          <w:sz w:val="28"/>
+          <w:szCs w:val="28"/>
+          <w:lang w:eastAsia="ru-RU"/>
+        </w:rPr>
+      </w:pPr>
+      <w:r>
+        <w:rPr>
+          <w:rFonts w:eastAsia="Times New Roman" w:cs="Times New Roman"/>
+          <w:sz w:val="28"/>
+          <w:szCs w:val="28"/>
+          <w:lang w:eastAsia="ru-RU"/>
+        </w:rPr>
+        <w:t>б</w:t>
+      </w:r>
+      <w:r>
+        <w:rPr>
+          <w:rFonts w:eastAsia="Times New Roman" w:cs="Times New Roman"/>
+          <w:sz w:val="28"/>
+          <w:szCs w:val="28"/>
+          <w:lang w:eastAsia="ru-RU"/>
+        </w:rPr>
+        <w:t>от запрашивает подтверждение: «Ты хочешь создать напоминание "Алгоритмы" на послезавтра? Да/Нет»</w:t>
+      </w:r>
+      <w:r>
+        <w:rPr>
+          <w:rFonts w:eastAsia="Times New Roman" w:cs="Times New Roman"/>
+          <w:sz w:val="28"/>
+          <w:szCs w:val="28"/>
+          <w:lang w:eastAsia="ru-RU"/>
+        </w:rPr>
+        <w:t>;</w:t>
+      </w:r>
+    </w:p>
+    <w:p>
+      <w:pPr>
+        <w:pStyle w:val="a5"/>
+        <w:numPr>
+          <w:ilvl w:val="0"/>
+          <w:numId w:val="34"/>
+        </w:numPr>
+        <w:tabs>
+          <w:tab w:val="left" w:pos="993"/>
+        </w:tabs>
+        <w:ind w:left="0" w:firstLine="709"/>
+        <w:rPr>
+          <w:rFonts w:eastAsia="Times New Roman" w:cs="Times New Roman"/>
+          <w:sz w:val="28"/>
+          <w:szCs w:val="28"/>
+          <w:lang w:eastAsia="ru-RU"/>
+        </w:rPr>
+      </w:pPr>
+      <w:r>
+        <w:rPr>
+          <w:rFonts w:eastAsia="Times New Roman" w:cs="Times New Roman"/>
+          <w:sz w:val="28"/>
+          <w:szCs w:val="28"/>
+          <w:lang w:eastAsia="ru-RU"/>
+        </w:rPr>
+        <w:t>т</w:t>
+      </w:r>
+      <w:r>
+        <w:rPr>
+          <w:rFonts w:eastAsia="Times New Roman" w:cs="Times New Roman"/>
+          <w:sz w:val="28"/>
+          <w:szCs w:val="28"/>
+          <w:lang w:eastAsia="ru-RU"/>
+        </w:rPr>
+        <w:t>олько после явного подтверждения пользователя действие выполняется.</w:t>
+      </w:r>
+      <w:r>
+        <w:rPr>
+          <w:rFonts w:eastAsia="Times New Roman" w:cs="Times New Roman"/>
+          <w:sz w:val="28"/>
+          <w:szCs w:val="28"/>
+          <w:lang w:eastAsia="ru-RU"/>
+        </w:rPr>
+        <w:t xml:space="preserve"> </w:t>
+      </w:r>
+    </w:p>
+    <w:p>
+      <w:pPr>
+        <w:ind w:firstLine="0"/>
+        <w:rPr>
+          <w:rFonts w:eastAsia="Times New Roman" w:cs="Times New Roman"/>
+          <w:sz w:val="28"/>
+          <w:szCs w:val="28"/>
+          <w:lang w:eastAsia="ru-RU"/>
+        </w:rPr>
+      </w:pPr>
+    </w:p>
+    <w:p>
+      <w:pPr>
+        <w:rPr>
+          <w:rFonts w:eastAsia="Times New Roman" w:cs="Times New Roman"/>
+          <w:sz w:val="28"/>
+          <w:szCs w:val="28"/>
+          <w:lang w:eastAsia="ru-RU"/>
+        </w:rPr>
+      </w:pPr>
+      <w:r>
+        <w:rPr>
+          <w:rFonts w:eastAsia="Times New Roman" w:cs="Times New Roman"/>
+          <w:sz w:val="28"/>
+          <w:szCs w:val="28"/>
+          <w:lang w:eastAsia="ru-RU"/>
+        </w:rPr>
+        <w:t>Модуль работы с Google Диском</w:t>
+      </w:r>
+    </w:p>
+    <w:p>
+      <w:pPr>
+        <w:rPr>
+          <w:rFonts w:eastAsia="Times New Roman" w:cs="Times New Roman"/>
+          <w:sz w:val="28"/>
+          <w:szCs w:val="28"/>
+          <w:lang w:eastAsia="ru-RU"/>
+        </w:rPr>
+      </w:pPr>
+      <w:r>
+        <w:rPr>
+          <w:rFonts w:eastAsia="Times New Roman" w:cs="Times New Roman"/>
+          <w:sz w:val="28"/>
+          <w:szCs w:val="28"/>
+          <w:lang w:eastAsia="ru-RU"/>
+        </w:rPr>
+        <w:t>Роль: сохранение, хранение и получение файлов конспектов.</w:t>
+      </w:r>
+    </w:p>
+    <w:p>
+      <w:pPr>
+        <w:rPr>
+          <w:rFonts w:eastAsia="Times New Roman" w:cs="Times New Roman"/>
+          <w:sz w:val="28"/>
+          <w:szCs w:val="28"/>
+          <w:lang w:eastAsia="ru-RU"/>
+        </w:rPr>
+      </w:pPr>
+    </w:p>
+    <w:p>
+      <w:pPr>
+        <w:rPr>
+          <w:rFonts w:eastAsia="Times New Roman" w:cs="Times New Roman"/>
+          <w:sz w:val="28"/>
+          <w:szCs w:val="28"/>
+          <w:lang w:eastAsia="ru-RU"/>
+        </w:rPr>
+      </w:pPr>
+      <w:r>
+        <w:rPr>
+          <w:rFonts w:eastAsia="Times New Roman" w:cs="Times New Roman"/>
+          <w:sz w:val="28"/>
+          <w:szCs w:val="28"/>
+          <w:lang w:eastAsia="ru-RU"/>
+        </w:rPr>
         <w:lastRenderedPageBreak/>
+        <w:t xml:space="preserve">Технологии: </w:t>
+      </w:r>
+      <w:proofErr w:type="spellStart"/>
+      <w:r>
+        <w:rPr>
+          <w:rFonts w:eastAsia="Times New Roman" w:cs="Times New Roman"/>
+          <w:sz w:val="28"/>
+          <w:szCs w:val="28"/>
+          <w:lang w:eastAsia="ru-RU"/>
+        </w:rPr>
+        <w:t>google-api-python-client</w:t>
+      </w:r>
+      <w:proofErr w:type="spellEnd"/>
+      <w:r>
+        <w:rPr>
+          <w:rFonts w:eastAsia="Times New Roman" w:cs="Times New Roman"/>
+          <w:sz w:val="28"/>
+          <w:szCs w:val="28"/>
+          <w:lang w:eastAsia="ru-RU"/>
+        </w:rPr>
+        <w:t xml:space="preserve">, </w:t>
+      </w:r>
+      <w:proofErr w:type="spellStart"/>
+      <w:r>
+        <w:rPr>
+          <w:rFonts w:eastAsia="Times New Roman" w:cs="Times New Roman"/>
+          <w:sz w:val="28"/>
+          <w:szCs w:val="28"/>
+          <w:lang w:eastAsia="ru-RU"/>
+        </w:rPr>
+        <w:t>OAuth</w:t>
+      </w:r>
+      <w:proofErr w:type="spellEnd"/>
+      <w:r>
+        <w:rPr>
+          <w:rFonts w:eastAsia="Times New Roman" w:cs="Times New Roman"/>
+          <w:sz w:val="28"/>
+          <w:szCs w:val="28"/>
+          <w:lang w:eastAsia="ru-RU"/>
+        </w:rPr>
+        <w:t xml:space="preserve"> 2.0 (серверный поток).</w:t>
+      </w:r>
+    </w:p>
+    <w:p>
+      <w:pPr>
+        <w:rPr>
+          <w:rFonts w:eastAsia="Times New Roman" w:cs="Times New Roman"/>
+          <w:sz w:val="28"/>
+          <w:szCs w:val="28"/>
+          <w:lang w:eastAsia="ru-RU"/>
+        </w:rPr>
+      </w:pPr>
+    </w:p>
+    <w:p>
+      <w:pPr>
+        <w:rPr>
+          <w:rFonts w:eastAsia="Times New Roman" w:cs="Times New Roman"/>
+          <w:sz w:val="28"/>
+          <w:szCs w:val="28"/>
+          <w:lang w:eastAsia="ru-RU"/>
+        </w:rPr>
+      </w:pPr>
+      <w:r>
+        <w:rPr>
+          <w:rFonts w:eastAsia="Times New Roman" w:cs="Times New Roman"/>
+          <w:sz w:val="28"/>
+          <w:szCs w:val="28"/>
+          <w:lang w:eastAsia="ru-RU"/>
+        </w:rPr>
+        <w:t>Операции:</w:t>
+      </w:r>
+    </w:p>
+    <w:p>
+      <w:pPr>
+        <w:rPr>
+          <w:rFonts w:eastAsia="Times New Roman" w:cs="Times New Roman"/>
+          <w:sz w:val="28"/>
+          <w:szCs w:val="28"/>
+          <w:lang w:eastAsia="ru-RU"/>
+        </w:rPr>
+      </w:pPr>
+    </w:p>
+    <w:p>
+      <w:pPr>
+        <w:rPr>
+          <w:rFonts w:eastAsia="Times New Roman" w:cs="Times New Roman"/>
+          <w:sz w:val="28"/>
+          <w:szCs w:val="28"/>
+          <w:lang w:eastAsia="ru-RU"/>
+        </w:rPr>
+      </w:pPr>
+      <w:r>
+        <w:rPr>
+          <w:rFonts w:eastAsia="Times New Roman" w:cs="Times New Roman"/>
+          <w:sz w:val="28"/>
+          <w:szCs w:val="28"/>
+          <w:lang w:eastAsia="ru-RU"/>
+        </w:rPr>
+        <w:t xml:space="preserve">Загрузка файла: пользователь отправляет файл → бот сохраняет его в папку </w:t>
+      </w:r>
+      <w:proofErr w:type="spellStart"/>
+      <w:r>
+        <w:rPr>
+          <w:rFonts w:eastAsia="Times New Roman" w:cs="Times New Roman"/>
+          <w:sz w:val="28"/>
+          <w:szCs w:val="28"/>
+          <w:lang w:eastAsia="ru-RU"/>
+        </w:rPr>
+        <w:t>StudyBot</w:t>
+      </w:r>
+      <w:proofErr w:type="spellEnd"/>
+      <w:r>
+        <w:rPr>
+          <w:rFonts w:eastAsia="Times New Roman" w:cs="Times New Roman"/>
+          <w:sz w:val="28"/>
+          <w:szCs w:val="28"/>
+          <w:lang w:eastAsia="ru-RU"/>
+        </w:rPr>
+        <w:t>/ на Google Диске пользователя (или создаёт папку, если её нет).</w:t>
+      </w:r>
+    </w:p>
+    <w:p>
+      <w:pPr>
+        <w:rPr>
+          <w:rFonts w:eastAsia="Times New Roman" w:cs="Times New Roman"/>
+          <w:sz w:val="28"/>
+          <w:szCs w:val="28"/>
+          <w:lang w:eastAsia="ru-RU"/>
+        </w:rPr>
+      </w:pPr>
+    </w:p>
+    <w:p>
+      <w:pPr>
+        <w:rPr>
+          <w:rFonts w:eastAsia="Times New Roman" w:cs="Times New Roman"/>
+          <w:sz w:val="28"/>
+          <w:szCs w:val="28"/>
+          <w:lang w:eastAsia="ru-RU"/>
+        </w:rPr>
+      </w:pPr>
+      <w:r>
+        <w:rPr>
+          <w:rFonts w:eastAsia="Times New Roman" w:cs="Times New Roman"/>
+          <w:sz w:val="28"/>
+          <w:szCs w:val="28"/>
+          <w:lang w:eastAsia="ru-RU"/>
+        </w:rPr>
+        <w:t>Генерация публичной ссылки: после загрузки бот создаёт ссылку для просмотра (с ограничением доступа по токену).</w:t>
+      </w:r>
+    </w:p>
+    <w:p>
+      <w:pPr>
+        <w:rPr>
+          <w:rFonts w:eastAsia="Times New Roman" w:cs="Times New Roman"/>
+          <w:sz w:val="28"/>
+          <w:szCs w:val="28"/>
+          <w:lang w:eastAsia="ru-RU"/>
+        </w:rPr>
+      </w:pPr>
+    </w:p>
+    <w:p>
+      <w:pPr>
+        <w:rPr>
+          <w:rFonts w:eastAsia="Times New Roman" w:cs="Times New Roman"/>
+          <w:sz w:val="28"/>
+          <w:szCs w:val="28"/>
+          <w:lang w:eastAsia="ru-RU"/>
+        </w:rPr>
+      </w:pPr>
+      <w:r>
+        <w:rPr>
+          <w:rFonts w:eastAsia="Times New Roman" w:cs="Times New Roman"/>
+          <w:sz w:val="28"/>
+          <w:szCs w:val="28"/>
+          <w:lang w:eastAsia="ru-RU"/>
+        </w:rPr>
+        <w:t>Получение метаданных: ID файла, имя, ссылка сохраняются в локальную БД для связывания с напоминаниями.</w:t>
+      </w:r>
+    </w:p>
+    <w:p>
+      <w:pPr>
+        <w:rPr>
+          <w:rFonts w:eastAsia="Times New Roman" w:cs="Times New Roman"/>
+          <w:sz w:val="28"/>
+          <w:szCs w:val="28"/>
+          <w:lang w:eastAsia="ru-RU"/>
+        </w:rPr>
+      </w:pPr>
+    </w:p>
+    <w:p>
+      <w:pPr>
+        <w:rPr>
+          <w:rFonts w:eastAsia="Times New Roman" w:cs="Times New Roman"/>
+          <w:b/>
+          <w:bCs/>
+          <w:sz w:val="28"/>
+          <w:szCs w:val="28"/>
+          <w:lang w:eastAsia="ru-RU"/>
+        </w:rPr>
+      </w:pPr>
+      <w:r>
+        <w:rPr>
+          <w:rFonts w:eastAsia="Times New Roman" w:cs="Times New Roman"/>
+          <w:b/>
+          <w:bCs/>
+          <w:sz w:val="28"/>
+          <w:szCs w:val="28"/>
+          <w:lang w:eastAsia="ru-RU"/>
+        </w:rPr>
+        <w:t>Модуль генерации саммари</w:t>
+      </w:r>
+    </w:p>
+    <w:p>
+      <w:pPr>
+        <w:rPr>
+          <w:rFonts w:eastAsia="Times New Roman" w:cs="Times New Roman"/>
+          <w:sz w:val="28"/>
+          <w:szCs w:val="28"/>
+          <w:lang w:eastAsia="ru-RU"/>
+        </w:rPr>
+      </w:pPr>
+      <w:r>
+        <w:rPr>
+          <w:rFonts w:eastAsia="Times New Roman" w:cs="Times New Roman"/>
+          <w:b/>
+          <w:bCs/>
+          <w:sz w:val="28"/>
+          <w:szCs w:val="28"/>
+          <w:lang w:eastAsia="ru-RU"/>
+        </w:rPr>
         <w:t>Роль:</w:t>
       </w:r>
       <w:r>
@@ -3663,7 +3626,6 @@
     </w:p>
     <w:p>
       <w:pPr>
-        <w:spacing w:after="160"/>
         <w:rPr>
           <w:rFonts w:eastAsia="Times New Roman" w:cs="Times New Roman"/>
           <w:sz w:val="28"/>
@@ -3689,7 +3651,7 @@
           <w:ilvl w:val="0"/>
           <w:numId w:val="39"/>
         </w:numPr>
-        <w:spacing w:after="160"/>
+        <w:ind w:left="0" w:firstLine="709"/>
         <w:rPr>
           <w:rFonts w:eastAsia="Times New Roman" w:cs="Times New Roman"/>
           <w:sz w:val="28"/>
@@ -3713,7 +3675,7 @@
           <w:ilvl w:val="0"/>
           <w:numId w:val="39"/>
         </w:numPr>
-        <w:spacing w:after="160"/>
+        <w:ind w:left="0" w:firstLine="709"/>
         <w:rPr>
           <w:rFonts w:eastAsia="Times New Roman" w:cs="Times New Roman"/>
           <w:sz w:val="28"/>
@@ -3757,7 +3719,7 @@
           <w:ilvl w:val="0"/>
           <w:numId w:val="39"/>
         </w:numPr>
-        <w:spacing w:after="160"/>
+        <w:ind w:left="0" w:firstLine="709"/>
         <w:rPr>
           <w:rFonts w:eastAsia="Times New Roman" w:cs="Times New Roman"/>
           <w:sz w:val="28"/>
@@ -3777,18 +3739,16 @@
     </w:p>
     <w:p>
       <w:pPr>
-        <w:spacing w:after="160"/>
-        <w:rPr>
-          <w:rFonts w:eastAsia="Times New Roman" w:cs="Times New Roman"/>
-          <w:sz w:val="28"/>
-          <w:szCs w:val="28"/>
-          <w:lang w:eastAsia="ru-RU"/>
-        </w:rPr>
-      </w:pPr>
-    </w:p>
-    <w:p>
-      <w:pPr>
-        <w:spacing w:after="160"/>
+        <w:rPr>
+          <w:rFonts w:eastAsia="Times New Roman" w:cs="Times New Roman"/>
+          <w:sz w:val="28"/>
+          <w:szCs w:val="28"/>
+          <w:lang w:eastAsia="ru-RU"/>
+        </w:rPr>
+      </w:pPr>
+    </w:p>
+    <w:p>
+      <w:pPr>
         <w:rPr>
           <w:rFonts w:eastAsia="Times New Roman" w:cs="Times New Roman"/>
           <w:b/>
@@ -3836,7 +3796,6 @@
     </w:p>
     <w:p>
       <w:pPr>
-        <w:spacing w:after="160"/>
         <w:rPr>
           <w:rFonts w:eastAsia="Times New Roman" w:cs="Times New Roman"/>
           <w:sz w:val="28"/>
@@ -3867,7 +3826,6 @@
     </w:p>
     <w:p>
       <w:pPr>
-        <w:spacing w:after="160"/>
         <w:rPr>
           <w:rFonts w:eastAsia="Times New Roman" w:cs="Times New Roman"/>
           <w:sz w:val="28"/>
@@ -3893,21 +3851,22 @@
           <w:ilvl w:val="0"/>
           <w:numId w:val="40"/>
         </w:numPr>
-        <w:spacing w:after="160"/>
-        <w:rPr>
-          <w:rFonts w:eastAsia="Times New Roman" w:cs="Times New Roman"/>
-          <w:sz w:val="28"/>
-          <w:szCs w:val="28"/>
-          <w:lang w:eastAsia="ru-RU"/>
-        </w:rPr>
-      </w:pPr>
-      <w:r>
-        <w:rPr>
-          <w:rFonts w:eastAsia="Times New Roman" w:cs="Times New Roman"/>
-          <w:sz w:val="28"/>
-          <w:szCs w:val="28"/>
-          <w:lang w:eastAsia="ru-RU"/>
-        </w:rPr>
+        <w:ind w:left="0" w:firstLine="709"/>
+        <w:rPr>
+          <w:rFonts w:eastAsia="Times New Roman" w:cs="Times New Roman"/>
+          <w:sz w:val="28"/>
+          <w:szCs w:val="28"/>
+          <w:lang w:eastAsia="ru-RU"/>
+        </w:rPr>
+      </w:pPr>
+      <w:r>
+        <w:rPr>
+          <w:rFonts w:eastAsia="Times New Roman" w:cs="Times New Roman"/>
+          <w:sz w:val="28"/>
+          <w:szCs w:val="28"/>
+          <w:lang w:eastAsia="ru-RU"/>
+        </w:rPr>
+        <w:lastRenderedPageBreak/>
         <w:t>В простейшем варианте — </w:t>
       </w:r>
       <w:proofErr w:type="spellStart"/>
@@ -3937,7 +3896,7 @@
           <w:ilvl w:val="0"/>
           <w:numId w:val="40"/>
         </w:numPr>
-        <w:spacing w:after="160"/>
+        <w:ind w:left="0" w:firstLine="709"/>
         <w:rPr>
           <w:rFonts w:eastAsia="Times New Roman" w:cs="Times New Roman"/>
           <w:sz w:val="28"/>
@@ -3977,7 +3936,6 @@
     </w:p>
     <w:p>
       <w:pPr>
-        <w:spacing w:after="160"/>
         <w:rPr>
           <w:rFonts w:eastAsia="Times New Roman" w:cs="Times New Roman"/>
           <w:sz w:val="28"/>
@@ -9511,7 +9469,7 @@
   <w:abstractNum w:abstractNumId="13" w15:restartNumberingAfterBreak="0">
     <w:nsid w:val="326175C7"/>
     <w:multiLevelType w:val="hybridMultilevel"/>
-    <w:tmpl w:val="6DF859B4"/>
+    <w:tmpl w:val="12000F44"/>
     <w:lvl w:ilvl="0" w:tplc="04190001">
       <w:start w:val="1"/>
       <w:numFmt w:val="bullet"/>

--- a/ИТ_практикум_6301_1.docx
+++ b/ИТ_практикум_6301_1.docx
@@ -2911,7 +2911,27 @@
           <w:szCs w:val="28"/>
           <w:lang w:eastAsia="ru-RU"/>
         </w:rPr>
-        <w:t xml:space="preserve"> в качестве клиентского интерфейса. Пользователь взаимодействует с ИИ-агентом через чат-бота, который обрабатывает запросы на естественном языке, выполняет интеграцию с внешними сервисами (Google Диск) и управляет данными о конспектах и напоминаниях.</w:t>
+        <w:t xml:space="preserve"> в качестве клиентского интерфейса. Пользователь взаимодействует с ИИ-агентом </w:t>
+      </w:r>
+      <w:proofErr w:type="gramStart"/>
+      <w:r>
+        <w:rPr>
+          <w:rFonts w:eastAsia="Times New Roman" w:cs="Times New Roman"/>
+          <w:sz w:val="28"/>
+          <w:szCs w:val="28"/>
+          <w:lang w:eastAsia="ru-RU"/>
+        </w:rPr>
+        <w:t>через чат-бота</w:t>
+      </w:r>
+      <w:proofErr w:type="gramEnd"/>
+      <w:r>
+        <w:rPr>
+          <w:rFonts w:eastAsia="Times New Roman" w:cs="Times New Roman"/>
+          <w:sz w:val="28"/>
+          <w:szCs w:val="28"/>
+          <w:lang w:eastAsia="ru-RU"/>
+        </w:rPr>
+        <w:t>, который обрабатывает запросы на естественном языке, выполняет интеграцию с внешними сервисами (Google Диск) и управляет данными о конспектах и напоминаниях.</w:t>
       </w:r>
       <w:r>
         <w:rPr>
@@ -3321,14 +3341,18 @@
       <w:pPr>
         <w:rPr>
           <w:rFonts w:eastAsia="Times New Roman" w:cs="Times New Roman"/>
-          <w:sz w:val="28"/>
-          <w:szCs w:val="28"/>
-          <w:lang w:eastAsia="ru-RU"/>
-        </w:rPr>
-      </w:pPr>
-      <w:r>
-        <w:rPr>
-          <w:rFonts w:eastAsia="Times New Roman" w:cs="Times New Roman"/>
+          <w:b/>
+          <w:bCs/>
+          <w:sz w:val="28"/>
+          <w:szCs w:val="28"/>
+          <w:lang w:eastAsia="ru-RU"/>
+        </w:rPr>
+      </w:pPr>
+      <w:r>
+        <w:rPr>
+          <w:rFonts w:eastAsia="Times New Roman" w:cs="Times New Roman"/>
+          <w:b/>
+          <w:bCs/>
           <w:sz w:val="28"/>
           <w:szCs w:val="28"/>
           <w:lang w:eastAsia="ru-RU"/>
@@ -3364,6 +3388,55 @@
           <w:lang w:eastAsia="ru-RU"/>
         </w:rPr>
       </w:pPr>
+      <w:r>
+        <w:rPr>
+          <w:rFonts w:eastAsia="Times New Roman" w:cs="Times New Roman"/>
+          <w:sz w:val="28"/>
+          <w:szCs w:val="28"/>
+          <w:lang w:eastAsia="ru-RU"/>
+        </w:rPr>
+        <w:t xml:space="preserve">Технологии: </w:t>
+      </w:r>
+      <w:proofErr w:type="spellStart"/>
+      <w:r>
+        <w:rPr>
+          <w:rFonts w:eastAsia="Times New Roman" w:cs="Times New Roman"/>
+          <w:sz w:val="28"/>
+          <w:szCs w:val="28"/>
+          <w:lang w:eastAsia="ru-RU"/>
+        </w:rPr>
+        <w:t>google-api-python-client</w:t>
+      </w:r>
+      <w:proofErr w:type="spellEnd"/>
+      <w:r>
+        <w:rPr>
+          <w:rFonts w:eastAsia="Times New Roman" w:cs="Times New Roman"/>
+          <w:sz w:val="28"/>
+          <w:szCs w:val="28"/>
+          <w:lang w:eastAsia="ru-RU"/>
+        </w:rPr>
+        <w:t xml:space="preserve">, </w:t>
+      </w:r>
+      <w:proofErr w:type="spellStart"/>
+      <w:r>
+        <w:rPr>
+          <w:rFonts w:eastAsia="Times New Roman" w:cs="Times New Roman"/>
+          <w:sz w:val="28"/>
+          <w:szCs w:val="28"/>
+          <w:lang w:eastAsia="ru-RU"/>
+        </w:rPr>
+        <w:t>OAuth</w:t>
+      </w:r>
+      <w:proofErr w:type="spellEnd"/>
+      <w:r>
+        <w:rPr>
+          <w:rFonts w:eastAsia="Times New Roman" w:cs="Times New Roman"/>
+          <w:sz w:val="28"/>
+          <w:szCs w:val="28"/>
+          <w:lang w:eastAsia="ru-RU"/>
+        </w:rPr>
+        <w:t xml:space="preserve"> 2.0 (серверный поток).</w:t>
+      </w:r>
     </w:p>
     <w:p>
       <w:pPr>
@@ -3382,139 +3455,71 @@
           <w:lang w:eastAsia="ru-RU"/>
         </w:rPr>
         <w:lastRenderedPageBreak/>
-        <w:t xml:space="preserve">Технологии: </w:t>
-      </w:r>
-      <w:proofErr w:type="spellStart"/>
-      <w:r>
-        <w:rPr>
-          <w:rFonts w:eastAsia="Times New Roman" w:cs="Times New Roman"/>
-          <w:sz w:val="28"/>
-          <w:szCs w:val="28"/>
-          <w:lang w:eastAsia="ru-RU"/>
-        </w:rPr>
-        <w:t>google-api-python-client</w:t>
-      </w:r>
-      <w:proofErr w:type="spellEnd"/>
-      <w:r>
-        <w:rPr>
-          <w:rFonts w:eastAsia="Times New Roman" w:cs="Times New Roman"/>
-          <w:sz w:val="28"/>
-          <w:szCs w:val="28"/>
-          <w:lang w:eastAsia="ru-RU"/>
-        </w:rPr>
-        <w:t xml:space="preserve">, </w:t>
-      </w:r>
-      <w:proofErr w:type="spellStart"/>
-      <w:r>
-        <w:rPr>
-          <w:rFonts w:eastAsia="Times New Roman" w:cs="Times New Roman"/>
-          <w:sz w:val="28"/>
-          <w:szCs w:val="28"/>
-          <w:lang w:eastAsia="ru-RU"/>
-        </w:rPr>
-        <w:t>OAuth</w:t>
-      </w:r>
-      <w:proofErr w:type="spellEnd"/>
-      <w:r>
-        <w:rPr>
-          <w:rFonts w:eastAsia="Times New Roman" w:cs="Times New Roman"/>
-          <w:sz w:val="28"/>
-          <w:szCs w:val="28"/>
-          <w:lang w:eastAsia="ru-RU"/>
-        </w:rPr>
-        <w:t xml:space="preserve"> 2.0 (серверный поток).</w:t>
-      </w:r>
-    </w:p>
-    <w:p>
-      <w:pPr>
-        <w:rPr>
-          <w:rFonts w:eastAsia="Times New Roman" w:cs="Times New Roman"/>
-          <w:sz w:val="28"/>
-          <w:szCs w:val="28"/>
-          <w:lang w:eastAsia="ru-RU"/>
-        </w:rPr>
-      </w:pPr>
-    </w:p>
-    <w:p>
-      <w:pPr>
-        <w:rPr>
-          <w:rFonts w:eastAsia="Times New Roman" w:cs="Times New Roman"/>
-          <w:sz w:val="28"/>
-          <w:szCs w:val="28"/>
-          <w:lang w:eastAsia="ru-RU"/>
-        </w:rPr>
-      </w:pPr>
-      <w:r>
-        <w:rPr>
-          <w:rFonts w:eastAsia="Times New Roman" w:cs="Times New Roman"/>
-          <w:sz w:val="28"/>
-          <w:szCs w:val="28"/>
-          <w:lang w:eastAsia="ru-RU"/>
-        </w:rPr>
         <w:t>Операции:</w:t>
       </w:r>
     </w:p>
     <w:p>
       <w:pPr>
-        <w:rPr>
-          <w:rFonts w:eastAsia="Times New Roman" w:cs="Times New Roman"/>
-          <w:sz w:val="28"/>
-          <w:szCs w:val="28"/>
-          <w:lang w:eastAsia="ru-RU"/>
-        </w:rPr>
-      </w:pPr>
-    </w:p>
-    <w:p>
-      <w:pPr>
-        <w:rPr>
-          <w:rFonts w:eastAsia="Times New Roman" w:cs="Times New Roman"/>
-          <w:sz w:val="28"/>
-          <w:szCs w:val="28"/>
-          <w:lang w:eastAsia="ru-RU"/>
-        </w:rPr>
-      </w:pPr>
-      <w:r>
-        <w:rPr>
-          <w:rFonts w:eastAsia="Times New Roman" w:cs="Times New Roman"/>
-          <w:sz w:val="28"/>
-          <w:szCs w:val="28"/>
-          <w:lang w:eastAsia="ru-RU"/>
-        </w:rPr>
-        <w:t xml:space="preserve">Загрузка файла: пользователь отправляет файл → бот сохраняет его в папку </w:t>
-      </w:r>
-      <w:proofErr w:type="spellStart"/>
-      <w:r>
-        <w:rPr>
-          <w:rFonts w:eastAsia="Times New Roman" w:cs="Times New Roman"/>
-          <w:sz w:val="28"/>
-          <w:szCs w:val="28"/>
-          <w:lang w:eastAsia="ru-RU"/>
-        </w:rPr>
-        <w:t>StudyBot</w:t>
-      </w:r>
-      <w:proofErr w:type="spellEnd"/>
-      <w:r>
-        <w:rPr>
-          <w:rFonts w:eastAsia="Times New Roman" w:cs="Times New Roman"/>
-          <w:sz w:val="28"/>
-          <w:szCs w:val="28"/>
-          <w:lang w:eastAsia="ru-RU"/>
-        </w:rPr>
-        <w:t>/ на Google Диске пользователя (или создаёт папку, если её нет).</w:t>
-      </w:r>
-    </w:p>
-    <w:p>
-      <w:pPr>
-        <w:rPr>
-          <w:rFonts w:eastAsia="Times New Roman" w:cs="Times New Roman"/>
-          <w:sz w:val="28"/>
-          <w:szCs w:val="28"/>
-          <w:lang w:eastAsia="ru-RU"/>
-        </w:rPr>
-      </w:pPr>
-    </w:p>
-    <w:p>
-      <w:pPr>
+        <w:pStyle w:val="a5"/>
+        <w:numPr>
+          <w:ilvl w:val="0"/>
+          <w:numId w:val="41"/>
+        </w:numPr>
+        <w:ind w:left="0" w:firstLine="709"/>
+        <w:rPr>
+          <w:rFonts w:eastAsia="Times New Roman" w:cs="Times New Roman"/>
+          <w:sz w:val="28"/>
+          <w:szCs w:val="28"/>
+          <w:lang w:eastAsia="ru-RU"/>
+        </w:rPr>
+      </w:pPr>
+      <w:r>
+        <w:rPr>
+          <w:rFonts w:eastAsia="Times New Roman" w:cs="Times New Roman"/>
+          <w:sz w:val="28"/>
+          <w:szCs w:val="28"/>
+          <w:lang w:eastAsia="ru-RU"/>
+        </w:rPr>
+        <w:t xml:space="preserve">Загрузка файла: пользователь отправляет файл → бот сохраняет его </w:t>
+      </w:r>
+      <w:proofErr w:type="gramStart"/>
+      <w:r>
+        <w:rPr>
+          <w:rFonts w:eastAsia="Times New Roman" w:cs="Times New Roman"/>
+          <w:sz w:val="28"/>
+          <w:szCs w:val="28"/>
+          <w:lang w:eastAsia="ru-RU"/>
+        </w:rPr>
+        <w:t>в на</w:t>
+      </w:r>
+      <w:proofErr w:type="gramEnd"/>
+      <w:r>
+        <w:rPr>
+          <w:rFonts w:eastAsia="Times New Roman" w:cs="Times New Roman"/>
+          <w:sz w:val="28"/>
+          <w:szCs w:val="28"/>
+          <w:lang w:eastAsia="ru-RU"/>
+        </w:rPr>
+        <w:t xml:space="preserve"> Google Диске пользователя</w:t>
+      </w:r>
+      <w:r>
+        <w:rPr>
+          <w:rFonts w:eastAsia="Times New Roman" w:cs="Times New Roman"/>
+          <w:sz w:val="28"/>
+          <w:szCs w:val="28"/>
+          <w:lang w:eastAsia="ru-RU"/>
+        </w:rPr>
+        <w:t>.</w:t>
+      </w:r>
+    </w:p>
+    <w:p>
+      <w:pPr>
+        <w:pStyle w:val="a5"/>
+        <w:numPr>
+          <w:ilvl w:val="0"/>
+          <w:numId w:val="41"/>
+        </w:numPr>
+        <w:ind w:left="0" w:firstLine="709"/>
         <w:rPr>
           <w:rFonts w:eastAsia="Times New Roman" w:cs="Times New Roman"/>
           <w:sz w:val="28"/>
@@ -3534,16 +3539,12 @@
     </w:p>
     <w:p>
       <w:pPr>
-        <w:rPr>
-          <w:rFonts w:eastAsia="Times New Roman" w:cs="Times New Roman"/>
-          <w:sz w:val="28"/>
-          <w:szCs w:val="28"/>
-          <w:lang w:eastAsia="ru-RU"/>
-        </w:rPr>
-      </w:pPr>
-    </w:p>
-    <w:p>
-      <w:pPr>
+        <w:pStyle w:val="a5"/>
+        <w:numPr>
+          <w:ilvl w:val="0"/>
+          <w:numId w:val="41"/>
+        </w:numPr>
+        <w:ind w:left="0" w:firstLine="709"/>
         <w:rPr>
           <w:rFonts w:eastAsia="Times New Roman" w:cs="Times New Roman"/>
           <w:sz w:val="28"/>
@@ -3710,7 +3711,27 @@
           <w:szCs w:val="28"/>
           <w:lang w:eastAsia="ru-RU"/>
         </w:rPr>
-        <w:t>: *«Сделай краткое саммари этого конспекта в 3-5 предложений, выдели ключевые термины и формулы (если есть)»*.</w:t>
+        <w:t>: *«Сделай краткое саммари этого конспекта в 3-5 предложений, выдели ключевые термины и формулы (если есть</w:t>
+      </w:r>
+      <w:proofErr w:type="gramStart"/>
+      <w:r>
+        <w:rPr>
+          <w:rFonts w:eastAsia="Times New Roman" w:cs="Times New Roman"/>
+          <w:sz w:val="28"/>
+          <w:szCs w:val="28"/>
+          <w:lang w:eastAsia="ru-RU"/>
+        </w:rPr>
+        <w:t>)»*</w:t>
+      </w:r>
+      <w:proofErr w:type="gramEnd"/>
+      <w:r>
+        <w:rPr>
+          <w:rFonts w:eastAsia="Times New Roman" w:cs="Times New Roman"/>
+          <w:sz w:val="28"/>
+          <w:szCs w:val="28"/>
+          <w:lang w:eastAsia="ru-RU"/>
+        </w:rPr>
+        <w:t>.</w:t>
       </w:r>
     </w:p>
     <w:p>
@@ -3866,7 +3887,6 @@
           <w:szCs w:val="28"/>
           <w:lang w:eastAsia="ru-RU"/>
         </w:rPr>
-        <w:lastRenderedPageBreak/>
         <w:t>В простейшем варианте — </w:t>
       </w:r>
       <w:proofErr w:type="spellStart"/>
@@ -7049,13 +7069,21 @@
         <w:t>[</w:t>
       </w:r>
       <w:r>
-        <w:t>Электронный ресурс</w:t>
+        <w:t xml:space="preserve">Электронный </w:t>
+      </w:r>
+      <w:proofErr w:type="gramStart"/>
+      <w:r>
+        <w:t>ресурс</w:t>
       </w:r>
       <w:r>
         <w:t>]</w:t>
       </w:r>
       <w:r>
-        <w:t xml:space="preserve">  / </w:t>
+        <w:t xml:space="preserve">  /</w:t>
+      </w:r>
+      <w:proofErr w:type="gramEnd"/>
+      <w:r>
+        <w:t xml:space="preserve"> </w:t>
       </w:r>
       <w:r>
         <w:rPr>
@@ -7095,10 +7123,18 @@
         <w:t>[</w:t>
       </w:r>
       <w:r>
-        <w:t>Электронный ресурс</w:t>
-      </w:r>
-      <w:r>
-        <w:t xml:space="preserve">]  / </w:t>
+        <w:t xml:space="preserve">Электронный </w:t>
+      </w:r>
+      <w:proofErr w:type="gramStart"/>
+      <w:r>
+        <w:t>ресурс</w:t>
+      </w:r>
+      <w:r>
+        <w:t>]  /</w:t>
+      </w:r>
+      <w:proofErr w:type="gramEnd"/>
+      <w:r>
+        <w:t xml:space="preserve"> </w:t>
       </w:r>
       <w:r>
         <w:rPr>
@@ -7141,10 +7177,18 @@
         <w:t>[</w:t>
       </w:r>
       <w:r>
-        <w:t>Электронный ресурс</w:t>
-      </w:r>
-      <w:r>
-        <w:t xml:space="preserve">]  / </w:t>
+        <w:t xml:space="preserve">Электронный </w:t>
+      </w:r>
+      <w:proofErr w:type="gramStart"/>
+      <w:r>
+        <w:t>ресурс</w:t>
+      </w:r>
+      <w:r>
+        <w:t>]  /</w:t>
+      </w:r>
+      <w:proofErr w:type="gramEnd"/>
+      <w:r>
+        <w:t xml:space="preserve"> </w:t>
       </w:r>
       <w:r>
         <w:rPr>
@@ -8820,6 +8864,92 @@
     </w:lvl>
   </w:abstractNum>
   <w:abstractNum w:abstractNumId="7" w15:restartNumberingAfterBreak="0">
+    <w:nsid w:val="1E170377"/>
+    <w:multiLevelType w:val="hybridMultilevel"/>
+    <w:tmpl w:val="43F441CC"/>
+    <w:lvl w:ilvl="0" w:tplc="0419000F">
+      <w:start w:val="1"/>
+      <w:numFmt w:val="decimal"/>
+      <w:lvlText w:val="%1."/>
+      <w:lvlJc w:val="left"/>
+      <w:pPr>
+        <w:ind w:left="1429" w:hanging="360"/>
+      </w:pPr>
+    </w:lvl>
+    <w:lvl w:ilvl="1" w:tplc="04190019" w:tentative="1">
+      <w:start w:val="1"/>
+      <w:numFmt w:val="lowerLetter"/>
+      <w:lvlText w:val="%2."/>
+      <w:lvlJc w:val="left"/>
+      <w:pPr>
+        <w:ind w:left="2149" w:hanging="360"/>
+      </w:pPr>
+    </w:lvl>
+    <w:lvl w:ilvl="2" w:tplc="0419001B" w:tentative="1">
+      <w:start w:val="1"/>
+      <w:numFmt w:val="lowerRoman"/>
+      <w:lvlText w:val="%3."/>
+      <w:lvlJc w:val="right"/>
+      <w:pPr>
+        <w:ind w:left="2869" w:hanging="180"/>
+      </w:pPr>
+    </w:lvl>
+    <w:lvl w:ilvl="3" w:tplc="0419000F" w:tentative="1">
+      <w:start w:val="1"/>
+      <w:numFmt w:val="decimal"/>
+      <w:lvlText w:val="%4."/>
+      <w:lvlJc w:val="left"/>
+      <w:pPr>
+        <w:ind w:left="3589" w:hanging="360"/>
+      </w:pPr>
+    </w:lvl>
+    <w:lvl w:ilvl="4" w:tplc="04190019" w:tentative="1">
+      <w:start w:val="1"/>
+      <w:numFmt w:val="lowerLetter"/>
+      <w:lvlText w:val="%5."/>
+      <w:lvlJc w:val="left"/>
+      <w:pPr>
+        <w:ind w:left="4309" w:hanging="360"/>
+      </w:pPr>
+    </w:lvl>
+    <w:lvl w:ilvl="5" w:tplc="0419001B" w:tentative="1">
+      <w:start w:val="1"/>
+      <w:numFmt w:val="lowerRoman"/>
+      <w:lvlText w:val="%6."/>
+      <w:lvlJc w:val="right"/>
+      <w:pPr>
+        <w:ind w:left="5029" w:hanging="180"/>
+      </w:pPr>
+    </w:lvl>
+    <w:lvl w:ilvl="6" w:tplc="0419000F" w:tentative="1">
+      <w:start w:val="1"/>
+      <w:numFmt w:val="decimal"/>
+      <w:lvlText w:val="%7."/>
+      <w:lvlJc w:val="left"/>
+      <w:pPr>
+        <w:ind w:left="5749" w:hanging="360"/>
+      </w:pPr>
+    </w:lvl>
+    <w:lvl w:ilvl="7" w:tplc="04190019" w:tentative="1">
+      <w:start w:val="1"/>
+      <w:numFmt w:val="lowerLetter"/>
+      <w:lvlText w:val="%8."/>
+      <w:lvlJc w:val="left"/>
+      <w:pPr>
+        <w:ind w:left="6469" w:hanging="360"/>
+      </w:pPr>
+    </w:lvl>
+    <w:lvl w:ilvl="8" w:tplc="0419001B" w:tentative="1">
+      <w:start w:val="1"/>
+      <w:numFmt w:val="lowerRoman"/>
+      <w:lvlText w:val="%9."/>
+      <w:lvlJc w:val="right"/>
+      <w:pPr>
+        <w:ind w:left="7189" w:hanging="180"/>
+      </w:pPr>
+    </w:lvl>
+  </w:abstractNum>
+  <w:abstractNum w:abstractNumId="8" w15:restartNumberingAfterBreak="0">
     <w:nsid w:val="1FC92550"/>
     <w:multiLevelType w:val="hybridMultilevel"/>
     <w:tmpl w:val="75A2365C"/>
@@ -8908,7 +9038,7 @@
       </w:pPr>
     </w:lvl>
   </w:abstractNum>
-  <w:abstractNum w:abstractNumId="8" w15:restartNumberingAfterBreak="0">
+  <w:abstractNum w:abstractNumId="9" w15:restartNumberingAfterBreak="0">
     <w:nsid w:val="20A923A5"/>
     <w:multiLevelType w:val="hybridMultilevel"/>
     <w:tmpl w:val="852A0228"/>
@@ -9022,7 +9152,7 @@
       </w:rPr>
     </w:lvl>
   </w:abstractNum>
-  <w:abstractNum w:abstractNumId="9" w15:restartNumberingAfterBreak="0">
+  <w:abstractNum w:abstractNumId="10" w15:restartNumberingAfterBreak="0">
     <w:nsid w:val="222F0D59"/>
     <w:multiLevelType w:val="hybridMultilevel"/>
     <w:tmpl w:val="E61C47F6"/>
@@ -9108,7 +9238,7 @@
       </w:pPr>
     </w:lvl>
   </w:abstractNum>
-  <w:abstractNum w:abstractNumId="10" w15:restartNumberingAfterBreak="0">
+  <w:abstractNum w:abstractNumId="11" w15:restartNumberingAfterBreak="0">
     <w:nsid w:val="238307DF"/>
     <w:multiLevelType w:val="hybridMultilevel"/>
     <w:tmpl w:val="D2767108"/>
@@ -9197,7 +9327,7 @@
       </w:pPr>
     </w:lvl>
   </w:abstractNum>
-  <w:abstractNum w:abstractNumId="11" w15:restartNumberingAfterBreak="0">
+  <w:abstractNum w:abstractNumId="12" w15:restartNumberingAfterBreak="0">
     <w:nsid w:val="295E3D22"/>
     <w:multiLevelType w:val="hybridMultilevel"/>
     <w:tmpl w:val="B0ECFC10"/>
@@ -9317,7 +9447,7 @@
       </w:pPr>
     </w:lvl>
   </w:abstractNum>
-  <w:abstractNum w:abstractNumId="12" w15:restartNumberingAfterBreak="0">
+  <w:abstractNum w:abstractNumId="13" w15:restartNumberingAfterBreak="0">
     <w:nsid w:val="2B6B6D1A"/>
     <w:multiLevelType w:val="multilevel"/>
     <w:tmpl w:val="8D1CD424"/>
@@ -9466,7 +9596,7 @@
       </w:rPr>
     </w:lvl>
   </w:abstractNum>
-  <w:abstractNum w:abstractNumId="13" w15:restartNumberingAfterBreak="0">
+  <w:abstractNum w:abstractNumId="14" w15:restartNumberingAfterBreak="0">
     <w:nsid w:val="326175C7"/>
     <w:multiLevelType w:val="hybridMultilevel"/>
     <w:tmpl w:val="12000F44"/>
@@ -9579,7 +9709,7 @@
       </w:rPr>
     </w:lvl>
   </w:abstractNum>
-  <w:abstractNum w:abstractNumId="14" w15:restartNumberingAfterBreak="0">
+  <w:abstractNum w:abstractNumId="15" w15:restartNumberingAfterBreak="0">
     <w:nsid w:val="397C080E"/>
     <w:multiLevelType w:val="hybridMultilevel"/>
     <w:tmpl w:val="552CF48E"/>
@@ -9665,7 +9795,7 @@
       </w:pPr>
     </w:lvl>
   </w:abstractNum>
-  <w:abstractNum w:abstractNumId="15" w15:restartNumberingAfterBreak="0">
+  <w:abstractNum w:abstractNumId="16" w15:restartNumberingAfterBreak="0">
     <w:nsid w:val="3C9733B6"/>
     <w:multiLevelType w:val="hybridMultilevel"/>
     <w:tmpl w:val="F0162BD8"/>
@@ -9751,7 +9881,7 @@
       </w:pPr>
     </w:lvl>
   </w:abstractNum>
-  <w:abstractNum w:abstractNumId="16" w15:restartNumberingAfterBreak="0">
+  <w:abstractNum w:abstractNumId="17" w15:restartNumberingAfterBreak="0">
     <w:nsid w:val="3D3D02CE"/>
     <w:multiLevelType w:val="hybridMultilevel"/>
     <w:tmpl w:val="24C053DA"/>
@@ -9841,7 +9971,7 @@
       </w:pPr>
     </w:lvl>
   </w:abstractNum>
-  <w:abstractNum w:abstractNumId="17" w15:restartNumberingAfterBreak="0">
+  <w:abstractNum w:abstractNumId="18" w15:restartNumberingAfterBreak="0">
     <w:nsid w:val="3FF30A7A"/>
     <w:multiLevelType w:val="hybridMultilevel"/>
     <w:tmpl w:val="D0223DD0"/>
@@ -9931,7 +10061,7 @@
       </w:pPr>
     </w:lvl>
   </w:abstractNum>
-  <w:abstractNum w:abstractNumId="18" w15:restartNumberingAfterBreak="0">
+  <w:abstractNum w:abstractNumId="19" w15:restartNumberingAfterBreak="0">
     <w:nsid w:val="42493466"/>
     <w:multiLevelType w:val="hybridMultilevel"/>
     <w:tmpl w:val="FC1AFA50"/>
@@ -10017,7 +10147,7 @@
       </w:pPr>
     </w:lvl>
   </w:abstractNum>
-  <w:abstractNum w:abstractNumId="19" w15:restartNumberingAfterBreak="0">
+  <w:abstractNum w:abstractNumId="20" w15:restartNumberingAfterBreak="0">
     <w:nsid w:val="472524C6"/>
     <w:multiLevelType w:val="hybridMultilevel"/>
     <w:tmpl w:val="B20886E0"/>
@@ -10107,7 +10237,7 @@
       </w:pPr>
     </w:lvl>
   </w:abstractNum>
-  <w:abstractNum w:abstractNumId="20" w15:restartNumberingAfterBreak="0">
+  <w:abstractNum w:abstractNumId="21" w15:restartNumberingAfterBreak="0">
     <w:nsid w:val="49A1735E"/>
     <w:multiLevelType w:val="hybridMultilevel"/>
     <w:tmpl w:val="69BA72DC"/>
@@ -10247,7 +10377,7 @@
       </w:rPr>
     </w:lvl>
   </w:abstractNum>
-  <w:abstractNum w:abstractNumId="21" w15:restartNumberingAfterBreak="0">
+  <w:abstractNum w:abstractNumId="22" w15:restartNumberingAfterBreak="0">
     <w:nsid w:val="4C1349B2"/>
     <w:multiLevelType w:val="hybridMultilevel"/>
     <w:tmpl w:val="D6EA6A22"/>
@@ -10333,7 +10463,7 @@
       </w:pPr>
     </w:lvl>
   </w:abstractNum>
-  <w:abstractNum w:abstractNumId="22" w15:restartNumberingAfterBreak="0">
+  <w:abstractNum w:abstractNumId="23" w15:restartNumberingAfterBreak="0">
     <w:nsid w:val="4D5C7C3F"/>
     <w:multiLevelType w:val="multilevel"/>
     <w:tmpl w:val="91FCF47C"/>
@@ -10446,7 +10576,7 @@
       </w:pPr>
     </w:lvl>
   </w:abstractNum>
-  <w:abstractNum w:abstractNumId="23" w15:restartNumberingAfterBreak="0">
+  <w:abstractNum w:abstractNumId="24" w15:restartNumberingAfterBreak="0">
     <w:nsid w:val="4D893BD8"/>
     <w:multiLevelType w:val="hybridMultilevel"/>
     <w:tmpl w:val="10669E14"/>
@@ -10535,7 +10665,7 @@
       </w:pPr>
     </w:lvl>
   </w:abstractNum>
-  <w:abstractNum w:abstractNumId="24" w15:restartNumberingAfterBreak="0">
+  <w:abstractNum w:abstractNumId="25" w15:restartNumberingAfterBreak="0">
     <w:nsid w:val="4E2D6D20"/>
     <w:multiLevelType w:val="hybridMultilevel"/>
     <w:tmpl w:val="E61C47F6"/>
@@ -10621,7 +10751,7 @@
       </w:pPr>
     </w:lvl>
   </w:abstractNum>
-  <w:abstractNum w:abstractNumId="25" w15:restartNumberingAfterBreak="0">
+  <w:abstractNum w:abstractNumId="26" w15:restartNumberingAfterBreak="0">
     <w:nsid w:val="501B51FD"/>
     <w:multiLevelType w:val="hybridMultilevel"/>
     <w:tmpl w:val="5080B852"/>
@@ -10734,7 +10864,7 @@
       </w:rPr>
     </w:lvl>
   </w:abstractNum>
-  <w:abstractNum w:abstractNumId="26" w15:restartNumberingAfterBreak="0">
+  <w:abstractNum w:abstractNumId="27" w15:restartNumberingAfterBreak="0">
     <w:nsid w:val="5C8237B4"/>
     <w:multiLevelType w:val="multilevel"/>
     <w:tmpl w:val="1DB2A51C"/>
@@ -10865,7 +10995,7 @@
       </w:rPr>
     </w:lvl>
   </w:abstractNum>
-  <w:abstractNum w:abstractNumId="27" w15:restartNumberingAfterBreak="0">
+  <w:abstractNum w:abstractNumId="28" w15:restartNumberingAfterBreak="0">
     <w:nsid w:val="5D514361"/>
     <w:multiLevelType w:val="hybridMultilevel"/>
     <w:tmpl w:val="67024AC4"/>
@@ -10951,7 +11081,7 @@
       </w:pPr>
     </w:lvl>
   </w:abstractNum>
-  <w:abstractNum w:abstractNumId="28" w15:restartNumberingAfterBreak="0">
+  <w:abstractNum w:abstractNumId="29" w15:restartNumberingAfterBreak="0">
     <w:nsid w:val="5E4F5958"/>
     <w:multiLevelType w:val="hybridMultilevel"/>
     <w:tmpl w:val="6DAA9E62"/>
@@ -11041,7 +11171,7 @@
       </w:pPr>
     </w:lvl>
   </w:abstractNum>
-  <w:abstractNum w:abstractNumId="29" w15:restartNumberingAfterBreak="0">
+  <w:abstractNum w:abstractNumId="30" w15:restartNumberingAfterBreak="0">
     <w:nsid w:val="60A970A9"/>
     <w:multiLevelType w:val="hybridMultilevel"/>
     <w:tmpl w:val="F36ABF1E"/>
@@ -11127,7 +11257,7 @@
       </w:pPr>
     </w:lvl>
   </w:abstractNum>
-  <w:abstractNum w:abstractNumId="30" w15:restartNumberingAfterBreak="0">
+  <w:abstractNum w:abstractNumId="31" w15:restartNumberingAfterBreak="0">
     <w:nsid w:val="68345744"/>
     <w:multiLevelType w:val="hybridMultilevel"/>
     <w:tmpl w:val="37E24884"/>
@@ -11216,7 +11346,7 @@
       </w:pPr>
     </w:lvl>
   </w:abstractNum>
-  <w:abstractNum w:abstractNumId="31" w15:restartNumberingAfterBreak="0">
+  <w:abstractNum w:abstractNumId="32" w15:restartNumberingAfterBreak="0">
     <w:nsid w:val="6BB96402"/>
     <w:multiLevelType w:val="hybridMultilevel"/>
     <w:tmpl w:val="1F4CF88E"/>
@@ -11305,7 +11435,7 @@
       </w:pPr>
     </w:lvl>
   </w:abstractNum>
-  <w:abstractNum w:abstractNumId="32" w15:restartNumberingAfterBreak="0">
+  <w:abstractNum w:abstractNumId="33" w15:restartNumberingAfterBreak="0">
     <w:nsid w:val="6BD16E73"/>
     <w:multiLevelType w:val="hybridMultilevel"/>
     <w:tmpl w:val="F138713C"/>
@@ -11394,7 +11524,7 @@
       </w:pPr>
     </w:lvl>
   </w:abstractNum>
-  <w:abstractNum w:abstractNumId="33" w15:restartNumberingAfterBreak="0">
+  <w:abstractNum w:abstractNumId="34" w15:restartNumberingAfterBreak="0">
     <w:nsid w:val="6D48215A"/>
     <w:multiLevelType w:val="hybridMultilevel"/>
     <w:tmpl w:val="A09E6E4E"/>
@@ -11483,7 +11613,7 @@
       </w:pPr>
     </w:lvl>
   </w:abstractNum>
-  <w:abstractNum w:abstractNumId="34" w15:restartNumberingAfterBreak="0">
+  <w:abstractNum w:abstractNumId="35" w15:restartNumberingAfterBreak="0">
     <w:nsid w:val="70C1733A"/>
     <w:multiLevelType w:val="hybridMultilevel"/>
     <w:tmpl w:val="AC969144"/>
@@ -11569,7 +11699,7 @@
       </w:pPr>
     </w:lvl>
   </w:abstractNum>
-  <w:abstractNum w:abstractNumId="35" w15:restartNumberingAfterBreak="0">
+  <w:abstractNum w:abstractNumId="36" w15:restartNumberingAfterBreak="0">
     <w:nsid w:val="77DC740F"/>
     <w:multiLevelType w:val="hybridMultilevel"/>
     <w:tmpl w:val="8B8E4A6C"/>
@@ -11655,7 +11785,7 @@
       </w:pPr>
     </w:lvl>
   </w:abstractNum>
-  <w:abstractNum w:abstractNumId="36" w15:restartNumberingAfterBreak="0">
+  <w:abstractNum w:abstractNumId="37" w15:restartNumberingAfterBreak="0">
     <w:nsid w:val="78757B3E"/>
     <w:multiLevelType w:val="hybridMultilevel"/>
     <w:tmpl w:val="699AA056"/>
@@ -11768,7 +11898,7 @@
       </w:rPr>
     </w:lvl>
   </w:abstractNum>
-  <w:abstractNum w:abstractNumId="37" w15:restartNumberingAfterBreak="0">
+  <w:abstractNum w:abstractNumId="38" w15:restartNumberingAfterBreak="0">
     <w:nsid w:val="79A91D90"/>
     <w:multiLevelType w:val="hybridMultilevel"/>
     <w:tmpl w:val="CC8494EE"/>
@@ -11862,28 +11992,28 @@
     <w:abstractNumId w:val="3"/>
   </w:num>
   <w:num w:numId="2" w16cid:durableId="1602254563">
-    <w:abstractNumId w:val="11"/>
+    <w:abstractNumId w:val="12"/>
   </w:num>
   <w:num w:numId="3" w16cid:durableId="1534422852">
-    <w:abstractNumId w:val="8"/>
+    <w:abstractNumId w:val="9"/>
   </w:num>
   <w:num w:numId="4" w16cid:durableId="630669033">
-    <w:abstractNumId w:val="21"/>
+    <w:abstractNumId w:val="22"/>
   </w:num>
   <w:num w:numId="5" w16cid:durableId="1012221073">
-    <w:abstractNumId w:val="14"/>
+    <w:abstractNumId w:val="15"/>
   </w:num>
   <w:num w:numId="6" w16cid:durableId="1862816924">
-    <w:abstractNumId w:val="34"/>
+    <w:abstractNumId w:val="35"/>
   </w:num>
   <w:num w:numId="7" w16cid:durableId="1684700754">
-    <w:abstractNumId w:val="9"/>
+    <w:abstractNumId w:val="10"/>
   </w:num>
   <w:num w:numId="8" w16cid:durableId="969281964">
-    <w:abstractNumId w:val="18"/>
+    <w:abstractNumId w:val="19"/>
   </w:num>
   <w:num w:numId="9" w16cid:durableId="1235818635">
-    <w:abstractNumId w:val="26"/>
+    <w:abstractNumId w:val="27"/>
     <w:lvlOverride w:ilvl="0">
       <w:startOverride w:val="1"/>
     </w:lvlOverride>
@@ -11913,10 +12043,10 @@
     </w:lvlOverride>
   </w:num>
   <w:num w:numId="10" w16cid:durableId="11927793">
-    <w:abstractNumId w:val="26"/>
+    <w:abstractNumId w:val="27"/>
   </w:num>
   <w:num w:numId="11" w16cid:durableId="280458995">
-    <w:abstractNumId w:val="26"/>
+    <w:abstractNumId w:val="27"/>
     <w:lvlOverride w:ilvl="0">
       <w:startOverride w:val="2"/>
     </w:lvlOverride>
@@ -11946,28 +12076,28 @@
     </w:lvlOverride>
   </w:num>
   <w:num w:numId="12" w16cid:durableId="1690061569">
-    <w:abstractNumId w:val="20"/>
+    <w:abstractNumId w:val="21"/>
   </w:num>
   <w:num w:numId="13" w16cid:durableId="1206941393">
+    <w:abstractNumId w:val="37"/>
+  </w:num>
+  <w:num w:numId="14" w16cid:durableId="533269350">
     <w:abstractNumId w:val="36"/>
   </w:num>
-  <w:num w:numId="14" w16cid:durableId="533269350">
-    <w:abstractNumId w:val="35"/>
-  </w:num>
   <w:num w:numId="15" w16cid:durableId="1548682048">
-    <w:abstractNumId w:val="29"/>
+    <w:abstractNumId w:val="30"/>
   </w:num>
   <w:num w:numId="16" w16cid:durableId="1662200790">
-    <w:abstractNumId w:val="7"/>
+    <w:abstractNumId w:val="8"/>
   </w:num>
   <w:num w:numId="17" w16cid:durableId="1362172824">
-    <w:abstractNumId w:val="33"/>
+    <w:abstractNumId w:val="34"/>
   </w:num>
   <w:num w:numId="18" w16cid:durableId="695665753">
-    <w:abstractNumId w:val="23"/>
+    <w:abstractNumId w:val="24"/>
   </w:num>
   <w:num w:numId="19" w16cid:durableId="555897870">
-    <w:abstractNumId w:val="24"/>
+    <w:abstractNumId w:val="25"/>
   </w:num>
   <w:num w:numId="20" w16cid:durableId="1727952840">
     <w:abstractNumId w:val="5"/>
@@ -11976,61 +12106,64 @@
     <w:abstractNumId w:val="6"/>
   </w:num>
   <w:num w:numId="22" w16cid:durableId="1065907316">
-    <w:abstractNumId w:val="37"/>
+    <w:abstractNumId w:val="38"/>
   </w:num>
   <w:num w:numId="23" w16cid:durableId="974336932">
     <w:abstractNumId w:val="1"/>
   </w:num>
   <w:num w:numId="24" w16cid:durableId="1028992004">
-    <w:abstractNumId w:val="32"/>
+    <w:abstractNumId w:val="33"/>
   </w:num>
   <w:num w:numId="25" w16cid:durableId="908618142">
-    <w:abstractNumId w:val="30"/>
+    <w:abstractNumId w:val="31"/>
   </w:num>
   <w:num w:numId="26" w16cid:durableId="163595465">
     <w:abstractNumId w:val="4"/>
   </w:num>
   <w:num w:numId="27" w16cid:durableId="430973285">
-    <w:abstractNumId w:val="10"/>
+    <w:abstractNumId w:val="11"/>
   </w:num>
   <w:num w:numId="28" w16cid:durableId="713042631">
+    <w:abstractNumId w:val="18"/>
+  </w:num>
+  <w:num w:numId="29" w16cid:durableId="2032678708">
+    <w:abstractNumId w:val="29"/>
+  </w:num>
+  <w:num w:numId="30" w16cid:durableId="389160006">
     <w:abstractNumId w:val="17"/>
   </w:num>
-  <w:num w:numId="29" w16cid:durableId="2032678708">
-    <w:abstractNumId w:val="28"/>
-  </w:num>
-  <w:num w:numId="30" w16cid:durableId="389160006">
-    <w:abstractNumId w:val="16"/>
-  </w:num>
   <w:num w:numId="31" w16cid:durableId="1229656039">
-    <w:abstractNumId w:val="19"/>
+    <w:abstractNumId w:val="20"/>
   </w:num>
   <w:num w:numId="32" w16cid:durableId="1692102492">
-    <w:abstractNumId w:val="31"/>
+    <w:abstractNumId w:val="32"/>
   </w:num>
   <w:num w:numId="33" w16cid:durableId="891579650">
     <w:abstractNumId w:val="0"/>
   </w:num>
   <w:num w:numId="34" w16cid:durableId="1280844769">
-    <w:abstractNumId w:val="13"/>
+    <w:abstractNumId w:val="14"/>
   </w:num>
   <w:num w:numId="35" w16cid:durableId="1134102220">
-    <w:abstractNumId w:val="27"/>
+    <w:abstractNumId w:val="28"/>
   </w:num>
   <w:num w:numId="36" w16cid:durableId="2145154215">
     <w:abstractNumId w:val="2"/>
   </w:num>
   <w:num w:numId="37" w16cid:durableId="725448616">
-    <w:abstractNumId w:val="15"/>
+    <w:abstractNumId w:val="16"/>
   </w:num>
   <w:num w:numId="38" w16cid:durableId="1646618732">
-    <w:abstractNumId w:val="25"/>
+    <w:abstractNumId w:val="26"/>
   </w:num>
   <w:num w:numId="39" w16cid:durableId="1857887940">
-    <w:abstractNumId w:val="22"/>
+    <w:abstractNumId w:val="23"/>
   </w:num>
   <w:num w:numId="40" w16cid:durableId="225728439">
-    <w:abstractNumId w:val="12"/>
+    <w:abstractNumId w:val="13"/>
+  </w:num>
+  <w:num w:numId="41" w16cid:durableId="2041395701">
+    <w:abstractNumId w:val="7"/>
   </w:num>
   <w:numIdMacAtCleanup w:val="11"/>
 </w:numbering>

--- a/ИТ_практикум_6301_1.docx
+++ b/ИТ_практикум_6301_1.docx
@@ -699,25 +699,7 @@
           <w:szCs w:val="24"/>
           <w:lang w:eastAsia="ru-RU"/>
         </w:rPr>
-        <w:t xml:space="preserve"> </w:t>
-      </w:r>
-      <w:proofErr w:type="spellStart"/>
-      <w:r>
-        <w:rPr>
-          <w:rFonts w:eastAsia="Times New Roman" w:cs="Times New Roman"/>
-          <w:szCs w:val="24"/>
-          <w:lang w:eastAsia="ru-RU"/>
-        </w:rPr>
-        <w:t>Микуров</w:t>
-      </w:r>
-      <w:proofErr w:type="spellEnd"/>
-      <w:r>
-        <w:rPr>
-          <w:rFonts w:eastAsia="Times New Roman" w:cs="Times New Roman"/>
-          <w:szCs w:val="24"/>
-          <w:lang w:eastAsia="ru-RU"/>
-        </w:rPr>
-        <w:t xml:space="preserve"> </w:t>
+        <w:t xml:space="preserve"> Микуров </w:t>
       </w:r>
     </w:p>
     <w:p>
@@ -2622,19 +2604,18 @@
           <w:szCs w:val="28"/>
           <w:lang w:eastAsia="ru-RU"/>
         </w:rPr>
-        <w:t>Автоматическая генерация контента с помощью LLM — вместо ручного создания карточек агент использует языковую модель (</w:t>
-      </w:r>
-      <w:proofErr w:type="spellStart"/>
-      <w:r>
+        <w:t>Автоматическая генерация контента с помощью LLM — вместо ручного создания карточек агент использует языковую модель (YandexGPT, GigaChat или Gemini) для генерации ключевых фактов, формул и примеров кода по теме занятия.</w:t>
+      </w:r>
+    </w:p>
+    <w:p>
+      <w:pPr>
         <w:rPr>
           <w:rFonts w:eastAsia="Times New Roman" w:cs="Times New Roman"/>
           <w:sz w:val="28"/>
           <w:szCs w:val="28"/>
           <w:lang w:eastAsia="ru-RU"/>
         </w:rPr>
-        <w:t>YandexGPT</w:t>
-      </w:r>
-      <w:proofErr w:type="spellEnd"/>
+      </w:pPr>
       <w:r>
         <w:rPr>
           <w:rFonts w:eastAsia="Times New Roman" w:cs="Times New Roman"/>
@@ -2642,19 +2623,18 @@
           <w:szCs w:val="28"/>
           <w:lang w:eastAsia="ru-RU"/>
         </w:rPr>
-        <w:t xml:space="preserve">, </w:t>
-      </w:r>
-      <w:proofErr w:type="spellStart"/>
-      <w:r>
+        <w:t>Бесшовная интеграция с существующими инструментами продуктивности — Google Calendar (хранение расписания) и Obsidian (личная база знаний, экспорт карточек в Markdown).</w:t>
+      </w:r>
+    </w:p>
+    <w:p>
+      <w:pPr>
         <w:rPr>
           <w:rFonts w:eastAsia="Times New Roman" w:cs="Times New Roman"/>
           <w:sz w:val="28"/>
           <w:szCs w:val="28"/>
           <w:lang w:eastAsia="ru-RU"/>
         </w:rPr>
-        <w:t>GigaChat</w:t>
-      </w:r>
-      <w:proofErr w:type="spellEnd"/>
+      </w:pPr>
       <w:r>
         <w:rPr>
           <w:rFonts w:eastAsia="Times New Roman" w:cs="Times New Roman"/>
@@ -2662,185 +2642,7 @@
           <w:szCs w:val="28"/>
           <w:lang w:eastAsia="ru-RU"/>
         </w:rPr>
-        <w:t xml:space="preserve"> или Gemini) для генерации ключевых фактов, формул и примеров кода по теме занятия.</w:t>
-      </w:r>
-    </w:p>
-    <w:p>
-      <w:pPr>
-        <w:rPr>
-          <w:rFonts w:eastAsia="Times New Roman" w:cs="Times New Roman"/>
-          <w:sz w:val="28"/>
-          <w:szCs w:val="28"/>
-          <w:lang w:eastAsia="ru-RU"/>
-        </w:rPr>
-      </w:pPr>
-      <w:r>
-        <w:rPr>
-          <w:rFonts w:eastAsia="Times New Roman" w:cs="Times New Roman"/>
-          <w:sz w:val="28"/>
-          <w:szCs w:val="28"/>
-          <w:lang w:eastAsia="ru-RU"/>
-        </w:rPr>
-        <w:t xml:space="preserve">Бесшовная интеграция с существующими инструментами продуктивности — Google </w:t>
-      </w:r>
-      <w:proofErr w:type="spellStart"/>
-      <w:r>
-        <w:rPr>
-          <w:rFonts w:eastAsia="Times New Roman" w:cs="Times New Roman"/>
-          <w:sz w:val="28"/>
-          <w:szCs w:val="28"/>
-          <w:lang w:eastAsia="ru-RU"/>
-        </w:rPr>
-        <w:t>Calendar</w:t>
-      </w:r>
-      <w:proofErr w:type="spellEnd"/>
-      <w:r>
-        <w:rPr>
-          <w:rFonts w:eastAsia="Times New Roman" w:cs="Times New Roman"/>
-          <w:sz w:val="28"/>
-          <w:szCs w:val="28"/>
-          <w:lang w:eastAsia="ru-RU"/>
-        </w:rPr>
-        <w:t xml:space="preserve"> (хранение расписания) и </w:t>
-      </w:r>
-      <w:proofErr w:type="spellStart"/>
-      <w:r>
-        <w:rPr>
-          <w:rFonts w:eastAsia="Times New Roman" w:cs="Times New Roman"/>
-          <w:sz w:val="28"/>
-          <w:szCs w:val="28"/>
-          <w:lang w:eastAsia="ru-RU"/>
-        </w:rPr>
-        <w:t>Obsidian</w:t>
-      </w:r>
-      <w:proofErr w:type="spellEnd"/>
-      <w:r>
-        <w:rPr>
-          <w:rFonts w:eastAsia="Times New Roman" w:cs="Times New Roman"/>
-          <w:sz w:val="28"/>
-          <w:szCs w:val="28"/>
-          <w:lang w:eastAsia="ru-RU"/>
-        </w:rPr>
-        <w:t xml:space="preserve"> (личная база знаний, экспорт карточек в </w:t>
-      </w:r>
-      <w:proofErr w:type="spellStart"/>
-      <w:r>
-        <w:rPr>
-          <w:rFonts w:eastAsia="Times New Roman" w:cs="Times New Roman"/>
-          <w:sz w:val="28"/>
-          <w:szCs w:val="28"/>
-          <w:lang w:eastAsia="ru-RU"/>
-        </w:rPr>
-        <w:t>Markdown</w:t>
-      </w:r>
-      <w:proofErr w:type="spellEnd"/>
-      <w:r>
-        <w:rPr>
-          <w:rFonts w:eastAsia="Times New Roman" w:cs="Times New Roman"/>
-          <w:sz w:val="28"/>
-          <w:szCs w:val="28"/>
-          <w:lang w:eastAsia="ru-RU"/>
-        </w:rPr>
-        <w:t>).</w:t>
-      </w:r>
-    </w:p>
-    <w:p>
-      <w:pPr>
-        <w:rPr>
-          <w:rFonts w:eastAsia="Times New Roman" w:cs="Times New Roman"/>
-          <w:sz w:val="28"/>
-          <w:szCs w:val="28"/>
-          <w:lang w:eastAsia="ru-RU"/>
-        </w:rPr>
-      </w:pPr>
-      <w:r>
-        <w:rPr>
-          <w:rFonts w:eastAsia="Times New Roman" w:cs="Times New Roman"/>
-          <w:sz w:val="28"/>
-          <w:szCs w:val="28"/>
-          <w:lang w:eastAsia="ru-RU"/>
-        </w:rPr>
-        <w:t xml:space="preserve">Агент работает как </w:t>
-      </w:r>
-      <w:proofErr w:type="spellStart"/>
-      <w:r>
-        <w:rPr>
-          <w:rFonts w:eastAsia="Times New Roman" w:cs="Times New Roman"/>
-          <w:sz w:val="28"/>
-          <w:szCs w:val="28"/>
-          <w:lang w:eastAsia="ru-RU"/>
-        </w:rPr>
-        <w:t>cron</w:t>
-      </w:r>
-      <w:proofErr w:type="spellEnd"/>
-      <w:r>
-        <w:rPr>
-          <w:rFonts w:eastAsia="Times New Roman" w:cs="Times New Roman"/>
-          <w:sz w:val="28"/>
-          <w:szCs w:val="28"/>
-          <w:lang w:eastAsia="ru-RU"/>
-        </w:rPr>
-        <w:t xml:space="preserve">-скрипт на Python, который периодически проверяет расписание, формирует напоминания и карточки, а затем отправляет их через </w:t>
-      </w:r>
-      <w:proofErr w:type="spellStart"/>
-      <w:r>
-        <w:rPr>
-          <w:rFonts w:eastAsia="Times New Roman" w:cs="Times New Roman"/>
-          <w:sz w:val="28"/>
-          <w:szCs w:val="28"/>
-          <w:lang w:eastAsia="ru-RU"/>
-        </w:rPr>
-        <w:t>Telegram</w:t>
-      </w:r>
-      <w:proofErr w:type="spellEnd"/>
-      <w:r>
-        <w:rPr>
-          <w:rFonts w:eastAsia="Times New Roman" w:cs="Times New Roman"/>
-          <w:sz w:val="28"/>
-          <w:szCs w:val="28"/>
-          <w:lang w:eastAsia="ru-RU"/>
-        </w:rPr>
-        <w:t>-бота. Приоритет отдаётся локальному хранению данных и использованию российских нейросетей (</w:t>
-      </w:r>
-      <w:proofErr w:type="spellStart"/>
-      <w:r>
-        <w:rPr>
-          <w:rFonts w:eastAsia="Times New Roman" w:cs="Times New Roman"/>
-          <w:sz w:val="28"/>
-          <w:szCs w:val="28"/>
-          <w:lang w:eastAsia="ru-RU"/>
-        </w:rPr>
-        <w:t>YandexGPT</w:t>
-      </w:r>
-      <w:proofErr w:type="spellEnd"/>
-      <w:r>
-        <w:rPr>
-          <w:rFonts w:eastAsia="Times New Roman" w:cs="Times New Roman"/>
-          <w:sz w:val="28"/>
-          <w:szCs w:val="28"/>
-          <w:lang w:eastAsia="ru-RU"/>
-        </w:rPr>
-        <w:t xml:space="preserve">, </w:t>
-      </w:r>
-      <w:proofErr w:type="spellStart"/>
-      <w:r>
-        <w:rPr>
-          <w:rFonts w:eastAsia="Times New Roman" w:cs="Times New Roman"/>
-          <w:sz w:val="28"/>
-          <w:szCs w:val="28"/>
-          <w:lang w:eastAsia="ru-RU"/>
-        </w:rPr>
-        <w:t>GigaChat</w:t>
-      </w:r>
-      <w:proofErr w:type="spellEnd"/>
-      <w:r>
-        <w:rPr>
-          <w:rFonts w:eastAsia="Times New Roman" w:cs="Times New Roman"/>
-          <w:sz w:val="28"/>
-          <w:szCs w:val="28"/>
-          <w:lang w:eastAsia="ru-RU"/>
-        </w:rPr>
-        <w:t>) для соблюдения требований к безопасности и доступности API.</w:t>
+        <w:t>Агент работает как cron-скрипт на Python, который периодически проверяет расписание, формирует напоминания и карточки, а затем отправляет их через Telegram-бота. Приоритет отдаётся локальному хранению данных и использованию российских нейросетей (YandexGPT, GigaChat) для соблюдения требований к безопасности и доступности API.</w:t>
       </w:r>
     </w:p>
     <w:p>
@@ -2891,47 +2693,7 @@
           <w:szCs w:val="28"/>
           <w:lang w:eastAsia="ru-RU"/>
         </w:rPr>
-        <w:t xml:space="preserve">Система построена по клиент-серверной архитектуре с использованием </w:t>
-      </w:r>
-      <w:proofErr w:type="spellStart"/>
-      <w:r>
-        <w:rPr>
-          <w:rFonts w:eastAsia="Times New Roman" w:cs="Times New Roman"/>
-          <w:sz w:val="28"/>
-          <w:szCs w:val="28"/>
-          <w:lang w:eastAsia="ru-RU"/>
-        </w:rPr>
-        <w:t>Telegram</w:t>
-      </w:r>
-      <w:proofErr w:type="spellEnd"/>
-      <w:r>
-        <w:rPr>
-          <w:rFonts w:eastAsia="Times New Roman" w:cs="Times New Roman"/>
-          <w:sz w:val="28"/>
-          <w:szCs w:val="28"/>
-          <w:lang w:eastAsia="ru-RU"/>
-        </w:rPr>
-        <w:t xml:space="preserve"> в качестве клиентского интерфейса. Пользователь взаимодействует с ИИ-агентом </w:t>
-      </w:r>
-      <w:proofErr w:type="gramStart"/>
-      <w:r>
-        <w:rPr>
-          <w:rFonts w:eastAsia="Times New Roman" w:cs="Times New Roman"/>
-          <w:sz w:val="28"/>
-          <w:szCs w:val="28"/>
-          <w:lang w:eastAsia="ru-RU"/>
-        </w:rPr>
-        <w:t>через чат-бота</w:t>
-      </w:r>
-      <w:proofErr w:type="gramEnd"/>
-      <w:r>
-        <w:rPr>
-          <w:rFonts w:eastAsia="Times New Roman" w:cs="Times New Roman"/>
-          <w:sz w:val="28"/>
-          <w:szCs w:val="28"/>
-          <w:lang w:eastAsia="ru-RU"/>
-        </w:rPr>
-        <w:t>, который обрабатывает запросы на естественном языке, выполняет интеграцию с внешними сервисами (Google Диск) и управляет данными о конспектах и напоминаниях.</w:t>
+        <w:t>Система построена по клиент-серверной архитектуре с использованием Telegram в качестве клиентского интерфейса. Пользователь взаимодействует с ИИ-агентом через чат-бота, который обрабатывает запросы на естественном языке, выполняет интеграцию с внешними сервисами (Google Диск) и управляет данными о конспектах и напоминаниях.</w:t>
       </w:r>
       <w:r>
         <w:rPr>
@@ -3147,27 +2909,7 @@
           <w:szCs w:val="28"/>
           <w:lang w:eastAsia="ru-RU"/>
         </w:rPr>
-        <w:t xml:space="preserve">от отправляет этот текст в LLM с </w:t>
-      </w:r>
-      <w:proofErr w:type="spellStart"/>
-      <w:r>
-        <w:rPr>
-          <w:rFonts w:eastAsia="Times New Roman" w:cs="Times New Roman"/>
-          <w:sz w:val="28"/>
-          <w:szCs w:val="28"/>
-          <w:lang w:eastAsia="ru-RU"/>
-        </w:rPr>
-        <w:t>промптом</w:t>
-      </w:r>
-      <w:proofErr w:type="spellEnd"/>
-      <w:r>
-        <w:rPr>
-          <w:rFonts w:eastAsia="Times New Roman" w:cs="Times New Roman"/>
-          <w:sz w:val="28"/>
-          <w:szCs w:val="28"/>
-          <w:lang w:eastAsia="ru-RU"/>
-        </w:rPr>
-        <w:t>:</w:t>
+        <w:t>от отправляет этот текст в LLM с промптом:</w:t>
       </w:r>
       <w:r>
         <w:rPr>
@@ -3395,47 +3137,7 @@
           <w:szCs w:val="28"/>
           <w:lang w:eastAsia="ru-RU"/>
         </w:rPr>
-        <w:t xml:space="preserve">Технологии: </w:t>
-      </w:r>
-      <w:proofErr w:type="spellStart"/>
-      <w:r>
-        <w:rPr>
-          <w:rFonts w:eastAsia="Times New Roman" w:cs="Times New Roman"/>
-          <w:sz w:val="28"/>
-          <w:szCs w:val="28"/>
-          <w:lang w:eastAsia="ru-RU"/>
-        </w:rPr>
-        <w:t>google-api-python-client</w:t>
-      </w:r>
-      <w:proofErr w:type="spellEnd"/>
-      <w:r>
-        <w:rPr>
-          <w:rFonts w:eastAsia="Times New Roman" w:cs="Times New Roman"/>
-          <w:sz w:val="28"/>
-          <w:szCs w:val="28"/>
-          <w:lang w:eastAsia="ru-RU"/>
-        </w:rPr>
-        <w:t xml:space="preserve">, </w:t>
-      </w:r>
-      <w:proofErr w:type="spellStart"/>
-      <w:r>
-        <w:rPr>
-          <w:rFonts w:eastAsia="Times New Roman" w:cs="Times New Roman"/>
-          <w:sz w:val="28"/>
-          <w:szCs w:val="28"/>
-          <w:lang w:eastAsia="ru-RU"/>
-        </w:rPr>
-        <w:t>OAuth</w:t>
-      </w:r>
-      <w:proofErr w:type="spellEnd"/>
-      <w:r>
-        <w:rPr>
-          <w:rFonts w:eastAsia="Times New Roman" w:cs="Times New Roman"/>
-          <w:sz w:val="28"/>
-          <w:szCs w:val="28"/>
-          <w:lang w:eastAsia="ru-RU"/>
-        </w:rPr>
-        <w:t xml:space="preserve"> 2.0 (серверный поток).</w:t>
+        <w:t>Технологии: google-api-python-client, OAuth 2.0 (серверный поток).</w:t>
       </w:r>
     </w:p>
     <w:p>
@@ -3480,27 +3182,7 @@
           <w:szCs w:val="28"/>
           <w:lang w:eastAsia="ru-RU"/>
         </w:rPr>
-        <w:t xml:space="preserve">Загрузка файла: пользователь отправляет файл → бот сохраняет его </w:t>
-      </w:r>
-      <w:proofErr w:type="gramStart"/>
-      <w:r>
-        <w:rPr>
-          <w:rFonts w:eastAsia="Times New Roman" w:cs="Times New Roman"/>
-          <w:sz w:val="28"/>
-          <w:szCs w:val="28"/>
-          <w:lang w:eastAsia="ru-RU"/>
-        </w:rPr>
-        <w:t>в на</w:t>
-      </w:r>
-      <w:proofErr w:type="gramEnd"/>
-      <w:r>
-        <w:rPr>
-          <w:rFonts w:eastAsia="Times New Roman" w:cs="Times New Roman"/>
-          <w:sz w:val="28"/>
-          <w:szCs w:val="28"/>
-          <w:lang w:eastAsia="ru-RU"/>
-        </w:rPr>
-        <w:t xml:space="preserve"> Google Диске пользователя</w:t>
+        <w:t>Загрузка файла: пользователь отправляет файл → бот сохраняет его в на Google Диске пользователя</w:t>
       </w:r>
       <w:r>
         <w:rPr>
@@ -3622,7 +3304,16 @@
           <w:szCs w:val="28"/>
           <w:lang w:eastAsia="ru-RU"/>
         </w:rPr>
-        <w:t> при создании напоминания, привязанного к конспекту, бот генерирует краткое содержание конспекта, которое будет отправлено в момент напоминания.</w:t>
+        <w:t xml:space="preserve"> </w:t>
+      </w:r>
+      <w:r>
+        <w:rPr>
+          <w:rFonts w:eastAsia="Times New Roman" w:cs="Times New Roman"/>
+          <w:sz w:val="28"/>
+          <w:szCs w:val="28"/>
+          <w:lang w:eastAsia="ru-RU"/>
+        </w:rPr>
+        <w:t>при создании напоминания, привязанного к конспекту, бот генерирует краткое содержание конспекта, которое будет отправлено в момент напоминания.</w:t>
       </w:r>
     </w:p>
     <w:p>
@@ -3652,6 +3343,10 @@
           <w:ilvl w:val="0"/>
           <w:numId w:val="39"/>
         </w:numPr>
+        <w:tabs>
+          <w:tab w:val="clear" w:pos="720"/>
+          <w:tab w:val="num" w:pos="993"/>
+        </w:tabs>
         <w:ind w:left="0" w:firstLine="709"/>
         <w:rPr>
           <w:rFonts w:eastAsia="Times New Roman" w:cs="Times New Roman"/>
@@ -3676,6 +3371,10 @@
           <w:ilvl w:val="0"/>
           <w:numId w:val="39"/>
         </w:numPr>
+        <w:tabs>
+          <w:tab w:val="clear" w:pos="720"/>
+          <w:tab w:val="num" w:pos="993"/>
+        </w:tabs>
         <w:ind w:left="0" w:firstLine="709"/>
         <w:rPr>
           <w:rFonts w:eastAsia="Times New Roman" w:cs="Times New Roman"/>
@@ -3691,9 +3390,8 @@
           <w:szCs w:val="28"/>
           <w:lang w:eastAsia="ru-RU"/>
         </w:rPr>
-        <w:t xml:space="preserve">Отправляет текст в LLM с </w:t>
-      </w:r>
-      <w:proofErr w:type="spellStart"/>
+        <w:t>Отправляет текст в LLM с промптом:</w:t>
+      </w:r>
       <w:r>
         <w:rPr>
           <w:rFonts w:eastAsia="Times New Roman" w:cs="Times New Roman"/>
@@ -3701,9 +3399,8 @@
           <w:szCs w:val="28"/>
           <w:lang w:eastAsia="ru-RU"/>
         </w:rPr>
-        <w:t>промптом</w:t>
-      </w:r>
-      <w:proofErr w:type="spellEnd"/>
+        <w:t xml:space="preserve"> </w:t>
+      </w:r>
       <w:r>
         <w:rPr>
           <w:rFonts w:eastAsia="Times New Roman" w:cs="Times New Roman"/>
@@ -3711,9 +3408,8 @@
           <w:szCs w:val="28"/>
           <w:lang w:eastAsia="ru-RU"/>
         </w:rPr>
-        <w:t>: *«Сделай краткое саммари этого конспекта в 3-5 предложений, выдели ключевые термины и формулы (если есть</w:t>
-      </w:r>
-      <w:proofErr w:type="gramStart"/>
+        <w:t>«Сделай краткое саммари этого конспекта в 3-5 предложений, выдели ключевые термины и формулы (если есть)».</w:t>
+      </w:r>
       <w:r>
         <w:rPr>
           <w:rFonts w:eastAsia="Times New Roman" w:cs="Times New Roman"/>
@@ -3721,17 +3417,7 @@
           <w:szCs w:val="28"/>
           <w:lang w:eastAsia="ru-RU"/>
         </w:rPr>
-        <w:t>)»*</w:t>
-      </w:r>
-      <w:proofErr w:type="gramEnd"/>
-      <w:r>
-        <w:rPr>
-          <w:rFonts w:eastAsia="Times New Roman" w:cs="Times New Roman"/>
-          <w:sz w:val="28"/>
-          <w:szCs w:val="28"/>
-          <w:lang w:eastAsia="ru-RU"/>
-        </w:rPr>
-        <w:t>.</w:t>
+        <w:t xml:space="preserve"> </w:t>
       </w:r>
     </w:p>
     <w:p>
@@ -3740,6 +3426,10 @@
           <w:ilvl w:val="0"/>
           <w:numId w:val="39"/>
         </w:numPr>
+        <w:tabs>
+          <w:tab w:val="clear" w:pos="720"/>
+          <w:tab w:val="num" w:pos="993"/>
+        </w:tabs>
         <w:ind w:left="0" w:firstLine="709"/>
         <w:rPr>
           <w:rFonts w:eastAsia="Times New Roman" w:cs="Times New Roman"/>
@@ -3788,9 +3478,18 @@
           <w:szCs w:val="28"/>
           <w:lang w:eastAsia="ru-RU"/>
         </w:rPr>
-        <w:t>Модуль планировщика (</w:t>
-      </w:r>
-      <w:proofErr w:type="spellStart"/>
+        <w:t>Модуль планировщика (cron)</w:t>
+      </w:r>
+    </w:p>
+    <w:p>
+      <w:pPr>
+        <w:rPr>
+          <w:rFonts w:eastAsia="Times New Roman" w:cs="Times New Roman"/>
+          <w:sz w:val="28"/>
+          <w:szCs w:val="28"/>
+          <w:lang w:eastAsia="ru-RU"/>
+        </w:rPr>
+      </w:pPr>
       <w:r>
         <w:rPr>
           <w:rFonts w:eastAsia="Times New Roman" w:cs="Times New Roman"/>
@@ -3800,9 +3499,27 @@
           <w:szCs w:val="28"/>
           <w:lang w:eastAsia="ru-RU"/>
         </w:rPr>
-        <w:t>cron</w:t>
-      </w:r>
-      <w:proofErr w:type="spellEnd"/>
+        <w:t>Роль:</w:t>
+      </w:r>
+      <w:r>
+        <w:rPr>
+          <w:rFonts w:eastAsia="Times New Roman" w:cs="Times New Roman"/>
+          <w:sz w:val="28"/>
+          <w:szCs w:val="28"/>
+          <w:lang w:eastAsia="ru-RU"/>
+        </w:rPr>
+        <w:t> периодически проверяет базу данных на наличие напоминаний, срок которых наступил, и отправляет уведомления.</w:t>
+      </w:r>
+    </w:p>
+    <w:p>
+      <w:pPr>
+        <w:rPr>
+          <w:rFonts w:eastAsia="Times New Roman" w:cs="Times New Roman"/>
+          <w:sz w:val="28"/>
+          <w:szCs w:val="28"/>
+          <w:lang w:eastAsia="ru-RU"/>
+        </w:rPr>
+      </w:pPr>
       <w:r>
         <w:rPr>
           <w:rFonts w:eastAsia="Times New Roman" w:cs="Times New Roman"/>
@@ -3812,57 +3529,6 @@
           <w:szCs w:val="28"/>
           <w:lang w:eastAsia="ru-RU"/>
         </w:rPr>
-        <w:t>)</w:t>
-      </w:r>
-    </w:p>
-    <w:p>
-      <w:pPr>
-        <w:rPr>
-          <w:rFonts w:eastAsia="Times New Roman" w:cs="Times New Roman"/>
-          <w:sz w:val="28"/>
-          <w:szCs w:val="28"/>
-          <w:lang w:eastAsia="ru-RU"/>
-        </w:rPr>
-      </w:pPr>
-      <w:r>
-        <w:rPr>
-          <w:rFonts w:eastAsia="Times New Roman" w:cs="Times New Roman"/>
-          <w:b/>
-          <w:bCs/>
-          <w:sz w:val="28"/>
-          <w:szCs w:val="28"/>
-          <w:lang w:eastAsia="ru-RU"/>
-        </w:rPr>
-        <w:t>Роль:</w:t>
-      </w:r>
-      <w:r>
-        <w:rPr>
-          <w:rFonts w:eastAsia="Times New Roman" w:cs="Times New Roman"/>
-          <w:sz w:val="28"/>
-          <w:szCs w:val="28"/>
-          <w:lang w:eastAsia="ru-RU"/>
-        </w:rPr>
-        <w:t> периодически проверяет базу данных на наличие напоминаний, срок которых наступил, и отправляет уведомления.</w:t>
-      </w:r>
-    </w:p>
-    <w:p>
-      <w:pPr>
-        <w:rPr>
-          <w:rFonts w:eastAsia="Times New Roman" w:cs="Times New Roman"/>
-          <w:sz w:val="28"/>
-          <w:szCs w:val="28"/>
-          <w:lang w:eastAsia="ru-RU"/>
-        </w:rPr>
-      </w:pPr>
-      <w:r>
-        <w:rPr>
-          <w:rFonts w:eastAsia="Times New Roman" w:cs="Times New Roman"/>
-          <w:b/>
-          <w:bCs/>
-          <w:sz w:val="28"/>
-          <w:szCs w:val="28"/>
-          <w:lang w:eastAsia="ru-RU"/>
-        </w:rPr>
         <w:t>Реализация:</w:t>
       </w:r>
     </w:p>
@@ -3872,6 +3538,10 @@
           <w:ilvl w:val="0"/>
           <w:numId w:val="40"/>
         </w:numPr>
+        <w:tabs>
+          <w:tab w:val="clear" w:pos="720"/>
+          <w:tab w:val="num" w:pos="993"/>
+        </w:tabs>
         <w:ind w:left="0" w:firstLine="709"/>
         <w:rPr>
           <w:rFonts w:eastAsia="Times New Roman" w:cs="Times New Roman"/>
@@ -3887,27 +3557,7 @@
           <w:szCs w:val="28"/>
           <w:lang w:eastAsia="ru-RU"/>
         </w:rPr>
-        <w:t>В простейшем варианте — </w:t>
-      </w:r>
-      <w:proofErr w:type="spellStart"/>
-      <w:r>
-        <w:rPr>
-          <w:rFonts w:eastAsia="Times New Roman" w:cs="Times New Roman"/>
-          <w:sz w:val="28"/>
-          <w:szCs w:val="28"/>
-          <w:lang w:eastAsia="ru-RU"/>
-        </w:rPr>
-        <w:t>APScheduler</w:t>
-      </w:r>
-      <w:proofErr w:type="spellEnd"/>
-      <w:r>
-        <w:rPr>
-          <w:rFonts w:eastAsia="Times New Roman" w:cs="Times New Roman"/>
-          <w:sz w:val="28"/>
-          <w:szCs w:val="28"/>
-          <w:lang w:eastAsia="ru-RU"/>
-        </w:rPr>
-        <w:t> внутри того же Python-процесса.</w:t>
+        <w:t>В простейшем варианте — APScheduler внутри того же Python-процесса.</w:t>
       </w:r>
     </w:p>
     <w:p>
@@ -3916,6 +3566,10 @@
           <w:ilvl w:val="0"/>
           <w:numId w:val="40"/>
         </w:numPr>
+        <w:tabs>
+          <w:tab w:val="clear" w:pos="720"/>
+          <w:tab w:val="num" w:pos="993"/>
+        </w:tabs>
         <w:ind w:left="0" w:firstLine="709"/>
         <w:rPr>
           <w:rFonts w:eastAsia="Times New Roman" w:cs="Times New Roman"/>
@@ -3931,38 +3585,8 @@
           <w:szCs w:val="28"/>
           <w:lang w:eastAsia="ru-RU"/>
         </w:rPr>
-        <w:t>В продакшен-версии — отдельный </w:t>
-      </w:r>
-      <w:proofErr w:type="spellStart"/>
-      <w:r>
-        <w:rPr>
-          <w:rFonts w:eastAsia="Times New Roman" w:cs="Times New Roman"/>
-          <w:sz w:val="28"/>
-          <w:szCs w:val="28"/>
-          <w:lang w:eastAsia="ru-RU"/>
-        </w:rPr>
-        <w:t>cron</w:t>
-      </w:r>
-      <w:proofErr w:type="spellEnd"/>
-      <w:r>
-        <w:rPr>
-          <w:rFonts w:eastAsia="Times New Roman" w:cs="Times New Roman"/>
-          <w:sz w:val="28"/>
-          <w:szCs w:val="28"/>
-          <w:lang w:eastAsia="ru-RU"/>
-        </w:rPr>
-        <w:t>-скрипт на сервере, запускаемый каждые 10 минут.</w:t>
-      </w:r>
-    </w:p>
-    <w:p>
-      <w:pPr>
-        <w:rPr>
-          <w:rFonts w:eastAsia="Times New Roman" w:cs="Times New Roman"/>
-          <w:sz w:val="28"/>
-          <w:szCs w:val="28"/>
-          <w:lang w:eastAsia="ru-RU"/>
-        </w:rPr>
-      </w:pPr>
+        <w:t>В продакшен-версии — отдельный cron-скрипт на сервере, запускаемый каждые 10 минут.</w:t>
+      </w:r>
     </w:p>
     <w:p>
       <w:pPr>
@@ -4890,16 +4514,8 @@
               <w:rPr>
                 <w:color w:val="404040"/>
               </w:rPr>
-              <w:t>SMS/email/</w:t>
+              <w:t>SMS/email/push</w:t>
             </w:r>
-            <w:proofErr w:type="spellStart"/>
-            <w:r>
-              <w:rPr>
-                <w:color w:val="404040"/>
-              </w:rPr>
-              <w:t>push</w:t>
-            </w:r>
-            <w:proofErr w:type="spellEnd"/>
           </w:p>
         </w:tc>
       </w:tr>
@@ -5234,15 +4850,7 @@
       </w:pPr>
       <w:r>
         <w:lastRenderedPageBreak/>
-        <w:t xml:space="preserve">Система будет разрабатываться с использованием современных веб-технологий (React.js, Node.js, </w:t>
-      </w:r>
-      <w:proofErr w:type="spellStart"/>
-      <w:r>
-        <w:t>PostgreSQL</w:t>
-      </w:r>
-      <w:proofErr w:type="spellEnd"/>
-      <w:r>
-        <w:t>) с учётом возможности дальнейшего масштабирования и интеграции с другими медицинскими информационными системами</w:t>
+        <w:t>Система будет разрабатываться с использованием современных веб-технологий (React.js, Node.js, PostgreSQL) с учётом возможности дальнейшего масштабирования и интеграции с другими медицинскими информационными системами</w:t>
       </w:r>
       <w:r>
         <w:t xml:space="preserve"> [4]</w:t>
@@ -5936,21 +5544,8 @@
         <w:t>в</w:t>
       </w:r>
       <w:r>
-        <w:t xml:space="preserve">се компоненты системы </w:t>
-      </w:r>
-      <w:proofErr w:type="spellStart"/>
-      <w:r>
-        <w:t>tightly</w:t>
-      </w:r>
-      <w:proofErr w:type="spellEnd"/>
-      <w:r>
-        <w:t xml:space="preserve"> </w:t>
-      </w:r>
-      <w:proofErr w:type="spellStart"/>
-      <w:r>
-        <w:t>coupled</w:t>
-      </w:r>
-      <w:proofErr w:type="spellEnd"/>
+        <w:t>се компоненты системы tightly coupled</w:t>
+      </w:r>
       <w:r>
         <w:t xml:space="preserve"> </w:t>
       </w:r>
@@ -6098,13 +5693,8 @@
           <w:numId w:val="32"/>
         </w:numPr>
       </w:pPr>
-      <w:proofErr w:type="spellStart"/>
-      <w:r>
-        <w:t>Serverless</w:t>
-      </w:r>
-      <w:proofErr w:type="spellEnd"/>
-      <w:r>
-        <w:t xml:space="preserve"> архитектура</w:t>
+      <w:r>
+        <w:t>Serverless архитектура</w:t>
       </w:r>
       <w:r>
         <w:t>:</w:t>
@@ -6157,19 +5747,9 @@
         </w:rPr>
         <w:t>v</w:t>
       </w:r>
-      <w:proofErr w:type="spellStart"/>
-      <w:r>
-        <w:t>endor</w:t>
-      </w:r>
-      <w:proofErr w:type="spellEnd"/>
-      <w:r>
-        <w:t xml:space="preserve"> </w:t>
-      </w:r>
-      <w:proofErr w:type="spellStart"/>
-      <w:r>
-        <w:t>lock-in</w:t>
-      </w:r>
-      <w:proofErr w:type="spellEnd"/>
+      <w:r>
+        <w:t>endor lock-in</w:t>
+      </w:r>
       <w:r>
         <w:t xml:space="preserve">; </w:t>
       </w:r>
@@ -6194,15 +5774,7 @@
         <w:pStyle w:val="aff5"/>
       </w:pPr>
       <w:r>
-        <w:t>Выбранная архитектура: Многослойная (</w:t>
-      </w:r>
-      <w:proofErr w:type="spellStart"/>
-      <w:r>
-        <w:t>Layered</w:t>
-      </w:r>
-      <w:proofErr w:type="spellEnd"/>
-      <w:r>
-        <w:t>) архитектура с элементами микросервисов для критических компонентов</w:t>
+        <w:t>Выбранная архитектура: Многослойная (Layered) архитектура с элементами микросервисов для критических компонентов</w:t>
       </w:r>
       <w:r>
         <w:t xml:space="preserve">. </w:t>
@@ -6264,11 +5836,9 @@
         </w:rPr>
         <w:t>T</w:t>
       </w:r>
-      <w:proofErr w:type="spellStart"/>
       <w:r>
         <w:t>ypeScript</w:t>
       </w:r>
-      <w:proofErr w:type="spellEnd"/>
       <w:r>
         <w:t xml:space="preserve"> (</w:t>
       </w:r>
@@ -6300,11 +5870,9 @@
       <w:r>
         <w:t>(</w:t>
       </w:r>
-      <w:proofErr w:type="spellStart"/>
       <w:r>
         <w:t>NestJS</w:t>
       </w:r>
-      <w:proofErr w:type="spellEnd"/>
       <w:r>
         <w:t xml:space="preserve">); </w:t>
       </w:r>
@@ -6328,33 +5896,67 @@
         <w:t>на</w:t>
       </w:r>
       <w:r>
+        <w:t xml:space="preserve"> PostgreSQL, </w:t>
+      </w:r>
+      <w:r>
+        <w:t>к</w:t>
+      </w:r>
+      <w:r>
+        <w:t>эширование</w:t>
+      </w:r>
+      <w:r>
+        <w:t xml:space="preserve"> на</w:t>
+      </w:r>
+      <w:r>
+        <w:t xml:space="preserve"> Redis</w:t>
+      </w:r>
+      <w:r>
+        <w:t xml:space="preserve">. </w:t>
+      </w:r>
+    </w:p>
+    <w:p>
+      <w:pPr>
+        <w:pStyle w:val="aff5"/>
+      </w:pPr>
+      <w:r>
+        <w:t>Сред</w:t>
+      </w:r>
+      <w:r>
+        <w:t>а</w:t>
+      </w:r>
+      <w:r>
         <w:t xml:space="preserve"> </w:t>
       </w:r>
-      <w:proofErr w:type="spellStart"/>
-      <w:r>
-        <w:t>PostgreSQL</w:t>
-      </w:r>
-      <w:proofErr w:type="spellEnd"/>
-      <w:r>
-        <w:t xml:space="preserve">, </w:t>
-      </w:r>
-      <w:r>
-        <w:t>к</w:t>
-      </w:r>
-      <w:r>
-        <w:t>эширование</w:t>
-      </w:r>
-      <w:r>
-        <w:t xml:space="preserve"> на</w:t>
+      <w:r>
+        <w:t>разработки</w:t>
       </w:r>
       <w:r>
         <w:t xml:space="preserve"> </w:t>
       </w:r>
-      <w:proofErr w:type="spellStart"/>
-      <w:r>
-        <w:t>Redis</w:t>
-      </w:r>
-      <w:proofErr w:type="spellEnd"/>
+      <w:r>
+        <w:rPr>
+          <w:lang w:val="en-US"/>
+        </w:rPr>
+        <w:t>IDE</w:t>
+      </w:r>
+      <w:r>
+        <w:t xml:space="preserve">: </w:t>
+      </w:r>
+      <w:r>
+        <w:rPr>
+          <w:lang w:val="en-US"/>
+        </w:rPr>
+        <w:t>Visual</w:t>
+      </w:r>
+      <w:r>
+        <w:t xml:space="preserve"> </w:t>
+      </w:r>
+      <w:r>
+        <w:rPr>
+          <w:lang w:val="en-US"/>
+        </w:rPr>
+        <w:t>Studio</w:t>
+      </w:r>
       <w:r>
         <w:t xml:space="preserve">. </w:t>
       </w:r>
@@ -6364,58 +5966,11 @@
         <w:pStyle w:val="aff5"/>
       </w:pPr>
       <w:r>
-        <w:t>Сред</w:t>
-      </w:r>
-      <w:r>
-        <w:t>а</w:t>
+        <w:t>Критерии выбора:</w:t>
       </w:r>
       <w:r>
         <w:t xml:space="preserve"> </w:t>
       </w:r>
-      <w:r>
-        <w:t>разработки</w:t>
-      </w:r>
-      <w:r>
-        <w:t xml:space="preserve"> </w:t>
-      </w:r>
-      <w:r>
-        <w:rPr>
-          <w:lang w:val="en-US"/>
-        </w:rPr>
-        <w:t>IDE</w:t>
-      </w:r>
-      <w:r>
-        <w:t xml:space="preserve">: </w:t>
-      </w:r>
-      <w:r>
-        <w:rPr>
-          <w:lang w:val="en-US"/>
-        </w:rPr>
-        <w:t>Visual</w:t>
-      </w:r>
-      <w:r>
-        <w:t xml:space="preserve"> </w:t>
-      </w:r>
-      <w:r>
-        <w:rPr>
-          <w:lang w:val="en-US"/>
-        </w:rPr>
-        <w:t>Studio</w:t>
-      </w:r>
-      <w:r>
-        <w:t xml:space="preserve">. </w:t>
-      </w:r>
-    </w:p>
-    <w:p>
-      <w:pPr>
-        <w:pStyle w:val="aff5"/>
-      </w:pPr>
-      <w:r>
-        <w:t>Критерии выбора:</w:t>
-      </w:r>
-      <w:r>
-        <w:t xml:space="preserve"> </w:t>
-      </w:r>
     </w:p>
     <w:p>
       <w:pPr>
@@ -6431,15 +5986,7 @@
         <w:t>в</w:t>
       </w:r>
       <w:r>
-        <w:t xml:space="preserve">строенные механизмы защиты в </w:t>
-      </w:r>
-      <w:proofErr w:type="spellStart"/>
-      <w:r>
-        <w:t>NestJS</w:t>
-      </w:r>
-      <w:proofErr w:type="spellEnd"/>
-      <w:r>
-        <w:t>, ролевая модель доступа</w:t>
+        <w:t>строенные механизмы защиты в NestJS, ролевая модель доступа</w:t>
       </w:r>
       <w:r>
         <w:t xml:space="preserve">; </w:t>
@@ -6612,21 +6159,7 @@
         <w:rPr>
           <w:lang w:eastAsia="ru-RU"/>
         </w:rPr>
-        <w:t xml:space="preserve">не поддерживают этапность </w:t>
-      </w:r>
-      <w:proofErr w:type="spellStart"/>
-      <w:r>
-        <w:rPr>
-          <w:lang w:eastAsia="ru-RU"/>
-        </w:rPr>
-        <w:t>онкотерапии</w:t>
-      </w:r>
-      <w:proofErr w:type="spellEnd"/>
-      <w:r>
-        <w:rPr>
-          <w:lang w:eastAsia="ru-RU"/>
-        </w:rPr>
-        <w:t xml:space="preserve">; </w:t>
+        <w:t xml:space="preserve">не поддерживают этапность онкотерапии; </w:t>
       </w:r>
     </w:p>
     <w:p>
@@ -7069,22 +6602,57 @@
         <w:t>[</w:t>
       </w:r>
       <w:r>
-        <w:t xml:space="preserve">Электронный </w:t>
-      </w:r>
-      <w:proofErr w:type="gramStart"/>
-      <w:r>
-        <w:t>ресурс</w:t>
+        <w:t>Электронный ресурс</w:t>
       </w:r>
       <w:r>
         <w:t>]</w:t>
       </w:r>
       <w:r>
-        <w:t xml:space="preserve">  /</w:t>
-      </w:r>
-      <w:proofErr w:type="gramEnd"/>
+        <w:t xml:space="preserve">  / </w:t>
+      </w:r>
+      <w:r>
+        <w:rPr>
+          <w:lang w:val="en-US"/>
+        </w:rPr>
+        <w:t>URL</w:t>
+      </w:r>
+      <w:r>
+        <w:t xml:space="preserve">: </w:t>
+      </w:r>
       <w:r>
         <w:t xml:space="preserve"> </w:t>
       </w:r>
+      <w:hyperlink r:id="rId8" w:history="1">
+        <w:r>
+          <w:rPr>
+            <w:rStyle w:val="af4"/>
+          </w:rPr>
+          <w:t>https://tochno.st/problems/oncology/regions/samarskaya_oblast</w:t>
+        </w:r>
+      </w:hyperlink>
+      <w:r>
+        <w:t xml:space="preserve"> </w:t>
+      </w:r>
+      <w:r>
+        <w:t xml:space="preserve">(дата обращения 25.05.25). </w:t>
+      </w:r>
+    </w:p>
+    <w:p>
+      <w:pPr>
+        <w:pStyle w:val="a"/>
+      </w:pPr>
+      <w:r>
+        <w:t xml:space="preserve">Сервис «Служба здоровья Самарской области» </w:t>
+      </w:r>
+      <w:r>
+        <w:t>[</w:t>
+      </w:r>
+      <w:r>
+        <w:t>Электронный ресурс</w:t>
+      </w:r>
+      <w:r>
+        <w:t xml:space="preserve">]  / </w:t>
+      </w:r>
       <w:r>
         <w:rPr>
           <w:lang w:val="en-US"/>
@@ -7092,24 +6660,18 @@
         <w:t>URL</w:t>
       </w:r>
       <w:r>
-        <w:t xml:space="preserve">: </w:t>
-      </w:r>
-      <w:r>
-        <w:t xml:space="preserve"> </w:t>
-      </w:r>
-      <w:hyperlink r:id="rId8" w:history="1">
+        <w:t xml:space="preserve">:  </w:t>
+      </w:r>
+      <w:hyperlink r:id="rId9" w:history="1">
         <w:r>
           <w:rPr>
             <w:rStyle w:val="af4"/>
           </w:rPr>
-          <w:t>https://tochno.st/problems/oncology/regions/samarskaya_oblast</w:t>
+          <w:t>https://er.mz63.ru/?ysclid=mccd11cps5483444818</w:t>
         </w:r>
       </w:hyperlink>
       <w:r>
-        <w:t xml:space="preserve"> </w:t>
-      </w:r>
-      <w:r>
-        <w:t xml:space="preserve">(дата обращения 25.05.25). </w:t>
+        <w:t xml:space="preserve"> (дата обращения: 25.06.25). </w:t>
       </w:r>
     </w:p>
     <w:p>
@@ -7117,78 +6679,25 @@
         <w:pStyle w:val="a"/>
       </w:pPr>
       <w:r>
-        <w:t xml:space="preserve">Сервис «Служба здоровья Самарской области» </w:t>
+        <w:t>Сервис «</w:t>
+      </w:r>
+      <w:r>
+        <w:rPr>
+          <w:lang w:val="en-GB"/>
+        </w:rPr>
+        <w:t>DocDoc</w:t>
+      </w:r>
+      <w:r>
+        <w:t xml:space="preserve">» </w:t>
       </w:r>
       <w:r>
         <w:t>[</w:t>
       </w:r>
       <w:r>
-        <w:t xml:space="preserve">Электронный </w:t>
-      </w:r>
-      <w:proofErr w:type="gramStart"/>
-      <w:r>
-        <w:t>ресурс</w:t>
-      </w:r>
-      <w:r>
-        <w:t>]  /</w:t>
-      </w:r>
-      <w:proofErr w:type="gramEnd"/>
-      <w:r>
-        <w:t xml:space="preserve"> </w:t>
-      </w:r>
-      <w:r>
-        <w:rPr>
-          <w:lang w:val="en-US"/>
-        </w:rPr>
-        <w:t>URL</w:t>
-      </w:r>
-      <w:r>
-        <w:t xml:space="preserve">:  </w:t>
-      </w:r>
-      <w:hyperlink r:id="rId9" w:history="1">
-        <w:r>
-          <w:rPr>
-            <w:rStyle w:val="af4"/>
-          </w:rPr>
-          <w:t>https://er.mz63.ru/?ysclid=mccd11cps5483444818</w:t>
-        </w:r>
-      </w:hyperlink>
-      <w:r>
-        <w:t xml:space="preserve"> (дата обращения: 25.06.25). </w:t>
-      </w:r>
-    </w:p>
-    <w:p>
-      <w:pPr>
-        <w:pStyle w:val="a"/>
-      </w:pPr>
-      <w:r>
-        <w:t>Сервис «</w:t>
-      </w:r>
-      <w:r>
-        <w:rPr>
-          <w:lang w:val="en-GB"/>
-        </w:rPr>
-        <w:t>DocDoc</w:t>
-      </w:r>
-      <w:r>
-        <w:t xml:space="preserve">» </w:t>
-      </w:r>
-      <w:r>
-        <w:t>[</w:t>
-      </w:r>
-      <w:r>
-        <w:t xml:space="preserve">Электронный </w:t>
-      </w:r>
-      <w:proofErr w:type="gramStart"/>
-      <w:r>
-        <w:t>ресурс</w:t>
-      </w:r>
-      <w:r>
-        <w:t>]  /</w:t>
-      </w:r>
-      <w:proofErr w:type="gramEnd"/>
-      <w:r>
-        <w:t xml:space="preserve"> </w:t>
+        <w:t>Электронный ресурс</w:t>
+      </w:r>
+      <w:r>
+        <w:t xml:space="preserve">]  / </w:t>
       </w:r>
       <w:r>
         <w:rPr>

--- a/ИТ_практикум_6301_1.docx
+++ b/ИТ_практикум_6301_1.docx
@@ -3621,1798 +3621,1408 @@
     </w:p>
     <w:p>
       <w:pPr>
-        <w:pStyle w:val="aff5"/>
-        <w:ind w:firstLine="0"/>
-        <w:jc w:val="center"/>
-      </w:pPr>
-      <w:r>
-        <w:t>Рисунок 6 — Пример работы сервиса «</w:t>
-      </w:r>
-      <w:r>
-        <w:rPr>
-          <w:lang w:val="en-GB"/>
-        </w:rPr>
-        <w:t>Doc</w:t>
-      </w:r>
-      <w:r>
-        <w:rPr>
-          <w:lang w:val="en-US"/>
-        </w:rPr>
-        <w:t>Doc</w:t>
-      </w:r>
-      <w:r>
-        <w:t>»</w:t>
-      </w:r>
-      <w:r>
-        <w:t xml:space="preserve"> </w:t>
-      </w:r>
-    </w:p>
-    <w:p>
-      <w:pPr>
-        <w:pStyle w:val="aff"/>
-        <w:ind w:firstLine="0"/>
-        <w:rPr>
-          <w:lang w:eastAsia="ru-RU"/>
-        </w:rPr>
-      </w:pPr>
-    </w:p>
-    <w:p>
-      <w:pPr>
-        <w:pStyle w:val="3"/>
-        <w:spacing w:before="0" w:after="0"/>
-        <w:jc w:val="both"/>
-      </w:pPr>
-      <w:bookmarkStart w:id="1" w:name="_Toc226394935"/>
-      <w:r>
-        <w:t>Сравнительный анализ систем-аналогов</w:t>
-      </w:r>
-      <w:bookmarkEnd w:id="1"/>
-    </w:p>
-    <w:p>
-      <w:pPr>
-        <w:pStyle w:val="aff"/>
-        <w:rPr>
-          <w:lang w:eastAsia="ru-RU"/>
-        </w:rPr>
-      </w:pPr>
-      <w:r>
-        <w:rPr>
-          <w:lang w:eastAsia="ru-RU"/>
-        </w:rPr>
-        <w:t xml:space="preserve">В таблице 1 приведены </w:t>
-      </w:r>
-      <w:r>
-        <w:rPr>
-          <w:lang w:eastAsia="ru-RU"/>
-        </w:rPr>
-        <w:t xml:space="preserve">сравнительные </w:t>
-      </w:r>
-      <w:r>
-        <w:rPr>
-          <w:lang w:eastAsia="ru-RU"/>
-        </w:rPr>
-        <w:t xml:space="preserve">характеристики систем-аналогов. </w:t>
-      </w:r>
-    </w:p>
-    <w:p>
-      <w:pPr>
-        <w:pStyle w:val="aff"/>
-        <w:ind w:firstLine="0"/>
-        <w:rPr>
-          <w:lang w:eastAsia="ru-RU"/>
-        </w:rPr>
-      </w:pPr>
-      <w:r>
-        <w:rPr>
-          <w:lang w:eastAsia="ru-RU"/>
-        </w:rPr>
-        <w:t xml:space="preserve">Таблица 1 — Сравнительные характеристики систем-аналогов </w:t>
-      </w:r>
-    </w:p>
-    <w:tbl>
-      <w:tblPr>
-        <w:tblStyle w:val="aa"/>
-        <w:tblW w:w="0" w:type="auto"/>
-        <w:tblLook w:val="04A0" w:firstRow="1" w:lastRow="0" w:firstColumn="1" w:lastColumn="0" w:noHBand="0" w:noVBand="1"/>
-      </w:tblPr>
-      <w:tblGrid>
-        <w:gridCol w:w="2407"/>
-        <w:gridCol w:w="2407"/>
-        <w:gridCol w:w="2407"/>
-        <w:gridCol w:w="2407"/>
-      </w:tblGrid>
-      <w:tr>
-        <w:tc>
-          <w:tcPr>
-            <w:tcW w:w="2407" w:type="dxa"/>
-            <w:vMerge w:val="restart"/>
-          </w:tcPr>
-          <w:p>
-            <w:pPr>
-              <w:pStyle w:val="aff"/>
-              <w:ind w:firstLine="0"/>
-              <w:jc w:val="center"/>
-            </w:pPr>
-            <w:r>
-              <w:t>Показатели</w:t>
-            </w:r>
-          </w:p>
-        </w:tc>
-        <w:tc>
-          <w:tcPr>
-            <w:tcW w:w="7221" w:type="dxa"/>
-            <w:gridSpan w:val="3"/>
-          </w:tcPr>
-          <w:p>
-            <w:pPr>
-              <w:pStyle w:val="aff"/>
-              <w:ind w:firstLine="0"/>
-              <w:jc w:val="center"/>
-            </w:pPr>
-            <w:r>
-              <w:t>Система для сравнения</w:t>
-            </w:r>
-          </w:p>
-        </w:tc>
-      </w:tr>
-      <w:tr>
-        <w:tc>
-          <w:tcPr>
-            <w:tcW w:w="2407" w:type="dxa"/>
-            <w:vMerge/>
-          </w:tcPr>
-          <w:p>
-            <w:pPr>
-              <w:pStyle w:val="aff"/>
-              <w:ind w:firstLine="0"/>
-              <w:jc w:val="center"/>
-            </w:pPr>
-          </w:p>
-        </w:tc>
-        <w:tc>
-          <w:tcPr>
-            <w:tcW w:w="2407" w:type="dxa"/>
-          </w:tcPr>
-          <w:p>
-            <w:pPr>
-              <w:pStyle w:val="aff"/>
-              <w:ind w:firstLine="0"/>
-              <w:jc w:val="center"/>
-            </w:pPr>
-            <w:r>
-              <w:t>ЕМИС</w:t>
-            </w:r>
-          </w:p>
-        </w:tc>
-        <w:tc>
-          <w:tcPr>
-            <w:tcW w:w="2407" w:type="dxa"/>
-          </w:tcPr>
-          <w:p>
-            <w:pPr>
-              <w:pStyle w:val="aff"/>
-              <w:ind w:firstLine="0"/>
-              <w:jc w:val="center"/>
-            </w:pPr>
-            <w:r>
-              <w:t>Служба здоровья Самарской области</w:t>
-            </w:r>
-          </w:p>
-        </w:tc>
-        <w:tc>
-          <w:tcPr>
-            <w:tcW w:w="2407" w:type="dxa"/>
-          </w:tcPr>
-          <w:p>
-            <w:pPr>
-              <w:pStyle w:val="aff"/>
-              <w:ind w:firstLine="0"/>
-              <w:jc w:val="center"/>
-              <w:rPr>
-                <w:lang w:val="en-GB"/>
-              </w:rPr>
-            </w:pPr>
-            <w:r>
-              <w:rPr>
-                <w:lang w:val="en-GB"/>
-              </w:rPr>
-              <w:t>DocDoc</w:t>
-            </w:r>
-          </w:p>
-        </w:tc>
-      </w:tr>
-      <w:tr>
-        <w:tc>
-          <w:tcPr>
-            <w:tcW w:w="2407" w:type="dxa"/>
-          </w:tcPr>
-          <w:p>
-            <w:pPr>
-              <w:pStyle w:val="aff"/>
-              <w:ind w:firstLine="0"/>
-            </w:pPr>
-            <w:r>
-              <w:t>Интеграция с МИС</w:t>
-            </w:r>
-          </w:p>
-        </w:tc>
-        <w:tc>
-          <w:tcPr>
-            <w:tcW w:w="2407" w:type="dxa"/>
-          </w:tcPr>
-          <w:p>
-            <w:pPr>
-              <w:pStyle w:val="aff"/>
-              <w:ind w:firstLine="0"/>
-              <w:jc w:val="center"/>
-            </w:pPr>
-            <w:r>
-              <w:t>Частичная</w:t>
-            </w:r>
-          </w:p>
-        </w:tc>
-        <w:tc>
-          <w:tcPr>
-            <w:tcW w:w="2407" w:type="dxa"/>
-          </w:tcPr>
-          <w:p>
-            <w:pPr>
-              <w:pStyle w:val="aff"/>
-              <w:ind w:firstLine="0"/>
-              <w:jc w:val="center"/>
-            </w:pPr>
-            <w:r>
-              <w:t>+</w:t>
-            </w:r>
-          </w:p>
-        </w:tc>
-        <w:tc>
-          <w:tcPr>
-            <w:tcW w:w="2407" w:type="dxa"/>
-          </w:tcPr>
-          <w:p>
-            <w:pPr>
-              <w:pStyle w:val="aff"/>
-              <w:ind w:firstLine="0"/>
-              <w:jc w:val="center"/>
-            </w:pPr>
-            <w:r>
-              <w:t>-</w:t>
-            </w:r>
-          </w:p>
-        </w:tc>
-      </w:tr>
-      <w:tr>
-        <w:tc>
-          <w:tcPr>
-            <w:tcW w:w="2407" w:type="dxa"/>
-          </w:tcPr>
-          <w:p>
-            <w:pPr>
-              <w:pStyle w:val="aff"/>
-              <w:ind w:firstLine="0"/>
-            </w:pPr>
-            <w:r>
-              <w:t>Приоритетная запись</w:t>
-            </w:r>
-          </w:p>
-        </w:tc>
-        <w:tc>
-          <w:tcPr>
-            <w:tcW w:w="2407" w:type="dxa"/>
-          </w:tcPr>
-          <w:p>
-            <w:pPr>
-              <w:pStyle w:val="aff"/>
-              <w:ind w:firstLine="0"/>
-              <w:jc w:val="center"/>
-            </w:pPr>
-            <w:r>
-              <w:t>-</w:t>
-            </w:r>
-          </w:p>
-        </w:tc>
-        <w:tc>
-          <w:tcPr>
-            <w:tcW w:w="2407" w:type="dxa"/>
-          </w:tcPr>
-          <w:p>
-            <w:pPr>
-              <w:pStyle w:val="aff"/>
-              <w:ind w:firstLine="0"/>
-              <w:jc w:val="center"/>
-            </w:pPr>
-            <w:r>
-              <w:t>-</w:t>
-            </w:r>
-          </w:p>
-        </w:tc>
-        <w:tc>
-          <w:tcPr>
-            <w:tcW w:w="2407" w:type="dxa"/>
-          </w:tcPr>
-          <w:p>
-            <w:pPr>
-              <w:pStyle w:val="aff"/>
-              <w:ind w:firstLine="0"/>
-              <w:jc w:val="center"/>
-              <w:rPr>
-                <w:lang w:val="en-US"/>
-              </w:rPr>
-            </w:pPr>
-            <w:r>
-              <w:t>-</w:t>
-            </w:r>
-          </w:p>
-        </w:tc>
-      </w:tr>
-      <w:tr>
-        <w:tc>
-          <w:tcPr>
-            <w:tcW w:w="2407" w:type="dxa"/>
-            <w:vAlign w:val="center"/>
-          </w:tcPr>
-          <w:p>
-            <w:pPr>
-              <w:pStyle w:val="aff"/>
-              <w:ind w:firstLine="0"/>
-            </w:pPr>
-            <w:r>
-              <w:rPr>
-                <w:rStyle w:val="affe"/>
-                <w:b w:val="0"/>
-                <w:bCs w:val="0"/>
-                <w:color w:val="404040"/>
-              </w:rPr>
-              <w:t>Тип системы</w:t>
-            </w:r>
-          </w:p>
-        </w:tc>
-        <w:tc>
-          <w:tcPr>
-            <w:tcW w:w="2407" w:type="dxa"/>
-            <w:vAlign w:val="center"/>
-          </w:tcPr>
-          <w:p>
-            <w:pPr>
-              <w:pStyle w:val="aff"/>
-              <w:ind w:firstLine="0"/>
-              <w:jc w:val="center"/>
-            </w:pPr>
-            <w:r>
-              <w:rPr>
-                <w:color w:val="404040"/>
-              </w:rPr>
-              <w:t>Государственная</w:t>
-            </w:r>
-          </w:p>
-        </w:tc>
-        <w:tc>
-          <w:tcPr>
-            <w:tcW w:w="2407" w:type="dxa"/>
-            <w:vAlign w:val="center"/>
-          </w:tcPr>
-          <w:p>
-            <w:pPr>
-              <w:pStyle w:val="aff"/>
-              <w:ind w:firstLine="0"/>
-              <w:jc w:val="center"/>
-            </w:pPr>
-            <w:r>
-              <w:rPr>
-                <w:color w:val="404040"/>
-              </w:rPr>
-              <w:t>Региональная</w:t>
-            </w:r>
-          </w:p>
-        </w:tc>
-        <w:tc>
-          <w:tcPr>
-            <w:tcW w:w="2407" w:type="dxa"/>
-            <w:vAlign w:val="center"/>
-          </w:tcPr>
-          <w:p>
-            <w:pPr>
-              <w:pStyle w:val="aff"/>
-              <w:ind w:firstLine="0"/>
-              <w:jc w:val="center"/>
-            </w:pPr>
-            <w:r>
-              <w:rPr>
-                <w:color w:val="404040"/>
-              </w:rPr>
-              <w:t>Коммерческая</w:t>
-            </w:r>
-          </w:p>
-        </w:tc>
-      </w:tr>
-      <w:tr>
-        <w:tc>
-          <w:tcPr>
-            <w:tcW w:w="2407" w:type="dxa"/>
-            <w:vAlign w:val="center"/>
-          </w:tcPr>
-          <w:p>
-            <w:pPr>
-              <w:pStyle w:val="aff"/>
-              <w:ind w:firstLine="0"/>
-            </w:pPr>
-            <w:r>
-              <w:rPr>
-                <w:rStyle w:val="affe"/>
-                <w:b w:val="0"/>
-                <w:bCs w:val="0"/>
-                <w:color w:val="404040"/>
-              </w:rPr>
-              <w:t>Охват учреждений</w:t>
-            </w:r>
-          </w:p>
-        </w:tc>
-        <w:tc>
-          <w:tcPr>
-            <w:tcW w:w="2407" w:type="dxa"/>
-            <w:vAlign w:val="center"/>
-          </w:tcPr>
-          <w:p>
-            <w:pPr>
-              <w:pStyle w:val="aff"/>
-              <w:ind w:firstLine="0"/>
-              <w:jc w:val="center"/>
-            </w:pPr>
-            <w:r>
-              <w:rPr>
-                <w:color w:val="404040"/>
-              </w:rPr>
-              <w:t>Все государственные поликлиники</w:t>
-            </w:r>
-          </w:p>
-        </w:tc>
-        <w:tc>
-          <w:tcPr>
-            <w:tcW w:w="2407" w:type="dxa"/>
-            <w:vAlign w:val="center"/>
-          </w:tcPr>
-          <w:p>
-            <w:pPr>
-              <w:pStyle w:val="aff"/>
-              <w:ind w:firstLine="0"/>
-              <w:jc w:val="center"/>
-            </w:pPr>
-            <w:r>
-              <w:rPr>
-                <w:color w:val="404040"/>
-              </w:rPr>
-              <w:t>Только Самарская область</w:t>
-            </w:r>
-          </w:p>
-        </w:tc>
-        <w:tc>
-          <w:tcPr>
-            <w:tcW w:w="2407" w:type="dxa"/>
-            <w:vAlign w:val="center"/>
-          </w:tcPr>
-          <w:p>
-            <w:pPr>
-              <w:pStyle w:val="aff"/>
-              <w:ind w:firstLine="0"/>
-              <w:jc w:val="center"/>
-            </w:pPr>
-            <w:r>
-              <w:rPr>
-                <w:color w:val="404040"/>
-              </w:rPr>
-              <w:t>В основном частные клиники</w:t>
-            </w:r>
-          </w:p>
-        </w:tc>
-      </w:tr>
-      <w:tr>
-        <w:tc>
-          <w:tcPr>
-            <w:tcW w:w="2407" w:type="dxa"/>
-            <w:vAlign w:val="center"/>
-          </w:tcPr>
-          <w:p>
-            <w:pPr>
-              <w:pStyle w:val="aff"/>
-              <w:ind w:firstLine="0"/>
-            </w:pPr>
-            <w:r>
-              <w:rPr>
-                <w:rStyle w:val="affe"/>
-                <w:b w:val="0"/>
-                <w:bCs w:val="0"/>
-                <w:color w:val="404040"/>
-              </w:rPr>
-              <w:t>Специализация</w:t>
-            </w:r>
-          </w:p>
-        </w:tc>
-        <w:tc>
-          <w:tcPr>
-            <w:tcW w:w="2407" w:type="dxa"/>
-            <w:vAlign w:val="center"/>
-          </w:tcPr>
-          <w:p>
-            <w:pPr>
-              <w:pStyle w:val="aff"/>
-              <w:ind w:firstLine="0"/>
-              <w:jc w:val="center"/>
-            </w:pPr>
-            <w:r>
-              <w:rPr>
-                <w:color w:val="404040"/>
-              </w:rPr>
-              <w:t>Общая медицина</w:t>
-            </w:r>
-          </w:p>
-        </w:tc>
-        <w:tc>
-          <w:tcPr>
-            <w:tcW w:w="2407" w:type="dxa"/>
-            <w:vAlign w:val="center"/>
-          </w:tcPr>
-          <w:p>
-            <w:pPr>
-              <w:pStyle w:val="aff"/>
-              <w:ind w:firstLine="0"/>
-              <w:jc w:val="center"/>
-            </w:pPr>
-            <w:r>
-              <w:rPr>
-                <w:color w:val="404040"/>
-              </w:rPr>
-              <w:t>Общая медицина</w:t>
-            </w:r>
-          </w:p>
-        </w:tc>
-        <w:tc>
-          <w:tcPr>
-            <w:tcW w:w="2407" w:type="dxa"/>
-            <w:vAlign w:val="center"/>
-          </w:tcPr>
-          <w:p>
-            <w:pPr>
-              <w:pStyle w:val="aff"/>
-              <w:ind w:firstLine="0"/>
-              <w:jc w:val="center"/>
-            </w:pPr>
-            <w:r>
-              <w:rPr>
-                <w:color w:val="404040"/>
-              </w:rPr>
-              <w:t>Все специальности</w:t>
-            </w:r>
-          </w:p>
-        </w:tc>
-      </w:tr>
-      <w:tr>
-        <w:tc>
-          <w:tcPr>
-            <w:tcW w:w="2407" w:type="dxa"/>
-            <w:vAlign w:val="center"/>
-          </w:tcPr>
-          <w:p>
-            <w:pPr>
-              <w:pStyle w:val="aff"/>
-              <w:ind w:firstLine="0"/>
-            </w:pPr>
-            <w:r>
-              <w:rPr>
-                <w:rStyle w:val="affe"/>
-                <w:b w:val="0"/>
-                <w:bCs w:val="0"/>
-                <w:color w:val="404040"/>
-              </w:rPr>
-              <w:t>Запись к онкологу</w:t>
-            </w:r>
-          </w:p>
-        </w:tc>
-        <w:tc>
-          <w:tcPr>
-            <w:tcW w:w="2407" w:type="dxa"/>
-            <w:vAlign w:val="center"/>
-          </w:tcPr>
-          <w:p>
-            <w:pPr>
-              <w:pStyle w:val="aff"/>
-              <w:ind w:firstLine="0"/>
-              <w:jc w:val="center"/>
-            </w:pPr>
-            <w:r>
-              <w:rPr>
-                <w:color w:val="404040"/>
-              </w:rPr>
-              <w:t>Ограниченная</w:t>
-            </w:r>
-          </w:p>
-        </w:tc>
-        <w:tc>
-          <w:tcPr>
-            <w:tcW w:w="2407" w:type="dxa"/>
-            <w:vAlign w:val="center"/>
-          </w:tcPr>
-          <w:p>
-            <w:pPr>
-              <w:pStyle w:val="aff"/>
-              <w:ind w:firstLine="0"/>
-              <w:jc w:val="center"/>
-            </w:pPr>
-            <w:r>
-              <w:rPr>
-                <w:color w:val="404040"/>
-              </w:rPr>
-              <w:t>Ограниченная</w:t>
-            </w:r>
-          </w:p>
-        </w:tc>
-        <w:tc>
-          <w:tcPr>
-            <w:tcW w:w="2407" w:type="dxa"/>
-            <w:vAlign w:val="center"/>
-          </w:tcPr>
-          <w:p>
-            <w:pPr>
-              <w:pStyle w:val="aff"/>
-              <w:ind w:firstLine="0"/>
-              <w:jc w:val="center"/>
-            </w:pPr>
-            <w:r>
-              <w:rPr>
-                <w:color w:val="404040"/>
-              </w:rPr>
-              <w:t>Доступна</w:t>
-            </w:r>
-          </w:p>
-        </w:tc>
-      </w:tr>
-      <w:tr>
-        <w:tc>
-          <w:tcPr>
-            <w:tcW w:w="2407" w:type="dxa"/>
-            <w:vAlign w:val="center"/>
-          </w:tcPr>
-          <w:p>
-            <w:pPr>
-              <w:pStyle w:val="aff"/>
-              <w:ind w:firstLine="0"/>
-            </w:pPr>
-            <w:r>
-              <w:rPr>
-                <w:rStyle w:val="affe"/>
-                <w:b w:val="0"/>
-                <w:bCs w:val="0"/>
-                <w:color w:val="404040"/>
-              </w:rPr>
-              <w:t>Интерфейс</w:t>
-            </w:r>
-          </w:p>
-        </w:tc>
-        <w:tc>
-          <w:tcPr>
-            <w:tcW w:w="2407" w:type="dxa"/>
-            <w:vAlign w:val="center"/>
-          </w:tcPr>
-          <w:p>
-            <w:pPr>
-              <w:pStyle w:val="aff"/>
-              <w:ind w:firstLine="0"/>
-              <w:jc w:val="center"/>
-            </w:pPr>
-            <w:r>
-              <w:rPr>
-                <w:color w:val="404040"/>
-              </w:rPr>
-              <w:t>Упрощенный</w:t>
-            </w:r>
-          </w:p>
-        </w:tc>
-        <w:tc>
-          <w:tcPr>
-            <w:tcW w:w="2407" w:type="dxa"/>
-            <w:vAlign w:val="center"/>
-          </w:tcPr>
-          <w:p>
-            <w:pPr>
-              <w:pStyle w:val="aff"/>
-              <w:ind w:firstLine="0"/>
-              <w:jc w:val="center"/>
-            </w:pPr>
-            <w:r>
-              <w:rPr>
-                <w:color w:val="404040"/>
-              </w:rPr>
-              <w:t>Устаревший</w:t>
-            </w:r>
-          </w:p>
-        </w:tc>
-        <w:tc>
-          <w:tcPr>
-            <w:tcW w:w="2407" w:type="dxa"/>
-            <w:vAlign w:val="center"/>
-          </w:tcPr>
-          <w:p>
-            <w:pPr>
-              <w:pStyle w:val="aff"/>
-              <w:ind w:firstLine="0"/>
-              <w:jc w:val="center"/>
-            </w:pPr>
-            <w:r>
-              <w:rPr>
-                <w:color w:val="404040"/>
-              </w:rPr>
-              <w:t>Современный</w:t>
-            </w:r>
-          </w:p>
-        </w:tc>
-      </w:tr>
-      <w:tr>
-        <w:tc>
-          <w:tcPr>
-            <w:tcW w:w="2407" w:type="dxa"/>
-            <w:vAlign w:val="center"/>
-          </w:tcPr>
-          <w:p>
-            <w:pPr>
-              <w:pStyle w:val="aff"/>
-              <w:ind w:firstLine="0"/>
-            </w:pPr>
-            <w:r>
-              <w:rPr>
-                <w:rStyle w:val="affe"/>
-                <w:b w:val="0"/>
-                <w:bCs w:val="0"/>
-                <w:color w:val="404040"/>
-              </w:rPr>
-              <w:t>Мобильное приложение</w:t>
-            </w:r>
-          </w:p>
-        </w:tc>
-        <w:tc>
-          <w:tcPr>
-            <w:tcW w:w="2407" w:type="dxa"/>
-            <w:vAlign w:val="center"/>
-          </w:tcPr>
-          <w:p>
-            <w:pPr>
-              <w:pStyle w:val="aff"/>
-              <w:ind w:firstLine="0"/>
-              <w:jc w:val="center"/>
-              <w:rPr>
-                <w:lang w:val="en-US"/>
-              </w:rPr>
-            </w:pPr>
-            <w:r>
-              <w:rPr>
-                <w:color w:val="404040"/>
-                <w:lang w:val="en-US"/>
-              </w:rPr>
-              <w:t>+</w:t>
-            </w:r>
-          </w:p>
-        </w:tc>
-        <w:tc>
-          <w:tcPr>
-            <w:tcW w:w="2407" w:type="dxa"/>
-            <w:vAlign w:val="center"/>
-          </w:tcPr>
-          <w:p>
-            <w:pPr>
-              <w:pStyle w:val="aff"/>
-              <w:ind w:firstLine="0"/>
-              <w:jc w:val="center"/>
-              <w:rPr>
-                <w:lang w:val="en-US"/>
-              </w:rPr>
-            </w:pPr>
-            <w:r>
-              <w:rPr>
-                <w:lang w:val="en-US"/>
-              </w:rPr>
-              <w:t>-</w:t>
-            </w:r>
-          </w:p>
-        </w:tc>
-        <w:tc>
-          <w:tcPr>
-            <w:tcW w:w="2407" w:type="dxa"/>
-            <w:vAlign w:val="center"/>
-          </w:tcPr>
-          <w:p>
-            <w:pPr>
-              <w:pStyle w:val="aff"/>
-              <w:ind w:firstLine="0"/>
-              <w:jc w:val="center"/>
-              <w:rPr>
-                <w:lang w:val="en-US"/>
-              </w:rPr>
-            </w:pPr>
-            <w:r>
-              <w:rPr>
-                <w:lang w:val="en-US"/>
-              </w:rPr>
-              <w:t>+</w:t>
-            </w:r>
-          </w:p>
-        </w:tc>
-      </w:tr>
-      <w:tr>
-        <w:tc>
-          <w:tcPr>
-            <w:tcW w:w="2407" w:type="dxa"/>
-            <w:vAlign w:val="center"/>
-          </w:tcPr>
-          <w:p>
-            <w:pPr>
-              <w:pStyle w:val="aff"/>
-              <w:ind w:firstLine="0"/>
-            </w:pPr>
-            <w:r>
-              <w:rPr>
-                <w:rStyle w:val="affe"/>
-                <w:b w:val="0"/>
-                <w:bCs w:val="0"/>
-                <w:color w:val="404040"/>
-              </w:rPr>
-              <w:t>Напоминания</w:t>
-            </w:r>
-          </w:p>
-        </w:tc>
-        <w:tc>
-          <w:tcPr>
-            <w:tcW w:w="2407" w:type="dxa"/>
-            <w:vAlign w:val="center"/>
-          </w:tcPr>
-          <w:p>
-            <w:pPr>
-              <w:pStyle w:val="aff"/>
-              <w:ind w:firstLine="0"/>
-              <w:jc w:val="center"/>
-            </w:pPr>
-            <w:r>
-              <w:rPr>
-                <w:color w:val="404040"/>
-              </w:rPr>
-              <w:t>SMS/email</w:t>
-            </w:r>
-          </w:p>
-        </w:tc>
-        <w:tc>
-          <w:tcPr>
-            <w:tcW w:w="2407" w:type="dxa"/>
-            <w:vAlign w:val="center"/>
-          </w:tcPr>
-          <w:p>
-            <w:pPr>
-              <w:pStyle w:val="aff"/>
-              <w:ind w:firstLine="0"/>
-              <w:jc w:val="center"/>
-            </w:pPr>
-            <w:r>
-              <w:rPr>
-                <w:color w:val="404040"/>
-              </w:rPr>
-              <w:t>Только SMS</w:t>
-            </w:r>
-          </w:p>
-        </w:tc>
-        <w:tc>
-          <w:tcPr>
-            <w:tcW w:w="2407" w:type="dxa"/>
-            <w:vAlign w:val="center"/>
-          </w:tcPr>
-          <w:p>
-            <w:pPr>
-              <w:pStyle w:val="aff"/>
-              <w:ind w:firstLine="0"/>
-              <w:jc w:val="center"/>
-              <w:rPr>
-                <w:lang w:val="en-US"/>
-              </w:rPr>
-            </w:pPr>
-            <w:r>
-              <w:rPr>
-                <w:color w:val="404040"/>
-              </w:rPr>
-              <w:t>SMS/email/push</w:t>
-            </w:r>
-          </w:p>
-        </w:tc>
-      </w:tr>
-      <w:tr>
-        <w:tc>
-          <w:tcPr>
-            <w:tcW w:w="2407" w:type="dxa"/>
-            <w:vAlign w:val="center"/>
-          </w:tcPr>
-          <w:p>
-            <w:pPr>
-              <w:pStyle w:val="aff"/>
-              <w:ind w:firstLine="0"/>
-            </w:pPr>
-            <w:r>
-              <w:rPr>
-                <w:rStyle w:val="affe"/>
-                <w:b w:val="0"/>
-                <w:bCs w:val="0"/>
-                <w:color w:val="404040"/>
-              </w:rPr>
-              <w:t>Стоимость для пациента</w:t>
-            </w:r>
-          </w:p>
-        </w:tc>
-        <w:tc>
-          <w:tcPr>
-            <w:tcW w:w="2407" w:type="dxa"/>
-            <w:vAlign w:val="center"/>
-          </w:tcPr>
-          <w:p>
-            <w:pPr>
-              <w:pStyle w:val="aff"/>
-              <w:ind w:firstLine="0"/>
-              <w:jc w:val="center"/>
-            </w:pPr>
-            <w:r>
-              <w:rPr>
-                <w:color w:val="404040"/>
-              </w:rPr>
-              <w:t>Бесплатно</w:t>
-            </w:r>
-          </w:p>
-        </w:tc>
-        <w:tc>
-          <w:tcPr>
-            <w:tcW w:w="2407" w:type="dxa"/>
-            <w:vAlign w:val="center"/>
-          </w:tcPr>
-          <w:p>
-            <w:pPr>
-              <w:pStyle w:val="aff"/>
-              <w:ind w:firstLine="0"/>
-              <w:jc w:val="center"/>
-            </w:pPr>
-            <w:r>
-              <w:rPr>
-                <w:color w:val="404040"/>
-              </w:rPr>
-              <w:t>Бесплатно</w:t>
-            </w:r>
-          </w:p>
-        </w:tc>
-        <w:tc>
-          <w:tcPr>
-            <w:tcW w:w="2407" w:type="dxa"/>
-            <w:vAlign w:val="center"/>
-          </w:tcPr>
-          <w:p>
-            <w:pPr>
-              <w:pStyle w:val="aff"/>
-              <w:ind w:firstLine="0"/>
-              <w:jc w:val="center"/>
-            </w:pPr>
-            <w:r>
-              <w:rPr>
-                <w:color w:val="404040"/>
-              </w:rPr>
-              <w:t>Комиссия 15-20%</w:t>
-            </w:r>
-          </w:p>
-        </w:tc>
-      </w:tr>
-      <w:tr>
-        <w:tc>
-          <w:tcPr>
-            <w:tcW w:w="2407" w:type="dxa"/>
-            <w:vAlign w:val="center"/>
-          </w:tcPr>
-          <w:p>
-            <w:pPr>
-              <w:pStyle w:val="aff"/>
-              <w:ind w:firstLine="0"/>
-            </w:pPr>
-            <w:r>
-              <w:rPr>
-                <w:rStyle w:val="affe"/>
-                <w:b w:val="0"/>
-                <w:bCs w:val="0"/>
-                <w:color w:val="404040"/>
-              </w:rPr>
-              <w:t>Приоритетная запись</w:t>
-            </w:r>
-          </w:p>
-        </w:tc>
-        <w:tc>
-          <w:tcPr>
-            <w:tcW w:w="2407" w:type="dxa"/>
-            <w:vAlign w:val="center"/>
-          </w:tcPr>
-          <w:p>
-            <w:pPr>
-              <w:pStyle w:val="aff"/>
-              <w:ind w:firstLine="0"/>
-              <w:jc w:val="center"/>
-              <w:rPr>
-                <w:lang w:val="en-US"/>
-              </w:rPr>
-            </w:pPr>
-            <w:r>
-              <w:rPr>
-                <w:color w:val="404040"/>
-              </w:rPr>
-              <w:t>Нет</w:t>
-            </w:r>
-          </w:p>
-        </w:tc>
-        <w:tc>
-          <w:tcPr>
-            <w:tcW w:w="2407" w:type="dxa"/>
-            <w:vAlign w:val="center"/>
-          </w:tcPr>
-          <w:p>
-            <w:pPr>
-              <w:pStyle w:val="aff"/>
-              <w:ind w:firstLine="0"/>
-              <w:jc w:val="center"/>
-              <w:rPr>
-                <w:lang w:val="en-US"/>
-              </w:rPr>
-            </w:pPr>
-            <w:r>
-              <w:rPr>
-                <w:color w:val="404040"/>
-              </w:rPr>
-              <w:t>Нет</w:t>
-            </w:r>
-          </w:p>
-        </w:tc>
-        <w:tc>
-          <w:tcPr>
-            <w:tcW w:w="2407" w:type="dxa"/>
-            <w:vAlign w:val="center"/>
-          </w:tcPr>
-          <w:p>
-            <w:pPr>
-              <w:pStyle w:val="aff"/>
-              <w:ind w:firstLine="0"/>
-              <w:jc w:val="center"/>
-            </w:pPr>
-            <w:r>
-              <w:rPr>
-                <w:color w:val="404040"/>
-              </w:rPr>
-              <w:t>Платная</w:t>
-            </w:r>
-          </w:p>
-        </w:tc>
-      </w:tr>
-    </w:tbl>
-    <w:p>
-      <w:pPr>
-        <w:pStyle w:val="3"/>
-        <w:spacing w:before="0" w:after="0"/>
-        <w:jc w:val="both"/>
-      </w:pPr>
-      <w:bookmarkStart w:id="2" w:name="_Toc226394936"/>
-      <w:r>
-        <w:t>Постановка задачи</w:t>
-      </w:r>
-      <w:bookmarkEnd w:id="2"/>
-      <w:r>
-        <w:t xml:space="preserve"> </w:t>
-      </w:r>
-    </w:p>
-    <w:p>
-      <w:pPr>
-        <w:pStyle w:val="aff5"/>
-        <w:rPr>
-          <w:lang w:eastAsia="ru-RU"/>
-        </w:rPr>
-      </w:pPr>
-      <w:r>
-        <w:rPr>
-          <w:lang w:eastAsia="ru-RU"/>
-        </w:rPr>
-        <w:t>На основании проведённого анализа существующих систем онлайн-записи и выявленных проблем Самарского областного клинического онкологического диспансера формулируются следующие требования к разрабатываемой системе:</w:t>
-      </w:r>
-      <w:r>
-        <w:rPr>
-          <w:lang w:eastAsia="ru-RU"/>
-        </w:rPr>
-        <w:t xml:space="preserve"> </w:t>
-      </w:r>
-    </w:p>
-    <w:p>
-      <w:pPr>
-        <w:pStyle w:val="aff5"/>
-        <w:rPr>
-          <w:lang w:eastAsia="ru-RU"/>
-        </w:rPr>
-      </w:pPr>
-      <w:r>
-        <w:rPr>
-          <w:lang w:eastAsia="ru-RU"/>
-        </w:rPr>
-        <w:t>Цель разработки</w:t>
-      </w:r>
-      <w:r>
-        <w:rPr>
-          <w:lang w:eastAsia="ru-RU"/>
-        </w:rPr>
-        <w:t>: с</w:t>
-      </w:r>
-      <w:r>
-        <w:rPr>
-          <w:lang w:eastAsia="ru-RU"/>
-        </w:rPr>
-        <w:t>оздание специализированного веб-приложения для удалённой записи на приём, учитывающего специфику работы онкологического диспансера и потребности пациентов.</w:t>
-      </w:r>
-      <w:r>
-        <w:rPr>
-          <w:lang w:eastAsia="ru-RU"/>
-        </w:rPr>
-        <w:t xml:space="preserve"> </w:t>
-      </w:r>
-    </w:p>
-    <w:p>
-      <w:pPr>
-        <w:pStyle w:val="aff5"/>
-        <w:rPr>
-          <w:lang w:eastAsia="ru-RU"/>
-        </w:rPr>
-      </w:pPr>
-      <w:r>
-        <w:rPr>
-          <w:lang w:eastAsia="ru-RU"/>
-        </w:rPr>
-        <w:t>Целевая аудитория:</w:t>
-      </w:r>
-      <w:r>
-        <w:rPr>
-          <w:lang w:eastAsia="ru-RU"/>
-        </w:rPr>
-        <w:t xml:space="preserve"> </w:t>
-      </w:r>
-    </w:p>
-    <w:p>
-      <w:pPr>
-        <w:pStyle w:val="a0"/>
-      </w:pPr>
-      <w:r>
-        <w:t>п</w:t>
-      </w:r>
-      <w:r>
-        <w:rPr>
-          <w:lang w:eastAsia="ru-RU"/>
-        </w:rPr>
-        <w:t>ациенты диспансера (включая иногородних и маломобильных)</w:t>
-      </w:r>
-      <w:r>
-        <w:rPr>
-          <w:lang w:eastAsia="ru-RU"/>
-        </w:rPr>
-        <w:t xml:space="preserve">; </w:t>
-      </w:r>
-    </w:p>
-    <w:p>
-      <w:pPr>
-        <w:pStyle w:val="a0"/>
-      </w:pPr>
-      <w:r>
-        <w:rPr>
-          <w:lang w:eastAsia="ru-RU"/>
-        </w:rPr>
-        <w:t>м</w:t>
-      </w:r>
-      <w:r>
-        <w:rPr>
-          <w:lang w:eastAsia="ru-RU"/>
-        </w:rPr>
-        <w:t>едицинский персонал (врачи, регистраторы)</w:t>
-      </w:r>
-      <w:r>
-        <w:rPr>
-          <w:lang w:eastAsia="ru-RU"/>
-        </w:rPr>
-        <w:t xml:space="preserve">; </w:t>
-      </w:r>
-    </w:p>
-    <w:p>
-      <w:pPr>
-        <w:pStyle w:val="a0"/>
-      </w:pPr>
-      <w:r>
-        <w:rPr>
-          <w:lang w:eastAsia="ru-RU"/>
-        </w:rPr>
-        <w:t>а</w:t>
-      </w:r>
-      <w:r>
-        <w:rPr>
-          <w:lang w:eastAsia="ru-RU"/>
-        </w:rPr>
-        <w:t>дминистративный персонал</w:t>
-      </w:r>
-      <w:r>
-        <w:rPr>
-          <w:lang w:eastAsia="ru-RU"/>
-        </w:rPr>
-        <w:t xml:space="preserve">. </w:t>
-      </w:r>
-    </w:p>
-    <w:p>
-      <w:pPr>
-        <w:pStyle w:val="a0"/>
-        <w:numPr>
-          <w:ilvl w:val="0"/>
-          <w:numId w:val="0"/>
-        </w:numPr>
-        <w:ind w:firstLine="709"/>
-      </w:pPr>
-      <w:r>
+        <w:spacing w:after="160" w:line="259" w:lineRule="auto"/>
+        <w:rPr>
+          <w:rFonts w:eastAsia="Times New Roman" w:cs="Times New Roman"/>
+          <w:sz w:val="28"/>
+          <w:szCs w:val="28"/>
+          <w:lang w:eastAsia="ru-RU"/>
+        </w:rPr>
+      </w:pPr>
+      <w:r>
+        <w:rPr>
+          <w:rFonts w:eastAsia="Times New Roman" w:cs="Times New Roman"/>
+          <w:sz w:val="28"/>
+          <w:szCs w:val="28"/>
+          <w:lang w:eastAsia="ru-RU"/>
+        </w:rPr>
+        <w:t>Результаты</w:t>
+      </w:r>
+    </w:p>
+    <w:p>
+      <w:pPr>
+        <w:spacing w:after="160" w:line="259" w:lineRule="auto"/>
+        <w:rPr>
+          <w:rFonts w:eastAsia="Times New Roman" w:cs="Times New Roman"/>
+          <w:sz w:val="28"/>
+          <w:szCs w:val="28"/>
+          <w:lang w:eastAsia="ru-RU"/>
+        </w:rPr>
+      </w:pPr>
+      <w:r>
+        <w:rPr>
+          <w:rFonts w:eastAsia="Times New Roman" w:cs="Times New Roman"/>
+          <w:sz w:val="28"/>
+          <w:szCs w:val="28"/>
+          <w:lang w:eastAsia="ru-RU"/>
+        </w:rPr>
+        <w:t>В ходе командной работы разработан действующий прототип ИИ-агента-наставника по учёбе в формате VK-бота. Бот интегрирован с сервисами Google (Google Календарь, Google Диск) и предоставляет пользователю следующие возможности:</w:t>
+      </w:r>
+    </w:p>
+    <w:p>
+      <w:pPr>
+        <w:spacing w:after="160" w:line="259" w:lineRule="auto"/>
+        <w:rPr>
+          <w:rFonts w:eastAsia="Times New Roman" w:cs="Times New Roman"/>
+          <w:sz w:val="28"/>
+          <w:szCs w:val="28"/>
+          <w:lang w:eastAsia="ru-RU"/>
+        </w:rPr>
+      </w:pPr>
+    </w:p>
+    <w:p>
+      <w:pPr>
+        <w:spacing w:after="160" w:line="259" w:lineRule="auto"/>
+        <w:rPr>
+          <w:rFonts w:eastAsia="Times New Roman" w:cs="Times New Roman"/>
+          <w:sz w:val="28"/>
+          <w:szCs w:val="28"/>
+          <w:lang w:eastAsia="ru-RU"/>
+        </w:rPr>
+      </w:pPr>
+      <w:r>
+        <w:rPr>
+          <w:rFonts w:eastAsia="Times New Roman" w:cs="Times New Roman"/>
+          <w:sz w:val="28"/>
+          <w:szCs w:val="28"/>
+          <w:lang w:eastAsia="ru-RU"/>
+        </w:rPr>
+        <w:t>Управление учебными предметами — пользователь может добавлять, редактировать и удалять предметы, которые изучает.</w:t>
+      </w:r>
+    </w:p>
+    <w:p>
+      <w:pPr>
+        <w:spacing w:after="160" w:line="259" w:lineRule="auto"/>
+        <w:rPr>
+          <w:rFonts w:eastAsia="Times New Roman" w:cs="Times New Roman"/>
+          <w:sz w:val="28"/>
+          <w:szCs w:val="28"/>
+          <w:lang w:eastAsia="ru-RU"/>
+        </w:rPr>
+      </w:pPr>
+    </w:p>
+    <w:p>
+      <w:pPr>
+        <w:spacing w:after="160" w:line="259" w:lineRule="auto"/>
+        <w:rPr>
+          <w:rFonts w:eastAsia="Times New Roman" w:cs="Times New Roman"/>
+          <w:sz w:val="28"/>
+          <w:szCs w:val="28"/>
+          <w:lang w:eastAsia="ru-RU"/>
+        </w:rPr>
+      </w:pPr>
+      <w:r>
+        <w:rPr>
+          <w:rFonts w:eastAsia="Times New Roman" w:cs="Times New Roman"/>
+          <w:sz w:val="28"/>
+          <w:szCs w:val="28"/>
+          <w:lang w:eastAsia="ru-RU"/>
+        </w:rPr>
+        <w:t>Работа с конспектами:</w:t>
+      </w:r>
+    </w:p>
+    <w:p>
+      <w:pPr>
+        <w:spacing w:after="160" w:line="259" w:lineRule="auto"/>
+        <w:rPr>
+          <w:rFonts w:eastAsia="Times New Roman" w:cs="Times New Roman"/>
+          <w:sz w:val="28"/>
+          <w:szCs w:val="28"/>
+          <w:lang w:eastAsia="ru-RU"/>
+        </w:rPr>
+      </w:pPr>
+    </w:p>
+    <w:p>
+      <w:pPr>
+        <w:spacing w:after="160" w:line="259" w:lineRule="auto"/>
+        <w:rPr>
+          <w:rFonts w:eastAsia="Times New Roman" w:cs="Times New Roman"/>
+          <w:sz w:val="28"/>
+          <w:szCs w:val="28"/>
+          <w:lang w:eastAsia="ru-RU"/>
+        </w:rPr>
+      </w:pPr>
+      <w:r>
+        <w:rPr>
+          <w:rFonts w:eastAsia="Times New Roman" w:cs="Times New Roman"/>
+          <w:sz w:val="28"/>
+          <w:szCs w:val="28"/>
+          <w:lang w:eastAsia="ru-RU"/>
+        </w:rPr>
+        <w:t>Загрузка и сохранение конспектов на Google Диск.</w:t>
+      </w:r>
+    </w:p>
+    <w:p>
+      <w:pPr>
+        <w:spacing w:after="160" w:line="259" w:lineRule="auto"/>
+        <w:rPr>
+          <w:rFonts w:eastAsia="Times New Roman" w:cs="Times New Roman"/>
+          <w:sz w:val="28"/>
+          <w:szCs w:val="28"/>
+          <w:lang w:eastAsia="ru-RU"/>
+        </w:rPr>
+      </w:pPr>
+    </w:p>
+    <w:p>
+      <w:pPr>
+        <w:spacing w:after="160" w:line="259" w:lineRule="auto"/>
+        <w:rPr>
+          <w:rFonts w:eastAsia="Times New Roman" w:cs="Times New Roman"/>
+          <w:sz w:val="28"/>
+          <w:szCs w:val="28"/>
+          <w:lang w:eastAsia="ru-RU"/>
+        </w:rPr>
+      </w:pPr>
+      <w:r>
+        <w:rPr>
+          <w:rFonts w:eastAsia="Times New Roman" w:cs="Times New Roman"/>
+          <w:sz w:val="28"/>
+          <w:szCs w:val="28"/>
+          <w:lang w:eastAsia="ru-RU"/>
+        </w:rPr>
+        <w:t>Автоматическая генерация краткого саммари по загруженному конспекту (через LLM).</w:t>
+      </w:r>
+    </w:p>
+    <w:p>
+      <w:pPr>
+        <w:spacing w:after="160" w:line="259" w:lineRule="auto"/>
+        <w:rPr>
+          <w:rFonts w:eastAsia="Times New Roman" w:cs="Times New Roman"/>
+          <w:sz w:val="28"/>
+          <w:szCs w:val="28"/>
+          <w:lang w:eastAsia="ru-RU"/>
+        </w:rPr>
+      </w:pPr>
+    </w:p>
+    <w:p>
+      <w:pPr>
+        <w:spacing w:after="160" w:line="259" w:lineRule="auto"/>
+        <w:rPr>
+          <w:rFonts w:eastAsia="Times New Roman" w:cs="Times New Roman"/>
+          <w:sz w:val="28"/>
+          <w:szCs w:val="28"/>
+          <w:lang w:eastAsia="ru-RU"/>
+        </w:rPr>
+      </w:pPr>
+      <w:r>
+        <w:rPr>
+          <w:rFonts w:eastAsia="Times New Roman" w:cs="Times New Roman"/>
+          <w:sz w:val="28"/>
+          <w:szCs w:val="28"/>
+          <w:lang w:eastAsia="ru-RU"/>
+        </w:rPr>
+        <w:t>Создание нового конспекта на основе существующего — бот анализирует предоставленный материал и генерирует структурированный конспект-пересказ.</w:t>
+      </w:r>
+    </w:p>
+    <w:p>
+      <w:pPr>
+        <w:spacing w:after="160" w:line="259" w:lineRule="auto"/>
+        <w:rPr>
+          <w:rFonts w:eastAsia="Times New Roman" w:cs="Times New Roman"/>
+          <w:sz w:val="28"/>
+          <w:szCs w:val="28"/>
+          <w:lang w:eastAsia="ru-RU"/>
+        </w:rPr>
+      </w:pPr>
+    </w:p>
+    <w:p>
+      <w:pPr>
+        <w:spacing w:after="160" w:line="259" w:lineRule="auto"/>
+        <w:rPr>
+          <w:rFonts w:eastAsia="Times New Roman" w:cs="Times New Roman"/>
+          <w:sz w:val="28"/>
+          <w:szCs w:val="28"/>
+          <w:lang w:eastAsia="ru-RU"/>
+        </w:rPr>
+      </w:pPr>
+      <w:r>
+        <w:rPr>
+          <w:rFonts w:eastAsia="Times New Roman" w:cs="Times New Roman"/>
+          <w:sz w:val="28"/>
+          <w:szCs w:val="28"/>
+          <w:lang w:eastAsia="ru-RU"/>
+        </w:rPr>
+        <w:t>Управление напоминаниями:</w:t>
+      </w:r>
+    </w:p>
+    <w:p>
+      <w:pPr>
+        <w:spacing w:after="160" w:line="259" w:lineRule="auto"/>
+        <w:rPr>
+          <w:rFonts w:eastAsia="Times New Roman" w:cs="Times New Roman"/>
+          <w:sz w:val="28"/>
+          <w:szCs w:val="28"/>
+          <w:lang w:eastAsia="ru-RU"/>
+        </w:rPr>
+      </w:pPr>
+    </w:p>
+    <w:p>
+      <w:pPr>
+        <w:spacing w:after="160" w:line="259" w:lineRule="auto"/>
+        <w:rPr>
+          <w:rFonts w:eastAsia="Times New Roman" w:cs="Times New Roman"/>
+          <w:sz w:val="28"/>
+          <w:szCs w:val="28"/>
+          <w:lang w:eastAsia="ru-RU"/>
+        </w:rPr>
+      </w:pPr>
+      <w:r>
+        <w:rPr>
+          <w:rFonts w:eastAsia="Times New Roman" w:cs="Times New Roman"/>
+          <w:sz w:val="28"/>
+          <w:szCs w:val="28"/>
+          <w:lang w:eastAsia="ru-RU"/>
+        </w:rPr>
+        <w:t>Создание напоминаний о занятиях, дедлайнах и других учебных событиях.</w:t>
+      </w:r>
+    </w:p>
+    <w:p>
+      <w:pPr>
+        <w:spacing w:after="160" w:line="259" w:lineRule="auto"/>
+        <w:rPr>
+          <w:rFonts w:eastAsia="Times New Roman" w:cs="Times New Roman"/>
+          <w:sz w:val="28"/>
+          <w:szCs w:val="28"/>
+          <w:lang w:eastAsia="ru-RU"/>
+        </w:rPr>
+      </w:pPr>
+    </w:p>
+    <w:p>
+      <w:pPr>
+        <w:spacing w:after="160" w:line="259" w:lineRule="auto"/>
+        <w:rPr>
+          <w:rFonts w:eastAsia="Times New Roman" w:cs="Times New Roman"/>
+          <w:sz w:val="28"/>
+          <w:szCs w:val="28"/>
+          <w:lang w:eastAsia="ru-RU"/>
+        </w:rPr>
+      </w:pPr>
+      <w:r>
+        <w:rPr>
+          <w:rFonts w:eastAsia="Times New Roman" w:cs="Times New Roman"/>
+          <w:sz w:val="28"/>
+          <w:szCs w:val="28"/>
+          <w:lang w:eastAsia="ru-RU"/>
+        </w:rPr>
+        <w:t>Привязка напоминаний к конспектам (при срабатывании бот присылает саммари и ссылку на файл на Google Диске).</w:t>
+      </w:r>
+    </w:p>
+    <w:p>
+      <w:pPr>
+        <w:spacing w:after="160" w:line="259" w:lineRule="auto"/>
+        <w:rPr>
+          <w:rFonts w:eastAsia="Times New Roman" w:cs="Times New Roman"/>
+          <w:sz w:val="28"/>
+          <w:szCs w:val="28"/>
+          <w:lang w:eastAsia="ru-RU"/>
+        </w:rPr>
+      </w:pPr>
+    </w:p>
+    <w:p>
+      <w:pPr>
+        <w:spacing w:after="160" w:line="259" w:lineRule="auto"/>
+        <w:rPr>
+          <w:rFonts w:eastAsia="Times New Roman" w:cs="Times New Roman"/>
+          <w:sz w:val="28"/>
+          <w:szCs w:val="28"/>
+          <w:lang w:eastAsia="ru-RU"/>
+        </w:rPr>
+      </w:pPr>
+      <w:r>
+        <w:rPr>
+          <w:rFonts w:eastAsia="Times New Roman" w:cs="Times New Roman"/>
+          <w:sz w:val="28"/>
+          <w:szCs w:val="28"/>
+          <w:lang w:eastAsia="ru-RU"/>
+        </w:rPr>
+        <w:t>Интеграция с Google Календарём — бот может создавать, редактировать и просматривать записи в Google Календаре пользователя, синхронизируя учебное расписание с привычным календарём.</w:t>
+      </w:r>
+    </w:p>
+    <w:p>
+      <w:pPr>
+        <w:spacing w:after="160" w:line="259" w:lineRule="auto"/>
+        <w:rPr>
+          <w:rFonts w:eastAsia="Times New Roman" w:cs="Times New Roman"/>
+          <w:sz w:val="28"/>
+          <w:szCs w:val="28"/>
+          <w:lang w:eastAsia="ru-RU"/>
+        </w:rPr>
+      </w:pPr>
+    </w:p>
+    <w:p>
+      <w:pPr>
+        <w:spacing w:after="160" w:line="259" w:lineRule="auto"/>
+        <w:rPr>
+          <w:rFonts w:eastAsia="Times New Roman" w:cs="Times New Roman"/>
+          <w:sz w:val="28"/>
+          <w:szCs w:val="28"/>
+          <w:lang w:eastAsia="ru-RU"/>
+        </w:rPr>
+      </w:pPr>
+      <w:r>
+        <w:rPr>
+          <w:rFonts w:eastAsia="Times New Roman" w:cs="Times New Roman"/>
+          <w:sz w:val="28"/>
+          <w:szCs w:val="28"/>
+          <w:lang w:eastAsia="ru-RU"/>
+        </w:rPr>
         <w:lastRenderedPageBreak/>
-        <w:t>Система будет разрабатываться с использованием современных веб-технологий (React.js, Node.js, PostgreSQL) с учётом возможности дальнейшего масштабирования и интеграции с другими медицинскими информационными системами</w:t>
-      </w:r>
-      <w:r>
-        <w:t xml:space="preserve"> [4]</w:t>
-      </w:r>
-      <w:r>
-        <w:t>.</w:t>
-      </w:r>
-      <w:r>
-        <w:t xml:space="preserve"> </w:t>
-      </w:r>
-    </w:p>
-    <w:p>
-      <w:pPr>
-        <w:pStyle w:val="aff5"/>
-        <w:rPr>
-          <w:lang w:eastAsia="ru-RU"/>
-        </w:rPr>
-      </w:pPr>
-      <w:r>
-        <w:rPr>
-          <w:lang w:eastAsia="ru-RU"/>
-        </w:rPr>
-        <w:t>Ключевые функции</w:t>
-      </w:r>
-      <w:r>
-        <w:rPr>
-          <w:lang w:eastAsia="ru-RU"/>
-        </w:rPr>
-        <w:t xml:space="preserve"> (см. таблицу 2). </w:t>
-      </w:r>
-    </w:p>
-    <w:p>
-      <w:pPr>
-        <w:pStyle w:val="aff"/>
-        <w:ind w:firstLine="0"/>
-        <w:rPr>
-          <w:lang w:eastAsia="ru-RU"/>
-        </w:rPr>
-      </w:pPr>
-      <w:r>
-        <w:rPr>
-          <w:lang w:eastAsia="ru-RU"/>
-        </w:rPr>
-        <w:t xml:space="preserve">Таблица 2 — </w:t>
-      </w:r>
-      <w:r>
-        <w:rPr>
-          <w:lang w:eastAsia="ru-RU"/>
-        </w:rPr>
-        <w:t xml:space="preserve">Ключевые функции веб-приложения </w:t>
-      </w:r>
-      <w:r>
-        <w:rPr>
-          <w:lang w:eastAsia="ru-RU"/>
-        </w:rPr>
-        <w:t xml:space="preserve"> </w:t>
-      </w:r>
-    </w:p>
-    <w:tbl>
-      <w:tblPr>
-        <w:tblStyle w:val="aa"/>
-        <w:tblW w:w="0" w:type="auto"/>
-        <w:tblLook w:val="04A0" w:firstRow="1" w:lastRow="0" w:firstColumn="1" w:lastColumn="0" w:noHBand="0" w:noVBand="1"/>
-      </w:tblPr>
-      <w:tblGrid>
-        <w:gridCol w:w="2405"/>
-        <w:gridCol w:w="7223"/>
-      </w:tblGrid>
-      <w:tr>
-        <w:tc>
-          <w:tcPr>
-            <w:tcW w:w="2405" w:type="dxa"/>
-            <w:vAlign w:val="center"/>
-          </w:tcPr>
-          <w:p>
-            <w:pPr>
-              <w:pStyle w:val="aff5"/>
-              <w:ind w:firstLine="0"/>
-              <w:jc w:val="center"/>
-            </w:pPr>
-            <w:r>
-              <w:rPr>
-                <w:color w:val="404040"/>
-              </w:rPr>
-              <w:t>Функциональный блок</w:t>
-            </w:r>
-          </w:p>
-        </w:tc>
-        <w:tc>
-          <w:tcPr>
-            <w:tcW w:w="7223" w:type="dxa"/>
-            <w:vAlign w:val="center"/>
-          </w:tcPr>
-          <w:p>
-            <w:pPr>
-              <w:pStyle w:val="aff5"/>
-              <w:ind w:firstLine="0"/>
-              <w:jc w:val="center"/>
-            </w:pPr>
-            <w:r>
-              <w:rPr>
-                <w:color w:val="404040"/>
-              </w:rPr>
-              <w:t>Описание</w:t>
-            </w:r>
-          </w:p>
-        </w:tc>
-      </w:tr>
-      <w:tr>
-        <w:tc>
-          <w:tcPr>
-            <w:tcW w:w="2405" w:type="dxa"/>
-            <w:vAlign w:val="center"/>
-          </w:tcPr>
-          <w:p>
-            <w:pPr>
-              <w:pStyle w:val="aff5"/>
-              <w:ind w:firstLine="0"/>
-            </w:pPr>
-            <w:r>
-              <w:rPr>
-                <w:rStyle w:val="affe"/>
-                <w:b w:val="0"/>
-                <w:bCs w:val="0"/>
-                <w:color w:val="404040"/>
-              </w:rPr>
-              <w:t>Модуль записи</w:t>
-            </w:r>
-          </w:p>
-        </w:tc>
-        <w:tc>
-          <w:tcPr>
-            <w:tcW w:w="7223" w:type="dxa"/>
-            <w:vAlign w:val="center"/>
-          </w:tcPr>
-          <w:p>
-            <w:pPr>
-              <w:pStyle w:val="aff5"/>
-              <w:numPr>
-                <w:ilvl w:val="0"/>
-                <w:numId w:val="28"/>
-              </w:numPr>
-            </w:pPr>
-            <w:r>
-              <w:rPr>
-                <w:color w:val="404040"/>
-              </w:rPr>
-              <w:t>в</w:t>
-            </w:r>
-            <w:r>
-              <w:rPr>
-                <w:color w:val="404040"/>
-              </w:rPr>
-              <w:t>ыбор специалиста с фильтрацией по профилю заболевания</w:t>
-            </w:r>
-            <w:r>
-              <w:rPr>
-                <w:color w:val="404040"/>
-              </w:rPr>
-              <w:t>;</w:t>
-            </w:r>
-          </w:p>
-          <w:p>
-            <w:pPr>
-              <w:pStyle w:val="aff5"/>
-              <w:numPr>
-                <w:ilvl w:val="0"/>
-                <w:numId w:val="28"/>
-              </w:numPr>
-            </w:pPr>
-            <w:r>
-              <w:rPr>
-                <w:color w:val="404040"/>
-              </w:rPr>
-              <w:t>п</w:t>
-            </w:r>
-            <w:r>
-              <w:rPr>
-                <w:color w:val="404040"/>
-              </w:rPr>
-              <w:t>росмотр расписания с отображением реальной загруженности</w:t>
-            </w:r>
-            <w:r>
-              <w:rPr>
-                <w:color w:val="404040"/>
-              </w:rPr>
-              <w:t xml:space="preserve">; </w:t>
-            </w:r>
-          </w:p>
-          <w:p>
-            <w:pPr>
-              <w:pStyle w:val="aff5"/>
-              <w:numPr>
-                <w:ilvl w:val="0"/>
-                <w:numId w:val="28"/>
-              </w:numPr>
-            </w:pPr>
-            <w:r>
-              <w:rPr>
-                <w:color w:val="404040"/>
-              </w:rPr>
-              <w:t>с</w:t>
-            </w:r>
-            <w:r>
-              <w:rPr>
-                <w:color w:val="404040"/>
-              </w:rPr>
-              <w:t>истема приоритетной записи для экстренных случаев</w:t>
-            </w:r>
-            <w:r>
-              <w:rPr>
-                <w:color w:val="404040"/>
-              </w:rPr>
-              <w:t xml:space="preserve">. </w:t>
-            </w:r>
-          </w:p>
-        </w:tc>
-      </w:tr>
-      <w:tr>
-        <w:tc>
-          <w:tcPr>
-            <w:tcW w:w="2405" w:type="dxa"/>
-            <w:vAlign w:val="center"/>
-          </w:tcPr>
-          <w:p>
-            <w:pPr>
-              <w:pStyle w:val="aff5"/>
-              <w:ind w:firstLine="0"/>
-            </w:pPr>
-            <w:r>
-              <w:rPr>
-                <w:rStyle w:val="affe"/>
-                <w:b w:val="0"/>
-                <w:bCs w:val="0"/>
-                <w:color w:val="404040"/>
-              </w:rPr>
-              <w:t>Личный кабинет</w:t>
-            </w:r>
-          </w:p>
-        </w:tc>
-        <w:tc>
-          <w:tcPr>
-            <w:tcW w:w="7223" w:type="dxa"/>
-            <w:vAlign w:val="center"/>
-          </w:tcPr>
-          <w:p>
-            <w:pPr>
-              <w:pStyle w:val="aff5"/>
-              <w:numPr>
-                <w:ilvl w:val="0"/>
-                <w:numId w:val="29"/>
-              </w:numPr>
-            </w:pPr>
-            <w:r>
-              <w:rPr>
-                <w:color w:val="404040"/>
-              </w:rPr>
-              <w:t>и</w:t>
-            </w:r>
-            <w:r>
-              <w:rPr>
-                <w:color w:val="404040"/>
-              </w:rPr>
-              <w:t>стория посещений и записей</w:t>
-            </w:r>
-            <w:r>
-              <w:rPr>
-                <w:color w:val="404040"/>
-              </w:rPr>
-              <w:t xml:space="preserve">; </w:t>
-            </w:r>
-          </w:p>
-          <w:p>
-            <w:pPr>
-              <w:pStyle w:val="aff5"/>
-              <w:numPr>
-                <w:ilvl w:val="0"/>
-                <w:numId w:val="29"/>
-              </w:numPr>
-            </w:pPr>
-            <w:r>
-              <w:rPr>
-                <w:color w:val="404040"/>
-              </w:rPr>
-              <w:t>х</w:t>
-            </w:r>
-            <w:r>
-              <w:rPr>
-                <w:color w:val="404040"/>
-              </w:rPr>
-              <w:t>ранение медицинских документов</w:t>
-            </w:r>
-            <w:r>
-              <w:rPr>
-                <w:color w:val="404040"/>
-              </w:rPr>
-              <w:t xml:space="preserve">; </w:t>
-            </w:r>
-          </w:p>
-          <w:p>
-            <w:pPr>
-              <w:pStyle w:val="aff5"/>
-              <w:numPr>
-                <w:ilvl w:val="0"/>
-                <w:numId w:val="29"/>
-              </w:numPr>
-            </w:pPr>
-            <w:r>
-              <w:rPr>
-                <w:color w:val="404040"/>
-              </w:rPr>
-              <w:t>в</w:t>
-            </w:r>
-            <w:r>
-              <w:rPr>
-                <w:color w:val="404040"/>
-              </w:rPr>
-              <w:t>озможность отмены/переноса записи</w:t>
-            </w:r>
-            <w:r>
-              <w:rPr>
-                <w:color w:val="404040"/>
-              </w:rPr>
-              <w:t xml:space="preserve">. </w:t>
-            </w:r>
-          </w:p>
-        </w:tc>
-      </w:tr>
-      <w:tr>
-        <w:tc>
-          <w:tcPr>
-            <w:tcW w:w="2405" w:type="dxa"/>
-            <w:vAlign w:val="center"/>
-          </w:tcPr>
-          <w:p>
-            <w:pPr>
-              <w:pStyle w:val="aff5"/>
-              <w:ind w:firstLine="0"/>
-            </w:pPr>
-            <w:r>
-              <w:rPr>
-                <w:rStyle w:val="affe"/>
-                <w:b w:val="0"/>
-                <w:bCs w:val="0"/>
-                <w:color w:val="404040"/>
-              </w:rPr>
-              <w:t>Административный модуль</w:t>
-            </w:r>
-          </w:p>
-        </w:tc>
-        <w:tc>
-          <w:tcPr>
-            <w:tcW w:w="7223" w:type="dxa"/>
-            <w:vAlign w:val="center"/>
-          </w:tcPr>
-          <w:p>
-            <w:pPr>
-              <w:pStyle w:val="aff5"/>
-              <w:numPr>
-                <w:ilvl w:val="0"/>
-                <w:numId w:val="30"/>
-              </w:numPr>
-            </w:pPr>
-            <w:r>
-              <w:rPr>
-                <w:color w:val="404040"/>
-              </w:rPr>
-              <w:t>у</w:t>
-            </w:r>
-            <w:r>
-              <w:rPr>
-                <w:color w:val="404040"/>
-              </w:rPr>
-              <w:t>правление расписанием врачей</w:t>
-            </w:r>
-            <w:r>
-              <w:rPr>
-                <w:color w:val="404040"/>
-              </w:rPr>
-              <w:t xml:space="preserve">; </w:t>
-            </w:r>
-          </w:p>
-          <w:p>
-            <w:pPr>
-              <w:pStyle w:val="aff5"/>
-              <w:numPr>
-                <w:ilvl w:val="0"/>
-                <w:numId w:val="30"/>
-              </w:numPr>
-            </w:pPr>
-            <w:r>
-              <w:rPr>
-                <w:color w:val="404040"/>
-              </w:rPr>
-              <w:t>н</w:t>
-            </w:r>
-            <w:r>
-              <w:rPr>
-                <w:color w:val="404040"/>
-              </w:rPr>
-              <w:t>астройка прав доступа</w:t>
-            </w:r>
-            <w:r>
-              <w:rPr>
-                <w:color w:val="404040"/>
-              </w:rPr>
-              <w:t xml:space="preserve">; </w:t>
-            </w:r>
-          </w:p>
-          <w:p>
-            <w:pPr>
-              <w:pStyle w:val="aff5"/>
-              <w:numPr>
-                <w:ilvl w:val="0"/>
-                <w:numId w:val="30"/>
-              </w:numPr>
-            </w:pPr>
-            <w:r>
-              <w:rPr>
-                <w:color w:val="404040"/>
-              </w:rPr>
-              <w:t>ф</w:t>
-            </w:r>
-            <w:r>
-              <w:rPr>
-                <w:color w:val="404040"/>
-              </w:rPr>
-              <w:t>ормирование отчётов</w:t>
-            </w:r>
-            <w:r>
-              <w:rPr>
-                <w:color w:val="404040"/>
-              </w:rPr>
-              <w:t xml:space="preserve">. </w:t>
-            </w:r>
-          </w:p>
-        </w:tc>
-      </w:tr>
-      <w:tr>
-        <w:tc>
-          <w:tcPr>
-            <w:tcW w:w="2405" w:type="dxa"/>
-            <w:vAlign w:val="center"/>
-          </w:tcPr>
-          <w:p>
-            <w:pPr>
-              <w:pStyle w:val="aff5"/>
-              <w:ind w:firstLine="0"/>
-            </w:pPr>
-            <w:r>
-              <w:rPr>
-                <w:rStyle w:val="affe"/>
-                <w:b w:val="0"/>
-                <w:bCs w:val="0"/>
-                <w:color w:val="404040"/>
-              </w:rPr>
-              <w:t>Система уведомлений</w:t>
-            </w:r>
-          </w:p>
-        </w:tc>
-        <w:tc>
-          <w:tcPr>
-            <w:tcW w:w="7223" w:type="dxa"/>
-            <w:vAlign w:val="center"/>
-          </w:tcPr>
-          <w:p>
-            <w:pPr>
-              <w:pStyle w:val="aff5"/>
-              <w:numPr>
-                <w:ilvl w:val="0"/>
-                <w:numId w:val="31"/>
-              </w:numPr>
-            </w:pPr>
-            <w:r>
-              <w:rPr>
-                <w:color w:val="404040"/>
-                <w:lang w:val="en-GB"/>
-              </w:rPr>
-              <w:t>S</w:t>
-            </w:r>
-            <w:r>
-              <w:rPr>
-                <w:color w:val="404040"/>
-              </w:rPr>
-              <w:t>MS/email-напоминания о запис</w:t>
-            </w:r>
-            <w:r>
-              <w:rPr>
-                <w:color w:val="404040"/>
-              </w:rPr>
-              <w:t xml:space="preserve">и; </w:t>
-            </w:r>
-          </w:p>
-          <w:p>
-            <w:pPr>
-              <w:pStyle w:val="aff5"/>
-              <w:numPr>
-                <w:ilvl w:val="0"/>
-                <w:numId w:val="31"/>
-              </w:numPr>
-            </w:pPr>
-            <w:r>
-              <w:rPr>
-                <w:color w:val="404040"/>
-              </w:rPr>
-              <w:t>о</w:t>
-            </w:r>
-            <w:r>
-              <w:rPr>
-                <w:color w:val="404040"/>
-              </w:rPr>
-              <w:t>повещения об изменениях в расписании</w:t>
-            </w:r>
-            <w:r>
-              <w:rPr>
-                <w:color w:val="404040"/>
-              </w:rPr>
-              <w:t xml:space="preserve">; </w:t>
-            </w:r>
-          </w:p>
-          <w:p>
-            <w:pPr>
-              <w:pStyle w:val="aff5"/>
-              <w:numPr>
-                <w:ilvl w:val="0"/>
-                <w:numId w:val="31"/>
-              </w:numPr>
-            </w:pPr>
-            <w:r>
-              <w:rPr>
-                <w:color w:val="404040"/>
-              </w:rPr>
-              <w:t>п</w:t>
-            </w:r>
-            <w:r>
-              <w:rPr>
-                <w:color w:val="404040"/>
-              </w:rPr>
-              <w:t>одготовка к исследованиям</w:t>
-            </w:r>
-            <w:r>
-              <w:rPr>
-                <w:color w:val="404040"/>
-              </w:rPr>
-              <w:t xml:space="preserve">. </w:t>
-            </w:r>
-          </w:p>
-        </w:tc>
-      </w:tr>
-    </w:tbl>
-    <w:p>
-      <w:pPr>
-        <w:pStyle w:val="aff5"/>
-        <w:rPr>
-          <w:lang w:eastAsia="ru-RU"/>
-        </w:rPr>
-      </w:pPr>
-    </w:p>
-    <w:p>
-      <w:pPr>
-        <w:pStyle w:val="aff"/>
-        <w:rPr>
+        <w:t>Чат с ИИ-ассистентом — пользователь может общаться с ботом в свободной форме, задавать вопросы по учёбе, просить объяснить тему или подсказать, как лучше организовать подготовку.</w:t>
+      </w:r>
+    </w:p>
+    <w:p>
+      <w:pPr>
+        <w:spacing w:after="160" w:line="259" w:lineRule="auto"/>
+        <w:rPr>
+          <w:rFonts w:eastAsia="Times New Roman" w:cs="Times New Roman"/>
+          <w:sz w:val="28"/>
+          <w:szCs w:val="28"/>
+          <w:lang w:eastAsia="ru-RU"/>
+        </w:rPr>
+      </w:pPr>
+    </w:p>
+    <w:p>
+      <w:pPr>
+        <w:spacing w:after="160" w:line="259" w:lineRule="auto"/>
+        <w:rPr>
+          <w:rFonts w:eastAsia="Times New Roman" w:cs="Times New Roman"/>
+          <w:sz w:val="28"/>
+          <w:szCs w:val="28"/>
+          <w:lang w:eastAsia="ru-RU"/>
+        </w:rPr>
+      </w:pPr>
+      <w:r>
+        <w:rPr>
+          <w:rFonts w:eastAsia="Times New Roman" w:cs="Times New Roman"/>
+          <w:sz w:val="28"/>
+          <w:szCs w:val="28"/>
+          <w:lang w:eastAsia="ru-RU"/>
+        </w:rPr>
+        <w:t>Авторизация через Google-аккаунт — доступ к функциям, требующим работы с Google-сервисами (Диск, Календарь), защищён OAuth 2.0. Пользователь даёт явное согласие на доступ к своим данным.</w:t>
+      </w:r>
+    </w:p>
+    <w:p>
+      <w:pPr>
+        <w:spacing w:after="160" w:line="259" w:lineRule="auto"/>
+        <w:rPr>
+          <w:rFonts w:eastAsia="Times New Roman" w:cs="Times New Roman"/>
+          <w:sz w:val="28"/>
+          <w:szCs w:val="28"/>
+          <w:lang w:eastAsia="ru-RU"/>
+        </w:rPr>
+      </w:pPr>
+    </w:p>
+    <w:p>
+      <w:pPr>
+        <w:spacing w:after="160" w:line="259" w:lineRule="auto"/>
+        <w:rPr>
+          <w:rFonts w:eastAsia="Times New Roman" w:cs="Times New Roman"/>
+          <w:sz w:val="28"/>
+          <w:szCs w:val="28"/>
+          <w:lang w:eastAsia="ru-RU"/>
+        </w:rPr>
+      </w:pPr>
+      <w:r>
+        <w:rPr>
+          <w:rFonts w:eastAsia="Times New Roman" w:cs="Times New Roman"/>
+          <w:sz w:val="28"/>
+          <w:szCs w:val="28"/>
+          <w:lang w:eastAsia="ru-RU"/>
+        </w:rPr>
+        <w:t>4.2. Ограничения</w:t>
+      </w:r>
+    </w:p>
+    <w:p>
+      <w:pPr>
+        <w:spacing w:after="160" w:line="259" w:lineRule="auto"/>
+        <w:rPr>
+          <w:rFonts w:eastAsia="Times New Roman" w:cs="Times New Roman"/>
+          <w:sz w:val="28"/>
+          <w:szCs w:val="28"/>
+          <w:lang w:eastAsia="ru-RU"/>
+        </w:rPr>
+      </w:pPr>
+      <w:r>
+        <w:rPr>
+          <w:rFonts w:eastAsia="Times New Roman" w:cs="Times New Roman"/>
+          <w:sz w:val="28"/>
+          <w:szCs w:val="28"/>
+          <w:lang w:eastAsia="ru-RU"/>
+        </w:rPr>
+        <w:t>Несмотря на работоспособность прототипа, текущая версия имеет ряд существенных ограничений, которые необходимо учитывать:</w:t>
+      </w:r>
+    </w:p>
+    <w:p>
+      <w:pPr>
+        <w:spacing w:after="160" w:line="259" w:lineRule="auto"/>
+        <w:rPr>
+          <w:rFonts w:eastAsia="Times New Roman" w:cs="Times New Roman"/>
+          <w:sz w:val="28"/>
+          <w:szCs w:val="28"/>
+          <w:lang w:eastAsia="ru-RU"/>
+        </w:rPr>
+      </w:pPr>
+    </w:p>
+    <w:p>
+      <w:pPr>
+        <w:spacing w:after="160" w:line="259" w:lineRule="auto"/>
+        <w:rPr>
+          <w:rFonts w:eastAsia="Times New Roman" w:cs="Times New Roman"/>
+          <w:sz w:val="28"/>
+          <w:szCs w:val="28"/>
+          <w:lang w:eastAsia="ru-RU"/>
+        </w:rPr>
+      </w:pPr>
+      <w:r>
+        <w:rPr>
+          <w:rFonts w:eastAsia="Times New Roman" w:cs="Times New Roman"/>
+          <w:sz w:val="28"/>
+          <w:szCs w:val="28"/>
+          <w:lang w:eastAsia="ru-RU"/>
+        </w:rPr>
+        <w:t>4.2.1. Ограниченный доступ к боту</w:t>
+      </w:r>
+    </w:p>
+    <w:p>
+      <w:pPr>
+        <w:spacing w:after="160" w:line="259" w:lineRule="auto"/>
+        <w:rPr>
+          <w:rFonts w:eastAsia="Times New Roman" w:cs="Times New Roman"/>
+          <w:sz w:val="28"/>
+          <w:szCs w:val="28"/>
+          <w:lang w:eastAsia="ru-RU"/>
+        </w:rPr>
+      </w:pPr>
+      <w:r>
+        <w:rPr>
+          <w:rFonts w:eastAsia="Times New Roman" w:cs="Times New Roman"/>
+          <w:sz w:val="28"/>
+          <w:szCs w:val="28"/>
+          <w:lang w:eastAsia="ru-RU"/>
+        </w:rPr>
+        <w:t>Проблема: На данный момент пользоваться ботом могут только те люди, Google-почта которых была заранее добавлена разработчиком вручную. Бот не поддерживает открытую регистрацию или автоматическое добавление новых пользователей.</w:t>
+      </w:r>
+    </w:p>
+    <w:p>
+      <w:pPr>
+        <w:spacing w:after="160" w:line="259" w:lineRule="auto"/>
+        <w:rPr>
+          <w:rFonts w:eastAsia="Times New Roman" w:cs="Times New Roman"/>
+          <w:sz w:val="28"/>
+          <w:szCs w:val="28"/>
+          <w:lang w:eastAsia="ru-RU"/>
+        </w:rPr>
+      </w:pPr>
+    </w:p>
+    <w:p>
+      <w:pPr>
+        <w:spacing w:after="160" w:line="259" w:lineRule="auto"/>
+        <w:rPr>
+          <w:rFonts w:eastAsia="Times New Roman" w:cs="Times New Roman"/>
+          <w:sz w:val="28"/>
+          <w:szCs w:val="28"/>
+          <w:lang w:eastAsia="ru-RU"/>
+        </w:rPr>
+      </w:pPr>
+      <w:r>
+        <w:rPr>
+          <w:rFonts w:eastAsia="Times New Roman" w:cs="Times New Roman"/>
+          <w:sz w:val="28"/>
+          <w:szCs w:val="28"/>
+          <w:lang w:eastAsia="ru-RU"/>
+        </w:rPr>
+        <w:t>Последствия:</w:t>
+      </w:r>
+    </w:p>
+    <w:p>
+      <w:pPr>
+        <w:spacing w:after="160" w:line="259" w:lineRule="auto"/>
+        <w:rPr>
+          <w:rFonts w:eastAsia="Times New Roman" w:cs="Times New Roman"/>
+          <w:sz w:val="28"/>
+          <w:szCs w:val="28"/>
+          <w:lang w:eastAsia="ru-RU"/>
+        </w:rPr>
+      </w:pPr>
+    </w:p>
+    <w:p>
+      <w:pPr>
+        <w:spacing w:after="160" w:line="259" w:lineRule="auto"/>
+        <w:rPr>
+          <w:rFonts w:eastAsia="Times New Roman" w:cs="Times New Roman"/>
+          <w:sz w:val="28"/>
+          <w:szCs w:val="28"/>
+          <w:lang w:eastAsia="ru-RU"/>
+        </w:rPr>
+      </w:pPr>
+      <w:r>
+        <w:rPr>
+          <w:rFonts w:eastAsia="Times New Roman" w:cs="Times New Roman"/>
+          <w:sz w:val="28"/>
+          <w:szCs w:val="28"/>
+          <w:lang w:eastAsia="ru-RU"/>
+        </w:rPr>
+        <w:t>Невозможно провести массовое тестирование с реальными пользователями.</w:t>
+      </w:r>
+    </w:p>
+    <w:p>
+      <w:pPr>
+        <w:spacing w:after="160" w:line="259" w:lineRule="auto"/>
+        <w:rPr>
+          <w:rFonts w:eastAsia="Times New Roman" w:cs="Times New Roman"/>
+          <w:sz w:val="28"/>
+          <w:szCs w:val="28"/>
+          <w:lang w:eastAsia="ru-RU"/>
+        </w:rPr>
+      </w:pPr>
+    </w:p>
+    <w:p>
+      <w:pPr>
+        <w:spacing w:after="160" w:line="259" w:lineRule="auto"/>
+        <w:rPr>
+          <w:rFonts w:eastAsia="Times New Roman" w:cs="Times New Roman"/>
+          <w:sz w:val="28"/>
+          <w:szCs w:val="28"/>
+          <w:lang w:eastAsia="ru-RU"/>
+        </w:rPr>
+      </w:pPr>
+      <w:r>
+        <w:rPr>
+          <w:rFonts w:eastAsia="Times New Roman" w:cs="Times New Roman"/>
+          <w:sz w:val="28"/>
+          <w:szCs w:val="28"/>
+          <w:lang w:eastAsia="ru-RU"/>
+        </w:rPr>
+        <w:t>Проект не может быть опубликован в открытом доступе (в VK Mini Apps или других каталогах).</w:t>
+      </w:r>
+    </w:p>
+    <w:p>
+      <w:pPr>
+        <w:spacing w:after="160" w:line="259" w:lineRule="auto"/>
+        <w:rPr>
+          <w:rFonts w:eastAsia="Times New Roman" w:cs="Times New Roman"/>
+          <w:sz w:val="28"/>
+          <w:szCs w:val="28"/>
+          <w:lang w:eastAsia="ru-RU"/>
+        </w:rPr>
+      </w:pPr>
+    </w:p>
+    <w:p>
+      <w:pPr>
+        <w:spacing w:after="160" w:line="259" w:lineRule="auto"/>
+        <w:rPr>
+          <w:rFonts w:eastAsia="Times New Roman" w:cs="Times New Roman"/>
+          <w:sz w:val="28"/>
+          <w:szCs w:val="28"/>
+          <w:lang w:eastAsia="ru-RU"/>
+        </w:rPr>
+      </w:pPr>
+      <w:r>
+        <w:rPr>
+          <w:rFonts w:eastAsia="Times New Roman" w:cs="Times New Roman"/>
+          <w:sz w:val="28"/>
+          <w:szCs w:val="28"/>
+          <w:lang w:eastAsia="ru-RU"/>
+        </w:rPr>
+        <w:t>Любой новый пользователь требует ручного вмешательства разработчика.</w:t>
+      </w:r>
+    </w:p>
+    <w:p>
+      <w:pPr>
+        <w:spacing w:after="160" w:line="259" w:lineRule="auto"/>
+        <w:rPr>
+          <w:rFonts w:eastAsia="Times New Roman" w:cs="Times New Roman"/>
+          <w:sz w:val="28"/>
+          <w:szCs w:val="28"/>
+          <w:lang w:eastAsia="ru-RU"/>
+        </w:rPr>
+      </w:pPr>
+    </w:p>
+    <w:p>
+      <w:pPr>
+        <w:spacing w:after="160" w:line="259" w:lineRule="auto"/>
+        <w:rPr>
+          <w:rFonts w:eastAsia="Times New Roman" w:cs="Times New Roman"/>
+          <w:sz w:val="28"/>
+          <w:szCs w:val="28"/>
+          <w:lang w:eastAsia="ru-RU"/>
+        </w:rPr>
+      </w:pPr>
+      <w:r>
+        <w:rPr>
+          <w:rFonts w:eastAsia="Times New Roman" w:cs="Times New Roman"/>
+          <w:sz w:val="28"/>
+          <w:szCs w:val="28"/>
+          <w:lang w:eastAsia="ru-RU"/>
+        </w:rPr>
+        <w:t>Причина: Связано с настройками доступа к Google API (режим тестирования) либо с ограничениями, наложенными при конфигурации OAuth-согласия. Google требует прохождения верификации для выхода в Production-режим.</w:t>
+      </w:r>
+    </w:p>
+    <w:p>
+      <w:pPr>
+        <w:spacing w:after="160" w:line="259" w:lineRule="auto"/>
+        <w:rPr>
+          <w:rFonts w:eastAsia="Times New Roman" w:cs="Times New Roman"/>
+          <w:sz w:val="28"/>
+          <w:szCs w:val="28"/>
+          <w:lang w:eastAsia="ru-RU"/>
+        </w:rPr>
+      </w:pPr>
+    </w:p>
+    <w:p>
+      <w:pPr>
+        <w:spacing w:after="160" w:line="259" w:lineRule="auto"/>
+        <w:rPr>
+          <w:rFonts w:eastAsia="Times New Roman" w:cs="Times New Roman"/>
+          <w:sz w:val="28"/>
+          <w:szCs w:val="28"/>
+          <w:lang w:eastAsia="ru-RU"/>
+        </w:rPr>
+      </w:pPr>
+      <w:r>
+        <w:rPr>
+          <w:rFonts w:eastAsia="Times New Roman" w:cs="Times New Roman"/>
+          <w:sz w:val="28"/>
+          <w:szCs w:val="28"/>
+          <w:lang w:eastAsia="ru-RU"/>
+        </w:rPr>
+        <w:lastRenderedPageBreak/>
+        <w:t>4.2.2. Зависимость от разработчика для расширения аудитории</w:t>
+      </w:r>
+    </w:p>
+    <w:p>
+      <w:pPr>
+        <w:spacing w:after="160" w:line="259" w:lineRule="auto"/>
+        <w:rPr>
+          <w:rFonts w:eastAsia="Times New Roman" w:cs="Times New Roman"/>
+          <w:sz w:val="28"/>
+          <w:szCs w:val="28"/>
+          <w:lang w:eastAsia="ru-RU"/>
+        </w:rPr>
+      </w:pPr>
+      <w:r>
+        <w:rPr>
+          <w:rFonts w:eastAsia="Times New Roman" w:cs="Times New Roman"/>
+          <w:sz w:val="28"/>
+          <w:szCs w:val="28"/>
+          <w:lang w:eastAsia="ru-RU"/>
+        </w:rPr>
+        <w:t>Любое добавление нового пользователя требует действий со стороны члена команды (внесение email-адреса в список тестовых пользователей). Это делает проект несамостоятельным с точки зрения масштабирования.</w:t>
+      </w:r>
+    </w:p>
+    <w:p>
+      <w:pPr>
+        <w:spacing w:after="160" w:line="259" w:lineRule="auto"/>
+        <w:rPr>
+          <w:rFonts w:eastAsia="Times New Roman" w:cs="Times New Roman"/>
+          <w:sz w:val="28"/>
+          <w:szCs w:val="28"/>
+          <w:lang w:eastAsia="ru-RU"/>
+        </w:rPr>
+      </w:pPr>
+    </w:p>
+    <w:p>
+      <w:pPr>
+        <w:spacing w:after="160" w:line="259" w:lineRule="auto"/>
+        <w:rPr>
+          <w:rFonts w:eastAsia="Times New Roman" w:cs="Times New Roman"/>
+          <w:sz w:val="28"/>
+          <w:szCs w:val="28"/>
+          <w:lang w:eastAsia="ru-RU"/>
+        </w:rPr>
+      </w:pPr>
+      <w:r>
+        <w:rPr>
+          <w:rFonts w:eastAsia="Times New Roman" w:cs="Times New Roman"/>
+          <w:sz w:val="28"/>
+          <w:szCs w:val="28"/>
+          <w:lang w:eastAsia="ru-RU"/>
+        </w:rPr>
+        <w:t>4.2.3. Другие технические ограничения (текущего прототипа)</w:t>
+      </w:r>
+    </w:p>
+    <w:p>
+      <w:pPr>
+        <w:spacing w:after="160" w:line="259" w:lineRule="auto"/>
+        <w:rPr>
+          <w:rFonts w:eastAsia="Times New Roman" w:cs="Times New Roman"/>
+          <w:sz w:val="28"/>
+          <w:szCs w:val="28"/>
+          <w:lang w:eastAsia="ru-RU"/>
+        </w:rPr>
+      </w:pPr>
+      <w:r>
+        <w:rPr>
+          <w:rFonts w:eastAsia="Times New Roman" w:cs="Times New Roman"/>
+          <w:sz w:val="28"/>
+          <w:szCs w:val="28"/>
+          <w:lang w:eastAsia="ru-RU"/>
+        </w:rPr>
+        <w:t>Ограничение</w:t>
+      </w:r>
+      <w:r>
+        <w:rPr>
+          <w:rFonts w:eastAsia="Times New Roman" w:cs="Times New Roman"/>
+          <w:sz w:val="28"/>
+          <w:szCs w:val="28"/>
+          <w:lang w:eastAsia="ru-RU"/>
+        </w:rPr>
+        <w:tab/>
+        <w:t>Описание</w:t>
+      </w:r>
+    </w:p>
+    <w:p>
+      <w:pPr>
+        <w:spacing w:after="160" w:line="259" w:lineRule="auto"/>
+        <w:rPr>
+          <w:rFonts w:eastAsia="Times New Roman" w:cs="Times New Roman"/>
+          <w:sz w:val="28"/>
+          <w:szCs w:val="28"/>
+          <w:lang w:eastAsia="ru-RU"/>
+        </w:rPr>
+      </w:pPr>
+      <w:r>
+        <w:rPr>
+          <w:rFonts w:eastAsia="Times New Roman" w:cs="Times New Roman"/>
+          <w:sz w:val="28"/>
+          <w:szCs w:val="28"/>
+          <w:lang w:eastAsia="ru-RU"/>
+        </w:rPr>
+        <w:t>Отсутствие публичного домена и домашней страницы</w:t>
+      </w:r>
+      <w:r>
+        <w:rPr>
+          <w:rFonts w:eastAsia="Times New Roman" w:cs="Times New Roman"/>
+          <w:sz w:val="28"/>
+          <w:szCs w:val="28"/>
+          <w:lang w:eastAsia="ru-RU"/>
+        </w:rPr>
+        <w:tab/>
+        <w:t>Проект не имеет сайта с описанием функционала и Политикой конфиденциальности, что необходимо для прохождения верификации Google OAuth.</w:t>
+      </w:r>
+    </w:p>
+    <w:p>
+      <w:pPr>
+        <w:spacing w:after="160" w:line="259" w:lineRule="auto"/>
+        <w:rPr>
+          <w:rFonts w:eastAsia="Times New Roman" w:cs="Times New Roman"/>
+          <w:sz w:val="28"/>
+          <w:szCs w:val="28"/>
+          <w:lang w:eastAsia="ru-RU"/>
+        </w:rPr>
+      </w:pPr>
+      <w:r>
+        <w:rPr>
+          <w:rFonts w:eastAsia="Times New Roman" w:cs="Times New Roman"/>
+          <w:sz w:val="28"/>
+          <w:szCs w:val="28"/>
+          <w:lang w:eastAsia="ru-RU"/>
+        </w:rPr>
+        <w:t>Не полностью автоматизировано подтверждение действий</w:t>
+      </w:r>
+      <w:r>
+        <w:rPr>
+          <w:rFonts w:eastAsia="Times New Roman" w:cs="Times New Roman"/>
+          <w:sz w:val="28"/>
+          <w:szCs w:val="28"/>
+          <w:lang w:eastAsia="ru-RU"/>
+        </w:rPr>
+        <w:tab/>
+        <w:t>Бот требует явного подтверждения от пользователя перед выполнением некоторых операций (аналогично Telegram-версии), что снижает скорость работы.</w:t>
+      </w:r>
+    </w:p>
+    <w:p>
+      <w:pPr>
+        <w:spacing w:after="160" w:line="259" w:lineRule="auto"/>
+        <w:rPr>
+          <w:rFonts w:eastAsia="Times New Roman" w:cs="Times New Roman"/>
+          <w:sz w:val="28"/>
+          <w:szCs w:val="28"/>
+          <w:lang w:eastAsia="ru-RU"/>
+        </w:rPr>
+      </w:pPr>
+      <w:r>
+        <w:rPr>
+          <w:rFonts w:eastAsia="Times New Roman" w:cs="Times New Roman"/>
+          <w:sz w:val="28"/>
+          <w:szCs w:val="28"/>
+          <w:lang w:eastAsia="ru-RU"/>
+        </w:rPr>
+        <w:t>Требуется ручное добавление Google-почт</w:t>
+      </w:r>
+      <w:r>
+        <w:rPr>
+          <w:rFonts w:eastAsia="Times New Roman" w:cs="Times New Roman"/>
+          <w:sz w:val="28"/>
+          <w:szCs w:val="28"/>
+          <w:lang w:eastAsia="ru-RU"/>
+        </w:rPr>
+        <w:tab/>
+        <w:t>Как указано выше — основное ограничение для выхода к реальным пользователям.</w:t>
+      </w:r>
+    </w:p>
+    <w:p>
+      <w:pPr>
+        <w:spacing w:after="160" w:line="259" w:lineRule="auto"/>
+        <w:rPr>
+          <w:rFonts w:eastAsia="Times New Roman" w:cs="Times New Roman"/>
+          <w:sz w:val="28"/>
+          <w:szCs w:val="28"/>
+          <w:lang w:eastAsia="ru-RU"/>
+        </w:rPr>
+      </w:pPr>
+      <w:r>
+        <w:rPr>
+          <w:rFonts w:eastAsia="Times New Roman" w:cs="Times New Roman"/>
+          <w:sz w:val="28"/>
+          <w:szCs w:val="28"/>
+          <w:lang w:eastAsia="ru-RU"/>
+        </w:rPr>
+        <w:t>Отсутствие генерации карточек для повторения</w:t>
+      </w:r>
+      <w:r>
+        <w:rPr>
+          <w:rFonts w:eastAsia="Times New Roman" w:cs="Times New Roman"/>
+          <w:sz w:val="28"/>
+          <w:szCs w:val="28"/>
+          <w:lang w:eastAsia="ru-RU"/>
+        </w:rPr>
+        <w:tab/>
+        <w:t>Функция интервальных повторений (spaced repetition flashcards) пока не реализована, хотя была в изначальной концепции.</w:t>
+      </w:r>
+    </w:p>
+    <w:p>
+      <w:pPr>
+        <w:spacing w:after="160" w:line="259" w:lineRule="auto"/>
+        <w:rPr>
+          <w:rFonts w:eastAsia="Times New Roman" w:cs="Times New Roman"/>
+          <w:sz w:val="28"/>
+          <w:szCs w:val="28"/>
+          <w:lang w:eastAsia="ru-RU"/>
+        </w:rPr>
+      </w:pPr>
+      <w:r>
+        <w:rPr>
+          <w:rFonts w:eastAsia="Times New Roman" w:cs="Times New Roman"/>
+          <w:sz w:val="28"/>
+          <w:szCs w:val="28"/>
+          <w:lang w:eastAsia="ru-RU"/>
+        </w:rPr>
+        <w:t>Нет автоматической проверки расписания</w:t>
+      </w:r>
+      <w:r>
+        <w:rPr>
+          <w:rFonts w:eastAsia="Times New Roman" w:cs="Times New Roman"/>
+          <w:sz w:val="28"/>
+          <w:szCs w:val="28"/>
+          <w:lang w:eastAsia="ru-RU"/>
+        </w:rPr>
+        <w:tab/>
+        <w:t>Бот не присылает напоминания самостоятельно без предварительно созданного пользователем события.</w:t>
+      </w:r>
+    </w:p>
+    <w:p>
+      <w:pPr>
+        <w:spacing w:after="160" w:line="259" w:lineRule="auto"/>
+        <w:rPr>
+          <w:rFonts w:eastAsia="Times New Roman" w:cs="Times New Roman"/>
+          <w:sz w:val="28"/>
+          <w:szCs w:val="28"/>
+          <w:lang w:eastAsia="ru-RU"/>
+        </w:rPr>
+      </w:pPr>
+      <w:r>
+        <w:rPr>
+          <w:rFonts w:eastAsia="Times New Roman" w:cs="Times New Roman"/>
+          <w:sz w:val="28"/>
+          <w:szCs w:val="28"/>
+          <w:lang w:eastAsia="ru-RU"/>
+        </w:rPr>
+        <w:t>4.2.4. Соответствие требованиям Google (для выхода в публичный доступ)</w:t>
+      </w:r>
+    </w:p>
+    <w:p>
+      <w:pPr>
+        <w:spacing w:after="160" w:line="259" w:lineRule="auto"/>
+        <w:rPr>
+          <w:rFonts w:eastAsia="Times New Roman" w:cs="Times New Roman"/>
+          <w:sz w:val="28"/>
+          <w:szCs w:val="28"/>
+          <w:lang w:eastAsia="ru-RU"/>
+        </w:rPr>
+      </w:pPr>
+      <w:r>
+        <w:rPr>
+          <w:rFonts w:eastAsia="Times New Roman" w:cs="Times New Roman"/>
+          <w:sz w:val="28"/>
+          <w:szCs w:val="28"/>
+          <w:lang w:eastAsia="ru-RU"/>
+        </w:rPr>
+        <w:t>Для того чтобы снять ограничение по доступу и разрешить пользоваться ботом любому желающему, необходимо выполнить требования Google, описанные в разделе «Требования к домашней странице и OAuth»:</w:t>
+      </w:r>
+    </w:p>
+    <w:p>
+      <w:pPr>
+        <w:spacing w:after="160" w:line="259" w:lineRule="auto"/>
+        <w:rPr>
+          <w:rFonts w:eastAsia="Times New Roman" w:cs="Times New Roman"/>
+          <w:sz w:val="28"/>
+          <w:szCs w:val="28"/>
+          <w:lang w:eastAsia="ru-RU"/>
+        </w:rPr>
+      </w:pPr>
+    </w:p>
+    <w:p>
+      <w:pPr>
+        <w:spacing w:after="160" w:line="259" w:lineRule="auto"/>
+        <w:rPr>
+          <w:rFonts w:eastAsia="Times New Roman" w:cs="Times New Roman"/>
+          <w:sz w:val="28"/>
+          <w:szCs w:val="28"/>
+          <w:lang w:eastAsia="ru-RU"/>
+        </w:rPr>
+      </w:pPr>
+      <w:r>
+        <w:rPr>
+          <w:rFonts w:eastAsia="Times New Roman" w:cs="Times New Roman"/>
+          <w:sz w:val="28"/>
+          <w:szCs w:val="28"/>
+          <w:lang w:eastAsia="ru-RU"/>
+        </w:rPr>
+        <w:t>Разместить домашнюю страницу проекта на подтверждённом домене.</w:t>
+      </w:r>
+    </w:p>
+    <w:p>
+      <w:pPr>
+        <w:spacing w:after="160" w:line="259" w:lineRule="auto"/>
+        <w:rPr>
+          <w:rFonts w:eastAsia="Times New Roman" w:cs="Times New Roman"/>
+          <w:sz w:val="28"/>
+          <w:szCs w:val="28"/>
+          <w:lang w:eastAsia="ru-RU"/>
+        </w:rPr>
+      </w:pPr>
+    </w:p>
+    <w:p>
+      <w:pPr>
+        <w:spacing w:after="160" w:line="259" w:lineRule="auto"/>
+        <w:rPr>
+          <w:rFonts w:eastAsia="Times New Roman" w:cs="Times New Roman"/>
+          <w:sz w:val="28"/>
+          <w:szCs w:val="28"/>
+          <w:lang w:eastAsia="ru-RU"/>
+        </w:rPr>
+      </w:pPr>
+      <w:r>
+        <w:rPr>
+          <w:rFonts w:eastAsia="Times New Roman" w:cs="Times New Roman"/>
+          <w:sz w:val="28"/>
+          <w:szCs w:val="28"/>
+          <w:lang w:eastAsia="ru-RU"/>
+        </w:rPr>
+        <w:t>Опубликовать Политику конфиденциальности на этом же домене.</w:t>
+      </w:r>
+    </w:p>
+    <w:p>
+      <w:pPr>
+        <w:spacing w:after="160" w:line="259" w:lineRule="auto"/>
+        <w:rPr>
+          <w:rFonts w:eastAsia="Times New Roman" w:cs="Times New Roman"/>
+          <w:sz w:val="28"/>
+          <w:szCs w:val="28"/>
+          <w:lang w:eastAsia="ru-RU"/>
+        </w:rPr>
+      </w:pPr>
+    </w:p>
+    <w:p>
+      <w:pPr>
+        <w:spacing w:after="160" w:line="259" w:lineRule="auto"/>
+        <w:rPr>
+          <w:rFonts w:eastAsia="Times New Roman" w:cs="Times New Roman"/>
+          <w:sz w:val="28"/>
+          <w:szCs w:val="28"/>
+          <w:lang w:eastAsia="ru-RU"/>
+        </w:rPr>
+      </w:pPr>
+      <w:r>
+        <w:rPr>
+          <w:rFonts w:eastAsia="Times New Roman" w:cs="Times New Roman"/>
+          <w:sz w:val="28"/>
+          <w:szCs w:val="28"/>
+          <w:lang w:eastAsia="ru-RU"/>
+        </w:rPr>
+        <w:t>Указать в политике, как приложение использует, хранит и передаёт данные Google (в частности, доступ к Google Диску и Календарю).</w:t>
+      </w:r>
+    </w:p>
+    <w:p>
+      <w:pPr>
+        <w:spacing w:after="160" w:line="259" w:lineRule="auto"/>
+        <w:rPr>
+          <w:rFonts w:eastAsia="Times New Roman" w:cs="Times New Roman"/>
+          <w:sz w:val="28"/>
+          <w:szCs w:val="28"/>
+          <w:lang w:eastAsia="ru-RU"/>
+        </w:rPr>
+      </w:pPr>
+    </w:p>
+    <w:p>
+      <w:pPr>
+        <w:spacing w:after="160" w:line="259" w:lineRule="auto"/>
+        <w:rPr>
+          <w:rFonts w:eastAsia="Times New Roman" w:cs="Times New Roman"/>
+          <w:sz w:val="28"/>
+          <w:szCs w:val="28"/>
+          <w:lang w:eastAsia="ru-RU"/>
+        </w:rPr>
+      </w:pPr>
+      <w:r>
+        <w:rPr>
+          <w:rFonts w:eastAsia="Times New Roman" w:cs="Times New Roman"/>
+          <w:sz w:val="28"/>
+          <w:szCs w:val="28"/>
+          <w:lang w:eastAsia="ru-RU"/>
+        </w:rPr>
+        <w:lastRenderedPageBreak/>
+        <w:t>Пройти верификацию OAuth-экрана согласия в Google Cloud Console.</w:t>
+      </w:r>
+    </w:p>
+    <w:p>
+      <w:pPr>
+        <w:spacing w:after="160" w:line="259" w:lineRule="auto"/>
+        <w:rPr>
+          <w:rFonts w:eastAsia="Times New Roman" w:cs="Times New Roman"/>
+          <w:sz w:val="28"/>
+          <w:szCs w:val="28"/>
+          <w:lang w:eastAsia="ru-RU"/>
+        </w:rPr>
+      </w:pPr>
+    </w:p>
+    <w:p>
+      <w:pPr>
+        <w:spacing w:after="160" w:line="259" w:lineRule="auto"/>
+        <w:rPr>
+          <w:rFonts w:eastAsia="Times New Roman" w:cs="Times New Roman"/>
+          <w:sz w:val="28"/>
+          <w:szCs w:val="28"/>
+          <w:lang w:eastAsia="ru-RU"/>
+        </w:rPr>
+      </w:pPr>
+      <w:r>
+        <w:rPr>
+          <w:rFonts w:eastAsia="Times New Roman" w:cs="Times New Roman"/>
+          <w:sz w:val="28"/>
+          <w:szCs w:val="28"/>
+          <w:lang w:eastAsia="ru-RU"/>
+        </w:rPr>
+        <w:t>На текущий момент эти требования не выполнены, что и является причиной ограниченного доступа.</w:t>
+      </w:r>
+    </w:p>
+    <w:p>
+      <w:pPr>
+        <w:spacing w:after="160" w:line="259" w:lineRule="auto"/>
+        <w:rPr>
+          <w:rFonts w:eastAsia="Times New Roman" w:cs="Times New Roman"/>
+          <w:sz w:val="28"/>
+          <w:szCs w:val="28"/>
+          <w:lang w:eastAsia="ru-RU"/>
+        </w:rPr>
+      </w:pPr>
+    </w:p>
+    <w:p>
+      <w:pPr>
+        <w:spacing w:after="160" w:line="259" w:lineRule="auto"/>
+        <w:rPr>
+          <w:rFonts w:eastAsia="Times New Roman" w:cs="Times New Roman"/>
+          <w:sz w:val="28"/>
+          <w:szCs w:val="28"/>
+          <w:lang w:eastAsia="ru-RU"/>
+        </w:rPr>
+      </w:pPr>
+      <w:r>
+        <w:rPr>
+          <w:rFonts w:eastAsia="Times New Roman" w:cs="Times New Roman"/>
+          <w:sz w:val="28"/>
+          <w:szCs w:val="28"/>
+          <w:lang w:eastAsia="ru-RU"/>
+        </w:rPr>
+        <w:t>4.3. Вывод по текущему состоянию проекта</w:t>
+      </w:r>
+    </w:p>
+    <w:p>
+      <w:pPr>
+        <w:spacing w:after="160" w:line="259" w:lineRule="auto"/>
+        <w:rPr>
+          <w:rFonts w:eastAsia="Times New Roman" w:cs="Times New Roman"/>
+          <w:sz w:val="28"/>
+          <w:szCs w:val="28"/>
+          <w:lang w:eastAsia="ru-RU"/>
+        </w:rPr>
+      </w:pPr>
+      <w:r>
+        <w:rPr>
+          <w:rFonts w:eastAsia="Times New Roman" w:cs="Times New Roman"/>
+          <w:sz w:val="28"/>
+          <w:szCs w:val="28"/>
+          <w:lang w:eastAsia="ru-RU"/>
+        </w:rPr>
+        <w:t>Результат положительный: Разработан работающий прототип VK-бота с богатым функционалом (предметы, конспекты с генерацией саммари, напоминания, Google Календарь, ИИ-чат). Бот успешно используется командой разработчиков и ограниченным кругом тестовых пользователей.</w:t>
+      </w:r>
+    </w:p>
+    <w:p>
+      <w:pPr>
+        <w:spacing w:after="160" w:line="259" w:lineRule="auto"/>
+        <w:rPr>
+          <w:rFonts w:eastAsia="Times New Roman" w:cs="Times New Roman"/>
+          <w:sz w:val="28"/>
+          <w:szCs w:val="28"/>
+          <w:lang w:eastAsia="ru-RU"/>
+        </w:rPr>
+      </w:pPr>
+    </w:p>
+    <w:p>
+      <w:pPr>
+        <w:spacing w:after="160" w:line="259" w:lineRule="auto"/>
+        <w:rPr>
+          <w:rFonts w:eastAsia="Times New Roman" w:cs="Times New Roman"/>
+          <w:sz w:val="28"/>
+          <w:szCs w:val="28"/>
+          <w:lang w:eastAsia="ru-RU"/>
+        </w:rPr>
+      </w:pPr>
+      <w:r>
+        <w:rPr>
+          <w:rFonts w:eastAsia="Times New Roman" w:cs="Times New Roman"/>
+          <w:sz w:val="28"/>
+          <w:szCs w:val="28"/>
+          <w:lang w:eastAsia="ru-RU"/>
+        </w:rPr>
+        <w:t>Основная проблема, требующая решения: Выход в открытое тестирование и снятие ограничения по доступу через Google-почты. Для этого необходимо:</w:t>
+      </w:r>
+    </w:p>
+    <w:p>
+      <w:pPr>
+        <w:spacing w:after="160" w:line="259" w:lineRule="auto"/>
+        <w:rPr>
+          <w:rFonts w:eastAsia="Times New Roman" w:cs="Times New Roman"/>
+          <w:sz w:val="28"/>
+          <w:szCs w:val="28"/>
+          <w:lang w:eastAsia="ru-RU"/>
+        </w:rPr>
+      </w:pPr>
+    </w:p>
+    <w:p>
+      <w:pPr>
+        <w:spacing w:after="160" w:line="259" w:lineRule="auto"/>
+        <w:rPr>
+          <w:rFonts w:eastAsia="Times New Roman" w:cs="Times New Roman"/>
+          <w:sz w:val="28"/>
+          <w:szCs w:val="28"/>
+          <w:lang w:eastAsia="ru-RU"/>
+        </w:rPr>
+      </w:pPr>
+      <w:r>
+        <w:rPr>
+          <w:rFonts w:eastAsia="Times New Roman" w:cs="Times New Roman"/>
+          <w:sz w:val="28"/>
+          <w:szCs w:val="28"/>
+          <w:lang w:eastAsia="ru-RU"/>
+        </w:rPr>
+        <w:t>Зарегистрировать домен и разместить на нём страницу проекта с Политикой конфиденциальности.</w:t>
+      </w:r>
+    </w:p>
+    <w:p>
+      <w:pPr>
+        <w:spacing w:after="160" w:line="259" w:lineRule="auto"/>
+        <w:rPr>
+          <w:rFonts w:eastAsia="Times New Roman" w:cs="Times New Roman"/>
+          <w:sz w:val="28"/>
+          <w:szCs w:val="28"/>
+          <w:lang w:eastAsia="ru-RU"/>
+        </w:rPr>
+      </w:pPr>
+    </w:p>
+    <w:p>
+      <w:pPr>
+        <w:spacing w:after="160" w:line="259" w:lineRule="auto"/>
+        <w:rPr>
+          <w:rFonts w:eastAsia="Times New Roman" w:cs="Times New Roman"/>
+          <w:sz w:val="28"/>
+          <w:szCs w:val="28"/>
+          <w:lang w:eastAsia="ru-RU"/>
+        </w:rPr>
+      </w:pPr>
+      <w:r>
+        <w:rPr>
+          <w:rFonts w:eastAsia="Times New Roman" w:cs="Times New Roman"/>
+          <w:sz w:val="28"/>
+          <w:szCs w:val="28"/>
+          <w:lang w:eastAsia="ru-RU"/>
+        </w:rPr>
+        <w:t>Пройти верификацию OAuth-приложения в Google.</w:t>
+      </w:r>
+    </w:p>
+    <w:p>
+      <w:pPr>
+        <w:spacing w:after="160" w:line="259" w:lineRule="auto"/>
+        <w:rPr>
+          <w:rFonts w:eastAsia="Times New Roman" w:cs="Times New Roman"/>
+          <w:sz w:val="28"/>
+          <w:szCs w:val="28"/>
+          <w:lang w:eastAsia="ru-RU"/>
+        </w:rPr>
+      </w:pPr>
+    </w:p>
+    <w:p>
+      <w:pPr>
+        <w:spacing w:after="160" w:line="259" w:lineRule="auto"/>
+        <w:rPr>
+          <w:rFonts w:eastAsia="Times New Roman" w:cs="Times New Roman"/>
+          <w:sz w:val="28"/>
+          <w:szCs w:val="28"/>
+          <w:lang w:eastAsia="ru-RU"/>
+        </w:rPr>
+      </w:pPr>
+      <w:r>
+        <w:rPr>
+          <w:rFonts w:eastAsia="Times New Roman" w:cs="Times New Roman"/>
+          <w:sz w:val="28"/>
+          <w:szCs w:val="28"/>
+          <w:lang w:eastAsia="ru-RU"/>
+        </w:rPr>
+        <w:t>Добавить в бота механизм автоматической регистрации новых пользователей.</w:t>
+      </w:r>
+    </w:p>
+    <w:p>
+      <w:pPr>
+        <w:spacing w:after="160" w:line="259" w:lineRule="auto"/>
+        <w:rPr>
+          <w:rFonts w:eastAsia="Times New Roman" w:cs="Times New Roman"/>
+          <w:sz w:val="28"/>
+          <w:szCs w:val="28"/>
+          <w:lang w:eastAsia="ru-RU"/>
+        </w:rPr>
+      </w:pPr>
+    </w:p>
+    <w:p>
+      <w:pPr>
+        <w:spacing w:after="160" w:line="259" w:lineRule="auto"/>
+        <w:rPr>
+          <w:rFonts w:eastAsia="Times New Roman" w:cs="Times New Roman"/>
+          <w:sz w:val="28"/>
+          <w:szCs w:val="28"/>
+          <w:lang w:eastAsia="ru-RU"/>
+        </w:rPr>
+      </w:pPr>
+      <w:r>
+        <w:rPr>
+          <w:rFonts w:eastAsia="Times New Roman" w:cs="Times New Roman"/>
+          <w:sz w:val="28"/>
+          <w:szCs w:val="28"/>
+          <w:lang w:eastAsia="ru-RU"/>
+        </w:rPr>
+        <w:t>Потенциальные доработки (на следующие итерации):</w:t>
+      </w:r>
+    </w:p>
+    <w:p>
+      <w:pPr>
+        <w:spacing w:after="160" w:line="259" w:lineRule="auto"/>
+        <w:rPr>
+          <w:rFonts w:eastAsia="Times New Roman" w:cs="Times New Roman"/>
+          <w:sz w:val="28"/>
+          <w:szCs w:val="28"/>
+          <w:lang w:eastAsia="ru-RU"/>
+        </w:rPr>
+      </w:pPr>
+    </w:p>
+    <w:p>
+      <w:pPr>
+        <w:spacing w:after="160" w:line="259" w:lineRule="auto"/>
+        <w:rPr>
+          <w:rFonts w:eastAsia="Times New Roman" w:cs="Times New Roman"/>
+          <w:sz w:val="28"/>
+          <w:szCs w:val="28"/>
+          <w:lang w:eastAsia="ru-RU"/>
+        </w:rPr>
+      </w:pPr>
+      <w:r>
+        <w:rPr>
+          <w:rFonts w:eastAsia="Times New Roman" w:cs="Times New Roman"/>
+          <w:sz w:val="28"/>
+          <w:szCs w:val="28"/>
+          <w:lang w:eastAsia="ru-RU"/>
+        </w:rPr>
+        <w:t>Генерация карточек для интервального повторения (flashcards) вместо/вдобавок к саммари.</w:t>
+      </w:r>
+    </w:p>
+    <w:p>
+      <w:pPr>
+        <w:spacing w:after="160" w:line="259" w:lineRule="auto"/>
+        <w:rPr>
+          <w:rFonts w:eastAsia="Times New Roman" w:cs="Times New Roman"/>
+          <w:sz w:val="28"/>
+          <w:szCs w:val="28"/>
+          <w:lang w:eastAsia="ru-RU"/>
+        </w:rPr>
+      </w:pPr>
+    </w:p>
+    <w:p>
+      <w:pPr>
+        <w:spacing w:after="160" w:line="259" w:lineRule="auto"/>
+        <w:rPr>
+          <w:rFonts w:eastAsia="Times New Roman" w:cs="Times New Roman"/>
+          <w:sz w:val="28"/>
+          <w:szCs w:val="28"/>
+          <w:lang w:eastAsia="ru-RU"/>
+        </w:rPr>
+      </w:pPr>
+      <w:r>
+        <w:rPr>
+          <w:rFonts w:eastAsia="Times New Roman" w:cs="Times New Roman"/>
+          <w:sz w:val="28"/>
+          <w:szCs w:val="28"/>
+          <w:lang w:eastAsia="ru-RU"/>
+        </w:rPr>
+        <w:t>Автоматическая рассылка напоминаний о ближайших занятиях без ручного создания каждого напоминания.</w:t>
+      </w:r>
+    </w:p>
+    <w:p>
+      <w:pPr>
+        <w:spacing w:after="160" w:line="259" w:lineRule="auto"/>
+        <w:rPr>
+          <w:rFonts w:eastAsia="Times New Roman" w:cs="Times New Roman"/>
+          <w:sz w:val="28"/>
+          <w:szCs w:val="28"/>
+          <w:lang w:eastAsia="ru-RU"/>
+        </w:rPr>
+      </w:pPr>
+    </w:p>
+    <w:p>
+      <w:pPr>
+        <w:spacing w:after="160" w:line="259" w:lineRule="auto"/>
+        <w:rPr>
+          <w:rFonts w:eastAsia="Times New Roman" w:cs="Times New Roman"/>
+          <w:sz w:val="28"/>
+          <w:szCs w:val="28"/>
+          <w:lang w:eastAsia="ru-RU"/>
+        </w:rPr>
+      </w:pPr>
+      <w:r>
+        <w:rPr>
+          <w:rFonts w:eastAsia="Times New Roman" w:cs="Times New Roman"/>
+          <w:sz w:val="28"/>
+          <w:szCs w:val="28"/>
+          <w:lang w:eastAsia="ru-RU"/>
+        </w:rPr>
+        <w:t>Интеграция с Obsidian или Notion в дополнение к Google Диску.</w:t>
+      </w:r>
+    </w:p>
+    <w:p>
+      <w:pPr>
+        <w:spacing w:after="160" w:line="259" w:lineRule="auto"/>
+        <w:rPr>
+          <w:rFonts w:eastAsia="Times New Roman" w:cs="Times New Roman"/>
+          <w:sz w:val="28"/>
+          <w:szCs w:val="28"/>
           <w:lang w:eastAsia="ru-RU"/>
         </w:rPr>
       </w:pPr>
@@ -5424,13 +5034,16 @@
         <w:jc w:val="left"/>
         <w:rPr>
           <w:rFonts w:eastAsia="Times New Roman" w:cs="Times New Roman"/>
-          <w:szCs w:val="24"/>
-          <w:lang w:eastAsia="ru-RU"/>
-        </w:rPr>
-      </w:pPr>
-      <w:r>
-        <w:rPr>
-          <w:szCs w:val="24"/>
+          <w:sz w:val="28"/>
+          <w:szCs w:val="28"/>
+          <w:lang w:eastAsia="ru-RU"/>
+        </w:rPr>
+      </w:pPr>
+      <w:r>
+        <w:rPr>
+          <w:rFonts w:eastAsia="Times New Roman" w:cs="Times New Roman"/>
+          <w:sz w:val="28"/>
+          <w:szCs w:val="28"/>
           <w:lang w:eastAsia="ru-RU"/>
         </w:rPr>
         <w:br w:type="page"/>
@@ -5438,1133 +5051,23 @@
     </w:p>
     <w:p>
       <w:pPr>
-        <w:pStyle w:val="10"/>
-        <w:spacing w:after="0"/>
-        <w:ind w:left="993" w:hanging="284"/>
-        <w:jc w:val="both"/>
-      </w:pPr>
-      <w:bookmarkStart w:id="3" w:name="_Toc226394937"/>
-      <w:r>
-        <w:lastRenderedPageBreak/>
-        <w:t>Проектирование системы</w:t>
-      </w:r>
-      <w:bookmarkEnd w:id="3"/>
-      <w:r>
-        <w:t xml:space="preserve"> </w:t>
-      </w:r>
-    </w:p>
-    <w:p>
-      <w:pPr>
-        <w:pStyle w:val="aff5"/>
-        <w:rPr>
-          <w:lang w:eastAsia="ru-RU"/>
-        </w:rPr>
-      </w:pPr>
-      <w:r>
-        <w:rPr>
-          <w:lang w:eastAsia="ru-RU"/>
-        </w:rPr>
-        <w:t xml:space="preserve">Внимательно рассмотрим существующие </w:t>
-      </w:r>
-      <w:r>
-        <w:rPr>
-          <w:lang w:eastAsia="ru-RU"/>
-        </w:rPr>
-        <w:t>архитектурные системы и среды разработки</w:t>
-      </w:r>
-      <w:r>
-        <w:rPr>
-          <w:lang w:eastAsia="ru-RU"/>
-        </w:rPr>
-        <w:t xml:space="preserve">. </w:t>
-      </w:r>
-      <w:r>
-        <w:rPr>
-          <w:lang w:eastAsia="ru-RU"/>
-        </w:rPr>
-        <w:t xml:space="preserve"> </w:t>
-      </w:r>
-    </w:p>
-    <w:p>
-      <w:pPr>
-        <w:pStyle w:val="2"/>
-        <w:numPr>
-          <w:ilvl w:val="1"/>
-          <w:numId w:val="11"/>
-        </w:numPr>
-        <w:spacing w:before="0" w:after="0"/>
-        <w:ind w:left="0" w:firstLine="709"/>
-        <w:jc w:val="both"/>
-      </w:pPr>
-      <w:bookmarkStart w:id="4" w:name="_Toc226394938"/>
-      <w:r>
-        <w:t>Выбор и обоснование архитектуры системы</w:t>
-      </w:r>
-      <w:bookmarkEnd w:id="4"/>
-    </w:p>
-    <w:p>
-      <w:pPr>
-        <w:pStyle w:val="aff5"/>
-      </w:pPr>
-      <w:r>
-        <w:t>Анализ существующих архитектурных решений:</w:t>
-      </w:r>
-    </w:p>
-    <w:p>
-      <w:pPr>
-        <w:pStyle w:val="aff5"/>
-        <w:numPr>
-          <w:ilvl w:val="0"/>
-          <w:numId w:val="32"/>
-        </w:numPr>
-        <w:ind w:left="0" w:firstLine="709"/>
-      </w:pPr>
-      <w:r>
-        <w:t>м</w:t>
-      </w:r>
-      <w:r>
-        <w:t>онолитная архитектура</w:t>
-      </w:r>
-      <w:r>
-        <w:t xml:space="preserve">: </w:t>
-      </w:r>
-      <w:r>
-        <w:t xml:space="preserve"> </w:t>
-      </w:r>
-    </w:p>
-    <w:p>
-      <w:pPr>
-        <w:pStyle w:val="a0"/>
-        <w:ind w:left="709"/>
-      </w:pPr>
-      <w:r>
-        <w:rPr>
-          <w:lang w:eastAsia="ru-RU"/>
-        </w:rPr>
-        <w:t>в</w:t>
-      </w:r>
-      <w:r>
-        <w:t>се компоненты системы tightly coupled</w:t>
-      </w:r>
-      <w:r>
-        <w:t xml:space="preserve"> </w:t>
-      </w:r>
-      <w:r>
-        <w:t>[5]</w:t>
-      </w:r>
-      <w:r>
-        <w:t xml:space="preserve">; </w:t>
-      </w:r>
-    </w:p>
-    <w:p>
-      <w:pPr>
-        <w:pStyle w:val="a0"/>
-        <w:ind w:left="709"/>
-      </w:pPr>
-      <w:r>
-        <w:t>п</w:t>
-      </w:r>
-      <w:r>
-        <w:t>ростота развертывания</w:t>
-      </w:r>
-      <w:r>
-        <w:t xml:space="preserve">; </w:t>
-      </w:r>
-    </w:p>
-    <w:p>
-      <w:pPr>
-        <w:pStyle w:val="a0"/>
-        <w:ind w:left="709"/>
-      </w:pPr>
-      <w:r>
-        <w:t>п</w:t>
-      </w:r>
-      <w:r>
-        <w:t>роблемы с масштабируемостью</w:t>
-      </w:r>
-      <w:r>
-        <w:t xml:space="preserve">; </w:t>
-      </w:r>
-    </w:p>
-    <w:p>
-      <w:pPr>
-        <w:pStyle w:val="a0"/>
-        <w:ind w:left="709"/>
-      </w:pPr>
-      <w:r>
-        <w:t>н</w:t>
-      </w:r>
-      <w:r>
-        <w:t>е подходит для распределенных систем</w:t>
-      </w:r>
-      <w:r>
-        <w:t xml:space="preserve">; </w:t>
-      </w:r>
-    </w:p>
-    <w:p>
-      <w:pPr>
-        <w:pStyle w:val="aff5"/>
-        <w:numPr>
-          <w:ilvl w:val="0"/>
-          <w:numId w:val="32"/>
-        </w:numPr>
-      </w:pPr>
-      <w:r>
-        <w:t>м</w:t>
-      </w:r>
-      <w:r>
-        <w:t>икросервисная архитектура</w:t>
-      </w:r>
-      <w:r>
-        <w:t xml:space="preserve">: </w:t>
-      </w:r>
-      <w:r>
-        <w:t xml:space="preserve"> </w:t>
-      </w:r>
-    </w:p>
-    <w:p>
-      <w:pPr>
-        <w:pStyle w:val="a0"/>
-        <w:ind w:left="709"/>
-      </w:pPr>
-      <w:r>
-        <w:rPr>
-          <w:lang w:eastAsia="ru-RU"/>
-        </w:rPr>
-        <w:t>н</w:t>
-      </w:r>
-      <w:r>
-        <w:t>езависимые сервисы</w:t>
-      </w:r>
-      <w:r>
-        <w:t xml:space="preserve">; </w:t>
-      </w:r>
-    </w:p>
-    <w:p>
-      <w:pPr>
-        <w:pStyle w:val="a0"/>
-        <w:ind w:left="709"/>
-      </w:pPr>
-      <w:r>
-        <w:t>г</w:t>
-      </w:r>
-      <w:r>
-        <w:t>ибкость масштабирования</w:t>
-      </w:r>
-      <w:r>
-        <w:t xml:space="preserve">; </w:t>
-      </w:r>
-    </w:p>
-    <w:p>
-      <w:pPr>
-        <w:pStyle w:val="a0"/>
-        <w:ind w:left="709"/>
-      </w:pPr>
-      <w:r>
-        <w:t>с</w:t>
-      </w:r>
-      <w:r>
-        <w:t>ложность управления</w:t>
-      </w:r>
-      <w:r>
-        <w:t xml:space="preserve">; </w:t>
-      </w:r>
-    </w:p>
-    <w:p>
-      <w:pPr>
-        <w:pStyle w:val="a0"/>
-        <w:ind w:left="709"/>
-      </w:pPr>
-      <w:r>
-        <w:t>и</w:t>
-      </w:r>
-      <w:r>
-        <w:t>збыточна для текущих задач</w:t>
-      </w:r>
-      <w:r>
-        <w:t xml:space="preserve">. </w:t>
-      </w:r>
-    </w:p>
-    <w:p>
-      <w:pPr>
-        <w:pStyle w:val="aff5"/>
-        <w:numPr>
-          <w:ilvl w:val="0"/>
-          <w:numId w:val="32"/>
-        </w:numPr>
-      </w:pPr>
-      <w:r>
-        <w:t>Serverless архитектура</w:t>
-      </w:r>
-      <w:r>
-        <w:t>:</w:t>
-      </w:r>
-      <w:r>
-        <w:t xml:space="preserve"> </w:t>
-      </w:r>
-    </w:p>
-    <w:p>
-      <w:pPr>
-        <w:pStyle w:val="a0"/>
-        <w:ind w:left="709"/>
-      </w:pPr>
-      <w:r>
-        <w:rPr>
-          <w:lang w:eastAsia="ru-RU"/>
-        </w:rPr>
-        <w:t>в</w:t>
-      </w:r>
-      <w:r>
-        <w:t>ысокая масштабируемость</w:t>
-      </w:r>
-      <w:r>
-        <w:t xml:space="preserve">; </w:t>
-      </w:r>
-    </w:p>
-    <w:p>
-      <w:pPr>
-        <w:pStyle w:val="a0"/>
-        <w:ind w:left="709"/>
-      </w:pPr>
-      <w:r>
-        <w:t>о</w:t>
-      </w:r>
-      <w:r>
-        <w:t>плата по фактическому использованию</w:t>
-      </w:r>
-      <w:r>
-        <w:t xml:space="preserve">; </w:t>
-      </w:r>
-    </w:p>
-    <w:p>
-      <w:pPr>
-        <w:pStyle w:val="a0"/>
-        <w:ind w:left="709"/>
-      </w:pPr>
-      <w:r>
-        <w:rPr>
-          <w:lang w:val="en-GB"/>
-        </w:rPr>
-        <w:t>v</w:t>
-      </w:r>
-      <w:r>
-        <w:t>endor lock-in</w:t>
-      </w:r>
-      <w:r>
-        <w:t xml:space="preserve">; </w:t>
-      </w:r>
-    </w:p>
-    <w:p>
-      <w:pPr>
-        <w:pStyle w:val="a0"/>
-        <w:ind w:left="709"/>
-      </w:pPr>
-      <w:r>
-        <w:t>н</w:t>
-      </w:r>
-      <w:r>
-        <w:t>е подходит для медицинских данных</w:t>
-      </w:r>
-      <w:r>
-        <w:t xml:space="preserve">. </w:t>
-      </w:r>
-    </w:p>
-    <w:p>
-      <w:pPr>
-        <w:pStyle w:val="aff5"/>
-      </w:pPr>
-      <w:r>
-        <w:t>Выбранная архитектура: Многослойная (Layered) архитектура с элементами микросервисов для критических компонентов</w:t>
-      </w:r>
-      <w:r>
-        <w:t xml:space="preserve">. </w:t>
-      </w:r>
-    </w:p>
-    <w:p>
-      <w:pPr>
-        <w:pStyle w:val="2"/>
-        <w:spacing w:before="0" w:after="0"/>
-        <w:jc w:val="both"/>
-      </w:pPr>
-      <w:bookmarkStart w:id="5" w:name="_Toc226394939"/>
-      <w:r>
-        <w:t>Выбор комплекса программных средств</w:t>
-      </w:r>
-      <w:bookmarkEnd w:id="5"/>
-    </w:p>
-    <w:p>
-      <w:pPr>
-        <w:pStyle w:val="aff5"/>
-        <w:rPr>
-          <w:lang w:eastAsia="ru-RU"/>
-        </w:rPr>
-      </w:pPr>
-      <w:r>
-        <w:rPr>
-          <w:lang w:eastAsia="ru-RU"/>
-        </w:rPr>
-        <w:t>Для разработки веб-</w:t>
-      </w:r>
-      <w:r>
-        <w:rPr>
-          <w:lang w:eastAsia="ru-RU"/>
-        </w:rPr>
-        <w:t xml:space="preserve">приложения мы будем использовать следующие языки программирования: </w:t>
-      </w:r>
-    </w:p>
-    <w:p>
-      <w:pPr>
-        <w:pStyle w:val="aff5"/>
-        <w:numPr>
-          <w:ilvl w:val="0"/>
-          <w:numId w:val="33"/>
-        </w:numPr>
-        <w:ind w:left="0" w:firstLine="709"/>
-      </w:pPr>
-      <w:r>
-        <w:t>ф</w:t>
-      </w:r>
-      <w:r>
-        <w:t>ронтенд-разработка</w:t>
-      </w:r>
-      <w:r>
-        <w:t xml:space="preserve">: </w:t>
-      </w:r>
-      <w:r>
-        <w:rPr>
-          <w:lang w:val="en-GB"/>
-        </w:rPr>
-        <w:t>T</w:t>
-      </w:r>
-      <w:r>
-        <w:t>ypeScript</w:t>
-      </w:r>
-      <w:r>
-        <w:t xml:space="preserve"> (</w:t>
-      </w:r>
-      <w:r>
-        <w:t>React.js + Next.js</w:t>
-      </w:r>
-      <w:r>
-        <w:t>)</w:t>
-      </w:r>
-      <w:r>
-        <w:t>;</w:t>
-      </w:r>
-    </w:p>
-    <w:p>
-      <w:pPr>
-        <w:pStyle w:val="aff5"/>
-        <w:numPr>
-          <w:ilvl w:val="0"/>
-          <w:numId w:val="33"/>
-        </w:numPr>
-        <w:ind w:left="0" w:firstLine="709"/>
-      </w:pPr>
-      <w:r>
-        <w:t>б</w:t>
-      </w:r>
-      <w:r>
-        <w:t xml:space="preserve">экенд-разработка: Node.js </w:t>
-      </w:r>
-      <w:r>
-        <w:t>(</w:t>
-      </w:r>
-      <w:r>
-        <w:t>NestJS</w:t>
-      </w:r>
-      <w:r>
-        <w:t xml:space="preserve">); </w:t>
-      </w:r>
-    </w:p>
-    <w:p>
-      <w:pPr>
-        <w:pStyle w:val="aff5"/>
-        <w:numPr>
-          <w:ilvl w:val="0"/>
-          <w:numId w:val="33"/>
-        </w:numPr>
-        <w:ind w:left="0" w:firstLine="709"/>
-      </w:pPr>
-      <w:r>
-        <w:t>б</w:t>
-      </w:r>
-      <w:r>
-        <w:t xml:space="preserve">аза данных: основная СУБД </w:t>
-      </w:r>
-      <w:r>
-        <w:t>на</w:t>
-      </w:r>
-      <w:r>
-        <w:t xml:space="preserve"> PostgreSQL, </w:t>
-      </w:r>
-      <w:r>
-        <w:t>к</w:t>
-      </w:r>
-      <w:r>
-        <w:t>эширование</w:t>
-      </w:r>
-      <w:r>
-        <w:t xml:space="preserve"> на</w:t>
-      </w:r>
-      <w:r>
-        <w:t xml:space="preserve"> Redis</w:t>
-      </w:r>
-      <w:r>
-        <w:t xml:space="preserve">. </w:t>
-      </w:r>
-    </w:p>
-    <w:p>
-      <w:pPr>
-        <w:pStyle w:val="aff5"/>
-      </w:pPr>
-      <w:r>
-        <w:t>Сред</w:t>
-      </w:r>
-      <w:r>
-        <w:t>а</w:t>
-      </w:r>
-      <w:r>
-        <w:t xml:space="preserve"> </w:t>
-      </w:r>
-      <w:r>
-        <w:t>разработки</w:t>
-      </w:r>
-      <w:r>
-        <w:t xml:space="preserve"> </w:t>
-      </w:r>
-      <w:r>
-        <w:rPr>
-          <w:lang w:val="en-US"/>
-        </w:rPr>
-        <w:t>IDE</w:t>
-      </w:r>
-      <w:r>
-        <w:t xml:space="preserve">: </w:t>
-      </w:r>
-      <w:r>
-        <w:rPr>
-          <w:lang w:val="en-US"/>
-        </w:rPr>
-        <w:t>Visual</w:t>
-      </w:r>
-      <w:r>
-        <w:t xml:space="preserve"> </w:t>
-      </w:r>
-      <w:r>
-        <w:rPr>
-          <w:lang w:val="en-US"/>
-        </w:rPr>
-        <w:t>Studio</w:t>
-      </w:r>
-      <w:r>
-        <w:t xml:space="preserve">. </w:t>
-      </w:r>
-    </w:p>
-    <w:p>
-      <w:pPr>
-        <w:pStyle w:val="aff5"/>
-      </w:pPr>
-      <w:r>
-        <w:t>Критерии выбора:</w:t>
-      </w:r>
-      <w:r>
-        <w:t xml:space="preserve"> </w:t>
-      </w:r>
-    </w:p>
-    <w:p>
-      <w:pPr>
-        <w:pStyle w:val="a0"/>
-      </w:pPr>
-      <w:r>
-        <w:t>б</w:t>
-      </w:r>
-      <w:r>
-        <w:t xml:space="preserve">езопасность: </w:t>
-      </w:r>
-      <w:r>
-        <w:t>в</w:t>
-      </w:r>
-      <w:r>
-        <w:t>строенные механизмы защиты в NestJS, ролевая модель доступа</w:t>
-      </w:r>
-      <w:r>
-        <w:t xml:space="preserve">; </w:t>
-      </w:r>
-    </w:p>
-    <w:p>
-      <w:pPr>
-        <w:pStyle w:val="a0"/>
-      </w:pPr>
-      <w:r>
-        <w:t>п</w:t>
-      </w:r>
-      <w:r>
-        <w:t xml:space="preserve">роизводительность: </w:t>
-      </w:r>
-      <w:r>
-        <w:t>а</w:t>
-      </w:r>
-      <w:r>
-        <w:t>синхронная обработка запросов в Node.js</w:t>
-      </w:r>
-      <w:r>
-        <w:t xml:space="preserve">; </w:t>
-      </w:r>
-    </w:p>
-    <w:p>
-      <w:pPr>
-        <w:pStyle w:val="a0"/>
-      </w:pPr>
-      <w:r>
-        <w:t>м</w:t>
-      </w:r>
-      <w:r>
-        <w:t xml:space="preserve">асштабируемость: </w:t>
-      </w:r>
-      <w:r>
-        <w:t>в</w:t>
-      </w:r>
-      <w:r>
-        <w:t>озможность горизонтального масштабирования</w:t>
-      </w:r>
-      <w:r>
-        <w:t xml:space="preserve">; </w:t>
-      </w:r>
-    </w:p>
-    <w:p>
-      <w:pPr>
-        <w:pStyle w:val="a0"/>
-      </w:pPr>
-      <w:r>
-        <w:t>с</w:t>
-      </w:r>
-      <w:r>
-        <w:t xml:space="preserve">оответствие стандартам: </w:t>
-      </w:r>
-      <w:r>
-        <w:t>п</w:t>
-      </w:r>
-      <w:r>
-        <w:t>оддержка FHIR для медицинских данных</w:t>
-      </w:r>
-      <w:r>
-        <w:t xml:space="preserve">. </w:t>
-      </w:r>
-    </w:p>
-    <w:p>
-      <w:pPr>
-        <w:pStyle w:val="a0"/>
-        <w:numPr>
-          <w:ilvl w:val="0"/>
-          <w:numId w:val="0"/>
-        </w:numPr>
-        <w:ind w:left="709"/>
-      </w:pPr>
-    </w:p>
-    <w:p>
-      <w:pPr>
-        <w:pStyle w:val="aff6"/>
-        <w:spacing w:after="0"/>
-      </w:pPr>
-      <w:bookmarkStart w:id="6" w:name="_Toc226394940"/>
-      <w:bookmarkStart w:id="7" w:name="_Toc12290889"/>
-      <w:r>
-        <w:lastRenderedPageBreak/>
-        <w:t>Заключение</w:t>
-      </w:r>
-      <w:bookmarkEnd w:id="6"/>
-    </w:p>
-    <w:p>
-      <w:pPr>
-        <w:pStyle w:val="aff5"/>
-        <w:rPr>
-          <w:lang w:eastAsia="ru-RU"/>
-        </w:rPr>
-      </w:pPr>
-      <w:r>
-        <w:rPr>
-          <w:lang w:eastAsia="ru-RU"/>
-        </w:rPr>
-        <w:t xml:space="preserve">Проведённое исследование подтвердило критическую необходимость внедрения специализированного веб-приложения для онлайн-записи в Самарский областной клинический онкологический диспансер. Анализ существующих решений показал, что ни государственные (ЕМИАС, </w:t>
-      </w:r>
-      <w:r>
-        <w:rPr>
-          <w:lang w:eastAsia="ru-RU"/>
-        </w:rPr>
-        <w:t>«</w:t>
-      </w:r>
-      <w:r>
-        <w:rPr>
-          <w:lang w:eastAsia="ru-RU"/>
-        </w:rPr>
-        <w:t>Самарская служба здоровья</w:t>
-      </w:r>
-      <w:r>
-        <w:rPr>
-          <w:lang w:eastAsia="ru-RU"/>
-        </w:rPr>
-        <w:t>»</w:t>
-      </w:r>
-      <w:r>
-        <w:rPr>
-          <w:lang w:eastAsia="ru-RU"/>
-        </w:rPr>
-        <w:t>), ни коммерческие (</w:t>
-      </w:r>
-      <w:r>
-        <w:rPr>
-          <w:lang w:eastAsia="ru-RU"/>
-        </w:rPr>
-        <w:t>«</w:t>
-      </w:r>
-      <w:r>
-        <w:rPr>
-          <w:lang w:eastAsia="ru-RU"/>
-        </w:rPr>
-        <w:t>DocDoc</w:t>
-      </w:r>
-      <w:r>
-        <w:rPr>
-          <w:lang w:eastAsia="ru-RU"/>
-        </w:rPr>
-        <w:t>»</w:t>
-      </w:r>
-      <w:r>
-        <w:rPr>
-          <w:lang w:eastAsia="ru-RU"/>
-        </w:rPr>
-        <w:t>) платформы не удовлетворяют специфическим требованиям онкологической службы:</w:t>
-      </w:r>
-    </w:p>
-    <w:p>
-      <w:pPr>
-        <w:pStyle w:val="a0"/>
-      </w:pPr>
-      <w:r>
-        <w:t>н</w:t>
-      </w:r>
-      <w:r>
-        <w:rPr>
-          <w:lang w:eastAsia="ru-RU"/>
-        </w:rPr>
-        <w:t xml:space="preserve">е учитывают срочность диагностики и лечения; </w:t>
-      </w:r>
-    </w:p>
-    <w:p>
-      <w:pPr>
-        <w:pStyle w:val="a0"/>
-      </w:pPr>
-      <w:r>
-        <w:rPr>
-          <w:lang w:eastAsia="ru-RU"/>
-        </w:rPr>
-        <w:t xml:space="preserve">не поддерживают этапность онкотерапии; </w:t>
-      </w:r>
-    </w:p>
-    <w:p>
-      <w:pPr>
-        <w:pStyle w:val="a0"/>
-      </w:pPr>
-      <w:r>
-        <w:rPr>
-          <w:lang w:eastAsia="ru-RU"/>
-        </w:rPr>
-        <w:t xml:space="preserve">не обеспечивают приоритетную запись для экстренных случаев; </w:t>
-      </w:r>
-    </w:p>
-    <w:p>
-      <w:pPr>
-        <w:pStyle w:val="a0"/>
-      </w:pPr>
-      <w:r>
-        <w:rPr>
-          <w:lang w:eastAsia="ru-RU"/>
-        </w:rPr>
-        <w:t xml:space="preserve">имеют слабую интеграцию с медицинскими информационными системами. </w:t>
-      </w:r>
-    </w:p>
-    <w:p>
-      <w:pPr>
-        <w:pStyle w:val="aff5"/>
-        <w:rPr>
-          <w:lang w:eastAsia="ru-RU"/>
-        </w:rPr>
-      </w:pPr>
-      <w:r>
-        <w:rPr>
-          <w:lang w:eastAsia="ru-RU"/>
-        </w:rPr>
-        <w:t>Разработанное решение устраняет эти проблемы за счёт:</w:t>
-      </w:r>
-      <w:r>
-        <w:rPr>
-          <w:lang w:eastAsia="ru-RU"/>
-        </w:rPr>
-        <w:t xml:space="preserve"> </w:t>
-      </w:r>
-    </w:p>
-    <w:p>
-      <w:pPr>
-        <w:pStyle w:val="a0"/>
-      </w:pPr>
-      <w:r>
-        <w:t>с</w:t>
-      </w:r>
-      <w:r>
-        <w:rPr>
-          <w:lang w:eastAsia="ru-RU"/>
-        </w:rPr>
-        <w:t xml:space="preserve">пециализированного функционала для онкопациентов (контрольные осмотры, напоминания о </w:t>
-      </w:r>
-      <w:r>
-        <w:rPr>
-          <w:lang w:eastAsia="ru-RU"/>
-        </w:rPr>
-        <w:t>необходимых процедурах</w:t>
-      </w:r>
-      <w:r>
-        <w:rPr>
-          <w:lang w:eastAsia="ru-RU"/>
-        </w:rPr>
-        <w:t>)</w:t>
-      </w:r>
-      <w:r>
-        <w:rPr>
-          <w:lang w:eastAsia="ru-RU"/>
-        </w:rPr>
-        <w:t xml:space="preserve">; </w:t>
-      </w:r>
-    </w:p>
-    <w:p>
-      <w:pPr>
-        <w:pStyle w:val="a0"/>
-      </w:pPr>
-      <w:r>
-        <w:rPr>
-          <w:lang w:eastAsia="ru-RU"/>
-        </w:rPr>
-        <w:t>д</w:t>
-      </w:r>
-      <w:r>
-        <w:rPr>
-          <w:lang w:eastAsia="ru-RU"/>
-        </w:rPr>
-        <w:t>вустороннего взаимодействия (пациент ↔ врач) с поддержкой медицинской документации</w:t>
-      </w:r>
-      <w:r>
-        <w:rPr>
-          <w:lang w:eastAsia="ru-RU"/>
-        </w:rPr>
-        <w:t xml:space="preserve">; </w:t>
-      </w:r>
-    </w:p>
-    <w:p>
-      <w:pPr>
-        <w:pStyle w:val="a0"/>
-        <w:rPr>
-          <w:lang w:eastAsia="ru-RU"/>
-        </w:rPr>
-      </w:pPr>
-      <w:r>
-        <w:rPr>
-          <w:lang w:eastAsia="ru-RU"/>
-        </w:rPr>
-        <w:t>а</w:t>
-      </w:r>
-      <w:r>
-        <w:rPr>
-          <w:lang w:eastAsia="ru-RU"/>
-        </w:rPr>
-        <w:t>даптивного интерфейса для возрастных и маломобильных пользователей</w:t>
-      </w:r>
-      <w:r>
-        <w:rPr>
-          <w:lang w:eastAsia="ru-RU"/>
-        </w:rPr>
-        <w:t xml:space="preserve">. </w:t>
-      </w:r>
-    </w:p>
-    <w:p>
-      <w:pPr>
-        <w:pStyle w:val="a0"/>
-        <w:numPr>
-          <w:ilvl w:val="0"/>
-          <w:numId w:val="0"/>
-        </w:numPr>
-        <w:ind w:firstLine="709"/>
-        <w:rPr>
-          <w:lang w:eastAsia="ru-RU"/>
-        </w:rPr>
-      </w:pPr>
-      <w:r>
-        <w:rPr>
-          <w:lang w:eastAsia="ru-RU"/>
-        </w:rPr>
-        <w:t>Ожидаемые результаты внедрения:</w:t>
-      </w:r>
-      <w:r>
-        <w:rPr>
-          <w:lang w:eastAsia="ru-RU"/>
-        </w:rPr>
-        <w:t xml:space="preserve"> </w:t>
-      </w:r>
-    </w:p>
-    <w:p>
-      <w:pPr>
-        <w:pStyle w:val="a0"/>
-      </w:pPr>
-      <w:r>
-        <w:t>с</w:t>
-      </w:r>
-      <w:r>
-        <w:rPr>
-          <w:lang w:eastAsia="ru-RU"/>
-        </w:rPr>
-        <w:t xml:space="preserve">нижение нагрузки на </w:t>
-      </w:r>
-      <w:r>
-        <w:rPr>
-          <w:lang w:eastAsia="ru-RU"/>
-        </w:rPr>
-        <w:t xml:space="preserve">работников </w:t>
-      </w:r>
-      <w:r>
-        <w:rPr>
-          <w:lang w:eastAsia="ru-RU"/>
-        </w:rPr>
-        <w:t>регистратур</w:t>
-      </w:r>
-      <w:r>
-        <w:rPr>
-          <w:lang w:eastAsia="ru-RU"/>
-        </w:rPr>
-        <w:t xml:space="preserve">ы; </w:t>
-      </w:r>
-    </w:p>
-    <w:p>
-      <w:pPr>
-        <w:pStyle w:val="a0"/>
-      </w:pPr>
-      <w:r>
-        <w:rPr>
-          <w:lang w:eastAsia="ru-RU"/>
-        </w:rPr>
-        <w:t>у</w:t>
-      </w:r>
-      <w:r>
-        <w:rPr>
-          <w:lang w:eastAsia="ru-RU"/>
-        </w:rPr>
-        <w:t xml:space="preserve">меньшение времени ожидания первичного </w:t>
-      </w:r>
-      <w:r>
-        <w:rPr>
-          <w:lang w:eastAsia="ru-RU"/>
-        </w:rPr>
-        <w:t xml:space="preserve">приёма; </w:t>
-      </w:r>
-    </w:p>
-    <w:p>
-      <w:pPr>
-        <w:pStyle w:val="a0"/>
-      </w:pPr>
-      <w:r>
-        <w:rPr>
-          <w:lang w:eastAsia="ru-RU"/>
-        </w:rPr>
-        <w:t>пов</w:t>
-      </w:r>
-      <w:r>
-        <w:rPr>
-          <w:lang w:eastAsia="ru-RU"/>
-        </w:rPr>
-        <w:t>ышение доступности услуг для иногородних пациентов</w:t>
-      </w:r>
-      <w:r>
-        <w:rPr>
-          <w:lang w:eastAsia="ru-RU"/>
-        </w:rPr>
-        <w:t xml:space="preserve">; </w:t>
-      </w:r>
-    </w:p>
-    <w:p>
-      <w:pPr>
-        <w:pStyle w:val="a0"/>
-      </w:pPr>
-      <w:r>
-        <w:rPr>
-          <w:lang w:eastAsia="ru-RU"/>
-        </w:rPr>
-        <w:t>с</w:t>
-      </w:r>
-      <w:r>
-        <w:rPr>
-          <w:lang w:eastAsia="ru-RU"/>
-        </w:rPr>
-        <w:t>окращение количества пропущенных приёмов</w:t>
-      </w:r>
-      <w:r>
-        <w:rPr>
-          <w:lang w:eastAsia="ru-RU"/>
-        </w:rPr>
-        <w:t xml:space="preserve">. </w:t>
-      </w:r>
-    </w:p>
-    <w:p>
-      <w:pPr>
-        <w:pStyle w:val="aff5"/>
-        <w:rPr>
-          <w:lang w:eastAsia="ru-RU"/>
-        </w:rPr>
-      </w:pPr>
-      <w:r>
-        <w:rPr>
-          <w:lang w:eastAsia="ru-RU"/>
-        </w:rPr>
-        <w:t>Перспективы развития системы включают:</w:t>
-      </w:r>
-    </w:p>
-    <w:p>
-      <w:pPr>
-        <w:pStyle w:val="a0"/>
-      </w:pPr>
-      <w:r>
-        <w:t>м</w:t>
-      </w:r>
-      <w:r>
-        <w:rPr>
-          <w:lang w:eastAsia="ru-RU"/>
-        </w:rPr>
-        <w:t>одуль телемедицинских консультаций</w:t>
-      </w:r>
-      <w:r>
-        <w:rPr>
-          <w:lang w:eastAsia="ru-RU"/>
-        </w:rPr>
-        <w:t xml:space="preserve">; </w:t>
-      </w:r>
-    </w:p>
-    <w:p>
-      <w:pPr>
-        <w:pStyle w:val="a0"/>
-      </w:pPr>
-      <w:r>
-        <w:rPr>
-          <w:lang w:eastAsia="ru-RU"/>
-        </w:rPr>
-        <w:t>и</w:t>
-      </w:r>
-      <w:r>
-        <w:rPr>
-          <w:lang w:eastAsia="ru-RU"/>
-        </w:rPr>
-        <w:t>нтеграцию с лабораторными сервисами</w:t>
-      </w:r>
-      <w:r>
-        <w:rPr>
-          <w:lang w:eastAsia="ru-RU"/>
-        </w:rPr>
-        <w:t xml:space="preserve">; </w:t>
-      </w:r>
-    </w:p>
-    <w:p>
-      <w:pPr>
-        <w:pStyle w:val="a0"/>
-      </w:pPr>
-      <w:r>
-        <w:rPr>
-          <w:lang w:eastAsia="ru-RU"/>
-        </w:rPr>
-        <w:t>п</w:t>
-      </w:r>
-      <w:r>
-        <w:rPr>
-          <w:lang w:eastAsia="ru-RU"/>
-        </w:rPr>
-        <w:t>оддержку мобильного приложения</w:t>
-      </w:r>
-      <w:r>
-        <w:rPr>
-          <w:lang w:eastAsia="ru-RU"/>
-        </w:rPr>
-        <w:t xml:space="preserve">. </w:t>
-      </w:r>
-    </w:p>
-    <w:p>
-      <w:pPr>
-        <w:pStyle w:val="aff5"/>
-        <w:rPr>
-          <w:lang w:eastAsia="ru-RU"/>
-        </w:rPr>
-      </w:pPr>
-      <w:r>
-        <w:rPr>
-          <w:lang w:eastAsia="ru-RU"/>
-        </w:rPr>
-        <w:t xml:space="preserve">Данный проект имеет высокую социальную значимость </w:t>
-      </w:r>
-      <w:r>
-        <w:rPr>
-          <w:lang w:eastAsia="ru-RU"/>
-        </w:rPr>
-        <w:t>—</w:t>
-      </w:r>
-      <w:r>
-        <w:rPr>
-          <w:lang w:eastAsia="ru-RU"/>
-        </w:rPr>
-        <w:t xml:space="preserve"> он не только оптимизирует работу медучреждения, но и сохраняет здоровье пациентов, для которых своевременная запись к онкологу может стать вопросом жизни и смерти. Разработанная архитектура и технологический стек позволяют масштабировать решение для любых медицинских организаций России.</w:t>
-      </w:r>
-      <w:r>
-        <w:rPr>
-          <w:lang w:eastAsia="ru-RU"/>
-        </w:rPr>
-        <w:t xml:space="preserve"> </w:t>
-      </w:r>
-      <w:r>
-        <w:rPr>
-          <w:lang w:eastAsia="ru-RU"/>
-        </w:rPr>
-        <w:t xml:space="preserve">В приложении А приводится презентационный материал, помогающий </w:t>
-      </w:r>
-      <w:r>
-        <w:rPr>
-          <w:lang w:eastAsia="ru-RU"/>
-        </w:rPr>
-        <w:t xml:space="preserve">наглядно </w:t>
-      </w:r>
-      <w:r>
-        <w:rPr>
-          <w:lang w:eastAsia="ru-RU"/>
-        </w:rPr>
-        <w:t>ознакомиться с изученн</w:t>
-      </w:r>
-      <w:r>
-        <w:rPr>
-          <w:lang w:eastAsia="ru-RU"/>
-        </w:rPr>
-        <w:t xml:space="preserve">ой темой. </w:t>
-      </w:r>
-    </w:p>
-    <w:p>
-      <w:pPr>
-        <w:pStyle w:val="aff5"/>
-        <w:rPr>
-          <w:lang w:eastAsia="ru-RU"/>
-        </w:rPr>
-      </w:pPr>
-      <w:r>
-        <w:rPr>
-          <w:lang w:eastAsia="ru-RU"/>
-        </w:rPr>
-        <w:t>Цифровизация регистратуры – это не просто удобство, это новый стандарт качества онкологической помощи, где каждый сэкономленный час повышает шансы пациента на выздоровление.</w:t>
-      </w:r>
-      <w:r>
-        <w:rPr>
-          <w:lang w:eastAsia="ru-RU"/>
-        </w:rPr>
-        <w:t xml:space="preserve"> </w:t>
+        <w:spacing w:after="160" w:line="259" w:lineRule="auto"/>
+        <w:ind w:firstLine="0"/>
+        <w:jc w:val="left"/>
+        <w:rPr>
+          <w:rFonts w:eastAsia="Times New Roman" w:cs="Times New Roman"/>
+          <w:sz w:val="28"/>
+          <w:szCs w:val="28"/>
+          <w:lang w:eastAsia="ru-RU"/>
+        </w:rPr>
+      </w:pPr>
+    </w:p>
+    <w:p>
+      <w:pPr>
+        <w:pStyle w:val="11"/>
+      </w:pPr>
+      <w:r>
+        <w:t>РЕЗУЛЬТАТЫ И ОГРАНИЧЕНИЯ</w:t>
       </w:r>
     </w:p>
     <w:p>
@@ -6577,19 +5080,19 @@
         <w:spacing w:after="0"/>
         <w:jc w:val="left"/>
       </w:pPr>
-      <w:r>
-        <w:lastRenderedPageBreak/>
+      <w:bookmarkStart w:id="1" w:name="_Toc12290889"/>
+      <w:r>
         <w:tab/>
       </w:r>
       <w:r>
         <w:tab/>
       </w:r>
-      <w:bookmarkStart w:id="8" w:name="_Toc226394941"/>
+      <w:bookmarkStart w:id="2" w:name="_Toc226394941"/>
       <w:r>
         <w:t>Список использованных источников</w:t>
       </w:r>
-      <w:bookmarkEnd w:id="7"/>
-      <w:bookmarkEnd w:id="8"/>
+      <w:bookmarkEnd w:id="1"/>
+      <w:bookmarkEnd w:id="2"/>
     </w:p>
     <w:p>
       <w:pPr>
@@ -6831,8 +5334,8 @@
         <w:pStyle w:val="aff6"/>
         <w:spacing w:after="0"/>
       </w:pPr>
-      <w:bookmarkStart w:id="9" w:name="_Toc12290891"/>
-      <w:bookmarkStart w:id="10" w:name="_Toc226394942"/>
+      <w:bookmarkStart w:id="3" w:name="_Toc12290891"/>
+      <w:bookmarkStart w:id="4" w:name="_Toc226394942"/>
       <w:r>
         <w:lastRenderedPageBreak/>
         <w:t>П</w:t>
@@ -6840,8 +5343,8 @@
       <w:r>
         <w:t>риложение А</w:t>
       </w:r>
-      <w:bookmarkEnd w:id="9"/>
-      <w:bookmarkEnd w:id="10"/>
+      <w:bookmarkEnd w:id="3"/>
+      <w:bookmarkEnd w:id="4"/>
     </w:p>
     <w:p>
       <w:pPr>

--- a/ИТ_практикум_6301_1.docx
+++ b/ИТ_практикум_6301_1.docx
@@ -699,7 +699,25 @@
           <w:szCs w:val="24"/>
           <w:lang w:eastAsia="ru-RU"/>
         </w:rPr>
-        <w:t xml:space="preserve"> Микуров </w:t>
+        <w:t xml:space="preserve"> </w:t>
+      </w:r>
+      <w:proofErr w:type="spellStart"/>
+      <w:r>
+        <w:rPr>
+          <w:rFonts w:eastAsia="Times New Roman" w:cs="Times New Roman"/>
+          <w:szCs w:val="24"/>
+          <w:lang w:eastAsia="ru-RU"/>
+        </w:rPr>
+        <w:t>Микуров</w:t>
+      </w:r>
+      <w:proofErr w:type="spellEnd"/>
+      <w:r>
+        <w:rPr>
+          <w:rFonts w:eastAsia="Times New Roman" w:cs="Times New Roman"/>
+          <w:szCs w:val="24"/>
+          <w:lang w:eastAsia="ru-RU"/>
+        </w:rPr>
+        <w:t xml:space="preserve"> </w:t>
       </w:r>
     </w:p>
     <w:p>
@@ -2604,45 +2622,225 @@
           <w:szCs w:val="28"/>
           <w:lang w:eastAsia="ru-RU"/>
         </w:rPr>
-        <w:t>Автоматическая генерация контента с помощью LLM — вместо ручного создания карточек агент использует языковую модель (YandexGPT, GigaChat или Gemini) для генерации ключевых фактов, формул и примеров кода по теме занятия.</w:t>
-      </w:r>
-    </w:p>
-    <w:p>
-      <w:pPr>
-        <w:rPr>
-          <w:rFonts w:eastAsia="Times New Roman" w:cs="Times New Roman"/>
-          <w:sz w:val="28"/>
-          <w:szCs w:val="28"/>
-          <w:lang w:eastAsia="ru-RU"/>
-        </w:rPr>
-      </w:pPr>
-      <w:r>
-        <w:rPr>
-          <w:rFonts w:eastAsia="Times New Roman" w:cs="Times New Roman"/>
-          <w:sz w:val="28"/>
-          <w:szCs w:val="28"/>
-          <w:lang w:eastAsia="ru-RU"/>
-        </w:rPr>
-        <w:t>Бесшовная интеграция с существующими инструментами продуктивности — Google Calendar (хранение расписания) и Obsidian (личная база знаний, экспорт карточек в Markdown).</w:t>
-      </w:r>
-    </w:p>
-    <w:p>
-      <w:pPr>
-        <w:rPr>
-          <w:rFonts w:eastAsia="Times New Roman" w:cs="Times New Roman"/>
-          <w:sz w:val="28"/>
-          <w:szCs w:val="28"/>
-          <w:lang w:eastAsia="ru-RU"/>
-        </w:rPr>
-      </w:pPr>
-      <w:r>
-        <w:rPr>
-          <w:rFonts w:eastAsia="Times New Roman" w:cs="Times New Roman"/>
-          <w:sz w:val="28"/>
-          <w:szCs w:val="28"/>
-          <w:lang w:eastAsia="ru-RU"/>
-        </w:rPr>
-        <w:t>Агент работает как cron-скрипт на Python, который периодически проверяет расписание, формирует напоминания и карточки, а затем отправляет их через Telegram-бота. Приоритет отдаётся локальному хранению данных и использованию российских нейросетей (YandexGPT, GigaChat) для соблюдения требований к безопасности и доступности API.</w:t>
+        <w:t>Автоматическая генерация контента с помощью LLM — вместо ручного создания карточек агент использует языковую модель (</w:t>
+      </w:r>
+      <w:proofErr w:type="spellStart"/>
+      <w:r>
+        <w:rPr>
+          <w:rFonts w:eastAsia="Times New Roman" w:cs="Times New Roman"/>
+          <w:sz w:val="28"/>
+          <w:szCs w:val="28"/>
+          <w:lang w:eastAsia="ru-RU"/>
+        </w:rPr>
+        <w:t>YandexGPT</w:t>
+      </w:r>
+      <w:proofErr w:type="spellEnd"/>
+      <w:r>
+        <w:rPr>
+          <w:rFonts w:eastAsia="Times New Roman" w:cs="Times New Roman"/>
+          <w:sz w:val="28"/>
+          <w:szCs w:val="28"/>
+          <w:lang w:eastAsia="ru-RU"/>
+        </w:rPr>
+        <w:t xml:space="preserve">, </w:t>
+      </w:r>
+      <w:proofErr w:type="spellStart"/>
+      <w:r>
+        <w:rPr>
+          <w:rFonts w:eastAsia="Times New Roman" w:cs="Times New Roman"/>
+          <w:sz w:val="28"/>
+          <w:szCs w:val="28"/>
+          <w:lang w:eastAsia="ru-RU"/>
+        </w:rPr>
+        <w:t>GigaChat</w:t>
+      </w:r>
+      <w:proofErr w:type="spellEnd"/>
+      <w:r>
+        <w:rPr>
+          <w:rFonts w:eastAsia="Times New Roman" w:cs="Times New Roman"/>
+          <w:sz w:val="28"/>
+          <w:szCs w:val="28"/>
+          <w:lang w:eastAsia="ru-RU"/>
+        </w:rPr>
+        <w:t xml:space="preserve"> или Gemini) для генерации ключевых фактов, формул и примеров кода по теме занятия.</w:t>
+      </w:r>
+    </w:p>
+    <w:p>
+      <w:pPr>
+        <w:rPr>
+          <w:rFonts w:eastAsia="Times New Roman" w:cs="Times New Roman"/>
+          <w:sz w:val="28"/>
+          <w:szCs w:val="28"/>
+          <w:lang w:eastAsia="ru-RU"/>
+        </w:rPr>
+      </w:pPr>
+      <w:r>
+        <w:rPr>
+          <w:rFonts w:eastAsia="Times New Roman" w:cs="Times New Roman"/>
+          <w:sz w:val="28"/>
+          <w:szCs w:val="28"/>
+          <w:lang w:eastAsia="ru-RU"/>
+        </w:rPr>
+        <w:t xml:space="preserve">Бесшовная интеграция с существующими инструментами продуктивности — Google </w:t>
+      </w:r>
+      <w:proofErr w:type="spellStart"/>
+      <w:r>
+        <w:rPr>
+          <w:rFonts w:eastAsia="Times New Roman" w:cs="Times New Roman"/>
+          <w:sz w:val="28"/>
+          <w:szCs w:val="28"/>
+          <w:lang w:eastAsia="ru-RU"/>
+        </w:rPr>
+        <w:t>Calendar</w:t>
+      </w:r>
+      <w:proofErr w:type="spellEnd"/>
+      <w:r>
+        <w:rPr>
+          <w:rFonts w:eastAsia="Times New Roman" w:cs="Times New Roman"/>
+          <w:sz w:val="28"/>
+          <w:szCs w:val="28"/>
+          <w:lang w:eastAsia="ru-RU"/>
+        </w:rPr>
+        <w:t xml:space="preserve"> (хранение расписания) и </w:t>
+      </w:r>
+      <w:proofErr w:type="spellStart"/>
+      <w:r>
+        <w:rPr>
+          <w:rFonts w:eastAsia="Times New Roman" w:cs="Times New Roman"/>
+          <w:sz w:val="28"/>
+          <w:szCs w:val="28"/>
+          <w:lang w:eastAsia="ru-RU"/>
+        </w:rPr>
+        <w:t>Obsidian</w:t>
+      </w:r>
+      <w:proofErr w:type="spellEnd"/>
+      <w:r>
+        <w:rPr>
+          <w:rFonts w:eastAsia="Times New Roman" w:cs="Times New Roman"/>
+          <w:sz w:val="28"/>
+          <w:szCs w:val="28"/>
+          <w:lang w:eastAsia="ru-RU"/>
+        </w:rPr>
+        <w:t xml:space="preserve"> (личная база знаний, экспорт карточек в </w:t>
+      </w:r>
+      <w:proofErr w:type="spellStart"/>
+      <w:r>
+        <w:rPr>
+          <w:rFonts w:eastAsia="Times New Roman" w:cs="Times New Roman"/>
+          <w:sz w:val="28"/>
+          <w:szCs w:val="28"/>
+          <w:lang w:eastAsia="ru-RU"/>
+        </w:rPr>
+        <w:t>Markdown</w:t>
+      </w:r>
+      <w:proofErr w:type="spellEnd"/>
+      <w:r>
+        <w:rPr>
+          <w:rFonts w:eastAsia="Times New Roman" w:cs="Times New Roman"/>
+          <w:sz w:val="28"/>
+          <w:szCs w:val="28"/>
+          <w:lang w:eastAsia="ru-RU"/>
+        </w:rPr>
+        <w:t>).</w:t>
+      </w:r>
+    </w:p>
+    <w:p>
+      <w:pPr>
+        <w:rPr>
+          <w:rFonts w:eastAsia="Times New Roman" w:cs="Times New Roman"/>
+          <w:sz w:val="28"/>
+          <w:szCs w:val="28"/>
+          <w:lang w:eastAsia="ru-RU"/>
+        </w:rPr>
+      </w:pPr>
+      <w:r>
+        <w:rPr>
+          <w:rFonts w:eastAsia="Times New Roman" w:cs="Times New Roman"/>
+          <w:sz w:val="28"/>
+          <w:szCs w:val="28"/>
+          <w:lang w:eastAsia="ru-RU"/>
+        </w:rPr>
+        <w:t xml:space="preserve">Агент работает как </w:t>
+      </w:r>
+      <w:proofErr w:type="spellStart"/>
+      <w:r>
+        <w:rPr>
+          <w:rFonts w:eastAsia="Times New Roman" w:cs="Times New Roman"/>
+          <w:sz w:val="28"/>
+          <w:szCs w:val="28"/>
+          <w:lang w:eastAsia="ru-RU"/>
+        </w:rPr>
+        <w:t>cron</w:t>
+      </w:r>
+      <w:proofErr w:type="spellEnd"/>
+      <w:r>
+        <w:rPr>
+          <w:rFonts w:eastAsia="Times New Roman" w:cs="Times New Roman"/>
+          <w:sz w:val="28"/>
+          <w:szCs w:val="28"/>
+          <w:lang w:eastAsia="ru-RU"/>
+        </w:rPr>
+        <w:t xml:space="preserve">-скрипт на Python, который периодически проверяет расписание, формирует напоминания и карточки, а затем отправляет их через </w:t>
+      </w:r>
+      <w:proofErr w:type="spellStart"/>
+      <w:r>
+        <w:rPr>
+          <w:rFonts w:eastAsia="Times New Roman" w:cs="Times New Roman"/>
+          <w:sz w:val="28"/>
+          <w:szCs w:val="28"/>
+          <w:lang w:eastAsia="ru-RU"/>
+        </w:rPr>
+        <w:t>Telegram</w:t>
+      </w:r>
+      <w:proofErr w:type="spellEnd"/>
+      <w:r>
+        <w:rPr>
+          <w:rFonts w:eastAsia="Times New Roman" w:cs="Times New Roman"/>
+          <w:sz w:val="28"/>
+          <w:szCs w:val="28"/>
+          <w:lang w:eastAsia="ru-RU"/>
+        </w:rPr>
+        <w:t>-бота. Приоритет отдаётся локальному хранению данных и использованию российских нейросетей (</w:t>
+      </w:r>
+      <w:proofErr w:type="spellStart"/>
+      <w:r>
+        <w:rPr>
+          <w:rFonts w:eastAsia="Times New Roman" w:cs="Times New Roman"/>
+          <w:sz w:val="28"/>
+          <w:szCs w:val="28"/>
+          <w:lang w:eastAsia="ru-RU"/>
+        </w:rPr>
+        <w:t>YandexGPT</w:t>
+      </w:r>
+      <w:proofErr w:type="spellEnd"/>
+      <w:r>
+        <w:rPr>
+          <w:rFonts w:eastAsia="Times New Roman" w:cs="Times New Roman"/>
+          <w:sz w:val="28"/>
+          <w:szCs w:val="28"/>
+          <w:lang w:eastAsia="ru-RU"/>
+        </w:rPr>
+        <w:t xml:space="preserve">, </w:t>
+      </w:r>
+      <w:proofErr w:type="spellStart"/>
+      <w:r>
+        <w:rPr>
+          <w:rFonts w:eastAsia="Times New Roman" w:cs="Times New Roman"/>
+          <w:sz w:val="28"/>
+          <w:szCs w:val="28"/>
+          <w:lang w:eastAsia="ru-RU"/>
+        </w:rPr>
+        <w:t>GigaChat</w:t>
+      </w:r>
+      <w:proofErr w:type="spellEnd"/>
+      <w:r>
+        <w:rPr>
+          <w:rFonts w:eastAsia="Times New Roman" w:cs="Times New Roman"/>
+          <w:sz w:val="28"/>
+          <w:szCs w:val="28"/>
+          <w:lang w:eastAsia="ru-RU"/>
+        </w:rPr>
+        <w:t>) для соблюдения требований к безопасности и доступности API.</w:t>
       </w:r>
     </w:p>
     <w:p>
@@ -2693,7 +2891,47 @@
           <w:szCs w:val="28"/>
           <w:lang w:eastAsia="ru-RU"/>
         </w:rPr>
-        <w:t>Система построена по клиент-серверной архитектуре с использованием Telegram в качестве клиентского интерфейса. Пользователь взаимодействует с ИИ-агентом через чат-бота, который обрабатывает запросы на естественном языке, выполняет интеграцию с внешними сервисами (Google Диск) и управляет данными о конспектах и напоминаниях.</w:t>
+        <w:t xml:space="preserve">Система построена по клиент-серверной архитектуре с использованием </w:t>
+      </w:r>
+      <w:proofErr w:type="spellStart"/>
+      <w:r>
+        <w:rPr>
+          <w:rFonts w:eastAsia="Times New Roman" w:cs="Times New Roman"/>
+          <w:sz w:val="28"/>
+          <w:szCs w:val="28"/>
+          <w:lang w:eastAsia="ru-RU"/>
+        </w:rPr>
+        <w:t>Telegram</w:t>
+      </w:r>
+      <w:proofErr w:type="spellEnd"/>
+      <w:r>
+        <w:rPr>
+          <w:rFonts w:eastAsia="Times New Roman" w:cs="Times New Roman"/>
+          <w:sz w:val="28"/>
+          <w:szCs w:val="28"/>
+          <w:lang w:eastAsia="ru-RU"/>
+        </w:rPr>
+        <w:t xml:space="preserve"> в качестве клиентского интерфейса. Пользователь взаимодействует с ИИ-агентом </w:t>
+      </w:r>
+      <w:proofErr w:type="gramStart"/>
+      <w:r>
+        <w:rPr>
+          <w:rFonts w:eastAsia="Times New Roman" w:cs="Times New Roman"/>
+          <w:sz w:val="28"/>
+          <w:szCs w:val="28"/>
+          <w:lang w:eastAsia="ru-RU"/>
+        </w:rPr>
+        <w:t>через чат-бота</w:t>
+      </w:r>
+      <w:proofErr w:type="gramEnd"/>
+      <w:r>
+        <w:rPr>
+          <w:rFonts w:eastAsia="Times New Roman" w:cs="Times New Roman"/>
+          <w:sz w:val="28"/>
+          <w:szCs w:val="28"/>
+          <w:lang w:eastAsia="ru-RU"/>
+        </w:rPr>
+        <w:t>, который обрабатывает запросы на естественном языке, выполняет интеграцию с внешними сервисами (Google Диск) и управляет данными о конспектах и напоминаниях.</w:t>
       </w:r>
       <w:r>
         <w:rPr>
@@ -2909,7 +3147,27 @@
           <w:szCs w:val="28"/>
           <w:lang w:eastAsia="ru-RU"/>
         </w:rPr>
-        <w:t>от отправляет этот текст в LLM с промптом:</w:t>
+        <w:t xml:space="preserve">от отправляет этот текст в LLM с </w:t>
+      </w:r>
+      <w:proofErr w:type="spellStart"/>
+      <w:r>
+        <w:rPr>
+          <w:rFonts w:eastAsia="Times New Roman" w:cs="Times New Roman"/>
+          <w:sz w:val="28"/>
+          <w:szCs w:val="28"/>
+          <w:lang w:eastAsia="ru-RU"/>
+        </w:rPr>
+        <w:t>промптом</w:t>
+      </w:r>
+      <w:proofErr w:type="spellEnd"/>
+      <w:r>
+        <w:rPr>
+          <w:rFonts w:eastAsia="Times New Roman" w:cs="Times New Roman"/>
+          <w:sz w:val="28"/>
+          <w:szCs w:val="28"/>
+          <w:lang w:eastAsia="ru-RU"/>
+        </w:rPr>
+        <w:t>:</w:t>
       </w:r>
       <w:r>
         <w:rPr>
@@ -3137,7 +3395,47 @@
           <w:szCs w:val="28"/>
           <w:lang w:eastAsia="ru-RU"/>
         </w:rPr>
-        <w:t>Технологии: google-api-python-client, OAuth 2.0 (серверный поток).</w:t>
+        <w:t xml:space="preserve">Технологии: </w:t>
+      </w:r>
+      <w:proofErr w:type="spellStart"/>
+      <w:r>
+        <w:rPr>
+          <w:rFonts w:eastAsia="Times New Roman" w:cs="Times New Roman"/>
+          <w:sz w:val="28"/>
+          <w:szCs w:val="28"/>
+          <w:lang w:eastAsia="ru-RU"/>
+        </w:rPr>
+        <w:t>google-api-python-client</w:t>
+      </w:r>
+      <w:proofErr w:type="spellEnd"/>
+      <w:r>
+        <w:rPr>
+          <w:rFonts w:eastAsia="Times New Roman" w:cs="Times New Roman"/>
+          <w:sz w:val="28"/>
+          <w:szCs w:val="28"/>
+          <w:lang w:eastAsia="ru-RU"/>
+        </w:rPr>
+        <w:t xml:space="preserve">, </w:t>
+      </w:r>
+      <w:proofErr w:type="spellStart"/>
+      <w:r>
+        <w:rPr>
+          <w:rFonts w:eastAsia="Times New Roman" w:cs="Times New Roman"/>
+          <w:sz w:val="28"/>
+          <w:szCs w:val="28"/>
+          <w:lang w:eastAsia="ru-RU"/>
+        </w:rPr>
+        <w:t>OAuth</w:t>
+      </w:r>
+      <w:proofErr w:type="spellEnd"/>
+      <w:r>
+        <w:rPr>
+          <w:rFonts w:eastAsia="Times New Roman" w:cs="Times New Roman"/>
+          <w:sz w:val="28"/>
+          <w:szCs w:val="28"/>
+          <w:lang w:eastAsia="ru-RU"/>
+        </w:rPr>
+        <w:t xml:space="preserve"> 2.0 (серверный поток).</w:t>
       </w:r>
     </w:p>
     <w:p>
@@ -3182,7 +3480,27 @@
           <w:szCs w:val="28"/>
           <w:lang w:eastAsia="ru-RU"/>
         </w:rPr>
-        <w:t>Загрузка файла: пользователь отправляет файл → бот сохраняет его в на Google Диске пользователя</w:t>
+        <w:t xml:space="preserve">Загрузка файла: пользователь отправляет файл → бот сохраняет его </w:t>
+      </w:r>
+      <w:proofErr w:type="gramStart"/>
+      <w:r>
+        <w:rPr>
+          <w:rFonts w:eastAsia="Times New Roman" w:cs="Times New Roman"/>
+          <w:sz w:val="28"/>
+          <w:szCs w:val="28"/>
+          <w:lang w:eastAsia="ru-RU"/>
+        </w:rPr>
+        <w:t>в на</w:t>
+      </w:r>
+      <w:proofErr w:type="gramEnd"/>
+      <w:r>
+        <w:rPr>
+          <w:rFonts w:eastAsia="Times New Roman" w:cs="Times New Roman"/>
+          <w:sz w:val="28"/>
+          <w:szCs w:val="28"/>
+          <w:lang w:eastAsia="ru-RU"/>
+        </w:rPr>
+        <w:t xml:space="preserve"> Google Диске пользователя</w:t>
       </w:r>
       <w:r>
         <w:rPr>
@@ -3390,7 +3708,27 @@
           <w:szCs w:val="28"/>
           <w:lang w:eastAsia="ru-RU"/>
         </w:rPr>
-        <w:t>Отправляет текст в LLM с промптом:</w:t>
+        <w:t xml:space="preserve">Отправляет текст в LLM с </w:t>
+      </w:r>
+      <w:proofErr w:type="spellStart"/>
+      <w:r>
+        <w:rPr>
+          <w:rFonts w:eastAsia="Times New Roman" w:cs="Times New Roman"/>
+          <w:sz w:val="28"/>
+          <w:szCs w:val="28"/>
+          <w:lang w:eastAsia="ru-RU"/>
+        </w:rPr>
+        <w:t>промптом</w:t>
+      </w:r>
+      <w:proofErr w:type="spellEnd"/>
+      <w:r>
+        <w:rPr>
+          <w:rFonts w:eastAsia="Times New Roman" w:cs="Times New Roman"/>
+          <w:sz w:val="28"/>
+          <w:szCs w:val="28"/>
+          <w:lang w:eastAsia="ru-RU"/>
+        </w:rPr>
+        <w:t>:</w:t>
       </w:r>
       <w:r>
         <w:rPr>
@@ -3478,7 +3816,31 @@
           <w:szCs w:val="28"/>
           <w:lang w:eastAsia="ru-RU"/>
         </w:rPr>
-        <w:t>Модуль планировщика (cron)</w:t>
+        <w:t>Модуль планировщика (</w:t>
+      </w:r>
+      <w:proofErr w:type="spellStart"/>
+      <w:r>
+        <w:rPr>
+          <w:rFonts w:eastAsia="Times New Roman" w:cs="Times New Roman"/>
+          <w:b/>
+          <w:bCs/>
+          <w:sz w:val="28"/>
+          <w:szCs w:val="28"/>
+          <w:lang w:eastAsia="ru-RU"/>
+        </w:rPr>
+        <w:t>cron</w:t>
+      </w:r>
+      <w:proofErr w:type="spellEnd"/>
+      <w:r>
+        <w:rPr>
+          <w:rFonts w:eastAsia="Times New Roman" w:cs="Times New Roman"/>
+          <w:b/>
+          <w:bCs/>
+          <w:sz w:val="28"/>
+          <w:szCs w:val="28"/>
+          <w:lang w:eastAsia="ru-RU"/>
+        </w:rPr>
+        <w:t>)</w:t>
       </w:r>
     </w:p>
     <w:p>
@@ -3557,7 +3919,27 @@
           <w:szCs w:val="28"/>
           <w:lang w:eastAsia="ru-RU"/>
         </w:rPr>
-        <w:t>В простейшем варианте — APScheduler внутри того же Python-процесса.</w:t>
+        <w:t>В простейшем варианте — </w:t>
+      </w:r>
+      <w:proofErr w:type="spellStart"/>
+      <w:r>
+        <w:rPr>
+          <w:rFonts w:eastAsia="Times New Roman" w:cs="Times New Roman"/>
+          <w:sz w:val="28"/>
+          <w:szCs w:val="28"/>
+          <w:lang w:eastAsia="ru-RU"/>
+        </w:rPr>
+        <w:t>APScheduler</w:t>
+      </w:r>
+      <w:proofErr w:type="spellEnd"/>
+      <w:r>
+        <w:rPr>
+          <w:rFonts w:eastAsia="Times New Roman" w:cs="Times New Roman"/>
+          <w:sz w:val="28"/>
+          <w:szCs w:val="28"/>
+          <w:lang w:eastAsia="ru-RU"/>
+        </w:rPr>
+        <w:t> внутри того же Python-процесса.</w:t>
       </w:r>
     </w:p>
     <w:p>
@@ -3585,7 +3967,27 @@
           <w:szCs w:val="28"/>
           <w:lang w:eastAsia="ru-RU"/>
         </w:rPr>
-        <w:t>В продакшен-версии — отдельный cron-скрипт на сервере, запускаемый каждые 10 минут.</w:t>
+        <w:t>В продакшен-версии — отдельный </w:t>
+      </w:r>
+      <w:proofErr w:type="spellStart"/>
+      <w:r>
+        <w:rPr>
+          <w:rFonts w:eastAsia="Times New Roman" w:cs="Times New Roman"/>
+          <w:sz w:val="28"/>
+          <w:szCs w:val="28"/>
+          <w:lang w:eastAsia="ru-RU"/>
+        </w:rPr>
+        <w:t>cron</w:t>
+      </w:r>
+      <w:proofErr w:type="spellEnd"/>
+      <w:r>
+        <w:rPr>
+          <w:rFonts w:eastAsia="Times New Roman" w:cs="Times New Roman"/>
+          <w:sz w:val="28"/>
+          <w:szCs w:val="28"/>
+          <w:lang w:eastAsia="ru-RU"/>
+        </w:rPr>
+        <w:t>-скрипт на сервере, запускаемый каждые 10 минут.</w:t>
       </w:r>
     </w:p>
     <w:p>
@@ -3621,27 +4023,6 @@
     </w:p>
     <w:p>
       <w:pPr>
-        <w:spacing w:after="160" w:line="259" w:lineRule="auto"/>
-        <w:rPr>
-          <w:rFonts w:eastAsia="Times New Roman" w:cs="Times New Roman"/>
-          <w:sz w:val="28"/>
-          <w:szCs w:val="28"/>
-          <w:lang w:eastAsia="ru-RU"/>
-        </w:rPr>
-      </w:pPr>
-      <w:r>
-        <w:rPr>
-          <w:rFonts w:eastAsia="Times New Roman" w:cs="Times New Roman"/>
-          <w:sz w:val="28"/>
-          <w:szCs w:val="28"/>
-          <w:lang w:eastAsia="ru-RU"/>
-        </w:rPr>
-        <w:t>Результаты</w:t>
-      </w:r>
-    </w:p>
-    <w:p>
-      <w:pPr>
-        <w:spacing w:after="160" w:line="259" w:lineRule="auto"/>
         <w:rPr>
           <w:rFonts w:eastAsia="Times New Roman" w:cs="Times New Roman"/>
           <w:sz w:val="28"/>
@@ -3661,297 +4042,586 @@
     </w:p>
     <w:p>
       <w:pPr>
-        <w:spacing w:after="160" w:line="259" w:lineRule="auto"/>
-        <w:rPr>
-          <w:rFonts w:eastAsia="Times New Roman" w:cs="Times New Roman"/>
-          <w:sz w:val="28"/>
-          <w:szCs w:val="28"/>
-          <w:lang w:eastAsia="ru-RU"/>
-        </w:rPr>
-      </w:pPr>
-    </w:p>
-    <w:p>
-      <w:pPr>
-        <w:spacing w:after="160" w:line="259" w:lineRule="auto"/>
-        <w:rPr>
-          <w:rFonts w:eastAsia="Times New Roman" w:cs="Times New Roman"/>
-          <w:sz w:val="28"/>
-          <w:szCs w:val="28"/>
-          <w:lang w:eastAsia="ru-RU"/>
-        </w:rPr>
-      </w:pPr>
-      <w:r>
-        <w:rPr>
-          <w:rFonts w:eastAsia="Times New Roman" w:cs="Times New Roman"/>
-          <w:sz w:val="28"/>
-          <w:szCs w:val="28"/>
-          <w:lang w:eastAsia="ru-RU"/>
-        </w:rPr>
-        <w:t>Управление учебными предметами — пользователь может добавлять, редактировать и удалять предметы, которые изучает.</w:t>
-      </w:r>
-    </w:p>
-    <w:p>
-      <w:pPr>
-        <w:spacing w:after="160" w:line="259" w:lineRule="auto"/>
-        <w:rPr>
-          <w:rFonts w:eastAsia="Times New Roman" w:cs="Times New Roman"/>
-          <w:sz w:val="28"/>
-          <w:szCs w:val="28"/>
-          <w:lang w:eastAsia="ru-RU"/>
-        </w:rPr>
-      </w:pPr>
-    </w:p>
-    <w:p>
-      <w:pPr>
-        <w:spacing w:after="160" w:line="259" w:lineRule="auto"/>
-        <w:rPr>
-          <w:rFonts w:eastAsia="Times New Roman" w:cs="Times New Roman"/>
-          <w:sz w:val="28"/>
-          <w:szCs w:val="28"/>
-          <w:lang w:eastAsia="ru-RU"/>
-        </w:rPr>
-      </w:pPr>
-      <w:r>
-        <w:rPr>
-          <w:rFonts w:eastAsia="Times New Roman" w:cs="Times New Roman"/>
-          <w:sz w:val="28"/>
-          <w:szCs w:val="28"/>
-          <w:lang w:eastAsia="ru-RU"/>
-        </w:rPr>
-        <w:t>Работа с конспектами:</w:t>
-      </w:r>
-    </w:p>
-    <w:p>
-      <w:pPr>
-        <w:spacing w:after="160" w:line="259" w:lineRule="auto"/>
-        <w:rPr>
-          <w:rFonts w:eastAsia="Times New Roman" w:cs="Times New Roman"/>
-          <w:sz w:val="28"/>
-          <w:szCs w:val="28"/>
-          <w:lang w:eastAsia="ru-RU"/>
-        </w:rPr>
-      </w:pPr>
-    </w:p>
-    <w:p>
-      <w:pPr>
-        <w:spacing w:after="160" w:line="259" w:lineRule="auto"/>
-        <w:rPr>
-          <w:rFonts w:eastAsia="Times New Roman" w:cs="Times New Roman"/>
-          <w:sz w:val="28"/>
-          <w:szCs w:val="28"/>
-          <w:lang w:eastAsia="ru-RU"/>
-        </w:rPr>
-      </w:pPr>
-      <w:r>
-        <w:rPr>
-          <w:rFonts w:eastAsia="Times New Roman" w:cs="Times New Roman"/>
-          <w:sz w:val="28"/>
-          <w:szCs w:val="28"/>
-          <w:lang w:eastAsia="ru-RU"/>
-        </w:rPr>
-        <w:t>Загрузка и сохранение конспектов на Google Диск.</w:t>
-      </w:r>
-    </w:p>
-    <w:p>
-      <w:pPr>
-        <w:spacing w:after="160" w:line="259" w:lineRule="auto"/>
-        <w:rPr>
-          <w:rFonts w:eastAsia="Times New Roman" w:cs="Times New Roman"/>
-          <w:sz w:val="28"/>
-          <w:szCs w:val="28"/>
-          <w:lang w:eastAsia="ru-RU"/>
-        </w:rPr>
-      </w:pPr>
-    </w:p>
-    <w:p>
-      <w:pPr>
-        <w:spacing w:after="160" w:line="259" w:lineRule="auto"/>
-        <w:rPr>
-          <w:rFonts w:eastAsia="Times New Roman" w:cs="Times New Roman"/>
-          <w:sz w:val="28"/>
-          <w:szCs w:val="28"/>
-          <w:lang w:eastAsia="ru-RU"/>
-        </w:rPr>
-      </w:pPr>
-      <w:r>
-        <w:rPr>
-          <w:rFonts w:eastAsia="Times New Roman" w:cs="Times New Roman"/>
-          <w:sz w:val="28"/>
-          <w:szCs w:val="28"/>
-          <w:lang w:eastAsia="ru-RU"/>
-        </w:rPr>
-        <w:t>Автоматическая генерация краткого саммари по загруженному конспекту (через LLM).</w:t>
-      </w:r>
-    </w:p>
-    <w:p>
-      <w:pPr>
-        <w:spacing w:after="160" w:line="259" w:lineRule="auto"/>
-        <w:rPr>
-          <w:rFonts w:eastAsia="Times New Roman" w:cs="Times New Roman"/>
-          <w:sz w:val="28"/>
-          <w:szCs w:val="28"/>
-          <w:lang w:eastAsia="ru-RU"/>
-        </w:rPr>
-      </w:pPr>
-    </w:p>
-    <w:p>
-      <w:pPr>
-        <w:spacing w:after="160" w:line="259" w:lineRule="auto"/>
-        <w:rPr>
-          <w:rFonts w:eastAsia="Times New Roman" w:cs="Times New Roman"/>
-          <w:sz w:val="28"/>
-          <w:szCs w:val="28"/>
-          <w:lang w:eastAsia="ru-RU"/>
-        </w:rPr>
-      </w:pPr>
-      <w:r>
-        <w:rPr>
-          <w:rFonts w:eastAsia="Times New Roman" w:cs="Times New Roman"/>
-          <w:sz w:val="28"/>
-          <w:szCs w:val="28"/>
-          <w:lang w:eastAsia="ru-RU"/>
-        </w:rPr>
-        <w:t>Создание нового конспекта на основе существующего — бот анализирует предоставленный материал и генерирует структурированный конспект-пересказ.</w:t>
-      </w:r>
-    </w:p>
-    <w:p>
-      <w:pPr>
-        <w:spacing w:after="160" w:line="259" w:lineRule="auto"/>
-        <w:rPr>
-          <w:rFonts w:eastAsia="Times New Roman" w:cs="Times New Roman"/>
-          <w:sz w:val="28"/>
-          <w:szCs w:val="28"/>
-          <w:lang w:eastAsia="ru-RU"/>
-        </w:rPr>
-      </w:pPr>
-    </w:p>
-    <w:p>
-      <w:pPr>
-        <w:spacing w:after="160" w:line="259" w:lineRule="auto"/>
-        <w:rPr>
-          <w:rFonts w:eastAsia="Times New Roman" w:cs="Times New Roman"/>
-          <w:sz w:val="28"/>
-          <w:szCs w:val="28"/>
-          <w:lang w:eastAsia="ru-RU"/>
-        </w:rPr>
-      </w:pPr>
-      <w:r>
-        <w:rPr>
-          <w:rFonts w:eastAsia="Times New Roman" w:cs="Times New Roman"/>
-          <w:sz w:val="28"/>
-          <w:szCs w:val="28"/>
-          <w:lang w:eastAsia="ru-RU"/>
-        </w:rPr>
-        <w:t>Управление напоминаниями:</w:t>
-      </w:r>
-    </w:p>
-    <w:p>
-      <w:pPr>
-        <w:spacing w:after="160" w:line="259" w:lineRule="auto"/>
-        <w:rPr>
-          <w:rFonts w:eastAsia="Times New Roman" w:cs="Times New Roman"/>
-          <w:sz w:val="28"/>
-          <w:szCs w:val="28"/>
-          <w:lang w:eastAsia="ru-RU"/>
-        </w:rPr>
-      </w:pPr>
-    </w:p>
-    <w:p>
-      <w:pPr>
-        <w:spacing w:after="160" w:line="259" w:lineRule="auto"/>
-        <w:rPr>
-          <w:rFonts w:eastAsia="Times New Roman" w:cs="Times New Roman"/>
-          <w:sz w:val="28"/>
-          <w:szCs w:val="28"/>
-          <w:lang w:eastAsia="ru-RU"/>
-        </w:rPr>
-      </w:pPr>
-      <w:r>
-        <w:rPr>
-          <w:rFonts w:eastAsia="Times New Roman" w:cs="Times New Roman"/>
-          <w:sz w:val="28"/>
-          <w:szCs w:val="28"/>
-          <w:lang w:eastAsia="ru-RU"/>
-        </w:rPr>
-        <w:t>Создание напоминаний о занятиях, дедлайнах и других учебных событиях.</w:t>
-      </w:r>
-    </w:p>
-    <w:p>
-      <w:pPr>
-        <w:spacing w:after="160" w:line="259" w:lineRule="auto"/>
-        <w:rPr>
-          <w:rFonts w:eastAsia="Times New Roman" w:cs="Times New Roman"/>
-          <w:sz w:val="28"/>
-          <w:szCs w:val="28"/>
-          <w:lang w:eastAsia="ru-RU"/>
-        </w:rPr>
-      </w:pPr>
-    </w:p>
-    <w:p>
-      <w:pPr>
-        <w:spacing w:after="160" w:line="259" w:lineRule="auto"/>
-        <w:rPr>
-          <w:rFonts w:eastAsia="Times New Roman" w:cs="Times New Roman"/>
-          <w:sz w:val="28"/>
-          <w:szCs w:val="28"/>
-          <w:lang w:eastAsia="ru-RU"/>
-        </w:rPr>
-      </w:pPr>
-      <w:r>
-        <w:rPr>
-          <w:rFonts w:eastAsia="Times New Roman" w:cs="Times New Roman"/>
-          <w:sz w:val="28"/>
-          <w:szCs w:val="28"/>
-          <w:lang w:eastAsia="ru-RU"/>
-        </w:rPr>
-        <w:t>Привязка напоминаний к конспектам (при срабатывании бот присылает саммари и ссылку на файл на Google Диске).</w:t>
-      </w:r>
-    </w:p>
-    <w:p>
-      <w:pPr>
-        <w:spacing w:after="160" w:line="259" w:lineRule="auto"/>
-        <w:rPr>
-          <w:rFonts w:eastAsia="Times New Roman" w:cs="Times New Roman"/>
-          <w:sz w:val="28"/>
-          <w:szCs w:val="28"/>
-          <w:lang w:eastAsia="ru-RU"/>
-        </w:rPr>
-      </w:pPr>
-    </w:p>
-    <w:p>
-      <w:pPr>
-        <w:spacing w:after="160" w:line="259" w:lineRule="auto"/>
-        <w:rPr>
-          <w:rFonts w:eastAsia="Times New Roman" w:cs="Times New Roman"/>
-          <w:sz w:val="28"/>
-          <w:szCs w:val="28"/>
-          <w:lang w:eastAsia="ru-RU"/>
-        </w:rPr>
-      </w:pPr>
-      <w:r>
-        <w:rPr>
-          <w:rFonts w:eastAsia="Times New Roman" w:cs="Times New Roman"/>
-          <w:sz w:val="28"/>
-          <w:szCs w:val="28"/>
-          <w:lang w:eastAsia="ru-RU"/>
-        </w:rPr>
-        <w:t>Интеграция с Google Календарём — бот может создавать, редактировать и просматривать записи в Google Календаре пользователя, синхронизируя учебное расписание с привычным календарём.</w:t>
-      </w:r>
-    </w:p>
-    <w:p>
-      <w:pPr>
-        <w:spacing w:after="160" w:line="259" w:lineRule="auto"/>
-        <w:rPr>
-          <w:rFonts w:eastAsia="Times New Roman" w:cs="Times New Roman"/>
-          <w:sz w:val="28"/>
-          <w:szCs w:val="28"/>
-          <w:lang w:eastAsia="ru-RU"/>
-        </w:rPr>
-      </w:pPr>
-    </w:p>
-    <w:p>
-      <w:pPr>
-        <w:spacing w:after="160" w:line="259" w:lineRule="auto"/>
+        <w:pStyle w:val="a5"/>
+        <w:numPr>
+          <w:ilvl w:val="0"/>
+          <w:numId w:val="42"/>
+        </w:numPr>
+        <w:tabs>
+          <w:tab w:val="left" w:pos="993"/>
+        </w:tabs>
+        <w:ind w:left="0" w:firstLine="709"/>
+        <w:rPr>
+          <w:rFonts w:eastAsia="Times New Roman" w:cs="Times New Roman"/>
+          <w:sz w:val="28"/>
+          <w:szCs w:val="28"/>
+          <w:lang w:eastAsia="ru-RU"/>
+        </w:rPr>
+      </w:pPr>
+      <w:r>
+        <w:rPr>
+          <w:rFonts w:eastAsia="Times New Roman" w:cs="Times New Roman"/>
+          <w:sz w:val="28"/>
+          <w:szCs w:val="28"/>
+          <w:lang w:eastAsia="ru-RU"/>
+        </w:rPr>
+        <w:t>у</w:t>
+      </w:r>
+      <w:r>
+        <w:rPr>
+          <w:rFonts w:eastAsia="Times New Roman" w:cs="Times New Roman"/>
+          <w:sz w:val="28"/>
+          <w:szCs w:val="28"/>
+          <w:lang w:eastAsia="ru-RU"/>
+        </w:rPr>
+        <w:t>правление учебными предметами — пользователь может добавлять, редактировать и удалять предметы, которые изучает</w:t>
+      </w:r>
+      <w:r>
+        <w:rPr>
+          <w:rFonts w:eastAsia="Times New Roman" w:cs="Times New Roman"/>
+          <w:sz w:val="28"/>
+          <w:szCs w:val="28"/>
+          <w:lang w:eastAsia="ru-RU"/>
+        </w:rPr>
+        <w:t>;</w:t>
+      </w:r>
+    </w:p>
+    <w:p>
+      <w:pPr>
+        <w:pStyle w:val="a5"/>
+        <w:numPr>
+          <w:ilvl w:val="0"/>
+          <w:numId w:val="42"/>
+        </w:numPr>
+        <w:tabs>
+          <w:tab w:val="left" w:pos="993"/>
+        </w:tabs>
+        <w:ind w:left="0" w:firstLine="709"/>
+        <w:rPr>
+          <w:rFonts w:eastAsia="Times New Roman" w:cs="Times New Roman"/>
+          <w:sz w:val="28"/>
+          <w:szCs w:val="28"/>
+          <w:lang w:eastAsia="ru-RU"/>
+        </w:rPr>
+      </w:pPr>
+      <w:r>
+        <w:rPr>
+          <w:rFonts w:eastAsia="Times New Roman" w:cs="Times New Roman"/>
+          <w:sz w:val="28"/>
+          <w:szCs w:val="28"/>
+          <w:lang w:eastAsia="ru-RU"/>
+        </w:rPr>
+        <w:t>р</w:t>
+      </w:r>
+      <w:r>
+        <w:rPr>
+          <w:rFonts w:eastAsia="Times New Roman" w:cs="Times New Roman"/>
+          <w:sz w:val="28"/>
+          <w:szCs w:val="28"/>
+          <w:lang w:eastAsia="ru-RU"/>
+        </w:rPr>
+        <w:t>абота с конспектами</w:t>
+      </w:r>
+      <w:r>
+        <w:rPr>
+          <w:rFonts w:eastAsia="Times New Roman" w:cs="Times New Roman"/>
+          <w:sz w:val="28"/>
+          <w:szCs w:val="28"/>
+          <w:lang w:eastAsia="ru-RU"/>
+        </w:rPr>
+        <w:t xml:space="preserve">: </w:t>
+      </w:r>
+    </w:p>
+    <w:p>
+      <w:pPr>
+        <w:pStyle w:val="a5"/>
+        <w:numPr>
+          <w:ilvl w:val="0"/>
+          <w:numId w:val="43"/>
+        </w:numPr>
+        <w:tabs>
+          <w:tab w:val="left" w:pos="1701"/>
+        </w:tabs>
+        <w:rPr>
+          <w:rFonts w:eastAsia="Times New Roman" w:cs="Times New Roman"/>
+          <w:sz w:val="28"/>
+          <w:szCs w:val="28"/>
+          <w:lang w:eastAsia="ru-RU"/>
+        </w:rPr>
+      </w:pPr>
+      <w:r>
+        <w:rPr>
+          <w:rFonts w:eastAsia="Times New Roman" w:cs="Times New Roman"/>
+          <w:sz w:val="28"/>
+          <w:szCs w:val="28"/>
+          <w:lang w:eastAsia="ru-RU"/>
+        </w:rPr>
+        <w:t xml:space="preserve">загрузка и сохранение конспектов на </w:t>
+      </w:r>
+      <w:proofErr w:type="spellStart"/>
+      <w:r>
+        <w:rPr>
+          <w:rFonts w:eastAsia="Times New Roman" w:cs="Times New Roman"/>
+          <w:sz w:val="28"/>
+          <w:szCs w:val="28"/>
+          <w:lang w:eastAsia="ru-RU"/>
+        </w:rPr>
+        <w:t>google</w:t>
+      </w:r>
+      <w:proofErr w:type="spellEnd"/>
+      <w:r>
+        <w:rPr>
+          <w:rFonts w:eastAsia="Times New Roman" w:cs="Times New Roman"/>
+          <w:sz w:val="28"/>
+          <w:szCs w:val="28"/>
+          <w:lang w:eastAsia="ru-RU"/>
+        </w:rPr>
+        <w:t xml:space="preserve"> диск</w:t>
+      </w:r>
+      <w:r>
+        <w:rPr>
+          <w:rFonts w:eastAsia="Times New Roman" w:cs="Times New Roman"/>
+          <w:sz w:val="28"/>
+          <w:szCs w:val="28"/>
+          <w:lang w:eastAsia="ru-RU"/>
+        </w:rPr>
+        <w:t>;</w:t>
+      </w:r>
+    </w:p>
+    <w:p>
+      <w:pPr>
+        <w:pStyle w:val="a5"/>
+        <w:numPr>
+          <w:ilvl w:val="0"/>
+          <w:numId w:val="43"/>
+        </w:numPr>
+        <w:tabs>
+          <w:tab w:val="left" w:pos="1701"/>
+        </w:tabs>
+        <w:rPr>
+          <w:rFonts w:eastAsia="Times New Roman" w:cs="Times New Roman"/>
+          <w:sz w:val="28"/>
+          <w:szCs w:val="28"/>
+          <w:lang w:eastAsia="ru-RU"/>
+        </w:rPr>
+      </w:pPr>
+      <w:r>
+        <w:rPr>
+          <w:rFonts w:eastAsia="Times New Roman" w:cs="Times New Roman"/>
+          <w:sz w:val="28"/>
+          <w:szCs w:val="28"/>
+          <w:lang w:eastAsia="ru-RU"/>
+        </w:rPr>
+        <w:t xml:space="preserve">автоматическая генерация краткого саммари по загруженному конспекту (через </w:t>
+      </w:r>
+      <w:proofErr w:type="spellStart"/>
+      <w:r>
+        <w:rPr>
+          <w:rFonts w:eastAsia="Times New Roman" w:cs="Times New Roman"/>
+          <w:sz w:val="28"/>
+          <w:szCs w:val="28"/>
+          <w:lang w:eastAsia="ru-RU"/>
+        </w:rPr>
+        <w:t>llm</w:t>
+      </w:r>
+      <w:proofErr w:type="spellEnd"/>
+      <w:r>
+        <w:rPr>
+          <w:rFonts w:eastAsia="Times New Roman" w:cs="Times New Roman"/>
+          <w:sz w:val="28"/>
+          <w:szCs w:val="28"/>
+          <w:lang w:eastAsia="ru-RU"/>
+        </w:rPr>
+        <w:t>)</w:t>
+      </w:r>
+      <w:r>
+        <w:rPr>
+          <w:rFonts w:eastAsia="Times New Roman" w:cs="Times New Roman"/>
+          <w:sz w:val="28"/>
+          <w:szCs w:val="28"/>
+          <w:lang w:eastAsia="ru-RU"/>
+        </w:rPr>
+        <w:t>;</w:t>
+      </w:r>
+    </w:p>
+    <w:p>
+      <w:pPr>
+        <w:pStyle w:val="a5"/>
+        <w:numPr>
+          <w:ilvl w:val="0"/>
+          <w:numId w:val="43"/>
+        </w:numPr>
+        <w:tabs>
+          <w:tab w:val="left" w:pos="1701"/>
+        </w:tabs>
+        <w:rPr>
+          <w:rFonts w:eastAsia="Times New Roman" w:cs="Times New Roman"/>
+          <w:sz w:val="28"/>
+          <w:szCs w:val="28"/>
+          <w:lang w:eastAsia="ru-RU"/>
+        </w:rPr>
+      </w:pPr>
+      <w:r>
+        <w:rPr>
+          <w:rFonts w:eastAsia="Times New Roman" w:cs="Times New Roman"/>
+          <w:sz w:val="28"/>
+          <w:szCs w:val="28"/>
+          <w:lang w:eastAsia="ru-RU"/>
+        </w:rPr>
+        <w:t>создание нового конспекта на основе существующего — бот анализирует предоставленный материал и генерирует структурированный конспект-пересказ</w:t>
+      </w:r>
+      <w:r>
+        <w:rPr>
+          <w:rFonts w:eastAsia="Times New Roman" w:cs="Times New Roman"/>
+          <w:sz w:val="28"/>
+          <w:szCs w:val="28"/>
+          <w:lang w:eastAsia="ru-RU"/>
+        </w:rPr>
+        <w:t>;</w:t>
+      </w:r>
+    </w:p>
+    <w:p>
+      <w:pPr>
+        <w:pStyle w:val="a5"/>
+        <w:numPr>
+          <w:ilvl w:val="0"/>
+          <w:numId w:val="42"/>
+        </w:numPr>
+        <w:tabs>
+          <w:tab w:val="left" w:pos="993"/>
+        </w:tabs>
+        <w:ind w:left="0" w:firstLine="709"/>
+        <w:rPr>
+          <w:rFonts w:eastAsia="Times New Roman" w:cs="Times New Roman"/>
+          <w:sz w:val="28"/>
+          <w:szCs w:val="28"/>
+          <w:lang w:eastAsia="ru-RU"/>
+        </w:rPr>
+      </w:pPr>
+      <w:r>
+        <w:rPr>
+          <w:rFonts w:eastAsia="Times New Roman" w:cs="Times New Roman"/>
+          <w:sz w:val="28"/>
+          <w:szCs w:val="28"/>
+          <w:lang w:eastAsia="ru-RU"/>
+        </w:rPr>
+        <w:t>управление напоминаниями:</w:t>
+      </w:r>
+    </w:p>
+    <w:p>
+      <w:pPr>
+        <w:pStyle w:val="a5"/>
+        <w:numPr>
+          <w:ilvl w:val="0"/>
+          <w:numId w:val="44"/>
+        </w:numPr>
+        <w:tabs>
+          <w:tab w:val="left" w:pos="1701"/>
+        </w:tabs>
+        <w:ind w:left="709" w:firstLine="709"/>
+        <w:rPr>
+          <w:rFonts w:eastAsia="Times New Roman" w:cs="Times New Roman"/>
+          <w:sz w:val="28"/>
+          <w:szCs w:val="28"/>
+          <w:lang w:eastAsia="ru-RU"/>
+        </w:rPr>
+      </w:pPr>
+      <w:r>
+        <w:rPr>
+          <w:rFonts w:eastAsia="Times New Roman" w:cs="Times New Roman"/>
+          <w:sz w:val="28"/>
+          <w:szCs w:val="28"/>
+          <w:lang w:eastAsia="ru-RU"/>
+        </w:rPr>
+        <w:t>создание напоминаний о занятиях, дедлайнах и других учебных событиях</w:t>
+      </w:r>
+      <w:r>
+        <w:rPr>
+          <w:rFonts w:eastAsia="Times New Roman" w:cs="Times New Roman"/>
+          <w:sz w:val="28"/>
+          <w:szCs w:val="28"/>
+          <w:lang w:eastAsia="ru-RU"/>
+        </w:rPr>
+        <w:t>;</w:t>
+      </w:r>
+    </w:p>
+    <w:p>
+      <w:pPr>
+        <w:pStyle w:val="a5"/>
+        <w:numPr>
+          <w:ilvl w:val="0"/>
+          <w:numId w:val="44"/>
+        </w:numPr>
+        <w:tabs>
+          <w:tab w:val="left" w:pos="1701"/>
+        </w:tabs>
+        <w:ind w:left="709" w:firstLine="709"/>
+        <w:rPr>
+          <w:rFonts w:eastAsia="Times New Roman" w:cs="Times New Roman"/>
+          <w:sz w:val="28"/>
+          <w:szCs w:val="28"/>
+          <w:lang w:eastAsia="ru-RU"/>
+        </w:rPr>
+      </w:pPr>
+      <w:r>
+        <w:rPr>
+          <w:rFonts w:eastAsia="Times New Roman" w:cs="Times New Roman"/>
+          <w:sz w:val="28"/>
+          <w:szCs w:val="28"/>
+          <w:lang w:eastAsia="ru-RU"/>
+        </w:rPr>
+        <w:t xml:space="preserve">привязка напоминаний к конспектам (при срабатывании бот присылает саммари и ссылку на файл на </w:t>
+      </w:r>
+      <w:proofErr w:type="spellStart"/>
+      <w:r>
+        <w:rPr>
+          <w:rFonts w:eastAsia="Times New Roman" w:cs="Times New Roman"/>
+          <w:sz w:val="28"/>
+          <w:szCs w:val="28"/>
+          <w:lang w:eastAsia="ru-RU"/>
+        </w:rPr>
+        <w:t>google</w:t>
+      </w:r>
+      <w:proofErr w:type="spellEnd"/>
+      <w:r>
+        <w:rPr>
+          <w:rFonts w:eastAsia="Times New Roman" w:cs="Times New Roman"/>
+          <w:sz w:val="28"/>
+          <w:szCs w:val="28"/>
+          <w:lang w:eastAsia="ru-RU"/>
+        </w:rPr>
+        <w:t xml:space="preserve"> диске)</w:t>
+      </w:r>
+      <w:r>
+        <w:rPr>
+          <w:rFonts w:eastAsia="Times New Roman" w:cs="Times New Roman"/>
+          <w:sz w:val="28"/>
+          <w:szCs w:val="28"/>
+          <w:lang w:eastAsia="ru-RU"/>
+        </w:rPr>
+        <w:t>;</w:t>
+      </w:r>
+    </w:p>
+    <w:p>
+      <w:pPr>
+        <w:pStyle w:val="a5"/>
+        <w:numPr>
+          <w:ilvl w:val="0"/>
+          <w:numId w:val="44"/>
+        </w:numPr>
+        <w:tabs>
+          <w:tab w:val="left" w:pos="1701"/>
+        </w:tabs>
+        <w:ind w:left="709" w:firstLine="709"/>
+        <w:rPr>
+          <w:rFonts w:eastAsia="Times New Roman" w:cs="Times New Roman"/>
+          <w:sz w:val="28"/>
+          <w:szCs w:val="28"/>
+          <w:lang w:eastAsia="ru-RU"/>
+        </w:rPr>
+      </w:pPr>
+      <w:r>
+        <w:rPr>
+          <w:rFonts w:eastAsia="Times New Roman" w:cs="Times New Roman"/>
+          <w:sz w:val="28"/>
+          <w:szCs w:val="28"/>
+          <w:lang w:eastAsia="ru-RU"/>
+        </w:rPr>
+        <w:t xml:space="preserve">интеграция с </w:t>
+      </w:r>
+      <w:proofErr w:type="spellStart"/>
+      <w:r>
+        <w:rPr>
+          <w:rFonts w:eastAsia="Times New Roman" w:cs="Times New Roman"/>
+          <w:sz w:val="28"/>
+          <w:szCs w:val="28"/>
+          <w:lang w:eastAsia="ru-RU"/>
+        </w:rPr>
+        <w:t>google</w:t>
+      </w:r>
+      <w:proofErr w:type="spellEnd"/>
+      <w:r>
+        <w:rPr>
+          <w:rFonts w:eastAsia="Times New Roman" w:cs="Times New Roman"/>
+          <w:sz w:val="28"/>
+          <w:szCs w:val="28"/>
+          <w:lang w:eastAsia="ru-RU"/>
+        </w:rPr>
+        <w:t xml:space="preserve"> календарём — бот может создавать, редактировать и просматривать записи в </w:t>
+      </w:r>
+      <w:proofErr w:type="spellStart"/>
+      <w:r>
+        <w:rPr>
+          <w:rFonts w:eastAsia="Times New Roman" w:cs="Times New Roman"/>
+          <w:sz w:val="28"/>
+          <w:szCs w:val="28"/>
+          <w:lang w:eastAsia="ru-RU"/>
+        </w:rPr>
+        <w:t>google</w:t>
+      </w:r>
+      <w:proofErr w:type="spellEnd"/>
+      <w:r>
+        <w:rPr>
+          <w:rFonts w:eastAsia="Times New Roman" w:cs="Times New Roman"/>
+          <w:sz w:val="28"/>
+          <w:szCs w:val="28"/>
+          <w:lang w:eastAsia="ru-RU"/>
+        </w:rPr>
+        <w:t xml:space="preserve"> календаре пользователя, синхронизируя учебное расписание с привычным календарём</w:t>
+      </w:r>
+      <w:r>
+        <w:rPr>
+          <w:rFonts w:eastAsia="Times New Roman" w:cs="Times New Roman"/>
+          <w:sz w:val="28"/>
+          <w:szCs w:val="28"/>
+          <w:lang w:eastAsia="ru-RU"/>
+        </w:rPr>
+        <w:t xml:space="preserve">; </w:t>
+      </w:r>
+    </w:p>
+    <w:p>
+      <w:pPr>
+        <w:pStyle w:val="a5"/>
+        <w:numPr>
+          <w:ilvl w:val="0"/>
+          <w:numId w:val="42"/>
+        </w:numPr>
+        <w:tabs>
+          <w:tab w:val="left" w:pos="993"/>
+        </w:tabs>
+        <w:ind w:left="0" w:firstLine="709"/>
+        <w:rPr>
+          <w:rFonts w:eastAsia="Times New Roman" w:cs="Times New Roman"/>
+          <w:sz w:val="28"/>
+          <w:szCs w:val="28"/>
+          <w:lang w:eastAsia="ru-RU"/>
+        </w:rPr>
+      </w:pPr>
+      <w:r>
+        <w:rPr>
+          <w:rFonts w:eastAsia="Times New Roman" w:cs="Times New Roman"/>
+          <w:sz w:val="28"/>
+          <w:szCs w:val="28"/>
+          <w:lang w:eastAsia="ru-RU"/>
+        </w:rPr>
+        <w:t>ч</w:t>
+      </w:r>
+      <w:r>
+        <w:rPr>
+          <w:rFonts w:eastAsia="Times New Roman" w:cs="Times New Roman"/>
+          <w:sz w:val="28"/>
+          <w:szCs w:val="28"/>
+          <w:lang w:eastAsia="ru-RU"/>
+        </w:rPr>
+        <w:t>ат с ИИ-ассистентом — пользователь может общаться с ботом в свободной форме, задавать вопросы по учёбе, просить объяснить тему или подсказать, как лучше организовать подготовку</w:t>
+      </w:r>
+      <w:r>
+        <w:rPr>
+          <w:rFonts w:eastAsia="Times New Roman" w:cs="Times New Roman"/>
+          <w:sz w:val="28"/>
+          <w:szCs w:val="28"/>
+          <w:lang w:eastAsia="ru-RU"/>
+        </w:rPr>
+        <w:t>;</w:t>
+      </w:r>
+    </w:p>
+    <w:p>
+      <w:pPr>
+        <w:pStyle w:val="a5"/>
+        <w:numPr>
+          <w:ilvl w:val="0"/>
+          <w:numId w:val="42"/>
+        </w:numPr>
+        <w:tabs>
+          <w:tab w:val="left" w:pos="993"/>
+        </w:tabs>
+        <w:ind w:left="0" w:firstLine="709"/>
+        <w:rPr>
+          <w:rFonts w:eastAsia="Times New Roman" w:cs="Times New Roman"/>
+          <w:sz w:val="28"/>
+          <w:szCs w:val="28"/>
+          <w:lang w:eastAsia="ru-RU"/>
+        </w:rPr>
+      </w:pPr>
+      <w:r>
+        <w:rPr>
+          <w:rFonts w:eastAsia="Times New Roman" w:cs="Times New Roman"/>
+          <w:sz w:val="28"/>
+          <w:szCs w:val="28"/>
+          <w:lang w:eastAsia="ru-RU"/>
+        </w:rPr>
+        <w:t>а</w:t>
+      </w:r>
+      <w:r>
+        <w:rPr>
+          <w:rFonts w:eastAsia="Times New Roman" w:cs="Times New Roman"/>
+          <w:sz w:val="28"/>
+          <w:szCs w:val="28"/>
+          <w:lang w:eastAsia="ru-RU"/>
+        </w:rPr>
+        <w:t xml:space="preserve">вторизация через Google-аккаунт — доступ к функциям, требующим работы с Google-сервисами (Диск, Календарь), защищён </w:t>
+      </w:r>
+      <w:proofErr w:type="spellStart"/>
+      <w:r>
+        <w:rPr>
+          <w:rFonts w:eastAsia="Times New Roman" w:cs="Times New Roman"/>
+          <w:sz w:val="28"/>
+          <w:szCs w:val="28"/>
+          <w:lang w:eastAsia="ru-RU"/>
+        </w:rPr>
+        <w:t>OAuth</w:t>
+      </w:r>
+      <w:proofErr w:type="spellEnd"/>
+      <w:r>
+        <w:rPr>
+          <w:rFonts w:eastAsia="Times New Roman" w:cs="Times New Roman"/>
+          <w:sz w:val="28"/>
+          <w:szCs w:val="28"/>
+          <w:lang w:eastAsia="ru-RU"/>
+        </w:rPr>
+        <w:t xml:space="preserve"> 2.0. Пользователь даёт явное согласие на доступ к своим данным.</w:t>
+      </w:r>
+      <w:r>
+        <w:rPr>
+          <w:rFonts w:eastAsia="Times New Roman" w:cs="Times New Roman"/>
+          <w:sz w:val="28"/>
+          <w:szCs w:val="28"/>
+          <w:lang w:eastAsia="ru-RU"/>
+        </w:rPr>
+        <w:t xml:space="preserve"> </w:t>
+      </w:r>
+    </w:p>
+    <w:p>
+      <w:pPr>
+        <w:rPr>
+          <w:rFonts w:eastAsia="Times New Roman" w:cs="Times New Roman"/>
+          <w:sz w:val="28"/>
+          <w:szCs w:val="28"/>
+          <w:lang w:eastAsia="ru-RU"/>
+        </w:rPr>
+      </w:pPr>
+    </w:p>
+    <w:p>
+      <w:pPr>
+        <w:rPr>
+          <w:rFonts w:eastAsia="Times New Roman" w:cs="Times New Roman"/>
+          <w:sz w:val="28"/>
+          <w:szCs w:val="28"/>
+          <w:lang w:eastAsia="ru-RU"/>
+        </w:rPr>
+      </w:pPr>
+      <w:r>
+        <w:rPr>
+          <w:rFonts w:eastAsia="Times New Roman" w:cs="Times New Roman"/>
+          <w:sz w:val="28"/>
+          <w:szCs w:val="28"/>
+          <w:lang w:eastAsia="ru-RU"/>
+        </w:rPr>
+        <w:t>4.2. Ограничения</w:t>
+      </w:r>
+    </w:p>
+    <w:p>
+      <w:pPr>
         <w:rPr>
           <w:rFonts w:eastAsia="Times New Roman" w:cs="Times New Roman"/>
           <w:sz w:val="28"/>
@@ -3967,105 +4637,21 @@
           <w:lang w:eastAsia="ru-RU"/>
         </w:rPr>
         <w:lastRenderedPageBreak/>
-        <w:t>Чат с ИИ-ассистентом — пользователь может общаться с ботом в свободной форме, задавать вопросы по учёбе, просить объяснить тему или подсказать, как лучше организовать подготовку.</w:t>
-      </w:r>
-    </w:p>
-    <w:p>
-      <w:pPr>
-        <w:spacing w:after="160" w:line="259" w:lineRule="auto"/>
-        <w:rPr>
-          <w:rFonts w:eastAsia="Times New Roman" w:cs="Times New Roman"/>
-          <w:sz w:val="28"/>
-          <w:szCs w:val="28"/>
-          <w:lang w:eastAsia="ru-RU"/>
-        </w:rPr>
-      </w:pPr>
-    </w:p>
-    <w:p>
-      <w:pPr>
-        <w:spacing w:after="160" w:line="259" w:lineRule="auto"/>
-        <w:rPr>
-          <w:rFonts w:eastAsia="Times New Roman" w:cs="Times New Roman"/>
-          <w:sz w:val="28"/>
-          <w:szCs w:val="28"/>
-          <w:lang w:eastAsia="ru-RU"/>
-        </w:rPr>
-      </w:pPr>
-      <w:r>
-        <w:rPr>
-          <w:rFonts w:eastAsia="Times New Roman" w:cs="Times New Roman"/>
-          <w:sz w:val="28"/>
-          <w:szCs w:val="28"/>
-          <w:lang w:eastAsia="ru-RU"/>
-        </w:rPr>
-        <w:t>Авторизация через Google-аккаунт — доступ к функциям, требующим работы с Google-сервисами (Диск, Календарь), защищён OAuth 2.0. Пользователь даёт явное согласие на доступ к своим данным.</w:t>
-      </w:r>
-    </w:p>
-    <w:p>
-      <w:pPr>
-        <w:spacing w:after="160" w:line="259" w:lineRule="auto"/>
-        <w:rPr>
-          <w:rFonts w:eastAsia="Times New Roman" w:cs="Times New Roman"/>
-          <w:sz w:val="28"/>
-          <w:szCs w:val="28"/>
-          <w:lang w:eastAsia="ru-RU"/>
-        </w:rPr>
-      </w:pPr>
-    </w:p>
-    <w:p>
-      <w:pPr>
-        <w:spacing w:after="160" w:line="259" w:lineRule="auto"/>
-        <w:rPr>
-          <w:rFonts w:eastAsia="Times New Roman" w:cs="Times New Roman"/>
-          <w:sz w:val="28"/>
-          <w:szCs w:val="28"/>
-          <w:lang w:eastAsia="ru-RU"/>
-        </w:rPr>
-      </w:pPr>
-      <w:r>
-        <w:rPr>
-          <w:rFonts w:eastAsia="Times New Roman" w:cs="Times New Roman"/>
-          <w:sz w:val="28"/>
-          <w:szCs w:val="28"/>
-          <w:lang w:eastAsia="ru-RU"/>
-        </w:rPr>
-        <w:t>4.2. Ограничения</w:t>
-      </w:r>
-    </w:p>
-    <w:p>
-      <w:pPr>
-        <w:spacing w:after="160" w:line="259" w:lineRule="auto"/>
-        <w:rPr>
-          <w:rFonts w:eastAsia="Times New Roman" w:cs="Times New Roman"/>
-          <w:sz w:val="28"/>
-          <w:szCs w:val="28"/>
-          <w:lang w:eastAsia="ru-RU"/>
-        </w:rPr>
-      </w:pPr>
-      <w:r>
-        <w:rPr>
-          <w:rFonts w:eastAsia="Times New Roman" w:cs="Times New Roman"/>
-          <w:sz w:val="28"/>
-          <w:szCs w:val="28"/>
-          <w:lang w:eastAsia="ru-RU"/>
-        </w:rPr>
         <w:t>Несмотря на работоспособность прототипа, текущая версия имеет ряд существенных ограничений, которые необходимо учитывать:</w:t>
       </w:r>
     </w:p>
     <w:p>
       <w:pPr>
-        <w:spacing w:after="160" w:line="259" w:lineRule="auto"/>
-        <w:rPr>
-          <w:rFonts w:eastAsia="Times New Roman" w:cs="Times New Roman"/>
-          <w:sz w:val="28"/>
-          <w:szCs w:val="28"/>
-          <w:lang w:eastAsia="ru-RU"/>
-        </w:rPr>
-      </w:pPr>
-    </w:p>
-    <w:p>
-      <w:pPr>
-        <w:spacing w:after="160" w:line="259" w:lineRule="auto"/>
+        <w:rPr>
+          <w:rFonts w:eastAsia="Times New Roman" w:cs="Times New Roman"/>
+          <w:sz w:val="28"/>
+          <w:szCs w:val="28"/>
+          <w:lang w:eastAsia="ru-RU"/>
+        </w:rPr>
+      </w:pPr>
+    </w:p>
+    <w:p>
+      <w:pPr>
         <w:rPr>
           <w:rFonts w:eastAsia="Times New Roman" w:cs="Times New Roman"/>
           <w:sz w:val="28"/>
@@ -4085,38 +4671,55 @@
     </w:p>
     <w:p>
       <w:pPr>
-        <w:spacing w:after="160" w:line="259" w:lineRule="auto"/>
-        <w:rPr>
-          <w:rFonts w:eastAsia="Times New Roman" w:cs="Times New Roman"/>
-          <w:sz w:val="28"/>
-          <w:szCs w:val="28"/>
-          <w:lang w:eastAsia="ru-RU"/>
-        </w:rPr>
-      </w:pPr>
-      <w:r>
-        <w:rPr>
-          <w:rFonts w:eastAsia="Times New Roman" w:cs="Times New Roman"/>
-          <w:sz w:val="28"/>
-          <w:szCs w:val="28"/>
-          <w:lang w:eastAsia="ru-RU"/>
-        </w:rPr>
-        <w:t>Проблема: На данный момент пользоваться ботом могут только те люди, Google-почта которых была заранее добавлена разработчиком вручную. Бот не поддерживает открытую регистрацию или автоматическое добавление новых пользователей.</w:t>
-      </w:r>
-    </w:p>
-    <w:p>
-      <w:pPr>
-        <w:spacing w:after="160" w:line="259" w:lineRule="auto"/>
-        <w:rPr>
-          <w:rFonts w:eastAsia="Times New Roman" w:cs="Times New Roman"/>
-          <w:sz w:val="28"/>
-          <w:szCs w:val="28"/>
-          <w:lang w:eastAsia="ru-RU"/>
-        </w:rPr>
-      </w:pPr>
-    </w:p>
-    <w:p>
-      <w:pPr>
-        <w:spacing w:after="160" w:line="259" w:lineRule="auto"/>
+        <w:rPr>
+          <w:rFonts w:eastAsia="Times New Roman" w:cs="Times New Roman"/>
+          <w:sz w:val="28"/>
+          <w:szCs w:val="28"/>
+          <w:lang w:eastAsia="ru-RU"/>
+        </w:rPr>
+      </w:pPr>
+      <w:r>
+        <w:rPr>
+          <w:rFonts w:eastAsia="Times New Roman" w:cs="Times New Roman"/>
+          <w:sz w:val="28"/>
+          <w:szCs w:val="28"/>
+          <w:lang w:eastAsia="ru-RU"/>
+        </w:rPr>
+        <w:t>Проблема</w:t>
+      </w:r>
+      <w:proofErr w:type="gramStart"/>
+      <w:r>
+        <w:rPr>
+          <w:rFonts w:eastAsia="Times New Roman" w:cs="Times New Roman"/>
+          <w:sz w:val="28"/>
+          <w:szCs w:val="28"/>
+          <w:lang w:eastAsia="ru-RU"/>
+        </w:rPr>
+        <w:t>: На</w:t>
+      </w:r>
+      <w:proofErr w:type="gramEnd"/>
+      <w:r>
+        <w:rPr>
+          <w:rFonts w:eastAsia="Times New Roman" w:cs="Times New Roman"/>
+          <w:sz w:val="28"/>
+          <w:szCs w:val="28"/>
+          <w:lang w:eastAsia="ru-RU"/>
+        </w:rPr>
+        <w:t xml:space="preserve"> данный момент пользоваться ботом могут только те люди, Google-почта которых была заранее добавлена разработчиком вручную. Бот не поддерживает открытую регистрацию или автоматическое добавление новых пользователей.</w:t>
+      </w:r>
+    </w:p>
+    <w:p>
+      <w:pPr>
+        <w:rPr>
+          <w:rFonts w:eastAsia="Times New Roman" w:cs="Times New Roman"/>
+          <w:sz w:val="28"/>
+          <w:szCs w:val="28"/>
+          <w:lang w:eastAsia="ru-RU"/>
+        </w:rPr>
+      </w:pPr>
+    </w:p>
+    <w:p>
+      <w:pPr>
         <w:rPr>
           <w:rFonts w:eastAsia="Times New Roman" w:cs="Times New Roman"/>
           <w:sz w:val="28"/>
@@ -4136,18 +4739,16 @@
     </w:p>
     <w:p>
       <w:pPr>
-        <w:spacing w:after="160" w:line="259" w:lineRule="auto"/>
-        <w:rPr>
-          <w:rFonts w:eastAsia="Times New Roman" w:cs="Times New Roman"/>
-          <w:sz w:val="28"/>
-          <w:szCs w:val="28"/>
-          <w:lang w:eastAsia="ru-RU"/>
-        </w:rPr>
-      </w:pPr>
-    </w:p>
-    <w:p>
-      <w:pPr>
-        <w:spacing w:after="160" w:line="259" w:lineRule="auto"/>
+        <w:rPr>
+          <w:rFonts w:eastAsia="Times New Roman" w:cs="Times New Roman"/>
+          <w:sz w:val="28"/>
+          <w:szCs w:val="28"/>
+          <w:lang w:eastAsia="ru-RU"/>
+        </w:rPr>
+      </w:pPr>
+    </w:p>
+    <w:p>
+      <w:pPr>
         <w:rPr>
           <w:rFonts w:eastAsia="Times New Roman" w:cs="Times New Roman"/>
           <w:sz w:val="28"/>
@@ -4167,49 +4768,65 @@
     </w:p>
     <w:p>
       <w:pPr>
-        <w:spacing w:after="160" w:line="259" w:lineRule="auto"/>
-        <w:rPr>
-          <w:rFonts w:eastAsia="Times New Roman" w:cs="Times New Roman"/>
-          <w:sz w:val="28"/>
-          <w:szCs w:val="28"/>
-          <w:lang w:eastAsia="ru-RU"/>
-        </w:rPr>
-      </w:pPr>
-    </w:p>
-    <w:p>
-      <w:pPr>
-        <w:spacing w:after="160" w:line="259" w:lineRule="auto"/>
-        <w:rPr>
-          <w:rFonts w:eastAsia="Times New Roman" w:cs="Times New Roman"/>
-          <w:sz w:val="28"/>
-          <w:szCs w:val="28"/>
-          <w:lang w:eastAsia="ru-RU"/>
-        </w:rPr>
-      </w:pPr>
-      <w:r>
-        <w:rPr>
-          <w:rFonts w:eastAsia="Times New Roman" w:cs="Times New Roman"/>
-          <w:sz w:val="28"/>
-          <w:szCs w:val="28"/>
-          <w:lang w:eastAsia="ru-RU"/>
-        </w:rPr>
-        <w:t>Проект не может быть опубликован в открытом доступе (в VK Mini Apps или других каталогах).</w:t>
-      </w:r>
-    </w:p>
-    <w:p>
-      <w:pPr>
-        <w:spacing w:after="160" w:line="259" w:lineRule="auto"/>
-        <w:rPr>
-          <w:rFonts w:eastAsia="Times New Roman" w:cs="Times New Roman"/>
-          <w:sz w:val="28"/>
-          <w:szCs w:val="28"/>
-          <w:lang w:eastAsia="ru-RU"/>
-        </w:rPr>
-      </w:pPr>
-    </w:p>
-    <w:p>
-      <w:pPr>
-        <w:spacing w:after="160" w:line="259" w:lineRule="auto"/>
+        <w:rPr>
+          <w:rFonts w:eastAsia="Times New Roman" w:cs="Times New Roman"/>
+          <w:sz w:val="28"/>
+          <w:szCs w:val="28"/>
+          <w:lang w:eastAsia="ru-RU"/>
+        </w:rPr>
+      </w:pPr>
+    </w:p>
+    <w:p>
+      <w:pPr>
+        <w:rPr>
+          <w:rFonts w:eastAsia="Times New Roman" w:cs="Times New Roman"/>
+          <w:sz w:val="28"/>
+          <w:szCs w:val="28"/>
+          <w:lang w:eastAsia="ru-RU"/>
+        </w:rPr>
+      </w:pPr>
+      <w:r>
+        <w:rPr>
+          <w:rFonts w:eastAsia="Times New Roman" w:cs="Times New Roman"/>
+          <w:sz w:val="28"/>
+          <w:szCs w:val="28"/>
+          <w:lang w:eastAsia="ru-RU"/>
+        </w:rPr>
+        <w:t xml:space="preserve">Проект не может быть опубликован в открытом доступе (в VK Mini </w:t>
+      </w:r>
+      <w:proofErr w:type="spellStart"/>
+      <w:r>
+        <w:rPr>
+          <w:rFonts w:eastAsia="Times New Roman" w:cs="Times New Roman"/>
+          <w:sz w:val="28"/>
+          <w:szCs w:val="28"/>
+          <w:lang w:eastAsia="ru-RU"/>
+        </w:rPr>
+        <w:t>Apps</w:t>
+      </w:r>
+      <w:proofErr w:type="spellEnd"/>
+      <w:r>
+        <w:rPr>
+          <w:rFonts w:eastAsia="Times New Roman" w:cs="Times New Roman"/>
+          <w:sz w:val="28"/>
+          <w:szCs w:val="28"/>
+          <w:lang w:eastAsia="ru-RU"/>
+        </w:rPr>
+        <w:t xml:space="preserve"> или других каталогах).</w:t>
+      </w:r>
+    </w:p>
+    <w:p>
+      <w:pPr>
+        <w:rPr>
+          <w:rFonts w:eastAsia="Times New Roman" w:cs="Times New Roman"/>
+          <w:sz w:val="28"/>
+          <w:szCs w:val="28"/>
+          <w:lang w:eastAsia="ru-RU"/>
+        </w:rPr>
+      </w:pPr>
+    </w:p>
+    <w:p>
+      <w:pPr>
         <w:rPr>
           <w:rFonts w:eastAsia="Times New Roman" w:cs="Times New Roman"/>
           <w:sz w:val="28"/>
@@ -4229,49 +4846,132 @@
     </w:p>
     <w:p>
       <w:pPr>
-        <w:spacing w:after="160" w:line="259" w:lineRule="auto"/>
-        <w:rPr>
-          <w:rFonts w:eastAsia="Times New Roman" w:cs="Times New Roman"/>
-          <w:sz w:val="28"/>
-          <w:szCs w:val="28"/>
-          <w:lang w:eastAsia="ru-RU"/>
-        </w:rPr>
-      </w:pPr>
-    </w:p>
-    <w:p>
-      <w:pPr>
-        <w:spacing w:after="160" w:line="259" w:lineRule="auto"/>
-        <w:rPr>
-          <w:rFonts w:eastAsia="Times New Roman" w:cs="Times New Roman"/>
-          <w:sz w:val="28"/>
-          <w:szCs w:val="28"/>
-          <w:lang w:eastAsia="ru-RU"/>
-        </w:rPr>
-      </w:pPr>
-      <w:r>
-        <w:rPr>
-          <w:rFonts w:eastAsia="Times New Roman" w:cs="Times New Roman"/>
-          <w:sz w:val="28"/>
-          <w:szCs w:val="28"/>
-          <w:lang w:eastAsia="ru-RU"/>
-        </w:rPr>
-        <w:t>Причина: Связано с настройками доступа к Google API (режим тестирования) либо с ограничениями, наложенными при конфигурации OAuth-согласия. Google требует прохождения верификации для выхода в Production-режим.</w:t>
-      </w:r>
-    </w:p>
-    <w:p>
-      <w:pPr>
-        <w:spacing w:after="160" w:line="259" w:lineRule="auto"/>
-        <w:rPr>
-          <w:rFonts w:eastAsia="Times New Roman" w:cs="Times New Roman"/>
-          <w:sz w:val="28"/>
-          <w:szCs w:val="28"/>
-          <w:lang w:eastAsia="ru-RU"/>
-        </w:rPr>
-      </w:pPr>
-    </w:p>
-    <w:p>
-      <w:pPr>
-        <w:spacing w:after="160" w:line="259" w:lineRule="auto"/>
+        <w:rPr>
+          <w:rFonts w:eastAsia="Times New Roman" w:cs="Times New Roman"/>
+          <w:sz w:val="28"/>
+          <w:szCs w:val="28"/>
+          <w:lang w:eastAsia="ru-RU"/>
+        </w:rPr>
+      </w:pPr>
+    </w:p>
+    <w:p>
+      <w:pPr>
+        <w:rPr>
+          <w:rFonts w:eastAsia="Times New Roman" w:cs="Times New Roman"/>
+          <w:sz w:val="28"/>
+          <w:szCs w:val="28"/>
+          <w:lang w:eastAsia="ru-RU"/>
+        </w:rPr>
+      </w:pPr>
+      <w:r>
+        <w:rPr>
+          <w:rFonts w:eastAsia="Times New Roman" w:cs="Times New Roman"/>
+          <w:sz w:val="28"/>
+          <w:szCs w:val="28"/>
+          <w:lang w:eastAsia="ru-RU"/>
+        </w:rPr>
+        <w:t xml:space="preserve">Причина: Связано с настройками доступа к Google API (режим тестирования) либо с ограничениями, наложенными при конфигурации </w:t>
+      </w:r>
+      <w:proofErr w:type="spellStart"/>
+      <w:r>
+        <w:rPr>
+          <w:rFonts w:eastAsia="Times New Roman" w:cs="Times New Roman"/>
+          <w:sz w:val="28"/>
+          <w:szCs w:val="28"/>
+          <w:lang w:eastAsia="ru-RU"/>
+        </w:rPr>
+        <w:t>OAuth</w:t>
+      </w:r>
+      <w:proofErr w:type="spellEnd"/>
+      <w:r>
+        <w:rPr>
+          <w:rFonts w:eastAsia="Times New Roman" w:cs="Times New Roman"/>
+          <w:sz w:val="28"/>
+          <w:szCs w:val="28"/>
+          <w:lang w:eastAsia="ru-RU"/>
+        </w:rPr>
+        <w:t>-согласия. Google требует прохождения верификации для выхода в Production-режим.</w:t>
+      </w:r>
+    </w:p>
+    <w:p>
+      <w:pPr>
+        <w:rPr>
+          <w:rFonts w:eastAsia="Times New Roman" w:cs="Times New Roman"/>
+          <w:sz w:val="28"/>
+          <w:szCs w:val="28"/>
+          <w:lang w:eastAsia="ru-RU"/>
+        </w:rPr>
+      </w:pPr>
+    </w:p>
+    <w:p>
+      <w:pPr>
+        <w:rPr>
+          <w:rFonts w:eastAsia="Times New Roman" w:cs="Times New Roman"/>
+          <w:sz w:val="28"/>
+          <w:szCs w:val="28"/>
+          <w:lang w:eastAsia="ru-RU"/>
+        </w:rPr>
+      </w:pPr>
+      <w:r>
+        <w:rPr>
+          <w:rFonts w:eastAsia="Times New Roman" w:cs="Times New Roman"/>
+          <w:sz w:val="28"/>
+          <w:szCs w:val="28"/>
+          <w:lang w:eastAsia="ru-RU"/>
+        </w:rPr>
+        <w:t>4.2.2. Зависимость от разработчика для расширения аудитории</w:t>
+      </w:r>
+    </w:p>
+    <w:p>
+      <w:pPr>
+        <w:rPr>
+          <w:rFonts w:eastAsia="Times New Roman" w:cs="Times New Roman"/>
+          <w:sz w:val="28"/>
+          <w:szCs w:val="28"/>
+          <w:lang w:eastAsia="ru-RU"/>
+        </w:rPr>
+      </w:pPr>
+      <w:r>
+        <w:rPr>
+          <w:rFonts w:eastAsia="Times New Roman" w:cs="Times New Roman"/>
+          <w:sz w:val="28"/>
+          <w:szCs w:val="28"/>
+          <w:lang w:eastAsia="ru-RU"/>
+        </w:rPr>
+        <w:t>Любое добавление нового пользователя требует действий со стороны члена команды (внесение email-адреса в список тестовых пользователей). Это делает проект несамостоятельным с точки зрения масштабирования.</w:t>
+      </w:r>
+    </w:p>
+    <w:p>
+      <w:pPr>
+        <w:rPr>
+          <w:rFonts w:eastAsia="Times New Roman" w:cs="Times New Roman"/>
+          <w:sz w:val="28"/>
+          <w:szCs w:val="28"/>
+          <w:lang w:eastAsia="ru-RU"/>
+        </w:rPr>
+      </w:pPr>
+    </w:p>
+    <w:p>
+      <w:pPr>
+        <w:rPr>
+          <w:rFonts w:eastAsia="Times New Roman" w:cs="Times New Roman"/>
+          <w:sz w:val="28"/>
+          <w:szCs w:val="28"/>
+          <w:lang w:eastAsia="ru-RU"/>
+        </w:rPr>
+      </w:pPr>
+      <w:r>
+        <w:rPr>
+          <w:rFonts w:eastAsia="Times New Roman" w:cs="Times New Roman"/>
+          <w:sz w:val="28"/>
+          <w:szCs w:val="28"/>
+          <w:lang w:eastAsia="ru-RU"/>
+        </w:rPr>
+        <w:t>4.2.3. Другие технические ограничения (текущего прототипа)</w:t>
+      </w:r>
+    </w:p>
+    <w:p>
+      <w:pPr>
         <w:rPr>
           <w:rFonts w:eastAsia="Times New Roman" w:cs="Times New Roman"/>
           <w:sz w:val="28"/>
@@ -4287,77 +4987,6 @@
           <w:lang w:eastAsia="ru-RU"/>
         </w:rPr>
         <w:lastRenderedPageBreak/>
-        <w:t>4.2.2. Зависимость от разработчика для расширения аудитории</w:t>
-      </w:r>
-    </w:p>
-    <w:p>
-      <w:pPr>
-        <w:spacing w:after="160" w:line="259" w:lineRule="auto"/>
-        <w:rPr>
-          <w:rFonts w:eastAsia="Times New Roman" w:cs="Times New Roman"/>
-          <w:sz w:val="28"/>
-          <w:szCs w:val="28"/>
-          <w:lang w:eastAsia="ru-RU"/>
-        </w:rPr>
-      </w:pPr>
-      <w:r>
-        <w:rPr>
-          <w:rFonts w:eastAsia="Times New Roman" w:cs="Times New Roman"/>
-          <w:sz w:val="28"/>
-          <w:szCs w:val="28"/>
-          <w:lang w:eastAsia="ru-RU"/>
-        </w:rPr>
-        <w:t>Любое добавление нового пользователя требует действий со стороны члена команды (внесение email-адреса в список тестовых пользователей). Это делает проект несамостоятельным с точки зрения масштабирования.</w:t>
-      </w:r>
-    </w:p>
-    <w:p>
-      <w:pPr>
-        <w:spacing w:after="160" w:line="259" w:lineRule="auto"/>
-        <w:rPr>
-          <w:rFonts w:eastAsia="Times New Roman" w:cs="Times New Roman"/>
-          <w:sz w:val="28"/>
-          <w:szCs w:val="28"/>
-          <w:lang w:eastAsia="ru-RU"/>
-        </w:rPr>
-      </w:pPr>
-    </w:p>
-    <w:p>
-      <w:pPr>
-        <w:spacing w:after="160" w:line="259" w:lineRule="auto"/>
-        <w:rPr>
-          <w:rFonts w:eastAsia="Times New Roman" w:cs="Times New Roman"/>
-          <w:sz w:val="28"/>
-          <w:szCs w:val="28"/>
-          <w:lang w:eastAsia="ru-RU"/>
-        </w:rPr>
-      </w:pPr>
-      <w:r>
-        <w:rPr>
-          <w:rFonts w:eastAsia="Times New Roman" w:cs="Times New Roman"/>
-          <w:sz w:val="28"/>
-          <w:szCs w:val="28"/>
-          <w:lang w:eastAsia="ru-RU"/>
-        </w:rPr>
-        <w:t>4.2.3. Другие технические ограничения (текущего прототипа)</w:t>
-      </w:r>
-    </w:p>
-    <w:p>
-      <w:pPr>
-        <w:spacing w:after="160" w:line="259" w:lineRule="auto"/>
-        <w:rPr>
-          <w:rFonts w:eastAsia="Times New Roman" w:cs="Times New Roman"/>
-          <w:sz w:val="28"/>
-          <w:szCs w:val="28"/>
-          <w:lang w:eastAsia="ru-RU"/>
-        </w:rPr>
-      </w:pPr>
-      <w:r>
-        <w:rPr>
-          <w:rFonts w:eastAsia="Times New Roman" w:cs="Times New Roman"/>
-          <w:sz w:val="28"/>
-          <w:szCs w:val="28"/>
-          <w:lang w:eastAsia="ru-RU"/>
-        </w:rPr>
         <w:t>Ограничение</w:t>
       </w:r>
       <w:r>
@@ -4373,7 +5002,6 @@
     </w:p>
     <w:p>
       <w:pPr>
-        <w:spacing w:after="160" w:line="259" w:lineRule="auto"/>
         <w:rPr>
           <w:rFonts w:eastAsia="Times New Roman" w:cs="Times New Roman"/>
           <w:sz w:val="28"/>
@@ -4398,12 +5026,31 @@
           <w:lang w:eastAsia="ru-RU"/>
         </w:rPr>
         <w:tab/>
-        <w:t>Проект не имеет сайта с описанием функционала и Политикой конфиденциальности, что необходимо для прохождения верификации Google OAuth.</w:t>
-      </w:r>
-    </w:p>
-    <w:p>
-      <w:pPr>
-        <w:spacing w:after="160" w:line="259" w:lineRule="auto"/>
+        <w:t xml:space="preserve">Проект не имеет сайта с описанием функционала и Политикой конфиденциальности, что необходимо для прохождения верификации Google </w:t>
+      </w:r>
+      <w:proofErr w:type="spellStart"/>
+      <w:r>
+        <w:rPr>
+          <w:rFonts w:eastAsia="Times New Roman" w:cs="Times New Roman"/>
+          <w:sz w:val="28"/>
+          <w:szCs w:val="28"/>
+          <w:lang w:eastAsia="ru-RU"/>
+        </w:rPr>
+        <w:t>OAuth</w:t>
+      </w:r>
+      <w:proofErr w:type="spellEnd"/>
+      <w:r>
+        <w:rPr>
+          <w:rFonts w:eastAsia="Times New Roman" w:cs="Times New Roman"/>
+          <w:sz w:val="28"/>
+          <w:szCs w:val="28"/>
+          <w:lang w:eastAsia="ru-RU"/>
+        </w:rPr>
+        <w:t>.</w:t>
+      </w:r>
+    </w:p>
+    <w:p>
+      <w:pPr>
         <w:rPr>
           <w:rFonts w:eastAsia="Times New Roman" w:cs="Times New Roman"/>
           <w:sz w:val="28"/>
@@ -4428,28 +5075,58 @@
           <w:lang w:eastAsia="ru-RU"/>
         </w:rPr>
         <w:tab/>
-        <w:t>Бот требует явного подтверждения от пользователя перед выполнением некоторых операций (аналогично Telegram-версии), что снижает скорость работы.</w:t>
-      </w:r>
-    </w:p>
-    <w:p>
-      <w:pPr>
-        <w:spacing w:after="160" w:line="259" w:lineRule="auto"/>
-        <w:rPr>
-          <w:rFonts w:eastAsia="Times New Roman" w:cs="Times New Roman"/>
-          <w:sz w:val="28"/>
-          <w:szCs w:val="28"/>
-          <w:lang w:eastAsia="ru-RU"/>
-        </w:rPr>
-      </w:pPr>
-      <w:r>
-        <w:rPr>
-          <w:rFonts w:eastAsia="Times New Roman" w:cs="Times New Roman"/>
-          <w:sz w:val="28"/>
-          <w:szCs w:val="28"/>
-          <w:lang w:eastAsia="ru-RU"/>
-        </w:rPr>
-        <w:t>Требуется ручное добавление Google-почт</w:t>
-      </w:r>
+        <w:t xml:space="preserve">Бот требует явного подтверждения от пользователя перед выполнением некоторых операций (аналогично </w:t>
+      </w:r>
+      <w:proofErr w:type="spellStart"/>
+      <w:r>
+        <w:rPr>
+          <w:rFonts w:eastAsia="Times New Roman" w:cs="Times New Roman"/>
+          <w:sz w:val="28"/>
+          <w:szCs w:val="28"/>
+          <w:lang w:eastAsia="ru-RU"/>
+        </w:rPr>
+        <w:t>Telegram</w:t>
+      </w:r>
+      <w:proofErr w:type="spellEnd"/>
+      <w:r>
+        <w:rPr>
+          <w:rFonts w:eastAsia="Times New Roman" w:cs="Times New Roman"/>
+          <w:sz w:val="28"/>
+          <w:szCs w:val="28"/>
+          <w:lang w:eastAsia="ru-RU"/>
+        </w:rPr>
+        <w:t>-версии), что снижает скорость работы.</w:t>
+      </w:r>
+    </w:p>
+    <w:p>
+      <w:pPr>
+        <w:rPr>
+          <w:rFonts w:eastAsia="Times New Roman" w:cs="Times New Roman"/>
+          <w:sz w:val="28"/>
+          <w:szCs w:val="28"/>
+          <w:lang w:eastAsia="ru-RU"/>
+        </w:rPr>
+      </w:pPr>
+      <w:r>
+        <w:rPr>
+          <w:rFonts w:eastAsia="Times New Roman" w:cs="Times New Roman"/>
+          <w:sz w:val="28"/>
+          <w:szCs w:val="28"/>
+          <w:lang w:eastAsia="ru-RU"/>
+        </w:rPr>
+        <w:t xml:space="preserve">Требуется ручное добавление </w:t>
+      </w:r>
+      <w:proofErr w:type="gramStart"/>
+      <w:r>
+        <w:rPr>
+          <w:rFonts w:eastAsia="Times New Roman" w:cs="Times New Roman"/>
+          <w:sz w:val="28"/>
+          <w:szCs w:val="28"/>
+          <w:lang w:eastAsia="ru-RU"/>
+        </w:rPr>
+        <w:t>Google-почт</w:t>
+      </w:r>
+      <w:proofErr w:type="gramEnd"/>
       <w:r>
         <w:rPr>
           <w:rFonts w:eastAsia="Times New Roman" w:cs="Times New Roman"/>
@@ -4463,7 +5140,6 @@
     </w:p>
     <w:p>
       <w:pPr>
-        <w:spacing w:after="160" w:line="259" w:lineRule="auto"/>
         <w:rPr>
           <w:rFonts w:eastAsia="Times New Roman" w:cs="Times New Roman"/>
           <w:sz w:val="28"/>
@@ -4488,12 +5164,71 @@
           <w:lang w:eastAsia="ru-RU"/>
         </w:rPr>
         <w:tab/>
-        <w:t>Функция интервальных повторений (spaced repetition flashcards) пока не реализована, хотя была в изначальной концепции.</w:t>
-      </w:r>
-    </w:p>
-    <w:p>
-      <w:pPr>
-        <w:spacing w:after="160" w:line="259" w:lineRule="auto"/>
+        <w:t>Функция интервальных повторений (</w:t>
+      </w:r>
+      <w:proofErr w:type="spellStart"/>
+      <w:r>
+        <w:rPr>
+          <w:rFonts w:eastAsia="Times New Roman" w:cs="Times New Roman"/>
+          <w:sz w:val="28"/>
+          <w:szCs w:val="28"/>
+          <w:lang w:eastAsia="ru-RU"/>
+        </w:rPr>
+        <w:t>spaced</w:t>
+      </w:r>
+      <w:proofErr w:type="spellEnd"/>
+      <w:r>
+        <w:rPr>
+          <w:rFonts w:eastAsia="Times New Roman" w:cs="Times New Roman"/>
+          <w:sz w:val="28"/>
+          <w:szCs w:val="28"/>
+          <w:lang w:eastAsia="ru-RU"/>
+        </w:rPr>
+        <w:t xml:space="preserve"> </w:t>
+      </w:r>
+      <w:proofErr w:type="spellStart"/>
+      <w:r>
+        <w:rPr>
+          <w:rFonts w:eastAsia="Times New Roman" w:cs="Times New Roman"/>
+          <w:sz w:val="28"/>
+          <w:szCs w:val="28"/>
+          <w:lang w:eastAsia="ru-RU"/>
+        </w:rPr>
+        <w:t>repetition</w:t>
+      </w:r>
+      <w:proofErr w:type="spellEnd"/>
+      <w:r>
+        <w:rPr>
+          <w:rFonts w:eastAsia="Times New Roman" w:cs="Times New Roman"/>
+          <w:sz w:val="28"/>
+          <w:szCs w:val="28"/>
+          <w:lang w:eastAsia="ru-RU"/>
+        </w:rPr>
+        <w:t xml:space="preserve"> </w:t>
+      </w:r>
+      <w:proofErr w:type="spellStart"/>
+      <w:r>
+        <w:rPr>
+          <w:rFonts w:eastAsia="Times New Roman" w:cs="Times New Roman"/>
+          <w:sz w:val="28"/>
+          <w:szCs w:val="28"/>
+          <w:lang w:eastAsia="ru-RU"/>
+        </w:rPr>
+        <w:t>flashcards</w:t>
+      </w:r>
+      <w:proofErr w:type="spellEnd"/>
+      <w:r>
+        <w:rPr>
+          <w:rFonts w:eastAsia="Times New Roman" w:cs="Times New Roman"/>
+          <w:sz w:val="28"/>
+          <w:szCs w:val="28"/>
+          <w:lang w:eastAsia="ru-RU"/>
+        </w:rPr>
+        <w:t>) пока не реализована, хотя была в изначальной концепции.</w:t>
+      </w:r>
+    </w:p>
+    <w:p>
+      <w:pPr>
         <w:rPr>
           <w:rFonts w:eastAsia="Times New Roman" w:cs="Times New Roman"/>
           <w:sz w:val="28"/>
@@ -4523,7 +5258,6 @@
     </w:p>
     <w:p>
       <w:pPr>
-        <w:spacing w:after="160" w:line="259" w:lineRule="auto"/>
         <w:rPr>
           <w:rFonts w:eastAsia="Times New Roman" w:cs="Times New Roman"/>
           <w:sz w:val="28"/>
@@ -4543,38 +5277,55 @@
     </w:p>
     <w:p>
       <w:pPr>
-        <w:spacing w:after="160" w:line="259" w:lineRule="auto"/>
-        <w:rPr>
-          <w:rFonts w:eastAsia="Times New Roman" w:cs="Times New Roman"/>
-          <w:sz w:val="28"/>
-          <w:szCs w:val="28"/>
-          <w:lang w:eastAsia="ru-RU"/>
-        </w:rPr>
-      </w:pPr>
-      <w:r>
-        <w:rPr>
-          <w:rFonts w:eastAsia="Times New Roman" w:cs="Times New Roman"/>
-          <w:sz w:val="28"/>
-          <w:szCs w:val="28"/>
-          <w:lang w:eastAsia="ru-RU"/>
-        </w:rPr>
-        <w:t>Для того чтобы снять ограничение по доступу и разрешить пользоваться ботом любому желающему, необходимо выполнить требования Google, описанные в разделе «Требования к домашней странице и OAuth»:</w:t>
-      </w:r>
-    </w:p>
-    <w:p>
-      <w:pPr>
-        <w:spacing w:after="160" w:line="259" w:lineRule="auto"/>
-        <w:rPr>
-          <w:rFonts w:eastAsia="Times New Roman" w:cs="Times New Roman"/>
-          <w:sz w:val="28"/>
-          <w:szCs w:val="28"/>
-          <w:lang w:eastAsia="ru-RU"/>
-        </w:rPr>
-      </w:pPr>
-    </w:p>
-    <w:p>
-      <w:pPr>
-        <w:spacing w:after="160" w:line="259" w:lineRule="auto"/>
+        <w:rPr>
+          <w:rFonts w:eastAsia="Times New Roman" w:cs="Times New Roman"/>
+          <w:sz w:val="28"/>
+          <w:szCs w:val="28"/>
+          <w:lang w:eastAsia="ru-RU"/>
+        </w:rPr>
+      </w:pPr>
+      <w:r>
+        <w:rPr>
+          <w:rFonts w:eastAsia="Times New Roman" w:cs="Times New Roman"/>
+          <w:sz w:val="28"/>
+          <w:szCs w:val="28"/>
+          <w:lang w:eastAsia="ru-RU"/>
+        </w:rPr>
+        <w:t xml:space="preserve">Для того чтобы снять ограничение по доступу и разрешить пользоваться ботом любому желающему, необходимо выполнить требования Google, описанные в разделе «Требования к домашней странице и </w:t>
+      </w:r>
+      <w:proofErr w:type="spellStart"/>
+      <w:r>
+        <w:rPr>
+          <w:rFonts w:eastAsia="Times New Roman" w:cs="Times New Roman"/>
+          <w:sz w:val="28"/>
+          <w:szCs w:val="28"/>
+          <w:lang w:eastAsia="ru-RU"/>
+        </w:rPr>
+        <w:t>OAuth</w:t>
+      </w:r>
+      <w:proofErr w:type="spellEnd"/>
+      <w:r>
+        <w:rPr>
+          <w:rFonts w:eastAsia="Times New Roman" w:cs="Times New Roman"/>
+          <w:sz w:val="28"/>
+          <w:szCs w:val="28"/>
+          <w:lang w:eastAsia="ru-RU"/>
+        </w:rPr>
+        <w:t>»:</w:t>
+      </w:r>
+    </w:p>
+    <w:p>
+      <w:pPr>
+        <w:rPr>
+          <w:rFonts w:eastAsia="Times New Roman" w:cs="Times New Roman"/>
+          <w:sz w:val="28"/>
+          <w:szCs w:val="28"/>
+          <w:lang w:eastAsia="ru-RU"/>
+        </w:rPr>
+      </w:pPr>
+    </w:p>
+    <w:p>
+      <w:pPr>
         <w:rPr>
           <w:rFonts w:eastAsia="Times New Roman" w:cs="Times New Roman"/>
           <w:sz w:val="28"/>
@@ -4594,18 +5345,16 @@
     </w:p>
     <w:p>
       <w:pPr>
-        <w:spacing w:after="160" w:line="259" w:lineRule="auto"/>
-        <w:rPr>
-          <w:rFonts w:eastAsia="Times New Roman" w:cs="Times New Roman"/>
-          <w:sz w:val="28"/>
-          <w:szCs w:val="28"/>
-          <w:lang w:eastAsia="ru-RU"/>
-        </w:rPr>
-      </w:pPr>
-    </w:p>
-    <w:p>
-      <w:pPr>
-        <w:spacing w:after="160" w:line="259" w:lineRule="auto"/>
+        <w:rPr>
+          <w:rFonts w:eastAsia="Times New Roman" w:cs="Times New Roman"/>
+          <w:sz w:val="28"/>
+          <w:szCs w:val="28"/>
+          <w:lang w:eastAsia="ru-RU"/>
+        </w:rPr>
+      </w:pPr>
+    </w:p>
+    <w:p>
+      <w:pPr>
         <w:rPr>
           <w:rFonts w:eastAsia="Times New Roman" w:cs="Times New Roman"/>
           <w:sz w:val="28"/>
@@ -4625,18 +5374,16 @@
     </w:p>
     <w:p>
       <w:pPr>
-        <w:spacing w:after="160" w:line="259" w:lineRule="auto"/>
-        <w:rPr>
-          <w:rFonts w:eastAsia="Times New Roman" w:cs="Times New Roman"/>
-          <w:sz w:val="28"/>
-          <w:szCs w:val="28"/>
-          <w:lang w:eastAsia="ru-RU"/>
-        </w:rPr>
-      </w:pPr>
-    </w:p>
-    <w:p>
-      <w:pPr>
-        <w:spacing w:after="160" w:line="259" w:lineRule="auto"/>
+        <w:rPr>
+          <w:rFonts w:eastAsia="Times New Roman" w:cs="Times New Roman"/>
+          <w:sz w:val="28"/>
+          <w:szCs w:val="28"/>
+          <w:lang w:eastAsia="ru-RU"/>
+        </w:rPr>
+      </w:pPr>
+    </w:p>
+    <w:p>
+      <w:pPr>
         <w:rPr>
           <w:rFonts w:eastAsia="Times New Roman" w:cs="Times New Roman"/>
           <w:sz w:val="28"/>
@@ -4656,18 +5403,105 @@
     </w:p>
     <w:p>
       <w:pPr>
-        <w:spacing w:after="160" w:line="259" w:lineRule="auto"/>
-        <w:rPr>
-          <w:rFonts w:eastAsia="Times New Roman" w:cs="Times New Roman"/>
-          <w:sz w:val="28"/>
-          <w:szCs w:val="28"/>
-          <w:lang w:eastAsia="ru-RU"/>
-        </w:rPr>
-      </w:pPr>
-    </w:p>
-    <w:p>
-      <w:pPr>
-        <w:spacing w:after="160" w:line="259" w:lineRule="auto"/>
+        <w:rPr>
+          <w:rFonts w:eastAsia="Times New Roman" w:cs="Times New Roman"/>
+          <w:sz w:val="28"/>
+          <w:szCs w:val="28"/>
+          <w:lang w:eastAsia="ru-RU"/>
+        </w:rPr>
+      </w:pPr>
+    </w:p>
+    <w:p>
+      <w:pPr>
+        <w:rPr>
+          <w:rFonts w:eastAsia="Times New Roman" w:cs="Times New Roman"/>
+          <w:sz w:val="28"/>
+          <w:szCs w:val="28"/>
+          <w:lang w:eastAsia="ru-RU"/>
+        </w:rPr>
+      </w:pPr>
+      <w:r>
+        <w:rPr>
+          <w:rFonts w:eastAsia="Times New Roman" w:cs="Times New Roman"/>
+          <w:sz w:val="28"/>
+          <w:szCs w:val="28"/>
+          <w:lang w:eastAsia="ru-RU"/>
+        </w:rPr>
+        <w:t xml:space="preserve">Пройти верификацию </w:t>
+      </w:r>
+      <w:proofErr w:type="spellStart"/>
+      <w:r>
+        <w:rPr>
+          <w:rFonts w:eastAsia="Times New Roman" w:cs="Times New Roman"/>
+          <w:sz w:val="28"/>
+          <w:szCs w:val="28"/>
+          <w:lang w:eastAsia="ru-RU"/>
+        </w:rPr>
+        <w:t>OAuth</w:t>
+      </w:r>
+      <w:proofErr w:type="spellEnd"/>
+      <w:r>
+        <w:rPr>
+          <w:rFonts w:eastAsia="Times New Roman" w:cs="Times New Roman"/>
+          <w:sz w:val="28"/>
+          <w:szCs w:val="28"/>
+          <w:lang w:eastAsia="ru-RU"/>
+        </w:rPr>
+        <w:t xml:space="preserve">-экрана согласия в Google </w:t>
+      </w:r>
+      <w:proofErr w:type="spellStart"/>
+      <w:r>
+        <w:rPr>
+          <w:rFonts w:eastAsia="Times New Roman" w:cs="Times New Roman"/>
+          <w:sz w:val="28"/>
+          <w:szCs w:val="28"/>
+          <w:lang w:eastAsia="ru-RU"/>
+        </w:rPr>
+        <w:t>Cloud</w:t>
+      </w:r>
+      <w:proofErr w:type="spellEnd"/>
+      <w:r>
+        <w:rPr>
+          <w:rFonts w:eastAsia="Times New Roman" w:cs="Times New Roman"/>
+          <w:sz w:val="28"/>
+          <w:szCs w:val="28"/>
+          <w:lang w:eastAsia="ru-RU"/>
+        </w:rPr>
+        <w:t xml:space="preserve"> </w:t>
+      </w:r>
+      <w:proofErr w:type="spellStart"/>
+      <w:r>
+        <w:rPr>
+          <w:rFonts w:eastAsia="Times New Roman" w:cs="Times New Roman"/>
+          <w:sz w:val="28"/>
+          <w:szCs w:val="28"/>
+          <w:lang w:eastAsia="ru-RU"/>
+        </w:rPr>
+        <w:t>Console</w:t>
+      </w:r>
+      <w:proofErr w:type="spellEnd"/>
+      <w:r>
+        <w:rPr>
+          <w:rFonts w:eastAsia="Times New Roman" w:cs="Times New Roman"/>
+          <w:sz w:val="28"/>
+          <w:szCs w:val="28"/>
+          <w:lang w:eastAsia="ru-RU"/>
+        </w:rPr>
+        <w:t>.</w:t>
+      </w:r>
+    </w:p>
+    <w:p>
+      <w:pPr>
+        <w:rPr>
+          <w:rFonts w:eastAsia="Times New Roman" w:cs="Times New Roman"/>
+          <w:sz w:val="28"/>
+          <w:szCs w:val="28"/>
+          <w:lang w:eastAsia="ru-RU"/>
+        </w:rPr>
+      </w:pPr>
+    </w:p>
+    <w:p>
+      <w:pPr>
         <w:rPr>
           <w:rFonts w:eastAsia="Times New Roman" w:cs="Times New Roman"/>
           <w:sz w:val="28"/>
@@ -4683,54 +5517,21 @@
           <w:lang w:eastAsia="ru-RU"/>
         </w:rPr>
         <w:lastRenderedPageBreak/>
-        <w:t>Пройти верификацию OAuth-экрана согласия в Google Cloud Console.</w:t>
-      </w:r>
-    </w:p>
-    <w:p>
-      <w:pPr>
-        <w:spacing w:after="160" w:line="259" w:lineRule="auto"/>
-        <w:rPr>
-          <w:rFonts w:eastAsia="Times New Roman" w:cs="Times New Roman"/>
-          <w:sz w:val="28"/>
-          <w:szCs w:val="28"/>
-          <w:lang w:eastAsia="ru-RU"/>
-        </w:rPr>
-      </w:pPr>
-    </w:p>
-    <w:p>
-      <w:pPr>
-        <w:spacing w:after="160" w:line="259" w:lineRule="auto"/>
-        <w:rPr>
-          <w:rFonts w:eastAsia="Times New Roman" w:cs="Times New Roman"/>
-          <w:sz w:val="28"/>
-          <w:szCs w:val="28"/>
-          <w:lang w:eastAsia="ru-RU"/>
-        </w:rPr>
-      </w:pPr>
-      <w:r>
-        <w:rPr>
-          <w:rFonts w:eastAsia="Times New Roman" w:cs="Times New Roman"/>
-          <w:sz w:val="28"/>
-          <w:szCs w:val="28"/>
-          <w:lang w:eastAsia="ru-RU"/>
-        </w:rPr>
         <w:t>На текущий момент эти требования не выполнены, что и является причиной ограниченного доступа.</w:t>
       </w:r>
     </w:p>
     <w:p>
       <w:pPr>
-        <w:spacing w:after="160" w:line="259" w:lineRule="auto"/>
-        <w:rPr>
-          <w:rFonts w:eastAsia="Times New Roman" w:cs="Times New Roman"/>
-          <w:sz w:val="28"/>
-          <w:szCs w:val="28"/>
-          <w:lang w:eastAsia="ru-RU"/>
-        </w:rPr>
-      </w:pPr>
-    </w:p>
-    <w:p>
-      <w:pPr>
-        <w:spacing w:after="160" w:line="259" w:lineRule="auto"/>
+        <w:rPr>
+          <w:rFonts w:eastAsia="Times New Roman" w:cs="Times New Roman"/>
+          <w:sz w:val="28"/>
+          <w:szCs w:val="28"/>
+          <w:lang w:eastAsia="ru-RU"/>
+        </w:rPr>
+      </w:pPr>
+    </w:p>
+    <w:p>
+      <w:pPr>
         <w:rPr>
           <w:rFonts w:eastAsia="Times New Roman" w:cs="Times New Roman"/>
           <w:sz w:val="28"/>
@@ -4750,7 +5551,6 @@
     </w:p>
     <w:p>
       <w:pPr>
-        <w:spacing w:after="160" w:line="259" w:lineRule="auto"/>
         <w:rPr>
           <w:rFonts w:eastAsia="Times New Roman" w:cs="Times New Roman"/>
           <w:sz w:val="28"/>
@@ -4770,18 +5570,16 @@
     </w:p>
     <w:p>
       <w:pPr>
-        <w:spacing w:after="160" w:line="259" w:lineRule="auto"/>
-        <w:rPr>
-          <w:rFonts w:eastAsia="Times New Roman" w:cs="Times New Roman"/>
-          <w:sz w:val="28"/>
-          <w:szCs w:val="28"/>
-          <w:lang w:eastAsia="ru-RU"/>
-        </w:rPr>
-      </w:pPr>
-    </w:p>
-    <w:p>
-      <w:pPr>
-        <w:spacing w:after="160" w:line="259" w:lineRule="auto"/>
+        <w:rPr>
+          <w:rFonts w:eastAsia="Times New Roman" w:cs="Times New Roman"/>
+          <w:sz w:val="28"/>
+          <w:szCs w:val="28"/>
+          <w:lang w:eastAsia="ru-RU"/>
+        </w:rPr>
+      </w:pPr>
+    </w:p>
+    <w:p>
+      <w:pPr>
         <w:rPr>
           <w:rFonts w:eastAsia="Times New Roman" w:cs="Times New Roman"/>
           <w:sz w:val="28"/>
@@ -4801,18 +5599,16 @@
     </w:p>
     <w:p>
       <w:pPr>
-        <w:spacing w:after="160" w:line="259" w:lineRule="auto"/>
-        <w:rPr>
-          <w:rFonts w:eastAsia="Times New Roman" w:cs="Times New Roman"/>
-          <w:sz w:val="28"/>
-          <w:szCs w:val="28"/>
-          <w:lang w:eastAsia="ru-RU"/>
-        </w:rPr>
-      </w:pPr>
-    </w:p>
-    <w:p>
-      <w:pPr>
-        <w:spacing w:after="160" w:line="259" w:lineRule="auto"/>
+        <w:rPr>
+          <w:rFonts w:eastAsia="Times New Roman" w:cs="Times New Roman"/>
+          <w:sz w:val="28"/>
+          <w:szCs w:val="28"/>
+          <w:lang w:eastAsia="ru-RU"/>
+        </w:rPr>
+      </w:pPr>
+    </w:p>
+    <w:p>
+      <w:pPr>
         <w:rPr>
           <w:rFonts w:eastAsia="Times New Roman" w:cs="Times New Roman"/>
           <w:sz w:val="28"/>
@@ -4832,80 +5628,114 @@
     </w:p>
     <w:p>
       <w:pPr>
-        <w:spacing w:after="160" w:line="259" w:lineRule="auto"/>
-        <w:rPr>
-          <w:rFonts w:eastAsia="Times New Roman" w:cs="Times New Roman"/>
-          <w:sz w:val="28"/>
-          <w:szCs w:val="28"/>
-          <w:lang w:eastAsia="ru-RU"/>
-        </w:rPr>
-      </w:pPr>
-    </w:p>
-    <w:p>
-      <w:pPr>
-        <w:spacing w:after="160" w:line="259" w:lineRule="auto"/>
-        <w:rPr>
-          <w:rFonts w:eastAsia="Times New Roman" w:cs="Times New Roman"/>
-          <w:sz w:val="28"/>
-          <w:szCs w:val="28"/>
-          <w:lang w:eastAsia="ru-RU"/>
-        </w:rPr>
-      </w:pPr>
-      <w:r>
-        <w:rPr>
-          <w:rFonts w:eastAsia="Times New Roman" w:cs="Times New Roman"/>
-          <w:sz w:val="28"/>
-          <w:szCs w:val="28"/>
-          <w:lang w:eastAsia="ru-RU"/>
-        </w:rPr>
-        <w:t>Пройти верификацию OAuth-приложения в Google.</w:t>
-      </w:r>
-    </w:p>
-    <w:p>
-      <w:pPr>
-        <w:spacing w:after="160" w:line="259" w:lineRule="auto"/>
-        <w:rPr>
-          <w:rFonts w:eastAsia="Times New Roman" w:cs="Times New Roman"/>
-          <w:sz w:val="28"/>
-          <w:szCs w:val="28"/>
-          <w:lang w:eastAsia="ru-RU"/>
-        </w:rPr>
-      </w:pPr>
-    </w:p>
-    <w:p>
-      <w:pPr>
-        <w:spacing w:after="160" w:line="259" w:lineRule="auto"/>
-        <w:rPr>
-          <w:rFonts w:eastAsia="Times New Roman" w:cs="Times New Roman"/>
-          <w:sz w:val="28"/>
-          <w:szCs w:val="28"/>
-          <w:lang w:eastAsia="ru-RU"/>
-        </w:rPr>
-      </w:pPr>
-      <w:r>
-        <w:rPr>
-          <w:rFonts w:eastAsia="Times New Roman" w:cs="Times New Roman"/>
-          <w:sz w:val="28"/>
-          <w:szCs w:val="28"/>
-          <w:lang w:eastAsia="ru-RU"/>
-        </w:rPr>
-        <w:t>Добавить в бота механизм автоматической регистрации новых пользователей.</w:t>
-      </w:r>
-    </w:p>
-    <w:p>
-      <w:pPr>
-        <w:spacing w:after="160" w:line="259" w:lineRule="auto"/>
-        <w:rPr>
-          <w:rFonts w:eastAsia="Times New Roman" w:cs="Times New Roman"/>
-          <w:sz w:val="28"/>
-          <w:szCs w:val="28"/>
-          <w:lang w:eastAsia="ru-RU"/>
-        </w:rPr>
-      </w:pPr>
-    </w:p>
-    <w:p>
-      <w:pPr>
-        <w:spacing w:after="160" w:line="259" w:lineRule="auto"/>
+        <w:rPr>
+          <w:rFonts w:eastAsia="Times New Roman" w:cs="Times New Roman"/>
+          <w:sz w:val="28"/>
+          <w:szCs w:val="28"/>
+          <w:lang w:eastAsia="ru-RU"/>
+        </w:rPr>
+      </w:pPr>
+    </w:p>
+    <w:p>
+      <w:pPr>
+        <w:rPr>
+          <w:rFonts w:eastAsia="Times New Roman" w:cs="Times New Roman"/>
+          <w:sz w:val="28"/>
+          <w:szCs w:val="28"/>
+          <w:lang w:eastAsia="ru-RU"/>
+        </w:rPr>
+      </w:pPr>
+      <w:r>
+        <w:rPr>
+          <w:rFonts w:eastAsia="Times New Roman" w:cs="Times New Roman"/>
+          <w:sz w:val="28"/>
+          <w:szCs w:val="28"/>
+          <w:lang w:eastAsia="ru-RU"/>
+        </w:rPr>
+        <w:t xml:space="preserve">Пройти верификацию </w:t>
+      </w:r>
+      <w:proofErr w:type="spellStart"/>
+      <w:r>
+        <w:rPr>
+          <w:rFonts w:eastAsia="Times New Roman" w:cs="Times New Roman"/>
+          <w:sz w:val="28"/>
+          <w:szCs w:val="28"/>
+          <w:lang w:eastAsia="ru-RU"/>
+        </w:rPr>
+        <w:t>OAuth</w:t>
+      </w:r>
+      <w:proofErr w:type="spellEnd"/>
+      <w:r>
+        <w:rPr>
+          <w:rFonts w:eastAsia="Times New Roman" w:cs="Times New Roman"/>
+          <w:sz w:val="28"/>
+          <w:szCs w:val="28"/>
+          <w:lang w:eastAsia="ru-RU"/>
+        </w:rPr>
+        <w:t>-приложения в Google.</w:t>
+      </w:r>
+    </w:p>
+    <w:p>
+      <w:pPr>
+        <w:rPr>
+          <w:rFonts w:eastAsia="Times New Roman" w:cs="Times New Roman"/>
+          <w:sz w:val="28"/>
+          <w:szCs w:val="28"/>
+          <w:lang w:eastAsia="ru-RU"/>
+        </w:rPr>
+      </w:pPr>
+    </w:p>
+    <w:p>
+      <w:pPr>
+        <w:rPr>
+          <w:rFonts w:eastAsia="Times New Roman" w:cs="Times New Roman"/>
+          <w:sz w:val="28"/>
+          <w:szCs w:val="28"/>
+          <w:lang w:eastAsia="ru-RU"/>
+        </w:rPr>
+      </w:pPr>
+      <w:r>
+        <w:rPr>
+          <w:rFonts w:eastAsia="Times New Roman" w:cs="Times New Roman"/>
+          <w:sz w:val="28"/>
+          <w:szCs w:val="28"/>
+          <w:lang w:eastAsia="ru-RU"/>
+        </w:rPr>
+        <w:t xml:space="preserve">Добавить </w:t>
+      </w:r>
+      <w:proofErr w:type="gramStart"/>
+      <w:r>
+        <w:rPr>
+          <w:rFonts w:eastAsia="Times New Roman" w:cs="Times New Roman"/>
+          <w:sz w:val="28"/>
+          <w:szCs w:val="28"/>
+          <w:lang w:eastAsia="ru-RU"/>
+        </w:rPr>
+        <w:t>в бота</w:t>
+      </w:r>
+      <w:proofErr w:type="gramEnd"/>
+      <w:r>
+        <w:rPr>
+          <w:rFonts w:eastAsia="Times New Roman" w:cs="Times New Roman"/>
+          <w:sz w:val="28"/>
+          <w:szCs w:val="28"/>
+          <w:lang w:eastAsia="ru-RU"/>
+        </w:rPr>
+        <w:t xml:space="preserve"> механизм автоматической регистрации новых пользователей.</w:t>
+      </w:r>
+    </w:p>
+    <w:p>
+      <w:pPr>
+        <w:rPr>
+          <w:rFonts w:eastAsia="Times New Roman" w:cs="Times New Roman"/>
+          <w:sz w:val="28"/>
+          <w:szCs w:val="28"/>
+          <w:lang w:eastAsia="ru-RU"/>
+        </w:rPr>
+      </w:pPr>
+    </w:p>
+    <w:p>
+      <w:pPr>
         <w:rPr>
           <w:rFonts w:eastAsia="Times New Roman" w:cs="Times New Roman"/>
           <w:sz w:val="28"/>
@@ -4925,49 +5755,65 @@
     </w:p>
     <w:p>
       <w:pPr>
-        <w:spacing w:after="160" w:line="259" w:lineRule="auto"/>
-        <w:rPr>
-          <w:rFonts w:eastAsia="Times New Roman" w:cs="Times New Roman"/>
-          <w:sz w:val="28"/>
-          <w:szCs w:val="28"/>
-          <w:lang w:eastAsia="ru-RU"/>
-        </w:rPr>
-      </w:pPr>
-    </w:p>
-    <w:p>
-      <w:pPr>
-        <w:spacing w:after="160" w:line="259" w:lineRule="auto"/>
-        <w:rPr>
-          <w:rFonts w:eastAsia="Times New Roman" w:cs="Times New Roman"/>
-          <w:sz w:val="28"/>
-          <w:szCs w:val="28"/>
-          <w:lang w:eastAsia="ru-RU"/>
-        </w:rPr>
-      </w:pPr>
-      <w:r>
-        <w:rPr>
-          <w:rFonts w:eastAsia="Times New Roman" w:cs="Times New Roman"/>
-          <w:sz w:val="28"/>
-          <w:szCs w:val="28"/>
-          <w:lang w:eastAsia="ru-RU"/>
-        </w:rPr>
-        <w:t>Генерация карточек для интервального повторения (flashcards) вместо/вдобавок к саммари.</w:t>
-      </w:r>
-    </w:p>
-    <w:p>
-      <w:pPr>
-        <w:spacing w:after="160" w:line="259" w:lineRule="auto"/>
-        <w:rPr>
-          <w:rFonts w:eastAsia="Times New Roman" w:cs="Times New Roman"/>
-          <w:sz w:val="28"/>
-          <w:szCs w:val="28"/>
-          <w:lang w:eastAsia="ru-RU"/>
-        </w:rPr>
-      </w:pPr>
-    </w:p>
-    <w:p>
-      <w:pPr>
-        <w:spacing w:after="160" w:line="259" w:lineRule="auto"/>
+        <w:rPr>
+          <w:rFonts w:eastAsia="Times New Roman" w:cs="Times New Roman"/>
+          <w:sz w:val="28"/>
+          <w:szCs w:val="28"/>
+          <w:lang w:eastAsia="ru-RU"/>
+        </w:rPr>
+      </w:pPr>
+    </w:p>
+    <w:p>
+      <w:pPr>
+        <w:rPr>
+          <w:rFonts w:eastAsia="Times New Roman" w:cs="Times New Roman"/>
+          <w:sz w:val="28"/>
+          <w:szCs w:val="28"/>
+          <w:lang w:eastAsia="ru-RU"/>
+        </w:rPr>
+      </w:pPr>
+      <w:r>
+        <w:rPr>
+          <w:rFonts w:eastAsia="Times New Roman" w:cs="Times New Roman"/>
+          <w:sz w:val="28"/>
+          <w:szCs w:val="28"/>
+          <w:lang w:eastAsia="ru-RU"/>
+        </w:rPr>
+        <w:t>Генерация карточек для интервального повторения (</w:t>
+      </w:r>
+      <w:proofErr w:type="spellStart"/>
+      <w:r>
+        <w:rPr>
+          <w:rFonts w:eastAsia="Times New Roman" w:cs="Times New Roman"/>
+          <w:sz w:val="28"/>
+          <w:szCs w:val="28"/>
+          <w:lang w:eastAsia="ru-RU"/>
+        </w:rPr>
+        <w:t>flashcards</w:t>
+      </w:r>
+      <w:proofErr w:type="spellEnd"/>
+      <w:r>
+        <w:rPr>
+          <w:rFonts w:eastAsia="Times New Roman" w:cs="Times New Roman"/>
+          <w:sz w:val="28"/>
+          <w:szCs w:val="28"/>
+          <w:lang w:eastAsia="ru-RU"/>
+        </w:rPr>
+        <w:t>) вместо/вдобавок к саммари.</w:t>
+      </w:r>
+    </w:p>
+    <w:p>
+      <w:pPr>
+        <w:rPr>
+          <w:rFonts w:eastAsia="Times New Roman" w:cs="Times New Roman"/>
+          <w:sz w:val="28"/>
+          <w:szCs w:val="28"/>
+          <w:lang w:eastAsia="ru-RU"/>
+        </w:rPr>
+      </w:pPr>
+    </w:p>
+    <w:p>
+      <w:pPr>
         <w:rPr>
           <w:rFonts w:eastAsia="Times New Roman" w:cs="Times New Roman"/>
           <w:sz w:val="28"/>
@@ -4987,49 +5833,85 @@
     </w:p>
     <w:p>
       <w:pPr>
-        <w:spacing w:after="160" w:line="259" w:lineRule="auto"/>
-        <w:rPr>
-          <w:rFonts w:eastAsia="Times New Roman" w:cs="Times New Roman"/>
-          <w:sz w:val="28"/>
-          <w:szCs w:val="28"/>
-          <w:lang w:eastAsia="ru-RU"/>
-        </w:rPr>
-      </w:pPr>
-    </w:p>
-    <w:p>
-      <w:pPr>
-        <w:spacing w:after="160" w:line="259" w:lineRule="auto"/>
-        <w:rPr>
-          <w:rFonts w:eastAsia="Times New Roman" w:cs="Times New Roman"/>
-          <w:sz w:val="28"/>
-          <w:szCs w:val="28"/>
-          <w:lang w:eastAsia="ru-RU"/>
-        </w:rPr>
-      </w:pPr>
-      <w:r>
-        <w:rPr>
-          <w:rFonts w:eastAsia="Times New Roman" w:cs="Times New Roman"/>
-          <w:sz w:val="28"/>
-          <w:szCs w:val="28"/>
-          <w:lang w:eastAsia="ru-RU"/>
-        </w:rPr>
-        <w:t>Интеграция с Obsidian или Notion в дополнение к Google Диску.</w:t>
-      </w:r>
-    </w:p>
-    <w:p>
-      <w:pPr>
-        <w:spacing w:after="160" w:line="259" w:lineRule="auto"/>
-        <w:rPr>
-          <w:rFonts w:eastAsia="Times New Roman" w:cs="Times New Roman"/>
-          <w:sz w:val="28"/>
-          <w:szCs w:val="28"/>
-          <w:lang w:eastAsia="ru-RU"/>
-        </w:rPr>
-      </w:pPr>
-    </w:p>
-    <w:p>
-      <w:pPr>
-        <w:spacing w:after="160" w:line="259" w:lineRule="auto"/>
+        <w:rPr>
+          <w:rFonts w:eastAsia="Times New Roman" w:cs="Times New Roman"/>
+          <w:sz w:val="28"/>
+          <w:szCs w:val="28"/>
+          <w:lang w:eastAsia="ru-RU"/>
+        </w:rPr>
+      </w:pPr>
+    </w:p>
+    <w:p>
+      <w:pPr>
+        <w:rPr>
+          <w:rFonts w:eastAsia="Times New Roman" w:cs="Times New Roman"/>
+          <w:sz w:val="28"/>
+          <w:szCs w:val="28"/>
+          <w:lang w:eastAsia="ru-RU"/>
+        </w:rPr>
+      </w:pPr>
+      <w:r>
+        <w:rPr>
+          <w:rFonts w:eastAsia="Times New Roman" w:cs="Times New Roman"/>
+          <w:sz w:val="28"/>
+          <w:szCs w:val="28"/>
+          <w:lang w:eastAsia="ru-RU"/>
+        </w:rPr>
+        <w:t xml:space="preserve">Интеграция с </w:t>
+      </w:r>
+      <w:proofErr w:type="spellStart"/>
+      <w:r>
+        <w:rPr>
+          <w:rFonts w:eastAsia="Times New Roman" w:cs="Times New Roman"/>
+          <w:sz w:val="28"/>
+          <w:szCs w:val="28"/>
+          <w:lang w:eastAsia="ru-RU"/>
+        </w:rPr>
+        <w:t>Obsidian</w:t>
+      </w:r>
+      <w:proofErr w:type="spellEnd"/>
+      <w:r>
+        <w:rPr>
+          <w:rFonts w:eastAsia="Times New Roman" w:cs="Times New Roman"/>
+          <w:sz w:val="28"/>
+          <w:szCs w:val="28"/>
+          <w:lang w:eastAsia="ru-RU"/>
+        </w:rPr>
+        <w:t xml:space="preserve"> или </w:t>
+      </w:r>
+      <w:proofErr w:type="spellStart"/>
+      <w:r>
+        <w:rPr>
+          <w:rFonts w:eastAsia="Times New Roman" w:cs="Times New Roman"/>
+          <w:sz w:val="28"/>
+          <w:szCs w:val="28"/>
+          <w:lang w:eastAsia="ru-RU"/>
+        </w:rPr>
+        <w:t>Notion</w:t>
+      </w:r>
+      <w:proofErr w:type="spellEnd"/>
+      <w:r>
+        <w:rPr>
+          <w:rFonts w:eastAsia="Times New Roman" w:cs="Times New Roman"/>
+          <w:sz w:val="28"/>
+          <w:szCs w:val="28"/>
+          <w:lang w:eastAsia="ru-RU"/>
+        </w:rPr>
+        <w:t xml:space="preserve"> в дополнение к Google Диску.</w:t>
+      </w:r>
+    </w:p>
+    <w:p>
+      <w:pPr>
+        <w:rPr>
+          <w:rFonts w:eastAsia="Times New Roman" w:cs="Times New Roman"/>
+          <w:sz w:val="28"/>
+          <w:szCs w:val="28"/>
+          <w:lang w:eastAsia="ru-RU"/>
+        </w:rPr>
+      </w:pPr>
+    </w:p>
+    <w:p>
+      <w:pPr>
         <w:ind w:firstLine="0"/>
         <w:jc w:val="left"/>
         <w:rPr>
@@ -5046,12 +5928,12 @@
           <w:szCs w:val="28"/>
           <w:lang w:eastAsia="ru-RU"/>
         </w:rPr>
+        <w:lastRenderedPageBreak/>
         <w:br w:type="page"/>
       </w:r>
     </w:p>
     <w:p>
       <w:pPr>
-        <w:spacing w:after="160" w:line="259" w:lineRule="auto"/>
         <w:ind w:firstLine="0"/>
         <w:jc w:val="left"/>
         <w:rPr>
@@ -5105,13 +5987,21 @@
         <w:t>[</w:t>
       </w:r>
       <w:r>
-        <w:t>Электронный ресурс</w:t>
+        <w:t xml:space="preserve">Электронный </w:t>
+      </w:r>
+      <w:proofErr w:type="gramStart"/>
+      <w:r>
+        <w:t>ресурс</w:t>
       </w:r>
       <w:r>
         <w:t>]</w:t>
       </w:r>
       <w:r>
-        <w:t xml:space="preserve">  / </w:t>
+        <w:t xml:space="preserve">  /</w:t>
+      </w:r>
+      <w:proofErr w:type="gramEnd"/>
+      <w:r>
+        <w:t xml:space="preserve"> </w:t>
       </w:r>
       <w:r>
         <w:rPr>
@@ -5151,10 +6041,18 @@
         <w:t>[</w:t>
       </w:r>
       <w:r>
-        <w:t>Электронный ресурс</w:t>
-      </w:r>
-      <w:r>
-        <w:t xml:space="preserve">]  / </w:t>
+        <w:t xml:space="preserve">Электронный </w:t>
+      </w:r>
+      <w:proofErr w:type="gramStart"/>
+      <w:r>
+        <w:t>ресурс</w:t>
+      </w:r>
+      <w:r>
+        <w:t>]  /</w:t>
+      </w:r>
+      <w:proofErr w:type="gramEnd"/>
+      <w:r>
+        <w:t xml:space="preserve"> </w:t>
       </w:r>
       <w:r>
         <w:rPr>
@@ -5197,10 +6095,18 @@
         <w:t>[</w:t>
       </w:r>
       <w:r>
-        <w:t>Электронный ресурс</w:t>
-      </w:r>
-      <w:r>
-        <w:t xml:space="preserve">]  / </w:t>
+        <w:t xml:space="preserve">Электронный </w:t>
+      </w:r>
+      <w:proofErr w:type="gramStart"/>
+      <w:r>
+        <w:t>ресурс</w:t>
+      </w:r>
+      <w:r>
+        <w:t>]  /</w:t>
+      </w:r>
+      <w:proofErr w:type="gramEnd"/>
+      <w:r>
+        <w:t xml:space="preserve"> </w:t>
       </w:r>
       <w:r>
         <w:rPr>
@@ -6242,6 +7148,119 @@
     </w:lvl>
   </w:abstractNum>
   <w:abstractNum w:abstractNumId="1" w15:restartNumberingAfterBreak="0">
+    <w:nsid w:val="07143E28"/>
+    <w:multiLevelType w:val="hybridMultilevel"/>
+    <w:tmpl w:val="AD6C751C"/>
+    <w:lvl w:ilvl="0" w:tplc="0B762A4E">
+      <w:start w:val="1"/>
+      <w:numFmt w:val="bullet"/>
+      <w:lvlText w:val="‒"/>
+      <w:lvlJc w:val="left"/>
+      <w:pPr>
+        <w:ind w:left="1429" w:hanging="360"/>
+      </w:pPr>
+      <w:rPr>
+        <w:rFonts w:ascii="Times New Roman" w:hAnsi="Times New Roman" w:cs="Times New Roman" w:hint="default"/>
+      </w:rPr>
+    </w:lvl>
+    <w:lvl w:ilvl="1" w:tplc="FFFFFFFF" w:tentative="1">
+      <w:start w:val="1"/>
+      <w:numFmt w:val="bullet"/>
+      <w:lvlText w:val="o"/>
+      <w:lvlJc w:val="left"/>
+      <w:pPr>
+        <w:ind w:left="2149" w:hanging="360"/>
+      </w:pPr>
+      <w:rPr>
+        <w:rFonts w:ascii="Courier New" w:hAnsi="Courier New" w:cs="Courier New" w:hint="default"/>
+      </w:rPr>
+    </w:lvl>
+    <w:lvl w:ilvl="2" w:tplc="FFFFFFFF" w:tentative="1">
+      <w:start w:val="1"/>
+      <w:numFmt w:val="bullet"/>
+      <w:lvlText w:val=""/>
+      <w:lvlJc w:val="left"/>
+      <w:pPr>
+        <w:ind w:left="2869" w:hanging="360"/>
+      </w:pPr>
+      <w:rPr>
+        <w:rFonts w:ascii="Wingdings" w:hAnsi="Wingdings" w:hint="default"/>
+      </w:rPr>
+    </w:lvl>
+    <w:lvl w:ilvl="3" w:tplc="FFFFFFFF" w:tentative="1">
+      <w:start w:val="1"/>
+      <w:numFmt w:val="bullet"/>
+      <w:lvlText w:val=""/>
+      <w:lvlJc w:val="left"/>
+      <w:pPr>
+        <w:ind w:left="3589" w:hanging="360"/>
+      </w:pPr>
+      <w:rPr>
+        <w:rFonts w:ascii="Symbol" w:hAnsi="Symbol" w:hint="default"/>
+      </w:rPr>
+    </w:lvl>
+    <w:lvl w:ilvl="4" w:tplc="FFFFFFFF" w:tentative="1">
+      <w:start w:val="1"/>
+      <w:numFmt w:val="bullet"/>
+      <w:lvlText w:val="o"/>
+      <w:lvlJc w:val="left"/>
+      <w:pPr>
+        <w:ind w:left="4309" w:hanging="360"/>
+      </w:pPr>
+      <w:rPr>
+        <w:rFonts w:ascii="Courier New" w:hAnsi="Courier New" w:cs="Courier New" w:hint="default"/>
+      </w:rPr>
+    </w:lvl>
+    <w:lvl w:ilvl="5" w:tplc="FFFFFFFF" w:tentative="1">
+      <w:start w:val="1"/>
+      <w:numFmt w:val="bullet"/>
+      <w:lvlText w:val=""/>
+      <w:lvlJc w:val="left"/>
+      <w:pPr>
+        <w:ind w:left="5029" w:hanging="360"/>
+      </w:pPr>
+      <w:rPr>
+        <w:rFonts w:ascii="Wingdings" w:hAnsi="Wingdings" w:hint="default"/>
+      </w:rPr>
+    </w:lvl>
+    <w:lvl w:ilvl="6" w:tplc="FFFFFFFF" w:tentative="1">
+      <w:start w:val="1"/>
+      <w:numFmt w:val="bullet"/>
+      <w:lvlText w:val=""/>
+      <w:lvlJc w:val="left"/>
+      <w:pPr>
+        <w:ind w:left="5749" w:hanging="360"/>
+      </w:pPr>
+      <w:rPr>
+        <w:rFonts w:ascii="Symbol" w:hAnsi="Symbol" w:hint="default"/>
+      </w:rPr>
+    </w:lvl>
+    <w:lvl w:ilvl="7" w:tplc="FFFFFFFF" w:tentative="1">
+      <w:start w:val="1"/>
+      <w:numFmt w:val="bullet"/>
+      <w:lvlText w:val="o"/>
+      <w:lvlJc w:val="left"/>
+      <w:pPr>
+        <w:ind w:left="6469" w:hanging="360"/>
+      </w:pPr>
+      <w:rPr>
+        <w:rFonts w:ascii="Courier New" w:hAnsi="Courier New" w:cs="Courier New" w:hint="default"/>
+      </w:rPr>
+    </w:lvl>
+    <w:lvl w:ilvl="8" w:tplc="FFFFFFFF" w:tentative="1">
+      <w:start w:val="1"/>
+      <w:numFmt w:val="bullet"/>
+      <w:lvlText w:val=""/>
+      <w:lvlJc w:val="left"/>
+      <w:pPr>
+        <w:ind w:left="7189" w:hanging="360"/>
+      </w:pPr>
+      <w:rPr>
+        <w:rFonts w:ascii="Wingdings" w:hAnsi="Wingdings" w:hint="default"/>
+      </w:rPr>
+    </w:lvl>
+  </w:abstractNum>
+  <w:abstractNum w:abstractNumId="2" w15:restartNumberingAfterBreak="0">
     <w:nsid w:val="0755012C"/>
     <w:multiLevelType w:val="hybridMultilevel"/>
     <w:tmpl w:val="CABAC7F6"/>
@@ -6330,7 +7349,7 @@
       </w:pPr>
     </w:lvl>
   </w:abstractNum>
-  <w:abstractNum w:abstractNumId="2" w15:restartNumberingAfterBreak="0">
+  <w:abstractNum w:abstractNumId="3" w15:restartNumberingAfterBreak="0">
     <w:nsid w:val="0C485DB3"/>
     <w:multiLevelType w:val="hybridMultilevel"/>
     <w:tmpl w:val="DD861606"/>
@@ -6443,7 +7462,7 @@
       </w:rPr>
     </w:lvl>
   </w:abstractNum>
-  <w:abstractNum w:abstractNumId="3" w15:restartNumberingAfterBreak="0">
+  <w:abstractNum w:abstractNumId="4" w15:restartNumberingAfterBreak="0">
     <w:nsid w:val="127125F6"/>
     <w:multiLevelType w:val="hybridMultilevel"/>
     <w:tmpl w:val="11ECE2E0"/>
@@ -6584,7 +7603,7 @@
       </w:rPr>
     </w:lvl>
   </w:abstractNum>
-  <w:abstractNum w:abstractNumId="4" w15:restartNumberingAfterBreak="0">
+  <w:abstractNum w:abstractNumId="5" w15:restartNumberingAfterBreak="0">
     <w:nsid w:val="16155F01"/>
     <w:multiLevelType w:val="hybridMultilevel"/>
     <w:tmpl w:val="1F00926A"/>
@@ -6697,7 +7716,7 @@
       </w:rPr>
     </w:lvl>
   </w:abstractNum>
-  <w:abstractNum w:abstractNumId="5" w15:restartNumberingAfterBreak="0">
+  <w:abstractNum w:abstractNumId="6" w15:restartNumberingAfterBreak="0">
     <w:nsid w:val="196033F5"/>
     <w:multiLevelType w:val="hybridMultilevel"/>
     <w:tmpl w:val="219CACB2"/>
@@ -6786,7 +7805,7 @@
       </w:pPr>
     </w:lvl>
   </w:abstractNum>
-  <w:abstractNum w:abstractNumId="6" w15:restartNumberingAfterBreak="0">
+  <w:abstractNum w:abstractNumId="7" w15:restartNumberingAfterBreak="0">
     <w:nsid w:val="1E0613D9"/>
     <w:multiLevelType w:val="hybridMultilevel"/>
     <w:tmpl w:val="544C5E20"/>
@@ -6875,7 +7894,7 @@
       </w:pPr>
     </w:lvl>
   </w:abstractNum>
-  <w:abstractNum w:abstractNumId="7" w15:restartNumberingAfterBreak="0">
+  <w:abstractNum w:abstractNumId="8" w15:restartNumberingAfterBreak="0">
     <w:nsid w:val="1E170377"/>
     <w:multiLevelType w:val="hybridMultilevel"/>
     <w:tmpl w:val="43F441CC"/>
@@ -6961,7 +7980,7 @@
       </w:pPr>
     </w:lvl>
   </w:abstractNum>
-  <w:abstractNum w:abstractNumId="8" w15:restartNumberingAfterBreak="0">
+  <w:abstractNum w:abstractNumId="9" w15:restartNumberingAfterBreak="0">
     <w:nsid w:val="1FC92550"/>
     <w:multiLevelType w:val="hybridMultilevel"/>
     <w:tmpl w:val="75A2365C"/>
@@ -7050,7 +8069,7 @@
       </w:pPr>
     </w:lvl>
   </w:abstractNum>
-  <w:abstractNum w:abstractNumId="9" w15:restartNumberingAfterBreak="0">
+  <w:abstractNum w:abstractNumId="10" w15:restartNumberingAfterBreak="0">
     <w:nsid w:val="20A923A5"/>
     <w:multiLevelType w:val="hybridMultilevel"/>
     <w:tmpl w:val="852A0228"/>
@@ -7164,7 +8183,7 @@
       </w:rPr>
     </w:lvl>
   </w:abstractNum>
-  <w:abstractNum w:abstractNumId="10" w15:restartNumberingAfterBreak="0">
+  <w:abstractNum w:abstractNumId="11" w15:restartNumberingAfterBreak="0">
     <w:nsid w:val="222F0D59"/>
     <w:multiLevelType w:val="hybridMultilevel"/>
     <w:tmpl w:val="E61C47F6"/>
@@ -7250,7 +8269,7 @@
       </w:pPr>
     </w:lvl>
   </w:abstractNum>
-  <w:abstractNum w:abstractNumId="11" w15:restartNumberingAfterBreak="0">
+  <w:abstractNum w:abstractNumId="12" w15:restartNumberingAfterBreak="0">
     <w:nsid w:val="238307DF"/>
     <w:multiLevelType w:val="hybridMultilevel"/>
     <w:tmpl w:val="D2767108"/>
@@ -7339,7 +8358,7 @@
       </w:pPr>
     </w:lvl>
   </w:abstractNum>
-  <w:abstractNum w:abstractNumId="12" w15:restartNumberingAfterBreak="0">
+  <w:abstractNum w:abstractNumId="13" w15:restartNumberingAfterBreak="0">
     <w:nsid w:val="295E3D22"/>
     <w:multiLevelType w:val="hybridMultilevel"/>
     <w:tmpl w:val="B0ECFC10"/>
@@ -7459,7 +8478,7 @@
       </w:pPr>
     </w:lvl>
   </w:abstractNum>
-  <w:abstractNum w:abstractNumId="13" w15:restartNumberingAfterBreak="0">
+  <w:abstractNum w:abstractNumId="14" w15:restartNumberingAfterBreak="0">
     <w:nsid w:val="2B6B6D1A"/>
     <w:multiLevelType w:val="multilevel"/>
     <w:tmpl w:val="8D1CD424"/>
@@ -7608,7 +8627,7 @@
       </w:rPr>
     </w:lvl>
   </w:abstractNum>
-  <w:abstractNum w:abstractNumId="14" w15:restartNumberingAfterBreak="0">
+  <w:abstractNum w:abstractNumId="15" w15:restartNumberingAfterBreak="0">
     <w:nsid w:val="326175C7"/>
     <w:multiLevelType w:val="hybridMultilevel"/>
     <w:tmpl w:val="12000F44"/>
@@ -7721,7 +8740,7 @@
       </w:rPr>
     </w:lvl>
   </w:abstractNum>
-  <w:abstractNum w:abstractNumId="15" w15:restartNumberingAfterBreak="0">
+  <w:abstractNum w:abstractNumId="16" w15:restartNumberingAfterBreak="0">
     <w:nsid w:val="397C080E"/>
     <w:multiLevelType w:val="hybridMultilevel"/>
     <w:tmpl w:val="552CF48E"/>
@@ -7807,7 +8826,7 @@
       </w:pPr>
     </w:lvl>
   </w:abstractNum>
-  <w:abstractNum w:abstractNumId="16" w15:restartNumberingAfterBreak="0">
+  <w:abstractNum w:abstractNumId="17" w15:restartNumberingAfterBreak="0">
     <w:nsid w:val="3C9733B6"/>
     <w:multiLevelType w:val="hybridMultilevel"/>
     <w:tmpl w:val="F0162BD8"/>
@@ -7893,7 +8912,7 @@
       </w:pPr>
     </w:lvl>
   </w:abstractNum>
-  <w:abstractNum w:abstractNumId="17" w15:restartNumberingAfterBreak="0">
+  <w:abstractNum w:abstractNumId="18" w15:restartNumberingAfterBreak="0">
     <w:nsid w:val="3D3D02CE"/>
     <w:multiLevelType w:val="hybridMultilevel"/>
     <w:tmpl w:val="24C053DA"/>
@@ -7983,7 +9002,7 @@
       </w:pPr>
     </w:lvl>
   </w:abstractNum>
-  <w:abstractNum w:abstractNumId="18" w15:restartNumberingAfterBreak="0">
+  <w:abstractNum w:abstractNumId="19" w15:restartNumberingAfterBreak="0">
     <w:nsid w:val="3FF30A7A"/>
     <w:multiLevelType w:val="hybridMultilevel"/>
     <w:tmpl w:val="D0223DD0"/>
@@ -8073,7 +9092,7 @@
       </w:pPr>
     </w:lvl>
   </w:abstractNum>
-  <w:abstractNum w:abstractNumId="19" w15:restartNumberingAfterBreak="0">
+  <w:abstractNum w:abstractNumId="20" w15:restartNumberingAfterBreak="0">
     <w:nsid w:val="42493466"/>
     <w:multiLevelType w:val="hybridMultilevel"/>
     <w:tmpl w:val="FC1AFA50"/>
@@ -8159,7 +9178,7 @@
       </w:pPr>
     </w:lvl>
   </w:abstractNum>
-  <w:abstractNum w:abstractNumId="20" w15:restartNumberingAfterBreak="0">
+  <w:abstractNum w:abstractNumId="21" w15:restartNumberingAfterBreak="0">
     <w:nsid w:val="472524C6"/>
     <w:multiLevelType w:val="hybridMultilevel"/>
     <w:tmpl w:val="B20886E0"/>
@@ -8249,7 +9268,120 @@
       </w:pPr>
     </w:lvl>
   </w:abstractNum>
-  <w:abstractNum w:abstractNumId="21" w15:restartNumberingAfterBreak="0">
+  <w:abstractNum w:abstractNumId="22" w15:restartNumberingAfterBreak="0">
+    <w:nsid w:val="47E4330D"/>
+    <w:multiLevelType w:val="hybridMultilevel"/>
+    <w:tmpl w:val="A9CC8394"/>
+    <w:lvl w:ilvl="0" w:tplc="0B762A4E">
+      <w:start w:val="1"/>
+      <w:numFmt w:val="bullet"/>
+      <w:lvlText w:val="‒"/>
+      <w:lvlJc w:val="left"/>
+      <w:pPr>
+        <w:ind w:left="1429" w:hanging="360"/>
+      </w:pPr>
+      <w:rPr>
+        <w:rFonts w:ascii="Times New Roman" w:hAnsi="Times New Roman" w:cs="Times New Roman" w:hint="default"/>
+      </w:rPr>
+    </w:lvl>
+    <w:lvl w:ilvl="1" w:tplc="FFFFFFFF" w:tentative="1">
+      <w:start w:val="1"/>
+      <w:numFmt w:val="bullet"/>
+      <w:lvlText w:val="o"/>
+      <w:lvlJc w:val="left"/>
+      <w:pPr>
+        <w:ind w:left="2149" w:hanging="360"/>
+      </w:pPr>
+      <w:rPr>
+        <w:rFonts w:ascii="Courier New" w:hAnsi="Courier New" w:cs="Courier New" w:hint="default"/>
+      </w:rPr>
+    </w:lvl>
+    <w:lvl w:ilvl="2" w:tplc="FFFFFFFF" w:tentative="1">
+      <w:start w:val="1"/>
+      <w:numFmt w:val="bullet"/>
+      <w:lvlText w:val=""/>
+      <w:lvlJc w:val="left"/>
+      <w:pPr>
+        <w:ind w:left="2869" w:hanging="360"/>
+      </w:pPr>
+      <w:rPr>
+        <w:rFonts w:ascii="Wingdings" w:hAnsi="Wingdings" w:hint="default"/>
+      </w:rPr>
+    </w:lvl>
+    <w:lvl w:ilvl="3" w:tplc="FFFFFFFF" w:tentative="1">
+      <w:start w:val="1"/>
+      <w:numFmt w:val="bullet"/>
+      <w:lvlText w:val=""/>
+      <w:lvlJc w:val="left"/>
+      <w:pPr>
+        <w:ind w:left="3589" w:hanging="360"/>
+      </w:pPr>
+      <w:rPr>
+        <w:rFonts w:ascii="Symbol" w:hAnsi="Symbol" w:hint="default"/>
+      </w:rPr>
+    </w:lvl>
+    <w:lvl w:ilvl="4" w:tplc="FFFFFFFF" w:tentative="1">
+      <w:start w:val="1"/>
+      <w:numFmt w:val="bullet"/>
+      <w:lvlText w:val="o"/>
+      <w:lvlJc w:val="left"/>
+      <w:pPr>
+        <w:ind w:left="4309" w:hanging="360"/>
+      </w:pPr>
+      <w:rPr>
+        <w:rFonts w:ascii="Courier New" w:hAnsi="Courier New" w:cs="Courier New" w:hint="default"/>
+      </w:rPr>
+    </w:lvl>
+    <w:lvl w:ilvl="5" w:tplc="FFFFFFFF" w:tentative="1">
+      <w:start w:val="1"/>
+      <w:numFmt w:val="bullet"/>
+      <w:lvlText w:val=""/>
+      <w:lvlJc w:val="left"/>
+      <w:pPr>
+        <w:ind w:left="5029" w:hanging="360"/>
+      </w:pPr>
+      <w:rPr>
+        <w:rFonts w:ascii="Wingdings" w:hAnsi="Wingdings" w:hint="default"/>
+      </w:rPr>
+    </w:lvl>
+    <w:lvl w:ilvl="6" w:tplc="FFFFFFFF" w:tentative="1">
+      <w:start w:val="1"/>
+      <w:numFmt w:val="bullet"/>
+      <w:lvlText w:val=""/>
+      <w:lvlJc w:val="left"/>
+      <w:pPr>
+        <w:ind w:left="5749" w:hanging="360"/>
+      </w:pPr>
+      <w:rPr>
+        <w:rFonts w:ascii="Symbol" w:hAnsi="Symbol" w:hint="default"/>
+      </w:rPr>
+    </w:lvl>
+    <w:lvl w:ilvl="7" w:tplc="FFFFFFFF" w:tentative="1">
+      <w:start w:val="1"/>
+      <w:numFmt w:val="bullet"/>
+      <w:lvlText w:val="o"/>
+      <w:lvlJc w:val="left"/>
+      <w:pPr>
+        <w:ind w:left="6469" w:hanging="360"/>
+      </w:pPr>
+      <w:rPr>
+        <w:rFonts w:ascii="Courier New" w:hAnsi="Courier New" w:cs="Courier New" w:hint="default"/>
+      </w:rPr>
+    </w:lvl>
+    <w:lvl w:ilvl="8" w:tplc="FFFFFFFF" w:tentative="1">
+      <w:start w:val="1"/>
+      <w:numFmt w:val="bullet"/>
+      <w:lvlText w:val=""/>
+      <w:lvlJc w:val="left"/>
+      <w:pPr>
+        <w:ind w:left="7189" w:hanging="360"/>
+      </w:pPr>
+      <w:rPr>
+        <w:rFonts w:ascii="Wingdings" w:hAnsi="Wingdings" w:hint="default"/>
+      </w:rPr>
+    </w:lvl>
+  </w:abstractNum>
+  <w:abstractNum w:abstractNumId="23" w15:restartNumberingAfterBreak="0">
     <w:nsid w:val="49A1735E"/>
     <w:multiLevelType w:val="hybridMultilevel"/>
     <w:tmpl w:val="69BA72DC"/>
@@ -8389,7 +9521,7 @@
       </w:rPr>
     </w:lvl>
   </w:abstractNum>
-  <w:abstractNum w:abstractNumId="22" w15:restartNumberingAfterBreak="0">
+  <w:abstractNum w:abstractNumId="24" w15:restartNumberingAfterBreak="0">
     <w:nsid w:val="4C1349B2"/>
     <w:multiLevelType w:val="hybridMultilevel"/>
     <w:tmpl w:val="D6EA6A22"/>
@@ -8475,7 +9607,7 @@
       </w:pPr>
     </w:lvl>
   </w:abstractNum>
-  <w:abstractNum w:abstractNumId="23" w15:restartNumberingAfterBreak="0">
+  <w:abstractNum w:abstractNumId="25" w15:restartNumberingAfterBreak="0">
     <w:nsid w:val="4D5C7C3F"/>
     <w:multiLevelType w:val="multilevel"/>
     <w:tmpl w:val="91FCF47C"/>
@@ -8588,7 +9720,7 @@
       </w:pPr>
     </w:lvl>
   </w:abstractNum>
-  <w:abstractNum w:abstractNumId="24" w15:restartNumberingAfterBreak="0">
+  <w:abstractNum w:abstractNumId="26" w15:restartNumberingAfterBreak="0">
     <w:nsid w:val="4D893BD8"/>
     <w:multiLevelType w:val="hybridMultilevel"/>
     <w:tmpl w:val="10669E14"/>
@@ -8677,7 +9809,7 @@
       </w:pPr>
     </w:lvl>
   </w:abstractNum>
-  <w:abstractNum w:abstractNumId="25" w15:restartNumberingAfterBreak="0">
+  <w:abstractNum w:abstractNumId="27" w15:restartNumberingAfterBreak="0">
     <w:nsid w:val="4E2D6D20"/>
     <w:multiLevelType w:val="hybridMultilevel"/>
     <w:tmpl w:val="E61C47F6"/>
@@ -8763,7 +9895,7 @@
       </w:pPr>
     </w:lvl>
   </w:abstractNum>
-  <w:abstractNum w:abstractNumId="26" w15:restartNumberingAfterBreak="0">
+  <w:abstractNum w:abstractNumId="28" w15:restartNumberingAfterBreak="0">
     <w:nsid w:val="501B51FD"/>
     <w:multiLevelType w:val="hybridMultilevel"/>
     <w:tmpl w:val="5080B852"/>
@@ -8876,7 +10008,7 @@
       </w:rPr>
     </w:lvl>
   </w:abstractNum>
-  <w:abstractNum w:abstractNumId="27" w15:restartNumberingAfterBreak="0">
+  <w:abstractNum w:abstractNumId="29" w15:restartNumberingAfterBreak="0">
     <w:nsid w:val="5C8237B4"/>
     <w:multiLevelType w:val="multilevel"/>
     <w:tmpl w:val="1DB2A51C"/>
@@ -9007,7 +10139,7 @@
       </w:rPr>
     </w:lvl>
   </w:abstractNum>
-  <w:abstractNum w:abstractNumId="28" w15:restartNumberingAfterBreak="0">
+  <w:abstractNum w:abstractNumId="30" w15:restartNumberingAfterBreak="0">
     <w:nsid w:val="5D514361"/>
     <w:multiLevelType w:val="hybridMultilevel"/>
     <w:tmpl w:val="67024AC4"/>
@@ -9093,7 +10225,7 @@
       </w:pPr>
     </w:lvl>
   </w:abstractNum>
-  <w:abstractNum w:abstractNumId="29" w15:restartNumberingAfterBreak="0">
+  <w:abstractNum w:abstractNumId="31" w15:restartNumberingAfterBreak="0">
     <w:nsid w:val="5E4F5958"/>
     <w:multiLevelType w:val="hybridMultilevel"/>
     <w:tmpl w:val="6DAA9E62"/>
@@ -9183,7 +10315,7 @@
       </w:pPr>
     </w:lvl>
   </w:abstractNum>
-  <w:abstractNum w:abstractNumId="30" w15:restartNumberingAfterBreak="0">
+  <w:abstractNum w:abstractNumId="32" w15:restartNumberingAfterBreak="0">
     <w:nsid w:val="60A970A9"/>
     <w:multiLevelType w:val="hybridMultilevel"/>
     <w:tmpl w:val="F36ABF1E"/>
@@ -9269,7 +10401,7 @@
       </w:pPr>
     </w:lvl>
   </w:abstractNum>
-  <w:abstractNum w:abstractNumId="31" w15:restartNumberingAfterBreak="0">
+  <w:abstractNum w:abstractNumId="33" w15:restartNumberingAfterBreak="0">
     <w:nsid w:val="68345744"/>
     <w:multiLevelType w:val="hybridMultilevel"/>
     <w:tmpl w:val="37E24884"/>
@@ -9358,7 +10490,7 @@
       </w:pPr>
     </w:lvl>
   </w:abstractNum>
-  <w:abstractNum w:abstractNumId="32" w15:restartNumberingAfterBreak="0">
+  <w:abstractNum w:abstractNumId="34" w15:restartNumberingAfterBreak="0">
     <w:nsid w:val="6BB96402"/>
     <w:multiLevelType w:val="hybridMultilevel"/>
     <w:tmpl w:val="1F4CF88E"/>
@@ -9447,7 +10579,7 @@
       </w:pPr>
     </w:lvl>
   </w:abstractNum>
-  <w:abstractNum w:abstractNumId="33" w15:restartNumberingAfterBreak="0">
+  <w:abstractNum w:abstractNumId="35" w15:restartNumberingAfterBreak="0">
     <w:nsid w:val="6BD16E73"/>
     <w:multiLevelType w:val="hybridMultilevel"/>
     <w:tmpl w:val="F138713C"/>
@@ -9536,7 +10668,7 @@
       </w:pPr>
     </w:lvl>
   </w:abstractNum>
-  <w:abstractNum w:abstractNumId="34" w15:restartNumberingAfterBreak="0">
+  <w:abstractNum w:abstractNumId="36" w15:restartNumberingAfterBreak="0">
     <w:nsid w:val="6D48215A"/>
     <w:multiLevelType w:val="hybridMultilevel"/>
     <w:tmpl w:val="A09E6E4E"/>
@@ -9625,7 +10757,7 @@
       </w:pPr>
     </w:lvl>
   </w:abstractNum>
-  <w:abstractNum w:abstractNumId="35" w15:restartNumberingAfterBreak="0">
+  <w:abstractNum w:abstractNumId="37" w15:restartNumberingAfterBreak="0">
     <w:nsid w:val="70C1733A"/>
     <w:multiLevelType w:val="hybridMultilevel"/>
     <w:tmpl w:val="AC969144"/>
@@ -9711,7 +10843,7 @@
       </w:pPr>
     </w:lvl>
   </w:abstractNum>
-  <w:abstractNum w:abstractNumId="36" w15:restartNumberingAfterBreak="0">
+  <w:abstractNum w:abstractNumId="38" w15:restartNumberingAfterBreak="0">
     <w:nsid w:val="77DC740F"/>
     <w:multiLevelType w:val="hybridMultilevel"/>
     <w:tmpl w:val="8B8E4A6C"/>
@@ -9797,7 +10929,7 @@
       </w:pPr>
     </w:lvl>
   </w:abstractNum>
-  <w:abstractNum w:abstractNumId="37" w15:restartNumberingAfterBreak="0">
+  <w:abstractNum w:abstractNumId="39" w15:restartNumberingAfterBreak="0">
     <w:nsid w:val="78757B3E"/>
     <w:multiLevelType w:val="hybridMultilevel"/>
     <w:tmpl w:val="699AA056"/>
@@ -9910,7 +11042,7 @@
       </w:rPr>
     </w:lvl>
   </w:abstractNum>
-  <w:abstractNum w:abstractNumId="38" w15:restartNumberingAfterBreak="0">
+  <w:abstractNum w:abstractNumId="40" w15:restartNumberingAfterBreak="0">
     <w:nsid w:val="79A91D90"/>
     <w:multiLevelType w:val="hybridMultilevel"/>
     <w:tmpl w:val="CC8494EE"/>
@@ -10000,32 +11132,145 @@
       </w:pPr>
     </w:lvl>
   </w:abstractNum>
+  <w:abstractNum w:abstractNumId="41" w15:restartNumberingAfterBreak="0">
+    <w:nsid w:val="7D87039F"/>
+    <w:multiLevelType w:val="hybridMultilevel"/>
+    <w:tmpl w:val="1D4425F2"/>
+    <w:lvl w:ilvl="0" w:tplc="04190001">
+      <w:start w:val="1"/>
+      <w:numFmt w:val="bullet"/>
+      <w:lvlText w:val=""/>
+      <w:lvlJc w:val="left"/>
+      <w:pPr>
+        <w:ind w:left="1429" w:hanging="360"/>
+      </w:pPr>
+      <w:rPr>
+        <w:rFonts w:ascii="Symbol" w:hAnsi="Symbol" w:hint="default"/>
+      </w:rPr>
+    </w:lvl>
+    <w:lvl w:ilvl="1" w:tplc="04190003" w:tentative="1">
+      <w:start w:val="1"/>
+      <w:numFmt w:val="bullet"/>
+      <w:lvlText w:val="o"/>
+      <w:lvlJc w:val="left"/>
+      <w:pPr>
+        <w:ind w:left="2149" w:hanging="360"/>
+      </w:pPr>
+      <w:rPr>
+        <w:rFonts w:ascii="Courier New" w:hAnsi="Courier New" w:cs="Courier New" w:hint="default"/>
+      </w:rPr>
+    </w:lvl>
+    <w:lvl w:ilvl="2" w:tplc="04190005" w:tentative="1">
+      <w:start w:val="1"/>
+      <w:numFmt w:val="bullet"/>
+      <w:lvlText w:val=""/>
+      <w:lvlJc w:val="left"/>
+      <w:pPr>
+        <w:ind w:left="2869" w:hanging="360"/>
+      </w:pPr>
+      <w:rPr>
+        <w:rFonts w:ascii="Wingdings" w:hAnsi="Wingdings" w:hint="default"/>
+      </w:rPr>
+    </w:lvl>
+    <w:lvl w:ilvl="3" w:tplc="04190001" w:tentative="1">
+      <w:start w:val="1"/>
+      <w:numFmt w:val="bullet"/>
+      <w:lvlText w:val=""/>
+      <w:lvlJc w:val="left"/>
+      <w:pPr>
+        <w:ind w:left="3589" w:hanging="360"/>
+      </w:pPr>
+      <w:rPr>
+        <w:rFonts w:ascii="Symbol" w:hAnsi="Symbol" w:hint="default"/>
+      </w:rPr>
+    </w:lvl>
+    <w:lvl w:ilvl="4" w:tplc="04190003" w:tentative="1">
+      <w:start w:val="1"/>
+      <w:numFmt w:val="bullet"/>
+      <w:lvlText w:val="o"/>
+      <w:lvlJc w:val="left"/>
+      <w:pPr>
+        <w:ind w:left="4309" w:hanging="360"/>
+      </w:pPr>
+      <w:rPr>
+        <w:rFonts w:ascii="Courier New" w:hAnsi="Courier New" w:cs="Courier New" w:hint="default"/>
+      </w:rPr>
+    </w:lvl>
+    <w:lvl w:ilvl="5" w:tplc="04190005" w:tentative="1">
+      <w:start w:val="1"/>
+      <w:numFmt w:val="bullet"/>
+      <w:lvlText w:val=""/>
+      <w:lvlJc w:val="left"/>
+      <w:pPr>
+        <w:ind w:left="5029" w:hanging="360"/>
+      </w:pPr>
+      <w:rPr>
+        <w:rFonts w:ascii="Wingdings" w:hAnsi="Wingdings" w:hint="default"/>
+      </w:rPr>
+    </w:lvl>
+    <w:lvl w:ilvl="6" w:tplc="04190001" w:tentative="1">
+      <w:start w:val="1"/>
+      <w:numFmt w:val="bullet"/>
+      <w:lvlText w:val=""/>
+      <w:lvlJc w:val="left"/>
+      <w:pPr>
+        <w:ind w:left="5749" w:hanging="360"/>
+      </w:pPr>
+      <w:rPr>
+        <w:rFonts w:ascii="Symbol" w:hAnsi="Symbol" w:hint="default"/>
+      </w:rPr>
+    </w:lvl>
+    <w:lvl w:ilvl="7" w:tplc="04190003" w:tentative="1">
+      <w:start w:val="1"/>
+      <w:numFmt w:val="bullet"/>
+      <w:lvlText w:val="o"/>
+      <w:lvlJc w:val="left"/>
+      <w:pPr>
+        <w:ind w:left="6469" w:hanging="360"/>
+      </w:pPr>
+      <w:rPr>
+        <w:rFonts w:ascii="Courier New" w:hAnsi="Courier New" w:cs="Courier New" w:hint="default"/>
+      </w:rPr>
+    </w:lvl>
+    <w:lvl w:ilvl="8" w:tplc="04190005" w:tentative="1">
+      <w:start w:val="1"/>
+      <w:numFmt w:val="bullet"/>
+      <w:lvlText w:val=""/>
+      <w:lvlJc w:val="left"/>
+      <w:pPr>
+        <w:ind w:left="7189" w:hanging="360"/>
+      </w:pPr>
+      <w:rPr>
+        <w:rFonts w:ascii="Wingdings" w:hAnsi="Wingdings" w:hint="default"/>
+      </w:rPr>
+    </w:lvl>
+  </w:abstractNum>
   <w:num w:numId="1" w16cid:durableId="1935554178">
-    <w:abstractNumId w:val="3"/>
+    <w:abstractNumId w:val="4"/>
   </w:num>
   <w:num w:numId="2" w16cid:durableId="1602254563">
-    <w:abstractNumId w:val="12"/>
+    <w:abstractNumId w:val="13"/>
   </w:num>
   <w:num w:numId="3" w16cid:durableId="1534422852">
-    <w:abstractNumId w:val="9"/>
+    <w:abstractNumId w:val="10"/>
   </w:num>
   <w:num w:numId="4" w16cid:durableId="630669033">
-    <w:abstractNumId w:val="22"/>
+    <w:abstractNumId w:val="24"/>
   </w:num>
   <w:num w:numId="5" w16cid:durableId="1012221073">
-    <w:abstractNumId w:val="15"/>
+    <w:abstractNumId w:val="16"/>
   </w:num>
   <w:num w:numId="6" w16cid:durableId="1862816924">
-    <w:abstractNumId w:val="35"/>
+    <w:abstractNumId w:val="37"/>
   </w:num>
   <w:num w:numId="7" w16cid:durableId="1684700754">
-    <w:abstractNumId w:val="10"/>
+    <w:abstractNumId w:val="11"/>
   </w:num>
   <w:num w:numId="8" w16cid:durableId="969281964">
-    <w:abstractNumId w:val="19"/>
+    <w:abstractNumId w:val="20"/>
   </w:num>
   <w:num w:numId="9" w16cid:durableId="1235818635">
-    <w:abstractNumId w:val="27"/>
+    <w:abstractNumId w:val="29"/>
     <w:lvlOverride w:ilvl="0">
       <w:startOverride w:val="1"/>
     </w:lvlOverride>
@@ -10055,10 +11300,10 @@
     </w:lvlOverride>
   </w:num>
   <w:num w:numId="10" w16cid:durableId="11927793">
-    <w:abstractNumId w:val="27"/>
+    <w:abstractNumId w:val="29"/>
   </w:num>
   <w:num w:numId="11" w16cid:durableId="280458995">
-    <w:abstractNumId w:val="27"/>
+    <w:abstractNumId w:val="29"/>
     <w:lvlOverride w:ilvl="0">
       <w:startOverride w:val="2"/>
     </w:lvlOverride>
@@ -10088,94 +11333,103 @@
     </w:lvlOverride>
   </w:num>
   <w:num w:numId="12" w16cid:durableId="1690061569">
+    <w:abstractNumId w:val="23"/>
+  </w:num>
+  <w:num w:numId="13" w16cid:durableId="1206941393">
+    <w:abstractNumId w:val="39"/>
+  </w:num>
+  <w:num w:numId="14" w16cid:durableId="533269350">
+    <w:abstractNumId w:val="38"/>
+  </w:num>
+  <w:num w:numId="15" w16cid:durableId="1548682048">
+    <w:abstractNumId w:val="32"/>
+  </w:num>
+  <w:num w:numId="16" w16cid:durableId="1662200790">
+    <w:abstractNumId w:val="9"/>
+  </w:num>
+  <w:num w:numId="17" w16cid:durableId="1362172824">
+    <w:abstractNumId w:val="36"/>
+  </w:num>
+  <w:num w:numId="18" w16cid:durableId="695665753">
+    <w:abstractNumId w:val="26"/>
+  </w:num>
+  <w:num w:numId="19" w16cid:durableId="555897870">
+    <w:abstractNumId w:val="27"/>
+  </w:num>
+  <w:num w:numId="20" w16cid:durableId="1727952840">
+    <w:abstractNumId w:val="6"/>
+  </w:num>
+  <w:num w:numId="21" w16cid:durableId="1746802740">
+    <w:abstractNumId w:val="7"/>
+  </w:num>
+  <w:num w:numId="22" w16cid:durableId="1065907316">
+    <w:abstractNumId w:val="40"/>
+  </w:num>
+  <w:num w:numId="23" w16cid:durableId="974336932">
+    <w:abstractNumId w:val="2"/>
+  </w:num>
+  <w:num w:numId="24" w16cid:durableId="1028992004">
+    <w:abstractNumId w:val="35"/>
+  </w:num>
+  <w:num w:numId="25" w16cid:durableId="908618142">
+    <w:abstractNumId w:val="33"/>
+  </w:num>
+  <w:num w:numId="26" w16cid:durableId="163595465">
+    <w:abstractNumId w:val="5"/>
+  </w:num>
+  <w:num w:numId="27" w16cid:durableId="430973285">
+    <w:abstractNumId w:val="12"/>
+  </w:num>
+  <w:num w:numId="28" w16cid:durableId="713042631">
+    <w:abstractNumId w:val="19"/>
+  </w:num>
+  <w:num w:numId="29" w16cid:durableId="2032678708">
+    <w:abstractNumId w:val="31"/>
+  </w:num>
+  <w:num w:numId="30" w16cid:durableId="389160006">
+    <w:abstractNumId w:val="18"/>
+  </w:num>
+  <w:num w:numId="31" w16cid:durableId="1229656039">
     <w:abstractNumId w:val="21"/>
   </w:num>
-  <w:num w:numId="13" w16cid:durableId="1206941393">
-    <w:abstractNumId w:val="37"/>
-  </w:num>
-  <w:num w:numId="14" w16cid:durableId="533269350">
-    <w:abstractNumId w:val="36"/>
-  </w:num>
-  <w:num w:numId="15" w16cid:durableId="1548682048">
-    <w:abstractNumId w:val="30"/>
-  </w:num>
-  <w:num w:numId="16" w16cid:durableId="1662200790">
-    <w:abstractNumId w:val="8"/>
-  </w:num>
-  <w:num w:numId="17" w16cid:durableId="1362172824">
+  <w:num w:numId="32" w16cid:durableId="1692102492">
     <w:abstractNumId w:val="34"/>
-  </w:num>
-  <w:num w:numId="18" w16cid:durableId="695665753">
-    <w:abstractNumId w:val="24"/>
-  </w:num>
-  <w:num w:numId="19" w16cid:durableId="555897870">
-    <w:abstractNumId w:val="25"/>
-  </w:num>
-  <w:num w:numId="20" w16cid:durableId="1727952840">
-    <w:abstractNumId w:val="5"/>
-  </w:num>
-  <w:num w:numId="21" w16cid:durableId="1746802740">
-    <w:abstractNumId w:val="6"/>
-  </w:num>
-  <w:num w:numId="22" w16cid:durableId="1065907316">
-    <w:abstractNumId w:val="38"/>
-  </w:num>
-  <w:num w:numId="23" w16cid:durableId="974336932">
-    <w:abstractNumId w:val="1"/>
-  </w:num>
-  <w:num w:numId="24" w16cid:durableId="1028992004">
-    <w:abstractNumId w:val="33"/>
-  </w:num>
-  <w:num w:numId="25" w16cid:durableId="908618142">
-    <w:abstractNumId w:val="31"/>
-  </w:num>
-  <w:num w:numId="26" w16cid:durableId="163595465">
-    <w:abstractNumId w:val="4"/>
-  </w:num>
-  <w:num w:numId="27" w16cid:durableId="430973285">
-    <w:abstractNumId w:val="11"/>
-  </w:num>
-  <w:num w:numId="28" w16cid:durableId="713042631">
-    <w:abstractNumId w:val="18"/>
-  </w:num>
-  <w:num w:numId="29" w16cid:durableId="2032678708">
-    <w:abstractNumId w:val="29"/>
-  </w:num>
-  <w:num w:numId="30" w16cid:durableId="389160006">
-    <w:abstractNumId w:val="17"/>
-  </w:num>
-  <w:num w:numId="31" w16cid:durableId="1229656039">
-    <w:abstractNumId w:val="20"/>
-  </w:num>
-  <w:num w:numId="32" w16cid:durableId="1692102492">
-    <w:abstractNumId w:val="32"/>
   </w:num>
   <w:num w:numId="33" w16cid:durableId="891579650">
     <w:abstractNumId w:val="0"/>
   </w:num>
   <w:num w:numId="34" w16cid:durableId="1280844769">
+    <w:abstractNumId w:val="15"/>
+  </w:num>
+  <w:num w:numId="35" w16cid:durableId="1134102220">
+    <w:abstractNumId w:val="30"/>
+  </w:num>
+  <w:num w:numId="36" w16cid:durableId="2145154215">
+    <w:abstractNumId w:val="3"/>
+  </w:num>
+  <w:num w:numId="37" w16cid:durableId="725448616">
+    <w:abstractNumId w:val="17"/>
+  </w:num>
+  <w:num w:numId="38" w16cid:durableId="1646618732">
+    <w:abstractNumId w:val="28"/>
+  </w:num>
+  <w:num w:numId="39" w16cid:durableId="1857887940">
+    <w:abstractNumId w:val="25"/>
+  </w:num>
+  <w:num w:numId="40" w16cid:durableId="225728439">
     <w:abstractNumId w:val="14"/>
   </w:num>
-  <w:num w:numId="35" w16cid:durableId="1134102220">
-    <w:abstractNumId w:val="28"/>
+  <w:num w:numId="41" w16cid:durableId="2041395701">
+    <w:abstractNumId w:val="8"/>
   </w:num>
-  <w:num w:numId="36" w16cid:durableId="2145154215">
-    <w:abstractNumId w:val="2"/>
+  <w:num w:numId="42" w16cid:durableId="668679288">
+    <w:abstractNumId w:val="41"/>
   </w:num>
-  <w:num w:numId="37" w16cid:durableId="725448616">
-    <w:abstractNumId w:val="16"/>
+  <w:num w:numId="43" w16cid:durableId="887574084">
+    <w:abstractNumId w:val="22"/>
   </w:num>
-  <w:num w:numId="38" w16cid:durableId="1646618732">
-    <w:abstractNumId w:val="26"/>
-  </w:num>
-  <w:num w:numId="39" w16cid:durableId="1857887940">
-    <w:abstractNumId w:val="23"/>
-  </w:num>
-  <w:num w:numId="40" w16cid:durableId="225728439">
-    <w:abstractNumId w:val="13"/>
-  </w:num>
-  <w:num w:numId="41" w16cid:durableId="2041395701">
-    <w:abstractNumId w:val="7"/>
+  <w:num w:numId="44" w16cid:durableId="1245842120">
+    <w:abstractNumId w:val="1"/>
   </w:num>
   <w:numIdMacAtCleanup w:val="11"/>
 </w:numbering>

--- a/ИТ_практикум_6301_1.docx
+++ b/ИТ_практикум_6301_1.docx
@@ -2911,27 +2911,7 @@
           <w:szCs w:val="28"/>
           <w:lang w:eastAsia="ru-RU"/>
         </w:rPr>
-        <w:t xml:space="preserve"> в качестве клиентского интерфейса. Пользователь взаимодействует с ИИ-агентом </w:t>
-      </w:r>
-      <w:proofErr w:type="gramStart"/>
-      <w:r>
-        <w:rPr>
-          <w:rFonts w:eastAsia="Times New Roman" w:cs="Times New Roman"/>
-          <w:sz w:val="28"/>
-          <w:szCs w:val="28"/>
-          <w:lang w:eastAsia="ru-RU"/>
-        </w:rPr>
-        <w:t>через чат-бота</w:t>
-      </w:r>
-      <w:proofErr w:type="gramEnd"/>
-      <w:r>
-        <w:rPr>
-          <w:rFonts w:eastAsia="Times New Roman" w:cs="Times New Roman"/>
-          <w:sz w:val="28"/>
-          <w:szCs w:val="28"/>
-          <w:lang w:eastAsia="ru-RU"/>
-        </w:rPr>
-        <w:t>, который обрабатывает запросы на естественном языке, выполняет интеграцию с внешними сервисами (Google Диск) и управляет данными о конспектах и напоминаниях.</w:t>
+        <w:t xml:space="preserve"> в качестве клиентского интерфейса. Пользователь взаимодействует с ИИ-агентом через чат-бота, который обрабатывает запросы на естественном языке, выполняет интеграцию с внешними сервисами (Google Диск) и управляет данными о конспектах и напоминаниях.</w:t>
       </w:r>
       <w:r>
         <w:rPr>
@@ -3480,27 +3460,7 @@
           <w:szCs w:val="28"/>
           <w:lang w:eastAsia="ru-RU"/>
         </w:rPr>
-        <w:t xml:space="preserve">Загрузка файла: пользователь отправляет файл → бот сохраняет его </w:t>
-      </w:r>
-      <w:proofErr w:type="gramStart"/>
-      <w:r>
-        <w:rPr>
-          <w:rFonts w:eastAsia="Times New Roman" w:cs="Times New Roman"/>
-          <w:sz w:val="28"/>
-          <w:szCs w:val="28"/>
-          <w:lang w:eastAsia="ru-RU"/>
-        </w:rPr>
-        <w:t>в на</w:t>
-      </w:r>
-      <w:proofErr w:type="gramEnd"/>
-      <w:r>
-        <w:rPr>
-          <w:rFonts w:eastAsia="Times New Roman" w:cs="Times New Roman"/>
-          <w:sz w:val="28"/>
-          <w:szCs w:val="28"/>
-          <w:lang w:eastAsia="ru-RU"/>
-        </w:rPr>
-        <w:t xml:space="preserve"> Google Диске пользователя</w:t>
+        <w:t>Загрузка файла: пользователь отправляет файл → бот сохраняет его в на Google Диске пользователя</w:t>
       </w:r>
       <w:r>
         <w:rPr>
@@ -4617,7 +4577,7 @@
           <w:szCs w:val="28"/>
           <w:lang w:eastAsia="ru-RU"/>
         </w:rPr>
-        <w:t>4.2. Ограничения</w:t>
+        <w:t>Ограничения</w:t>
       </w:r>
     </w:p>
     <w:p>
@@ -4652,71 +4612,93 @@
     </w:p>
     <w:p>
       <w:pPr>
-        <w:rPr>
-          <w:rFonts w:eastAsia="Times New Roman" w:cs="Times New Roman"/>
-          <w:sz w:val="28"/>
-          <w:szCs w:val="28"/>
-          <w:lang w:eastAsia="ru-RU"/>
-        </w:rPr>
-      </w:pPr>
-      <w:r>
-        <w:rPr>
-          <w:rFonts w:eastAsia="Times New Roman" w:cs="Times New Roman"/>
-          <w:sz w:val="28"/>
-          <w:szCs w:val="28"/>
-          <w:lang w:eastAsia="ru-RU"/>
-        </w:rPr>
-        <w:t>4.2.1. Ограниченный доступ к боту</w:t>
-      </w:r>
-    </w:p>
-    <w:p>
-      <w:pPr>
-        <w:rPr>
-          <w:rFonts w:eastAsia="Times New Roman" w:cs="Times New Roman"/>
-          <w:sz w:val="28"/>
-          <w:szCs w:val="28"/>
-          <w:lang w:eastAsia="ru-RU"/>
-        </w:rPr>
-      </w:pPr>
-      <w:r>
-        <w:rPr>
-          <w:rFonts w:eastAsia="Times New Roman" w:cs="Times New Roman"/>
-          <w:sz w:val="28"/>
-          <w:szCs w:val="28"/>
-          <w:lang w:eastAsia="ru-RU"/>
-        </w:rPr>
-        <w:t>Проблема</w:t>
-      </w:r>
-      <w:proofErr w:type="gramStart"/>
-      <w:r>
-        <w:rPr>
-          <w:rFonts w:eastAsia="Times New Roman" w:cs="Times New Roman"/>
-          <w:sz w:val="28"/>
-          <w:szCs w:val="28"/>
-          <w:lang w:eastAsia="ru-RU"/>
-        </w:rPr>
-        <w:t>: На</w:t>
-      </w:r>
-      <w:proofErr w:type="gramEnd"/>
-      <w:r>
-        <w:rPr>
-          <w:rFonts w:eastAsia="Times New Roman" w:cs="Times New Roman"/>
-          <w:sz w:val="28"/>
-          <w:szCs w:val="28"/>
-          <w:lang w:eastAsia="ru-RU"/>
-        </w:rPr>
-        <w:t xml:space="preserve"> данный момент пользоваться ботом могут только те люди, Google-почта которых была заранее добавлена разработчиком вручную. Бот не поддерживает открытую регистрацию или автоматическое добавление новых пользователей.</w:t>
-      </w:r>
-    </w:p>
-    <w:p>
-      <w:pPr>
-        <w:rPr>
-          <w:rFonts w:eastAsia="Times New Roman" w:cs="Times New Roman"/>
-          <w:sz w:val="28"/>
-          <w:szCs w:val="28"/>
-          <w:lang w:eastAsia="ru-RU"/>
-        </w:rPr>
-      </w:pPr>
+        <w:pStyle w:val="a5"/>
+        <w:numPr>
+          <w:ilvl w:val="0"/>
+          <w:numId w:val="45"/>
+        </w:numPr>
+        <w:rPr>
+          <w:rFonts w:eastAsia="Times New Roman" w:cs="Times New Roman"/>
+          <w:sz w:val="28"/>
+          <w:szCs w:val="28"/>
+          <w:lang w:eastAsia="ru-RU"/>
+        </w:rPr>
+      </w:pPr>
+      <w:r>
+        <w:rPr>
+          <w:rFonts w:eastAsia="Times New Roman" w:cs="Times New Roman"/>
+          <w:sz w:val="28"/>
+          <w:szCs w:val="28"/>
+          <w:lang w:eastAsia="ru-RU"/>
+        </w:rPr>
+        <w:t>Ограниченный доступ к боту</w:t>
+      </w:r>
+    </w:p>
+    <w:p>
+      <w:pPr>
+        <w:rPr>
+          <w:rFonts w:eastAsia="Times New Roman" w:cs="Times New Roman"/>
+          <w:sz w:val="28"/>
+          <w:szCs w:val="28"/>
+          <w:lang w:eastAsia="ru-RU"/>
+        </w:rPr>
+      </w:pPr>
+      <w:r>
+        <w:rPr>
+          <w:rFonts w:eastAsia="Times New Roman" w:cs="Times New Roman"/>
+          <w:sz w:val="28"/>
+          <w:szCs w:val="28"/>
+          <w:lang w:eastAsia="ru-RU"/>
+        </w:rPr>
+        <w:t xml:space="preserve">Проблема: </w:t>
+      </w:r>
+      <w:r>
+        <w:rPr>
+          <w:rFonts w:eastAsia="Times New Roman" w:cs="Times New Roman"/>
+          <w:sz w:val="28"/>
+          <w:szCs w:val="28"/>
+          <w:lang w:eastAsia="ru-RU"/>
+        </w:rPr>
+        <w:t>н</w:t>
+      </w:r>
+      <w:r>
+        <w:rPr>
+          <w:rFonts w:eastAsia="Times New Roman" w:cs="Times New Roman"/>
+          <w:sz w:val="28"/>
+          <w:szCs w:val="28"/>
+          <w:lang w:eastAsia="ru-RU"/>
+        </w:rPr>
+        <w:t xml:space="preserve">а данный момент пользоваться ботом могут только те люди, </w:t>
+      </w:r>
+      <w:r>
+        <w:rPr>
+          <w:rFonts w:eastAsia="Times New Roman" w:cs="Times New Roman"/>
+          <w:sz w:val="28"/>
+          <w:szCs w:val="28"/>
+          <w:lang w:val="en-GB" w:eastAsia="ru-RU"/>
+        </w:rPr>
+        <w:t>g</w:t>
+      </w:r>
+      <w:proofErr w:type="spellStart"/>
+      <w:r>
+        <w:rPr>
+          <w:rFonts w:eastAsia="Times New Roman" w:cs="Times New Roman"/>
+          <w:sz w:val="28"/>
+          <w:szCs w:val="28"/>
+          <w:lang w:eastAsia="ru-RU"/>
+        </w:rPr>
+        <w:t>oogle</w:t>
+      </w:r>
+      <w:proofErr w:type="spellEnd"/>
+      <w:r>
+        <w:rPr>
+          <w:rFonts w:eastAsia="Times New Roman" w:cs="Times New Roman"/>
+          <w:sz w:val="28"/>
+          <w:szCs w:val="28"/>
+          <w:lang w:eastAsia="ru-RU"/>
+        </w:rPr>
+        <w:t>-почта которых была заранее добавлена разработчиком вручную. Бот не поддерживает открытую регистрацию или автоматическое добавление новых пользователей.</w:t>
+      </w:r>
     </w:p>
     <w:p>
       <w:pPr>
@@ -4739,60 +4721,67 @@
     </w:p>
     <w:p>
       <w:pPr>
-        <w:rPr>
-          <w:rFonts w:eastAsia="Times New Roman" w:cs="Times New Roman"/>
-          <w:sz w:val="28"/>
-          <w:szCs w:val="28"/>
-          <w:lang w:eastAsia="ru-RU"/>
-        </w:rPr>
-      </w:pPr>
-    </w:p>
-    <w:p>
-      <w:pPr>
-        <w:rPr>
-          <w:rFonts w:eastAsia="Times New Roman" w:cs="Times New Roman"/>
-          <w:sz w:val="28"/>
-          <w:szCs w:val="28"/>
-          <w:lang w:eastAsia="ru-RU"/>
-        </w:rPr>
-      </w:pPr>
-      <w:r>
-        <w:rPr>
-          <w:rFonts w:eastAsia="Times New Roman" w:cs="Times New Roman"/>
-          <w:sz w:val="28"/>
-          <w:szCs w:val="28"/>
-          <w:lang w:eastAsia="ru-RU"/>
-        </w:rPr>
-        <w:t>Невозможно провести массовое тестирование с реальными пользователями.</w:t>
-      </w:r>
-    </w:p>
-    <w:p>
-      <w:pPr>
-        <w:rPr>
-          <w:rFonts w:eastAsia="Times New Roman" w:cs="Times New Roman"/>
-          <w:sz w:val="28"/>
-          <w:szCs w:val="28"/>
-          <w:lang w:eastAsia="ru-RU"/>
-        </w:rPr>
-      </w:pPr>
-    </w:p>
-    <w:p>
-      <w:pPr>
-        <w:rPr>
-          <w:rFonts w:eastAsia="Times New Roman" w:cs="Times New Roman"/>
-          <w:sz w:val="28"/>
-          <w:szCs w:val="28"/>
-          <w:lang w:eastAsia="ru-RU"/>
-        </w:rPr>
-      </w:pPr>
-      <w:r>
-        <w:rPr>
-          <w:rFonts w:eastAsia="Times New Roman" w:cs="Times New Roman"/>
-          <w:sz w:val="28"/>
-          <w:szCs w:val="28"/>
-          <w:lang w:eastAsia="ru-RU"/>
-        </w:rPr>
-        <w:t xml:space="preserve">Проект не может быть опубликован в открытом доступе (в VK Mini </w:t>
+        <w:pStyle w:val="a5"/>
+        <w:numPr>
+          <w:ilvl w:val="0"/>
+          <w:numId w:val="46"/>
+        </w:numPr>
+        <w:tabs>
+          <w:tab w:val="left" w:pos="993"/>
+        </w:tabs>
+        <w:ind w:left="0" w:firstLine="709"/>
+        <w:rPr>
+          <w:rFonts w:eastAsia="Times New Roman" w:cs="Times New Roman"/>
+          <w:sz w:val="28"/>
+          <w:szCs w:val="28"/>
+          <w:lang w:eastAsia="ru-RU"/>
+        </w:rPr>
+      </w:pPr>
+      <w:r>
+        <w:rPr>
+          <w:rFonts w:eastAsia="Times New Roman" w:cs="Times New Roman"/>
+          <w:sz w:val="28"/>
+          <w:szCs w:val="28"/>
+          <w:lang w:eastAsia="ru-RU"/>
+        </w:rPr>
+        <w:t>невозможно провести массовое тестирование с реальными пользователями</w:t>
+      </w:r>
+      <w:r>
+        <w:rPr>
+          <w:rFonts w:eastAsia="Times New Roman" w:cs="Times New Roman"/>
+          <w:sz w:val="28"/>
+          <w:szCs w:val="28"/>
+          <w:lang w:eastAsia="ru-RU"/>
+        </w:rPr>
+        <w:t>;</w:t>
+      </w:r>
+    </w:p>
+    <w:p>
+      <w:pPr>
+        <w:pStyle w:val="a5"/>
+        <w:numPr>
+          <w:ilvl w:val="0"/>
+          <w:numId w:val="46"/>
+        </w:numPr>
+        <w:tabs>
+          <w:tab w:val="left" w:pos="993"/>
+        </w:tabs>
+        <w:ind w:left="0" w:firstLine="709"/>
+        <w:rPr>
+          <w:rFonts w:eastAsia="Times New Roman" w:cs="Times New Roman"/>
+          <w:sz w:val="28"/>
+          <w:szCs w:val="28"/>
+          <w:lang w:eastAsia="ru-RU"/>
+        </w:rPr>
+      </w:pPr>
+      <w:r>
+        <w:rPr>
+          <w:rFonts w:eastAsia="Times New Roman" w:cs="Times New Roman"/>
+          <w:sz w:val="28"/>
+          <w:szCs w:val="28"/>
+          <w:lang w:eastAsia="ru-RU"/>
+        </w:rPr>
+        <w:t xml:space="preserve">проект не может быть опубликован в открытом доступе (в </w:t>
       </w:r>
       <w:proofErr w:type="spellStart"/>
       <w:r>
@@ -4802,7 +4791,7 @@
           <w:szCs w:val="28"/>
           <w:lang w:eastAsia="ru-RU"/>
         </w:rPr>
-        <w:t>Apps</w:t>
+        <w:t>vk</w:t>
       </w:r>
       <w:proofErr w:type="spellEnd"/>
       <w:r>
@@ -4812,65 +4801,7 @@
           <w:szCs w:val="28"/>
           <w:lang w:eastAsia="ru-RU"/>
         </w:rPr>
-        <w:t xml:space="preserve"> или других каталогах).</w:t>
-      </w:r>
-    </w:p>
-    <w:p>
-      <w:pPr>
-        <w:rPr>
-          <w:rFonts w:eastAsia="Times New Roman" w:cs="Times New Roman"/>
-          <w:sz w:val="28"/>
-          <w:szCs w:val="28"/>
-          <w:lang w:eastAsia="ru-RU"/>
-        </w:rPr>
-      </w:pPr>
-    </w:p>
-    <w:p>
-      <w:pPr>
-        <w:rPr>
-          <w:rFonts w:eastAsia="Times New Roman" w:cs="Times New Roman"/>
-          <w:sz w:val="28"/>
-          <w:szCs w:val="28"/>
-          <w:lang w:eastAsia="ru-RU"/>
-        </w:rPr>
-      </w:pPr>
-      <w:r>
-        <w:rPr>
-          <w:rFonts w:eastAsia="Times New Roman" w:cs="Times New Roman"/>
-          <w:sz w:val="28"/>
-          <w:szCs w:val="28"/>
-          <w:lang w:eastAsia="ru-RU"/>
-        </w:rPr>
-        <w:t>Любой новый пользователь требует ручного вмешательства разработчика.</w:t>
-      </w:r>
-    </w:p>
-    <w:p>
-      <w:pPr>
-        <w:rPr>
-          <w:rFonts w:eastAsia="Times New Roman" w:cs="Times New Roman"/>
-          <w:sz w:val="28"/>
-          <w:szCs w:val="28"/>
-          <w:lang w:eastAsia="ru-RU"/>
-        </w:rPr>
-      </w:pPr>
-    </w:p>
-    <w:p>
-      <w:pPr>
-        <w:rPr>
-          <w:rFonts w:eastAsia="Times New Roman" w:cs="Times New Roman"/>
-          <w:sz w:val="28"/>
-          <w:szCs w:val="28"/>
-          <w:lang w:eastAsia="ru-RU"/>
-        </w:rPr>
-      </w:pPr>
-      <w:r>
-        <w:rPr>
-          <w:rFonts w:eastAsia="Times New Roman" w:cs="Times New Roman"/>
-          <w:sz w:val="28"/>
-          <w:szCs w:val="28"/>
-          <w:lang w:eastAsia="ru-RU"/>
-        </w:rPr>
-        <w:t xml:space="preserve">Причина: Связано с настройками доступа к Google API (режим тестирования) либо с ограничениями, наложенными при конфигурации </w:t>
+        <w:t xml:space="preserve"> </w:t>
       </w:r>
       <w:proofErr w:type="spellStart"/>
       <w:r>
@@ -4880,6 +4811,138 @@
           <w:szCs w:val="28"/>
           <w:lang w:eastAsia="ru-RU"/>
         </w:rPr>
+        <w:t>mini</w:t>
+      </w:r>
+      <w:proofErr w:type="spellEnd"/>
+      <w:r>
+        <w:rPr>
+          <w:rFonts w:eastAsia="Times New Roman" w:cs="Times New Roman"/>
+          <w:sz w:val="28"/>
+          <w:szCs w:val="28"/>
+          <w:lang w:eastAsia="ru-RU"/>
+        </w:rPr>
+        <w:t xml:space="preserve"> </w:t>
+      </w:r>
+      <w:proofErr w:type="spellStart"/>
+      <w:r>
+        <w:rPr>
+          <w:rFonts w:eastAsia="Times New Roman" w:cs="Times New Roman"/>
+          <w:sz w:val="28"/>
+          <w:szCs w:val="28"/>
+          <w:lang w:eastAsia="ru-RU"/>
+        </w:rPr>
+        <w:t>apps</w:t>
+      </w:r>
+      <w:proofErr w:type="spellEnd"/>
+      <w:r>
+        <w:rPr>
+          <w:rFonts w:eastAsia="Times New Roman" w:cs="Times New Roman"/>
+          <w:sz w:val="28"/>
+          <w:szCs w:val="28"/>
+          <w:lang w:eastAsia="ru-RU"/>
+        </w:rPr>
+        <w:t xml:space="preserve"> или других каталогах)</w:t>
+      </w:r>
+      <w:r>
+        <w:rPr>
+          <w:rFonts w:eastAsia="Times New Roman" w:cs="Times New Roman"/>
+          <w:sz w:val="28"/>
+          <w:szCs w:val="28"/>
+          <w:lang w:eastAsia="ru-RU"/>
+        </w:rPr>
+        <w:t>;</w:t>
+      </w:r>
+    </w:p>
+    <w:p>
+      <w:pPr>
+        <w:pStyle w:val="a5"/>
+        <w:numPr>
+          <w:ilvl w:val="0"/>
+          <w:numId w:val="46"/>
+        </w:numPr>
+        <w:tabs>
+          <w:tab w:val="left" w:pos="993"/>
+        </w:tabs>
+        <w:ind w:left="0" w:firstLine="709"/>
+        <w:rPr>
+          <w:rFonts w:eastAsia="Times New Roman" w:cs="Times New Roman"/>
+          <w:sz w:val="28"/>
+          <w:szCs w:val="28"/>
+          <w:lang w:eastAsia="ru-RU"/>
+        </w:rPr>
+      </w:pPr>
+      <w:r>
+        <w:rPr>
+          <w:rFonts w:eastAsia="Times New Roman" w:cs="Times New Roman"/>
+          <w:sz w:val="28"/>
+          <w:szCs w:val="28"/>
+          <w:lang w:eastAsia="ru-RU"/>
+        </w:rPr>
+        <w:t xml:space="preserve">любой новый пользователь требует ручного вмешательства разработчика. </w:t>
+      </w:r>
+    </w:p>
+    <w:p>
+      <w:pPr>
+        <w:rPr>
+          <w:rFonts w:eastAsia="Times New Roman" w:cs="Times New Roman"/>
+          <w:sz w:val="28"/>
+          <w:szCs w:val="28"/>
+          <w:lang w:eastAsia="ru-RU"/>
+        </w:rPr>
+      </w:pPr>
+      <w:r>
+        <w:rPr>
+          <w:rFonts w:eastAsia="Times New Roman" w:cs="Times New Roman"/>
+          <w:sz w:val="28"/>
+          <w:szCs w:val="28"/>
+          <w:lang w:eastAsia="ru-RU"/>
+        </w:rPr>
+        <w:t xml:space="preserve">Причина: </w:t>
+      </w:r>
+      <w:r>
+        <w:rPr>
+          <w:rFonts w:eastAsia="Times New Roman" w:cs="Times New Roman"/>
+          <w:sz w:val="28"/>
+          <w:szCs w:val="28"/>
+          <w:lang w:eastAsia="ru-RU"/>
+        </w:rPr>
+        <w:t>с</w:t>
+      </w:r>
+      <w:r>
+        <w:rPr>
+          <w:rFonts w:eastAsia="Times New Roman" w:cs="Times New Roman"/>
+          <w:sz w:val="28"/>
+          <w:szCs w:val="28"/>
+          <w:lang w:eastAsia="ru-RU"/>
+        </w:rPr>
+        <w:t xml:space="preserve">вязано с настройками доступа к Google API (режим тестирования) </w:t>
+      </w:r>
+      <w:r>
+        <w:rPr>
+          <w:rFonts w:eastAsia="Times New Roman" w:cs="Times New Roman"/>
+          <w:sz w:val="28"/>
+          <w:szCs w:val="28"/>
+          <w:lang w:eastAsia="ru-RU"/>
+        </w:rPr>
+        <w:t>и</w:t>
+      </w:r>
+      <w:r>
+        <w:rPr>
+          <w:rFonts w:eastAsia="Times New Roman" w:cs="Times New Roman"/>
+          <w:sz w:val="28"/>
+          <w:szCs w:val="28"/>
+          <w:lang w:eastAsia="ru-RU"/>
+        </w:rPr>
+        <w:t xml:space="preserve"> с ограничениями, наложенными при конфигурации </w:t>
+      </w:r>
+      <w:proofErr w:type="spellStart"/>
+      <w:r>
+        <w:rPr>
+          <w:rFonts w:eastAsia="Times New Roman" w:cs="Times New Roman"/>
+          <w:sz w:val="28"/>
+          <w:szCs w:val="28"/>
+          <w:lang w:eastAsia="ru-RU"/>
+        </w:rPr>
         <w:t>OAuth</w:t>
       </w:r>
       <w:proofErr w:type="spellEnd"/>
@@ -4892,34 +4955,48 @@
         </w:rPr>
         <w:t>-согласия. Google требует прохождения верификации для выхода в Production-режим.</w:t>
       </w:r>
-    </w:p>
-    <w:p>
-      <w:pPr>
-        <w:rPr>
-          <w:rFonts w:eastAsia="Times New Roman" w:cs="Times New Roman"/>
-          <w:sz w:val="28"/>
-          <w:szCs w:val="28"/>
-          <w:lang w:eastAsia="ru-RU"/>
-        </w:rPr>
-      </w:pPr>
-    </w:p>
-    <w:p>
-      <w:pPr>
-        <w:rPr>
-          <w:rFonts w:eastAsia="Times New Roman" w:cs="Times New Roman"/>
-          <w:sz w:val="28"/>
-          <w:szCs w:val="28"/>
-          <w:lang w:eastAsia="ru-RU"/>
-        </w:rPr>
-      </w:pPr>
-      <w:r>
-        <w:rPr>
-          <w:rFonts w:eastAsia="Times New Roman" w:cs="Times New Roman"/>
-          <w:sz w:val="28"/>
-          <w:szCs w:val="28"/>
-          <w:lang w:eastAsia="ru-RU"/>
-        </w:rPr>
-        <w:t>4.2.2. Зависимость от разработчика для расширения аудитории</w:t>
+      <w:r>
+        <w:rPr>
+          <w:rFonts w:eastAsia="Times New Roman" w:cs="Times New Roman"/>
+          <w:sz w:val="28"/>
+          <w:szCs w:val="28"/>
+          <w:lang w:eastAsia="ru-RU"/>
+        </w:rPr>
+        <w:t xml:space="preserve"> </w:t>
+      </w:r>
+    </w:p>
+    <w:p>
+      <w:pPr>
+        <w:rPr>
+          <w:rFonts w:eastAsia="Times New Roman" w:cs="Times New Roman"/>
+          <w:sz w:val="28"/>
+          <w:szCs w:val="28"/>
+          <w:lang w:eastAsia="ru-RU"/>
+        </w:rPr>
+      </w:pPr>
+    </w:p>
+    <w:p>
+      <w:pPr>
+        <w:pStyle w:val="a5"/>
+        <w:numPr>
+          <w:ilvl w:val="0"/>
+          <w:numId w:val="45"/>
+        </w:numPr>
+        <w:rPr>
+          <w:rFonts w:eastAsia="Times New Roman" w:cs="Times New Roman"/>
+          <w:sz w:val="28"/>
+          <w:szCs w:val="28"/>
+          <w:lang w:eastAsia="ru-RU"/>
+        </w:rPr>
+      </w:pPr>
+      <w:r>
+        <w:rPr>
+          <w:rFonts w:eastAsia="Times New Roman" w:cs="Times New Roman"/>
+          <w:sz w:val="28"/>
+          <w:szCs w:val="28"/>
+          <w:lang w:eastAsia="ru-RU"/>
+        </w:rPr>
+        <w:t>Зависимость от разработчика для расширения аудитории</w:t>
       </w:r>
     </w:p>
     <w:p>
@@ -4953,25 +5030,115 @@
     </w:p>
     <w:p>
       <w:pPr>
-        <w:rPr>
-          <w:rFonts w:eastAsia="Times New Roman" w:cs="Times New Roman"/>
-          <w:sz w:val="28"/>
-          <w:szCs w:val="28"/>
-          <w:lang w:eastAsia="ru-RU"/>
-        </w:rPr>
-      </w:pPr>
-      <w:r>
-        <w:rPr>
-          <w:rFonts w:eastAsia="Times New Roman" w:cs="Times New Roman"/>
-          <w:sz w:val="28"/>
-          <w:szCs w:val="28"/>
-          <w:lang w:eastAsia="ru-RU"/>
-        </w:rPr>
-        <w:t>4.2.3. Другие технические ограничения (текущего прототипа)</w:t>
-      </w:r>
-    </w:p>
-    <w:p>
-      <w:pPr>
+        <w:pStyle w:val="a5"/>
+        <w:numPr>
+          <w:ilvl w:val="0"/>
+          <w:numId w:val="45"/>
+        </w:numPr>
+        <w:rPr>
+          <w:rFonts w:eastAsia="Times New Roman" w:cs="Times New Roman"/>
+          <w:sz w:val="28"/>
+          <w:szCs w:val="28"/>
+          <w:lang w:eastAsia="ru-RU"/>
+        </w:rPr>
+      </w:pPr>
+      <w:r>
+        <w:rPr>
+          <w:rFonts w:eastAsia="Times New Roman" w:cs="Times New Roman"/>
+          <w:sz w:val="28"/>
+          <w:szCs w:val="28"/>
+          <w:lang w:eastAsia="ru-RU"/>
+        </w:rPr>
+        <w:t>Соответствие требованиям Google (для выхода в публичный доступ)</w:t>
+      </w:r>
+    </w:p>
+    <w:p>
+      <w:pPr>
+        <w:rPr>
+          <w:rFonts w:eastAsia="Times New Roman" w:cs="Times New Roman"/>
+          <w:sz w:val="28"/>
+          <w:szCs w:val="28"/>
+          <w:lang w:eastAsia="ru-RU"/>
+        </w:rPr>
+      </w:pPr>
+      <w:r>
+        <w:rPr>
+          <w:rFonts w:eastAsia="Times New Roman" w:cs="Times New Roman"/>
+          <w:sz w:val="28"/>
+          <w:szCs w:val="28"/>
+          <w:lang w:eastAsia="ru-RU"/>
+        </w:rPr>
+        <w:t xml:space="preserve">Для того чтобы снять ограничение по доступу и разрешить пользоваться ботом любому желающему, необходимо выполнить требования Google, описанные в разделе «Требования к домашней странице и </w:t>
+      </w:r>
+      <w:proofErr w:type="spellStart"/>
+      <w:r>
+        <w:rPr>
+          <w:rFonts w:eastAsia="Times New Roman" w:cs="Times New Roman"/>
+          <w:sz w:val="28"/>
+          <w:szCs w:val="28"/>
+          <w:lang w:eastAsia="ru-RU"/>
+        </w:rPr>
+        <w:t>OAuth</w:t>
+      </w:r>
+      <w:proofErr w:type="spellEnd"/>
+      <w:r>
+        <w:rPr>
+          <w:rFonts w:eastAsia="Times New Roman" w:cs="Times New Roman"/>
+          <w:sz w:val="28"/>
+          <w:szCs w:val="28"/>
+          <w:lang w:eastAsia="ru-RU"/>
+        </w:rPr>
+        <w:t>»:</w:t>
+      </w:r>
+    </w:p>
+    <w:p>
+      <w:pPr>
+        <w:pStyle w:val="a5"/>
+        <w:numPr>
+          <w:ilvl w:val="0"/>
+          <w:numId w:val="47"/>
+        </w:numPr>
+        <w:tabs>
+          <w:tab w:val="left" w:pos="993"/>
+        </w:tabs>
+        <w:ind w:left="0" w:firstLine="709"/>
+        <w:rPr>
+          <w:rFonts w:eastAsia="Times New Roman" w:cs="Times New Roman"/>
+          <w:sz w:val="28"/>
+          <w:szCs w:val="28"/>
+          <w:lang w:eastAsia="ru-RU"/>
+        </w:rPr>
+      </w:pPr>
+      <w:r>
+        <w:rPr>
+          <w:rFonts w:eastAsia="Times New Roman" w:cs="Times New Roman"/>
+          <w:sz w:val="28"/>
+          <w:szCs w:val="28"/>
+          <w:lang w:eastAsia="ru-RU"/>
+        </w:rPr>
+        <w:t>разместить домашнюю страницу проекта на подтверждённом домене</w:t>
+      </w:r>
+      <w:r>
+        <w:rPr>
+          <w:rFonts w:eastAsia="Times New Roman" w:cs="Times New Roman"/>
+          <w:sz w:val="28"/>
+          <w:szCs w:val="28"/>
+          <w:lang w:eastAsia="ru-RU"/>
+        </w:rPr>
+        <w:t>;</w:t>
+      </w:r>
+    </w:p>
+    <w:p>
+      <w:pPr>
+        <w:pStyle w:val="a5"/>
+        <w:numPr>
+          <w:ilvl w:val="0"/>
+          <w:numId w:val="47"/>
+        </w:numPr>
+        <w:tabs>
+          <w:tab w:val="left" w:pos="993"/>
+        </w:tabs>
+        <w:ind w:left="0" w:firstLine="709"/>
         <w:rPr>
           <w:rFonts w:eastAsia="Times New Roman" w:cs="Times New Roman"/>
           <w:sz w:val="28"/>
@@ -4987,46 +5154,44 @@
           <w:lang w:eastAsia="ru-RU"/>
         </w:rPr>
         <w:lastRenderedPageBreak/>
-        <w:t>Ограничение</w:t>
-      </w:r>
-      <w:r>
-        <w:rPr>
-          <w:rFonts w:eastAsia="Times New Roman" w:cs="Times New Roman"/>
-          <w:sz w:val="28"/>
-          <w:szCs w:val="28"/>
-          <w:lang w:eastAsia="ru-RU"/>
-        </w:rPr>
-        <w:tab/>
-        <w:t>Описание</w:t>
-      </w:r>
-    </w:p>
-    <w:p>
-      <w:pPr>
-        <w:rPr>
-          <w:rFonts w:eastAsia="Times New Roman" w:cs="Times New Roman"/>
-          <w:sz w:val="28"/>
-          <w:szCs w:val="28"/>
-          <w:lang w:eastAsia="ru-RU"/>
-        </w:rPr>
-      </w:pPr>
-      <w:r>
-        <w:rPr>
-          <w:rFonts w:eastAsia="Times New Roman" w:cs="Times New Roman"/>
-          <w:sz w:val="28"/>
-          <w:szCs w:val="28"/>
-          <w:lang w:eastAsia="ru-RU"/>
-        </w:rPr>
-        <w:t>Отсутствие публичного домена и домашней страницы</w:t>
-      </w:r>
-      <w:r>
-        <w:rPr>
-          <w:rFonts w:eastAsia="Times New Roman" w:cs="Times New Roman"/>
-          <w:sz w:val="28"/>
-          <w:szCs w:val="28"/>
-          <w:lang w:eastAsia="ru-RU"/>
-        </w:rPr>
-        <w:tab/>
-        <w:t xml:space="preserve">Проект не имеет сайта с описанием функционала и Политикой конфиденциальности, что необходимо для прохождения верификации Google </w:t>
+        <w:t>опубликовать политику конфиденциальности на этом же домене</w:t>
+      </w:r>
+      <w:r>
+        <w:rPr>
+          <w:rFonts w:eastAsia="Times New Roman" w:cs="Times New Roman"/>
+          <w:sz w:val="28"/>
+          <w:szCs w:val="28"/>
+          <w:lang w:eastAsia="ru-RU"/>
+        </w:rPr>
+        <w:t>;</w:t>
+      </w:r>
+    </w:p>
+    <w:p>
+      <w:pPr>
+        <w:pStyle w:val="a5"/>
+        <w:numPr>
+          <w:ilvl w:val="0"/>
+          <w:numId w:val="47"/>
+        </w:numPr>
+        <w:tabs>
+          <w:tab w:val="left" w:pos="993"/>
+        </w:tabs>
+        <w:ind w:left="0" w:firstLine="709"/>
+        <w:rPr>
+          <w:rFonts w:eastAsia="Times New Roman" w:cs="Times New Roman"/>
+          <w:sz w:val="28"/>
+          <w:szCs w:val="28"/>
+          <w:lang w:eastAsia="ru-RU"/>
+        </w:rPr>
+      </w:pPr>
+      <w:r>
+        <w:rPr>
+          <w:rFonts w:eastAsia="Times New Roman" w:cs="Times New Roman"/>
+          <w:sz w:val="28"/>
+          <w:szCs w:val="28"/>
+          <w:lang w:eastAsia="ru-RU"/>
+        </w:rPr>
+        <w:t xml:space="preserve">указать в политике, как приложение использует, хранит и передаёт данные </w:t>
       </w:r>
       <w:proofErr w:type="spellStart"/>
       <w:r>
@@ -5036,6 +5201,336 @@
           <w:szCs w:val="28"/>
           <w:lang w:eastAsia="ru-RU"/>
         </w:rPr>
+        <w:t>google</w:t>
+      </w:r>
+      <w:proofErr w:type="spellEnd"/>
+      <w:r>
+        <w:rPr>
+          <w:rFonts w:eastAsia="Times New Roman" w:cs="Times New Roman"/>
+          <w:sz w:val="28"/>
+          <w:szCs w:val="28"/>
+          <w:lang w:eastAsia="ru-RU"/>
+        </w:rPr>
+        <w:t xml:space="preserve"> (в частности, доступ к </w:t>
+      </w:r>
+      <w:proofErr w:type="spellStart"/>
+      <w:r>
+        <w:rPr>
+          <w:rFonts w:eastAsia="Times New Roman" w:cs="Times New Roman"/>
+          <w:sz w:val="28"/>
+          <w:szCs w:val="28"/>
+          <w:lang w:eastAsia="ru-RU"/>
+        </w:rPr>
+        <w:t>google</w:t>
+      </w:r>
+      <w:proofErr w:type="spellEnd"/>
+      <w:r>
+        <w:rPr>
+          <w:rFonts w:eastAsia="Times New Roman" w:cs="Times New Roman"/>
+          <w:sz w:val="28"/>
+          <w:szCs w:val="28"/>
+          <w:lang w:eastAsia="ru-RU"/>
+        </w:rPr>
+        <w:t xml:space="preserve"> диску и календарю)</w:t>
+      </w:r>
+      <w:r>
+        <w:rPr>
+          <w:rFonts w:eastAsia="Times New Roman" w:cs="Times New Roman"/>
+          <w:sz w:val="28"/>
+          <w:szCs w:val="28"/>
+          <w:lang w:eastAsia="ru-RU"/>
+        </w:rPr>
+        <w:t>;</w:t>
+      </w:r>
+    </w:p>
+    <w:p>
+      <w:pPr>
+        <w:pStyle w:val="a5"/>
+        <w:numPr>
+          <w:ilvl w:val="0"/>
+          <w:numId w:val="47"/>
+        </w:numPr>
+        <w:tabs>
+          <w:tab w:val="left" w:pos="993"/>
+        </w:tabs>
+        <w:ind w:left="0" w:firstLine="709"/>
+        <w:rPr>
+          <w:rFonts w:eastAsia="Times New Roman" w:cs="Times New Roman"/>
+          <w:sz w:val="28"/>
+          <w:szCs w:val="28"/>
+          <w:lang w:eastAsia="ru-RU"/>
+        </w:rPr>
+      </w:pPr>
+      <w:r>
+        <w:rPr>
+          <w:rFonts w:eastAsia="Times New Roman" w:cs="Times New Roman"/>
+          <w:sz w:val="28"/>
+          <w:szCs w:val="28"/>
+          <w:lang w:eastAsia="ru-RU"/>
+        </w:rPr>
+        <w:t xml:space="preserve">пройти верификацию </w:t>
+      </w:r>
+      <w:proofErr w:type="spellStart"/>
+      <w:r>
+        <w:rPr>
+          <w:rFonts w:eastAsia="Times New Roman" w:cs="Times New Roman"/>
+          <w:sz w:val="28"/>
+          <w:szCs w:val="28"/>
+          <w:lang w:eastAsia="ru-RU"/>
+        </w:rPr>
+        <w:t>oauth</w:t>
+      </w:r>
+      <w:proofErr w:type="spellEnd"/>
+      <w:r>
+        <w:rPr>
+          <w:rFonts w:eastAsia="Times New Roman" w:cs="Times New Roman"/>
+          <w:sz w:val="28"/>
+          <w:szCs w:val="28"/>
+          <w:lang w:eastAsia="ru-RU"/>
+        </w:rPr>
+        <w:t xml:space="preserve">-экрана согласия в </w:t>
+      </w:r>
+      <w:proofErr w:type="spellStart"/>
+      <w:r>
+        <w:rPr>
+          <w:rFonts w:eastAsia="Times New Roman" w:cs="Times New Roman"/>
+          <w:sz w:val="28"/>
+          <w:szCs w:val="28"/>
+          <w:lang w:eastAsia="ru-RU"/>
+        </w:rPr>
+        <w:t>google</w:t>
+      </w:r>
+      <w:proofErr w:type="spellEnd"/>
+      <w:r>
+        <w:rPr>
+          <w:rFonts w:eastAsia="Times New Roman" w:cs="Times New Roman"/>
+          <w:sz w:val="28"/>
+          <w:szCs w:val="28"/>
+          <w:lang w:eastAsia="ru-RU"/>
+        </w:rPr>
+        <w:t xml:space="preserve"> </w:t>
+      </w:r>
+      <w:proofErr w:type="spellStart"/>
+      <w:r>
+        <w:rPr>
+          <w:rFonts w:eastAsia="Times New Roman" w:cs="Times New Roman"/>
+          <w:sz w:val="28"/>
+          <w:szCs w:val="28"/>
+          <w:lang w:eastAsia="ru-RU"/>
+        </w:rPr>
+        <w:t>cloud</w:t>
+      </w:r>
+      <w:proofErr w:type="spellEnd"/>
+      <w:r>
+        <w:rPr>
+          <w:rFonts w:eastAsia="Times New Roman" w:cs="Times New Roman"/>
+          <w:sz w:val="28"/>
+          <w:szCs w:val="28"/>
+          <w:lang w:eastAsia="ru-RU"/>
+        </w:rPr>
+        <w:t xml:space="preserve"> </w:t>
+      </w:r>
+      <w:proofErr w:type="spellStart"/>
+      <w:r>
+        <w:rPr>
+          <w:rFonts w:eastAsia="Times New Roman" w:cs="Times New Roman"/>
+          <w:sz w:val="28"/>
+          <w:szCs w:val="28"/>
+          <w:lang w:eastAsia="ru-RU"/>
+        </w:rPr>
+        <w:t>console</w:t>
+      </w:r>
+      <w:proofErr w:type="spellEnd"/>
+      <w:r>
+        <w:rPr>
+          <w:rFonts w:eastAsia="Times New Roman" w:cs="Times New Roman"/>
+          <w:sz w:val="28"/>
+          <w:szCs w:val="28"/>
+          <w:lang w:eastAsia="ru-RU"/>
+        </w:rPr>
+        <w:t>;</w:t>
+      </w:r>
+    </w:p>
+    <w:p>
+      <w:pPr>
+        <w:pStyle w:val="a5"/>
+        <w:numPr>
+          <w:ilvl w:val="0"/>
+          <w:numId w:val="47"/>
+        </w:numPr>
+        <w:tabs>
+          <w:tab w:val="left" w:pos="993"/>
+        </w:tabs>
+        <w:ind w:left="0" w:firstLine="709"/>
+        <w:rPr>
+          <w:rFonts w:eastAsia="Times New Roman" w:cs="Times New Roman"/>
+          <w:sz w:val="28"/>
+          <w:szCs w:val="28"/>
+          <w:lang w:eastAsia="ru-RU"/>
+        </w:rPr>
+      </w:pPr>
+      <w:r>
+        <w:rPr>
+          <w:rFonts w:eastAsia="Times New Roman" w:cs="Times New Roman"/>
+          <w:sz w:val="28"/>
+          <w:szCs w:val="28"/>
+          <w:lang w:eastAsia="ru-RU"/>
+        </w:rPr>
+        <w:t>на текущий момент эти требования не выполнены, что и является причиной ограниченного доступа.</w:t>
+      </w:r>
+      <w:r>
+        <w:rPr>
+          <w:rFonts w:eastAsia="Times New Roman" w:cs="Times New Roman"/>
+          <w:sz w:val="28"/>
+          <w:szCs w:val="28"/>
+          <w:lang w:eastAsia="ru-RU"/>
+        </w:rPr>
+        <w:t xml:space="preserve"> </w:t>
+      </w:r>
+    </w:p>
+    <w:p>
+      <w:pPr>
+        <w:ind w:firstLine="0"/>
+        <w:rPr>
+          <w:rFonts w:eastAsia="Times New Roman" w:cs="Times New Roman"/>
+          <w:sz w:val="28"/>
+          <w:szCs w:val="28"/>
+          <w:lang w:val="en-GB" w:eastAsia="ru-RU"/>
+        </w:rPr>
+      </w:pPr>
+    </w:p>
+    <w:p>
+      <w:pPr>
+        <w:rPr>
+          <w:rFonts w:eastAsia="Times New Roman" w:cs="Times New Roman"/>
+          <w:sz w:val="28"/>
+          <w:szCs w:val="28"/>
+          <w:lang w:eastAsia="ru-RU"/>
+        </w:rPr>
+      </w:pPr>
+      <w:r>
+        <w:rPr>
+          <w:rFonts w:eastAsia="Times New Roman" w:cs="Times New Roman"/>
+          <w:sz w:val="28"/>
+          <w:szCs w:val="28"/>
+          <w:lang w:eastAsia="ru-RU"/>
+        </w:rPr>
+        <w:t>4.3. Вывод по текущему состоянию проекта</w:t>
+      </w:r>
+    </w:p>
+    <w:p>
+      <w:pPr>
+        <w:rPr>
+          <w:rFonts w:eastAsia="Times New Roman" w:cs="Times New Roman"/>
+          <w:sz w:val="28"/>
+          <w:szCs w:val="28"/>
+          <w:lang w:eastAsia="ru-RU"/>
+        </w:rPr>
+      </w:pPr>
+      <w:r>
+        <w:rPr>
+          <w:rFonts w:eastAsia="Times New Roman" w:cs="Times New Roman"/>
+          <w:sz w:val="28"/>
+          <w:szCs w:val="28"/>
+          <w:lang w:eastAsia="ru-RU"/>
+        </w:rPr>
+        <w:t>Результат положительный: Разработан работающий прототип VK-бота с богатым функционалом (предметы, конспекты с генерацией саммари, напоминания, Google Календарь, ИИ-чат). Бот успешно используется командой разработчиков и ограниченным кругом тестовых пользователей.</w:t>
+      </w:r>
+    </w:p>
+    <w:p>
+      <w:pPr>
+        <w:rPr>
+          <w:rFonts w:eastAsia="Times New Roman" w:cs="Times New Roman"/>
+          <w:sz w:val="28"/>
+          <w:szCs w:val="28"/>
+          <w:lang w:eastAsia="ru-RU"/>
+        </w:rPr>
+      </w:pPr>
+    </w:p>
+    <w:p>
+      <w:pPr>
+        <w:rPr>
+          <w:rFonts w:eastAsia="Times New Roman" w:cs="Times New Roman"/>
+          <w:sz w:val="28"/>
+          <w:szCs w:val="28"/>
+          <w:lang w:eastAsia="ru-RU"/>
+        </w:rPr>
+      </w:pPr>
+      <w:r>
+        <w:rPr>
+          <w:rFonts w:eastAsia="Times New Roman" w:cs="Times New Roman"/>
+          <w:sz w:val="28"/>
+          <w:szCs w:val="28"/>
+          <w:lang w:eastAsia="ru-RU"/>
+        </w:rPr>
+        <w:t>Основная проблема, требующая решения: Выход в открытое тестирование и снятие ограничения по доступу через Google-почты. Для этого необходимо:</w:t>
+      </w:r>
+    </w:p>
+    <w:p>
+      <w:pPr>
+        <w:rPr>
+          <w:rFonts w:eastAsia="Times New Roman" w:cs="Times New Roman"/>
+          <w:sz w:val="28"/>
+          <w:szCs w:val="28"/>
+          <w:lang w:eastAsia="ru-RU"/>
+        </w:rPr>
+      </w:pPr>
+    </w:p>
+    <w:p>
+      <w:pPr>
+        <w:rPr>
+          <w:rFonts w:eastAsia="Times New Roman" w:cs="Times New Roman"/>
+          <w:sz w:val="28"/>
+          <w:szCs w:val="28"/>
+          <w:lang w:eastAsia="ru-RU"/>
+        </w:rPr>
+      </w:pPr>
+      <w:r>
+        <w:rPr>
+          <w:rFonts w:eastAsia="Times New Roman" w:cs="Times New Roman"/>
+          <w:sz w:val="28"/>
+          <w:szCs w:val="28"/>
+          <w:lang w:eastAsia="ru-RU"/>
+        </w:rPr>
+        <w:t>Зарегистрировать домен и разместить на нём страницу проекта с Политикой конфиденциальности.</w:t>
+      </w:r>
+    </w:p>
+    <w:p>
+      <w:pPr>
+        <w:rPr>
+          <w:rFonts w:eastAsia="Times New Roman" w:cs="Times New Roman"/>
+          <w:sz w:val="28"/>
+          <w:szCs w:val="28"/>
+          <w:lang w:eastAsia="ru-RU"/>
+        </w:rPr>
+      </w:pPr>
+    </w:p>
+    <w:p>
+      <w:pPr>
+        <w:rPr>
+          <w:rFonts w:eastAsia="Times New Roman" w:cs="Times New Roman"/>
+          <w:sz w:val="28"/>
+          <w:szCs w:val="28"/>
+          <w:lang w:eastAsia="ru-RU"/>
+        </w:rPr>
+      </w:pPr>
+      <w:r>
+        <w:rPr>
+          <w:rFonts w:eastAsia="Times New Roman" w:cs="Times New Roman"/>
+          <w:sz w:val="28"/>
+          <w:szCs w:val="28"/>
+          <w:lang w:eastAsia="ru-RU"/>
+        </w:rPr>
+        <w:t xml:space="preserve">Пройти верификацию </w:t>
+      </w:r>
+      <w:proofErr w:type="spellStart"/>
+      <w:r>
+        <w:rPr>
+          <w:rFonts w:eastAsia="Times New Roman" w:cs="Times New Roman"/>
+          <w:sz w:val="28"/>
+          <w:szCs w:val="28"/>
+          <w:lang w:eastAsia="ru-RU"/>
+        </w:rPr>
         <w:t>OAuth</w:t>
       </w:r>
       <w:proofErr w:type="spellEnd"/>
@@ -5046,36 +5541,94 @@
           <w:szCs w:val="28"/>
           <w:lang w:eastAsia="ru-RU"/>
         </w:rPr>
-        <w:t>.</w:t>
-      </w:r>
-    </w:p>
-    <w:p>
-      <w:pPr>
-        <w:rPr>
-          <w:rFonts w:eastAsia="Times New Roman" w:cs="Times New Roman"/>
-          <w:sz w:val="28"/>
-          <w:szCs w:val="28"/>
-          <w:lang w:eastAsia="ru-RU"/>
-        </w:rPr>
-      </w:pPr>
-      <w:r>
-        <w:rPr>
-          <w:rFonts w:eastAsia="Times New Roman" w:cs="Times New Roman"/>
-          <w:sz w:val="28"/>
-          <w:szCs w:val="28"/>
-          <w:lang w:eastAsia="ru-RU"/>
-        </w:rPr>
-        <w:t>Не полностью автоматизировано подтверждение действий</w:t>
-      </w:r>
-      <w:r>
-        <w:rPr>
-          <w:rFonts w:eastAsia="Times New Roman" w:cs="Times New Roman"/>
-          <w:sz w:val="28"/>
-          <w:szCs w:val="28"/>
-          <w:lang w:eastAsia="ru-RU"/>
-        </w:rPr>
-        <w:tab/>
-        <w:t xml:space="preserve">Бот требует явного подтверждения от пользователя перед выполнением некоторых операций (аналогично </w:t>
+        <w:t>-приложения в Google.</w:t>
+      </w:r>
+    </w:p>
+    <w:p>
+      <w:pPr>
+        <w:rPr>
+          <w:rFonts w:eastAsia="Times New Roman" w:cs="Times New Roman"/>
+          <w:sz w:val="28"/>
+          <w:szCs w:val="28"/>
+          <w:lang w:eastAsia="ru-RU"/>
+        </w:rPr>
+      </w:pPr>
+    </w:p>
+    <w:p>
+      <w:pPr>
+        <w:rPr>
+          <w:rFonts w:eastAsia="Times New Roman" w:cs="Times New Roman"/>
+          <w:sz w:val="28"/>
+          <w:szCs w:val="28"/>
+          <w:lang w:eastAsia="ru-RU"/>
+        </w:rPr>
+      </w:pPr>
+      <w:r>
+        <w:rPr>
+          <w:rFonts w:eastAsia="Times New Roman" w:cs="Times New Roman"/>
+          <w:sz w:val="28"/>
+          <w:szCs w:val="28"/>
+          <w:lang w:eastAsia="ru-RU"/>
+        </w:rPr>
+        <w:t>Добавить в бота механизм автоматической регистрации новых пользователей.</w:t>
+      </w:r>
+    </w:p>
+    <w:p>
+      <w:pPr>
+        <w:rPr>
+          <w:rFonts w:eastAsia="Times New Roman" w:cs="Times New Roman"/>
+          <w:sz w:val="28"/>
+          <w:szCs w:val="28"/>
+          <w:lang w:eastAsia="ru-RU"/>
+        </w:rPr>
+      </w:pPr>
+    </w:p>
+    <w:p>
+      <w:pPr>
+        <w:rPr>
+          <w:rFonts w:eastAsia="Times New Roman" w:cs="Times New Roman"/>
+          <w:sz w:val="28"/>
+          <w:szCs w:val="28"/>
+          <w:lang w:eastAsia="ru-RU"/>
+        </w:rPr>
+      </w:pPr>
+      <w:r>
+        <w:rPr>
+          <w:rFonts w:eastAsia="Times New Roman" w:cs="Times New Roman"/>
+          <w:sz w:val="28"/>
+          <w:szCs w:val="28"/>
+          <w:lang w:eastAsia="ru-RU"/>
+        </w:rPr>
+        <w:t>Потенциальные доработки (на следующие итерации):</w:t>
+      </w:r>
+    </w:p>
+    <w:p>
+      <w:pPr>
+        <w:rPr>
+          <w:rFonts w:eastAsia="Times New Roman" w:cs="Times New Roman"/>
+          <w:sz w:val="28"/>
+          <w:szCs w:val="28"/>
+          <w:lang w:eastAsia="ru-RU"/>
+        </w:rPr>
+      </w:pPr>
+    </w:p>
+    <w:p>
+      <w:pPr>
+        <w:rPr>
+          <w:rFonts w:eastAsia="Times New Roman" w:cs="Times New Roman"/>
+          <w:sz w:val="28"/>
+          <w:szCs w:val="28"/>
+          <w:lang w:eastAsia="ru-RU"/>
+        </w:rPr>
+      </w:pPr>
+      <w:r>
+        <w:rPr>
+          <w:rFonts w:eastAsia="Times New Roman" w:cs="Times New Roman"/>
+          <w:sz w:val="28"/>
+          <w:szCs w:val="28"/>
+          <w:lang w:eastAsia="ru-RU"/>
+        </w:rPr>
+        <w:t>Генерация карточек для интервального повторения (</w:t>
       </w:r>
       <w:proofErr w:type="spellStart"/>
       <w:r>
@@ -5085,7 +5638,7 @@
           <w:szCs w:val="28"/>
           <w:lang w:eastAsia="ru-RU"/>
         </w:rPr>
-        <w:t>Telegram</w:t>
+        <w:t>flashcards</w:t>
       </w:r>
       <w:proofErr w:type="spellEnd"/>
       <w:r>
@@ -5095,399 +5648,7 @@
           <w:szCs w:val="28"/>
           <w:lang w:eastAsia="ru-RU"/>
         </w:rPr>
-        <w:t>-версии), что снижает скорость работы.</w:t>
-      </w:r>
-    </w:p>
-    <w:p>
-      <w:pPr>
-        <w:rPr>
-          <w:rFonts w:eastAsia="Times New Roman" w:cs="Times New Roman"/>
-          <w:sz w:val="28"/>
-          <w:szCs w:val="28"/>
-          <w:lang w:eastAsia="ru-RU"/>
-        </w:rPr>
-      </w:pPr>
-      <w:r>
-        <w:rPr>
-          <w:rFonts w:eastAsia="Times New Roman" w:cs="Times New Roman"/>
-          <w:sz w:val="28"/>
-          <w:szCs w:val="28"/>
-          <w:lang w:eastAsia="ru-RU"/>
-        </w:rPr>
-        <w:t xml:space="preserve">Требуется ручное добавление </w:t>
-      </w:r>
-      <w:proofErr w:type="gramStart"/>
-      <w:r>
-        <w:rPr>
-          <w:rFonts w:eastAsia="Times New Roman" w:cs="Times New Roman"/>
-          <w:sz w:val="28"/>
-          <w:szCs w:val="28"/>
-          <w:lang w:eastAsia="ru-RU"/>
-        </w:rPr>
-        <w:t>Google-почт</w:t>
-      </w:r>
-      <w:proofErr w:type="gramEnd"/>
-      <w:r>
-        <w:rPr>
-          <w:rFonts w:eastAsia="Times New Roman" w:cs="Times New Roman"/>
-          <w:sz w:val="28"/>
-          <w:szCs w:val="28"/>
-          <w:lang w:eastAsia="ru-RU"/>
-        </w:rPr>
-        <w:tab/>
-        <w:t>Как указано выше — основное ограничение для выхода к реальным пользователям.</w:t>
-      </w:r>
-    </w:p>
-    <w:p>
-      <w:pPr>
-        <w:rPr>
-          <w:rFonts w:eastAsia="Times New Roman" w:cs="Times New Roman"/>
-          <w:sz w:val="28"/>
-          <w:szCs w:val="28"/>
-          <w:lang w:eastAsia="ru-RU"/>
-        </w:rPr>
-      </w:pPr>
-      <w:r>
-        <w:rPr>
-          <w:rFonts w:eastAsia="Times New Roman" w:cs="Times New Roman"/>
-          <w:sz w:val="28"/>
-          <w:szCs w:val="28"/>
-          <w:lang w:eastAsia="ru-RU"/>
-        </w:rPr>
-        <w:t>Отсутствие генерации карточек для повторения</w:t>
-      </w:r>
-      <w:r>
-        <w:rPr>
-          <w:rFonts w:eastAsia="Times New Roman" w:cs="Times New Roman"/>
-          <w:sz w:val="28"/>
-          <w:szCs w:val="28"/>
-          <w:lang w:eastAsia="ru-RU"/>
-        </w:rPr>
-        <w:tab/>
-        <w:t>Функция интервальных повторений (</w:t>
-      </w:r>
-      <w:proofErr w:type="spellStart"/>
-      <w:r>
-        <w:rPr>
-          <w:rFonts w:eastAsia="Times New Roman" w:cs="Times New Roman"/>
-          <w:sz w:val="28"/>
-          <w:szCs w:val="28"/>
-          <w:lang w:eastAsia="ru-RU"/>
-        </w:rPr>
-        <w:t>spaced</w:t>
-      </w:r>
-      <w:proofErr w:type="spellEnd"/>
-      <w:r>
-        <w:rPr>
-          <w:rFonts w:eastAsia="Times New Roman" w:cs="Times New Roman"/>
-          <w:sz w:val="28"/>
-          <w:szCs w:val="28"/>
-          <w:lang w:eastAsia="ru-RU"/>
-        </w:rPr>
-        <w:t xml:space="preserve"> </w:t>
-      </w:r>
-      <w:proofErr w:type="spellStart"/>
-      <w:r>
-        <w:rPr>
-          <w:rFonts w:eastAsia="Times New Roman" w:cs="Times New Roman"/>
-          <w:sz w:val="28"/>
-          <w:szCs w:val="28"/>
-          <w:lang w:eastAsia="ru-RU"/>
-        </w:rPr>
-        <w:t>repetition</w:t>
-      </w:r>
-      <w:proofErr w:type="spellEnd"/>
-      <w:r>
-        <w:rPr>
-          <w:rFonts w:eastAsia="Times New Roman" w:cs="Times New Roman"/>
-          <w:sz w:val="28"/>
-          <w:szCs w:val="28"/>
-          <w:lang w:eastAsia="ru-RU"/>
-        </w:rPr>
-        <w:t xml:space="preserve"> </w:t>
-      </w:r>
-      <w:proofErr w:type="spellStart"/>
-      <w:r>
-        <w:rPr>
-          <w:rFonts w:eastAsia="Times New Roman" w:cs="Times New Roman"/>
-          <w:sz w:val="28"/>
-          <w:szCs w:val="28"/>
-          <w:lang w:eastAsia="ru-RU"/>
-        </w:rPr>
-        <w:t>flashcards</w:t>
-      </w:r>
-      <w:proofErr w:type="spellEnd"/>
-      <w:r>
-        <w:rPr>
-          <w:rFonts w:eastAsia="Times New Roman" w:cs="Times New Roman"/>
-          <w:sz w:val="28"/>
-          <w:szCs w:val="28"/>
-          <w:lang w:eastAsia="ru-RU"/>
-        </w:rPr>
-        <w:t>) пока не реализована, хотя была в изначальной концепции.</w:t>
-      </w:r>
-    </w:p>
-    <w:p>
-      <w:pPr>
-        <w:rPr>
-          <w:rFonts w:eastAsia="Times New Roman" w:cs="Times New Roman"/>
-          <w:sz w:val="28"/>
-          <w:szCs w:val="28"/>
-          <w:lang w:eastAsia="ru-RU"/>
-        </w:rPr>
-      </w:pPr>
-      <w:r>
-        <w:rPr>
-          <w:rFonts w:eastAsia="Times New Roman" w:cs="Times New Roman"/>
-          <w:sz w:val="28"/>
-          <w:szCs w:val="28"/>
-          <w:lang w:eastAsia="ru-RU"/>
-        </w:rPr>
-        <w:t>Нет автоматической проверки расписания</w:t>
-      </w:r>
-      <w:r>
-        <w:rPr>
-          <w:rFonts w:eastAsia="Times New Roman" w:cs="Times New Roman"/>
-          <w:sz w:val="28"/>
-          <w:szCs w:val="28"/>
-          <w:lang w:eastAsia="ru-RU"/>
-        </w:rPr>
-        <w:tab/>
-        <w:t>Бот не присылает напоминания самостоятельно без предварительно созданного пользователем события.</w:t>
-      </w:r>
-    </w:p>
-    <w:p>
-      <w:pPr>
-        <w:rPr>
-          <w:rFonts w:eastAsia="Times New Roman" w:cs="Times New Roman"/>
-          <w:sz w:val="28"/>
-          <w:szCs w:val="28"/>
-          <w:lang w:eastAsia="ru-RU"/>
-        </w:rPr>
-      </w:pPr>
-      <w:r>
-        <w:rPr>
-          <w:rFonts w:eastAsia="Times New Roman" w:cs="Times New Roman"/>
-          <w:sz w:val="28"/>
-          <w:szCs w:val="28"/>
-          <w:lang w:eastAsia="ru-RU"/>
-        </w:rPr>
-        <w:t>4.2.4. Соответствие требованиям Google (для выхода в публичный доступ)</w:t>
-      </w:r>
-    </w:p>
-    <w:p>
-      <w:pPr>
-        <w:rPr>
-          <w:rFonts w:eastAsia="Times New Roman" w:cs="Times New Roman"/>
-          <w:sz w:val="28"/>
-          <w:szCs w:val="28"/>
-          <w:lang w:eastAsia="ru-RU"/>
-        </w:rPr>
-      </w:pPr>
-      <w:r>
-        <w:rPr>
-          <w:rFonts w:eastAsia="Times New Roman" w:cs="Times New Roman"/>
-          <w:sz w:val="28"/>
-          <w:szCs w:val="28"/>
-          <w:lang w:eastAsia="ru-RU"/>
-        </w:rPr>
-        <w:t xml:space="preserve">Для того чтобы снять ограничение по доступу и разрешить пользоваться ботом любому желающему, необходимо выполнить требования Google, описанные в разделе «Требования к домашней странице и </w:t>
-      </w:r>
-      <w:proofErr w:type="spellStart"/>
-      <w:r>
-        <w:rPr>
-          <w:rFonts w:eastAsia="Times New Roman" w:cs="Times New Roman"/>
-          <w:sz w:val="28"/>
-          <w:szCs w:val="28"/>
-          <w:lang w:eastAsia="ru-RU"/>
-        </w:rPr>
-        <w:t>OAuth</w:t>
-      </w:r>
-      <w:proofErr w:type="spellEnd"/>
-      <w:r>
-        <w:rPr>
-          <w:rFonts w:eastAsia="Times New Roman" w:cs="Times New Roman"/>
-          <w:sz w:val="28"/>
-          <w:szCs w:val="28"/>
-          <w:lang w:eastAsia="ru-RU"/>
-        </w:rPr>
-        <w:t>»:</w:t>
-      </w:r>
-    </w:p>
-    <w:p>
-      <w:pPr>
-        <w:rPr>
-          <w:rFonts w:eastAsia="Times New Roman" w:cs="Times New Roman"/>
-          <w:sz w:val="28"/>
-          <w:szCs w:val="28"/>
-          <w:lang w:eastAsia="ru-RU"/>
-        </w:rPr>
-      </w:pPr>
-    </w:p>
-    <w:p>
-      <w:pPr>
-        <w:rPr>
-          <w:rFonts w:eastAsia="Times New Roman" w:cs="Times New Roman"/>
-          <w:sz w:val="28"/>
-          <w:szCs w:val="28"/>
-          <w:lang w:eastAsia="ru-RU"/>
-        </w:rPr>
-      </w:pPr>
-      <w:r>
-        <w:rPr>
-          <w:rFonts w:eastAsia="Times New Roman" w:cs="Times New Roman"/>
-          <w:sz w:val="28"/>
-          <w:szCs w:val="28"/>
-          <w:lang w:eastAsia="ru-RU"/>
-        </w:rPr>
-        <w:t>Разместить домашнюю страницу проекта на подтверждённом домене.</w:t>
-      </w:r>
-    </w:p>
-    <w:p>
-      <w:pPr>
-        <w:rPr>
-          <w:rFonts w:eastAsia="Times New Roman" w:cs="Times New Roman"/>
-          <w:sz w:val="28"/>
-          <w:szCs w:val="28"/>
-          <w:lang w:eastAsia="ru-RU"/>
-        </w:rPr>
-      </w:pPr>
-    </w:p>
-    <w:p>
-      <w:pPr>
-        <w:rPr>
-          <w:rFonts w:eastAsia="Times New Roman" w:cs="Times New Roman"/>
-          <w:sz w:val="28"/>
-          <w:szCs w:val="28"/>
-          <w:lang w:eastAsia="ru-RU"/>
-        </w:rPr>
-      </w:pPr>
-      <w:r>
-        <w:rPr>
-          <w:rFonts w:eastAsia="Times New Roman" w:cs="Times New Roman"/>
-          <w:sz w:val="28"/>
-          <w:szCs w:val="28"/>
-          <w:lang w:eastAsia="ru-RU"/>
-        </w:rPr>
-        <w:t>Опубликовать Политику конфиденциальности на этом же домене.</w:t>
-      </w:r>
-    </w:p>
-    <w:p>
-      <w:pPr>
-        <w:rPr>
-          <w:rFonts w:eastAsia="Times New Roman" w:cs="Times New Roman"/>
-          <w:sz w:val="28"/>
-          <w:szCs w:val="28"/>
-          <w:lang w:eastAsia="ru-RU"/>
-        </w:rPr>
-      </w:pPr>
-    </w:p>
-    <w:p>
-      <w:pPr>
-        <w:rPr>
-          <w:rFonts w:eastAsia="Times New Roman" w:cs="Times New Roman"/>
-          <w:sz w:val="28"/>
-          <w:szCs w:val="28"/>
-          <w:lang w:eastAsia="ru-RU"/>
-        </w:rPr>
-      </w:pPr>
-      <w:r>
-        <w:rPr>
-          <w:rFonts w:eastAsia="Times New Roman" w:cs="Times New Roman"/>
-          <w:sz w:val="28"/>
-          <w:szCs w:val="28"/>
-          <w:lang w:eastAsia="ru-RU"/>
-        </w:rPr>
-        <w:t>Указать в политике, как приложение использует, хранит и передаёт данные Google (в частности, доступ к Google Диску и Календарю).</w:t>
-      </w:r>
-    </w:p>
-    <w:p>
-      <w:pPr>
-        <w:rPr>
-          <w:rFonts w:eastAsia="Times New Roman" w:cs="Times New Roman"/>
-          <w:sz w:val="28"/>
-          <w:szCs w:val="28"/>
-          <w:lang w:eastAsia="ru-RU"/>
-        </w:rPr>
-      </w:pPr>
-    </w:p>
-    <w:p>
-      <w:pPr>
-        <w:rPr>
-          <w:rFonts w:eastAsia="Times New Roman" w:cs="Times New Roman"/>
-          <w:sz w:val="28"/>
-          <w:szCs w:val="28"/>
-          <w:lang w:eastAsia="ru-RU"/>
-        </w:rPr>
-      </w:pPr>
-      <w:r>
-        <w:rPr>
-          <w:rFonts w:eastAsia="Times New Roman" w:cs="Times New Roman"/>
-          <w:sz w:val="28"/>
-          <w:szCs w:val="28"/>
-          <w:lang w:eastAsia="ru-RU"/>
-        </w:rPr>
-        <w:t xml:space="preserve">Пройти верификацию </w:t>
-      </w:r>
-      <w:proofErr w:type="spellStart"/>
-      <w:r>
-        <w:rPr>
-          <w:rFonts w:eastAsia="Times New Roman" w:cs="Times New Roman"/>
-          <w:sz w:val="28"/>
-          <w:szCs w:val="28"/>
-          <w:lang w:eastAsia="ru-RU"/>
-        </w:rPr>
-        <w:t>OAuth</w:t>
-      </w:r>
-      <w:proofErr w:type="spellEnd"/>
-      <w:r>
-        <w:rPr>
-          <w:rFonts w:eastAsia="Times New Roman" w:cs="Times New Roman"/>
-          <w:sz w:val="28"/>
-          <w:szCs w:val="28"/>
-          <w:lang w:eastAsia="ru-RU"/>
-        </w:rPr>
-        <w:t xml:space="preserve">-экрана согласия в Google </w:t>
-      </w:r>
-      <w:proofErr w:type="spellStart"/>
-      <w:r>
-        <w:rPr>
-          <w:rFonts w:eastAsia="Times New Roman" w:cs="Times New Roman"/>
-          <w:sz w:val="28"/>
-          <w:szCs w:val="28"/>
-          <w:lang w:eastAsia="ru-RU"/>
-        </w:rPr>
-        <w:t>Cloud</w:t>
-      </w:r>
-      <w:proofErr w:type="spellEnd"/>
-      <w:r>
-        <w:rPr>
-          <w:rFonts w:eastAsia="Times New Roman" w:cs="Times New Roman"/>
-          <w:sz w:val="28"/>
-          <w:szCs w:val="28"/>
-          <w:lang w:eastAsia="ru-RU"/>
-        </w:rPr>
-        <w:t xml:space="preserve"> </w:t>
-      </w:r>
-      <w:proofErr w:type="spellStart"/>
-      <w:r>
-        <w:rPr>
-          <w:rFonts w:eastAsia="Times New Roman" w:cs="Times New Roman"/>
-          <w:sz w:val="28"/>
-          <w:szCs w:val="28"/>
-          <w:lang w:eastAsia="ru-RU"/>
-        </w:rPr>
-        <w:t>Console</w:t>
-      </w:r>
-      <w:proofErr w:type="spellEnd"/>
-      <w:r>
-        <w:rPr>
-          <w:rFonts w:eastAsia="Times New Roman" w:cs="Times New Roman"/>
-          <w:sz w:val="28"/>
-          <w:szCs w:val="28"/>
-          <w:lang w:eastAsia="ru-RU"/>
-        </w:rPr>
-        <w:t>.</w:t>
+        <w:t>) вместо/вдобавок к саммари.</w:t>
       </w:r>
     </w:p>
     <w:p>
@@ -5517,317 +5678,6 @@
           <w:lang w:eastAsia="ru-RU"/>
         </w:rPr>
         <w:lastRenderedPageBreak/>
-        <w:t>На текущий момент эти требования не выполнены, что и является причиной ограниченного доступа.</w:t>
-      </w:r>
-    </w:p>
-    <w:p>
-      <w:pPr>
-        <w:rPr>
-          <w:rFonts w:eastAsia="Times New Roman" w:cs="Times New Roman"/>
-          <w:sz w:val="28"/>
-          <w:szCs w:val="28"/>
-          <w:lang w:eastAsia="ru-RU"/>
-        </w:rPr>
-      </w:pPr>
-    </w:p>
-    <w:p>
-      <w:pPr>
-        <w:rPr>
-          <w:rFonts w:eastAsia="Times New Roman" w:cs="Times New Roman"/>
-          <w:sz w:val="28"/>
-          <w:szCs w:val="28"/>
-          <w:lang w:eastAsia="ru-RU"/>
-        </w:rPr>
-      </w:pPr>
-      <w:r>
-        <w:rPr>
-          <w:rFonts w:eastAsia="Times New Roman" w:cs="Times New Roman"/>
-          <w:sz w:val="28"/>
-          <w:szCs w:val="28"/>
-          <w:lang w:eastAsia="ru-RU"/>
-        </w:rPr>
-        <w:t>4.3. Вывод по текущему состоянию проекта</w:t>
-      </w:r>
-    </w:p>
-    <w:p>
-      <w:pPr>
-        <w:rPr>
-          <w:rFonts w:eastAsia="Times New Roman" w:cs="Times New Roman"/>
-          <w:sz w:val="28"/>
-          <w:szCs w:val="28"/>
-          <w:lang w:eastAsia="ru-RU"/>
-        </w:rPr>
-      </w:pPr>
-      <w:r>
-        <w:rPr>
-          <w:rFonts w:eastAsia="Times New Roman" w:cs="Times New Roman"/>
-          <w:sz w:val="28"/>
-          <w:szCs w:val="28"/>
-          <w:lang w:eastAsia="ru-RU"/>
-        </w:rPr>
-        <w:t>Результат положительный: Разработан работающий прототип VK-бота с богатым функционалом (предметы, конспекты с генерацией саммари, напоминания, Google Календарь, ИИ-чат). Бот успешно используется командой разработчиков и ограниченным кругом тестовых пользователей.</w:t>
-      </w:r>
-    </w:p>
-    <w:p>
-      <w:pPr>
-        <w:rPr>
-          <w:rFonts w:eastAsia="Times New Roman" w:cs="Times New Roman"/>
-          <w:sz w:val="28"/>
-          <w:szCs w:val="28"/>
-          <w:lang w:eastAsia="ru-RU"/>
-        </w:rPr>
-      </w:pPr>
-    </w:p>
-    <w:p>
-      <w:pPr>
-        <w:rPr>
-          <w:rFonts w:eastAsia="Times New Roman" w:cs="Times New Roman"/>
-          <w:sz w:val="28"/>
-          <w:szCs w:val="28"/>
-          <w:lang w:eastAsia="ru-RU"/>
-        </w:rPr>
-      </w:pPr>
-      <w:r>
-        <w:rPr>
-          <w:rFonts w:eastAsia="Times New Roman" w:cs="Times New Roman"/>
-          <w:sz w:val="28"/>
-          <w:szCs w:val="28"/>
-          <w:lang w:eastAsia="ru-RU"/>
-        </w:rPr>
-        <w:t>Основная проблема, требующая решения: Выход в открытое тестирование и снятие ограничения по доступу через Google-почты. Для этого необходимо:</w:t>
-      </w:r>
-    </w:p>
-    <w:p>
-      <w:pPr>
-        <w:rPr>
-          <w:rFonts w:eastAsia="Times New Roman" w:cs="Times New Roman"/>
-          <w:sz w:val="28"/>
-          <w:szCs w:val="28"/>
-          <w:lang w:eastAsia="ru-RU"/>
-        </w:rPr>
-      </w:pPr>
-    </w:p>
-    <w:p>
-      <w:pPr>
-        <w:rPr>
-          <w:rFonts w:eastAsia="Times New Roman" w:cs="Times New Roman"/>
-          <w:sz w:val="28"/>
-          <w:szCs w:val="28"/>
-          <w:lang w:eastAsia="ru-RU"/>
-        </w:rPr>
-      </w:pPr>
-      <w:r>
-        <w:rPr>
-          <w:rFonts w:eastAsia="Times New Roman" w:cs="Times New Roman"/>
-          <w:sz w:val="28"/>
-          <w:szCs w:val="28"/>
-          <w:lang w:eastAsia="ru-RU"/>
-        </w:rPr>
-        <w:t>Зарегистрировать домен и разместить на нём страницу проекта с Политикой конфиденциальности.</w:t>
-      </w:r>
-    </w:p>
-    <w:p>
-      <w:pPr>
-        <w:rPr>
-          <w:rFonts w:eastAsia="Times New Roman" w:cs="Times New Roman"/>
-          <w:sz w:val="28"/>
-          <w:szCs w:val="28"/>
-          <w:lang w:eastAsia="ru-RU"/>
-        </w:rPr>
-      </w:pPr>
-    </w:p>
-    <w:p>
-      <w:pPr>
-        <w:rPr>
-          <w:rFonts w:eastAsia="Times New Roman" w:cs="Times New Roman"/>
-          <w:sz w:val="28"/>
-          <w:szCs w:val="28"/>
-          <w:lang w:eastAsia="ru-RU"/>
-        </w:rPr>
-      </w:pPr>
-      <w:r>
-        <w:rPr>
-          <w:rFonts w:eastAsia="Times New Roman" w:cs="Times New Roman"/>
-          <w:sz w:val="28"/>
-          <w:szCs w:val="28"/>
-          <w:lang w:eastAsia="ru-RU"/>
-        </w:rPr>
-        <w:t xml:space="preserve">Пройти верификацию </w:t>
-      </w:r>
-      <w:proofErr w:type="spellStart"/>
-      <w:r>
-        <w:rPr>
-          <w:rFonts w:eastAsia="Times New Roman" w:cs="Times New Roman"/>
-          <w:sz w:val="28"/>
-          <w:szCs w:val="28"/>
-          <w:lang w:eastAsia="ru-RU"/>
-        </w:rPr>
-        <w:t>OAuth</w:t>
-      </w:r>
-      <w:proofErr w:type="spellEnd"/>
-      <w:r>
-        <w:rPr>
-          <w:rFonts w:eastAsia="Times New Roman" w:cs="Times New Roman"/>
-          <w:sz w:val="28"/>
-          <w:szCs w:val="28"/>
-          <w:lang w:eastAsia="ru-RU"/>
-        </w:rPr>
-        <w:t>-приложения в Google.</w:t>
-      </w:r>
-    </w:p>
-    <w:p>
-      <w:pPr>
-        <w:rPr>
-          <w:rFonts w:eastAsia="Times New Roman" w:cs="Times New Roman"/>
-          <w:sz w:val="28"/>
-          <w:szCs w:val="28"/>
-          <w:lang w:eastAsia="ru-RU"/>
-        </w:rPr>
-      </w:pPr>
-    </w:p>
-    <w:p>
-      <w:pPr>
-        <w:rPr>
-          <w:rFonts w:eastAsia="Times New Roman" w:cs="Times New Roman"/>
-          <w:sz w:val="28"/>
-          <w:szCs w:val="28"/>
-          <w:lang w:eastAsia="ru-RU"/>
-        </w:rPr>
-      </w:pPr>
-      <w:r>
-        <w:rPr>
-          <w:rFonts w:eastAsia="Times New Roman" w:cs="Times New Roman"/>
-          <w:sz w:val="28"/>
-          <w:szCs w:val="28"/>
-          <w:lang w:eastAsia="ru-RU"/>
-        </w:rPr>
-        <w:t xml:space="preserve">Добавить </w:t>
-      </w:r>
-      <w:proofErr w:type="gramStart"/>
-      <w:r>
-        <w:rPr>
-          <w:rFonts w:eastAsia="Times New Roman" w:cs="Times New Roman"/>
-          <w:sz w:val="28"/>
-          <w:szCs w:val="28"/>
-          <w:lang w:eastAsia="ru-RU"/>
-        </w:rPr>
-        <w:t>в бота</w:t>
-      </w:r>
-      <w:proofErr w:type="gramEnd"/>
-      <w:r>
-        <w:rPr>
-          <w:rFonts w:eastAsia="Times New Roman" w:cs="Times New Roman"/>
-          <w:sz w:val="28"/>
-          <w:szCs w:val="28"/>
-          <w:lang w:eastAsia="ru-RU"/>
-        </w:rPr>
-        <w:t xml:space="preserve"> механизм автоматической регистрации новых пользователей.</w:t>
-      </w:r>
-    </w:p>
-    <w:p>
-      <w:pPr>
-        <w:rPr>
-          <w:rFonts w:eastAsia="Times New Roman" w:cs="Times New Roman"/>
-          <w:sz w:val="28"/>
-          <w:szCs w:val="28"/>
-          <w:lang w:eastAsia="ru-RU"/>
-        </w:rPr>
-      </w:pPr>
-    </w:p>
-    <w:p>
-      <w:pPr>
-        <w:rPr>
-          <w:rFonts w:eastAsia="Times New Roman" w:cs="Times New Roman"/>
-          <w:sz w:val="28"/>
-          <w:szCs w:val="28"/>
-          <w:lang w:eastAsia="ru-RU"/>
-        </w:rPr>
-      </w:pPr>
-      <w:r>
-        <w:rPr>
-          <w:rFonts w:eastAsia="Times New Roman" w:cs="Times New Roman"/>
-          <w:sz w:val="28"/>
-          <w:szCs w:val="28"/>
-          <w:lang w:eastAsia="ru-RU"/>
-        </w:rPr>
-        <w:t>Потенциальные доработки (на следующие итерации):</w:t>
-      </w:r>
-    </w:p>
-    <w:p>
-      <w:pPr>
-        <w:rPr>
-          <w:rFonts w:eastAsia="Times New Roman" w:cs="Times New Roman"/>
-          <w:sz w:val="28"/>
-          <w:szCs w:val="28"/>
-          <w:lang w:eastAsia="ru-RU"/>
-        </w:rPr>
-      </w:pPr>
-    </w:p>
-    <w:p>
-      <w:pPr>
-        <w:rPr>
-          <w:rFonts w:eastAsia="Times New Roman" w:cs="Times New Roman"/>
-          <w:sz w:val="28"/>
-          <w:szCs w:val="28"/>
-          <w:lang w:eastAsia="ru-RU"/>
-        </w:rPr>
-      </w:pPr>
-      <w:r>
-        <w:rPr>
-          <w:rFonts w:eastAsia="Times New Roman" w:cs="Times New Roman"/>
-          <w:sz w:val="28"/>
-          <w:szCs w:val="28"/>
-          <w:lang w:eastAsia="ru-RU"/>
-        </w:rPr>
-        <w:t>Генерация карточек для интервального повторения (</w:t>
-      </w:r>
-      <w:proofErr w:type="spellStart"/>
-      <w:r>
-        <w:rPr>
-          <w:rFonts w:eastAsia="Times New Roman" w:cs="Times New Roman"/>
-          <w:sz w:val="28"/>
-          <w:szCs w:val="28"/>
-          <w:lang w:eastAsia="ru-RU"/>
-        </w:rPr>
-        <w:t>flashcards</w:t>
-      </w:r>
-      <w:proofErr w:type="spellEnd"/>
-      <w:r>
-        <w:rPr>
-          <w:rFonts w:eastAsia="Times New Roman" w:cs="Times New Roman"/>
-          <w:sz w:val="28"/>
-          <w:szCs w:val="28"/>
-          <w:lang w:eastAsia="ru-RU"/>
-        </w:rPr>
-        <w:t>) вместо/вдобавок к саммари.</w:t>
-      </w:r>
-    </w:p>
-    <w:p>
-      <w:pPr>
-        <w:rPr>
-          <w:rFonts w:eastAsia="Times New Roman" w:cs="Times New Roman"/>
-          <w:sz w:val="28"/>
-          <w:szCs w:val="28"/>
-          <w:lang w:eastAsia="ru-RU"/>
-        </w:rPr>
-      </w:pPr>
-    </w:p>
-    <w:p>
-      <w:pPr>
-        <w:rPr>
-          <w:rFonts w:eastAsia="Times New Roman" w:cs="Times New Roman"/>
-          <w:sz w:val="28"/>
-          <w:szCs w:val="28"/>
-          <w:lang w:eastAsia="ru-RU"/>
-        </w:rPr>
-      </w:pPr>
-      <w:r>
-        <w:rPr>
-          <w:rFonts w:eastAsia="Times New Roman" w:cs="Times New Roman"/>
-          <w:sz w:val="28"/>
-          <w:szCs w:val="28"/>
-          <w:lang w:eastAsia="ru-RU"/>
-        </w:rPr>
         <w:t>Автоматическая рассылка напоминаний о ближайших занятиях без ручного создания каждого напоминания.</w:t>
       </w:r>
     </w:p>
@@ -5928,7 +5778,6 @@
           <w:szCs w:val="28"/>
           <w:lang w:eastAsia="ru-RU"/>
         </w:rPr>
-        <w:lastRenderedPageBreak/>
         <w:br w:type="page"/>
       </w:r>
     </w:p>
@@ -5987,22 +5836,57 @@
         <w:t>[</w:t>
       </w:r>
       <w:r>
-        <w:t xml:space="preserve">Электронный </w:t>
-      </w:r>
-      <w:proofErr w:type="gramStart"/>
-      <w:r>
-        <w:t>ресурс</w:t>
+        <w:t>Электронный ресурс</w:t>
       </w:r>
       <w:r>
         <w:t>]</w:t>
       </w:r>
       <w:r>
-        <w:t xml:space="preserve">  /</w:t>
-      </w:r>
-      <w:proofErr w:type="gramEnd"/>
+        <w:t xml:space="preserve">  / </w:t>
+      </w:r>
+      <w:r>
+        <w:rPr>
+          <w:lang w:val="en-US"/>
+        </w:rPr>
+        <w:t>URL</w:t>
+      </w:r>
+      <w:r>
+        <w:t xml:space="preserve">: </w:t>
+      </w:r>
       <w:r>
         <w:t xml:space="preserve"> </w:t>
       </w:r>
+      <w:hyperlink r:id="rId8" w:history="1">
+        <w:r>
+          <w:rPr>
+            <w:rStyle w:val="af4"/>
+          </w:rPr>
+          <w:t>https://tochno.st/problems/oncology/regions/samarskaya_oblast</w:t>
+        </w:r>
+      </w:hyperlink>
+      <w:r>
+        <w:t xml:space="preserve"> </w:t>
+      </w:r>
+      <w:r>
+        <w:t xml:space="preserve">(дата обращения 25.05.25). </w:t>
+      </w:r>
+    </w:p>
+    <w:p>
+      <w:pPr>
+        <w:pStyle w:val="a"/>
+      </w:pPr>
+      <w:r>
+        <w:t xml:space="preserve">Сервис «Служба здоровья Самарской области» </w:t>
+      </w:r>
+      <w:r>
+        <w:t>[</w:t>
+      </w:r>
+      <w:r>
+        <w:t>Электронный ресурс</w:t>
+      </w:r>
+      <w:r>
+        <w:t xml:space="preserve">]  / </w:t>
+      </w:r>
       <w:r>
         <w:rPr>
           <w:lang w:val="en-US"/>
@@ -6010,24 +5894,18 @@
         <w:t>URL</w:t>
       </w:r>
       <w:r>
-        <w:t xml:space="preserve">: </w:t>
-      </w:r>
-      <w:r>
-        <w:t xml:space="preserve"> </w:t>
-      </w:r>
-      <w:hyperlink r:id="rId8" w:history="1">
+        <w:t xml:space="preserve">:  </w:t>
+      </w:r>
+      <w:hyperlink r:id="rId9" w:history="1">
         <w:r>
           <w:rPr>
             <w:rStyle w:val="af4"/>
           </w:rPr>
-          <w:t>https://tochno.st/problems/oncology/regions/samarskaya_oblast</w:t>
+          <w:t>https://er.mz63.ru/?ysclid=mccd11cps5483444818</w:t>
         </w:r>
       </w:hyperlink>
       <w:r>
-        <w:t xml:space="preserve"> </w:t>
-      </w:r>
-      <w:r>
-        <w:t xml:space="preserve">(дата обращения 25.05.25). </w:t>
+        <w:t xml:space="preserve"> (дата обращения: 25.06.25). </w:t>
       </w:r>
     </w:p>
     <w:p>
@@ -6035,78 +5913,25 @@
         <w:pStyle w:val="a"/>
       </w:pPr>
       <w:r>
-        <w:t xml:space="preserve">Сервис «Служба здоровья Самарской области» </w:t>
+        <w:t>Сервис «</w:t>
+      </w:r>
+      <w:r>
+        <w:rPr>
+          <w:lang w:val="en-GB"/>
+        </w:rPr>
+        <w:t>DocDoc</w:t>
+      </w:r>
+      <w:r>
+        <w:t xml:space="preserve">» </w:t>
       </w:r>
       <w:r>
         <w:t>[</w:t>
       </w:r>
       <w:r>
-        <w:t xml:space="preserve">Электронный </w:t>
-      </w:r>
-      <w:proofErr w:type="gramStart"/>
-      <w:r>
-        <w:t>ресурс</w:t>
-      </w:r>
-      <w:r>
-        <w:t>]  /</w:t>
-      </w:r>
-      <w:proofErr w:type="gramEnd"/>
-      <w:r>
-        <w:t xml:space="preserve"> </w:t>
-      </w:r>
-      <w:r>
-        <w:rPr>
-          <w:lang w:val="en-US"/>
-        </w:rPr>
-        <w:t>URL</w:t>
-      </w:r>
-      <w:r>
-        <w:t xml:space="preserve">:  </w:t>
-      </w:r>
-      <w:hyperlink r:id="rId9" w:history="1">
-        <w:r>
-          <w:rPr>
-            <w:rStyle w:val="af4"/>
-          </w:rPr>
-          <w:t>https://er.mz63.ru/?ysclid=mccd11cps5483444818</w:t>
-        </w:r>
-      </w:hyperlink>
-      <w:r>
-        <w:t xml:space="preserve"> (дата обращения: 25.06.25). </w:t>
-      </w:r>
-    </w:p>
-    <w:p>
-      <w:pPr>
-        <w:pStyle w:val="a"/>
-      </w:pPr>
-      <w:r>
-        <w:t>Сервис «</w:t>
-      </w:r>
-      <w:r>
-        <w:rPr>
-          <w:lang w:val="en-GB"/>
-        </w:rPr>
-        <w:t>DocDoc</w:t>
-      </w:r>
-      <w:r>
-        <w:t xml:space="preserve">» </w:t>
-      </w:r>
-      <w:r>
-        <w:t>[</w:t>
-      </w:r>
-      <w:r>
-        <w:t xml:space="preserve">Электронный </w:t>
-      </w:r>
-      <w:proofErr w:type="gramStart"/>
-      <w:r>
-        <w:t>ресурс</w:t>
-      </w:r>
-      <w:r>
-        <w:t>]  /</w:t>
-      </w:r>
-      <w:proofErr w:type="gramEnd"/>
-      <w:r>
-        <w:t xml:space="preserve"> </w:t>
+        <w:t>Электронный ресурс</w:t>
+      </w:r>
+      <w:r>
+        <w:t xml:space="preserve">]  / </w:t>
       </w:r>
       <w:r>
         <w:rPr>
@@ -6983,7 +6808,6 @@
         <w:docPartUnique/>
       </w:docPartObj>
     </w:sdtPr>
-    <w:sdtEndPr/>
     <w:sdtContent>
       <w:p>
         <w:pPr>
@@ -8827,6 +8651,119 @@
     </w:lvl>
   </w:abstractNum>
   <w:abstractNum w:abstractNumId="17" w15:restartNumberingAfterBreak="0">
+    <w:nsid w:val="3A2F69E8"/>
+    <w:multiLevelType w:val="hybridMultilevel"/>
+    <w:tmpl w:val="486474E4"/>
+    <w:lvl w:ilvl="0" w:tplc="0B762A4E">
+      <w:start w:val="1"/>
+      <w:numFmt w:val="bullet"/>
+      <w:lvlText w:val="‒"/>
+      <w:lvlJc w:val="left"/>
+      <w:pPr>
+        <w:ind w:left="1429" w:hanging="360"/>
+      </w:pPr>
+      <w:rPr>
+        <w:rFonts w:ascii="Times New Roman" w:hAnsi="Times New Roman" w:cs="Times New Roman" w:hint="default"/>
+      </w:rPr>
+    </w:lvl>
+    <w:lvl w:ilvl="1" w:tplc="04190003" w:tentative="1">
+      <w:start w:val="1"/>
+      <w:numFmt w:val="bullet"/>
+      <w:lvlText w:val="o"/>
+      <w:lvlJc w:val="left"/>
+      <w:pPr>
+        <w:ind w:left="2149" w:hanging="360"/>
+      </w:pPr>
+      <w:rPr>
+        <w:rFonts w:ascii="Courier New" w:hAnsi="Courier New" w:cs="Courier New" w:hint="default"/>
+      </w:rPr>
+    </w:lvl>
+    <w:lvl w:ilvl="2" w:tplc="04190005" w:tentative="1">
+      <w:start w:val="1"/>
+      <w:numFmt w:val="bullet"/>
+      <w:lvlText w:val=""/>
+      <w:lvlJc w:val="left"/>
+      <w:pPr>
+        <w:ind w:left="2869" w:hanging="360"/>
+      </w:pPr>
+      <w:rPr>
+        <w:rFonts w:ascii="Wingdings" w:hAnsi="Wingdings" w:hint="default"/>
+      </w:rPr>
+    </w:lvl>
+    <w:lvl w:ilvl="3" w:tplc="04190001" w:tentative="1">
+      <w:start w:val="1"/>
+      <w:numFmt w:val="bullet"/>
+      <w:lvlText w:val=""/>
+      <w:lvlJc w:val="left"/>
+      <w:pPr>
+        <w:ind w:left="3589" w:hanging="360"/>
+      </w:pPr>
+      <w:rPr>
+        <w:rFonts w:ascii="Symbol" w:hAnsi="Symbol" w:hint="default"/>
+      </w:rPr>
+    </w:lvl>
+    <w:lvl w:ilvl="4" w:tplc="04190003" w:tentative="1">
+      <w:start w:val="1"/>
+      <w:numFmt w:val="bullet"/>
+      <w:lvlText w:val="o"/>
+      <w:lvlJc w:val="left"/>
+      <w:pPr>
+        <w:ind w:left="4309" w:hanging="360"/>
+      </w:pPr>
+      <w:rPr>
+        <w:rFonts w:ascii="Courier New" w:hAnsi="Courier New" w:cs="Courier New" w:hint="default"/>
+      </w:rPr>
+    </w:lvl>
+    <w:lvl w:ilvl="5" w:tplc="04190005" w:tentative="1">
+      <w:start w:val="1"/>
+      <w:numFmt w:val="bullet"/>
+      <w:lvlText w:val=""/>
+      <w:lvlJc w:val="left"/>
+      <w:pPr>
+        <w:ind w:left="5029" w:hanging="360"/>
+      </w:pPr>
+      <w:rPr>
+        <w:rFonts w:ascii="Wingdings" w:hAnsi="Wingdings" w:hint="default"/>
+      </w:rPr>
+    </w:lvl>
+    <w:lvl w:ilvl="6" w:tplc="04190001" w:tentative="1">
+      <w:start w:val="1"/>
+      <w:numFmt w:val="bullet"/>
+      <w:lvlText w:val=""/>
+      <w:lvlJc w:val="left"/>
+      <w:pPr>
+        <w:ind w:left="5749" w:hanging="360"/>
+      </w:pPr>
+      <w:rPr>
+        <w:rFonts w:ascii="Symbol" w:hAnsi="Symbol" w:hint="default"/>
+      </w:rPr>
+    </w:lvl>
+    <w:lvl w:ilvl="7" w:tplc="04190003" w:tentative="1">
+      <w:start w:val="1"/>
+      <w:numFmt w:val="bullet"/>
+      <w:lvlText w:val="o"/>
+      <w:lvlJc w:val="left"/>
+      <w:pPr>
+        <w:ind w:left="6469" w:hanging="360"/>
+      </w:pPr>
+      <w:rPr>
+        <w:rFonts w:ascii="Courier New" w:hAnsi="Courier New" w:cs="Courier New" w:hint="default"/>
+      </w:rPr>
+    </w:lvl>
+    <w:lvl w:ilvl="8" w:tplc="04190005" w:tentative="1">
+      <w:start w:val="1"/>
+      <w:numFmt w:val="bullet"/>
+      <w:lvlText w:val=""/>
+      <w:lvlJc w:val="left"/>
+      <w:pPr>
+        <w:ind w:left="7189" w:hanging="360"/>
+      </w:pPr>
+      <w:rPr>
+        <w:rFonts w:ascii="Wingdings" w:hAnsi="Wingdings" w:hint="default"/>
+      </w:rPr>
+    </w:lvl>
+  </w:abstractNum>
+  <w:abstractNum w:abstractNumId="18" w15:restartNumberingAfterBreak="0">
     <w:nsid w:val="3C9733B6"/>
     <w:multiLevelType w:val="hybridMultilevel"/>
     <w:tmpl w:val="F0162BD8"/>
@@ -8912,7 +8849,7 @@
       </w:pPr>
     </w:lvl>
   </w:abstractNum>
-  <w:abstractNum w:abstractNumId="18" w15:restartNumberingAfterBreak="0">
+  <w:abstractNum w:abstractNumId="19" w15:restartNumberingAfterBreak="0">
     <w:nsid w:val="3D3D02CE"/>
     <w:multiLevelType w:val="hybridMultilevel"/>
     <w:tmpl w:val="24C053DA"/>
@@ -9002,7 +8939,7 @@
       </w:pPr>
     </w:lvl>
   </w:abstractNum>
-  <w:abstractNum w:abstractNumId="19" w15:restartNumberingAfterBreak="0">
+  <w:abstractNum w:abstractNumId="20" w15:restartNumberingAfterBreak="0">
     <w:nsid w:val="3FF30A7A"/>
     <w:multiLevelType w:val="hybridMultilevel"/>
     <w:tmpl w:val="D0223DD0"/>
@@ -9092,7 +9029,7 @@
       </w:pPr>
     </w:lvl>
   </w:abstractNum>
-  <w:abstractNum w:abstractNumId="20" w15:restartNumberingAfterBreak="0">
+  <w:abstractNum w:abstractNumId="21" w15:restartNumberingAfterBreak="0">
     <w:nsid w:val="42493466"/>
     <w:multiLevelType w:val="hybridMultilevel"/>
     <w:tmpl w:val="FC1AFA50"/>
@@ -9178,7 +9115,7 @@
       </w:pPr>
     </w:lvl>
   </w:abstractNum>
-  <w:abstractNum w:abstractNumId="21" w15:restartNumberingAfterBreak="0">
+  <w:abstractNum w:abstractNumId="22" w15:restartNumberingAfterBreak="0">
     <w:nsid w:val="472524C6"/>
     <w:multiLevelType w:val="hybridMultilevel"/>
     <w:tmpl w:val="B20886E0"/>
@@ -9268,7 +9205,7 @@
       </w:pPr>
     </w:lvl>
   </w:abstractNum>
-  <w:abstractNum w:abstractNumId="22" w15:restartNumberingAfterBreak="0">
+  <w:abstractNum w:abstractNumId="23" w15:restartNumberingAfterBreak="0">
     <w:nsid w:val="47E4330D"/>
     <w:multiLevelType w:val="hybridMultilevel"/>
     <w:tmpl w:val="A9CC8394"/>
@@ -9381,7 +9318,7 @@
       </w:rPr>
     </w:lvl>
   </w:abstractNum>
-  <w:abstractNum w:abstractNumId="23" w15:restartNumberingAfterBreak="0">
+  <w:abstractNum w:abstractNumId="24" w15:restartNumberingAfterBreak="0">
     <w:nsid w:val="49A1735E"/>
     <w:multiLevelType w:val="hybridMultilevel"/>
     <w:tmpl w:val="69BA72DC"/>
@@ -9521,7 +9458,7 @@
       </w:rPr>
     </w:lvl>
   </w:abstractNum>
-  <w:abstractNum w:abstractNumId="24" w15:restartNumberingAfterBreak="0">
+  <w:abstractNum w:abstractNumId="25" w15:restartNumberingAfterBreak="0">
     <w:nsid w:val="4C1349B2"/>
     <w:multiLevelType w:val="hybridMultilevel"/>
     <w:tmpl w:val="D6EA6A22"/>
@@ -9607,7 +9544,7 @@
       </w:pPr>
     </w:lvl>
   </w:abstractNum>
-  <w:abstractNum w:abstractNumId="25" w15:restartNumberingAfterBreak="0">
+  <w:abstractNum w:abstractNumId="26" w15:restartNumberingAfterBreak="0">
     <w:nsid w:val="4D5C7C3F"/>
     <w:multiLevelType w:val="multilevel"/>
     <w:tmpl w:val="91FCF47C"/>
@@ -9720,7 +9657,7 @@
       </w:pPr>
     </w:lvl>
   </w:abstractNum>
-  <w:abstractNum w:abstractNumId="26" w15:restartNumberingAfterBreak="0">
+  <w:abstractNum w:abstractNumId="27" w15:restartNumberingAfterBreak="0">
     <w:nsid w:val="4D893BD8"/>
     <w:multiLevelType w:val="hybridMultilevel"/>
     <w:tmpl w:val="10669E14"/>
@@ -9809,7 +9746,7 @@
       </w:pPr>
     </w:lvl>
   </w:abstractNum>
-  <w:abstractNum w:abstractNumId="27" w15:restartNumberingAfterBreak="0">
+  <w:abstractNum w:abstractNumId="28" w15:restartNumberingAfterBreak="0">
     <w:nsid w:val="4E2D6D20"/>
     <w:multiLevelType w:val="hybridMultilevel"/>
     <w:tmpl w:val="E61C47F6"/>
@@ -9895,7 +9832,7 @@
       </w:pPr>
     </w:lvl>
   </w:abstractNum>
-  <w:abstractNum w:abstractNumId="28" w15:restartNumberingAfterBreak="0">
+  <w:abstractNum w:abstractNumId="29" w15:restartNumberingAfterBreak="0">
     <w:nsid w:val="501B51FD"/>
     <w:multiLevelType w:val="hybridMultilevel"/>
     <w:tmpl w:val="5080B852"/>
@@ -10008,7 +9945,7 @@
       </w:rPr>
     </w:lvl>
   </w:abstractNum>
-  <w:abstractNum w:abstractNumId="29" w15:restartNumberingAfterBreak="0">
+  <w:abstractNum w:abstractNumId="30" w15:restartNumberingAfterBreak="0">
     <w:nsid w:val="5C8237B4"/>
     <w:multiLevelType w:val="multilevel"/>
     <w:tmpl w:val="1DB2A51C"/>
@@ -10139,7 +10076,7 @@
       </w:rPr>
     </w:lvl>
   </w:abstractNum>
-  <w:abstractNum w:abstractNumId="30" w15:restartNumberingAfterBreak="0">
+  <w:abstractNum w:abstractNumId="31" w15:restartNumberingAfterBreak="0">
     <w:nsid w:val="5D514361"/>
     <w:multiLevelType w:val="hybridMultilevel"/>
     <w:tmpl w:val="67024AC4"/>
@@ -10225,7 +10162,7 @@
       </w:pPr>
     </w:lvl>
   </w:abstractNum>
-  <w:abstractNum w:abstractNumId="31" w15:restartNumberingAfterBreak="0">
+  <w:abstractNum w:abstractNumId="32" w15:restartNumberingAfterBreak="0">
     <w:nsid w:val="5E4F5958"/>
     <w:multiLevelType w:val="hybridMultilevel"/>
     <w:tmpl w:val="6DAA9E62"/>
@@ -10315,7 +10252,7 @@
       </w:pPr>
     </w:lvl>
   </w:abstractNum>
-  <w:abstractNum w:abstractNumId="32" w15:restartNumberingAfterBreak="0">
+  <w:abstractNum w:abstractNumId="33" w15:restartNumberingAfterBreak="0">
     <w:nsid w:val="60A970A9"/>
     <w:multiLevelType w:val="hybridMultilevel"/>
     <w:tmpl w:val="F36ABF1E"/>
@@ -10401,7 +10338,7 @@
       </w:pPr>
     </w:lvl>
   </w:abstractNum>
-  <w:abstractNum w:abstractNumId="33" w15:restartNumberingAfterBreak="0">
+  <w:abstractNum w:abstractNumId="34" w15:restartNumberingAfterBreak="0">
     <w:nsid w:val="68345744"/>
     <w:multiLevelType w:val="hybridMultilevel"/>
     <w:tmpl w:val="37E24884"/>
@@ -10490,7 +10427,96 @@
       </w:pPr>
     </w:lvl>
   </w:abstractNum>
-  <w:abstractNum w:abstractNumId="34" w15:restartNumberingAfterBreak="0">
+  <w:abstractNum w:abstractNumId="35" w15:restartNumberingAfterBreak="0">
+    <w:nsid w:val="6B8228B2"/>
+    <w:multiLevelType w:val="hybridMultilevel"/>
+    <w:tmpl w:val="0FC8C5FE"/>
+    <w:lvl w:ilvl="0" w:tplc="732852E2">
+      <w:start w:val="1"/>
+      <w:numFmt w:val="decimal"/>
+      <w:lvlText w:val="%1."/>
+      <w:lvlJc w:val="left"/>
+      <w:pPr>
+        <w:ind w:left="1069" w:hanging="360"/>
+      </w:pPr>
+      <w:rPr>
+        <w:rFonts w:hint="default"/>
+      </w:rPr>
+    </w:lvl>
+    <w:lvl w:ilvl="1" w:tplc="04190019" w:tentative="1">
+      <w:start w:val="1"/>
+      <w:numFmt w:val="lowerLetter"/>
+      <w:lvlText w:val="%2."/>
+      <w:lvlJc w:val="left"/>
+      <w:pPr>
+        <w:ind w:left="1789" w:hanging="360"/>
+      </w:pPr>
+    </w:lvl>
+    <w:lvl w:ilvl="2" w:tplc="0419001B" w:tentative="1">
+      <w:start w:val="1"/>
+      <w:numFmt w:val="lowerRoman"/>
+      <w:lvlText w:val="%3."/>
+      <w:lvlJc w:val="right"/>
+      <w:pPr>
+        <w:ind w:left="2509" w:hanging="180"/>
+      </w:pPr>
+    </w:lvl>
+    <w:lvl w:ilvl="3" w:tplc="0419000F" w:tentative="1">
+      <w:start w:val="1"/>
+      <w:numFmt w:val="decimal"/>
+      <w:lvlText w:val="%4."/>
+      <w:lvlJc w:val="left"/>
+      <w:pPr>
+        <w:ind w:left="3229" w:hanging="360"/>
+      </w:pPr>
+    </w:lvl>
+    <w:lvl w:ilvl="4" w:tplc="04190019" w:tentative="1">
+      <w:start w:val="1"/>
+      <w:numFmt w:val="lowerLetter"/>
+      <w:lvlText w:val="%5."/>
+      <w:lvlJc w:val="left"/>
+      <w:pPr>
+        <w:ind w:left="3949" w:hanging="360"/>
+      </w:pPr>
+    </w:lvl>
+    <w:lvl w:ilvl="5" w:tplc="0419001B" w:tentative="1">
+      <w:start w:val="1"/>
+      <w:numFmt w:val="lowerRoman"/>
+      <w:lvlText w:val="%6."/>
+      <w:lvlJc w:val="right"/>
+      <w:pPr>
+        <w:ind w:left="4669" w:hanging="180"/>
+      </w:pPr>
+    </w:lvl>
+    <w:lvl w:ilvl="6" w:tplc="0419000F" w:tentative="1">
+      <w:start w:val="1"/>
+      <w:numFmt w:val="decimal"/>
+      <w:lvlText w:val="%7."/>
+      <w:lvlJc w:val="left"/>
+      <w:pPr>
+        <w:ind w:left="5389" w:hanging="360"/>
+      </w:pPr>
+    </w:lvl>
+    <w:lvl w:ilvl="7" w:tplc="04190019" w:tentative="1">
+      <w:start w:val="1"/>
+      <w:numFmt w:val="lowerLetter"/>
+      <w:lvlText w:val="%8."/>
+      <w:lvlJc w:val="left"/>
+      <w:pPr>
+        <w:ind w:left="6109" w:hanging="360"/>
+      </w:pPr>
+    </w:lvl>
+    <w:lvl w:ilvl="8" w:tplc="0419001B" w:tentative="1">
+      <w:start w:val="1"/>
+      <w:numFmt w:val="lowerRoman"/>
+      <w:lvlText w:val="%9."/>
+      <w:lvlJc w:val="right"/>
+      <w:pPr>
+        <w:ind w:left="6829" w:hanging="180"/>
+      </w:pPr>
+    </w:lvl>
+  </w:abstractNum>
+  <w:abstractNum w:abstractNumId="36" w15:restartNumberingAfterBreak="0">
     <w:nsid w:val="6BB96402"/>
     <w:multiLevelType w:val="hybridMultilevel"/>
     <w:tmpl w:val="1F4CF88E"/>
@@ -10579,7 +10605,7 @@
       </w:pPr>
     </w:lvl>
   </w:abstractNum>
-  <w:abstractNum w:abstractNumId="35" w15:restartNumberingAfterBreak="0">
+  <w:abstractNum w:abstractNumId="37" w15:restartNumberingAfterBreak="0">
     <w:nsid w:val="6BD16E73"/>
     <w:multiLevelType w:val="hybridMultilevel"/>
     <w:tmpl w:val="F138713C"/>
@@ -10668,7 +10694,7 @@
       </w:pPr>
     </w:lvl>
   </w:abstractNum>
-  <w:abstractNum w:abstractNumId="36" w15:restartNumberingAfterBreak="0">
+  <w:abstractNum w:abstractNumId="38" w15:restartNumberingAfterBreak="0">
     <w:nsid w:val="6D48215A"/>
     <w:multiLevelType w:val="hybridMultilevel"/>
     <w:tmpl w:val="A09E6E4E"/>
@@ -10757,7 +10783,120 @@
       </w:pPr>
     </w:lvl>
   </w:abstractNum>
-  <w:abstractNum w:abstractNumId="37" w15:restartNumberingAfterBreak="0">
+  <w:abstractNum w:abstractNumId="39" w15:restartNumberingAfterBreak="0">
+    <w:nsid w:val="706941DB"/>
+    <w:multiLevelType w:val="hybridMultilevel"/>
+    <w:tmpl w:val="500E96A4"/>
+    <w:lvl w:ilvl="0" w:tplc="0B762A4E">
+      <w:start w:val="1"/>
+      <w:numFmt w:val="bullet"/>
+      <w:lvlText w:val="‒"/>
+      <w:lvlJc w:val="left"/>
+      <w:pPr>
+        <w:ind w:left="1429" w:hanging="360"/>
+      </w:pPr>
+      <w:rPr>
+        <w:rFonts w:ascii="Times New Roman" w:hAnsi="Times New Roman" w:cs="Times New Roman" w:hint="default"/>
+      </w:rPr>
+    </w:lvl>
+    <w:lvl w:ilvl="1" w:tplc="04190003" w:tentative="1">
+      <w:start w:val="1"/>
+      <w:numFmt w:val="bullet"/>
+      <w:lvlText w:val="o"/>
+      <w:lvlJc w:val="left"/>
+      <w:pPr>
+        <w:ind w:left="2149" w:hanging="360"/>
+      </w:pPr>
+      <w:rPr>
+        <w:rFonts w:ascii="Courier New" w:hAnsi="Courier New" w:cs="Courier New" w:hint="default"/>
+      </w:rPr>
+    </w:lvl>
+    <w:lvl w:ilvl="2" w:tplc="04190005" w:tentative="1">
+      <w:start w:val="1"/>
+      <w:numFmt w:val="bullet"/>
+      <w:lvlText w:val=""/>
+      <w:lvlJc w:val="left"/>
+      <w:pPr>
+        <w:ind w:left="2869" w:hanging="360"/>
+      </w:pPr>
+      <w:rPr>
+        <w:rFonts w:ascii="Wingdings" w:hAnsi="Wingdings" w:hint="default"/>
+      </w:rPr>
+    </w:lvl>
+    <w:lvl w:ilvl="3" w:tplc="04190001" w:tentative="1">
+      <w:start w:val="1"/>
+      <w:numFmt w:val="bullet"/>
+      <w:lvlText w:val=""/>
+      <w:lvlJc w:val="left"/>
+      <w:pPr>
+        <w:ind w:left="3589" w:hanging="360"/>
+      </w:pPr>
+      <w:rPr>
+        <w:rFonts w:ascii="Symbol" w:hAnsi="Symbol" w:hint="default"/>
+      </w:rPr>
+    </w:lvl>
+    <w:lvl w:ilvl="4" w:tplc="04190003" w:tentative="1">
+      <w:start w:val="1"/>
+      <w:numFmt w:val="bullet"/>
+      <w:lvlText w:val="o"/>
+      <w:lvlJc w:val="left"/>
+      <w:pPr>
+        <w:ind w:left="4309" w:hanging="360"/>
+      </w:pPr>
+      <w:rPr>
+        <w:rFonts w:ascii="Courier New" w:hAnsi="Courier New" w:cs="Courier New" w:hint="default"/>
+      </w:rPr>
+    </w:lvl>
+    <w:lvl w:ilvl="5" w:tplc="04190005" w:tentative="1">
+      <w:start w:val="1"/>
+      <w:numFmt w:val="bullet"/>
+      <w:lvlText w:val=""/>
+      <w:lvlJc w:val="left"/>
+      <w:pPr>
+        <w:ind w:left="5029" w:hanging="360"/>
+      </w:pPr>
+      <w:rPr>
+        <w:rFonts w:ascii="Wingdings" w:hAnsi="Wingdings" w:hint="default"/>
+      </w:rPr>
+    </w:lvl>
+    <w:lvl w:ilvl="6" w:tplc="04190001" w:tentative="1">
+      <w:start w:val="1"/>
+      <w:numFmt w:val="bullet"/>
+      <w:lvlText w:val=""/>
+      <w:lvlJc w:val="left"/>
+      <w:pPr>
+        <w:ind w:left="5749" w:hanging="360"/>
+      </w:pPr>
+      <w:rPr>
+        <w:rFonts w:ascii="Symbol" w:hAnsi="Symbol" w:hint="default"/>
+      </w:rPr>
+    </w:lvl>
+    <w:lvl w:ilvl="7" w:tplc="04190003" w:tentative="1">
+      <w:start w:val="1"/>
+      <w:numFmt w:val="bullet"/>
+      <w:lvlText w:val="o"/>
+      <w:lvlJc w:val="left"/>
+      <w:pPr>
+        <w:ind w:left="6469" w:hanging="360"/>
+      </w:pPr>
+      <w:rPr>
+        <w:rFonts w:ascii="Courier New" w:hAnsi="Courier New" w:cs="Courier New" w:hint="default"/>
+      </w:rPr>
+    </w:lvl>
+    <w:lvl w:ilvl="8" w:tplc="04190005" w:tentative="1">
+      <w:start w:val="1"/>
+      <w:numFmt w:val="bullet"/>
+      <w:lvlText w:val=""/>
+      <w:lvlJc w:val="left"/>
+      <w:pPr>
+        <w:ind w:left="7189" w:hanging="360"/>
+      </w:pPr>
+      <w:rPr>
+        <w:rFonts w:ascii="Wingdings" w:hAnsi="Wingdings" w:hint="default"/>
+      </w:rPr>
+    </w:lvl>
+  </w:abstractNum>
+  <w:abstractNum w:abstractNumId="40" w15:restartNumberingAfterBreak="0">
     <w:nsid w:val="70C1733A"/>
     <w:multiLevelType w:val="hybridMultilevel"/>
     <w:tmpl w:val="AC969144"/>
@@ -10843,7 +10982,7 @@
       </w:pPr>
     </w:lvl>
   </w:abstractNum>
-  <w:abstractNum w:abstractNumId="38" w15:restartNumberingAfterBreak="0">
+  <w:abstractNum w:abstractNumId="41" w15:restartNumberingAfterBreak="0">
     <w:nsid w:val="77DC740F"/>
     <w:multiLevelType w:val="hybridMultilevel"/>
     <w:tmpl w:val="8B8E4A6C"/>
@@ -10929,7 +11068,7 @@
       </w:pPr>
     </w:lvl>
   </w:abstractNum>
-  <w:abstractNum w:abstractNumId="39" w15:restartNumberingAfterBreak="0">
+  <w:abstractNum w:abstractNumId="42" w15:restartNumberingAfterBreak="0">
     <w:nsid w:val="78757B3E"/>
     <w:multiLevelType w:val="hybridMultilevel"/>
     <w:tmpl w:val="699AA056"/>
@@ -11042,7 +11181,7 @@
       </w:rPr>
     </w:lvl>
   </w:abstractNum>
-  <w:abstractNum w:abstractNumId="40" w15:restartNumberingAfterBreak="0">
+  <w:abstractNum w:abstractNumId="43" w15:restartNumberingAfterBreak="0">
     <w:nsid w:val="79A91D90"/>
     <w:multiLevelType w:val="hybridMultilevel"/>
     <w:tmpl w:val="CC8494EE"/>
@@ -11132,7 +11271,7 @@
       </w:pPr>
     </w:lvl>
   </w:abstractNum>
-  <w:abstractNum w:abstractNumId="41" w15:restartNumberingAfterBreak="0">
+  <w:abstractNum w:abstractNumId="44" w15:restartNumberingAfterBreak="0">
     <w:nsid w:val="7D87039F"/>
     <w:multiLevelType w:val="hybridMultilevel"/>
     <w:tmpl w:val="1D4425F2"/>
@@ -11255,22 +11394,22 @@
     <w:abstractNumId w:val="10"/>
   </w:num>
   <w:num w:numId="4" w16cid:durableId="630669033">
-    <w:abstractNumId w:val="24"/>
+    <w:abstractNumId w:val="25"/>
   </w:num>
   <w:num w:numId="5" w16cid:durableId="1012221073">
     <w:abstractNumId w:val="16"/>
   </w:num>
   <w:num w:numId="6" w16cid:durableId="1862816924">
-    <w:abstractNumId w:val="37"/>
+    <w:abstractNumId w:val="40"/>
   </w:num>
   <w:num w:numId="7" w16cid:durableId="1684700754">
     <w:abstractNumId w:val="11"/>
   </w:num>
   <w:num w:numId="8" w16cid:durableId="969281964">
-    <w:abstractNumId w:val="20"/>
+    <w:abstractNumId w:val="21"/>
   </w:num>
   <w:num w:numId="9" w16cid:durableId="1235818635">
-    <w:abstractNumId w:val="29"/>
+    <w:abstractNumId w:val="30"/>
     <w:lvlOverride w:ilvl="0">
       <w:startOverride w:val="1"/>
     </w:lvlOverride>
@@ -11300,10 +11439,10 @@
     </w:lvlOverride>
   </w:num>
   <w:num w:numId="10" w16cid:durableId="11927793">
-    <w:abstractNumId w:val="29"/>
+    <w:abstractNumId w:val="30"/>
   </w:num>
   <w:num w:numId="11" w16cid:durableId="280458995">
-    <w:abstractNumId w:val="29"/>
+    <w:abstractNumId w:val="30"/>
     <w:lvlOverride w:ilvl="0">
       <w:startOverride w:val="2"/>
     </w:lvlOverride>
@@ -11333,28 +11472,28 @@
     </w:lvlOverride>
   </w:num>
   <w:num w:numId="12" w16cid:durableId="1690061569">
-    <w:abstractNumId w:val="23"/>
+    <w:abstractNumId w:val="24"/>
   </w:num>
   <w:num w:numId="13" w16cid:durableId="1206941393">
-    <w:abstractNumId w:val="39"/>
+    <w:abstractNumId w:val="42"/>
   </w:num>
   <w:num w:numId="14" w16cid:durableId="533269350">
-    <w:abstractNumId w:val="38"/>
+    <w:abstractNumId w:val="41"/>
   </w:num>
   <w:num w:numId="15" w16cid:durableId="1548682048">
-    <w:abstractNumId w:val="32"/>
+    <w:abstractNumId w:val="33"/>
   </w:num>
   <w:num w:numId="16" w16cid:durableId="1662200790">
     <w:abstractNumId w:val="9"/>
   </w:num>
   <w:num w:numId="17" w16cid:durableId="1362172824">
-    <w:abstractNumId w:val="36"/>
+    <w:abstractNumId w:val="38"/>
   </w:num>
   <w:num w:numId="18" w16cid:durableId="695665753">
-    <w:abstractNumId w:val="26"/>
+    <w:abstractNumId w:val="27"/>
   </w:num>
   <w:num w:numId="19" w16cid:durableId="555897870">
-    <w:abstractNumId w:val="27"/>
+    <w:abstractNumId w:val="28"/>
   </w:num>
   <w:num w:numId="20" w16cid:durableId="1727952840">
     <w:abstractNumId w:val="6"/>
@@ -11363,16 +11502,16 @@
     <w:abstractNumId w:val="7"/>
   </w:num>
   <w:num w:numId="22" w16cid:durableId="1065907316">
-    <w:abstractNumId w:val="40"/>
+    <w:abstractNumId w:val="43"/>
   </w:num>
   <w:num w:numId="23" w16cid:durableId="974336932">
     <w:abstractNumId w:val="2"/>
   </w:num>
   <w:num w:numId="24" w16cid:durableId="1028992004">
-    <w:abstractNumId w:val="35"/>
+    <w:abstractNumId w:val="37"/>
   </w:num>
   <w:num w:numId="25" w16cid:durableId="908618142">
-    <w:abstractNumId w:val="33"/>
+    <w:abstractNumId w:val="34"/>
   </w:num>
   <w:num w:numId="26" w16cid:durableId="163595465">
     <w:abstractNumId w:val="5"/>
@@ -11381,19 +11520,19 @@
     <w:abstractNumId w:val="12"/>
   </w:num>
   <w:num w:numId="28" w16cid:durableId="713042631">
+    <w:abstractNumId w:val="20"/>
+  </w:num>
+  <w:num w:numId="29" w16cid:durableId="2032678708">
+    <w:abstractNumId w:val="32"/>
+  </w:num>
+  <w:num w:numId="30" w16cid:durableId="389160006">
     <w:abstractNumId w:val="19"/>
   </w:num>
-  <w:num w:numId="29" w16cid:durableId="2032678708">
-    <w:abstractNumId w:val="31"/>
-  </w:num>
-  <w:num w:numId="30" w16cid:durableId="389160006">
-    <w:abstractNumId w:val="18"/>
-  </w:num>
   <w:num w:numId="31" w16cid:durableId="1229656039">
-    <w:abstractNumId w:val="21"/>
+    <w:abstractNumId w:val="22"/>
   </w:num>
   <w:num w:numId="32" w16cid:durableId="1692102492">
-    <w:abstractNumId w:val="34"/>
+    <w:abstractNumId w:val="36"/>
   </w:num>
   <w:num w:numId="33" w16cid:durableId="891579650">
     <w:abstractNumId w:val="0"/>
@@ -11402,19 +11541,19 @@
     <w:abstractNumId w:val="15"/>
   </w:num>
   <w:num w:numId="35" w16cid:durableId="1134102220">
-    <w:abstractNumId w:val="30"/>
+    <w:abstractNumId w:val="31"/>
   </w:num>
   <w:num w:numId="36" w16cid:durableId="2145154215">
     <w:abstractNumId w:val="3"/>
   </w:num>
   <w:num w:numId="37" w16cid:durableId="725448616">
-    <w:abstractNumId w:val="17"/>
+    <w:abstractNumId w:val="18"/>
   </w:num>
   <w:num w:numId="38" w16cid:durableId="1646618732">
-    <w:abstractNumId w:val="28"/>
+    <w:abstractNumId w:val="29"/>
   </w:num>
   <w:num w:numId="39" w16cid:durableId="1857887940">
-    <w:abstractNumId w:val="25"/>
+    <w:abstractNumId w:val="26"/>
   </w:num>
   <w:num w:numId="40" w16cid:durableId="225728439">
     <w:abstractNumId w:val="14"/>
@@ -11423,13 +11562,22 @@
     <w:abstractNumId w:val="8"/>
   </w:num>
   <w:num w:numId="42" w16cid:durableId="668679288">
-    <w:abstractNumId w:val="41"/>
+    <w:abstractNumId w:val="44"/>
   </w:num>
   <w:num w:numId="43" w16cid:durableId="887574084">
-    <w:abstractNumId w:val="22"/>
+    <w:abstractNumId w:val="23"/>
   </w:num>
   <w:num w:numId="44" w16cid:durableId="1245842120">
     <w:abstractNumId w:val="1"/>
+  </w:num>
+  <w:num w:numId="45" w16cid:durableId="45222653">
+    <w:abstractNumId w:val="35"/>
+  </w:num>
+  <w:num w:numId="46" w16cid:durableId="305278886">
+    <w:abstractNumId w:val="17"/>
+  </w:num>
+  <w:num w:numId="47" w16cid:durableId="1543597025">
+    <w:abstractNumId w:val="39"/>
   </w:num>
   <w:numIdMacAtCleanup w:val="11"/>
 </w:numbering>

--- a/ИТ_практикум_6301_1.docx
+++ b/ИТ_практикум_6301_1.docx
@@ -1044,1349 +1044,423 @@
         <w:t>6</w:t>
       </w:r>
     </w:p>
-    <w:p>
-      <w:pPr>
-        <w:pageBreakBefore/>
-        <w:ind w:firstLine="0"/>
-        <w:jc w:val="center"/>
-        <w:outlineLvl w:val="3"/>
-        <w:rPr>
-          <w:rFonts w:eastAsia="Times New Roman" w:cs="Times New Roman"/>
-          <w:b/>
-          <w:bCs/>
-          <w:iCs/>
-          <w:caps/>
+    <w:sdt>
+      <w:sdtPr>
+        <w:id w:val="620881576"/>
+        <w:docPartObj>
+          <w:docPartGallery w:val="Table of Contents"/>
+          <w:docPartUnique/>
+        </w:docPartObj>
+      </w:sdtPr>
+      <w:sdtEndPr>
+        <w:rPr>
+          <w:rFonts w:ascii="Times New Roman" w:eastAsiaTheme="minorHAnsi" w:hAnsi="Times New Roman" w:cstheme="minorBidi"/>
+          <w:color w:val="auto"/>
+          <w:sz w:val="24"/>
+          <w:szCs w:val="22"/>
+        </w:rPr>
+      </w:sdtEndPr>
+      <w:sdtContent>
+        <w:p>
+          <w:pPr>
+            <w:pStyle w:val="aff8"/>
+            <w:jc w:val="center"/>
+            <w:rPr>
+              <w:rStyle w:val="af3"/>
+              <w:rFonts w:eastAsiaTheme="majorEastAsia"/>
+            </w:rPr>
+          </w:pPr>
+          <w:r>
+            <w:rPr>
+              <w:rStyle w:val="af3"/>
+              <w:rFonts w:eastAsiaTheme="majorEastAsia"/>
+            </w:rPr>
+            <w:t>ОГЛАВЛЕНИЕ</w:t>
+          </w:r>
+        </w:p>
+        <w:p>
+          <w:pPr>
+            <w:pStyle w:val="16"/>
+            <w:rPr>
+              <w:rFonts w:asciiTheme="minorHAnsi" w:eastAsiaTheme="minorEastAsia" w:hAnsiTheme="minorHAnsi"/>
+              <w:noProof/>
+              <w:kern w:val="2"/>
+              <w:szCs w:val="24"/>
+              <w:lang w:eastAsia="ru-RU"/>
+              <w14:ligatures w14:val="standardContextual"/>
+            </w:rPr>
+          </w:pPr>
+          <w:r>
+            <w:fldChar w:fldCharType="begin"/>
+          </w:r>
+          <w:r>
+            <w:instrText xml:space="preserve"> TOC \o "1-3" \h \z \u </w:instrText>
+          </w:r>
+          <w:r>
+            <w:fldChar w:fldCharType="separate"/>
+          </w:r>
+          <w:hyperlink w:anchor="_Toc230456733" w:history="1">
+            <w:r>
+              <w:rPr>
+                <w:rStyle w:val="af4"/>
+                <w:noProof/>
+              </w:rPr>
+              <w:t>ПОСТАНОВКА ЗАДАЧИ</w:t>
+            </w:r>
+            <w:r>
+              <w:rPr>
+                <w:noProof/>
+                <w:webHidden/>
+              </w:rPr>
+              <w:tab/>
+            </w:r>
+            <w:r>
+              <w:rPr>
+                <w:noProof/>
+                <w:webHidden/>
+              </w:rPr>
+              <w:fldChar w:fldCharType="begin"/>
+            </w:r>
+            <w:r>
+              <w:rPr>
+                <w:noProof/>
+                <w:webHidden/>
+              </w:rPr>
+              <w:instrText xml:space="preserve"> PAGEREF _Toc230456733 \h </w:instrText>
+            </w:r>
+            <w:r>
+              <w:rPr>
+                <w:noProof/>
+                <w:webHidden/>
+              </w:rPr>
+            </w:r>
+            <w:r>
+              <w:rPr>
+                <w:noProof/>
+                <w:webHidden/>
+              </w:rPr>
+              <w:fldChar w:fldCharType="separate"/>
+            </w:r>
+            <w:r>
+              <w:rPr>
+                <w:noProof/>
+                <w:webHidden/>
+              </w:rPr>
+              <w:t>3</w:t>
+            </w:r>
+            <w:r>
+              <w:rPr>
+                <w:noProof/>
+                <w:webHidden/>
+              </w:rPr>
+              <w:fldChar w:fldCharType="end"/>
+            </w:r>
+          </w:hyperlink>
+        </w:p>
+        <w:p>
+          <w:pPr>
+            <w:pStyle w:val="16"/>
+            <w:rPr>
+              <w:rFonts w:asciiTheme="minorHAnsi" w:eastAsiaTheme="minorEastAsia" w:hAnsiTheme="minorHAnsi"/>
+              <w:noProof/>
+              <w:kern w:val="2"/>
+              <w:szCs w:val="24"/>
+              <w:lang w:eastAsia="ru-RU"/>
+              <w14:ligatures w14:val="standardContextual"/>
+            </w:rPr>
+          </w:pPr>
+          <w:hyperlink w:anchor="_Toc230456734" w:history="1">
+            <w:r>
+              <w:rPr>
+                <w:rStyle w:val="af4"/>
+                <w:noProof/>
+              </w:rPr>
+              <w:t>ИСПОЛЬЗУЕМЫЙ ПОДХОД</w:t>
+            </w:r>
+            <w:r>
+              <w:rPr>
+                <w:noProof/>
+                <w:webHidden/>
+              </w:rPr>
+              <w:tab/>
+            </w:r>
+            <w:r>
+              <w:rPr>
+                <w:noProof/>
+                <w:webHidden/>
+              </w:rPr>
+              <w:fldChar w:fldCharType="begin"/>
+            </w:r>
+            <w:r>
+              <w:rPr>
+                <w:noProof/>
+                <w:webHidden/>
+              </w:rPr>
+              <w:instrText xml:space="preserve"> PAGEREF _Toc230456734 \h </w:instrText>
+            </w:r>
+            <w:r>
+              <w:rPr>
+                <w:noProof/>
+                <w:webHidden/>
+              </w:rPr>
+            </w:r>
+            <w:r>
+              <w:rPr>
+                <w:noProof/>
+                <w:webHidden/>
+              </w:rPr>
+              <w:fldChar w:fldCharType="separate"/>
+            </w:r>
+            <w:r>
+              <w:rPr>
+                <w:noProof/>
+                <w:webHidden/>
+              </w:rPr>
+              <w:t>4</w:t>
+            </w:r>
+            <w:r>
+              <w:rPr>
+                <w:noProof/>
+                <w:webHidden/>
+              </w:rPr>
+              <w:fldChar w:fldCharType="end"/>
+            </w:r>
+          </w:hyperlink>
+        </w:p>
+        <w:p>
+          <w:pPr>
+            <w:pStyle w:val="16"/>
+            <w:rPr>
+              <w:rFonts w:asciiTheme="minorHAnsi" w:eastAsiaTheme="minorEastAsia" w:hAnsiTheme="minorHAnsi"/>
+              <w:noProof/>
+              <w:kern w:val="2"/>
+              <w:szCs w:val="24"/>
+              <w:lang w:eastAsia="ru-RU"/>
+              <w14:ligatures w14:val="standardContextual"/>
+            </w:rPr>
+          </w:pPr>
+          <w:hyperlink w:anchor="_Toc230456735" w:history="1">
+            <w:r>
+              <w:rPr>
+                <w:rStyle w:val="af4"/>
+                <w:noProof/>
+              </w:rPr>
+              <w:t>АРХИТЕКТУРА РЕШЕНИЯ</w:t>
+            </w:r>
+            <w:r>
+              <w:rPr>
+                <w:noProof/>
+                <w:webHidden/>
+              </w:rPr>
+              <w:tab/>
+            </w:r>
+            <w:r>
+              <w:rPr>
+                <w:noProof/>
+                <w:webHidden/>
+              </w:rPr>
+              <w:fldChar w:fldCharType="begin"/>
+            </w:r>
+            <w:r>
+              <w:rPr>
+                <w:noProof/>
+                <w:webHidden/>
+              </w:rPr>
+              <w:instrText xml:space="preserve"> PAGEREF _Toc230456735 \h </w:instrText>
+            </w:r>
+            <w:r>
+              <w:rPr>
+                <w:noProof/>
+                <w:webHidden/>
+              </w:rPr>
+            </w:r>
+            <w:r>
+              <w:rPr>
+                <w:noProof/>
+                <w:webHidden/>
+              </w:rPr>
+              <w:fldChar w:fldCharType="separate"/>
+            </w:r>
+            <w:r>
+              <w:rPr>
+                <w:noProof/>
+                <w:webHidden/>
+              </w:rPr>
+              <w:t>5</w:t>
+            </w:r>
+            <w:r>
+              <w:rPr>
+                <w:noProof/>
+                <w:webHidden/>
+              </w:rPr>
+              <w:fldChar w:fldCharType="end"/>
+            </w:r>
+          </w:hyperlink>
+        </w:p>
+        <w:p>
+          <w:pPr>
+            <w:pStyle w:val="16"/>
+            <w:rPr>
+              <w:rFonts w:asciiTheme="minorHAnsi" w:eastAsiaTheme="minorEastAsia" w:hAnsiTheme="minorHAnsi"/>
+              <w:noProof/>
+              <w:kern w:val="2"/>
+              <w:szCs w:val="24"/>
+              <w:lang w:eastAsia="ru-RU"/>
+              <w14:ligatures w14:val="standardContextual"/>
+            </w:rPr>
+          </w:pPr>
+          <w:hyperlink w:anchor="_Toc230456736" w:history="1">
+            <w:r>
+              <w:rPr>
+                <w:rStyle w:val="af4"/>
+                <w:noProof/>
+              </w:rPr>
+              <w:t>РЕЗУЛЬТАТЫ И ОГРАНИЧЕНИЯ</w:t>
+            </w:r>
+            <w:r>
+              <w:rPr>
+                <w:noProof/>
+                <w:webHidden/>
+              </w:rPr>
+              <w:tab/>
+            </w:r>
+            <w:r>
+              <w:rPr>
+                <w:noProof/>
+                <w:webHidden/>
+              </w:rPr>
+              <w:fldChar w:fldCharType="begin"/>
+            </w:r>
+            <w:r>
+              <w:rPr>
+                <w:noProof/>
+                <w:webHidden/>
+              </w:rPr>
+              <w:instrText xml:space="preserve"> PAGEREF _Toc230456736 \h </w:instrText>
+            </w:r>
+            <w:r>
+              <w:rPr>
+                <w:noProof/>
+                <w:webHidden/>
+              </w:rPr>
+            </w:r>
+            <w:r>
+              <w:rPr>
+                <w:noProof/>
+                <w:webHidden/>
+              </w:rPr>
+              <w:fldChar w:fldCharType="separate"/>
+            </w:r>
+            <w:r>
+              <w:rPr>
+                <w:noProof/>
+                <w:webHidden/>
+              </w:rPr>
+              <w:t>7</w:t>
+            </w:r>
+            <w:r>
+              <w:rPr>
+                <w:noProof/>
+                <w:webHidden/>
+              </w:rPr>
+              <w:fldChar w:fldCharType="end"/>
+            </w:r>
+          </w:hyperlink>
+        </w:p>
+        <w:p>
+          <w:pPr>
+            <w:pStyle w:val="16"/>
+            <w:rPr>
+              <w:rFonts w:asciiTheme="minorHAnsi" w:eastAsiaTheme="minorEastAsia" w:hAnsiTheme="minorHAnsi"/>
+              <w:noProof/>
+              <w:kern w:val="2"/>
+              <w:szCs w:val="24"/>
+              <w:lang w:eastAsia="ru-RU"/>
+              <w14:ligatures w14:val="standardContextual"/>
+            </w:rPr>
+          </w:pPr>
+          <w:hyperlink w:anchor="_Toc230456737" w:history="1">
+            <w:r>
+              <w:rPr>
+                <w:rStyle w:val="af4"/>
+                <w:noProof/>
+              </w:rPr>
+              <w:t>ВЫВОДЫ</w:t>
+            </w:r>
+            <w:r>
+              <w:rPr>
+                <w:noProof/>
+                <w:webHidden/>
+              </w:rPr>
+              <w:tab/>
+            </w:r>
+            <w:r>
+              <w:rPr>
+                <w:noProof/>
+                <w:webHidden/>
+              </w:rPr>
+              <w:fldChar w:fldCharType="begin"/>
+            </w:r>
+            <w:r>
+              <w:rPr>
+                <w:noProof/>
+                <w:webHidden/>
+              </w:rPr>
+              <w:instrText xml:space="preserve"> PAGEREF _Toc230456737 \h </w:instrText>
+            </w:r>
+            <w:r>
+              <w:rPr>
+                <w:noProof/>
+                <w:webHidden/>
+              </w:rPr>
+            </w:r>
+            <w:r>
+              <w:rPr>
+                <w:noProof/>
+                <w:webHidden/>
+              </w:rPr>
+              <w:fldChar w:fldCharType="separate"/>
+            </w:r>
+            <w:r>
+              <w:rPr>
+                <w:noProof/>
+                <w:webHidden/>
+              </w:rPr>
+              <w:t>10</w:t>
+            </w:r>
+            <w:r>
+              <w:rPr>
+                <w:noProof/>
+                <w:webHidden/>
+              </w:rPr>
+              <w:fldChar w:fldCharType="end"/>
+            </w:r>
+          </w:hyperlink>
+        </w:p>
+        <w:p>
+          <w:r>
+            <w:rPr>
+              <w:b/>
+              <w:bCs/>
+            </w:rPr>
+            <w:fldChar w:fldCharType="end"/>
+          </w:r>
+        </w:p>
+      </w:sdtContent>
+    </w:sdt>
+    <w:p>
+      <w:pPr>
+        <w:spacing w:line="240" w:lineRule="auto"/>
+        <w:rPr>
+          <w:rFonts w:eastAsia="Times New Roman" w:cs="Times New Roman"/>
           <w:szCs w:val="24"/>
-        </w:rPr>
-      </w:pPr>
-      <w:r>
-        <w:rPr>
-          <w:rFonts w:eastAsia="Times New Roman" w:cs="Times New Roman"/>
-          <w:b/>
-          <w:bCs/>
-          <w:iCs/>
-          <w:caps/>
+          <w:lang w:eastAsia="ru-RU"/>
+        </w:rPr>
+      </w:pPr>
+      <w:r>
+        <w:rPr>
+          <w:rFonts w:eastAsia="Times New Roman" w:cs="Times New Roman"/>
           <w:szCs w:val="24"/>
-        </w:rPr>
-        <w:lastRenderedPageBreak/>
-        <w:t>Содержание</w:t>
-      </w:r>
-    </w:p>
-    <w:p>
-      <w:pPr>
-        <w:pStyle w:val="16"/>
-        <w:rPr>
-          <w:rFonts w:asciiTheme="minorHAnsi" w:eastAsiaTheme="minorEastAsia" w:hAnsiTheme="minorHAnsi"/>
-          <w:noProof/>
-          <w:kern w:val="2"/>
-          <w:szCs w:val="24"/>
-          <w:lang w:eastAsia="ru-RU"/>
-          <w14:ligatures w14:val="standardContextual"/>
-        </w:rPr>
-      </w:pPr>
-      <w:r>
-        <w:rPr>
-          <w:rFonts w:eastAsia="Times New Roman" w:cs="Times New Roman"/>
-          <w:szCs w:val="24"/>
-          <w:lang w:eastAsia="ru-RU"/>
-        </w:rPr>
-        <w:fldChar w:fldCharType="begin"/>
-      </w:r>
-      <w:r>
-        <w:rPr>
-          <w:rFonts w:eastAsia="Times New Roman" w:cs="Times New Roman"/>
-          <w:szCs w:val="24"/>
-          <w:lang w:eastAsia="ru-RU"/>
-        </w:rPr>
-        <w:instrText xml:space="preserve"> TOC \h \z \t "ПР_Заголовок отчета;1;ПР_Заголовок отчета 1;1;ПР_Заголовок отчета 2;2;ПР_Заголовок отчета 3;3;ПР_Структурный элемент;1" </w:instrText>
-      </w:r>
-      <w:r>
-        <w:rPr>
-          <w:rFonts w:eastAsia="Times New Roman" w:cs="Times New Roman"/>
-          <w:szCs w:val="24"/>
-          <w:lang w:eastAsia="ru-RU"/>
-        </w:rPr>
-        <w:fldChar w:fldCharType="separate"/>
-      </w:r>
-      <w:hyperlink w:anchor="_Toc226394928" w:history="1">
-        <w:r>
-          <w:rPr>
-            <w:rStyle w:val="af4"/>
-            <w:noProof/>
-          </w:rPr>
-          <w:t>Введение</w:t>
-        </w:r>
-        <w:r>
-          <w:rPr>
-            <w:noProof/>
-            <w:webHidden/>
-          </w:rPr>
-          <w:tab/>
-        </w:r>
-        <w:r>
-          <w:rPr>
-            <w:noProof/>
-            <w:webHidden/>
-          </w:rPr>
-          <w:fldChar w:fldCharType="begin"/>
-        </w:r>
-        <w:r>
-          <w:rPr>
-            <w:noProof/>
-            <w:webHidden/>
-          </w:rPr>
-          <w:instrText xml:space="preserve"> PAGEREF _Toc226394928 \h </w:instrText>
-        </w:r>
-        <w:r>
-          <w:rPr>
-            <w:noProof/>
-            <w:webHidden/>
-          </w:rPr>
-        </w:r>
-        <w:r>
-          <w:rPr>
-            <w:noProof/>
-            <w:webHidden/>
-          </w:rPr>
-          <w:fldChar w:fldCharType="separate"/>
-        </w:r>
-        <w:r>
-          <w:rPr>
-            <w:noProof/>
-            <w:webHidden/>
-          </w:rPr>
-          <w:t>3</w:t>
-        </w:r>
-        <w:r>
-          <w:rPr>
-            <w:noProof/>
-            <w:webHidden/>
-          </w:rPr>
-          <w:fldChar w:fldCharType="end"/>
-        </w:r>
-      </w:hyperlink>
-    </w:p>
-    <w:p>
-      <w:pPr>
-        <w:pStyle w:val="16"/>
-        <w:tabs>
-          <w:tab w:val="left" w:pos="454"/>
-        </w:tabs>
-        <w:rPr>
-          <w:rFonts w:asciiTheme="minorHAnsi" w:eastAsiaTheme="minorEastAsia" w:hAnsiTheme="minorHAnsi"/>
-          <w:noProof/>
-          <w:kern w:val="2"/>
-          <w:szCs w:val="24"/>
-          <w:lang w:eastAsia="ru-RU"/>
-          <w14:ligatures w14:val="standardContextual"/>
-        </w:rPr>
-      </w:pPr>
-      <w:hyperlink w:anchor="_Toc226394929" w:history="1">
-        <w:r>
-          <w:rPr>
-            <w:rStyle w:val="af4"/>
-            <w:noProof/>
-          </w:rPr>
-          <w:t>1</w:t>
-        </w:r>
-        <w:r>
-          <w:rPr>
-            <w:rFonts w:asciiTheme="minorHAnsi" w:eastAsiaTheme="minorEastAsia" w:hAnsiTheme="minorHAnsi"/>
-            <w:noProof/>
-            <w:kern w:val="2"/>
-            <w:szCs w:val="24"/>
-            <w:lang w:eastAsia="ru-RU"/>
-            <w14:ligatures w14:val="standardContextual"/>
-          </w:rPr>
-          <w:tab/>
-        </w:r>
-        <w:r>
-          <w:rPr>
-            <w:rStyle w:val="af4"/>
-            <w:noProof/>
-          </w:rPr>
-          <w:t>Описание и анализ предметной области</w:t>
-        </w:r>
-        <w:r>
-          <w:rPr>
-            <w:noProof/>
-            <w:webHidden/>
-          </w:rPr>
-          <w:tab/>
-        </w:r>
-        <w:r>
-          <w:rPr>
-            <w:noProof/>
-            <w:webHidden/>
-          </w:rPr>
-          <w:fldChar w:fldCharType="begin"/>
-        </w:r>
-        <w:r>
-          <w:rPr>
-            <w:noProof/>
-            <w:webHidden/>
-          </w:rPr>
-          <w:instrText xml:space="preserve"> PAGEREF _Toc226394929 \h </w:instrText>
-        </w:r>
-        <w:r>
-          <w:rPr>
-            <w:noProof/>
-            <w:webHidden/>
-          </w:rPr>
-        </w:r>
-        <w:r>
-          <w:rPr>
-            <w:noProof/>
-            <w:webHidden/>
-          </w:rPr>
-          <w:fldChar w:fldCharType="separate"/>
-        </w:r>
-        <w:r>
-          <w:rPr>
-            <w:noProof/>
-            <w:webHidden/>
-          </w:rPr>
-          <w:t>4</w:t>
-        </w:r>
-        <w:r>
-          <w:rPr>
-            <w:noProof/>
-            <w:webHidden/>
-          </w:rPr>
-          <w:fldChar w:fldCharType="end"/>
-        </w:r>
-      </w:hyperlink>
-    </w:p>
-    <w:p>
-      <w:pPr>
-        <w:pStyle w:val="24"/>
-        <w:tabs>
-          <w:tab w:val="left" w:pos="960"/>
-          <w:tab w:val="right" w:leader="dot" w:pos="9628"/>
-        </w:tabs>
-        <w:rPr>
-          <w:rFonts w:asciiTheme="minorHAnsi" w:eastAsiaTheme="minorEastAsia" w:hAnsiTheme="minorHAnsi"/>
-          <w:noProof/>
-          <w:kern w:val="2"/>
-          <w:szCs w:val="24"/>
-          <w:lang w:eastAsia="ru-RU"/>
-          <w14:ligatures w14:val="standardContextual"/>
-        </w:rPr>
-      </w:pPr>
-      <w:hyperlink w:anchor="_Toc226394930" w:history="1">
-        <w:r>
-          <w:rPr>
-            <w:rStyle w:val="af4"/>
-            <w:noProof/>
-          </w:rPr>
-          <w:t>1.1</w:t>
-        </w:r>
-        <w:r>
-          <w:rPr>
-            <w:rFonts w:asciiTheme="minorHAnsi" w:eastAsiaTheme="minorEastAsia" w:hAnsiTheme="minorHAnsi"/>
-            <w:noProof/>
-            <w:kern w:val="2"/>
-            <w:szCs w:val="24"/>
-            <w:lang w:eastAsia="ru-RU"/>
-            <w14:ligatures w14:val="standardContextual"/>
-          </w:rPr>
-          <w:tab/>
-        </w:r>
-        <w:r>
-          <w:rPr>
-            <w:rStyle w:val="af4"/>
-            <w:noProof/>
-          </w:rPr>
-          <w:t>Основные понятия и определения</w:t>
-        </w:r>
-        <w:r>
-          <w:rPr>
-            <w:noProof/>
-            <w:webHidden/>
-          </w:rPr>
-          <w:tab/>
-        </w:r>
-        <w:r>
-          <w:rPr>
-            <w:noProof/>
-            <w:webHidden/>
-          </w:rPr>
-          <w:fldChar w:fldCharType="begin"/>
-        </w:r>
-        <w:r>
-          <w:rPr>
-            <w:noProof/>
-            <w:webHidden/>
-          </w:rPr>
-          <w:instrText xml:space="preserve"> PAGEREF _Toc226394930 \h </w:instrText>
-        </w:r>
-        <w:r>
-          <w:rPr>
-            <w:noProof/>
-            <w:webHidden/>
-          </w:rPr>
-        </w:r>
-        <w:r>
-          <w:rPr>
-            <w:noProof/>
-            <w:webHidden/>
-          </w:rPr>
-          <w:fldChar w:fldCharType="separate"/>
-        </w:r>
-        <w:r>
-          <w:rPr>
-            <w:noProof/>
-            <w:webHidden/>
-          </w:rPr>
-          <w:t>5</w:t>
-        </w:r>
-        <w:r>
-          <w:rPr>
-            <w:noProof/>
-            <w:webHidden/>
-          </w:rPr>
-          <w:fldChar w:fldCharType="end"/>
-        </w:r>
-      </w:hyperlink>
-    </w:p>
-    <w:p>
-      <w:pPr>
-        <w:pStyle w:val="24"/>
-        <w:tabs>
-          <w:tab w:val="left" w:pos="960"/>
-          <w:tab w:val="right" w:leader="dot" w:pos="9628"/>
-        </w:tabs>
-        <w:rPr>
-          <w:rFonts w:asciiTheme="minorHAnsi" w:eastAsiaTheme="minorEastAsia" w:hAnsiTheme="minorHAnsi"/>
-          <w:noProof/>
-          <w:kern w:val="2"/>
-          <w:szCs w:val="24"/>
-          <w:lang w:eastAsia="ru-RU"/>
-          <w14:ligatures w14:val="standardContextual"/>
-        </w:rPr>
-      </w:pPr>
-      <w:hyperlink w:anchor="_Toc226394931" w:history="1">
-        <w:r>
-          <w:rPr>
-            <w:rStyle w:val="af4"/>
-            <w:noProof/>
-          </w:rPr>
-          <w:t>1.2</w:t>
-        </w:r>
-        <w:r>
-          <w:rPr>
-            <w:rFonts w:asciiTheme="minorHAnsi" w:eastAsiaTheme="minorEastAsia" w:hAnsiTheme="minorHAnsi"/>
-            <w:noProof/>
-            <w:kern w:val="2"/>
-            <w:szCs w:val="24"/>
-            <w:lang w:eastAsia="ru-RU"/>
-            <w14:ligatures w14:val="standardContextual"/>
-          </w:rPr>
-          <w:tab/>
-        </w:r>
-        <w:r>
-          <w:rPr>
-            <w:rStyle w:val="af4"/>
-            <w:noProof/>
-          </w:rPr>
-          <w:t>Обзор существующих систем-аналогов</w:t>
-        </w:r>
-        <w:r>
-          <w:rPr>
-            <w:noProof/>
-            <w:webHidden/>
-          </w:rPr>
-          <w:tab/>
-        </w:r>
-        <w:r>
-          <w:rPr>
-            <w:noProof/>
-            <w:webHidden/>
-          </w:rPr>
-          <w:fldChar w:fldCharType="begin"/>
-        </w:r>
-        <w:r>
-          <w:rPr>
-            <w:noProof/>
-            <w:webHidden/>
-          </w:rPr>
-          <w:instrText xml:space="preserve"> PAGEREF _Toc226394931 \h </w:instrText>
-        </w:r>
-        <w:r>
-          <w:rPr>
-            <w:noProof/>
-            <w:webHidden/>
-          </w:rPr>
-        </w:r>
-        <w:r>
-          <w:rPr>
-            <w:noProof/>
-            <w:webHidden/>
-          </w:rPr>
-          <w:fldChar w:fldCharType="separate"/>
-        </w:r>
-        <w:r>
-          <w:rPr>
-            <w:noProof/>
-            <w:webHidden/>
-          </w:rPr>
-          <w:t>6</w:t>
-        </w:r>
-        <w:r>
-          <w:rPr>
-            <w:noProof/>
-            <w:webHidden/>
-          </w:rPr>
-          <w:fldChar w:fldCharType="end"/>
-        </w:r>
-      </w:hyperlink>
-    </w:p>
-    <w:p>
-      <w:pPr>
-        <w:pStyle w:val="32"/>
-        <w:rPr>
-          <w:rFonts w:asciiTheme="minorHAnsi" w:eastAsiaTheme="minorEastAsia" w:hAnsiTheme="minorHAnsi"/>
-          <w:noProof/>
-          <w:kern w:val="2"/>
-          <w:szCs w:val="24"/>
-          <w:lang w:eastAsia="ru-RU"/>
-          <w14:ligatures w14:val="standardContextual"/>
-        </w:rPr>
-      </w:pPr>
-      <w:hyperlink w:anchor="_Toc226394932" w:history="1">
-        <w:r>
-          <w:rPr>
-            <w:rStyle w:val="af4"/>
-            <w:noProof/>
-          </w:rPr>
-          <w:t>1.2.1</w:t>
-        </w:r>
-        <w:r>
-          <w:rPr>
-            <w:rFonts w:asciiTheme="minorHAnsi" w:eastAsiaTheme="minorEastAsia" w:hAnsiTheme="minorHAnsi"/>
-            <w:noProof/>
-            <w:kern w:val="2"/>
-            <w:szCs w:val="24"/>
-            <w:lang w:eastAsia="ru-RU"/>
-            <w14:ligatures w14:val="standardContextual"/>
-          </w:rPr>
-          <w:tab/>
-        </w:r>
-        <w:r>
-          <w:rPr>
-            <w:rStyle w:val="af4"/>
-            <w:noProof/>
-          </w:rPr>
-          <w:t>ЕМИАС (Единая медицинская информационно-аналитическая система) через портал «Госуслуги»</w:t>
-        </w:r>
-        <w:r>
-          <w:rPr>
-            <w:noProof/>
-            <w:webHidden/>
-          </w:rPr>
-          <w:tab/>
-        </w:r>
-        <w:r>
-          <w:rPr>
-            <w:noProof/>
-            <w:webHidden/>
-          </w:rPr>
-          <w:fldChar w:fldCharType="begin"/>
-        </w:r>
-        <w:r>
-          <w:rPr>
-            <w:noProof/>
-            <w:webHidden/>
-          </w:rPr>
-          <w:instrText xml:space="preserve"> PAGEREF _Toc226394932 \h </w:instrText>
-        </w:r>
-        <w:r>
-          <w:rPr>
-            <w:noProof/>
-            <w:webHidden/>
-          </w:rPr>
-        </w:r>
-        <w:r>
-          <w:rPr>
-            <w:noProof/>
-            <w:webHidden/>
-          </w:rPr>
-          <w:fldChar w:fldCharType="separate"/>
-        </w:r>
-        <w:r>
-          <w:rPr>
-            <w:noProof/>
-            <w:webHidden/>
-          </w:rPr>
-          <w:t>6</w:t>
-        </w:r>
-        <w:r>
-          <w:rPr>
-            <w:noProof/>
-            <w:webHidden/>
-          </w:rPr>
-          <w:fldChar w:fldCharType="end"/>
-        </w:r>
-      </w:hyperlink>
-    </w:p>
-    <w:p>
-      <w:pPr>
-        <w:pStyle w:val="32"/>
-        <w:rPr>
-          <w:rFonts w:asciiTheme="minorHAnsi" w:eastAsiaTheme="minorEastAsia" w:hAnsiTheme="minorHAnsi"/>
-          <w:noProof/>
-          <w:kern w:val="2"/>
-          <w:szCs w:val="24"/>
-          <w:lang w:eastAsia="ru-RU"/>
-          <w14:ligatures w14:val="standardContextual"/>
-        </w:rPr>
-      </w:pPr>
-      <w:hyperlink w:anchor="_Toc226394933" w:history="1">
-        <w:r>
-          <w:rPr>
-            <w:rStyle w:val="af4"/>
-            <w:noProof/>
-          </w:rPr>
-          <w:t>1.2.2</w:t>
-        </w:r>
-        <w:r>
-          <w:rPr>
-            <w:rFonts w:asciiTheme="minorHAnsi" w:eastAsiaTheme="minorEastAsia" w:hAnsiTheme="minorHAnsi"/>
-            <w:noProof/>
-            <w:kern w:val="2"/>
-            <w:szCs w:val="24"/>
-            <w:lang w:eastAsia="ru-RU"/>
-            <w14:ligatures w14:val="standardContextual"/>
-          </w:rPr>
-          <w:tab/>
-        </w:r>
-        <w:r>
-          <w:rPr>
-            <w:rStyle w:val="af4"/>
-            <w:noProof/>
-          </w:rPr>
-          <w:t>Региональная система «Служба здоровья Самарской области»</w:t>
-        </w:r>
-        <w:r>
-          <w:rPr>
-            <w:noProof/>
-            <w:webHidden/>
-          </w:rPr>
-          <w:tab/>
-        </w:r>
-        <w:r>
-          <w:rPr>
-            <w:noProof/>
-            <w:webHidden/>
-          </w:rPr>
-          <w:fldChar w:fldCharType="begin"/>
-        </w:r>
-        <w:r>
-          <w:rPr>
-            <w:noProof/>
-            <w:webHidden/>
-          </w:rPr>
-          <w:instrText xml:space="preserve"> PAGEREF _Toc226394933 \h </w:instrText>
-        </w:r>
-        <w:r>
-          <w:rPr>
-            <w:noProof/>
-            <w:webHidden/>
-          </w:rPr>
-        </w:r>
-        <w:r>
-          <w:rPr>
-            <w:noProof/>
-            <w:webHidden/>
-          </w:rPr>
-          <w:fldChar w:fldCharType="separate"/>
-        </w:r>
-        <w:r>
-          <w:rPr>
-            <w:noProof/>
-            <w:webHidden/>
-          </w:rPr>
-          <w:t>8</w:t>
-        </w:r>
-        <w:r>
-          <w:rPr>
-            <w:noProof/>
-            <w:webHidden/>
-          </w:rPr>
-          <w:fldChar w:fldCharType="end"/>
-        </w:r>
-      </w:hyperlink>
-    </w:p>
-    <w:p>
-      <w:pPr>
-        <w:pStyle w:val="32"/>
-        <w:rPr>
-          <w:rFonts w:asciiTheme="minorHAnsi" w:eastAsiaTheme="minorEastAsia" w:hAnsiTheme="minorHAnsi"/>
-          <w:noProof/>
-          <w:kern w:val="2"/>
-          <w:szCs w:val="24"/>
-          <w:lang w:eastAsia="ru-RU"/>
-          <w14:ligatures w14:val="standardContextual"/>
-        </w:rPr>
-      </w:pPr>
-      <w:hyperlink w:anchor="_Toc226394934" w:history="1">
-        <w:r>
-          <w:rPr>
-            <w:rStyle w:val="af4"/>
-            <w:noProof/>
-          </w:rPr>
-          <w:t>1.2.3</w:t>
-        </w:r>
-        <w:r>
-          <w:rPr>
-            <w:rFonts w:asciiTheme="minorHAnsi" w:eastAsiaTheme="minorEastAsia" w:hAnsiTheme="minorHAnsi"/>
-            <w:noProof/>
-            <w:kern w:val="2"/>
-            <w:szCs w:val="24"/>
-            <w:lang w:eastAsia="ru-RU"/>
-            <w14:ligatures w14:val="standardContextual"/>
-          </w:rPr>
-          <w:tab/>
-        </w:r>
-        <w:r>
-          <w:rPr>
-            <w:rStyle w:val="af4"/>
-            <w:noProof/>
-          </w:rPr>
-          <w:t>Коммерческий сервис «DocDoc»</w:t>
-        </w:r>
-        <w:r>
-          <w:rPr>
-            <w:noProof/>
-            <w:webHidden/>
-          </w:rPr>
-          <w:tab/>
-        </w:r>
-        <w:r>
-          <w:rPr>
-            <w:noProof/>
-            <w:webHidden/>
-          </w:rPr>
-          <w:fldChar w:fldCharType="begin"/>
-        </w:r>
-        <w:r>
-          <w:rPr>
-            <w:noProof/>
-            <w:webHidden/>
-          </w:rPr>
-          <w:instrText xml:space="preserve"> PAGEREF _Toc226394934 \h </w:instrText>
-        </w:r>
-        <w:r>
-          <w:rPr>
-            <w:noProof/>
-            <w:webHidden/>
-          </w:rPr>
-        </w:r>
-        <w:r>
-          <w:rPr>
-            <w:noProof/>
-            <w:webHidden/>
-          </w:rPr>
-          <w:fldChar w:fldCharType="separate"/>
-        </w:r>
-        <w:r>
-          <w:rPr>
-            <w:noProof/>
-            <w:webHidden/>
-          </w:rPr>
-          <w:t>9</w:t>
-        </w:r>
-        <w:r>
-          <w:rPr>
-            <w:noProof/>
-            <w:webHidden/>
-          </w:rPr>
-          <w:fldChar w:fldCharType="end"/>
-        </w:r>
-      </w:hyperlink>
-    </w:p>
-    <w:p>
-      <w:pPr>
-        <w:pStyle w:val="32"/>
-        <w:rPr>
-          <w:rFonts w:asciiTheme="minorHAnsi" w:eastAsiaTheme="minorEastAsia" w:hAnsiTheme="minorHAnsi"/>
-          <w:noProof/>
-          <w:kern w:val="2"/>
-          <w:szCs w:val="24"/>
-          <w:lang w:eastAsia="ru-RU"/>
-          <w14:ligatures w14:val="standardContextual"/>
-        </w:rPr>
-      </w:pPr>
-      <w:hyperlink w:anchor="_Toc226394935" w:history="1">
-        <w:r>
-          <w:rPr>
-            <w:rStyle w:val="af4"/>
-            <w:noProof/>
-          </w:rPr>
-          <w:t>1.2.4</w:t>
-        </w:r>
-        <w:r>
-          <w:rPr>
-            <w:rFonts w:asciiTheme="minorHAnsi" w:eastAsiaTheme="minorEastAsia" w:hAnsiTheme="minorHAnsi"/>
-            <w:noProof/>
-            <w:kern w:val="2"/>
-            <w:szCs w:val="24"/>
-            <w:lang w:eastAsia="ru-RU"/>
-            <w14:ligatures w14:val="standardContextual"/>
-          </w:rPr>
-          <w:tab/>
-        </w:r>
-        <w:r>
-          <w:rPr>
-            <w:rStyle w:val="af4"/>
-            <w:noProof/>
-          </w:rPr>
-          <w:t>Сравнительный анализ систем-аналогов</w:t>
-        </w:r>
-        <w:r>
-          <w:rPr>
-            <w:noProof/>
-            <w:webHidden/>
-          </w:rPr>
-          <w:tab/>
-        </w:r>
-        <w:r>
-          <w:rPr>
-            <w:noProof/>
-            <w:webHidden/>
-          </w:rPr>
-          <w:fldChar w:fldCharType="begin"/>
-        </w:r>
-        <w:r>
-          <w:rPr>
-            <w:noProof/>
-            <w:webHidden/>
-          </w:rPr>
-          <w:instrText xml:space="preserve"> PAGEREF _Toc226394935 \h </w:instrText>
-        </w:r>
-        <w:r>
-          <w:rPr>
-            <w:noProof/>
-            <w:webHidden/>
-          </w:rPr>
-        </w:r>
-        <w:r>
-          <w:rPr>
-            <w:noProof/>
-            <w:webHidden/>
-          </w:rPr>
-          <w:fldChar w:fldCharType="separate"/>
-        </w:r>
-        <w:r>
-          <w:rPr>
-            <w:noProof/>
-            <w:webHidden/>
-          </w:rPr>
-          <w:t>10</w:t>
-        </w:r>
-        <w:r>
-          <w:rPr>
-            <w:noProof/>
-            <w:webHidden/>
-          </w:rPr>
-          <w:fldChar w:fldCharType="end"/>
-        </w:r>
-      </w:hyperlink>
-    </w:p>
-    <w:p>
-      <w:pPr>
-        <w:pStyle w:val="32"/>
-        <w:rPr>
-          <w:rFonts w:asciiTheme="minorHAnsi" w:eastAsiaTheme="minorEastAsia" w:hAnsiTheme="minorHAnsi"/>
-          <w:noProof/>
-          <w:kern w:val="2"/>
-          <w:szCs w:val="24"/>
-          <w:lang w:eastAsia="ru-RU"/>
-          <w14:ligatures w14:val="standardContextual"/>
-        </w:rPr>
-      </w:pPr>
-      <w:hyperlink w:anchor="_Toc226394936" w:history="1">
-        <w:r>
-          <w:rPr>
-            <w:rStyle w:val="af4"/>
-            <w:noProof/>
-          </w:rPr>
-          <w:t>1.2.5</w:t>
-        </w:r>
-        <w:r>
-          <w:rPr>
-            <w:rFonts w:asciiTheme="minorHAnsi" w:eastAsiaTheme="minorEastAsia" w:hAnsiTheme="minorHAnsi"/>
-            <w:noProof/>
-            <w:kern w:val="2"/>
-            <w:szCs w:val="24"/>
-            <w:lang w:eastAsia="ru-RU"/>
-            <w14:ligatures w14:val="standardContextual"/>
-          </w:rPr>
-          <w:tab/>
-        </w:r>
-        <w:r>
-          <w:rPr>
-            <w:rStyle w:val="af4"/>
-            <w:noProof/>
-          </w:rPr>
-          <w:t>Постановка задачи</w:t>
-        </w:r>
-        <w:r>
-          <w:rPr>
-            <w:noProof/>
-            <w:webHidden/>
-          </w:rPr>
-          <w:tab/>
-        </w:r>
-        <w:r>
-          <w:rPr>
-            <w:noProof/>
-            <w:webHidden/>
-          </w:rPr>
-          <w:fldChar w:fldCharType="begin"/>
-        </w:r>
-        <w:r>
-          <w:rPr>
-            <w:noProof/>
-            <w:webHidden/>
-          </w:rPr>
-          <w:instrText xml:space="preserve"> PAGEREF _Toc226394936 \h </w:instrText>
-        </w:r>
-        <w:r>
-          <w:rPr>
-            <w:noProof/>
-            <w:webHidden/>
-          </w:rPr>
-        </w:r>
-        <w:r>
-          <w:rPr>
-            <w:noProof/>
-            <w:webHidden/>
-          </w:rPr>
-          <w:fldChar w:fldCharType="separate"/>
-        </w:r>
-        <w:r>
-          <w:rPr>
-            <w:noProof/>
-            <w:webHidden/>
-          </w:rPr>
-          <w:t>10</w:t>
-        </w:r>
-        <w:r>
-          <w:rPr>
-            <w:noProof/>
-            <w:webHidden/>
-          </w:rPr>
-          <w:fldChar w:fldCharType="end"/>
-        </w:r>
-      </w:hyperlink>
-    </w:p>
-    <w:p>
-      <w:pPr>
-        <w:pStyle w:val="16"/>
-        <w:tabs>
-          <w:tab w:val="left" w:pos="454"/>
-        </w:tabs>
-        <w:rPr>
-          <w:rFonts w:asciiTheme="minorHAnsi" w:eastAsiaTheme="minorEastAsia" w:hAnsiTheme="minorHAnsi"/>
-          <w:noProof/>
-          <w:kern w:val="2"/>
-          <w:szCs w:val="24"/>
-          <w:lang w:eastAsia="ru-RU"/>
-          <w14:ligatures w14:val="standardContextual"/>
-        </w:rPr>
-      </w:pPr>
-      <w:hyperlink w:anchor="_Toc226394937" w:history="1">
-        <w:r>
-          <w:rPr>
-            <w:rStyle w:val="af4"/>
-            <w:noProof/>
-          </w:rPr>
-          <w:t>2</w:t>
-        </w:r>
-        <w:r>
-          <w:rPr>
-            <w:rFonts w:asciiTheme="minorHAnsi" w:eastAsiaTheme="minorEastAsia" w:hAnsiTheme="minorHAnsi"/>
-            <w:noProof/>
-            <w:kern w:val="2"/>
-            <w:szCs w:val="24"/>
-            <w:lang w:eastAsia="ru-RU"/>
-            <w14:ligatures w14:val="standardContextual"/>
-          </w:rPr>
-          <w:tab/>
-        </w:r>
-        <w:r>
-          <w:rPr>
-            <w:rStyle w:val="af4"/>
-            <w:noProof/>
-          </w:rPr>
-          <w:t>Проектирование системы</w:t>
-        </w:r>
-        <w:r>
-          <w:rPr>
-            <w:noProof/>
-            <w:webHidden/>
-          </w:rPr>
-          <w:tab/>
-        </w:r>
-        <w:r>
-          <w:rPr>
-            <w:noProof/>
-            <w:webHidden/>
-          </w:rPr>
-          <w:fldChar w:fldCharType="begin"/>
-        </w:r>
-        <w:r>
-          <w:rPr>
-            <w:noProof/>
-            <w:webHidden/>
-          </w:rPr>
-          <w:instrText xml:space="preserve"> PAGEREF _Toc226394937 \h </w:instrText>
-        </w:r>
-        <w:r>
-          <w:rPr>
-            <w:noProof/>
-            <w:webHidden/>
-          </w:rPr>
-        </w:r>
-        <w:r>
-          <w:rPr>
-            <w:noProof/>
-            <w:webHidden/>
-          </w:rPr>
-          <w:fldChar w:fldCharType="separate"/>
-        </w:r>
-        <w:r>
-          <w:rPr>
-            <w:noProof/>
-            <w:webHidden/>
-          </w:rPr>
-          <w:t>12</w:t>
-        </w:r>
-        <w:r>
-          <w:rPr>
-            <w:noProof/>
-            <w:webHidden/>
-          </w:rPr>
-          <w:fldChar w:fldCharType="end"/>
-        </w:r>
-      </w:hyperlink>
-    </w:p>
-    <w:p>
-      <w:pPr>
-        <w:pStyle w:val="24"/>
-        <w:tabs>
-          <w:tab w:val="left" w:pos="960"/>
-          <w:tab w:val="right" w:leader="dot" w:pos="9628"/>
-        </w:tabs>
-        <w:rPr>
-          <w:rFonts w:asciiTheme="minorHAnsi" w:eastAsiaTheme="minorEastAsia" w:hAnsiTheme="minorHAnsi"/>
-          <w:noProof/>
-          <w:kern w:val="2"/>
-          <w:szCs w:val="24"/>
-          <w:lang w:eastAsia="ru-RU"/>
-          <w14:ligatures w14:val="standardContextual"/>
-        </w:rPr>
-      </w:pPr>
-      <w:hyperlink w:anchor="_Toc226394938" w:history="1">
-        <w:r>
-          <w:rPr>
-            <w:rStyle w:val="af4"/>
-            <w:noProof/>
-          </w:rPr>
-          <w:t>2.1</w:t>
-        </w:r>
-        <w:r>
-          <w:rPr>
-            <w:rFonts w:asciiTheme="minorHAnsi" w:eastAsiaTheme="minorEastAsia" w:hAnsiTheme="minorHAnsi"/>
-            <w:noProof/>
-            <w:kern w:val="2"/>
-            <w:szCs w:val="24"/>
-            <w:lang w:eastAsia="ru-RU"/>
-            <w14:ligatures w14:val="standardContextual"/>
-          </w:rPr>
-          <w:tab/>
-        </w:r>
-        <w:r>
-          <w:rPr>
-            <w:rStyle w:val="af4"/>
-            <w:noProof/>
-          </w:rPr>
-          <w:t>Выбор и обоснование архитектуры системы</w:t>
-        </w:r>
-        <w:r>
-          <w:rPr>
-            <w:noProof/>
-            <w:webHidden/>
-          </w:rPr>
-          <w:tab/>
-        </w:r>
-        <w:r>
-          <w:rPr>
-            <w:noProof/>
-            <w:webHidden/>
-          </w:rPr>
-          <w:fldChar w:fldCharType="begin"/>
-        </w:r>
-        <w:r>
-          <w:rPr>
-            <w:noProof/>
-            <w:webHidden/>
-          </w:rPr>
-          <w:instrText xml:space="preserve"> PAGEREF _Toc226394938 \h </w:instrText>
-        </w:r>
-        <w:r>
-          <w:rPr>
-            <w:noProof/>
-            <w:webHidden/>
-          </w:rPr>
-        </w:r>
-        <w:r>
-          <w:rPr>
-            <w:noProof/>
-            <w:webHidden/>
-          </w:rPr>
-          <w:fldChar w:fldCharType="separate"/>
-        </w:r>
-        <w:r>
-          <w:rPr>
-            <w:noProof/>
-            <w:webHidden/>
-          </w:rPr>
-          <w:t>12</w:t>
-        </w:r>
-        <w:r>
-          <w:rPr>
-            <w:noProof/>
-            <w:webHidden/>
-          </w:rPr>
-          <w:fldChar w:fldCharType="end"/>
-        </w:r>
-      </w:hyperlink>
-    </w:p>
-    <w:p>
-      <w:pPr>
-        <w:pStyle w:val="24"/>
-        <w:tabs>
-          <w:tab w:val="left" w:pos="960"/>
-          <w:tab w:val="right" w:leader="dot" w:pos="9628"/>
-        </w:tabs>
-        <w:rPr>
-          <w:rFonts w:asciiTheme="minorHAnsi" w:eastAsiaTheme="minorEastAsia" w:hAnsiTheme="minorHAnsi"/>
-          <w:noProof/>
-          <w:kern w:val="2"/>
-          <w:szCs w:val="24"/>
-          <w:lang w:eastAsia="ru-RU"/>
-          <w14:ligatures w14:val="standardContextual"/>
-        </w:rPr>
-      </w:pPr>
-      <w:hyperlink w:anchor="_Toc226394939" w:history="1">
-        <w:r>
-          <w:rPr>
-            <w:rStyle w:val="af4"/>
-            <w:noProof/>
-          </w:rPr>
-          <w:t>2.2</w:t>
-        </w:r>
-        <w:r>
-          <w:rPr>
-            <w:rFonts w:asciiTheme="minorHAnsi" w:eastAsiaTheme="minorEastAsia" w:hAnsiTheme="minorHAnsi"/>
-            <w:noProof/>
-            <w:kern w:val="2"/>
-            <w:szCs w:val="24"/>
-            <w:lang w:eastAsia="ru-RU"/>
-            <w14:ligatures w14:val="standardContextual"/>
-          </w:rPr>
-          <w:tab/>
-        </w:r>
-        <w:r>
-          <w:rPr>
-            <w:rStyle w:val="af4"/>
-            <w:noProof/>
-          </w:rPr>
-          <w:t>Выбор комплекса программных средств</w:t>
-        </w:r>
-        <w:r>
-          <w:rPr>
-            <w:noProof/>
-            <w:webHidden/>
-          </w:rPr>
-          <w:tab/>
-        </w:r>
-        <w:r>
-          <w:rPr>
-            <w:noProof/>
-            <w:webHidden/>
-          </w:rPr>
-          <w:fldChar w:fldCharType="begin"/>
-        </w:r>
-        <w:r>
-          <w:rPr>
-            <w:noProof/>
-            <w:webHidden/>
-          </w:rPr>
-          <w:instrText xml:space="preserve"> PAGEREF _Toc226394939 \h </w:instrText>
-        </w:r>
-        <w:r>
-          <w:rPr>
-            <w:noProof/>
-            <w:webHidden/>
-          </w:rPr>
-        </w:r>
-        <w:r>
-          <w:rPr>
-            <w:noProof/>
-            <w:webHidden/>
-          </w:rPr>
-          <w:fldChar w:fldCharType="separate"/>
-        </w:r>
-        <w:r>
-          <w:rPr>
-            <w:noProof/>
-            <w:webHidden/>
-          </w:rPr>
-          <w:t>12</w:t>
-        </w:r>
-        <w:r>
-          <w:rPr>
-            <w:noProof/>
-            <w:webHidden/>
-          </w:rPr>
-          <w:fldChar w:fldCharType="end"/>
-        </w:r>
-      </w:hyperlink>
-    </w:p>
-    <w:p>
-      <w:pPr>
-        <w:pStyle w:val="16"/>
-        <w:rPr>
-          <w:rFonts w:asciiTheme="minorHAnsi" w:eastAsiaTheme="minorEastAsia" w:hAnsiTheme="minorHAnsi"/>
-          <w:noProof/>
-          <w:kern w:val="2"/>
-          <w:szCs w:val="24"/>
-          <w:lang w:eastAsia="ru-RU"/>
-          <w14:ligatures w14:val="standardContextual"/>
-        </w:rPr>
-      </w:pPr>
-      <w:hyperlink w:anchor="_Toc226394940" w:history="1">
-        <w:r>
-          <w:rPr>
-            <w:rStyle w:val="af4"/>
-            <w:noProof/>
-          </w:rPr>
-          <w:t>Заключение</w:t>
-        </w:r>
-        <w:r>
-          <w:rPr>
-            <w:noProof/>
-            <w:webHidden/>
-          </w:rPr>
-          <w:tab/>
-        </w:r>
-        <w:r>
-          <w:rPr>
-            <w:noProof/>
-            <w:webHidden/>
-          </w:rPr>
-          <w:fldChar w:fldCharType="begin"/>
-        </w:r>
-        <w:r>
-          <w:rPr>
-            <w:noProof/>
-            <w:webHidden/>
-          </w:rPr>
-          <w:instrText xml:space="preserve"> PAGEREF _Toc226394940 \h </w:instrText>
-        </w:r>
-        <w:r>
-          <w:rPr>
-            <w:noProof/>
-            <w:webHidden/>
-          </w:rPr>
-        </w:r>
-        <w:r>
-          <w:rPr>
-            <w:noProof/>
-            <w:webHidden/>
-          </w:rPr>
-          <w:fldChar w:fldCharType="separate"/>
-        </w:r>
-        <w:r>
-          <w:rPr>
-            <w:noProof/>
-            <w:webHidden/>
-          </w:rPr>
-          <w:t>13</w:t>
-        </w:r>
-        <w:r>
-          <w:rPr>
-            <w:noProof/>
-            <w:webHidden/>
-          </w:rPr>
-          <w:fldChar w:fldCharType="end"/>
-        </w:r>
-      </w:hyperlink>
-    </w:p>
-    <w:p>
-      <w:pPr>
-        <w:pStyle w:val="16"/>
-        <w:rPr>
-          <w:rFonts w:asciiTheme="minorHAnsi" w:eastAsiaTheme="minorEastAsia" w:hAnsiTheme="minorHAnsi"/>
-          <w:noProof/>
-          <w:kern w:val="2"/>
-          <w:szCs w:val="24"/>
-          <w:lang w:eastAsia="ru-RU"/>
-          <w14:ligatures w14:val="standardContextual"/>
-        </w:rPr>
-      </w:pPr>
-      <w:hyperlink w:anchor="_Toc226394941" w:history="1">
-        <w:r>
-          <w:rPr>
-            <w:rStyle w:val="af4"/>
-            <w:noProof/>
-          </w:rPr>
-          <w:t>Список использованных источников</w:t>
-        </w:r>
-        <w:r>
-          <w:rPr>
-            <w:noProof/>
-            <w:webHidden/>
-          </w:rPr>
-          <w:tab/>
-        </w:r>
-        <w:r>
-          <w:rPr>
-            <w:noProof/>
-            <w:webHidden/>
-          </w:rPr>
-          <w:fldChar w:fldCharType="begin"/>
-        </w:r>
-        <w:r>
-          <w:rPr>
-            <w:noProof/>
-            <w:webHidden/>
-          </w:rPr>
-          <w:instrText xml:space="preserve"> PAGEREF _Toc226394941 \h </w:instrText>
-        </w:r>
-        <w:r>
-          <w:rPr>
-            <w:noProof/>
-            <w:webHidden/>
-          </w:rPr>
-        </w:r>
-        <w:r>
-          <w:rPr>
-            <w:noProof/>
-            <w:webHidden/>
-          </w:rPr>
-          <w:fldChar w:fldCharType="separate"/>
-        </w:r>
-        <w:r>
-          <w:rPr>
-            <w:noProof/>
-            <w:webHidden/>
-          </w:rPr>
-          <w:t>14</w:t>
-        </w:r>
-        <w:r>
-          <w:rPr>
-            <w:noProof/>
-            <w:webHidden/>
-          </w:rPr>
-          <w:fldChar w:fldCharType="end"/>
-        </w:r>
-      </w:hyperlink>
-    </w:p>
-    <w:p>
-      <w:pPr>
-        <w:pStyle w:val="16"/>
-        <w:rPr>
-          <w:rFonts w:asciiTheme="minorHAnsi" w:eastAsiaTheme="minorEastAsia" w:hAnsiTheme="minorHAnsi"/>
-          <w:noProof/>
-          <w:kern w:val="2"/>
-          <w:szCs w:val="24"/>
-          <w:lang w:eastAsia="ru-RU"/>
-          <w14:ligatures w14:val="standardContextual"/>
-        </w:rPr>
-      </w:pPr>
-      <w:hyperlink w:anchor="_Toc226394942" w:history="1">
-        <w:r>
-          <w:rPr>
-            <w:rStyle w:val="af4"/>
-            <w:noProof/>
-          </w:rPr>
-          <w:t>Приложение А</w:t>
-        </w:r>
-        <w:r>
-          <w:rPr>
-            <w:noProof/>
-            <w:webHidden/>
-          </w:rPr>
-          <w:tab/>
-        </w:r>
-        <w:r>
-          <w:rPr>
-            <w:noProof/>
-            <w:webHidden/>
-          </w:rPr>
-          <w:fldChar w:fldCharType="begin"/>
-        </w:r>
-        <w:r>
-          <w:rPr>
-            <w:noProof/>
-            <w:webHidden/>
-          </w:rPr>
-          <w:instrText xml:space="preserve"> PAGEREF _Toc226394942 \h </w:instrText>
-        </w:r>
-        <w:r>
-          <w:rPr>
-            <w:noProof/>
-            <w:webHidden/>
-          </w:rPr>
-        </w:r>
-        <w:r>
-          <w:rPr>
-            <w:noProof/>
-            <w:webHidden/>
-          </w:rPr>
-          <w:fldChar w:fldCharType="separate"/>
-        </w:r>
-        <w:r>
-          <w:rPr>
-            <w:noProof/>
-            <w:webHidden/>
-          </w:rPr>
-          <w:t>15</w:t>
-        </w:r>
-        <w:r>
-          <w:rPr>
-            <w:noProof/>
-            <w:webHidden/>
-          </w:rPr>
-          <w:fldChar w:fldCharType="end"/>
-        </w:r>
-      </w:hyperlink>
-    </w:p>
-    <w:p>
-      <w:pPr>
-        <w:spacing w:line="240" w:lineRule="auto"/>
-        <w:rPr>
-          <w:rFonts w:eastAsia="Times New Roman" w:cs="Times New Roman"/>
-          <w:szCs w:val="24"/>
-          <w:lang w:eastAsia="ru-RU"/>
-        </w:rPr>
-      </w:pPr>
-      <w:r>
-        <w:rPr>
-          <w:rFonts w:eastAsia="Times New Roman" w:cs="Times New Roman"/>
-          <w:szCs w:val="24"/>
-          <w:lang w:eastAsia="ru-RU"/>
-        </w:rPr>
-        <w:fldChar w:fldCharType="end"/>
-      </w:r>
-      <w:r>
-        <w:rPr>
-          <w:rFonts w:eastAsia="Times New Roman" w:cs="Times New Roman"/>
-          <w:szCs w:val="24"/>
           <w:lang w:eastAsia="ru-RU"/>
         </w:rPr>
         <w:br w:type="page"/>
@@ -2396,19 +1470,20 @@
       <w:pPr>
         <w:pStyle w:val="11"/>
       </w:pPr>
+      <w:bookmarkStart w:id="0" w:name="_Toc230456733"/>
       <w:r>
         <w:lastRenderedPageBreak/>
         <w:t>ПОСТАНОВКА ЗАДАЧИ</w:t>
       </w:r>
-    </w:p>
-    <w:p>
-      <w:pPr>
-        <w:rPr>
-          <w:sz w:val="28"/>
-          <w:szCs w:val="28"/>
-        </w:rPr>
-      </w:pPr>
-      <w:bookmarkStart w:id="0" w:name="_Toc226394929"/>
+      <w:bookmarkEnd w:id="0"/>
+    </w:p>
+    <w:p>
+      <w:pPr>
+        <w:rPr>
+          <w:sz w:val="28"/>
+          <w:szCs w:val="28"/>
+        </w:rPr>
+      </w:pPr>
       <w:r>
         <w:rPr>
           <w:sz w:val="28"/>
@@ -2558,15 +1633,16 @@
         <w:br w:type="page"/>
       </w:r>
     </w:p>
-    <w:bookmarkEnd w:id="0"/>
     <w:p>
       <w:pPr>
         <w:pStyle w:val="11"/>
       </w:pPr>
+      <w:bookmarkStart w:id="1" w:name="_Toc230456734"/>
       <w:r>
         <w:lastRenderedPageBreak/>
         <w:t>ИСПОЛЬЗУЕМЫЙ ПОДХОД</w:t>
       </w:r>
+      <w:bookmarkEnd w:id="1"/>
     </w:p>
     <w:p>
       <w:pPr>
@@ -2869,10 +1945,12 @@
       <w:pPr>
         <w:pStyle w:val="11"/>
       </w:pPr>
+      <w:bookmarkStart w:id="2" w:name="_Toc230456735"/>
       <w:r>
         <w:lastRenderedPageBreak/>
         <w:t>АРХИТЕКТУРА РЕШЕНИЯ</w:t>
       </w:r>
+      <w:bookmarkEnd w:id="2"/>
     </w:p>
     <w:p>
       <w:pPr>
@@ -2911,7 +1989,27 @@
           <w:szCs w:val="28"/>
           <w:lang w:eastAsia="ru-RU"/>
         </w:rPr>
-        <w:t xml:space="preserve"> в качестве клиентского интерфейса. Пользователь взаимодействует с ИИ-агентом через чат-бота, который обрабатывает запросы на естественном языке, выполняет интеграцию с внешними сервисами (Google Диск) и управляет данными о конспектах и напоминаниях.</w:t>
+        <w:t xml:space="preserve"> в качестве клиентского интерфейса. Пользователь взаимодействует с ИИ-агентом </w:t>
+      </w:r>
+      <w:proofErr w:type="gramStart"/>
+      <w:r>
+        <w:rPr>
+          <w:rFonts w:eastAsia="Times New Roman" w:cs="Times New Roman"/>
+          <w:sz w:val="28"/>
+          <w:szCs w:val="28"/>
+          <w:lang w:eastAsia="ru-RU"/>
+        </w:rPr>
+        <w:t>через чат-бота</w:t>
+      </w:r>
+      <w:proofErr w:type="gramEnd"/>
+      <w:r>
+        <w:rPr>
+          <w:rFonts w:eastAsia="Times New Roman" w:cs="Times New Roman"/>
+          <w:sz w:val="28"/>
+          <w:szCs w:val="28"/>
+          <w:lang w:eastAsia="ru-RU"/>
+        </w:rPr>
+        <w:t>, который обрабатывает запросы на естественном языке, выполняет интеграцию с внешними сервисами (Google Диск) и управляет данными о конспектах и напоминаниях.</w:t>
       </w:r>
       <w:r>
         <w:rPr>
@@ -3460,7 +2558,27 @@
           <w:szCs w:val="28"/>
           <w:lang w:eastAsia="ru-RU"/>
         </w:rPr>
-        <w:t>Загрузка файла: пользователь отправляет файл → бот сохраняет его в на Google Диске пользователя</w:t>
+        <w:t xml:space="preserve">Загрузка файла: пользователь отправляет файл → бот сохраняет его </w:t>
+      </w:r>
+      <w:proofErr w:type="gramStart"/>
+      <w:r>
+        <w:rPr>
+          <w:rFonts w:eastAsia="Times New Roman" w:cs="Times New Roman"/>
+          <w:sz w:val="28"/>
+          <w:szCs w:val="28"/>
+          <w:lang w:eastAsia="ru-RU"/>
+        </w:rPr>
+        <w:t>в на</w:t>
+      </w:r>
+      <w:proofErr w:type="gramEnd"/>
+      <w:r>
+        <w:rPr>
+          <w:rFonts w:eastAsia="Times New Roman" w:cs="Times New Roman"/>
+          <w:sz w:val="28"/>
+          <w:szCs w:val="28"/>
+          <w:lang w:eastAsia="ru-RU"/>
+        </w:rPr>
+        <w:t xml:space="preserve"> Google Диске пользователя</w:t>
       </w:r>
       <w:r>
         <w:rPr>
@@ -3567,8 +2685,6 @@
       <w:r>
         <w:rPr>
           <w:rFonts w:eastAsia="Times New Roman" w:cs="Times New Roman"/>
-          <w:b/>
-          <w:bCs/>
           <w:sz w:val="28"/>
           <w:szCs w:val="28"/>
           <w:lang w:eastAsia="ru-RU"/>
@@ -3591,23 +2707,30 @@
           <w:szCs w:val="28"/>
           <w:lang w:eastAsia="ru-RU"/>
         </w:rPr>
-        <w:t>при создании напоминания, привязанного к конспекту, бот генерирует краткое содержание конспекта, которое будет отправлено в момент напоминания.</w:t>
-      </w:r>
-    </w:p>
-    <w:p>
-      <w:pPr>
-        <w:rPr>
-          <w:rFonts w:eastAsia="Times New Roman" w:cs="Times New Roman"/>
-          <w:sz w:val="28"/>
-          <w:szCs w:val="28"/>
-          <w:lang w:eastAsia="ru-RU"/>
-        </w:rPr>
-      </w:pPr>
-      <w:r>
-        <w:rPr>
-          <w:rFonts w:eastAsia="Times New Roman" w:cs="Times New Roman"/>
-          <w:b/>
-          <w:bCs/>
+        <w:t>пр</w:t>
+      </w:r>
+      <w:r>
+        <w:rPr>
+          <w:rFonts w:eastAsia="Times New Roman" w:cs="Times New Roman"/>
+          <w:sz w:val="28"/>
+          <w:szCs w:val="28"/>
+          <w:lang w:eastAsia="ru-RU"/>
+        </w:rPr>
+        <w:t>и создании напоминания, привязанного к конспекту, бот генерирует краткое содержание конспекта, которое будет отправлено в момент напоминания.</w:t>
+      </w:r>
+    </w:p>
+    <w:p>
+      <w:pPr>
+        <w:rPr>
+          <w:rFonts w:eastAsia="Times New Roman" w:cs="Times New Roman"/>
+          <w:sz w:val="28"/>
+          <w:szCs w:val="28"/>
+          <w:lang w:eastAsia="ru-RU"/>
+        </w:rPr>
+      </w:pPr>
+      <w:r>
+        <w:rPr>
+          <w:rFonts w:eastAsia="Times New Roman" w:cs="Times New Roman"/>
           <w:sz w:val="28"/>
           <w:szCs w:val="28"/>
           <w:lang w:eastAsia="ru-RU"/>
@@ -3815,38 +2938,25 @@
       <w:r>
         <w:rPr>
           <w:rFonts w:eastAsia="Times New Roman" w:cs="Times New Roman"/>
-          <w:b/>
-          <w:bCs/>
-          <w:sz w:val="28"/>
-          <w:szCs w:val="28"/>
-          <w:lang w:eastAsia="ru-RU"/>
-        </w:rPr>
-        <w:t>Роль:</w:t>
-      </w:r>
-      <w:r>
-        <w:rPr>
-          <w:rFonts w:eastAsia="Times New Roman" w:cs="Times New Roman"/>
-          <w:sz w:val="28"/>
-          <w:szCs w:val="28"/>
-          <w:lang w:eastAsia="ru-RU"/>
-        </w:rPr>
-        <w:t> периодически проверяет базу данных на наличие напоминаний, срок которых наступил, и отправляет уведомления.</w:t>
-      </w:r>
-    </w:p>
-    <w:p>
-      <w:pPr>
-        <w:rPr>
-          <w:rFonts w:eastAsia="Times New Roman" w:cs="Times New Roman"/>
-          <w:sz w:val="28"/>
-          <w:szCs w:val="28"/>
-          <w:lang w:eastAsia="ru-RU"/>
-        </w:rPr>
-      </w:pPr>
-      <w:r>
-        <w:rPr>
-          <w:rFonts w:eastAsia="Times New Roman" w:cs="Times New Roman"/>
-          <w:b/>
-          <w:bCs/>
+          <w:sz w:val="28"/>
+          <w:szCs w:val="28"/>
+          <w:lang w:eastAsia="ru-RU"/>
+        </w:rPr>
+        <w:t>Роль: периодически проверяет базу данных на наличие напоминаний, срок которых наступил, и отправляет уведомления.</w:t>
+      </w:r>
+    </w:p>
+    <w:p>
+      <w:pPr>
+        <w:rPr>
+          <w:rFonts w:eastAsia="Times New Roman" w:cs="Times New Roman"/>
+          <w:sz w:val="28"/>
+          <w:szCs w:val="28"/>
+          <w:lang w:eastAsia="ru-RU"/>
+        </w:rPr>
+      </w:pPr>
+      <w:r>
+        <w:rPr>
+          <w:rFonts w:eastAsia="Times New Roman" w:cs="Times New Roman"/>
           <w:sz w:val="28"/>
           <w:szCs w:val="28"/>
           <w:lang w:eastAsia="ru-RU"/>
@@ -3879,7 +2989,16 @@
           <w:szCs w:val="28"/>
           <w:lang w:eastAsia="ru-RU"/>
         </w:rPr>
-        <w:t>В простейшем варианте — </w:t>
+        <w:t>В простейшем варианте</w:t>
+      </w:r>
+      <w:r>
+        <w:rPr>
+          <w:rFonts w:eastAsia="Times New Roman" w:cs="Times New Roman"/>
+          <w:sz w:val="28"/>
+          <w:szCs w:val="28"/>
+          <w:lang w:eastAsia="ru-RU"/>
+        </w:rPr>
+        <w:t xml:space="preserve"> — </w:t>
       </w:r>
       <w:proofErr w:type="spellStart"/>
       <w:r>
@@ -3976,10 +3095,12 @@
       <w:pPr>
         <w:pStyle w:val="11"/>
       </w:pPr>
+      <w:bookmarkStart w:id="3" w:name="_Toc230456736"/>
       <w:r>
         <w:lastRenderedPageBreak/>
         <w:t>РЕЗУЛЬТАТЫ И ОГРАНИЧЕНИЯ</w:t>
       </w:r>
+      <w:bookmarkEnd w:id="3"/>
     </w:p>
     <w:p>
       <w:pPr>
@@ -4570,13 +3691,24 @@
           <w:lang w:eastAsia="ru-RU"/>
         </w:rPr>
       </w:pPr>
-      <w:r>
-        <w:rPr>
-          <w:rFonts w:eastAsia="Times New Roman" w:cs="Times New Roman"/>
-          <w:sz w:val="28"/>
-          <w:szCs w:val="28"/>
-          <w:lang w:eastAsia="ru-RU"/>
-        </w:rPr>
+    </w:p>
+    <w:p>
+      <w:pPr>
+        <w:rPr>
+          <w:rFonts w:eastAsia="Times New Roman" w:cs="Times New Roman"/>
+          <w:sz w:val="28"/>
+          <w:szCs w:val="28"/>
+          <w:lang w:eastAsia="ru-RU"/>
+        </w:rPr>
+      </w:pPr>
+      <w:r>
+        <w:rPr>
+          <w:rFonts w:eastAsia="Times New Roman" w:cs="Times New Roman"/>
+          <w:sz w:val="28"/>
+          <w:szCs w:val="28"/>
+          <w:lang w:eastAsia="ru-RU"/>
+        </w:rPr>
+        <w:lastRenderedPageBreak/>
         <w:t>Ограничения</w:t>
       </w:r>
     </w:p>
@@ -4596,7 +3728,6 @@
           <w:szCs w:val="28"/>
           <w:lang w:eastAsia="ru-RU"/>
         </w:rPr>
-        <w:lastRenderedPageBreak/>
         <w:t>Несмотря на работоспособность прототипа, текущая версия имеет ряд существенных ограничений, которые необходимо учитывать:</w:t>
       </w:r>
     </w:p>
@@ -5116,6 +4247,7 @@
           <w:szCs w:val="28"/>
           <w:lang w:eastAsia="ru-RU"/>
         </w:rPr>
+        <w:lastRenderedPageBreak/>
         <w:t>разместить домашнюю страницу проекта на подтверждённом домене</w:t>
       </w:r>
       <w:r>
@@ -5153,7 +4285,6 @@
           <w:szCs w:val="28"/>
           <w:lang w:eastAsia="ru-RU"/>
         </w:rPr>
-        <w:lastRenderedPageBreak/>
         <w:t>опубликовать политику конфиденциальности на этом же домене</w:t>
       </w:r>
       <w:r>
@@ -5390,396 +4521,433 @@
     </w:p>
     <w:p>
       <w:pPr>
-        <w:ind w:firstLine="0"/>
-        <w:rPr>
-          <w:rFonts w:eastAsia="Times New Roman" w:cs="Times New Roman"/>
-          <w:sz w:val="28"/>
-          <w:szCs w:val="28"/>
-          <w:lang w:val="en-GB" w:eastAsia="ru-RU"/>
-        </w:rPr>
-      </w:pPr>
-    </w:p>
-    <w:p>
-      <w:pPr>
-        <w:rPr>
-          <w:rFonts w:eastAsia="Times New Roman" w:cs="Times New Roman"/>
-          <w:sz w:val="28"/>
-          <w:szCs w:val="28"/>
-          <w:lang w:eastAsia="ru-RU"/>
-        </w:rPr>
-      </w:pPr>
-      <w:r>
-        <w:rPr>
-          <w:rFonts w:eastAsia="Times New Roman" w:cs="Times New Roman"/>
-          <w:sz w:val="28"/>
-          <w:szCs w:val="28"/>
-          <w:lang w:eastAsia="ru-RU"/>
-        </w:rPr>
-        <w:t>4.3. Вывод по текущему состоянию проекта</w:t>
-      </w:r>
-    </w:p>
-    <w:p>
-      <w:pPr>
-        <w:rPr>
-          <w:rFonts w:eastAsia="Times New Roman" w:cs="Times New Roman"/>
-          <w:sz w:val="28"/>
-          <w:szCs w:val="28"/>
-          <w:lang w:eastAsia="ru-RU"/>
-        </w:rPr>
-      </w:pPr>
-      <w:r>
-        <w:rPr>
-          <w:rFonts w:eastAsia="Times New Roman" w:cs="Times New Roman"/>
-          <w:sz w:val="28"/>
-          <w:szCs w:val="28"/>
-          <w:lang w:eastAsia="ru-RU"/>
-        </w:rPr>
-        <w:t>Результат положительный: Разработан работающий прототип VK-бота с богатым функционалом (предметы, конспекты с генерацией саммари, напоминания, Google Календарь, ИИ-чат). Бот успешно используется командой разработчиков и ограниченным кругом тестовых пользователей.</w:t>
-      </w:r>
-    </w:p>
-    <w:p>
-      <w:pPr>
-        <w:rPr>
-          <w:rFonts w:eastAsia="Times New Roman" w:cs="Times New Roman"/>
-          <w:sz w:val="28"/>
-          <w:szCs w:val="28"/>
-          <w:lang w:eastAsia="ru-RU"/>
-        </w:rPr>
-      </w:pPr>
-    </w:p>
-    <w:p>
-      <w:pPr>
-        <w:rPr>
-          <w:rFonts w:eastAsia="Times New Roman" w:cs="Times New Roman"/>
-          <w:sz w:val="28"/>
-          <w:szCs w:val="28"/>
-          <w:lang w:eastAsia="ru-RU"/>
-        </w:rPr>
-      </w:pPr>
-      <w:r>
-        <w:rPr>
-          <w:rFonts w:eastAsia="Times New Roman" w:cs="Times New Roman"/>
-          <w:sz w:val="28"/>
-          <w:szCs w:val="28"/>
-          <w:lang w:eastAsia="ru-RU"/>
-        </w:rPr>
-        <w:t>Основная проблема, требующая решения: Выход в открытое тестирование и снятие ограничения по доступу через Google-почты. Для этого необходимо:</w:t>
-      </w:r>
-    </w:p>
-    <w:p>
-      <w:pPr>
-        <w:rPr>
-          <w:rFonts w:eastAsia="Times New Roman" w:cs="Times New Roman"/>
-          <w:sz w:val="28"/>
-          <w:szCs w:val="28"/>
-          <w:lang w:eastAsia="ru-RU"/>
-        </w:rPr>
-      </w:pPr>
-    </w:p>
-    <w:p>
-      <w:pPr>
-        <w:rPr>
-          <w:rFonts w:eastAsia="Times New Roman" w:cs="Times New Roman"/>
-          <w:sz w:val="28"/>
-          <w:szCs w:val="28"/>
-          <w:lang w:eastAsia="ru-RU"/>
-        </w:rPr>
-      </w:pPr>
-      <w:r>
-        <w:rPr>
-          <w:rFonts w:eastAsia="Times New Roman" w:cs="Times New Roman"/>
-          <w:sz w:val="28"/>
-          <w:szCs w:val="28"/>
-          <w:lang w:eastAsia="ru-RU"/>
-        </w:rPr>
-        <w:t>Зарегистрировать домен и разместить на нём страницу проекта с Политикой конфиденциальности.</w:t>
-      </w:r>
-    </w:p>
-    <w:p>
-      <w:pPr>
-        <w:rPr>
-          <w:rFonts w:eastAsia="Times New Roman" w:cs="Times New Roman"/>
-          <w:sz w:val="28"/>
-          <w:szCs w:val="28"/>
-          <w:lang w:eastAsia="ru-RU"/>
-        </w:rPr>
-      </w:pPr>
-    </w:p>
-    <w:p>
-      <w:pPr>
-        <w:rPr>
-          <w:rFonts w:eastAsia="Times New Roman" w:cs="Times New Roman"/>
-          <w:sz w:val="28"/>
-          <w:szCs w:val="28"/>
-          <w:lang w:eastAsia="ru-RU"/>
-        </w:rPr>
-      </w:pPr>
-      <w:r>
-        <w:rPr>
-          <w:rFonts w:eastAsia="Times New Roman" w:cs="Times New Roman"/>
-          <w:sz w:val="28"/>
-          <w:szCs w:val="28"/>
-          <w:lang w:eastAsia="ru-RU"/>
-        </w:rPr>
-        <w:t xml:space="preserve">Пройти верификацию </w:t>
-      </w:r>
-      <w:proofErr w:type="spellStart"/>
-      <w:r>
-        <w:rPr>
-          <w:rFonts w:eastAsia="Times New Roman" w:cs="Times New Roman"/>
-          <w:sz w:val="28"/>
-          <w:szCs w:val="28"/>
-          <w:lang w:eastAsia="ru-RU"/>
-        </w:rPr>
-        <w:t>OAuth</w:t>
-      </w:r>
-      <w:proofErr w:type="spellEnd"/>
-      <w:r>
-        <w:rPr>
-          <w:rFonts w:eastAsia="Times New Roman" w:cs="Times New Roman"/>
-          <w:sz w:val="28"/>
-          <w:szCs w:val="28"/>
-          <w:lang w:eastAsia="ru-RU"/>
-        </w:rPr>
-        <w:t>-приложения в Google.</w:t>
-      </w:r>
-    </w:p>
-    <w:p>
-      <w:pPr>
-        <w:rPr>
-          <w:rFonts w:eastAsia="Times New Roman" w:cs="Times New Roman"/>
-          <w:sz w:val="28"/>
-          <w:szCs w:val="28"/>
-          <w:lang w:eastAsia="ru-RU"/>
-        </w:rPr>
-      </w:pPr>
-    </w:p>
-    <w:p>
-      <w:pPr>
-        <w:rPr>
-          <w:rFonts w:eastAsia="Times New Roman" w:cs="Times New Roman"/>
-          <w:sz w:val="28"/>
-          <w:szCs w:val="28"/>
-          <w:lang w:eastAsia="ru-RU"/>
-        </w:rPr>
-      </w:pPr>
-      <w:r>
-        <w:rPr>
-          <w:rFonts w:eastAsia="Times New Roman" w:cs="Times New Roman"/>
-          <w:sz w:val="28"/>
-          <w:szCs w:val="28"/>
-          <w:lang w:eastAsia="ru-RU"/>
-        </w:rPr>
-        <w:t>Добавить в бота механизм автоматической регистрации новых пользователей.</w:t>
-      </w:r>
-    </w:p>
-    <w:p>
-      <w:pPr>
-        <w:rPr>
-          <w:rFonts w:eastAsia="Times New Roman" w:cs="Times New Roman"/>
-          <w:sz w:val="28"/>
-          <w:szCs w:val="28"/>
-          <w:lang w:eastAsia="ru-RU"/>
-        </w:rPr>
-      </w:pPr>
-    </w:p>
-    <w:p>
-      <w:pPr>
-        <w:rPr>
-          <w:rFonts w:eastAsia="Times New Roman" w:cs="Times New Roman"/>
-          <w:sz w:val="28"/>
-          <w:szCs w:val="28"/>
-          <w:lang w:eastAsia="ru-RU"/>
-        </w:rPr>
-      </w:pPr>
-      <w:r>
-        <w:rPr>
-          <w:rFonts w:eastAsia="Times New Roman" w:cs="Times New Roman"/>
-          <w:sz w:val="28"/>
-          <w:szCs w:val="28"/>
-          <w:lang w:eastAsia="ru-RU"/>
-        </w:rPr>
-        <w:t>Потенциальные доработки (на следующие итерации):</w:t>
-      </w:r>
-    </w:p>
-    <w:p>
-      <w:pPr>
-        <w:rPr>
-          <w:rFonts w:eastAsia="Times New Roman" w:cs="Times New Roman"/>
-          <w:sz w:val="28"/>
-          <w:szCs w:val="28"/>
-          <w:lang w:eastAsia="ru-RU"/>
-        </w:rPr>
-      </w:pPr>
-    </w:p>
-    <w:p>
-      <w:pPr>
-        <w:rPr>
-          <w:rFonts w:eastAsia="Times New Roman" w:cs="Times New Roman"/>
-          <w:sz w:val="28"/>
-          <w:szCs w:val="28"/>
-          <w:lang w:eastAsia="ru-RU"/>
-        </w:rPr>
-      </w:pPr>
-      <w:r>
-        <w:rPr>
-          <w:rFonts w:eastAsia="Times New Roman" w:cs="Times New Roman"/>
-          <w:sz w:val="28"/>
-          <w:szCs w:val="28"/>
-          <w:lang w:eastAsia="ru-RU"/>
-        </w:rPr>
-        <w:t>Генерация карточек для интервального повторения (</w:t>
-      </w:r>
-      <w:proofErr w:type="spellStart"/>
-      <w:r>
-        <w:rPr>
-          <w:rFonts w:eastAsia="Times New Roman" w:cs="Times New Roman"/>
-          <w:sz w:val="28"/>
-          <w:szCs w:val="28"/>
-          <w:lang w:eastAsia="ru-RU"/>
-        </w:rPr>
-        <w:t>flashcards</w:t>
-      </w:r>
-      <w:proofErr w:type="spellEnd"/>
-      <w:r>
-        <w:rPr>
-          <w:rFonts w:eastAsia="Times New Roman" w:cs="Times New Roman"/>
-          <w:sz w:val="28"/>
-          <w:szCs w:val="28"/>
-          <w:lang w:eastAsia="ru-RU"/>
-        </w:rPr>
-        <w:t>) вместо/вдобавок к саммари.</w:t>
-      </w:r>
-    </w:p>
-    <w:p>
-      <w:pPr>
-        <w:rPr>
-          <w:rFonts w:eastAsia="Times New Roman" w:cs="Times New Roman"/>
-          <w:sz w:val="28"/>
-          <w:szCs w:val="28"/>
-          <w:lang w:eastAsia="ru-RU"/>
-        </w:rPr>
-      </w:pPr>
-    </w:p>
-    <w:p>
-      <w:pPr>
-        <w:rPr>
-          <w:rFonts w:eastAsia="Times New Roman" w:cs="Times New Roman"/>
-          <w:sz w:val="28"/>
-          <w:szCs w:val="28"/>
-          <w:lang w:eastAsia="ru-RU"/>
-        </w:rPr>
-      </w:pPr>
-      <w:r>
-        <w:rPr>
-          <w:rFonts w:eastAsia="Times New Roman" w:cs="Times New Roman"/>
-          <w:sz w:val="28"/>
-          <w:szCs w:val="28"/>
-          <w:lang w:eastAsia="ru-RU"/>
-        </w:rPr>
-        <w:lastRenderedPageBreak/>
-        <w:t>Автоматическая рассылка напоминаний о ближайших занятиях без ручного создания каждого напоминания.</w:t>
-      </w:r>
-    </w:p>
-    <w:p>
-      <w:pPr>
-        <w:rPr>
-          <w:rFonts w:eastAsia="Times New Roman" w:cs="Times New Roman"/>
-          <w:sz w:val="28"/>
-          <w:szCs w:val="28"/>
-          <w:lang w:eastAsia="ru-RU"/>
-        </w:rPr>
-      </w:pPr>
-    </w:p>
-    <w:p>
-      <w:pPr>
-        <w:rPr>
-          <w:rFonts w:eastAsia="Times New Roman" w:cs="Times New Roman"/>
-          <w:sz w:val="28"/>
-          <w:szCs w:val="28"/>
-          <w:lang w:eastAsia="ru-RU"/>
-        </w:rPr>
-      </w:pPr>
-      <w:r>
-        <w:rPr>
-          <w:rFonts w:eastAsia="Times New Roman" w:cs="Times New Roman"/>
-          <w:sz w:val="28"/>
-          <w:szCs w:val="28"/>
-          <w:lang w:eastAsia="ru-RU"/>
-        </w:rPr>
-        <w:t xml:space="preserve">Интеграция с </w:t>
-      </w:r>
-      <w:proofErr w:type="spellStart"/>
-      <w:r>
-        <w:rPr>
-          <w:rFonts w:eastAsia="Times New Roman" w:cs="Times New Roman"/>
-          <w:sz w:val="28"/>
-          <w:szCs w:val="28"/>
-          <w:lang w:eastAsia="ru-RU"/>
-        </w:rPr>
-        <w:t>Obsidian</w:t>
-      </w:r>
-      <w:proofErr w:type="spellEnd"/>
-      <w:r>
-        <w:rPr>
-          <w:rFonts w:eastAsia="Times New Roman" w:cs="Times New Roman"/>
-          <w:sz w:val="28"/>
-          <w:szCs w:val="28"/>
-          <w:lang w:eastAsia="ru-RU"/>
-        </w:rPr>
-        <w:t xml:space="preserve"> или </w:t>
-      </w:r>
-      <w:proofErr w:type="spellStart"/>
-      <w:r>
-        <w:rPr>
-          <w:rFonts w:eastAsia="Times New Roman" w:cs="Times New Roman"/>
-          <w:sz w:val="28"/>
-          <w:szCs w:val="28"/>
-          <w:lang w:eastAsia="ru-RU"/>
-        </w:rPr>
-        <w:t>Notion</w:t>
-      </w:r>
-      <w:proofErr w:type="spellEnd"/>
-      <w:r>
-        <w:rPr>
-          <w:rFonts w:eastAsia="Times New Roman" w:cs="Times New Roman"/>
-          <w:sz w:val="28"/>
-          <w:szCs w:val="28"/>
-          <w:lang w:eastAsia="ru-RU"/>
-        </w:rPr>
-        <w:t xml:space="preserve"> в дополнение к Google Диску.</w:t>
-      </w:r>
-    </w:p>
-    <w:p>
-      <w:pPr>
-        <w:rPr>
-          <w:rFonts w:eastAsia="Times New Roman" w:cs="Times New Roman"/>
-          <w:sz w:val="28"/>
-          <w:szCs w:val="28"/>
-          <w:lang w:eastAsia="ru-RU"/>
-        </w:rPr>
-      </w:pPr>
-    </w:p>
-    <w:p>
-      <w:pPr>
+        <w:spacing w:after="160" w:line="259" w:lineRule="auto"/>
         <w:ind w:firstLine="0"/>
         <w:jc w:val="left"/>
         <w:rPr>
           <w:rFonts w:eastAsia="Times New Roman" w:cs="Times New Roman"/>
           <w:sz w:val="28"/>
           <w:szCs w:val="28"/>
-          <w:lang w:eastAsia="ru-RU"/>
-        </w:rPr>
-      </w:pPr>
-      <w:r>
-        <w:rPr>
-          <w:rFonts w:eastAsia="Times New Roman" w:cs="Times New Roman"/>
-          <w:sz w:val="28"/>
-          <w:szCs w:val="28"/>
-          <w:lang w:eastAsia="ru-RU"/>
+          <w:lang w:val="en-GB" w:eastAsia="ru-RU"/>
+        </w:rPr>
+      </w:pPr>
+      <w:r>
+        <w:rPr>
+          <w:rFonts w:eastAsia="Times New Roman" w:cs="Times New Roman"/>
+          <w:sz w:val="28"/>
+          <w:szCs w:val="28"/>
+          <w:lang w:val="en-GB" w:eastAsia="ru-RU"/>
         </w:rPr>
         <w:br w:type="page"/>
       </w:r>
+    </w:p>
+    <w:p>
+      <w:pPr>
+        <w:pStyle w:val="11"/>
+      </w:pPr>
+      <w:bookmarkStart w:id="4" w:name="_Toc230456737"/>
+      <w:r>
+        <w:lastRenderedPageBreak/>
+        <w:t>ВЫВОД</w:t>
+      </w:r>
+      <w:r>
+        <w:t>Ы</w:t>
+      </w:r>
+      <w:bookmarkEnd w:id="4"/>
+      <w:r>
+        <w:t xml:space="preserve"> </w:t>
+      </w:r>
+      <w:r>
+        <w:t xml:space="preserve"> </w:t>
+      </w:r>
+    </w:p>
+    <w:p>
+      <w:pPr>
+        <w:rPr>
+          <w:rFonts w:eastAsia="Times New Roman" w:cs="Times New Roman"/>
+          <w:sz w:val="28"/>
+          <w:szCs w:val="28"/>
+          <w:lang w:eastAsia="ru-RU"/>
+        </w:rPr>
+      </w:pPr>
+      <w:r>
+        <w:rPr>
+          <w:rFonts w:eastAsia="Times New Roman" w:cs="Times New Roman"/>
+          <w:sz w:val="28"/>
+          <w:szCs w:val="28"/>
+          <w:lang w:eastAsia="ru-RU"/>
+        </w:rPr>
+        <w:t>Разработан работающий прототип VK-бота с богатым функционалом (предметы, конспекты с генерацией саммари, напоминания, Google Календарь, ИИ-чат). Бот успешно используется командой разработчиков и ограниченным кругом тестовых пользователей.</w:t>
+      </w:r>
+      <w:r>
+        <w:rPr>
+          <w:rFonts w:eastAsia="Times New Roman" w:cs="Times New Roman"/>
+          <w:sz w:val="28"/>
+          <w:szCs w:val="28"/>
+          <w:lang w:eastAsia="ru-RU"/>
+        </w:rPr>
+        <w:t xml:space="preserve"> </w:t>
+      </w:r>
+    </w:p>
+    <w:p>
+      <w:pPr>
+        <w:rPr>
+          <w:rFonts w:eastAsia="Times New Roman" w:cs="Times New Roman"/>
+          <w:sz w:val="28"/>
+          <w:szCs w:val="28"/>
+          <w:lang w:eastAsia="ru-RU"/>
+        </w:rPr>
+      </w:pPr>
+      <w:r>
+        <w:rPr>
+          <w:rFonts w:eastAsia="Times New Roman" w:cs="Times New Roman"/>
+          <w:sz w:val="28"/>
+          <w:szCs w:val="28"/>
+          <w:lang w:eastAsia="ru-RU"/>
+        </w:rPr>
+        <w:t xml:space="preserve">Основная проблема, требующая решения: </w:t>
+      </w:r>
+      <w:r>
+        <w:rPr>
+          <w:rFonts w:eastAsia="Times New Roman" w:cs="Times New Roman"/>
+          <w:sz w:val="28"/>
+          <w:szCs w:val="28"/>
+          <w:lang w:eastAsia="ru-RU"/>
+        </w:rPr>
+        <w:t>в</w:t>
+      </w:r>
+      <w:r>
+        <w:rPr>
+          <w:rFonts w:eastAsia="Times New Roman" w:cs="Times New Roman"/>
+          <w:sz w:val="28"/>
+          <w:szCs w:val="28"/>
+          <w:lang w:eastAsia="ru-RU"/>
+        </w:rPr>
+        <w:t>ыход в открытое тестирование и снятие ограничения по доступу через Google-почты. Для этого необходимо:</w:t>
+      </w:r>
+    </w:p>
+    <w:p>
+      <w:pPr>
+        <w:pStyle w:val="a5"/>
+        <w:numPr>
+          <w:ilvl w:val="0"/>
+          <w:numId w:val="47"/>
+        </w:numPr>
+        <w:tabs>
+          <w:tab w:val="left" w:pos="993"/>
+        </w:tabs>
+        <w:ind w:left="0" w:firstLine="709"/>
+        <w:rPr>
+          <w:rFonts w:eastAsia="Times New Roman" w:cs="Times New Roman"/>
+          <w:sz w:val="28"/>
+          <w:szCs w:val="28"/>
+          <w:lang w:eastAsia="ru-RU"/>
+        </w:rPr>
+      </w:pPr>
+      <w:r>
+        <w:rPr>
+          <w:rFonts w:eastAsia="Times New Roman" w:cs="Times New Roman"/>
+          <w:sz w:val="28"/>
+          <w:szCs w:val="28"/>
+          <w:lang w:eastAsia="ru-RU"/>
+        </w:rPr>
+        <w:t>зарегистрировать домен и разместить на нём страницу проекта с политикой конфиденциальности</w:t>
+      </w:r>
+      <w:r>
+        <w:rPr>
+          <w:rFonts w:eastAsia="Times New Roman" w:cs="Times New Roman"/>
+          <w:sz w:val="28"/>
+          <w:szCs w:val="28"/>
+          <w:lang w:eastAsia="ru-RU"/>
+        </w:rPr>
+        <w:t>;</w:t>
+      </w:r>
+    </w:p>
+    <w:p>
+      <w:pPr>
+        <w:pStyle w:val="a5"/>
+        <w:numPr>
+          <w:ilvl w:val="0"/>
+          <w:numId w:val="47"/>
+        </w:numPr>
+        <w:tabs>
+          <w:tab w:val="left" w:pos="993"/>
+        </w:tabs>
+        <w:ind w:left="0" w:firstLine="709"/>
+        <w:rPr>
+          <w:rFonts w:eastAsia="Times New Roman" w:cs="Times New Roman"/>
+          <w:sz w:val="28"/>
+          <w:szCs w:val="28"/>
+          <w:lang w:eastAsia="ru-RU"/>
+        </w:rPr>
+      </w:pPr>
+      <w:r>
+        <w:rPr>
+          <w:rFonts w:eastAsia="Times New Roman" w:cs="Times New Roman"/>
+          <w:sz w:val="28"/>
+          <w:szCs w:val="28"/>
+          <w:lang w:eastAsia="ru-RU"/>
+        </w:rPr>
+        <w:t xml:space="preserve">пройти верификацию </w:t>
+      </w:r>
+      <w:proofErr w:type="spellStart"/>
+      <w:r>
+        <w:rPr>
+          <w:rFonts w:eastAsia="Times New Roman" w:cs="Times New Roman"/>
+          <w:sz w:val="28"/>
+          <w:szCs w:val="28"/>
+          <w:lang w:eastAsia="ru-RU"/>
+        </w:rPr>
+        <w:t>oauth</w:t>
+      </w:r>
+      <w:proofErr w:type="spellEnd"/>
+      <w:r>
+        <w:rPr>
+          <w:rFonts w:eastAsia="Times New Roman" w:cs="Times New Roman"/>
+          <w:sz w:val="28"/>
+          <w:szCs w:val="28"/>
+          <w:lang w:eastAsia="ru-RU"/>
+        </w:rPr>
+        <w:t xml:space="preserve">-приложения в </w:t>
+      </w:r>
+      <w:proofErr w:type="spellStart"/>
+      <w:r>
+        <w:rPr>
+          <w:rFonts w:eastAsia="Times New Roman" w:cs="Times New Roman"/>
+          <w:sz w:val="28"/>
+          <w:szCs w:val="28"/>
+          <w:lang w:eastAsia="ru-RU"/>
+        </w:rPr>
+        <w:t>google</w:t>
+      </w:r>
+      <w:proofErr w:type="spellEnd"/>
+      <w:r>
+        <w:rPr>
+          <w:rFonts w:eastAsia="Times New Roman" w:cs="Times New Roman"/>
+          <w:sz w:val="28"/>
+          <w:szCs w:val="28"/>
+          <w:lang w:eastAsia="ru-RU"/>
+        </w:rPr>
+        <w:t>;</w:t>
+      </w:r>
+    </w:p>
+    <w:p>
+      <w:pPr>
+        <w:pStyle w:val="a5"/>
+        <w:numPr>
+          <w:ilvl w:val="0"/>
+          <w:numId w:val="47"/>
+        </w:numPr>
+        <w:tabs>
+          <w:tab w:val="left" w:pos="993"/>
+        </w:tabs>
+        <w:ind w:left="0" w:firstLine="709"/>
+        <w:rPr>
+          <w:rFonts w:eastAsia="Times New Roman" w:cs="Times New Roman"/>
+          <w:sz w:val="28"/>
+          <w:szCs w:val="28"/>
+          <w:lang w:eastAsia="ru-RU"/>
+        </w:rPr>
+      </w:pPr>
+      <w:r>
+        <w:rPr>
+          <w:rFonts w:eastAsia="Times New Roman" w:cs="Times New Roman"/>
+          <w:sz w:val="28"/>
+          <w:szCs w:val="28"/>
+          <w:lang w:eastAsia="ru-RU"/>
+        </w:rPr>
+        <w:t xml:space="preserve">добавить </w:t>
+      </w:r>
+      <w:proofErr w:type="gramStart"/>
+      <w:r>
+        <w:rPr>
+          <w:rFonts w:eastAsia="Times New Roman" w:cs="Times New Roman"/>
+          <w:sz w:val="28"/>
+          <w:szCs w:val="28"/>
+          <w:lang w:eastAsia="ru-RU"/>
+        </w:rPr>
+        <w:t>в</w:t>
+      </w:r>
+      <w:r>
+        <w:rPr>
+          <w:rFonts w:eastAsia="Times New Roman" w:cs="Times New Roman"/>
+          <w:sz w:val="28"/>
+          <w:szCs w:val="28"/>
+          <w:lang w:eastAsia="ru-RU"/>
+        </w:rPr>
+        <w:t xml:space="preserve"> </w:t>
+      </w:r>
+      <w:r>
+        <w:rPr>
+          <w:rFonts w:eastAsia="Times New Roman" w:cs="Times New Roman"/>
+          <w:sz w:val="28"/>
+          <w:szCs w:val="28"/>
+          <w:lang w:eastAsia="ru-RU"/>
+        </w:rPr>
+        <w:t>бота</w:t>
+      </w:r>
+      <w:proofErr w:type="gramEnd"/>
+      <w:r>
+        <w:rPr>
+          <w:rFonts w:eastAsia="Times New Roman" w:cs="Times New Roman"/>
+          <w:sz w:val="28"/>
+          <w:szCs w:val="28"/>
+          <w:lang w:eastAsia="ru-RU"/>
+        </w:rPr>
+        <w:t xml:space="preserve"> механизм автоматической регистрации новых пользователей.</w:t>
+      </w:r>
+    </w:p>
+    <w:p>
+      <w:pPr>
+        <w:rPr>
+          <w:rFonts w:eastAsia="Times New Roman" w:cs="Times New Roman"/>
+          <w:sz w:val="28"/>
+          <w:szCs w:val="28"/>
+          <w:lang w:eastAsia="ru-RU"/>
+        </w:rPr>
+      </w:pPr>
+      <w:r>
+        <w:rPr>
+          <w:rFonts w:eastAsia="Times New Roman" w:cs="Times New Roman"/>
+          <w:sz w:val="28"/>
+          <w:szCs w:val="28"/>
+          <w:lang w:eastAsia="ru-RU"/>
+        </w:rPr>
+        <w:t>Потенциальные доработки (на следующие итерации):</w:t>
+      </w:r>
+    </w:p>
+    <w:p>
+      <w:pPr>
+        <w:pStyle w:val="a5"/>
+        <w:numPr>
+          <w:ilvl w:val="0"/>
+          <w:numId w:val="47"/>
+        </w:numPr>
+        <w:tabs>
+          <w:tab w:val="left" w:pos="993"/>
+        </w:tabs>
+        <w:ind w:left="0" w:firstLine="709"/>
+        <w:rPr>
+          <w:rFonts w:eastAsia="Times New Roman" w:cs="Times New Roman"/>
+          <w:sz w:val="28"/>
+          <w:szCs w:val="28"/>
+          <w:lang w:eastAsia="ru-RU"/>
+        </w:rPr>
+      </w:pPr>
+      <w:r>
+        <w:rPr>
+          <w:rFonts w:eastAsia="Times New Roman" w:cs="Times New Roman"/>
+          <w:sz w:val="28"/>
+          <w:szCs w:val="28"/>
+          <w:lang w:eastAsia="ru-RU"/>
+        </w:rPr>
+        <w:t>а</w:t>
+      </w:r>
+      <w:r>
+        <w:rPr>
+          <w:rFonts w:eastAsia="Times New Roman" w:cs="Times New Roman"/>
+          <w:sz w:val="28"/>
+          <w:szCs w:val="28"/>
+          <w:lang w:eastAsia="ru-RU"/>
+        </w:rPr>
+        <w:t>втоматическая рассылка напоминаний о ближайших занятиях без ручного создания каждого напоминания</w:t>
+      </w:r>
+      <w:r>
+        <w:rPr>
+          <w:rFonts w:eastAsia="Times New Roman" w:cs="Times New Roman"/>
+          <w:sz w:val="28"/>
+          <w:szCs w:val="28"/>
+          <w:lang w:eastAsia="ru-RU"/>
+        </w:rPr>
+        <w:t xml:space="preserve">; </w:t>
+      </w:r>
+    </w:p>
+    <w:p>
+      <w:pPr>
+        <w:pStyle w:val="a5"/>
+        <w:numPr>
+          <w:ilvl w:val="0"/>
+          <w:numId w:val="47"/>
+        </w:numPr>
+        <w:tabs>
+          <w:tab w:val="left" w:pos="993"/>
+        </w:tabs>
+        <w:ind w:left="0" w:firstLine="709"/>
+        <w:rPr>
+          <w:rFonts w:eastAsia="Times New Roman" w:cs="Times New Roman"/>
+          <w:sz w:val="28"/>
+          <w:szCs w:val="28"/>
+          <w:lang w:eastAsia="ru-RU"/>
+        </w:rPr>
+      </w:pPr>
+      <w:r>
+        <w:rPr>
+          <w:rFonts w:eastAsia="Times New Roman" w:cs="Times New Roman"/>
+          <w:sz w:val="28"/>
+          <w:szCs w:val="28"/>
+          <w:lang w:eastAsia="ru-RU"/>
+        </w:rPr>
+        <w:t>и</w:t>
+      </w:r>
+      <w:r>
+        <w:rPr>
+          <w:rFonts w:eastAsia="Times New Roman" w:cs="Times New Roman"/>
+          <w:sz w:val="28"/>
+          <w:szCs w:val="28"/>
+          <w:lang w:eastAsia="ru-RU"/>
+        </w:rPr>
+        <w:t xml:space="preserve">нтеграция с </w:t>
+      </w:r>
+      <w:proofErr w:type="spellStart"/>
+      <w:r>
+        <w:rPr>
+          <w:rFonts w:eastAsia="Times New Roman" w:cs="Times New Roman"/>
+          <w:sz w:val="28"/>
+          <w:szCs w:val="28"/>
+          <w:lang w:eastAsia="ru-RU"/>
+        </w:rPr>
+        <w:t>Obsidian</w:t>
+      </w:r>
+      <w:proofErr w:type="spellEnd"/>
+      <w:r>
+        <w:rPr>
+          <w:rFonts w:eastAsia="Times New Roman" w:cs="Times New Roman"/>
+          <w:sz w:val="28"/>
+          <w:szCs w:val="28"/>
+          <w:lang w:eastAsia="ru-RU"/>
+        </w:rPr>
+        <w:t xml:space="preserve"> или </w:t>
+      </w:r>
+      <w:proofErr w:type="spellStart"/>
+      <w:r>
+        <w:rPr>
+          <w:rFonts w:eastAsia="Times New Roman" w:cs="Times New Roman"/>
+          <w:sz w:val="28"/>
+          <w:szCs w:val="28"/>
+          <w:lang w:eastAsia="ru-RU"/>
+        </w:rPr>
+        <w:t>Notion</w:t>
+      </w:r>
+      <w:proofErr w:type="spellEnd"/>
+      <w:r>
+        <w:rPr>
+          <w:rFonts w:eastAsia="Times New Roman" w:cs="Times New Roman"/>
+          <w:sz w:val="28"/>
+          <w:szCs w:val="28"/>
+          <w:lang w:eastAsia="ru-RU"/>
+        </w:rPr>
+        <w:t xml:space="preserve"> в дополнение к Google Диску.</w:t>
+      </w:r>
+    </w:p>
+    <w:p>
+      <w:pPr>
+        <w:rPr>
+          <w:rFonts w:eastAsia="Times New Roman" w:cs="Times New Roman"/>
+          <w:sz w:val="28"/>
+          <w:szCs w:val="28"/>
+          <w:lang w:eastAsia="ru-RU"/>
+        </w:rPr>
+      </w:pPr>
     </w:p>
     <w:p>
       <w:pPr>
@@ -5792,269 +4960,11 @@
           <w:lang w:eastAsia="ru-RU"/>
         </w:rPr>
       </w:pPr>
-    </w:p>
-    <w:p>
-      <w:pPr>
-        <w:pStyle w:val="11"/>
-      </w:pPr>
-      <w:r>
-        <w:t>РЕЗУЛЬТАТЫ И ОГРАНИЧЕНИЯ</w:t>
-      </w:r>
-    </w:p>
-    <w:p>
-      <w:pPr>
-        <w:pStyle w:val="aff6"/>
-        <w:tabs>
-          <w:tab w:val="left" w:pos="1320"/>
-          <w:tab w:val="center" w:pos="4819"/>
-        </w:tabs>
-        <w:spacing w:after="0"/>
-        <w:jc w:val="left"/>
-      </w:pPr>
-      <w:bookmarkStart w:id="1" w:name="_Toc12290889"/>
-      <w:r>
-        <w:tab/>
-      </w:r>
-      <w:r>
-        <w:tab/>
-      </w:r>
-      <w:bookmarkStart w:id="2" w:name="_Toc226394941"/>
-      <w:r>
-        <w:t>Список использованных источников</w:t>
-      </w:r>
-      <w:bookmarkEnd w:id="1"/>
-      <w:bookmarkEnd w:id="2"/>
-    </w:p>
-    <w:p>
-      <w:pPr>
-        <w:pStyle w:val="a"/>
-      </w:pPr>
-      <w:r>
-        <w:t xml:space="preserve">Статистика заболеваемости онкологией в Самарской области </w:t>
-      </w:r>
-      <w:r>
-        <w:t>[</w:t>
-      </w:r>
-      <w:r>
-        <w:t>Электронный ресурс</w:t>
-      </w:r>
-      <w:r>
-        <w:t>]</w:t>
-      </w:r>
-      <w:r>
-        <w:t xml:space="preserve">  / </w:t>
-      </w:r>
-      <w:r>
-        <w:rPr>
-          <w:lang w:val="en-US"/>
-        </w:rPr>
-        <w:t>URL</w:t>
-      </w:r>
-      <w:r>
-        <w:t xml:space="preserve">: </w:t>
-      </w:r>
-      <w:r>
-        <w:t xml:space="preserve"> </w:t>
-      </w:r>
-      <w:hyperlink r:id="rId8" w:history="1">
-        <w:r>
-          <w:rPr>
-            <w:rStyle w:val="af4"/>
-          </w:rPr>
-          <w:t>https://tochno.st/problems/oncology/regions/samarskaya_oblast</w:t>
-        </w:r>
-      </w:hyperlink>
-      <w:r>
-        <w:t xml:space="preserve"> </w:t>
-      </w:r>
-      <w:r>
-        <w:t xml:space="preserve">(дата обращения 25.05.25). </w:t>
-      </w:r>
-    </w:p>
-    <w:p>
-      <w:pPr>
-        <w:pStyle w:val="a"/>
-      </w:pPr>
-      <w:r>
-        <w:t xml:space="preserve">Сервис «Служба здоровья Самарской области» </w:t>
-      </w:r>
-      <w:r>
-        <w:t>[</w:t>
-      </w:r>
-      <w:r>
-        <w:t>Электронный ресурс</w:t>
-      </w:r>
-      <w:r>
-        <w:t xml:space="preserve">]  / </w:t>
-      </w:r>
-      <w:r>
-        <w:rPr>
-          <w:lang w:val="en-US"/>
-        </w:rPr>
-        <w:t>URL</w:t>
-      </w:r>
-      <w:r>
-        <w:t xml:space="preserve">:  </w:t>
-      </w:r>
-      <w:hyperlink r:id="rId9" w:history="1">
-        <w:r>
-          <w:rPr>
-            <w:rStyle w:val="af4"/>
-          </w:rPr>
-          <w:t>https://er.mz63.ru/?ysclid=mccd11cps5483444818</w:t>
-        </w:r>
-      </w:hyperlink>
-      <w:r>
-        <w:t xml:space="preserve"> (дата обращения: 25.06.25). </w:t>
-      </w:r>
-    </w:p>
-    <w:p>
-      <w:pPr>
-        <w:pStyle w:val="a"/>
-      </w:pPr>
-      <w:r>
-        <w:t>Сервис «</w:t>
-      </w:r>
-      <w:r>
-        <w:rPr>
-          <w:lang w:val="en-GB"/>
-        </w:rPr>
-        <w:t>DocDoc</w:t>
-      </w:r>
-      <w:r>
-        <w:t xml:space="preserve">» </w:t>
-      </w:r>
-      <w:r>
-        <w:t>[</w:t>
-      </w:r>
-      <w:r>
-        <w:t>Электронный ресурс</w:t>
-      </w:r>
-      <w:r>
-        <w:t xml:space="preserve">]  / </w:t>
-      </w:r>
-      <w:r>
-        <w:rPr>
-          <w:lang w:val="en-US"/>
-        </w:rPr>
-        <w:t>URL</w:t>
-      </w:r>
-      <w:r>
-        <w:t xml:space="preserve">:  </w:t>
-      </w:r>
-      <w:hyperlink r:id="rId10" w:history="1">
-        <w:r>
-          <w:rPr>
-            <w:rStyle w:val="af4"/>
-          </w:rPr>
-          <w:t>https://docdoc.ru/</w:t>
-        </w:r>
-      </w:hyperlink>
-      <w:r>
-        <w:t xml:space="preserve"> </w:t>
-      </w:r>
-      <w:r>
-        <w:t xml:space="preserve">(дата обращения: 25.06.25). </w:t>
-      </w:r>
-    </w:p>
-    <w:p>
-      <w:pPr>
-        <w:pStyle w:val="a"/>
-      </w:pPr>
-      <w:r>
-        <w:t>К</w:t>
-      </w:r>
-      <w:r>
-        <w:t>улаков</w:t>
-      </w:r>
-      <w:r>
-        <w:t>,</w:t>
-      </w:r>
-      <w:r>
-        <w:t xml:space="preserve"> К.А. Архитектура и фреймворки веб-приложений </w:t>
-      </w:r>
-      <w:r>
-        <w:t>[</w:t>
-      </w:r>
-      <w:r>
-        <w:t>Текст</w:t>
-      </w:r>
-      <w:r>
-        <w:t>]</w:t>
-      </w:r>
-      <w:r>
-        <w:t xml:space="preserve"> </w:t>
-      </w:r>
-      <w:r>
-        <w:t xml:space="preserve">— Петрозаводск, 2020. – 69 с. </w:t>
-      </w:r>
-    </w:p>
-    <w:p>
-      <w:pPr>
-        <w:pStyle w:val="a"/>
-      </w:pPr>
-      <w:r>
-        <w:rPr>
-          <w:lang w:val="en-GB"/>
-        </w:rPr>
-        <w:t>Adel</w:t>
-      </w:r>
-      <w:r>
-        <w:t xml:space="preserve"> </w:t>
-      </w:r>
-      <w:r>
-        <w:rPr>
-          <w:lang w:val="en-GB"/>
-        </w:rPr>
-        <w:t>F</w:t>
-      </w:r>
-      <w:r>
-        <w:t xml:space="preserve"> </w:t>
-      </w:r>
-      <w:r>
-        <w:t>Архитектура Сложных веб-приложений</w:t>
-      </w:r>
-      <w:r>
-        <w:t xml:space="preserve"> </w:t>
-      </w:r>
-      <w:r>
-        <w:t>[</w:t>
-      </w:r>
-      <w:r>
-        <w:t>Текст</w:t>
-      </w:r>
-      <w:r>
-        <w:t>]</w:t>
-      </w:r>
-      <w:r>
-        <w:t xml:space="preserve"> — </w:t>
-      </w:r>
-      <w:r>
-        <w:t xml:space="preserve">Москва, 2020. — 144 с. </w:t>
-      </w:r>
-    </w:p>
-    <w:p>
-      <w:pPr>
-        <w:pStyle w:val="a"/>
-        <w:numPr>
-          <w:ilvl w:val="0"/>
-          <w:numId w:val="0"/>
-        </w:numPr>
-        <w:ind w:firstLine="709"/>
-      </w:pPr>
-    </w:p>
-    <w:p>
-      <w:pPr>
-        <w:rPr>
-          <w:rFonts w:eastAsia="Times New Roman" w:cs="Times New Roman"/>
-          <w:szCs w:val="24"/>
-          <w:lang w:eastAsia="ru-RU"/>
-        </w:rPr>
-      </w:pPr>
-      <w:r>
-        <w:rPr>
-          <w:rFonts w:eastAsia="Times New Roman" w:cs="Times New Roman"/>
-          <w:szCs w:val="24"/>
+      <w:r>
+        <w:rPr>
+          <w:rFonts w:eastAsia="Times New Roman" w:cs="Times New Roman"/>
+          <w:sz w:val="28"/>
+          <w:szCs w:val="28"/>
           <w:lang w:eastAsia="ru-RU"/>
         </w:rPr>
         <w:br w:type="page"/>
@@ -6065,8 +4975,8 @@
         <w:pStyle w:val="aff6"/>
         <w:spacing w:after="0"/>
       </w:pPr>
-      <w:bookmarkStart w:id="3" w:name="_Toc12290891"/>
-      <w:bookmarkStart w:id="4" w:name="_Toc226394942"/>
+      <w:bookmarkStart w:id="5" w:name="_Toc12290891"/>
+      <w:bookmarkStart w:id="6" w:name="_Toc230456666"/>
       <w:r>
         <w:lastRenderedPageBreak/>
         <w:t>П</w:t>
@@ -6074,8 +4984,8 @@
       <w:r>
         <w:t>риложение А</w:t>
       </w:r>
-      <w:bookmarkEnd w:id="3"/>
-      <w:bookmarkEnd w:id="4"/>
+      <w:bookmarkEnd w:id="5"/>
+      <w:bookmarkEnd w:id="6"/>
     </w:p>
     <w:p>
       <w:pPr>
@@ -6111,7 +5021,7 @@
                     <pic:cNvPicPr/>
                   </pic:nvPicPr>
                   <pic:blipFill>
-                    <a:blip r:embed="rId11"/>
+                    <a:blip r:embed="rId8"/>
                     <a:stretch>
                       <a:fillRect/>
                     </a:stretch>
@@ -6165,10 +5075,10 @@
                     <pic:cNvPicPr/>
                   </pic:nvPicPr>
                   <pic:blipFill>
-                    <a:blip r:embed="rId12">
+                    <a:blip r:embed="rId9">
                       <a:extLst>
                         <a:ext uri="{96DAC541-7B7A-43D3-8B79-37D633B846F1}">
-                          <asvg:svgBlip xmlns:asvg="http://schemas.microsoft.com/office/drawing/2016/SVG/main" r:embed="rId13"/>
+                          <asvg:svgBlip xmlns:asvg="http://schemas.microsoft.com/office/drawing/2016/SVG/main" r:embed="rId10"/>
                         </a:ext>
                       </a:extLst>
                     </a:blip>
@@ -6235,10 +5145,10 @@
                     <pic:cNvPicPr/>
                   </pic:nvPicPr>
                   <pic:blipFill>
-                    <a:blip r:embed="rId14">
+                    <a:blip r:embed="rId11">
                       <a:extLst>
                         <a:ext uri="{96DAC541-7B7A-43D3-8B79-37D633B846F1}">
-                          <asvg:svgBlip xmlns:asvg="http://schemas.microsoft.com/office/drawing/2016/SVG/main" r:embed="rId15"/>
+                          <asvg:svgBlip xmlns:asvg="http://schemas.microsoft.com/office/drawing/2016/SVG/main" r:embed="rId12"/>
                         </a:ext>
                       </a:extLst>
                     </a:blip>
@@ -6323,10 +5233,10 @@
                     <pic:cNvPicPr/>
                   </pic:nvPicPr>
                   <pic:blipFill>
-                    <a:blip r:embed="rId16">
+                    <a:blip r:embed="rId13">
                       <a:extLst>
                         <a:ext uri="{96DAC541-7B7A-43D3-8B79-37D633B846F1}">
-                          <asvg:svgBlip xmlns:asvg="http://schemas.microsoft.com/office/drawing/2016/SVG/main" r:embed="rId17"/>
+                          <asvg:svgBlip xmlns:asvg="http://schemas.microsoft.com/office/drawing/2016/SVG/main" r:embed="rId14"/>
                         </a:ext>
                       </a:extLst>
                     </a:blip>
@@ -6405,10 +5315,10 @@
                     <pic:cNvPicPr/>
                   </pic:nvPicPr>
                   <pic:blipFill>
-                    <a:blip r:embed="rId18">
+                    <a:blip r:embed="rId15">
                       <a:extLst>
                         <a:ext uri="{96DAC541-7B7A-43D3-8B79-37D633B846F1}">
-                          <asvg:svgBlip xmlns:asvg="http://schemas.microsoft.com/office/drawing/2016/SVG/main" r:embed="rId19"/>
+                          <asvg:svgBlip xmlns:asvg="http://schemas.microsoft.com/office/drawing/2016/SVG/main" r:embed="rId16"/>
                         </a:ext>
                       </a:extLst>
                     </a:blip>
@@ -6494,10 +5404,10 @@
                     <pic:cNvPicPr/>
                   </pic:nvPicPr>
                   <pic:blipFill>
-                    <a:blip r:embed="rId20">
+                    <a:blip r:embed="rId17">
                       <a:extLst>
                         <a:ext uri="{96DAC541-7B7A-43D3-8B79-37D633B846F1}">
-                          <asvg:svgBlip xmlns:asvg="http://schemas.microsoft.com/office/drawing/2016/SVG/main" r:embed="rId21"/>
+                          <asvg:svgBlip xmlns:asvg="http://schemas.microsoft.com/office/drawing/2016/SVG/main" r:embed="rId18"/>
                         </a:ext>
                       </a:extLst>
                     </a:blip>
@@ -6580,10 +5490,10 @@
                     <pic:cNvPicPr/>
                   </pic:nvPicPr>
                   <pic:blipFill>
-                    <a:blip r:embed="rId22">
+                    <a:blip r:embed="rId19">
                       <a:extLst>
                         <a:ext uri="{96DAC541-7B7A-43D3-8B79-37D633B846F1}">
-                          <asvg:svgBlip xmlns:asvg="http://schemas.microsoft.com/office/drawing/2016/SVG/main" r:embed="rId23"/>
+                          <asvg:svgBlip xmlns:asvg="http://schemas.microsoft.com/office/drawing/2016/SVG/main" r:embed="rId20"/>
                         </a:ext>
                       </a:extLst>
                     </a:blip>
@@ -6641,10 +5551,10 @@
                     <pic:cNvPicPr/>
                   </pic:nvPicPr>
                   <pic:blipFill>
-                    <a:blip r:embed="rId24">
+                    <a:blip r:embed="rId21">
                       <a:extLst>
                         <a:ext uri="{96DAC541-7B7A-43D3-8B79-37D633B846F1}">
-                          <asvg:svgBlip xmlns:asvg="http://schemas.microsoft.com/office/drawing/2016/SVG/main" r:embed="rId25"/>
+                          <asvg:svgBlip xmlns:asvg="http://schemas.microsoft.com/office/drawing/2016/SVG/main" r:embed="rId22"/>
                         </a:ext>
                       </a:extLst>
                     </a:blip>
@@ -6709,10 +5619,10 @@
                     <pic:cNvPicPr/>
                   </pic:nvPicPr>
                   <pic:blipFill>
-                    <a:blip r:embed="rId26">
+                    <a:blip r:embed="rId23">
                       <a:extLst>
                         <a:ext uri="{96DAC541-7B7A-43D3-8B79-37D633B846F1}">
-                          <asvg:svgBlip xmlns:asvg="http://schemas.microsoft.com/office/drawing/2016/SVG/main" r:embed="rId27"/>
+                          <asvg:svgBlip xmlns:asvg="http://schemas.microsoft.com/office/drawing/2016/SVG/main" r:embed="rId24"/>
                         </a:ext>
                       </a:extLst>
                     </a:blip>
@@ -6759,9 +5669,9 @@
       </w:pPr>
     </w:p>
     <w:sectPr>
-      <w:footerReference w:type="default" r:id="rId28"/>
+      <w:footerReference w:type="default" r:id="rId25"/>
       <w:pgSz w:w="11906" w:h="16838"/>
-      <w:pgMar w:top="1134" w:right="567" w:bottom="1134" w:left="1701" w:header="709" w:footer="709" w:gutter="0"/>
+      <w:pgMar w:top="1134" w:right="851" w:bottom="1134" w:left="1701" w:header="709" w:footer="709" w:gutter="0"/>
       <w:cols w:space="708"/>
       <w:titlePg/>
       <w:docGrid w:linePitch="360"/>
@@ -10786,7 +9696,7 @@
   <w:abstractNum w:abstractNumId="39" w15:restartNumberingAfterBreak="0">
     <w:nsid w:val="706941DB"/>
     <w:multiLevelType w:val="hybridMultilevel"/>
-    <w:tmpl w:val="500E96A4"/>
+    <w:tmpl w:val="23CCA142"/>
     <w:lvl w:ilvl="0" w:tplc="0B762A4E">
       <w:start w:val="1"/>
       <w:numFmt w:val="bullet"/>

--- a/ИТ_практикум_6301_1.docx
+++ b/ИТ_практикум_6301_1.docx
@@ -4960,716 +4960,9 @@
           <w:lang w:eastAsia="ru-RU"/>
         </w:rPr>
       </w:pPr>
-      <w:r>
-        <w:rPr>
-          <w:rFonts w:eastAsia="Times New Roman" w:cs="Times New Roman"/>
-          <w:sz w:val="28"/>
-          <w:szCs w:val="28"/>
-          <w:lang w:eastAsia="ru-RU"/>
-        </w:rPr>
-        <w:br w:type="page"/>
-      </w:r>
-    </w:p>
-    <w:p>
-      <w:pPr>
-        <w:pStyle w:val="aff6"/>
-        <w:spacing w:after="0"/>
-      </w:pPr>
-      <w:bookmarkStart w:id="5" w:name="_Toc12290891"/>
-      <w:bookmarkStart w:id="6" w:name="_Toc230456666"/>
-      <w:r>
-        <w:lastRenderedPageBreak/>
-        <w:t>П</w:t>
-      </w:r>
-      <w:r>
-        <w:t>риложение А</w:t>
-      </w:r>
-      <w:bookmarkEnd w:id="5"/>
-      <w:bookmarkEnd w:id="6"/>
-    </w:p>
-    <w:p>
-      <w:pPr>
-        <w:jc w:val="center"/>
-      </w:pPr>
-      <w:r>
-        <w:t>Веб-приложение для удалённой записи в медицинское учреждение на примере работы самарского областного клинического диспансера</w:t>
-      </w:r>
-    </w:p>
-    <w:p>
-      <w:pPr>
-        <w:pStyle w:val="aff"/>
-        <w:ind w:firstLine="0"/>
-        <w:jc w:val="center"/>
-      </w:pPr>
-      <w:r>
-        <w:rPr>
-          <w:noProof/>
-        </w:rPr>
-        <w:drawing>
-          <wp:inline distT="0" distB="0" distL="0" distR="0" wp14:anchorId="299A3B6F" wp14:editId="57CFF48A">
-            <wp:extent cx="4800600" cy="3570316"/>
-            <wp:effectExtent l="0" t="0" r="0" b="0"/>
-            <wp:docPr id="1196901601" name="Рисунок 1"/>
-            <wp:cNvGraphicFramePr>
-              <a:graphicFrameLocks xmlns:a="http://schemas.openxmlformats.org/drawingml/2006/main" noChangeAspect="1"/>
-            </wp:cNvGraphicFramePr>
-            <a:graphic xmlns:a="http://schemas.openxmlformats.org/drawingml/2006/main">
-              <a:graphicData uri="http://schemas.openxmlformats.org/drawingml/2006/picture">
-                <pic:pic xmlns:pic="http://schemas.openxmlformats.org/drawingml/2006/picture">
-                  <pic:nvPicPr>
-                    <pic:cNvPr id="1196901601" name=""/>
-                    <pic:cNvPicPr/>
-                  </pic:nvPicPr>
-                  <pic:blipFill>
-                    <a:blip r:embed="rId8"/>
-                    <a:stretch>
-                      <a:fillRect/>
-                    </a:stretch>
-                  </pic:blipFill>
-                  <pic:spPr>
-                    <a:xfrm>
-                      <a:off x="0" y="0"/>
-                      <a:ext cx="4818794" cy="3583847"/>
-                    </a:xfrm>
-                    <a:prstGeom prst="rect">
-                      <a:avLst/>
-                    </a:prstGeom>
-                  </pic:spPr>
-                </pic:pic>
-              </a:graphicData>
-            </a:graphic>
-          </wp:inline>
-        </w:drawing>
-      </w:r>
-    </w:p>
-    <w:p>
-      <w:pPr>
-        <w:jc w:val="center"/>
-      </w:pPr>
-      <w:r>
-        <w:t xml:space="preserve">Рисунок А.1 — Титульный слайд </w:t>
-      </w:r>
-    </w:p>
-    <w:p>
-      <w:pPr>
-        <w:ind w:firstLine="0"/>
-        <w:jc w:val="center"/>
-      </w:pPr>
-      <w:r>
-        <w:rPr>
-          <w:noProof/>
-        </w:rPr>
-        <w:drawing>
-          <wp:inline distT="0" distB="0" distL="0" distR="0" wp14:anchorId="2300C2BF" wp14:editId="618FD159">
-            <wp:extent cx="5008534" cy="3756660"/>
-            <wp:effectExtent l="0" t="0" r="1905" b="0"/>
-            <wp:docPr id="1192104398" name="Рисунок 1"/>
-            <wp:cNvGraphicFramePr>
-              <a:graphicFrameLocks xmlns:a="http://schemas.openxmlformats.org/drawingml/2006/main" noChangeAspect="1"/>
-            </wp:cNvGraphicFramePr>
-            <a:graphic xmlns:a="http://schemas.openxmlformats.org/drawingml/2006/main">
-              <a:graphicData uri="http://schemas.openxmlformats.org/drawingml/2006/picture">
-                <pic:pic xmlns:pic="http://schemas.openxmlformats.org/drawingml/2006/picture">
-                  <pic:nvPicPr>
-                    <pic:cNvPr id="1192104398" name=""/>
-                    <pic:cNvPicPr/>
-                  </pic:nvPicPr>
-                  <pic:blipFill>
-                    <a:blip r:embed="rId9">
-                      <a:extLst>
-                        <a:ext uri="{96DAC541-7B7A-43D3-8B79-37D633B846F1}">
-                          <asvg:svgBlip xmlns:asvg="http://schemas.microsoft.com/office/drawing/2016/SVG/main" r:embed="rId10"/>
-                        </a:ext>
-                      </a:extLst>
-                    </a:blip>
-                    <a:stretch>
-                      <a:fillRect/>
-                    </a:stretch>
-                  </pic:blipFill>
-                  <pic:spPr>
-                    <a:xfrm>
-                      <a:off x="0" y="0"/>
-                      <a:ext cx="5016798" cy="3762859"/>
-                    </a:xfrm>
-                    <a:prstGeom prst="rect">
-                      <a:avLst/>
-                    </a:prstGeom>
-                  </pic:spPr>
-                </pic:pic>
-              </a:graphicData>
-            </a:graphic>
-          </wp:inline>
-        </w:drawing>
-      </w:r>
-    </w:p>
-    <w:p>
-      <w:pPr>
-        <w:ind w:firstLine="0"/>
-        <w:jc w:val="center"/>
-      </w:pPr>
-      <w:r>
-        <w:t xml:space="preserve">Рисунок А.2 — Описание и анализ предметной области  </w:t>
-      </w:r>
-    </w:p>
-    <w:p>
-      <w:pPr>
-        <w:jc w:val="center"/>
-      </w:pPr>
-    </w:p>
-    <w:p>
-      <w:pPr>
-        <w:ind w:firstLine="0"/>
-        <w:jc w:val="center"/>
-        <w:rPr>
-          <w:noProof/>
-        </w:rPr>
-      </w:pPr>
-      <w:r>
-        <w:rPr>
-          <w:noProof/>
-        </w:rPr>
-        <w:lastRenderedPageBreak/>
-        <w:drawing>
-          <wp:inline distT="0" distB="0" distL="0" distR="0" wp14:anchorId="3FC10229" wp14:editId="7A160D63">
-            <wp:extent cx="5150763" cy="3863340"/>
-            <wp:effectExtent l="0" t="0" r="0" b="3810"/>
-            <wp:docPr id="1563565473" name="Рисунок 1"/>
-            <wp:cNvGraphicFramePr>
-              <a:graphicFrameLocks xmlns:a="http://schemas.openxmlformats.org/drawingml/2006/main" noChangeAspect="1"/>
-            </wp:cNvGraphicFramePr>
-            <a:graphic xmlns:a="http://schemas.openxmlformats.org/drawingml/2006/main">
-              <a:graphicData uri="http://schemas.openxmlformats.org/drawingml/2006/picture">
-                <pic:pic xmlns:pic="http://schemas.openxmlformats.org/drawingml/2006/picture">
-                  <pic:nvPicPr>
-                    <pic:cNvPr id="1563565473" name=""/>
-                    <pic:cNvPicPr/>
-                  </pic:nvPicPr>
-                  <pic:blipFill>
-                    <a:blip r:embed="rId11">
-                      <a:extLst>
-                        <a:ext uri="{96DAC541-7B7A-43D3-8B79-37D633B846F1}">
-                          <asvg:svgBlip xmlns:asvg="http://schemas.microsoft.com/office/drawing/2016/SVG/main" r:embed="rId12"/>
-                        </a:ext>
-                      </a:extLst>
-                    </a:blip>
-                    <a:stretch>
-                      <a:fillRect/>
-                    </a:stretch>
-                  </pic:blipFill>
-                  <pic:spPr>
-                    <a:xfrm>
-                      <a:off x="0" y="0"/>
-                      <a:ext cx="5158144" cy="3868876"/>
-                    </a:xfrm>
-                    <a:prstGeom prst="rect">
-                      <a:avLst/>
-                    </a:prstGeom>
-                  </pic:spPr>
-                </pic:pic>
-              </a:graphicData>
-            </a:graphic>
-          </wp:inline>
-        </w:drawing>
-      </w:r>
-      <w:r>
-        <w:rPr>
-          <w:noProof/>
-        </w:rPr>
-        <w:t xml:space="preserve"> </w:t>
-      </w:r>
-    </w:p>
-    <w:p>
-      <w:pPr>
-        <w:ind w:firstLine="0"/>
-        <w:jc w:val="center"/>
-      </w:pPr>
-      <w:r>
-        <w:t xml:space="preserve">Рисунок А.3 — </w:t>
-      </w:r>
-      <w:r>
-        <w:t>О</w:t>
-      </w:r>
-      <w:r>
-        <w:t>бзор систем</w:t>
-      </w:r>
-      <w:r>
-        <w:t>ы</w:t>
-      </w:r>
-      <w:r>
-        <w:t>-аналог</w:t>
-      </w:r>
-      <w:r>
-        <w:t xml:space="preserve">а </w:t>
-      </w:r>
-      <w:r>
-        <w:t>ЕМИС</w:t>
-      </w:r>
-    </w:p>
-    <w:p>
-      <w:pPr>
-        <w:ind w:firstLine="0"/>
-        <w:jc w:val="center"/>
-        <w:rPr>
-          <w:noProof/>
-        </w:rPr>
-      </w:pPr>
-      <w:r>
-        <w:rPr>
-          <w:noProof/>
-        </w:rPr>
-        <w:drawing>
-          <wp:inline distT="0" distB="0" distL="0" distR="0" wp14:anchorId="6D1BD4E0" wp14:editId="08975F24">
-            <wp:extent cx="4951730" cy="3714055"/>
-            <wp:effectExtent l="0" t="0" r="1270" b="1270"/>
-            <wp:docPr id="420715278" name="Рисунок 1"/>
-            <wp:cNvGraphicFramePr>
-              <a:graphicFrameLocks xmlns:a="http://schemas.openxmlformats.org/drawingml/2006/main" noChangeAspect="1"/>
-            </wp:cNvGraphicFramePr>
-            <a:graphic xmlns:a="http://schemas.openxmlformats.org/drawingml/2006/main">
-              <a:graphicData uri="http://schemas.openxmlformats.org/drawingml/2006/picture">
-                <pic:pic xmlns:pic="http://schemas.openxmlformats.org/drawingml/2006/picture">
-                  <pic:nvPicPr>
-                    <pic:cNvPr id="420715278" name=""/>
-                    <pic:cNvPicPr/>
-                  </pic:nvPicPr>
-                  <pic:blipFill>
-                    <a:blip r:embed="rId13">
-                      <a:extLst>
-                        <a:ext uri="{96DAC541-7B7A-43D3-8B79-37D633B846F1}">
-                          <asvg:svgBlip xmlns:asvg="http://schemas.microsoft.com/office/drawing/2016/SVG/main" r:embed="rId14"/>
-                        </a:ext>
-                      </a:extLst>
-                    </a:blip>
-                    <a:stretch>
-                      <a:fillRect/>
-                    </a:stretch>
-                  </pic:blipFill>
-                  <pic:spPr>
-                    <a:xfrm>
-                      <a:off x="0" y="0"/>
-                      <a:ext cx="4963131" cy="3722606"/>
-                    </a:xfrm>
-                    <a:prstGeom prst="rect">
-                      <a:avLst/>
-                    </a:prstGeom>
-                  </pic:spPr>
-                </pic:pic>
-              </a:graphicData>
-            </a:graphic>
-          </wp:inline>
-        </w:drawing>
-      </w:r>
-    </w:p>
-    <w:p>
-      <w:pPr>
-        <w:ind w:firstLine="0"/>
-        <w:jc w:val="center"/>
-      </w:pPr>
-      <w:r>
-        <w:t>Рисунок А.4 — О</w:t>
-      </w:r>
-      <w:r>
-        <w:t>бзор систем</w:t>
-      </w:r>
-      <w:r>
-        <w:t>ы</w:t>
-      </w:r>
-      <w:r>
-        <w:t>-аналог</w:t>
-      </w:r>
-      <w:r>
-        <w:t xml:space="preserve">а «Служба здоровья Самарской области» </w:t>
-      </w:r>
-    </w:p>
-    <w:p>
-      <w:pPr>
-        <w:jc w:val="center"/>
-        <w:rPr>
-          <w:noProof/>
-        </w:rPr>
-      </w:pPr>
-    </w:p>
-    <w:p>
-      <w:pPr>
-        <w:ind w:firstLine="0"/>
-        <w:jc w:val="center"/>
-      </w:pPr>
-      <w:r>
-        <w:rPr>
-          <w:noProof/>
-        </w:rPr>
-        <w:lastRenderedPageBreak/>
-        <w:drawing>
-          <wp:inline distT="0" distB="0" distL="0" distR="0" wp14:anchorId="5BEDA1D1" wp14:editId="18F2513B">
-            <wp:extent cx="5130444" cy="3848100"/>
-            <wp:effectExtent l="0" t="0" r="0" b="0"/>
-            <wp:docPr id="1926137482" name="Рисунок 1"/>
-            <wp:cNvGraphicFramePr>
-              <a:graphicFrameLocks xmlns:a="http://schemas.openxmlformats.org/drawingml/2006/main" noChangeAspect="1"/>
-            </wp:cNvGraphicFramePr>
-            <a:graphic xmlns:a="http://schemas.openxmlformats.org/drawingml/2006/main">
-              <a:graphicData uri="http://schemas.openxmlformats.org/drawingml/2006/picture">
-                <pic:pic xmlns:pic="http://schemas.openxmlformats.org/drawingml/2006/picture">
-                  <pic:nvPicPr>
-                    <pic:cNvPr id="1926137482" name=""/>
-                    <pic:cNvPicPr/>
-                  </pic:nvPicPr>
-                  <pic:blipFill>
-                    <a:blip r:embed="rId15">
-                      <a:extLst>
-                        <a:ext uri="{96DAC541-7B7A-43D3-8B79-37D633B846F1}">
-                          <asvg:svgBlip xmlns:asvg="http://schemas.microsoft.com/office/drawing/2016/SVG/main" r:embed="rId16"/>
-                        </a:ext>
-                      </a:extLst>
-                    </a:blip>
-                    <a:stretch>
-                      <a:fillRect/>
-                    </a:stretch>
-                  </pic:blipFill>
-                  <pic:spPr>
-                    <a:xfrm>
-                      <a:off x="0" y="0"/>
-                      <a:ext cx="5137211" cy="3853176"/>
-                    </a:xfrm>
-                    <a:prstGeom prst="rect">
-                      <a:avLst/>
-                    </a:prstGeom>
-                  </pic:spPr>
-                </pic:pic>
-              </a:graphicData>
-            </a:graphic>
-          </wp:inline>
-        </w:drawing>
-      </w:r>
-    </w:p>
-    <w:p>
-      <w:pPr>
-        <w:ind w:firstLine="0"/>
-        <w:jc w:val="center"/>
-      </w:pPr>
-      <w:r>
-        <w:t>Рисунок А.5 — О</w:t>
-      </w:r>
-      <w:r>
-        <w:t>бзор систем</w:t>
-      </w:r>
-      <w:r>
-        <w:t>ы</w:t>
-      </w:r>
-      <w:r>
-        <w:t>-аналог</w:t>
-      </w:r>
-      <w:r>
-        <w:t>а «</w:t>
-      </w:r>
-      <w:r>
-        <w:rPr>
-          <w:lang w:val="en-GB"/>
-        </w:rPr>
-        <w:t>DocDoc</w:t>
-      </w:r>
-      <w:r>
-        <w:t>»</w:t>
-      </w:r>
-      <w:r>
-        <w:t xml:space="preserve"> </w:t>
-      </w:r>
-    </w:p>
-    <w:p>
-      <w:pPr>
-        <w:ind w:firstLine="0"/>
-        <w:jc w:val="center"/>
-        <w:rPr>
-          <w:noProof/>
-          <w:lang w:val="en-GB"/>
-        </w:rPr>
-      </w:pPr>
-      <w:r>
-        <w:rPr>
-          <w:noProof/>
-        </w:rPr>
-        <w:drawing>
-          <wp:inline distT="0" distB="0" distL="0" distR="0" wp14:anchorId="238B9766" wp14:editId="2516E9E8">
-            <wp:extent cx="4411980" cy="3309214"/>
-            <wp:effectExtent l="0" t="0" r="7620" b="5715"/>
-            <wp:docPr id="1234823899" name="Рисунок 1"/>
-            <wp:cNvGraphicFramePr>
-              <a:graphicFrameLocks xmlns:a="http://schemas.openxmlformats.org/drawingml/2006/main" noChangeAspect="1"/>
-            </wp:cNvGraphicFramePr>
-            <a:graphic xmlns:a="http://schemas.openxmlformats.org/drawingml/2006/main">
-              <a:graphicData uri="http://schemas.openxmlformats.org/drawingml/2006/picture">
-                <pic:pic xmlns:pic="http://schemas.openxmlformats.org/drawingml/2006/picture">
-                  <pic:nvPicPr>
-                    <pic:cNvPr id="1234823899" name=""/>
-                    <pic:cNvPicPr/>
-                  </pic:nvPicPr>
-                  <pic:blipFill>
-                    <a:blip r:embed="rId17">
-                      <a:extLst>
-                        <a:ext uri="{96DAC541-7B7A-43D3-8B79-37D633B846F1}">
-                          <asvg:svgBlip xmlns:asvg="http://schemas.microsoft.com/office/drawing/2016/SVG/main" r:embed="rId18"/>
-                        </a:ext>
-                      </a:extLst>
-                    </a:blip>
-                    <a:stretch>
-                      <a:fillRect/>
-                    </a:stretch>
-                  </pic:blipFill>
-                  <pic:spPr>
-                    <a:xfrm>
-                      <a:off x="0" y="0"/>
-                      <a:ext cx="4415809" cy="3312086"/>
-                    </a:xfrm>
-                    <a:prstGeom prst="rect">
-                      <a:avLst/>
-                    </a:prstGeom>
-                  </pic:spPr>
-                </pic:pic>
-              </a:graphicData>
-            </a:graphic>
-          </wp:inline>
-        </w:drawing>
-      </w:r>
-      <w:r>
-        <w:rPr>
-          <w:noProof/>
-        </w:rPr>
-        <w:t xml:space="preserve"> </w:t>
-      </w:r>
-    </w:p>
-    <w:p>
-      <w:pPr>
-        <w:ind w:firstLine="0"/>
-        <w:jc w:val="center"/>
-      </w:pPr>
-      <w:r>
-        <w:t>Рисунок А.</w:t>
-      </w:r>
-      <w:r>
-        <w:t>6</w:t>
-      </w:r>
-      <w:r>
-        <w:t xml:space="preserve"> — Постановка задачи </w:t>
-      </w:r>
-    </w:p>
-    <w:p>
-      <w:pPr>
-        <w:ind w:firstLine="0"/>
-        <w:jc w:val="center"/>
-        <w:rPr>
-          <w:noProof/>
-        </w:rPr>
-      </w:pPr>
-    </w:p>
-    <w:p>
-      <w:pPr>
-        <w:ind w:firstLine="0"/>
-        <w:jc w:val="center"/>
-        <w:rPr>
-          <w:noProof/>
-        </w:rPr>
-      </w:pPr>
-      <w:r>
-        <w:rPr>
-          <w:noProof/>
-        </w:rPr>
-        <w:lastRenderedPageBreak/>
-        <w:drawing>
-          <wp:inline distT="0" distB="0" distL="0" distR="0" wp14:anchorId="1EE30D8E" wp14:editId="541944ED">
-            <wp:extent cx="4718147" cy="3538855"/>
-            <wp:effectExtent l="0" t="0" r="6350" b="4445"/>
-            <wp:docPr id="1630127005" name="Рисунок 1"/>
-            <wp:cNvGraphicFramePr>
-              <a:graphicFrameLocks xmlns:a="http://schemas.openxmlformats.org/drawingml/2006/main" noChangeAspect="1"/>
-            </wp:cNvGraphicFramePr>
-            <a:graphic xmlns:a="http://schemas.openxmlformats.org/drawingml/2006/main">
-              <a:graphicData uri="http://schemas.openxmlformats.org/drawingml/2006/picture">
-                <pic:pic xmlns:pic="http://schemas.openxmlformats.org/drawingml/2006/picture">
-                  <pic:nvPicPr>
-                    <pic:cNvPr id="1630127005" name=""/>
-                    <pic:cNvPicPr/>
-                  </pic:nvPicPr>
-                  <pic:blipFill>
-                    <a:blip r:embed="rId19">
-                      <a:extLst>
-                        <a:ext uri="{96DAC541-7B7A-43D3-8B79-37D633B846F1}">
-                          <asvg:svgBlip xmlns:asvg="http://schemas.microsoft.com/office/drawing/2016/SVG/main" r:embed="rId20"/>
-                        </a:ext>
-                      </a:extLst>
-                    </a:blip>
-                    <a:stretch>
-                      <a:fillRect/>
-                    </a:stretch>
-                  </pic:blipFill>
-                  <pic:spPr>
-                    <a:xfrm>
-                      <a:off x="0" y="0"/>
-                      <a:ext cx="4719049" cy="3539532"/>
-                    </a:xfrm>
-                    <a:prstGeom prst="rect">
-                      <a:avLst/>
-                    </a:prstGeom>
-                  </pic:spPr>
-                </pic:pic>
-              </a:graphicData>
-            </a:graphic>
-          </wp:inline>
-        </w:drawing>
-      </w:r>
-    </w:p>
-    <w:p>
-      <w:pPr>
-        <w:ind w:firstLine="0"/>
-        <w:jc w:val="center"/>
-      </w:pPr>
-      <w:r>
-        <w:t>Рисунок А.7 — Функции веб-приложения</w:t>
-      </w:r>
-    </w:p>
-    <w:p>
-      <w:pPr>
-        <w:ind w:firstLine="0"/>
-        <w:jc w:val="center"/>
-      </w:pPr>
-      <w:r>
-        <w:rPr>
-          <w:noProof/>
-        </w:rPr>
-        <w:drawing>
-          <wp:inline distT="0" distB="0" distL="0" distR="0" wp14:anchorId="3FD18A3D" wp14:editId="075AB4D6">
-            <wp:extent cx="4768943" cy="3576955"/>
-            <wp:effectExtent l="0" t="0" r="0" b="4445"/>
-            <wp:docPr id="1814375149" name="Рисунок 1"/>
-            <wp:cNvGraphicFramePr>
-              <a:graphicFrameLocks xmlns:a="http://schemas.openxmlformats.org/drawingml/2006/main" noChangeAspect="1"/>
-            </wp:cNvGraphicFramePr>
-            <a:graphic xmlns:a="http://schemas.openxmlformats.org/drawingml/2006/main">
-              <a:graphicData uri="http://schemas.openxmlformats.org/drawingml/2006/picture">
-                <pic:pic xmlns:pic="http://schemas.openxmlformats.org/drawingml/2006/picture">
-                  <pic:nvPicPr>
-                    <pic:cNvPr id="1814375149" name=""/>
-                    <pic:cNvPicPr/>
-                  </pic:nvPicPr>
-                  <pic:blipFill>
-                    <a:blip r:embed="rId21">
-                      <a:extLst>
-                        <a:ext uri="{96DAC541-7B7A-43D3-8B79-37D633B846F1}">
-                          <asvg:svgBlip xmlns:asvg="http://schemas.microsoft.com/office/drawing/2016/SVG/main" r:embed="rId22"/>
-                        </a:ext>
-                      </a:extLst>
-                    </a:blip>
-                    <a:stretch>
-                      <a:fillRect/>
-                    </a:stretch>
-                  </pic:blipFill>
-                  <pic:spPr>
-                    <a:xfrm>
-                      <a:off x="0" y="0"/>
-                      <a:ext cx="4771300" cy="3578723"/>
-                    </a:xfrm>
-                    <a:prstGeom prst="rect">
-                      <a:avLst/>
-                    </a:prstGeom>
-                  </pic:spPr>
-                </pic:pic>
-              </a:graphicData>
-            </a:graphic>
-          </wp:inline>
-        </w:drawing>
-      </w:r>
-    </w:p>
-    <w:p>
-      <w:pPr>
-        <w:ind w:firstLine="0"/>
-        <w:jc w:val="center"/>
-      </w:pPr>
-      <w:r>
-        <w:t xml:space="preserve">Рисунок А.8 — Проектирование системы </w:t>
-      </w:r>
-    </w:p>
-    <w:p>
-      <w:pPr>
-        <w:ind w:firstLine="0"/>
-        <w:jc w:val="center"/>
-      </w:pPr>
-    </w:p>
-    <w:p>
-      <w:pPr>
-        <w:ind w:firstLine="0"/>
-        <w:jc w:val="center"/>
-      </w:pPr>
-      <w:r>
-        <w:rPr>
-          <w:noProof/>
-        </w:rPr>
-        <w:lastRenderedPageBreak/>
-        <w:drawing>
-          <wp:inline distT="0" distB="0" distL="0" distR="0" wp14:anchorId="0F533A91" wp14:editId="7697B33E">
-            <wp:extent cx="4403209" cy="3302635"/>
-            <wp:effectExtent l="0" t="0" r="0" b="0"/>
-            <wp:docPr id="1426873018" name="Рисунок 1"/>
-            <wp:cNvGraphicFramePr>
-              <a:graphicFrameLocks xmlns:a="http://schemas.openxmlformats.org/drawingml/2006/main" noChangeAspect="1"/>
-            </wp:cNvGraphicFramePr>
-            <a:graphic xmlns:a="http://schemas.openxmlformats.org/drawingml/2006/main">
-              <a:graphicData uri="http://schemas.openxmlformats.org/drawingml/2006/picture">
-                <pic:pic xmlns:pic="http://schemas.openxmlformats.org/drawingml/2006/picture">
-                  <pic:nvPicPr>
-                    <pic:cNvPr id="1426873018" name=""/>
-                    <pic:cNvPicPr/>
-                  </pic:nvPicPr>
-                  <pic:blipFill>
-                    <a:blip r:embed="rId23">
-                      <a:extLst>
-                        <a:ext uri="{96DAC541-7B7A-43D3-8B79-37D633B846F1}">
-                          <asvg:svgBlip xmlns:asvg="http://schemas.microsoft.com/office/drawing/2016/SVG/main" r:embed="rId24"/>
-                        </a:ext>
-                      </a:extLst>
-                    </a:blip>
-                    <a:stretch>
-                      <a:fillRect/>
-                    </a:stretch>
-                  </pic:blipFill>
-                  <pic:spPr>
-                    <a:xfrm>
-                      <a:off x="0" y="0"/>
-                      <a:ext cx="4403908" cy="3303159"/>
-                    </a:xfrm>
-                    <a:prstGeom prst="rect">
-                      <a:avLst/>
-                    </a:prstGeom>
-                  </pic:spPr>
-                </pic:pic>
-              </a:graphicData>
-            </a:graphic>
-          </wp:inline>
-        </w:drawing>
-      </w:r>
-    </w:p>
-    <w:p>
-      <w:pPr>
-        <w:ind w:firstLine="0"/>
-        <w:jc w:val="center"/>
-      </w:pPr>
-      <w:r>
-        <w:t>Рисунок А.</w:t>
-      </w:r>
-      <w:r>
-        <w:t>9</w:t>
-      </w:r>
-      <w:r>
-        <w:t xml:space="preserve"> — Заключение </w:t>
-      </w:r>
-    </w:p>
-    <w:p>
-      <w:pPr>
-        <w:pStyle w:val="aff"/>
-        <w:ind w:firstLine="0"/>
-        <w:jc w:val="center"/>
-      </w:pPr>
     </w:p>
     <w:sectPr>
-      <w:footerReference w:type="default" r:id="rId25"/>
+      <w:footerReference w:type="default" r:id="rId8"/>
       <w:pgSz w:w="11906" w:h="16838"/>
       <w:pgMar w:top="1134" w:right="851" w:bottom="1134" w:left="1701" w:header="709" w:footer="709" w:gutter="0"/>
       <w:cols w:space="708"/>
@@ -5718,6 +5011,7 @@
         <w:docPartUnique/>
       </w:docPartObj>
     </w:sdtPr>
+    <w:sdtEndPr/>
     <w:sdtContent>
       <w:p>
         <w:pPr>
